--- a/Caso Web Analytics .docx
+++ b/Caso Web Analytics .docx
@@ -29,20 +29,17 @@
       <w:pPr>
         <w:rPr>
           <w:rFonts w:ascii="Times New Roman" w:hAnsi="Times New Roman" w:cs="Times New Roman"/>
-          <w:lang w:val="es-CO"/>
         </w:rPr>
       </w:pPr>
       <w:r>
         <w:rPr>
           <w:rFonts w:ascii="Times New Roman" w:hAnsi="Times New Roman" w:cs="Times New Roman"/>
-          <w:lang w:val="es-CO"/>
         </w:rPr>
         <w:t>Juan Esteban Daza, Mariana Hernán</w:t>
       </w:r>
       <w:r>
         <w:rPr>
           <w:rFonts w:ascii="Times New Roman" w:hAnsi="Times New Roman" w:cs="Times New Roman"/>
-          <w:lang w:val="es-CO"/>
         </w:rPr>
         <w:t>dez y Sofia Acuña</w:t>
       </w:r>
@@ -51,13 +48,12 @@
       <w:pPr>
         <w:rPr>
           <w:rFonts w:ascii="Times New Roman" w:hAnsi="Times New Roman" w:cs="Times New Roman"/>
-          <w:lang w:val="es-CO"/>
-        </w:rPr>
-      </w:pPr>
-    </w:p>
-    <w:p>
-      <w:pPr>
-        <w:pStyle w:val="ListParagraph"/>
+        </w:rPr>
+      </w:pPr>
+    </w:p>
+    <w:p>
+      <w:pPr>
+        <w:pStyle w:val="Prrafodelista"/>
         <w:numPr>
           <w:ilvl w:val="0"/>
           <w:numId w:val="1"/>
@@ -68,7 +64,6 @@
           <w:bCs/>
           <w:sz w:val="28"/>
           <w:szCs w:val="28"/>
-          <w:lang w:val="es-CO"/>
         </w:rPr>
       </w:pPr>
       <w:r>
@@ -78,7 +73,6 @@
           <w:bCs/>
           <w:sz w:val="28"/>
           <w:szCs w:val="28"/>
-          <w:lang w:val="es-CO"/>
         </w:rPr>
         <w:t xml:space="preserve">Resumen Ejecutivo </w:t>
       </w:r>
@@ -87,37 +81,33 @@
       <w:pPr>
         <w:rPr>
           <w:rFonts w:ascii="Times New Roman" w:hAnsi="Times New Roman" w:cs="Times New Roman"/>
-          <w:lang w:val="es-CO"/>
-        </w:rPr>
-      </w:pPr>
-    </w:p>
-    <w:p>
-      <w:pPr>
-        <w:rPr>
-          <w:rFonts w:ascii="Times New Roman" w:hAnsi="Times New Roman" w:cs="Times New Roman"/>
-          <w:lang w:val="es-CO"/>
-        </w:rPr>
-      </w:pPr>
-    </w:p>
-    <w:p>
-      <w:pPr>
-        <w:rPr>
-          <w:rFonts w:ascii="Times New Roman" w:hAnsi="Times New Roman" w:cs="Times New Roman"/>
-          <w:lang w:val="es-CO"/>
-        </w:rPr>
-      </w:pPr>
-    </w:p>
-    <w:p>
-      <w:pPr>
-        <w:rPr>
-          <w:rFonts w:ascii="Times New Roman" w:hAnsi="Times New Roman" w:cs="Times New Roman"/>
-          <w:lang w:val="es-CO"/>
-        </w:rPr>
-      </w:pPr>
-    </w:p>
-    <w:p>
-      <w:pPr>
-        <w:pStyle w:val="ListParagraph"/>
+        </w:rPr>
+      </w:pPr>
+    </w:p>
+    <w:p>
+      <w:pPr>
+        <w:rPr>
+          <w:rFonts w:ascii="Times New Roman" w:hAnsi="Times New Roman" w:cs="Times New Roman"/>
+        </w:rPr>
+      </w:pPr>
+    </w:p>
+    <w:p>
+      <w:pPr>
+        <w:rPr>
+          <w:rFonts w:ascii="Times New Roman" w:hAnsi="Times New Roman" w:cs="Times New Roman"/>
+        </w:rPr>
+      </w:pPr>
+    </w:p>
+    <w:p>
+      <w:pPr>
+        <w:rPr>
+          <w:rFonts w:ascii="Times New Roman" w:hAnsi="Times New Roman" w:cs="Times New Roman"/>
+        </w:rPr>
+      </w:pPr>
+    </w:p>
+    <w:p>
+      <w:pPr>
+        <w:pStyle w:val="Prrafodelista"/>
         <w:numPr>
           <w:ilvl w:val="0"/>
           <w:numId w:val="1"/>
@@ -128,7 +118,6 @@
           <w:bCs/>
           <w:sz w:val="28"/>
           <w:szCs w:val="28"/>
-          <w:lang w:val="es-CO"/>
         </w:rPr>
       </w:pPr>
       <w:r>
@@ -138,7 +127,6 @@
           <w:bCs/>
           <w:sz w:val="28"/>
           <w:szCs w:val="28"/>
-          <w:lang w:val="es-CO"/>
         </w:rPr>
         <w:t xml:space="preserve">Análisis datos </w:t>
       </w:r>
@@ -147,15 +135,1999 @@
       <w:pPr>
         <w:rPr>
           <w:rFonts w:ascii="Times New Roman" w:hAnsi="Times New Roman" w:cs="Times New Roman"/>
-          <w:lang w:val="es-CO"/>
-        </w:rPr>
-      </w:pPr>
-    </w:p>
-    <w:p>
-      <w:pPr>
-        <w:rPr>
-          <w:rFonts w:ascii="Times New Roman" w:hAnsi="Times New Roman" w:cs="Times New Roman"/>
-          <w:lang w:val="es-CO"/>
+        </w:rPr>
+      </w:pPr>
+    </w:p>
+    <w:p>
+      <w:pPr>
+        <w:rPr>
+          <w:rFonts w:ascii="Times New Roman" w:hAnsi="Times New Roman" w:cs="Times New Roman"/>
+        </w:rPr>
+      </w:pPr>
+    </w:p>
+    <w:p>
+      <w:pPr>
+        <w:rPr>
+          <w:rFonts w:ascii="Times New Roman" w:hAnsi="Times New Roman" w:cs="Times New Roman"/>
+        </w:rPr>
+      </w:pPr>
+    </w:p>
+    <w:p>
+      <w:pPr>
+        <w:rPr>
+          <w:rFonts w:ascii="Times New Roman" w:hAnsi="Times New Roman" w:cs="Times New Roman"/>
+        </w:rPr>
+      </w:pPr>
+    </w:p>
+    <w:p>
+      <w:pPr>
+        <w:rPr>
+          <w:rFonts w:ascii="Times New Roman" w:hAnsi="Times New Roman" w:cs="Times New Roman"/>
+        </w:rPr>
+      </w:pPr>
+    </w:p>
+    <w:p>
+      <w:pPr>
+        <w:rPr>
+          <w:rFonts w:ascii="Times New Roman" w:hAnsi="Times New Roman" w:cs="Times New Roman"/>
+        </w:rPr>
+      </w:pPr>
+    </w:p>
+    <w:p>
+      <w:pPr>
+        <w:rPr>
+          <w:rFonts w:ascii="Times New Roman" w:hAnsi="Times New Roman" w:cs="Times New Roman"/>
+        </w:rPr>
+      </w:pPr>
+    </w:p>
+    <w:p>
+      <w:pPr>
+        <w:rPr>
+          <w:rFonts w:ascii="Times New Roman" w:hAnsi="Times New Roman" w:cs="Times New Roman"/>
+        </w:rPr>
+      </w:pPr>
+    </w:p>
+    <w:p>
+      <w:pPr>
+        <w:rPr>
+          <w:rFonts w:ascii="Times New Roman" w:hAnsi="Times New Roman" w:cs="Times New Roman"/>
+        </w:rPr>
+      </w:pPr>
+    </w:p>
+    <w:p>
+      <w:pPr>
+        <w:rPr>
+          <w:rFonts w:ascii="Times New Roman" w:hAnsi="Times New Roman" w:cs="Times New Roman"/>
+        </w:rPr>
+      </w:pPr>
+    </w:p>
+    <w:p>
+      <w:pPr>
+        <w:rPr>
+          <w:rFonts w:ascii="Times New Roman" w:hAnsi="Times New Roman" w:cs="Times New Roman"/>
+        </w:rPr>
+      </w:pPr>
+    </w:p>
+    <w:p>
+      <w:pPr>
+        <w:rPr>
+          <w:rFonts w:ascii="Times New Roman" w:hAnsi="Times New Roman" w:cs="Times New Roman"/>
+        </w:rPr>
+      </w:pPr>
+    </w:p>
+    <w:p>
+      <w:pPr>
+        <w:rPr>
+          <w:rFonts w:ascii="Times New Roman" w:hAnsi="Times New Roman" w:cs="Times New Roman"/>
+        </w:rPr>
+      </w:pPr>
+    </w:p>
+    <w:p>
+      <w:pPr>
+        <w:rPr>
+          <w:rFonts w:ascii="Times New Roman" w:hAnsi="Times New Roman" w:cs="Times New Roman"/>
+        </w:rPr>
+      </w:pPr>
+    </w:p>
+    <w:p>
+      <w:pPr>
+        <w:rPr>
+          <w:rFonts w:ascii="Times New Roman" w:hAnsi="Times New Roman" w:cs="Times New Roman"/>
+        </w:rPr>
+      </w:pPr>
+    </w:p>
+    <w:p>
+      <w:pPr>
+        <w:rPr>
+          <w:rFonts w:ascii="Times New Roman" w:hAnsi="Times New Roman" w:cs="Times New Roman"/>
+        </w:rPr>
+      </w:pPr>
+    </w:p>
+    <w:p>
+      <w:pPr>
+        <w:rPr>
+          <w:rFonts w:ascii="Times New Roman" w:hAnsi="Times New Roman" w:cs="Times New Roman"/>
+        </w:rPr>
+      </w:pPr>
+    </w:p>
+    <w:p>
+      <w:pPr>
+        <w:pStyle w:val="Prrafodelista"/>
+        <w:numPr>
+          <w:ilvl w:val="0"/>
+          <w:numId w:val="2"/>
+        </w:numPr>
+        <w:rPr>
+          <w:rFonts w:ascii="Times New Roman" w:hAnsi="Times New Roman" w:cs="Times New Roman"/>
+          <w:b/>
+          <w:bCs/>
+        </w:rPr>
+      </w:pPr>
+      <w:r>
+        <w:rPr>
+          <w:rFonts w:ascii="Times New Roman" w:hAnsi="Times New Roman" w:cs="Times New Roman"/>
+          <w:b/>
+          <w:bCs/>
+        </w:rPr>
+        <w:lastRenderedPageBreak/>
+        <w:t>Gráficas</w:t>
+      </w:r>
+      <w:r>
+        <w:rPr>
+          <w:rFonts w:ascii="Times New Roman" w:hAnsi="Times New Roman" w:cs="Times New Roman"/>
+          <w:b/>
+          <w:bCs/>
+        </w:rPr>
+        <w:t xml:space="preserve"> </w:t>
+      </w:r>
+      <w:proofErr w:type="spellStart"/>
+      <w:r>
+        <w:rPr>
+          <w:rFonts w:ascii="Times New Roman" w:hAnsi="Times New Roman" w:cs="Times New Roman"/>
+          <w:b/>
+          <w:bCs/>
+        </w:rPr>
+        <w:t>Column</w:t>
+      </w:r>
+      <w:proofErr w:type="spellEnd"/>
+      <w:r>
+        <w:rPr>
+          <w:rFonts w:ascii="Times New Roman" w:hAnsi="Times New Roman" w:cs="Times New Roman"/>
+          <w:b/>
+          <w:bCs/>
+        </w:rPr>
+        <w:t xml:space="preserve"> Charts </w:t>
+      </w:r>
+    </w:p>
+    <w:p>
+      <w:pPr>
+        <w:ind w:left="360"/>
+        <w:rPr>
+          <w:rFonts w:ascii="Times New Roman" w:hAnsi="Times New Roman" w:cs="Times New Roman"/>
+        </w:rPr>
+      </w:pPr>
+      <w:r>
+        <w:rPr>
+          <w:rFonts w:ascii="Times New Roman" w:hAnsi="Times New Roman" w:cs="Times New Roman"/>
+          <w:noProof/>
+        </w:rPr>
+        <w:drawing>
+          <wp:inline distT="0" distB="0" distL="0" distR="0" wp14:anchorId="2299A339" wp14:editId="12154A32">
+            <wp:extent cx="5943600" cy="5943600"/>
+            <wp:effectExtent l="0" t="0" r="0" b="0"/>
+            <wp:docPr id="221474726" name="Imagen 1"/>
+            <wp:cNvGraphicFramePr>
+              <a:graphicFrameLocks xmlns:a="http://schemas.openxmlformats.org/drawingml/2006/main" noChangeAspect="1"/>
+            </wp:cNvGraphicFramePr>
+            <a:graphic xmlns:a="http://schemas.openxmlformats.org/drawingml/2006/main">
+              <a:graphicData uri="http://schemas.openxmlformats.org/drawingml/2006/picture">
+                <pic:pic xmlns:pic="http://schemas.openxmlformats.org/drawingml/2006/picture">
+                  <pic:nvPicPr>
+                    <pic:cNvPr id="221474726" name="Imagen 221474726"/>
+                    <pic:cNvPicPr/>
+                  </pic:nvPicPr>
+                  <pic:blipFill>
+                    <a:blip r:embed="rId7" cstate="print">
+                      <a:extLst>
+                        <a:ext uri="{28A0092B-C50C-407E-A947-70E740481C1C}">
+                          <a14:useLocalDpi xmlns:a14="http://schemas.microsoft.com/office/drawing/2010/main" val="0"/>
+                        </a:ext>
+                      </a:extLst>
+                    </a:blip>
+                    <a:stretch>
+                      <a:fillRect/>
+                    </a:stretch>
+                  </pic:blipFill>
+                  <pic:spPr>
+                    <a:xfrm>
+                      <a:off x="0" y="0"/>
+                      <a:ext cx="5943600" cy="5943600"/>
+                    </a:xfrm>
+                    <a:prstGeom prst="rect">
+                      <a:avLst/>
+                    </a:prstGeom>
+                  </pic:spPr>
+                </pic:pic>
+              </a:graphicData>
+            </a:graphic>
+          </wp:inline>
+        </w:drawing>
+      </w:r>
+    </w:p>
+    <w:p>
+      <w:pPr>
+        <w:pStyle w:val="Prrafodelista"/>
+        <w:numPr>
+          <w:ilvl w:val="0"/>
+          <w:numId w:val="2"/>
+        </w:numPr>
+        <w:rPr>
+          <w:rFonts w:ascii="Times New Roman" w:hAnsi="Times New Roman" w:cs="Times New Roman"/>
+          <w:b/>
+          <w:bCs/>
+        </w:rPr>
+      </w:pPr>
+      <w:r>
+        <w:rPr>
+          <w:rFonts w:ascii="Times New Roman" w:hAnsi="Times New Roman" w:cs="Times New Roman"/>
+          <w:b/>
+          <w:bCs/>
+        </w:rPr>
+        <w:t xml:space="preserve">Tablas resumen estadísticos descriptivos </w:t>
+      </w:r>
+    </w:p>
+    <w:p>
+      <w:pPr>
+        <w:rPr>
+          <w:rFonts w:ascii="Times New Roman" w:hAnsi="Times New Roman" w:cs="Times New Roman"/>
+          <w:b/>
+          <w:bCs/>
+          <w:sz w:val="21"/>
+          <w:szCs w:val="21"/>
+        </w:rPr>
+      </w:pPr>
+      <w:r>
+        <w:rPr>
+          <w:rFonts w:ascii="Times New Roman" w:hAnsi="Times New Roman" w:cs="Times New Roman"/>
+          <w:b/>
+          <w:bCs/>
+          <w:sz w:val="21"/>
+          <w:szCs w:val="21"/>
+        </w:rPr>
+        <w:t>Taba 1. Periodo inicial</w:t>
+      </w:r>
+    </w:p>
+    <w:tbl>
+      <w:tblPr>
+        <w:tblW w:w="0" w:type="auto"/>
+        <w:tblCellMar>
+          <w:left w:w="0" w:type="dxa"/>
+          <w:right w:w="0" w:type="dxa"/>
+        </w:tblCellMar>
+        <w:tblLook w:val="04A0" w:firstRow="1" w:lastRow="0" w:firstColumn="1" w:lastColumn="0" w:noHBand="0" w:noVBand="1"/>
+      </w:tblPr>
+      <w:tblGrid>
+        <w:gridCol w:w="822"/>
+        <w:gridCol w:w="663"/>
+        <w:gridCol w:w="1053"/>
+        <w:gridCol w:w="829"/>
+        <w:gridCol w:w="829"/>
+        <w:gridCol w:w="746"/>
+      </w:tblGrid>
+      <w:tr>
+        <w:trPr>
+          <w:trHeight w:val="165"/>
+        </w:trPr>
+        <w:tc>
+          <w:tcPr>
+            <w:tcW w:w="705" w:type="dxa"/>
+            <w:tcBorders>
+              <w:top w:val="single" w:sz="6" w:space="0" w:color="000000"/>
+              <w:left w:val="single" w:sz="6" w:space="0" w:color="000000"/>
+              <w:bottom w:val="single" w:sz="6" w:space="0" w:color="000000"/>
+              <w:right w:val="single" w:sz="6" w:space="0" w:color="000000"/>
+            </w:tcBorders>
+            <w:shd w:val="clear" w:color="auto" w:fill="B0B3B2"/>
+            <w:tcMar>
+              <w:top w:w="60" w:type="dxa"/>
+              <w:left w:w="60" w:type="dxa"/>
+              <w:bottom w:w="60" w:type="dxa"/>
+              <w:right w:w="60" w:type="dxa"/>
+            </w:tcMar>
+            <w:hideMark/>
+          </w:tcPr>
+          <w:p>
+            <w:pPr>
+              <w:spacing w:after="0" w:line="240" w:lineRule="auto"/>
+              <w:rPr>
+                <w:rFonts w:ascii="Helvetica" w:eastAsia="Times New Roman" w:hAnsi="Helvetica" w:cs="Times New Roman"/>
+                <w:kern w:val="0"/>
+                <w:sz w:val="18"/>
+                <w:szCs w:val="18"/>
+                <w:lang w:eastAsia="es-MX"/>
+                <w14:ligatures w14:val="none"/>
+              </w:rPr>
+            </w:pPr>
+          </w:p>
+        </w:tc>
+        <w:tc>
+          <w:tcPr>
+            <w:tcW w:w="540" w:type="dxa"/>
+            <w:tcBorders>
+              <w:top w:val="single" w:sz="6" w:space="0" w:color="000000"/>
+              <w:left w:val="single" w:sz="6" w:space="0" w:color="000000"/>
+              <w:bottom w:val="single" w:sz="6" w:space="0" w:color="000000"/>
+              <w:right w:val="single" w:sz="6" w:space="0" w:color="000000"/>
+            </w:tcBorders>
+            <w:shd w:val="clear" w:color="auto" w:fill="B0B3B2"/>
+            <w:tcMar>
+              <w:top w:w="60" w:type="dxa"/>
+              <w:left w:w="60" w:type="dxa"/>
+              <w:bottom w:w="60" w:type="dxa"/>
+              <w:right w:w="60" w:type="dxa"/>
+            </w:tcMar>
+            <w:hideMark/>
+          </w:tcPr>
+          <w:p>
+            <w:pPr>
+              <w:spacing w:after="0" w:line="240" w:lineRule="auto"/>
+              <w:rPr>
+                <w:rFonts w:ascii="Times New Roman" w:eastAsia="Times New Roman" w:hAnsi="Times New Roman" w:cs="Times New Roman"/>
+                <w:kern w:val="0"/>
+                <w:lang w:eastAsia="es-MX"/>
+                <w14:ligatures w14:val="none"/>
+              </w:rPr>
+            </w:pPr>
+            <w:proofErr w:type="spellStart"/>
+            <w:r>
+              <w:rPr>
+                <w:rFonts w:ascii="Helvetica Neue" w:eastAsia="Times New Roman" w:hAnsi="Helvetica Neue" w:cs="Times New Roman"/>
+                <w:b/>
+                <w:bCs/>
+                <w:color w:val="000000"/>
+                <w:kern w:val="0"/>
+                <w:sz w:val="15"/>
+                <w:szCs w:val="15"/>
+                <w:lang w:eastAsia="es-MX"/>
+                <w14:ligatures w14:val="none"/>
+              </w:rPr>
+              <w:t>Visits</w:t>
+            </w:r>
+            <w:proofErr w:type="spellEnd"/>
+          </w:p>
+        </w:tc>
+        <w:tc>
+          <w:tcPr>
+            <w:tcW w:w="930" w:type="dxa"/>
+            <w:tcBorders>
+              <w:top w:val="single" w:sz="6" w:space="0" w:color="000000"/>
+              <w:left w:val="single" w:sz="6" w:space="0" w:color="000000"/>
+              <w:bottom w:val="single" w:sz="6" w:space="0" w:color="000000"/>
+              <w:right w:val="single" w:sz="6" w:space="0" w:color="000000"/>
+            </w:tcBorders>
+            <w:shd w:val="clear" w:color="auto" w:fill="B0B3B2"/>
+            <w:tcMar>
+              <w:top w:w="60" w:type="dxa"/>
+              <w:left w:w="60" w:type="dxa"/>
+              <w:bottom w:w="60" w:type="dxa"/>
+              <w:right w:w="60" w:type="dxa"/>
+            </w:tcMar>
+            <w:hideMark/>
+          </w:tcPr>
+          <w:p>
+            <w:pPr>
+              <w:spacing w:after="0" w:line="240" w:lineRule="auto"/>
+              <w:rPr>
+                <w:rFonts w:ascii="Times New Roman" w:eastAsia="Times New Roman" w:hAnsi="Times New Roman" w:cs="Times New Roman"/>
+                <w:kern w:val="0"/>
+                <w:lang w:eastAsia="es-MX"/>
+                <w14:ligatures w14:val="none"/>
+              </w:rPr>
+            </w:pPr>
+            <w:proofErr w:type="spellStart"/>
+            <w:r>
+              <w:rPr>
+                <w:rFonts w:ascii="Helvetica Neue" w:eastAsia="Times New Roman" w:hAnsi="Helvetica Neue" w:cs="Times New Roman"/>
+                <w:b/>
+                <w:bCs/>
+                <w:color w:val="000000"/>
+                <w:kern w:val="0"/>
+                <w:sz w:val="15"/>
+                <w:szCs w:val="15"/>
+                <w:lang w:eastAsia="es-MX"/>
+                <w14:ligatures w14:val="none"/>
+              </w:rPr>
+              <w:t>Unique.Visits</w:t>
+            </w:r>
+            <w:proofErr w:type="spellEnd"/>
+          </w:p>
+        </w:tc>
+        <w:tc>
+          <w:tcPr>
+            <w:tcW w:w="705" w:type="dxa"/>
+            <w:tcBorders>
+              <w:top w:val="single" w:sz="6" w:space="0" w:color="000000"/>
+              <w:left w:val="single" w:sz="6" w:space="0" w:color="000000"/>
+              <w:bottom w:val="single" w:sz="6" w:space="0" w:color="000000"/>
+              <w:right w:val="single" w:sz="6" w:space="0" w:color="000000"/>
+            </w:tcBorders>
+            <w:shd w:val="clear" w:color="auto" w:fill="B0B3B2"/>
+            <w:tcMar>
+              <w:top w:w="60" w:type="dxa"/>
+              <w:left w:w="60" w:type="dxa"/>
+              <w:bottom w:w="60" w:type="dxa"/>
+              <w:right w:w="60" w:type="dxa"/>
+            </w:tcMar>
+            <w:hideMark/>
+          </w:tcPr>
+          <w:p>
+            <w:pPr>
+              <w:spacing w:after="0" w:line="240" w:lineRule="auto"/>
+              <w:rPr>
+                <w:rFonts w:ascii="Times New Roman" w:eastAsia="Times New Roman" w:hAnsi="Times New Roman" w:cs="Times New Roman"/>
+                <w:kern w:val="0"/>
+                <w:lang w:eastAsia="es-MX"/>
+                <w14:ligatures w14:val="none"/>
+              </w:rPr>
+            </w:pPr>
+            <w:proofErr w:type="spellStart"/>
+            <w:r>
+              <w:rPr>
+                <w:rFonts w:ascii="Helvetica Neue" w:eastAsia="Times New Roman" w:hAnsi="Helvetica Neue" w:cs="Times New Roman"/>
+                <w:b/>
+                <w:bCs/>
+                <w:color w:val="000000"/>
+                <w:kern w:val="0"/>
+                <w:sz w:val="15"/>
+                <w:szCs w:val="15"/>
+                <w:lang w:eastAsia="es-MX"/>
+                <w14:ligatures w14:val="none"/>
+              </w:rPr>
+              <w:t>Revenue</w:t>
+            </w:r>
+            <w:proofErr w:type="spellEnd"/>
+          </w:p>
+        </w:tc>
+        <w:tc>
+          <w:tcPr>
+            <w:tcW w:w="705" w:type="dxa"/>
+            <w:tcBorders>
+              <w:top w:val="single" w:sz="6" w:space="0" w:color="000000"/>
+              <w:left w:val="single" w:sz="6" w:space="0" w:color="000000"/>
+              <w:bottom w:val="single" w:sz="6" w:space="0" w:color="000000"/>
+              <w:right w:val="single" w:sz="6" w:space="0" w:color="000000"/>
+            </w:tcBorders>
+            <w:shd w:val="clear" w:color="auto" w:fill="B0B3B2"/>
+            <w:tcMar>
+              <w:top w:w="60" w:type="dxa"/>
+              <w:left w:w="60" w:type="dxa"/>
+              <w:bottom w:w="60" w:type="dxa"/>
+              <w:right w:w="60" w:type="dxa"/>
+            </w:tcMar>
+            <w:hideMark/>
+          </w:tcPr>
+          <w:p>
+            <w:pPr>
+              <w:spacing w:after="0" w:line="240" w:lineRule="auto"/>
+              <w:rPr>
+                <w:rFonts w:ascii="Times New Roman" w:eastAsia="Times New Roman" w:hAnsi="Times New Roman" w:cs="Times New Roman"/>
+                <w:kern w:val="0"/>
+                <w:lang w:eastAsia="es-MX"/>
+                <w14:ligatures w14:val="none"/>
+              </w:rPr>
+            </w:pPr>
+            <w:proofErr w:type="spellStart"/>
+            <w:r>
+              <w:rPr>
+                <w:rFonts w:ascii="Helvetica Neue" w:eastAsia="Times New Roman" w:hAnsi="Helvetica Neue" w:cs="Times New Roman"/>
+                <w:b/>
+                <w:bCs/>
+                <w:color w:val="000000"/>
+                <w:kern w:val="0"/>
+                <w:sz w:val="15"/>
+                <w:szCs w:val="15"/>
+                <w:lang w:eastAsia="es-MX"/>
+                <w14:ligatures w14:val="none"/>
+              </w:rPr>
+              <w:t>Profit</w:t>
+            </w:r>
+            <w:proofErr w:type="spellEnd"/>
+          </w:p>
+        </w:tc>
+        <w:tc>
+          <w:tcPr>
+            <w:tcW w:w="630" w:type="dxa"/>
+            <w:tcBorders>
+              <w:top w:val="single" w:sz="6" w:space="0" w:color="000000"/>
+              <w:left w:val="single" w:sz="6" w:space="0" w:color="000000"/>
+              <w:bottom w:val="single" w:sz="6" w:space="0" w:color="000000"/>
+              <w:right w:val="single" w:sz="6" w:space="0" w:color="000000"/>
+            </w:tcBorders>
+            <w:shd w:val="clear" w:color="auto" w:fill="B0B3B2"/>
+            <w:tcMar>
+              <w:top w:w="60" w:type="dxa"/>
+              <w:left w:w="60" w:type="dxa"/>
+              <w:bottom w:w="60" w:type="dxa"/>
+              <w:right w:w="60" w:type="dxa"/>
+            </w:tcMar>
+            <w:hideMark/>
+          </w:tcPr>
+          <w:p>
+            <w:pPr>
+              <w:spacing w:after="0" w:line="240" w:lineRule="auto"/>
+              <w:rPr>
+                <w:rFonts w:ascii="Times New Roman" w:eastAsia="Times New Roman" w:hAnsi="Times New Roman" w:cs="Times New Roman"/>
+                <w:kern w:val="0"/>
+                <w:lang w:eastAsia="es-MX"/>
+                <w14:ligatures w14:val="none"/>
+              </w:rPr>
+            </w:pPr>
+            <w:proofErr w:type="spellStart"/>
+            <w:r>
+              <w:rPr>
+                <w:rFonts w:ascii="Helvetica Neue" w:eastAsia="Times New Roman" w:hAnsi="Helvetica Neue" w:cs="Times New Roman"/>
+                <w:b/>
+                <w:bCs/>
+                <w:color w:val="000000"/>
+                <w:kern w:val="0"/>
+                <w:sz w:val="15"/>
+                <w:szCs w:val="15"/>
+                <w:lang w:eastAsia="es-MX"/>
+                <w14:ligatures w14:val="none"/>
+              </w:rPr>
+              <w:t>Lbs.Sold</w:t>
+            </w:r>
+            <w:proofErr w:type="spellEnd"/>
+          </w:p>
+        </w:tc>
+      </w:tr>
+      <w:tr>
+        <w:trPr>
+          <w:trHeight w:val="180"/>
+        </w:trPr>
+        <w:tc>
+          <w:tcPr>
+            <w:tcW w:w="705" w:type="dxa"/>
+            <w:tcBorders>
+              <w:top w:val="single" w:sz="6" w:space="0" w:color="000000"/>
+              <w:left w:val="single" w:sz="6" w:space="0" w:color="000000"/>
+              <w:bottom w:val="single" w:sz="6" w:space="0" w:color="000000"/>
+              <w:right w:val="single" w:sz="6" w:space="0" w:color="000000"/>
+            </w:tcBorders>
+            <w:shd w:val="clear" w:color="auto" w:fill="D4D4D4"/>
+            <w:tcMar>
+              <w:top w:w="60" w:type="dxa"/>
+              <w:left w:w="60" w:type="dxa"/>
+              <w:bottom w:w="60" w:type="dxa"/>
+              <w:right w:w="60" w:type="dxa"/>
+            </w:tcMar>
+            <w:hideMark/>
+          </w:tcPr>
+          <w:p>
+            <w:pPr>
+              <w:spacing w:after="0" w:line="240" w:lineRule="auto"/>
+              <w:rPr>
+                <w:rFonts w:ascii="Times New Roman" w:eastAsia="Times New Roman" w:hAnsi="Times New Roman" w:cs="Times New Roman"/>
+                <w:kern w:val="0"/>
+                <w:lang w:eastAsia="es-MX"/>
+                <w14:ligatures w14:val="none"/>
+              </w:rPr>
+            </w:pPr>
+            <w:r>
+              <w:rPr>
+                <w:rFonts w:ascii="Helvetica Neue" w:eastAsia="Times New Roman" w:hAnsi="Helvetica Neue" w:cs="Times New Roman"/>
+                <w:b/>
+                <w:bCs/>
+                <w:color w:val="000000"/>
+                <w:kern w:val="0"/>
+                <w:sz w:val="15"/>
+                <w:szCs w:val="15"/>
+                <w:lang w:eastAsia="es-MX"/>
+                <w14:ligatures w14:val="none"/>
+              </w:rPr>
+              <w:t>mean</w:t>
+            </w:r>
+          </w:p>
+        </w:tc>
+        <w:tc>
+          <w:tcPr>
+            <w:tcW w:w="540" w:type="dxa"/>
+            <w:tcBorders>
+              <w:top w:val="single" w:sz="6" w:space="0" w:color="000000"/>
+              <w:left w:val="single" w:sz="6" w:space="0" w:color="000000"/>
+              <w:bottom w:val="single" w:sz="6" w:space="0" w:color="000000"/>
+              <w:right w:val="single" w:sz="6" w:space="0" w:color="000000"/>
+            </w:tcBorders>
+            <w:tcMar>
+              <w:top w:w="60" w:type="dxa"/>
+              <w:left w:w="60" w:type="dxa"/>
+              <w:bottom w:w="60" w:type="dxa"/>
+              <w:right w:w="60" w:type="dxa"/>
+            </w:tcMar>
+            <w:hideMark/>
+          </w:tcPr>
+          <w:p>
+            <w:pPr>
+              <w:spacing w:after="0" w:line="240" w:lineRule="auto"/>
+              <w:rPr>
+                <w:rFonts w:ascii="Times New Roman" w:eastAsia="Times New Roman" w:hAnsi="Times New Roman" w:cs="Times New Roman"/>
+                <w:kern w:val="0"/>
+                <w:lang w:eastAsia="es-MX"/>
+                <w14:ligatures w14:val="none"/>
+              </w:rPr>
+            </w:pPr>
+            <w:r>
+              <w:rPr>
+                <w:rFonts w:ascii="Helvetica Neue" w:eastAsia="Times New Roman" w:hAnsi="Helvetica Neue" w:cs="Times New Roman"/>
+                <w:color w:val="000000"/>
+                <w:kern w:val="0"/>
+                <w:sz w:val="15"/>
+                <w:szCs w:val="15"/>
+                <w:lang w:eastAsia="es-MX"/>
+                <w14:ligatures w14:val="none"/>
+              </w:rPr>
+              <w:t>1055.21</w:t>
+            </w:r>
+          </w:p>
+        </w:tc>
+        <w:tc>
+          <w:tcPr>
+            <w:tcW w:w="930" w:type="dxa"/>
+            <w:tcBorders>
+              <w:top w:val="single" w:sz="6" w:space="0" w:color="000000"/>
+              <w:left w:val="single" w:sz="6" w:space="0" w:color="000000"/>
+              <w:bottom w:val="single" w:sz="6" w:space="0" w:color="000000"/>
+              <w:right w:val="single" w:sz="6" w:space="0" w:color="000000"/>
+            </w:tcBorders>
+            <w:tcMar>
+              <w:top w:w="60" w:type="dxa"/>
+              <w:left w:w="60" w:type="dxa"/>
+              <w:bottom w:w="60" w:type="dxa"/>
+              <w:right w:w="60" w:type="dxa"/>
+            </w:tcMar>
+            <w:hideMark/>
+          </w:tcPr>
+          <w:p>
+            <w:pPr>
+              <w:spacing w:after="0" w:line="240" w:lineRule="auto"/>
+              <w:rPr>
+                <w:rFonts w:ascii="Times New Roman" w:eastAsia="Times New Roman" w:hAnsi="Times New Roman" w:cs="Times New Roman"/>
+                <w:kern w:val="0"/>
+                <w:lang w:eastAsia="es-MX"/>
+                <w14:ligatures w14:val="none"/>
+              </w:rPr>
+            </w:pPr>
+            <w:r>
+              <w:rPr>
+                <w:rFonts w:ascii="Helvetica Neue" w:eastAsia="Times New Roman" w:hAnsi="Helvetica Neue" w:cs="Times New Roman"/>
+                <w:color w:val="000000"/>
+                <w:kern w:val="0"/>
+                <w:sz w:val="15"/>
+                <w:szCs w:val="15"/>
+                <w:lang w:eastAsia="es-MX"/>
+                <w14:ligatures w14:val="none"/>
+              </w:rPr>
+              <w:t>975.93</w:t>
+            </w:r>
+          </w:p>
+        </w:tc>
+        <w:tc>
+          <w:tcPr>
+            <w:tcW w:w="705" w:type="dxa"/>
+            <w:tcBorders>
+              <w:top w:val="single" w:sz="6" w:space="0" w:color="000000"/>
+              <w:left w:val="single" w:sz="6" w:space="0" w:color="000000"/>
+              <w:bottom w:val="single" w:sz="6" w:space="0" w:color="000000"/>
+              <w:right w:val="single" w:sz="6" w:space="0" w:color="000000"/>
+            </w:tcBorders>
+            <w:tcMar>
+              <w:top w:w="60" w:type="dxa"/>
+              <w:left w:w="60" w:type="dxa"/>
+              <w:bottom w:w="60" w:type="dxa"/>
+              <w:right w:w="60" w:type="dxa"/>
+            </w:tcMar>
+            <w:hideMark/>
+          </w:tcPr>
+          <w:p>
+            <w:pPr>
+              <w:spacing w:after="0" w:line="240" w:lineRule="auto"/>
+              <w:rPr>
+                <w:rFonts w:ascii="Times New Roman" w:eastAsia="Times New Roman" w:hAnsi="Times New Roman" w:cs="Times New Roman"/>
+                <w:kern w:val="0"/>
+                <w:lang w:eastAsia="es-MX"/>
+                <w14:ligatures w14:val="none"/>
+              </w:rPr>
+            </w:pPr>
+            <w:r>
+              <w:rPr>
+                <w:rFonts w:ascii="Helvetica Neue" w:eastAsia="Times New Roman" w:hAnsi="Helvetica Neue" w:cs="Times New Roman"/>
+                <w:color w:val="000000"/>
+                <w:kern w:val="0"/>
+                <w:sz w:val="15"/>
+                <w:szCs w:val="15"/>
+                <w:lang w:eastAsia="es-MX"/>
+                <w14:ligatures w14:val="none"/>
+              </w:rPr>
+              <w:t>608250.12</w:t>
+            </w:r>
+          </w:p>
+        </w:tc>
+        <w:tc>
+          <w:tcPr>
+            <w:tcW w:w="705" w:type="dxa"/>
+            <w:tcBorders>
+              <w:top w:val="single" w:sz="6" w:space="0" w:color="000000"/>
+              <w:left w:val="single" w:sz="6" w:space="0" w:color="000000"/>
+              <w:bottom w:val="single" w:sz="6" w:space="0" w:color="000000"/>
+              <w:right w:val="single" w:sz="6" w:space="0" w:color="000000"/>
+            </w:tcBorders>
+            <w:tcMar>
+              <w:top w:w="60" w:type="dxa"/>
+              <w:left w:w="60" w:type="dxa"/>
+              <w:bottom w:w="60" w:type="dxa"/>
+              <w:right w:w="60" w:type="dxa"/>
+            </w:tcMar>
+            <w:hideMark/>
+          </w:tcPr>
+          <w:p>
+            <w:pPr>
+              <w:spacing w:after="0" w:line="240" w:lineRule="auto"/>
+              <w:rPr>
+                <w:rFonts w:ascii="Times New Roman" w:eastAsia="Times New Roman" w:hAnsi="Times New Roman" w:cs="Times New Roman"/>
+                <w:kern w:val="0"/>
+                <w:lang w:eastAsia="es-MX"/>
+                <w14:ligatures w14:val="none"/>
+              </w:rPr>
+            </w:pPr>
+            <w:r>
+              <w:rPr>
+                <w:rFonts w:ascii="Helvetica Neue" w:eastAsia="Times New Roman" w:hAnsi="Helvetica Neue" w:cs="Times New Roman"/>
+                <w:color w:val="000000"/>
+                <w:kern w:val="0"/>
+                <w:sz w:val="15"/>
+                <w:szCs w:val="15"/>
+                <w:lang w:eastAsia="es-MX"/>
+                <w14:ligatures w14:val="none"/>
+              </w:rPr>
+              <w:t>200233.41</w:t>
+            </w:r>
+          </w:p>
+        </w:tc>
+        <w:tc>
+          <w:tcPr>
+            <w:tcW w:w="630" w:type="dxa"/>
+            <w:tcBorders>
+              <w:top w:val="single" w:sz="6" w:space="0" w:color="000000"/>
+              <w:left w:val="single" w:sz="6" w:space="0" w:color="000000"/>
+              <w:bottom w:val="single" w:sz="6" w:space="0" w:color="000000"/>
+              <w:right w:val="single" w:sz="6" w:space="0" w:color="000000"/>
+            </w:tcBorders>
+            <w:tcMar>
+              <w:top w:w="60" w:type="dxa"/>
+              <w:left w:w="60" w:type="dxa"/>
+              <w:bottom w:w="60" w:type="dxa"/>
+              <w:right w:w="60" w:type="dxa"/>
+            </w:tcMar>
+            <w:hideMark/>
+          </w:tcPr>
+          <w:p>
+            <w:pPr>
+              <w:spacing w:after="0" w:line="240" w:lineRule="auto"/>
+              <w:rPr>
+                <w:rFonts w:ascii="Times New Roman" w:eastAsia="Times New Roman" w:hAnsi="Times New Roman" w:cs="Times New Roman"/>
+                <w:kern w:val="0"/>
+                <w:lang w:eastAsia="es-MX"/>
+                <w14:ligatures w14:val="none"/>
+              </w:rPr>
+            </w:pPr>
+            <w:r>
+              <w:rPr>
+                <w:rFonts w:ascii="Helvetica Neue" w:eastAsia="Times New Roman" w:hAnsi="Helvetica Neue" w:cs="Times New Roman"/>
+                <w:color w:val="000000"/>
+                <w:kern w:val="0"/>
+                <w:sz w:val="15"/>
+                <w:szCs w:val="15"/>
+                <w:lang w:eastAsia="es-MX"/>
+                <w14:ligatures w14:val="none"/>
+              </w:rPr>
+              <w:t>18736.73</w:t>
+            </w:r>
+          </w:p>
+        </w:tc>
+      </w:tr>
+      <w:tr>
+        <w:trPr>
+          <w:trHeight w:val="165"/>
+        </w:trPr>
+        <w:tc>
+          <w:tcPr>
+            <w:tcW w:w="705" w:type="dxa"/>
+            <w:tcBorders>
+              <w:top w:val="single" w:sz="6" w:space="0" w:color="000000"/>
+              <w:left w:val="single" w:sz="6" w:space="0" w:color="000000"/>
+              <w:bottom w:val="single" w:sz="6" w:space="0" w:color="000000"/>
+              <w:right w:val="single" w:sz="6" w:space="0" w:color="000000"/>
+            </w:tcBorders>
+            <w:shd w:val="clear" w:color="auto" w:fill="D4D4D4"/>
+            <w:tcMar>
+              <w:top w:w="60" w:type="dxa"/>
+              <w:left w:w="60" w:type="dxa"/>
+              <w:bottom w:w="60" w:type="dxa"/>
+              <w:right w:w="60" w:type="dxa"/>
+            </w:tcMar>
+            <w:hideMark/>
+          </w:tcPr>
+          <w:p>
+            <w:pPr>
+              <w:spacing w:after="0" w:line="240" w:lineRule="auto"/>
+              <w:rPr>
+                <w:rFonts w:ascii="Times New Roman" w:eastAsia="Times New Roman" w:hAnsi="Times New Roman" w:cs="Times New Roman"/>
+                <w:kern w:val="0"/>
+                <w:lang w:eastAsia="es-MX"/>
+                <w14:ligatures w14:val="none"/>
+              </w:rPr>
+            </w:pPr>
+            <w:r>
+              <w:rPr>
+                <w:rFonts w:ascii="Helvetica Neue" w:eastAsia="Times New Roman" w:hAnsi="Helvetica Neue" w:cs="Times New Roman"/>
+                <w:b/>
+                <w:bCs/>
+                <w:color w:val="000000"/>
+                <w:kern w:val="0"/>
+                <w:sz w:val="15"/>
+                <w:szCs w:val="15"/>
+                <w:lang w:eastAsia="es-MX"/>
+                <w14:ligatures w14:val="none"/>
+              </w:rPr>
+              <w:t>median</w:t>
+            </w:r>
+          </w:p>
+        </w:tc>
+        <w:tc>
+          <w:tcPr>
+            <w:tcW w:w="540" w:type="dxa"/>
+            <w:tcBorders>
+              <w:top w:val="single" w:sz="6" w:space="0" w:color="000000"/>
+              <w:left w:val="single" w:sz="6" w:space="0" w:color="000000"/>
+              <w:bottom w:val="single" w:sz="6" w:space="0" w:color="000000"/>
+              <w:right w:val="single" w:sz="6" w:space="0" w:color="000000"/>
+            </w:tcBorders>
+            <w:tcMar>
+              <w:top w:w="60" w:type="dxa"/>
+              <w:left w:w="60" w:type="dxa"/>
+              <w:bottom w:w="60" w:type="dxa"/>
+              <w:right w:w="60" w:type="dxa"/>
+            </w:tcMar>
+            <w:hideMark/>
+          </w:tcPr>
+          <w:p>
+            <w:pPr>
+              <w:spacing w:after="0" w:line="240" w:lineRule="auto"/>
+              <w:rPr>
+                <w:rFonts w:ascii="Times New Roman" w:eastAsia="Times New Roman" w:hAnsi="Times New Roman" w:cs="Times New Roman"/>
+                <w:kern w:val="0"/>
+                <w:lang w:eastAsia="es-MX"/>
+                <w14:ligatures w14:val="none"/>
+              </w:rPr>
+            </w:pPr>
+            <w:r>
+              <w:rPr>
+                <w:rFonts w:ascii="Helvetica Neue" w:eastAsia="Times New Roman" w:hAnsi="Helvetica Neue" w:cs="Times New Roman"/>
+                <w:color w:val="000000"/>
+                <w:kern w:val="0"/>
+                <w:sz w:val="15"/>
+                <w:szCs w:val="15"/>
+                <w:lang w:eastAsia="es-MX"/>
+                <w14:ligatures w14:val="none"/>
+              </w:rPr>
+              <w:t>899</w:t>
+            </w:r>
+          </w:p>
+        </w:tc>
+        <w:tc>
+          <w:tcPr>
+            <w:tcW w:w="930" w:type="dxa"/>
+            <w:tcBorders>
+              <w:top w:val="single" w:sz="6" w:space="0" w:color="000000"/>
+              <w:left w:val="single" w:sz="6" w:space="0" w:color="000000"/>
+              <w:bottom w:val="single" w:sz="6" w:space="0" w:color="000000"/>
+              <w:right w:val="single" w:sz="6" w:space="0" w:color="000000"/>
+            </w:tcBorders>
+            <w:tcMar>
+              <w:top w:w="60" w:type="dxa"/>
+              <w:left w:w="60" w:type="dxa"/>
+              <w:bottom w:w="60" w:type="dxa"/>
+              <w:right w:w="60" w:type="dxa"/>
+            </w:tcMar>
+            <w:hideMark/>
+          </w:tcPr>
+          <w:p>
+            <w:pPr>
+              <w:spacing w:after="0" w:line="240" w:lineRule="auto"/>
+              <w:rPr>
+                <w:rFonts w:ascii="Times New Roman" w:eastAsia="Times New Roman" w:hAnsi="Times New Roman" w:cs="Times New Roman"/>
+                <w:kern w:val="0"/>
+                <w:lang w:eastAsia="es-MX"/>
+                <w14:ligatures w14:val="none"/>
+              </w:rPr>
+            </w:pPr>
+            <w:r>
+              <w:rPr>
+                <w:rFonts w:ascii="Helvetica Neue" w:eastAsia="Times New Roman" w:hAnsi="Helvetica Neue" w:cs="Times New Roman"/>
+                <w:color w:val="000000"/>
+                <w:kern w:val="0"/>
+                <w:sz w:val="15"/>
+                <w:szCs w:val="15"/>
+                <w:lang w:eastAsia="es-MX"/>
+                <w14:ligatures w14:val="none"/>
+              </w:rPr>
+              <w:t>845.5</w:t>
+            </w:r>
+          </w:p>
+        </w:tc>
+        <w:tc>
+          <w:tcPr>
+            <w:tcW w:w="705" w:type="dxa"/>
+            <w:tcBorders>
+              <w:top w:val="single" w:sz="6" w:space="0" w:color="000000"/>
+              <w:left w:val="single" w:sz="6" w:space="0" w:color="000000"/>
+              <w:bottom w:val="single" w:sz="6" w:space="0" w:color="000000"/>
+              <w:right w:val="single" w:sz="6" w:space="0" w:color="000000"/>
+            </w:tcBorders>
+            <w:tcMar>
+              <w:top w:w="60" w:type="dxa"/>
+              <w:left w:w="60" w:type="dxa"/>
+              <w:bottom w:w="60" w:type="dxa"/>
+              <w:right w:w="60" w:type="dxa"/>
+            </w:tcMar>
+            <w:hideMark/>
+          </w:tcPr>
+          <w:p>
+            <w:pPr>
+              <w:spacing w:after="0" w:line="240" w:lineRule="auto"/>
+              <w:rPr>
+                <w:rFonts w:ascii="Times New Roman" w:eastAsia="Times New Roman" w:hAnsi="Times New Roman" w:cs="Times New Roman"/>
+                <w:kern w:val="0"/>
+                <w:lang w:eastAsia="es-MX"/>
+                <w14:ligatures w14:val="none"/>
+              </w:rPr>
+            </w:pPr>
+            <w:r>
+              <w:rPr>
+                <w:rFonts w:ascii="Helvetica Neue" w:eastAsia="Times New Roman" w:hAnsi="Helvetica Neue" w:cs="Times New Roman"/>
+                <w:color w:val="000000"/>
+                <w:kern w:val="0"/>
+                <w:sz w:val="15"/>
+                <w:szCs w:val="15"/>
+                <w:lang w:eastAsia="es-MX"/>
+                <w14:ligatures w14:val="none"/>
+              </w:rPr>
+              <w:t>586169.66</w:t>
+            </w:r>
+          </w:p>
+        </w:tc>
+        <w:tc>
+          <w:tcPr>
+            <w:tcW w:w="705" w:type="dxa"/>
+            <w:tcBorders>
+              <w:top w:val="single" w:sz="6" w:space="0" w:color="000000"/>
+              <w:left w:val="single" w:sz="6" w:space="0" w:color="000000"/>
+              <w:bottom w:val="single" w:sz="6" w:space="0" w:color="000000"/>
+              <w:right w:val="single" w:sz="6" w:space="0" w:color="000000"/>
+            </w:tcBorders>
+            <w:tcMar>
+              <w:top w:w="60" w:type="dxa"/>
+              <w:left w:w="60" w:type="dxa"/>
+              <w:bottom w:w="60" w:type="dxa"/>
+              <w:right w:w="60" w:type="dxa"/>
+            </w:tcMar>
+            <w:hideMark/>
+          </w:tcPr>
+          <w:p>
+            <w:pPr>
+              <w:spacing w:after="0" w:line="240" w:lineRule="auto"/>
+              <w:rPr>
+                <w:rFonts w:ascii="Times New Roman" w:eastAsia="Times New Roman" w:hAnsi="Times New Roman" w:cs="Times New Roman"/>
+                <w:kern w:val="0"/>
+                <w:lang w:eastAsia="es-MX"/>
+                <w14:ligatures w14:val="none"/>
+              </w:rPr>
+            </w:pPr>
+            <w:r>
+              <w:rPr>
+                <w:rFonts w:ascii="Helvetica Neue" w:eastAsia="Times New Roman" w:hAnsi="Helvetica Neue" w:cs="Times New Roman"/>
+                <w:color w:val="000000"/>
+                <w:kern w:val="0"/>
+                <w:sz w:val="15"/>
+                <w:szCs w:val="15"/>
+                <w:lang w:eastAsia="es-MX"/>
+                <w14:ligatures w14:val="none"/>
+              </w:rPr>
+              <w:t>208913</w:t>
+            </w:r>
+          </w:p>
+        </w:tc>
+        <w:tc>
+          <w:tcPr>
+            <w:tcW w:w="630" w:type="dxa"/>
+            <w:tcBorders>
+              <w:top w:val="single" w:sz="6" w:space="0" w:color="000000"/>
+              <w:left w:val="single" w:sz="6" w:space="0" w:color="000000"/>
+              <w:bottom w:val="single" w:sz="6" w:space="0" w:color="000000"/>
+              <w:right w:val="single" w:sz="6" w:space="0" w:color="000000"/>
+            </w:tcBorders>
+            <w:tcMar>
+              <w:top w:w="60" w:type="dxa"/>
+              <w:left w:w="60" w:type="dxa"/>
+              <w:bottom w:w="60" w:type="dxa"/>
+              <w:right w:w="60" w:type="dxa"/>
+            </w:tcMar>
+            <w:hideMark/>
+          </w:tcPr>
+          <w:p>
+            <w:pPr>
+              <w:spacing w:after="0" w:line="240" w:lineRule="auto"/>
+              <w:rPr>
+                <w:rFonts w:ascii="Times New Roman" w:eastAsia="Times New Roman" w:hAnsi="Times New Roman" w:cs="Times New Roman"/>
+                <w:kern w:val="0"/>
+                <w:lang w:eastAsia="es-MX"/>
+                <w14:ligatures w14:val="none"/>
+              </w:rPr>
+            </w:pPr>
+            <w:r>
+              <w:rPr>
+                <w:rFonts w:ascii="Helvetica Neue" w:eastAsia="Times New Roman" w:hAnsi="Helvetica Neue" w:cs="Times New Roman"/>
+                <w:color w:val="000000"/>
+                <w:kern w:val="0"/>
+                <w:sz w:val="15"/>
+                <w:szCs w:val="15"/>
+                <w:lang w:eastAsia="es-MX"/>
+                <w14:ligatures w14:val="none"/>
+              </w:rPr>
+              <w:t>17269.7</w:t>
+            </w:r>
+          </w:p>
+        </w:tc>
+      </w:tr>
+      <w:tr>
+        <w:trPr>
+          <w:trHeight w:val="165"/>
+        </w:trPr>
+        <w:tc>
+          <w:tcPr>
+            <w:tcW w:w="705" w:type="dxa"/>
+            <w:tcBorders>
+              <w:top w:val="single" w:sz="6" w:space="0" w:color="000000"/>
+              <w:left w:val="single" w:sz="6" w:space="0" w:color="000000"/>
+              <w:bottom w:val="single" w:sz="6" w:space="0" w:color="000000"/>
+              <w:right w:val="single" w:sz="6" w:space="0" w:color="000000"/>
+            </w:tcBorders>
+            <w:shd w:val="clear" w:color="auto" w:fill="D4D4D4"/>
+            <w:tcMar>
+              <w:top w:w="60" w:type="dxa"/>
+              <w:left w:w="60" w:type="dxa"/>
+              <w:bottom w:w="60" w:type="dxa"/>
+              <w:right w:w="60" w:type="dxa"/>
+            </w:tcMar>
+            <w:hideMark/>
+          </w:tcPr>
+          <w:p>
+            <w:pPr>
+              <w:spacing w:after="0" w:line="240" w:lineRule="auto"/>
+              <w:rPr>
+                <w:rFonts w:ascii="Times New Roman" w:eastAsia="Times New Roman" w:hAnsi="Times New Roman" w:cs="Times New Roman"/>
+                <w:kern w:val="0"/>
+                <w:lang w:eastAsia="es-MX"/>
+                <w14:ligatures w14:val="none"/>
+              </w:rPr>
+            </w:pPr>
+            <w:proofErr w:type="spellStart"/>
+            <w:r>
+              <w:rPr>
+                <w:rFonts w:ascii="Helvetica Neue" w:eastAsia="Times New Roman" w:hAnsi="Helvetica Neue" w:cs="Times New Roman"/>
+                <w:b/>
+                <w:bCs/>
+                <w:color w:val="000000"/>
+                <w:kern w:val="0"/>
+                <w:sz w:val="15"/>
+                <w:szCs w:val="15"/>
+                <w:lang w:eastAsia="es-MX"/>
+                <w14:ligatures w14:val="none"/>
+              </w:rPr>
+              <w:t>std</w:t>
+            </w:r>
+            <w:proofErr w:type="spellEnd"/>
+            <w:r>
+              <w:rPr>
+                <w:rFonts w:ascii="Helvetica Neue" w:eastAsia="Times New Roman" w:hAnsi="Helvetica Neue" w:cs="Times New Roman"/>
+                <w:b/>
+                <w:bCs/>
+                <w:color w:val="000000"/>
+                <w:kern w:val="0"/>
+                <w:sz w:val="15"/>
+                <w:szCs w:val="15"/>
+                <w:lang w:eastAsia="es-MX"/>
+                <w14:ligatures w14:val="none"/>
+              </w:rPr>
+              <w:t xml:space="preserve">. </w:t>
+            </w:r>
+            <w:proofErr w:type="spellStart"/>
+            <w:r>
+              <w:rPr>
+                <w:rFonts w:ascii="Helvetica Neue" w:eastAsia="Times New Roman" w:hAnsi="Helvetica Neue" w:cs="Times New Roman"/>
+                <w:b/>
+                <w:bCs/>
+                <w:color w:val="000000"/>
+                <w:kern w:val="0"/>
+                <w:sz w:val="15"/>
+                <w:szCs w:val="15"/>
+                <w:lang w:eastAsia="es-MX"/>
+                <w14:ligatures w14:val="none"/>
+              </w:rPr>
+              <w:t>dev</w:t>
+            </w:r>
+            <w:proofErr w:type="spellEnd"/>
+            <w:r>
+              <w:rPr>
+                <w:rFonts w:ascii="Helvetica Neue" w:eastAsia="Times New Roman" w:hAnsi="Helvetica Neue" w:cs="Times New Roman"/>
+                <w:b/>
+                <w:bCs/>
+                <w:color w:val="000000"/>
+                <w:kern w:val="0"/>
+                <w:sz w:val="15"/>
+                <w:szCs w:val="15"/>
+                <w:lang w:eastAsia="es-MX"/>
+                <w14:ligatures w14:val="none"/>
+              </w:rPr>
+              <w:t>.</w:t>
+            </w:r>
+          </w:p>
+        </w:tc>
+        <w:tc>
+          <w:tcPr>
+            <w:tcW w:w="540" w:type="dxa"/>
+            <w:tcBorders>
+              <w:top w:val="single" w:sz="6" w:space="0" w:color="000000"/>
+              <w:left w:val="single" w:sz="6" w:space="0" w:color="000000"/>
+              <w:bottom w:val="single" w:sz="6" w:space="0" w:color="000000"/>
+              <w:right w:val="single" w:sz="6" w:space="0" w:color="000000"/>
+            </w:tcBorders>
+            <w:tcMar>
+              <w:top w:w="60" w:type="dxa"/>
+              <w:left w:w="60" w:type="dxa"/>
+              <w:bottom w:w="60" w:type="dxa"/>
+              <w:right w:w="60" w:type="dxa"/>
+            </w:tcMar>
+            <w:hideMark/>
+          </w:tcPr>
+          <w:p>
+            <w:pPr>
+              <w:spacing w:after="0" w:line="240" w:lineRule="auto"/>
+              <w:rPr>
+                <w:rFonts w:ascii="Times New Roman" w:eastAsia="Times New Roman" w:hAnsi="Times New Roman" w:cs="Times New Roman"/>
+                <w:kern w:val="0"/>
+                <w:lang w:eastAsia="es-MX"/>
+                <w14:ligatures w14:val="none"/>
+              </w:rPr>
+            </w:pPr>
+            <w:r>
+              <w:rPr>
+                <w:rFonts w:ascii="Helvetica Neue" w:eastAsia="Times New Roman" w:hAnsi="Helvetica Neue" w:cs="Times New Roman"/>
+                <w:color w:val="000000"/>
+                <w:kern w:val="0"/>
+                <w:sz w:val="15"/>
+                <w:szCs w:val="15"/>
+                <w:lang w:eastAsia="es-MX"/>
+                <w14:ligatures w14:val="none"/>
+              </w:rPr>
+              <w:t>355.03</w:t>
+            </w:r>
+          </w:p>
+        </w:tc>
+        <w:tc>
+          <w:tcPr>
+            <w:tcW w:w="930" w:type="dxa"/>
+            <w:tcBorders>
+              <w:top w:val="single" w:sz="6" w:space="0" w:color="000000"/>
+              <w:left w:val="single" w:sz="6" w:space="0" w:color="000000"/>
+              <w:bottom w:val="single" w:sz="6" w:space="0" w:color="000000"/>
+              <w:right w:val="single" w:sz="6" w:space="0" w:color="000000"/>
+            </w:tcBorders>
+            <w:tcMar>
+              <w:top w:w="60" w:type="dxa"/>
+              <w:left w:w="60" w:type="dxa"/>
+              <w:bottom w:w="60" w:type="dxa"/>
+              <w:right w:w="60" w:type="dxa"/>
+            </w:tcMar>
+            <w:hideMark/>
+          </w:tcPr>
+          <w:p>
+            <w:pPr>
+              <w:spacing w:after="0" w:line="240" w:lineRule="auto"/>
+              <w:rPr>
+                <w:rFonts w:ascii="Times New Roman" w:eastAsia="Times New Roman" w:hAnsi="Times New Roman" w:cs="Times New Roman"/>
+                <w:kern w:val="0"/>
+                <w:lang w:eastAsia="es-MX"/>
+                <w14:ligatures w14:val="none"/>
+              </w:rPr>
+            </w:pPr>
+            <w:r>
+              <w:rPr>
+                <w:rFonts w:ascii="Helvetica Neue" w:eastAsia="Times New Roman" w:hAnsi="Helvetica Neue" w:cs="Times New Roman"/>
+                <w:color w:val="000000"/>
+                <w:kern w:val="0"/>
+                <w:sz w:val="15"/>
+                <w:szCs w:val="15"/>
+                <w:lang w:eastAsia="es-MX"/>
+                <w14:ligatures w14:val="none"/>
+              </w:rPr>
+              <w:t>319.6</w:t>
+            </w:r>
+          </w:p>
+        </w:tc>
+        <w:tc>
+          <w:tcPr>
+            <w:tcW w:w="705" w:type="dxa"/>
+            <w:tcBorders>
+              <w:top w:val="single" w:sz="6" w:space="0" w:color="000000"/>
+              <w:left w:val="single" w:sz="6" w:space="0" w:color="000000"/>
+              <w:bottom w:val="single" w:sz="6" w:space="0" w:color="000000"/>
+              <w:right w:val="single" w:sz="6" w:space="0" w:color="000000"/>
+            </w:tcBorders>
+            <w:tcMar>
+              <w:top w:w="60" w:type="dxa"/>
+              <w:left w:w="60" w:type="dxa"/>
+              <w:bottom w:w="60" w:type="dxa"/>
+              <w:right w:w="60" w:type="dxa"/>
+            </w:tcMar>
+            <w:hideMark/>
+          </w:tcPr>
+          <w:p>
+            <w:pPr>
+              <w:spacing w:after="0" w:line="240" w:lineRule="auto"/>
+              <w:rPr>
+                <w:rFonts w:ascii="Times New Roman" w:eastAsia="Times New Roman" w:hAnsi="Times New Roman" w:cs="Times New Roman"/>
+                <w:kern w:val="0"/>
+                <w:lang w:eastAsia="es-MX"/>
+                <w14:ligatures w14:val="none"/>
+              </w:rPr>
+            </w:pPr>
+            <w:r>
+              <w:rPr>
+                <w:rFonts w:ascii="Helvetica Neue" w:eastAsia="Times New Roman" w:hAnsi="Helvetica Neue" w:cs="Times New Roman"/>
+                <w:color w:val="000000"/>
+                <w:kern w:val="0"/>
+                <w:sz w:val="15"/>
+                <w:szCs w:val="15"/>
+                <w:lang w:eastAsia="es-MX"/>
+                <w14:ligatures w14:val="none"/>
+              </w:rPr>
+              <w:t>155930.4</w:t>
+            </w:r>
+          </w:p>
+        </w:tc>
+        <w:tc>
+          <w:tcPr>
+            <w:tcW w:w="705" w:type="dxa"/>
+            <w:tcBorders>
+              <w:top w:val="single" w:sz="6" w:space="0" w:color="000000"/>
+              <w:left w:val="single" w:sz="6" w:space="0" w:color="000000"/>
+              <w:bottom w:val="single" w:sz="6" w:space="0" w:color="000000"/>
+              <w:right w:val="single" w:sz="6" w:space="0" w:color="000000"/>
+            </w:tcBorders>
+            <w:tcMar>
+              <w:top w:w="60" w:type="dxa"/>
+              <w:left w:w="60" w:type="dxa"/>
+              <w:bottom w:w="60" w:type="dxa"/>
+              <w:right w:w="60" w:type="dxa"/>
+            </w:tcMar>
+            <w:hideMark/>
+          </w:tcPr>
+          <w:p>
+            <w:pPr>
+              <w:spacing w:after="0" w:line="240" w:lineRule="auto"/>
+              <w:rPr>
+                <w:rFonts w:ascii="Times New Roman" w:eastAsia="Times New Roman" w:hAnsi="Times New Roman" w:cs="Times New Roman"/>
+                <w:kern w:val="0"/>
+                <w:lang w:eastAsia="es-MX"/>
+                <w14:ligatures w14:val="none"/>
+              </w:rPr>
+            </w:pPr>
+            <w:r>
+              <w:rPr>
+                <w:rFonts w:ascii="Helvetica Neue" w:eastAsia="Times New Roman" w:hAnsi="Helvetica Neue" w:cs="Times New Roman"/>
+                <w:color w:val="000000"/>
+                <w:kern w:val="0"/>
+                <w:sz w:val="15"/>
+                <w:szCs w:val="15"/>
+                <w:lang w:eastAsia="es-MX"/>
+                <w14:ligatures w14:val="none"/>
+              </w:rPr>
+              <w:t>60691.55</w:t>
+            </w:r>
+          </w:p>
+        </w:tc>
+        <w:tc>
+          <w:tcPr>
+            <w:tcW w:w="630" w:type="dxa"/>
+            <w:tcBorders>
+              <w:top w:val="single" w:sz="6" w:space="0" w:color="000000"/>
+              <w:left w:val="single" w:sz="6" w:space="0" w:color="000000"/>
+              <w:bottom w:val="single" w:sz="6" w:space="0" w:color="000000"/>
+              <w:right w:val="single" w:sz="6" w:space="0" w:color="000000"/>
+            </w:tcBorders>
+            <w:tcMar>
+              <w:top w:w="60" w:type="dxa"/>
+              <w:left w:w="60" w:type="dxa"/>
+              <w:bottom w:w="60" w:type="dxa"/>
+              <w:right w:w="60" w:type="dxa"/>
+            </w:tcMar>
+            <w:hideMark/>
+          </w:tcPr>
+          <w:p>
+            <w:pPr>
+              <w:spacing w:after="0" w:line="240" w:lineRule="auto"/>
+              <w:rPr>
+                <w:rFonts w:ascii="Times New Roman" w:eastAsia="Times New Roman" w:hAnsi="Times New Roman" w:cs="Times New Roman"/>
+                <w:kern w:val="0"/>
+                <w:lang w:eastAsia="es-MX"/>
+                <w14:ligatures w14:val="none"/>
+              </w:rPr>
+            </w:pPr>
+            <w:r>
+              <w:rPr>
+                <w:rFonts w:ascii="Helvetica Neue" w:eastAsia="Times New Roman" w:hAnsi="Helvetica Neue" w:cs="Times New Roman"/>
+                <w:color w:val="000000"/>
+                <w:kern w:val="0"/>
+                <w:sz w:val="15"/>
+                <w:szCs w:val="15"/>
+                <w:lang w:eastAsia="es-MX"/>
+                <w14:ligatures w14:val="none"/>
+              </w:rPr>
+              <w:t>5427.39</w:t>
+            </w:r>
+          </w:p>
+        </w:tc>
+      </w:tr>
+      <w:tr>
+        <w:trPr>
+          <w:trHeight w:val="165"/>
+        </w:trPr>
+        <w:tc>
+          <w:tcPr>
+            <w:tcW w:w="705" w:type="dxa"/>
+            <w:tcBorders>
+              <w:top w:val="single" w:sz="6" w:space="0" w:color="000000"/>
+              <w:left w:val="single" w:sz="6" w:space="0" w:color="000000"/>
+              <w:bottom w:val="single" w:sz="6" w:space="0" w:color="000000"/>
+              <w:right w:val="single" w:sz="6" w:space="0" w:color="000000"/>
+            </w:tcBorders>
+            <w:shd w:val="clear" w:color="auto" w:fill="D4D4D4"/>
+            <w:tcMar>
+              <w:top w:w="60" w:type="dxa"/>
+              <w:left w:w="60" w:type="dxa"/>
+              <w:bottom w:w="60" w:type="dxa"/>
+              <w:right w:w="60" w:type="dxa"/>
+            </w:tcMar>
+            <w:hideMark/>
+          </w:tcPr>
+          <w:p>
+            <w:pPr>
+              <w:spacing w:after="0" w:line="240" w:lineRule="auto"/>
+              <w:rPr>
+                <w:rFonts w:ascii="Times New Roman" w:eastAsia="Times New Roman" w:hAnsi="Times New Roman" w:cs="Times New Roman"/>
+                <w:kern w:val="0"/>
+                <w:lang w:eastAsia="es-MX"/>
+                <w14:ligatures w14:val="none"/>
+              </w:rPr>
+            </w:pPr>
+            <w:proofErr w:type="spellStart"/>
+            <w:r>
+              <w:rPr>
+                <w:rFonts w:ascii="Helvetica Neue" w:eastAsia="Times New Roman" w:hAnsi="Helvetica Neue" w:cs="Times New Roman"/>
+                <w:b/>
+                <w:bCs/>
+                <w:color w:val="000000"/>
+                <w:kern w:val="0"/>
+                <w:sz w:val="15"/>
+                <w:szCs w:val="15"/>
+                <w:lang w:eastAsia="es-MX"/>
+                <w14:ligatures w14:val="none"/>
+              </w:rPr>
+              <w:t>minimum</w:t>
+            </w:r>
+            <w:proofErr w:type="spellEnd"/>
+          </w:p>
+        </w:tc>
+        <w:tc>
+          <w:tcPr>
+            <w:tcW w:w="540" w:type="dxa"/>
+            <w:tcBorders>
+              <w:top w:val="single" w:sz="6" w:space="0" w:color="000000"/>
+              <w:left w:val="single" w:sz="6" w:space="0" w:color="000000"/>
+              <w:bottom w:val="single" w:sz="6" w:space="0" w:color="000000"/>
+              <w:right w:val="single" w:sz="6" w:space="0" w:color="000000"/>
+            </w:tcBorders>
+            <w:tcMar>
+              <w:top w:w="60" w:type="dxa"/>
+              <w:left w:w="60" w:type="dxa"/>
+              <w:bottom w:w="60" w:type="dxa"/>
+              <w:right w:w="60" w:type="dxa"/>
+            </w:tcMar>
+            <w:hideMark/>
+          </w:tcPr>
+          <w:p>
+            <w:pPr>
+              <w:spacing w:after="0" w:line="240" w:lineRule="auto"/>
+              <w:rPr>
+                <w:rFonts w:ascii="Times New Roman" w:eastAsia="Times New Roman" w:hAnsi="Times New Roman" w:cs="Times New Roman"/>
+                <w:kern w:val="0"/>
+                <w:lang w:eastAsia="es-MX"/>
+                <w14:ligatures w14:val="none"/>
+              </w:rPr>
+            </w:pPr>
+            <w:r>
+              <w:rPr>
+                <w:rFonts w:ascii="Helvetica Neue" w:eastAsia="Times New Roman" w:hAnsi="Helvetica Neue" w:cs="Times New Roman"/>
+                <w:color w:val="000000"/>
+                <w:kern w:val="0"/>
+                <w:sz w:val="15"/>
+                <w:szCs w:val="15"/>
+                <w:lang w:eastAsia="es-MX"/>
+                <w14:ligatures w14:val="none"/>
+              </w:rPr>
+              <w:t>626</w:t>
+            </w:r>
+          </w:p>
+        </w:tc>
+        <w:tc>
+          <w:tcPr>
+            <w:tcW w:w="930" w:type="dxa"/>
+            <w:tcBorders>
+              <w:top w:val="single" w:sz="6" w:space="0" w:color="000000"/>
+              <w:left w:val="single" w:sz="6" w:space="0" w:color="000000"/>
+              <w:bottom w:val="single" w:sz="6" w:space="0" w:color="000000"/>
+              <w:right w:val="single" w:sz="6" w:space="0" w:color="000000"/>
+            </w:tcBorders>
+            <w:tcMar>
+              <w:top w:w="60" w:type="dxa"/>
+              <w:left w:w="60" w:type="dxa"/>
+              <w:bottom w:w="60" w:type="dxa"/>
+              <w:right w:w="60" w:type="dxa"/>
+            </w:tcMar>
+            <w:hideMark/>
+          </w:tcPr>
+          <w:p>
+            <w:pPr>
+              <w:spacing w:after="0" w:line="240" w:lineRule="auto"/>
+              <w:rPr>
+                <w:rFonts w:ascii="Times New Roman" w:eastAsia="Times New Roman" w:hAnsi="Times New Roman" w:cs="Times New Roman"/>
+                <w:kern w:val="0"/>
+                <w:lang w:eastAsia="es-MX"/>
+                <w14:ligatures w14:val="none"/>
+              </w:rPr>
+            </w:pPr>
+            <w:r>
+              <w:rPr>
+                <w:rFonts w:ascii="Helvetica Neue" w:eastAsia="Times New Roman" w:hAnsi="Helvetica Neue" w:cs="Times New Roman"/>
+                <w:color w:val="000000"/>
+                <w:kern w:val="0"/>
+                <w:sz w:val="15"/>
+                <w:szCs w:val="15"/>
+                <w:lang w:eastAsia="es-MX"/>
+                <w14:ligatures w14:val="none"/>
+              </w:rPr>
+              <w:t>594</w:t>
+            </w:r>
+          </w:p>
+        </w:tc>
+        <w:tc>
+          <w:tcPr>
+            <w:tcW w:w="705" w:type="dxa"/>
+            <w:tcBorders>
+              <w:top w:val="single" w:sz="6" w:space="0" w:color="000000"/>
+              <w:left w:val="single" w:sz="6" w:space="0" w:color="000000"/>
+              <w:bottom w:val="single" w:sz="6" w:space="0" w:color="000000"/>
+              <w:right w:val="single" w:sz="6" w:space="0" w:color="000000"/>
+            </w:tcBorders>
+            <w:tcMar>
+              <w:top w:w="60" w:type="dxa"/>
+              <w:left w:w="60" w:type="dxa"/>
+              <w:bottom w:w="60" w:type="dxa"/>
+              <w:right w:w="60" w:type="dxa"/>
+            </w:tcMar>
+            <w:hideMark/>
+          </w:tcPr>
+          <w:p>
+            <w:pPr>
+              <w:spacing w:after="0" w:line="240" w:lineRule="auto"/>
+              <w:rPr>
+                <w:rFonts w:ascii="Times New Roman" w:eastAsia="Times New Roman" w:hAnsi="Times New Roman" w:cs="Times New Roman"/>
+                <w:kern w:val="0"/>
+                <w:lang w:eastAsia="es-MX"/>
+                <w14:ligatures w14:val="none"/>
+              </w:rPr>
+            </w:pPr>
+            <w:r>
+              <w:rPr>
+                <w:rFonts w:ascii="Helvetica Neue" w:eastAsia="Times New Roman" w:hAnsi="Helvetica Neue" w:cs="Times New Roman"/>
+                <w:color w:val="000000"/>
+                <w:kern w:val="0"/>
+                <w:sz w:val="15"/>
+                <w:szCs w:val="15"/>
+                <w:lang w:eastAsia="es-MX"/>
+                <w14:ligatures w14:val="none"/>
+              </w:rPr>
+              <w:t>274567.61</w:t>
+            </w:r>
+          </w:p>
+        </w:tc>
+        <w:tc>
+          <w:tcPr>
+            <w:tcW w:w="705" w:type="dxa"/>
+            <w:tcBorders>
+              <w:top w:val="single" w:sz="6" w:space="0" w:color="000000"/>
+              <w:left w:val="single" w:sz="6" w:space="0" w:color="000000"/>
+              <w:bottom w:val="single" w:sz="6" w:space="0" w:color="000000"/>
+              <w:right w:val="single" w:sz="6" w:space="0" w:color="000000"/>
+            </w:tcBorders>
+            <w:tcMar>
+              <w:top w:w="60" w:type="dxa"/>
+              <w:left w:w="60" w:type="dxa"/>
+              <w:bottom w:w="60" w:type="dxa"/>
+              <w:right w:w="60" w:type="dxa"/>
+            </w:tcMar>
+            <w:hideMark/>
+          </w:tcPr>
+          <w:p>
+            <w:pPr>
+              <w:spacing w:after="0" w:line="240" w:lineRule="auto"/>
+              <w:rPr>
+                <w:rFonts w:ascii="Times New Roman" w:eastAsia="Times New Roman" w:hAnsi="Times New Roman" w:cs="Times New Roman"/>
+                <w:kern w:val="0"/>
+                <w:lang w:eastAsia="es-MX"/>
+                <w14:ligatures w14:val="none"/>
+              </w:rPr>
+            </w:pPr>
+            <w:r>
+              <w:rPr>
+                <w:rFonts w:ascii="Helvetica Neue" w:eastAsia="Times New Roman" w:hAnsi="Helvetica Neue" w:cs="Times New Roman"/>
+                <w:color w:val="000000"/>
+                <w:kern w:val="0"/>
+                <w:sz w:val="15"/>
+                <w:szCs w:val="15"/>
+                <w:lang w:eastAsia="es-MX"/>
+                <w14:ligatures w14:val="none"/>
+              </w:rPr>
+              <w:t>62580.4</w:t>
+            </w:r>
+          </w:p>
+        </w:tc>
+        <w:tc>
+          <w:tcPr>
+            <w:tcW w:w="630" w:type="dxa"/>
+            <w:tcBorders>
+              <w:top w:val="single" w:sz="6" w:space="0" w:color="000000"/>
+              <w:left w:val="single" w:sz="6" w:space="0" w:color="000000"/>
+              <w:bottom w:val="single" w:sz="6" w:space="0" w:color="000000"/>
+              <w:right w:val="single" w:sz="6" w:space="0" w:color="000000"/>
+            </w:tcBorders>
+            <w:tcMar>
+              <w:top w:w="60" w:type="dxa"/>
+              <w:left w:w="60" w:type="dxa"/>
+              <w:bottom w:w="60" w:type="dxa"/>
+              <w:right w:w="60" w:type="dxa"/>
+            </w:tcMar>
+            <w:hideMark/>
+          </w:tcPr>
+          <w:p>
+            <w:pPr>
+              <w:spacing w:after="0" w:line="240" w:lineRule="auto"/>
+              <w:rPr>
+                <w:rFonts w:ascii="Times New Roman" w:eastAsia="Times New Roman" w:hAnsi="Times New Roman" w:cs="Times New Roman"/>
+                <w:kern w:val="0"/>
+                <w:lang w:eastAsia="es-MX"/>
+                <w14:ligatures w14:val="none"/>
+              </w:rPr>
+            </w:pPr>
+            <w:r>
+              <w:rPr>
+                <w:rFonts w:ascii="Helvetica Neue" w:eastAsia="Times New Roman" w:hAnsi="Helvetica Neue" w:cs="Times New Roman"/>
+                <w:color w:val="000000"/>
+                <w:kern w:val="0"/>
+                <w:sz w:val="15"/>
+                <w:szCs w:val="15"/>
+                <w:lang w:eastAsia="es-MX"/>
+                <w14:ligatures w14:val="none"/>
+              </w:rPr>
+              <w:t>8633.06</w:t>
+            </w:r>
+          </w:p>
+        </w:tc>
+      </w:tr>
+      <w:tr>
+        <w:trPr>
+          <w:trHeight w:val="165"/>
+        </w:trPr>
+        <w:tc>
+          <w:tcPr>
+            <w:tcW w:w="705" w:type="dxa"/>
+            <w:tcBorders>
+              <w:top w:val="single" w:sz="6" w:space="0" w:color="000000"/>
+              <w:left w:val="single" w:sz="6" w:space="0" w:color="000000"/>
+              <w:bottom w:val="single" w:sz="6" w:space="0" w:color="000000"/>
+              <w:right w:val="single" w:sz="6" w:space="0" w:color="000000"/>
+            </w:tcBorders>
+            <w:shd w:val="clear" w:color="auto" w:fill="D4D4D4"/>
+            <w:tcMar>
+              <w:top w:w="60" w:type="dxa"/>
+              <w:left w:w="60" w:type="dxa"/>
+              <w:bottom w:w="60" w:type="dxa"/>
+              <w:right w:w="60" w:type="dxa"/>
+            </w:tcMar>
+            <w:hideMark/>
+          </w:tcPr>
+          <w:p>
+            <w:pPr>
+              <w:spacing w:after="0" w:line="240" w:lineRule="auto"/>
+              <w:rPr>
+                <w:rFonts w:ascii="Times New Roman" w:eastAsia="Times New Roman" w:hAnsi="Times New Roman" w:cs="Times New Roman"/>
+                <w:kern w:val="0"/>
+                <w:lang w:eastAsia="es-MX"/>
+                <w14:ligatures w14:val="none"/>
+              </w:rPr>
+            </w:pPr>
+            <w:proofErr w:type="spellStart"/>
+            <w:r>
+              <w:rPr>
+                <w:rFonts w:ascii="Helvetica Neue" w:eastAsia="Times New Roman" w:hAnsi="Helvetica Neue" w:cs="Times New Roman"/>
+                <w:b/>
+                <w:bCs/>
+                <w:color w:val="000000"/>
+                <w:kern w:val="0"/>
+                <w:sz w:val="15"/>
+                <w:szCs w:val="15"/>
+                <w:lang w:eastAsia="es-MX"/>
+                <w14:ligatures w14:val="none"/>
+              </w:rPr>
+              <w:t>maximum</w:t>
+            </w:r>
+            <w:proofErr w:type="spellEnd"/>
+          </w:p>
+        </w:tc>
+        <w:tc>
+          <w:tcPr>
+            <w:tcW w:w="540" w:type="dxa"/>
+            <w:tcBorders>
+              <w:top w:val="single" w:sz="6" w:space="0" w:color="000000"/>
+              <w:left w:val="single" w:sz="6" w:space="0" w:color="000000"/>
+              <w:bottom w:val="single" w:sz="6" w:space="0" w:color="000000"/>
+              <w:right w:val="single" w:sz="6" w:space="0" w:color="000000"/>
+            </w:tcBorders>
+            <w:tcMar>
+              <w:top w:w="60" w:type="dxa"/>
+              <w:left w:w="60" w:type="dxa"/>
+              <w:bottom w:w="60" w:type="dxa"/>
+              <w:right w:w="60" w:type="dxa"/>
+            </w:tcMar>
+            <w:hideMark/>
+          </w:tcPr>
+          <w:p>
+            <w:pPr>
+              <w:spacing w:after="0" w:line="240" w:lineRule="auto"/>
+              <w:rPr>
+                <w:rFonts w:ascii="Times New Roman" w:eastAsia="Times New Roman" w:hAnsi="Times New Roman" w:cs="Times New Roman"/>
+                <w:kern w:val="0"/>
+                <w:lang w:eastAsia="es-MX"/>
+                <w14:ligatures w14:val="none"/>
+              </w:rPr>
+            </w:pPr>
+            <w:r>
+              <w:rPr>
+                <w:rFonts w:ascii="Helvetica Neue" w:eastAsia="Times New Roman" w:hAnsi="Helvetica Neue" w:cs="Times New Roman"/>
+                <w:color w:val="000000"/>
+                <w:kern w:val="0"/>
+                <w:sz w:val="15"/>
+                <w:szCs w:val="15"/>
+                <w:lang w:eastAsia="es-MX"/>
+                <w14:ligatures w14:val="none"/>
+              </w:rPr>
+              <w:t>1632</w:t>
+            </w:r>
+          </w:p>
+        </w:tc>
+        <w:tc>
+          <w:tcPr>
+            <w:tcW w:w="930" w:type="dxa"/>
+            <w:tcBorders>
+              <w:top w:val="single" w:sz="6" w:space="0" w:color="000000"/>
+              <w:left w:val="single" w:sz="6" w:space="0" w:color="000000"/>
+              <w:bottom w:val="single" w:sz="6" w:space="0" w:color="000000"/>
+              <w:right w:val="single" w:sz="6" w:space="0" w:color="000000"/>
+            </w:tcBorders>
+            <w:tcMar>
+              <w:top w:w="60" w:type="dxa"/>
+              <w:left w:w="60" w:type="dxa"/>
+              <w:bottom w:w="60" w:type="dxa"/>
+              <w:right w:w="60" w:type="dxa"/>
+            </w:tcMar>
+            <w:hideMark/>
+          </w:tcPr>
+          <w:p>
+            <w:pPr>
+              <w:spacing w:after="0" w:line="240" w:lineRule="auto"/>
+              <w:rPr>
+                <w:rFonts w:ascii="Times New Roman" w:eastAsia="Times New Roman" w:hAnsi="Times New Roman" w:cs="Times New Roman"/>
+                <w:kern w:val="0"/>
+                <w:lang w:eastAsia="es-MX"/>
+                <w14:ligatures w14:val="none"/>
+              </w:rPr>
+            </w:pPr>
+            <w:r>
+              <w:rPr>
+                <w:rFonts w:ascii="Helvetica Neue" w:eastAsia="Times New Roman" w:hAnsi="Helvetica Neue" w:cs="Times New Roman"/>
+                <w:color w:val="000000"/>
+                <w:kern w:val="0"/>
+                <w:sz w:val="15"/>
+                <w:szCs w:val="15"/>
+                <w:lang w:eastAsia="es-MX"/>
+                <w14:ligatures w14:val="none"/>
+              </w:rPr>
+              <w:t>1509</w:t>
+            </w:r>
+          </w:p>
+        </w:tc>
+        <w:tc>
+          <w:tcPr>
+            <w:tcW w:w="705" w:type="dxa"/>
+            <w:tcBorders>
+              <w:top w:val="single" w:sz="6" w:space="0" w:color="000000"/>
+              <w:left w:val="single" w:sz="6" w:space="0" w:color="000000"/>
+              <w:bottom w:val="single" w:sz="6" w:space="0" w:color="000000"/>
+              <w:right w:val="single" w:sz="6" w:space="0" w:color="000000"/>
+            </w:tcBorders>
+            <w:tcMar>
+              <w:top w:w="60" w:type="dxa"/>
+              <w:left w:w="60" w:type="dxa"/>
+              <w:bottom w:w="60" w:type="dxa"/>
+              <w:right w:w="60" w:type="dxa"/>
+            </w:tcMar>
+            <w:hideMark/>
+          </w:tcPr>
+          <w:p>
+            <w:pPr>
+              <w:spacing w:after="0" w:line="240" w:lineRule="auto"/>
+              <w:rPr>
+                <w:rFonts w:ascii="Times New Roman" w:eastAsia="Times New Roman" w:hAnsi="Times New Roman" w:cs="Times New Roman"/>
+                <w:kern w:val="0"/>
+                <w:lang w:eastAsia="es-MX"/>
+                <w14:ligatures w14:val="none"/>
+              </w:rPr>
+            </w:pPr>
+            <w:r>
+              <w:rPr>
+                <w:rFonts w:ascii="Helvetica Neue" w:eastAsia="Times New Roman" w:hAnsi="Helvetica Neue" w:cs="Times New Roman"/>
+                <w:color w:val="000000"/>
+                <w:kern w:val="0"/>
+                <w:sz w:val="15"/>
+                <w:szCs w:val="15"/>
+                <w:lang w:eastAsia="es-MX"/>
+                <w14:ligatures w14:val="none"/>
+              </w:rPr>
+              <w:t>890076.65</w:t>
+            </w:r>
+          </w:p>
+        </w:tc>
+        <w:tc>
+          <w:tcPr>
+            <w:tcW w:w="705" w:type="dxa"/>
+            <w:tcBorders>
+              <w:top w:val="single" w:sz="6" w:space="0" w:color="000000"/>
+              <w:left w:val="single" w:sz="6" w:space="0" w:color="000000"/>
+              <w:bottom w:val="single" w:sz="6" w:space="0" w:color="000000"/>
+              <w:right w:val="single" w:sz="6" w:space="0" w:color="000000"/>
+            </w:tcBorders>
+            <w:tcMar>
+              <w:top w:w="60" w:type="dxa"/>
+              <w:left w:w="60" w:type="dxa"/>
+              <w:bottom w:w="60" w:type="dxa"/>
+              <w:right w:w="60" w:type="dxa"/>
+            </w:tcMar>
+            <w:hideMark/>
+          </w:tcPr>
+          <w:p>
+            <w:pPr>
+              <w:spacing w:after="0" w:line="240" w:lineRule="auto"/>
+              <w:rPr>
+                <w:rFonts w:ascii="Times New Roman" w:eastAsia="Times New Roman" w:hAnsi="Times New Roman" w:cs="Times New Roman"/>
+                <w:kern w:val="0"/>
+                <w:lang w:eastAsia="es-MX"/>
+                <w14:ligatures w14:val="none"/>
+              </w:rPr>
+            </w:pPr>
+            <w:r>
+              <w:rPr>
+                <w:rFonts w:ascii="Helvetica Neue" w:eastAsia="Times New Roman" w:hAnsi="Helvetica Neue" w:cs="Times New Roman"/>
+                <w:color w:val="000000"/>
+                <w:kern w:val="0"/>
+                <w:sz w:val="15"/>
+                <w:szCs w:val="15"/>
+                <w:lang w:eastAsia="es-MX"/>
+                <w14:ligatures w14:val="none"/>
+              </w:rPr>
+              <w:t>275218.1</w:t>
+            </w:r>
+          </w:p>
+        </w:tc>
+        <w:tc>
+          <w:tcPr>
+            <w:tcW w:w="630" w:type="dxa"/>
+            <w:tcBorders>
+              <w:top w:val="single" w:sz="6" w:space="0" w:color="000000"/>
+              <w:left w:val="single" w:sz="6" w:space="0" w:color="000000"/>
+              <w:bottom w:val="single" w:sz="6" w:space="0" w:color="000000"/>
+              <w:right w:val="single" w:sz="6" w:space="0" w:color="000000"/>
+            </w:tcBorders>
+            <w:tcMar>
+              <w:top w:w="60" w:type="dxa"/>
+              <w:left w:w="60" w:type="dxa"/>
+              <w:bottom w:w="60" w:type="dxa"/>
+              <w:right w:w="60" w:type="dxa"/>
+            </w:tcMar>
+            <w:hideMark/>
+          </w:tcPr>
+          <w:p>
+            <w:pPr>
+              <w:spacing w:after="0" w:line="240" w:lineRule="auto"/>
+              <w:rPr>
+                <w:rFonts w:ascii="Times New Roman" w:eastAsia="Times New Roman" w:hAnsi="Times New Roman" w:cs="Times New Roman"/>
+                <w:kern w:val="0"/>
+                <w:lang w:eastAsia="es-MX"/>
+                <w14:ligatures w14:val="none"/>
+              </w:rPr>
+            </w:pPr>
+            <w:r>
+              <w:rPr>
+                <w:rFonts w:ascii="Helvetica Neue" w:eastAsia="Times New Roman" w:hAnsi="Helvetica Neue" w:cs="Times New Roman"/>
+                <w:color w:val="000000"/>
+                <w:kern w:val="0"/>
+                <w:sz w:val="15"/>
+                <w:szCs w:val="15"/>
+                <w:lang w:eastAsia="es-MX"/>
+                <w14:ligatures w14:val="none"/>
+              </w:rPr>
+              <w:t>28052.92</w:t>
+            </w:r>
+          </w:p>
+        </w:tc>
+      </w:tr>
+    </w:tbl>
+    <w:p>
+      <w:pPr>
+        <w:pStyle w:val="Prrafodelista"/>
+        <w:numPr>
+          <w:ilvl w:val="0"/>
+          <w:numId w:val="2"/>
+        </w:numPr>
+        <w:rPr>
+          <w:rFonts w:ascii="Times New Roman" w:hAnsi="Times New Roman" w:cs="Times New Roman"/>
+        </w:rPr>
+      </w:pPr>
+      <w:r>
+        <w:rPr>
+          <w:rFonts w:ascii="Times New Roman" w:hAnsi="Times New Roman" w:cs="Times New Roman"/>
+        </w:rPr>
+        <w:lastRenderedPageBreak/>
+        <w:t xml:space="preserve">Tabla promedio periodos </w:t>
+      </w:r>
+    </w:p>
+    <w:p>
+      <w:pPr>
+        <w:pStyle w:val="Prrafodelista"/>
+        <w:numPr>
+          <w:ilvl w:val="0"/>
+          <w:numId w:val="2"/>
+        </w:numPr>
+        <w:rPr>
+          <w:rFonts w:ascii="Times New Roman" w:hAnsi="Times New Roman" w:cs="Times New Roman"/>
+        </w:rPr>
+      </w:pPr>
+      <w:r>
+        <w:rPr>
+          <w:rFonts w:ascii="Times New Roman" w:hAnsi="Times New Roman" w:cs="Times New Roman"/>
+        </w:rPr>
+        <w:t>Análisis resultados descriptivos</w:t>
+      </w:r>
+    </w:p>
+    <w:p>
+      <w:pPr>
+        <w:pStyle w:val="paragraph"/>
+        <w:spacing w:before="0" w:beforeAutospacing="0" w:after="0" w:afterAutospacing="0"/>
+        <w:jc w:val="both"/>
+        <w:textAlignment w:val="baseline"/>
+        <w:rPr>
+          <w:rFonts w:ascii="Segoe UI" w:hAnsi="Segoe UI" w:cs="Segoe UI"/>
+          <w:sz w:val="18"/>
+          <w:szCs w:val="18"/>
+        </w:rPr>
+      </w:pPr>
+      <w:r>
+        <w:rPr>
+          <w:rStyle w:val="normaltextrun"/>
+          <w:rFonts w:eastAsiaTheme="majorEastAsia"/>
+          <w:lang w:val="es-ES"/>
+        </w:rPr>
+        <w:t>El análisis descriptivo de las variables visitas, visitas únicas, ingresos, utilidad y libras vendidas muestra cambios importantes a lo largo de los cuatro periodos analizados. En el periodo inicial, el sitio web presenta niveles relativamente altos de tráfico, con un promedio de 1.055 visitas y 976 visitas únicas, acompañado también por los niveles más altos de ingresos promedio ($608.250) y utilidad promedio ($200.233). Sin embargo, en el periodo pre-promoción se observa una disminución considerable en el tráfico del sitio, con promedios de 563 visitas y 517 visitas únicas, mientras que los ingresos y las libras vendidas se mantienen relativamente estables en comparación con el periodo inicial. Durante el periodo de promoción, el tráfico del sitio aumenta significativamente, alcanzando promedios de 1.814 visitas y 1.739 visitas únicas, lo que coincide con el envío de la campaña promocional. No obstante, a pesar del aumento del tráfico, los ingresos promedio ($456.399) y la utilidad ($131.930) no muestran un incremento proporcional. Finalmente, en el periodo post-promoción, el tráfico vuelve a disminuir considerablemente, registrando niveles incluso menores que en periodos anteriores, con promedios de 372 visitas y 111 visitas únicas, junto con reducciones adicionales en ingresos, utilidades y libras vendidas.</w:t>
+      </w:r>
+      <w:r>
+        <w:rPr>
+          <w:rStyle w:val="eop"/>
+          <w:rFonts w:eastAsiaTheme="majorEastAsia"/>
+        </w:rPr>
+        <w:t> </w:t>
+      </w:r>
+    </w:p>
+    <w:p>
+      <w:pPr>
+        <w:pStyle w:val="paragraph"/>
+        <w:spacing w:before="0" w:beforeAutospacing="0" w:after="0" w:afterAutospacing="0"/>
+        <w:jc w:val="both"/>
+        <w:textAlignment w:val="baseline"/>
+        <w:rPr>
+          <w:rStyle w:val="normaltextrun"/>
+          <w:rFonts w:eastAsiaTheme="majorEastAsia"/>
+          <w:lang w:val="es-ES"/>
+        </w:rPr>
+      </w:pPr>
+    </w:p>
+    <w:p>
+      <w:pPr>
+        <w:pStyle w:val="paragraph"/>
+        <w:spacing w:before="0" w:beforeAutospacing="0" w:after="0" w:afterAutospacing="0"/>
+        <w:jc w:val="both"/>
+        <w:textAlignment w:val="baseline"/>
+        <w:rPr>
+          <w:rFonts w:ascii="Segoe UI" w:hAnsi="Segoe UI" w:cs="Segoe UI"/>
+          <w:sz w:val="18"/>
+          <w:szCs w:val="18"/>
+        </w:rPr>
+      </w:pPr>
+      <w:r>
+        <w:rPr>
+          <w:rStyle w:val="normaltextrun"/>
+          <w:rFonts w:eastAsiaTheme="majorEastAsia"/>
+          <w:lang w:val="es-ES"/>
+        </w:rPr>
+        <w:t>En general, los resultados sugieren que la promoción tuvo un efecto claro en el aumento del tráfico hacia el sitio web, como se observa en el incremento notable de visitas y visitas únicas durante el periodo promocional. Sin embargo, este aumento en el tráfico no se traduce directamente en mayores ingresos, utilidades o volumen de ventas, lo que indica que la relación entre visitas al sitio y resultados financieros parece ser limitada. Además, se observa que los ingresos y las libras vendidas presentan un comportamiento más estable entre periodos, lo cual sugiere que las ventas pueden depender más de factores comerciales tradicionales que del tráfico web. Estos resultados indican que el sitio web podría estar funcionando principalmente como una herramienta de información o generación de interés, más que como un canal directo de conversión en ventas.</w:t>
+      </w:r>
+      <w:r>
+        <w:rPr>
+          <w:rStyle w:val="eop"/>
+          <w:rFonts w:eastAsiaTheme="majorEastAsia"/>
+          <w:bdr w:val="none" w:sz="0" w:space="0" w:color="auto" w:frame="1"/>
+          <w:shd w:val="clear" w:color="auto" w:fill="C6C6C6"/>
+        </w:rPr>
+        <w:t> </w:t>
+      </w:r>
+    </w:p>
+    <w:p>
+      <w:pPr>
+        <w:rPr>
+          <w:rFonts w:ascii="Times New Roman" w:hAnsi="Times New Roman" w:cs="Times New Roman"/>
+        </w:rPr>
+      </w:pPr>
+    </w:p>
+    <w:p>
+      <w:pPr>
+        <w:rPr>
+          <w:rFonts w:ascii="Times New Roman" w:hAnsi="Times New Roman" w:cs="Times New Roman"/>
+        </w:rPr>
+      </w:pPr>
+    </w:p>
+    <w:p>
+      <w:pPr>
+        <w:rPr>
+          <w:rFonts w:ascii="Times New Roman" w:hAnsi="Times New Roman" w:cs="Times New Roman"/>
         </w:rPr>
       </w:pPr>
     </w:p>
@@ -222,6 +2194,95 @@
 <file path=word/numbering.xml><?xml version="1.0" encoding="utf-8"?>
 <w:numbering xmlns:wpc="http://schemas.microsoft.com/office/word/2010/wordprocessingCanvas" xmlns:cx="http://schemas.microsoft.com/office/drawing/2014/chartex" xmlns:cx1="http://schemas.microsoft.com/office/drawing/2015/9/8/chartex" xmlns:cx2="http://schemas.microsoft.com/office/drawing/2015/10/21/chartex" xmlns:cx3="http://schemas.microsoft.com/office/drawing/2016/5/9/chartex" xmlns:cx4="http://schemas.microsoft.com/office/drawing/2016/5/10/chartex" xmlns:cx5="http://schemas.microsoft.com/office/drawing/2016/5/11/chartex" xmlns:cx6="http://schemas.microsoft.com/office/drawing/2016/5/12/chartex" xmlns:cx7="http://schemas.microsoft.com/office/drawing/2016/5/13/chartex" xmlns:cx8="http://schemas.microsoft.com/office/drawing/2016/5/14/chartex" xmlns:mc="http://schemas.openxmlformats.org/markup-compatibility/2006" xmlns:aink="http://schemas.microsoft.com/office/drawing/2016/ink" xmlns:am3d="http://schemas.microsoft.com/office/drawing/2017/model3d" xmlns:o="urn:schemas-microsoft-com:office:office" xmlns:oel="http://schemas.microsoft.com/office/2019/extlst" xmlns:r="http://schemas.openxmlformats.org/officeDocument/2006/relationships" xmlns:m="http://schemas.openxmlformats.org/officeDocument/2006/math" xmlns:v="urn:schemas-microsoft-com:vml" xmlns:wp14="http://schemas.microsoft.com/office/word/2010/wordprocessingDrawing" xmlns:wp="http://schemas.openxmlformats.org/drawingml/2006/wordprocessingDrawing" xmlns:w10="urn:schemas-microsoft-com:office:word" xmlns:w="http://schemas.openxmlformats.org/wordprocessingml/2006/main" xmlns:w14="http://schemas.microsoft.com/office/word/2010/wordml" xmlns:w15="http://schemas.microsoft.com/office/word/2012/wordml" xmlns:w16cex="http://schemas.microsoft.com/office/word/2018/wordml/cex" xmlns:w16cid="http://schemas.microsoft.com/office/word/2016/wordml/cid" xmlns:w16="http://schemas.microsoft.com/office/word/2018/wordml" xmlns:w16du="http://schemas.microsoft.com/office/word/2023/wordml/word16du" xmlns:w16sdtdh="http://schemas.microsoft.com/office/word/2020/wordml/sdtdatahash" xmlns:w16sdtfl="http://schemas.microsoft.com/office/word/2024/wordml/sdtformatlock" xmlns:w16se="http://schemas.microsoft.com/office/word/2015/wordml/symex" xmlns:wpg="http://schemas.microsoft.com/office/word/2010/wordprocessingGroup" xmlns:wpi="http://schemas.microsoft.com/office/word/2010/wordprocessingInk" xmlns:wne="http://schemas.microsoft.com/office/word/2006/wordml" xmlns:wps="http://schemas.microsoft.com/office/word/2010/wordprocessingShape" mc:Ignorable="w14 w15 w16se w16cid w16 w16cex w16sdtdh w16sdtfl w16du wp14">
   <w:abstractNum w:abstractNumId="0" w15:restartNumberingAfterBreak="0">
+    <w:nsid w:val="1CF16EFC"/>
+    <w:multiLevelType w:val="hybridMultilevel"/>
+    <w:tmpl w:val="5A6EA73C"/>
+    <w:lvl w:ilvl="0" w:tplc="080A000F">
+      <w:start w:val="1"/>
+      <w:numFmt w:val="decimal"/>
+      <w:lvlText w:val="%1."/>
+      <w:lvlJc w:val="left"/>
+      <w:pPr>
+        <w:ind w:left="720" w:hanging="360"/>
+      </w:pPr>
+      <w:rPr>
+        <w:rFonts w:hint="default"/>
+      </w:rPr>
+    </w:lvl>
+    <w:lvl w:ilvl="1" w:tplc="080A0019" w:tentative="1">
+      <w:start w:val="1"/>
+      <w:numFmt w:val="lowerLetter"/>
+      <w:lvlText w:val="%2."/>
+      <w:lvlJc w:val="left"/>
+      <w:pPr>
+        <w:ind w:left="1440" w:hanging="360"/>
+      </w:pPr>
+    </w:lvl>
+    <w:lvl w:ilvl="2" w:tplc="080A001B" w:tentative="1">
+      <w:start w:val="1"/>
+      <w:numFmt w:val="lowerRoman"/>
+      <w:lvlText w:val="%3."/>
+      <w:lvlJc w:val="right"/>
+      <w:pPr>
+        <w:ind w:left="2160" w:hanging="180"/>
+      </w:pPr>
+    </w:lvl>
+    <w:lvl w:ilvl="3" w:tplc="080A000F" w:tentative="1">
+      <w:start w:val="1"/>
+      <w:numFmt w:val="decimal"/>
+      <w:lvlText w:val="%4."/>
+      <w:lvlJc w:val="left"/>
+      <w:pPr>
+        <w:ind w:left="2880" w:hanging="360"/>
+      </w:pPr>
+    </w:lvl>
+    <w:lvl w:ilvl="4" w:tplc="080A0019" w:tentative="1">
+      <w:start w:val="1"/>
+      <w:numFmt w:val="lowerLetter"/>
+      <w:lvlText w:val="%5."/>
+      <w:lvlJc w:val="left"/>
+      <w:pPr>
+        <w:ind w:left="3600" w:hanging="360"/>
+      </w:pPr>
+    </w:lvl>
+    <w:lvl w:ilvl="5" w:tplc="080A001B" w:tentative="1">
+      <w:start w:val="1"/>
+      <w:numFmt w:val="lowerRoman"/>
+      <w:lvlText w:val="%6."/>
+      <w:lvlJc w:val="right"/>
+      <w:pPr>
+        <w:ind w:left="4320" w:hanging="180"/>
+      </w:pPr>
+    </w:lvl>
+    <w:lvl w:ilvl="6" w:tplc="080A000F" w:tentative="1">
+      <w:start w:val="1"/>
+      <w:numFmt w:val="decimal"/>
+      <w:lvlText w:val="%7."/>
+      <w:lvlJc w:val="left"/>
+      <w:pPr>
+        <w:ind w:left="5040" w:hanging="360"/>
+      </w:pPr>
+    </w:lvl>
+    <w:lvl w:ilvl="7" w:tplc="080A0019" w:tentative="1">
+      <w:start w:val="1"/>
+      <w:numFmt w:val="lowerLetter"/>
+      <w:lvlText w:val="%8."/>
+      <w:lvlJc w:val="left"/>
+      <w:pPr>
+        <w:ind w:left="5760" w:hanging="360"/>
+      </w:pPr>
+    </w:lvl>
+    <w:lvl w:ilvl="8" w:tplc="080A001B" w:tentative="1">
+      <w:start w:val="1"/>
+      <w:numFmt w:val="lowerRoman"/>
+      <w:lvlText w:val="%9."/>
+      <w:lvlJc w:val="right"/>
+      <w:pPr>
+        <w:ind w:left="6480" w:hanging="180"/>
+      </w:pPr>
+    </w:lvl>
+  </w:abstractNum>
+  <w:abstractNum w:abstractNumId="1" w15:restartNumberingAfterBreak="0">
     <w:nsid w:val="4C7151E4"/>
     <w:multiLevelType w:val="hybridMultilevel"/>
     <w:tmpl w:val="F77022D0"/>
@@ -311,6 +2372,9 @@
     </w:lvl>
   </w:abstractNum>
   <w:num w:numId="1" w16cid:durableId="1645549328">
+    <w:abstractNumId w:val="1"/>
+  </w:num>
+  <w:num w:numId="2" w16cid:durableId="258567206">
     <w:abstractNumId w:val="0"/>
   </w:num>
 </w:numbering>
@@ -325,7 +2389,7 @@
         <w:kern w:val="2"/>
         <w:sz w:val="24"/>
         <w:szCs w:val="24"/>
-        <w:lang w:val="en-CO" w:eastAsia="en-US" w:bidi="ar-SA"/>
+        <w:lang w:val="es-CO" w:eastAsia="en-US" w:bidi="ar-SA"/>
         <w14:ligatures w14:val="standardContextual"/>
       </w:rPr>
     </w:rPrDefault>
@@ -717,11 +2781,11 @@
     <w:name w:val="Normal"/>
     <w:qFormat/>
   </w:style>
-  <w:style w:type="paragraph" w:styleId="Heading1">
+  <w:style w:type="paragraph" w:styleId="Ttulo1">
     <w:name w:val="heading 1"/>
     <w:basedOn w:val="Normal"/>
     <w:next w:val="Normal"/>
-    <w:link w:val="Heading1Char"/>
+    <w:link w:val="Ttulo1Car"/>
     <w:uiPriority w:val="9"/>
     <w:qFormat/>
     <w:rsid w:val="002F1EE9"/>
@@ -738,11 +2802,11 @@
       <w:szCs w:val="40"/>
     </w:rPr>
   </w:style>
-  <w:style w:type="paragraph" w:styleId="Heading2">
+  <w:style w:type="paragraph" w:styleId="Ttulo2">
     <w:name w:val="heading 2"/>
     <w:basedOn w:val="Normal"/>
     <w:next w:val="Normal"/>
-    <w:link w:val="Heading2Char"/>
+    <w:link w:val="Ttulo2Car"/>
     <w:uiPriority w:val="9"/>
     <w:semiHidden/>
     <w:unhideWhenUsed/>
@@ -761,11 +2825,11 @@
       <w:szCs w:val="32"/>
     </w:rPr>
   </w:style>
-  <w:style w:type="paragraph" w:styleId="Heading3">
+  <w:style w:type="paragraph" w:styleId="Ttulo3">
     <w:name w:val="heading 3"/>
     <w:basedOn w:val="Normal"/>
     <w:next w:val="Normal"/>
-    <w:link w:val="Heading3Char"/>
+    <w:link w:val="Ttulo3Car"/>
     <w:uiPriority w:val="9"/>
     <w:semiHidden/>
     <w:unhideWhenUsed/>
@@ -784,11 +2848,11 @@
       <w:szCs w:val="28"/>
     </w:rPr>
   </w:style>
-  <w:style w:type="paragraph" w:styleId="Heading4">
+  <w:style w:type="paragraph" w:styleId="Ttulo4">
     <w:name w:val="heading 4"/>
     <w:basedOn w:val="Normal"/>
     <w:next w:val="Normal"/>
-    <w:link w:val="Heading4Char"/>
+    <w:link w:val="Ttulo4Car"/>
     <w:uiPriority w:val="9"/>
     <w:semiHidden/>
     <w:unhideWhenUsed/>
@@ -807,11 +2871,11 @@
       <w:color w:val="0F4761" w:themeColor="accent1" w:themeShade="BF"/>
     </w:rPr>
   </w:style>
-  <w:style w:type="paragraph" w:styleId="Heading5">
+  <w:style w:type="paragraph" w:styleId="Ttulo5">
     <w:name w:val="heading 5"/>
     <w:basedOn w:val="Normal"/>
     <w:next w:val="Normal"/>
-    <w:link w:val="Heading5Char"/>
+    <w:link w:val="Ttulo5Car"/>
     <w:uiPriority w:val="9"/>
     <w:semiHidden/>
     <w:unhideWhenUsed/>
@@ -828,11 +2892,11 @@
       <w:color w:val="0F4761" w:themeColor="accent1" w:themeShade="BF"/>
     </w:rPr>
   </w:style>
-  <w:style w:type="paragraph" w:styleId="Heading6">
+  <w:style w:type="paragraph" w:styleId="Ttulo6">
     <w:name w:val="heading 6"/>
     <w:basedOn w:val="Normal"/>
     <w:next w:val="Normal"/>
-    <w:link w:val="Heading6Char"/>
+    <w:link w:val="Ttulo6Car"/>
     <w:uiPriority w:val="9"/>
     <w:semiHidden/>
     <w:unhideWhenUsed/>
@@ -851,11 +2915,11 @@
       <w:color w:val="595959" w:themeColor="text1" w:themeTint="A6"/>
     </w:rPr>
   </w:style>
-  <w:style w:type="paragraph" w:styleId="Heading7">
+  <w:style w:type="paragraph" w:styleId="Ttulo7">
     <w:name w:val="heading 7"/>
     <w:basedOn w:val="Normal"/>
     <w:next w:val="Normal"/>
-    <w:link w:val="Heading7Char"/>
+    <w:link w:val="Ttulo7Car"/>
     <w:uiPriority w:val="9"/>
     <w:semiHidden/>
     <w:unhideWhenUsed/>
@@ -872,11 +2936,11 @@
       <w:color w:val="595959" w:themeColor="text1" w:themeTint="A6"/>
     </w:rPr>
   </w:style>
-  <w:style w:type="paragraph" w:styleId="Heading8">
+  <w:style w:type="paragraph" w:styleId="Ttulo8">
     <w:name w:val="heading 8"/>
     <w:basedOn w:val="Normal"/>
     <w:next w:val="Normal"/>
-    <w:link w:val="Heading8Char"/>
+    <w:link w:val="Ttulo8Car"/>
     <w:uiPriority w:val="9"/>
     <w:semiHidden/>
     <w:unhideWhenUsed/>
@@ -895,11 +2959,11 @@
       <w:color w:val="272727" w:themeColor="text1" w:themeTint="D8"/>
     </w:rPr>
   </w:style>
-  <w:style w:type="paragraph" w:styleId="Heading9">
+  <w:style w:type="paragraph" w:styleId="Ttulo9">
     <w:name w:val="heading 9"/>
     <w:basedOn w:val="Normal"/>
     <w:next w:val="Normal"/>
-    <w:link w:val="Heading9Char"/>
+    <w:link w:val="Ttulo9Car"/>
     <w:uiPriority w:val="9"/>
     <w:semiHidden/>
     <w:unhideWhenUsed/>
@@ -916,13 +2980,13 @@
       <w:color w:val="272727" w:themeColor="text1" w:themeTint="D8"/>
     </w:rPr>
   </w:style>
-  <w:style w:type="character" w:default="1" w:styleId="DefaultParagraphFont">
+  <w:style w:type="character" w:default="1" w:styleId="Fuentedeprrafopredeter">
     <w:name w:val="Default Paragraph Font"/>
     <w:uiPriority w:val="1"/>
     <w:semiHidden/>
     <w:unhideWhenUsed/>
   </w:style>
-  <w:style w:type="table" w:default="1" w:styleId="TableNormal">
+  <w:style w:type="table" w:default="1" w:styleId="Tablanormal">
     <w:name w:val="Normal Table"/>
     <w:uiPriority w:val="99"/>
     <w:semiHidden/>
@@ -937,16 +3001,16 @@
       </w:tblCellMar>
     </w:tblPr>
   </w:style>
-  <w:style w:type="numbering" w:default="1" w:styleId="NoList">
+  <w:style w:type="numbering" w:default="1" w:styleId="Sinlista">
     <w:name w:val="No List"/>
     <w:uiPriority w:val="99"/>
     <w:semiHidden/>
     <w:unhideWhenUsed/>
   </w:style>
-  <w:style w:type="character" w:customStyle="1" w:styleId="Heading1Char">
-    <w:name w:val="Heading 1 Char"/>
-    <w:basedOn w:val="DefaultParagraphFont"/>
-    <w:link w:val="Heading1"/>
+  <w:style w:type="character" w:customStyle="1" w:styleId="Ttulo1Car">
+    <w:name w:val="Título 1 Car"/>
+    <w:basedOn w:val="Fuentedeprrafopredeter"/>
+    <w:link w:val="Ttulo1"/>
     <w:uiPriority w:val="9"/>
     <w:rsid w:val="002F1EE9"/>
     <w:rPr>
@@ -956,10 +3020,10 @@
       <w:szCs w:val="40"/>
     </w:rPr>
   </w:style>
-  <w:style w:type="character" w:customStyle="1" w:styleId="Heading2Char">
-    <w:name w:val="Heading 2 Char"/>
-    <w:basedOn w:val="DefaultParagraphFont"/>
-    <w:link w:val="Heading2"/>
+  <w:style w:type="character" w:customStyle="1" w:styleId="Ttulo2Car">
+    <w:name w:val="Título 2 Car"/>
+    <w:basedOn w:val="Fuentedeprrafopredeter"/>
+    <w:link w:val="Ttulo2"/>
     <w:uiPriority w:val="9"/>
     <w:semiHidden/>
     <w:rsid w:val="002F1EE9"/>
@@ -970,10 +3034,10 @@
       <w:szCs w:val="32"/>
     </w:rPr>
   </w:style>
-  <w:style w:type="character" w:customStyle="1" w:styleId="Heading3Char">
-    <w:name w:val="Heading 3 Char"/>
-    <w:basedOn w:val="DefaultParagraphFont"/>
-    <w:link w:val="Heading3"/>
+  <w:style w:type="character" w:customStyle="1" w:styleId="Ttulo3Car">
+    <w:name w:val="Título 3 Car"/>
+    <w:basedOn w:val="Fuentedeprrafopredeter"/>
+    <w:link w:val="Ttulo3"/>
     <w:uiPriority w:val="9"/>
     <w:semiHidden/>
     <w:rsid w:val="002F1EE9"/>
@@ -984,10 +3048,10 @@
       <w:szCs w:val="28"/>
     </w:rPr>
   </w:style>
-  <w:style w:type="character" w:customStyle="1" w:styleId="Heading4Char">
-    <w:name w:val="Heading 4 Char"/>
-    <w:basedOn w:val="DefaultParagraphFont"/>
-    <w:link w:val="Heading4"/>
+  <w:style w:type="character" w:customStyle="1" w:styleId="Ttulo4Car">
+    <w:name w:val="Título 4 Car"/>
+    <w:basedOn w:val="Fuentedeprrafopredeter"/>
+    <w:link w:val="Ttulo4"/>
     <w:uiPriority w:val="9"/>
     <w:semiHidden/>
     <w:rsid w:val="002F1EE9"/>
@@ -998,10 +3062,10 @@
       <w:color w:val="0F4761" w:themeColor="accent1" w:themeShade="BF"/>
     </w:rPr>
   </w:style>
-  <w:style w:type="character" w:customStyle="1" w:styleId="Heading5Char">
-    <w:name w:val="Heading 5 Char"/>
-    <w:basedOn w:val="DefaultParagraphFont"/>
-    <w:link w:val="Heading5"/>
+  <w:style w:type="character" w:customStyle="1" w:styleId="Ttulo5Car">
+    <w:name w:val="Título 5 Car"/>
+    <w:basedOn w:val="Fuentedeprrafopredeter"/>
+    <w:link w:val="Ttulo5"/>
     <w:uiPriority w:val="9"/>
     <w:semiHidden/>
     <w:rsid w:val="002F1EE9"/>
@@ -1010,10 +3074,10 @@
       <w:color w:val="0F4761" w:themeColor="accent1" w:themeShade="BF"/>
     </w:rPr>
   </w:style>
-  <w:style w:type="character" w:customStyle="1" w:styleId="Heading6Char">
-    <w:name w:val="Heading 6 Char"/>
-    <w:basedOn w:val="DefaultParagraphFont"/>
-    <w:link w:val="Heading6"/>
+  <w:style w:type="character" w:customStyle="1" w:styleId="Ttulo6Car">
+    <w:name w:val="Título 6 Car"/>
+    <w:basedOn w:val="Fuentedeprrafopredeter"/>
+    <w:link w:val="Ttulo6"/>
     <w:uiPriority w:val="9"/>
     <w:semiHidden/>
     <w:rsid w:val="002F1EE9"/>
@@ -1024,10 +3088,10 @@
       <w:color w:val="595959" w:themeColor="text1" w:themeTint="A6"/>
     </w:rPr>
   </w:style>
-  <w:style w:type="character" w:customStyle="1" w:styleId="Heading7Char">
-    <w:name w:val="Heading 7 Char"/>
-    <w:basedOn w:val="DefaultParagraphFont"/>
-    <w:link w:val="Heading7"/>
+  <w:style w:type="character" w:customStyle="1" w:styleId="Ttulo7Car">
+    <w:name w:val="Título 7 Car"/>
+    <w:basedOn w:val="Fuentedeprrafopredeter"/>
+    <w:link w:val="Ttulo7"/>
     <w:uiPriority w:val="9"/>
     <w:semiHidden/>
     <w:rsid w:val="002F1EE9"/>
@@ -1036,10 +3100,10 @@
       <w:color w:val="595959" w:themeColor="text1" w:themeTint="A6"/>
     </w:rPr>
   </w:style>
-  <w:style w:type="character" w:customStyle="1" w:styleId="Heading8Char">
-    <w:name w:val="Heading 8 Char"/>
-    <w:basedOn w:val="DefaultParagraphFont"/>
-    <w:link w:val="Heading8"/>
+  <w:style w:type="character" w:customStyle="1" w:styleId="Ttulo8Car">
+    <w:name w:val="Título 8 Car"/>
+    <w:basedOn w:val="Fuentedeprrafopredeter"/>
+    <w:link w:val="Ttulo8"/>
     <w:uiPriority w:val="9"/>
     <w:semiHidden/>
     <w:rsid w:val="002F1EE9"/>
@@ -1050,10 +3114,10 @@
       <w:color w:val="272727" w:themeColor="text1" w:themeTint="D8"/>
     </w:rPr>
   </w:style>
-  <w:style w:type="character" w:customStyle="1" w:styleId="Heading9Char">
-    <w:name w:val="Heading 9 Char"/>
-    <w:basedOn w:val="DefaultParagraphFont"/>
-    <w:link w:val="Heading9"/>
+  <w:style w:type="character" w:customStyle="1" w:styleId="Ttulo9Car">
+    <w:name w:val="Título 9 Car"/>
+    <w:basedOn w:val="Fuentedeprrafopredeter"/>
+    <w:link w:val="Ttulo9"/>
     <w:uiPriority w:val="9"/>
     <w:semiHidden/>
     <w:rsid w:val="002F1EE9"/>
@@ -1062,11 +3126,11 @@
       <w:color w:val="272727" w:themeColor="text1" w:themeTint="D8"/>
     </w:rPr>
   </w:style>
-  <w:style w:type="paragraph" w:styleId="Title">
+  <w:style w:type="paragraph" w:styleId="Ttulo">
     <w:name w:val="Title"/>
     <w:basedOn w:val="Normal"/>
     <w:next w:val="Normal"/>
-    <w:link w:val="TitleChar"/>
+    <w:link w:val="TtuloCar"/>
     <w:uiPriority w:val="10"/>
     <w:qFormat/>
     <w:rsid w:val="002F1EE9"/>
@@ -1082,10 +3146,10 @@
       <w:szCs w:val="56"/>
     </w:rPr>
   </w:style>
-  <w:style w:type="character" w:customStyle="1" w:styleId="TitleChar">
-    <w:name w:val="Title Char"/>
-    <w:basedOn w:val="DefaultParagraphFont"/>
-    <w:link w:val="Title"/>
+  <w:style w:type="character" w:customStyle="1" w:styleId="TtuloCar">
+    <w:name w:val="Título Car"/>
+    <w:basedOn w:val="Fuentedeprrafopredeter"/>
+    <w:link w:val="Ttulo"/>
     <w:uiPriority w:val="10"/>
     <w:rsid w:val="002F1EE9"/>
     <w:rPr>
@@ -1096,11 +3160,11 @@
       <w:szCs w:val="56"/>
     </w:rPr>
   </w:style>
-  <w:style w:type="paragraph" w:styleId="Subtitle">
+  <w:style w:type="paragraph" w:styleId="Subttulo">
     <w:name w:val="Subtitle"/>
     <w:basedOn w:val="Normal"/>
     <w:next w:val="Normal"/>
-    <w:link w:val="SubtitleChar"/>
+    <w:link w:val="SubttuloCar"/>
     <w:uiPriority w:val="11"/>
     <w:qFormat/>
     <w:rsid w:val="002F1EE9"/>
@@ -1117,10 +3181,10 @@
       <w:szCs w:val="28"/>
     </w:rPr>
   </w:style>
-  <w:style w:type="character" w:customStyle="1" w:styleId="SubtitleChar">
-    <w:name w:val="Subtitle Char"/>
-    <w:basedOn w:val="DefaultParagraphFont"/>
-    <w:link w:val="Subtitle"/>
+  <w:style w:type="character" w:customStyle="1" w:styleId="SubttuloCar">
+    <w:name w:val="Subtítulo Car"/>
+    <w:basedOn w:val="Fuentedeprrafopredeter"/>
+    <w:link w:val="Subttulo"/>
     <w:uiPriority w:val="11"/>
     <w:rsid w:val="002F1EE9"/>
     <w:rPr>
@@ -1131,11 +3195,11 @@
       <w:szCs w:val="28"/>
     </w:rPr>
   </w:style>
-  <w:style w:type="paragraph" w:styleId="Quote">
+  <w:style w:type="paragraph" w:styleId="Cita">
     <w:name w:val="Quote"/>
     <w:basedOn w:val="Normal"/>
     <w:next w:val="Normal"/>
-    <w:link w:val="QuoteChar"/>
+    <w:link w:val="CitaCar"/>
     <w:uiPriority w:val="29"/>
     <w:qFormat/>
     <w:rsid w:val="002F1EE9"/>
@@ -1149,10 +3213,10 @@
       <w:color w:val="404040" w:themeColor="text1" w:themeTint="BF"/>
     </w:rPr>
   </w:style>
-  <w:style w:type="character" w:customStyle="1" w:styleId="QuoteChar">
-    <w:name w:val="Quote Char"/>
-    <w:basedOn w:val="DefaultParagraphFont"/>
-    <w:link w:val="Quote"/>
+  <w:style w:type="character" w:customStyle="1" w:styleId="CitaCar">
+    <w:name w:val="Cita Car"/>
+    <w:basedOn w:val="Fuentedeprrafopredeter"/>
+    <w:link w:val="Cita"/>
     <w:uiPriority w:val="29"/>
     <w:rsid w:val="002F1EE9"/>
     <w:rPr>
@@ -1161,7 +3225,7 @@
       <w:color w:val="404040" w:themeColor="text1" w:themeTint="BF"/>
     </w:rPr>
   </w:style>
-  <w:style w:type="paragraph" w:styleId="ListParagraph">
+  <w:style w:type="paragraph" w:styleId="Prrafodelista">
     <w:name w:val="List Paragraph"/>
     <w:basedOn w:val="Normal"/>
     <w:uiPriority w:val="34"/>
@@ -1172,9 +3236,9 @@
       <w:contextualSpacing/>
     </w:pPr>
   </w:style>
-  <w:style w:type="character" w:styleId="IntenseEmphasis">
+  <w:style w:type="character" w:styleId="nfasisintenso">
     <w:name w:val="Intense Emphasis"/>
-    <w:basedOn w:val="DefaultParagraphFont"/>
+    <w:basedOn w:val="Fuentedeprrafopredeter"/>
     <w:uiPriority w:val="21"/>
     <w:qFormat/>
     <w:rsid w:val="002F1EE9"/>
@@ -1184,11 +3248,11 @@
       <w:color w:val="0F4761" w:themeColor="accent1" w:themeShade="BF"/>
     </w:rPr>
   </w:style>
-  <w:style w:type="paragraph" w:styleId="IntenseQuote">
+  <w:style w:type="paragraph" w:styleId="Citadestacada">
     <w:name w:val="Intense Quote"/>
     <w:basedOn w:val="Normal"/>
     <w:next w:val="Normal"/>
-    <w:link w:val="IntenseQuoteChar"/>
+    <w:link w:val="CitadestacadaCar"/>
     <w:uiPriority w:val="30"/>
     <w:qFormat/>
     <w:rsid w:val="002F1EE9"/>
@@ -1207,10 +3271,10 @@
       <w:color w:val="0F4761" w:themeColor="accent1" w:themeShade="BF"/>
     </w:rPr>
   </w:style>
-  <w:style w:type="character" w:customStyle="1" w:styleId="IntenseQuoteChar">
-    <w:name w:val="Intense Quote Char"/>
-    <w:basedOn w:val="DefaultParagraphFont"/>
-    <w:link w:val="IntenseQuote"/>
+  <w:style w:type="character" w:customStyle="1" w:styleId="CitadestacadaCar">
+    <w:name w:val="Cita destacada Car"/>
+    <w:basedOn w:val="Fuentedeprrafopredeter"/>
+    <w:link w:val="Citadestacada"/>
     <w:uiPriority w:val="30"/>
     <w:rsid w:val="002F1EE9"/>
     <w:rPr>
@@ -1219,9 +3283,9 @@
       <w:color w:val="0F4761" w:themeColor="accent1" w:themeShade="BF"/>
     </w:rPr>
   </w:style>
-  <w:style w:type="character" w:styleId="IntenseReference">
+  <w:style w:type="character" w:styleId="Referenciaintensa">
     <w:name w:val="Intense Reference"/>
-    <w:basedOn w:val="DefaultParagraphFont"/>
+    <w:basedOn w:val="Fuentedeprrafopredeter"/>
     <w:uiPriority w:val="32"/>
     <w:qFormat/>
     <w:rsid w:val="002F1EE9"/>
@@ -1233,10 +3297,10 @@
       <w:spacing w:val="5"/>
     </w:rPr>
   </w:style>
-  <w:style w:type="paragraph" w:styleId="Header">
+  <w:style w:type="paragraph" w:styleId="Encabezado">
     <w:name w:val="header"/>
     <w:basedOn w:val="Normal"/>
-    <w:link w:val="HeaderChar"/>
+    <w:link w:val="EncabezadoCar"/>
     <w:uiPriority w:val="99"/>
     <w:unhideWhenUsed/>
     <w:rsid w:val="00424255"/>
@@ -1248,17 +3312,17 @@
       <w:spacing w:after="0" w:line="240" w:lineRule="auto"/>
     </w:pPr>
   </w:style>
-  <w:style w:type="character" w:customStyle="1" w:styleId="HeaderChar">
-    <w:name w:val="Header Char"/>
-    <w:basedOn w:val="DefaultParagraphFont"/>
-    <w:link w:val="Header"/>
+  <w:style w:type="character" w:customStyle="1" w:styleId="EncabezadoCar">
+    <w:name w:val="Encabezado Car"/>
+    <w:basedOn w:val="Fuentedeprrafopredeter"/>
+    <w:link w:val="Encabezado"/>
     <w:uiPriority w:val="99"/>
     <w:rsid w:val="00424255"/>
   </w:style>
-  <w:style w:type="paragraph" w:styleId="Footer">
+  <w:style w:type="paragraph" w:styleId="Piedepgina">
     <w:name w:val="footer"/>
     <w:basedOn w:val="Normal"/>
-    <w:link w:val="FooterChar"/>
+    <w:link w:val="PiedepginaCar"/>
     <w:uiPriority w:val="99"/>
     <w:unhideWhenUsed/>
     <w:rsid w:val="00424255"/>
@@ -1270,12 +3334,53 @@
       <w:spacing w:after="0" w:line="240" w:lineRule="auto"/>
     </w:pPr>
   </w:style>
-  <w:style w:type="character" w:customStyle="1" w:styleId="FooterChar">
-    <w:name w:val="Footer Char"/>
-    <w:basedOn w:val="DefaultParagraphFont"/>
-    <w:link w:val="Footer"/>
+  <w:style w:type="character" w:customStyle="1" w:styleId="PiedepginaCar">
+    <w:name w:val="Pie de página Car"/>
+    <w:basedOn w:val="Fuentedeprrafopredeter"/>
+    <w:link w:val="Piedepgina"/>
     <w:uiPriority w:val="99"/>
     <w:rsid w:val="00424255"/>
+  </w:style>
+  <w:style w:type="paragraph" w:styleId="NormalWeb">
+    <w:name w:val="Normal (Web)"/>
+    <w:basedOn w:val="Normal"/>
+    <w:uiPriority w:val="99"/>
+    <w:semiHidden/>
+    <w:unhideWhenUsed/>
+    <w:rsid w:val="00D624E4"/>
+    <w:pPr>
+      <w:spacing w:before="100" w:beforeAutospacing="1" w:after="100" w:afterAutospacing="1" w:line="240" w:lineRule="auto"/>
+    </w:pPr>
+    <w:rPr>
+      <w:rFonts w:ascii="Times New Roman" w:eastAsia="Times New Roman" w:hAnsi="Times New Roman" w:cs="Times New Roman"/>
+      <w:kern w:val="0"/>
+      <w:lang w:eastAsia="es-MX"/>
+      <w14:ligatures w14:val="none"/>
+    </w:rPr>
+  </w:style>
+  <w:style w:type="paragraph" w:customStyle="1" w:styleId="paragraph">
+    <w:name w:val="paragraph"/>
+    <w:basedOn w:val="Normal"/>
+    <w:rsid w:val="004C1576"/>
+    <w:pPr>
+      <w:spacing w:before="100" w:beforeAutospacing="1" w:after="100" w:afterAutospacing="1" w:line="240" w:lineRule="auto"/>
+    </w:pPr>
+    <w:rPr>
+      <w:rFonts w:ascii="Times New Roman" w:eastAsia="Times New Roman" w:hAnsi="Times New Roman" w:cs="Times New Roman"/>
+      <w:kern w:val="0"/>
+      <w:lang w:eastAsia="es-MX"/>
+      <w14:ligatures w14:val="none"/>
+    </w:rPr>
+  </w:style>
+  <w:style w:type="character" w:customStyle="1" w:styleId="normaltextrun">
+    <w:name w:val="normaltextrun"/>
+    <w:basedOn w:val="Fuentedeprrafopredeter"/>
+    <w:rsid w:val="004C1576"/>
+  </w:style>
+  <w:style w:type="character" w:customStyle="1" w:styleId="eop">
+    <w:name w:val="eop"/>
+    <w:basedOn w:val="Fuentedeprrafopredeter"/>
+    <w:rsid w:val="004C1576"/>
   </w:style>
 </w:styles>
 </file>

--- a/Caso Web Analytics .docx
+++ b/Caso Web Analytics .docx
@@ -261,6 +261,7 @@
           <w:rFonts w:ascii="Times New Roman" w:hAnsi="Times New Roman" w:cs="Times New Roman"/>
           <w:b/>
           <w:bCs/>
+          <w:highlight w:val="yellow"/>
         </w:rPr>
       </w:pPr>
       <w:r>
@@ -268,24 +269,18 @@
           <w:rFonts w:ascii="Times New Roman" w:hAnsi="Times New Roman" w:cs="Times New Roman"/>
           <w:b/>
           <w:bCs/>
+          <w:highlight w:val="yellow"/>
         </w:rPr>
         <w:lastRenderedPageBreak/>
-        <w:t>Gráficas</w:t>
+        <w:t xml:space="preserve">Gráficas </w:t>
       </w:r>
+      <w:proofErr w:type="spellStart"/>
       <w:r>
         <w:rPr>
           <w:rFonts w:ascii="Times New Roman" w:hAnsi="Times New Roman" w:cs="Times New Roman"/>
           <w:b/>
           <w:bCs/>
-        </w:rPr>
-        <w:t xml:space="preserve"> </w:t>
-      </w:r>
-      <w:proofErr w:type="spellStart"/>
-      <w:r>
-        <w:rPr>
-          <w:rFonts w:ascii="Times New Roman" w:hAnsi="Times New Roman" w:cs="Times New Roman"/>
-          <w:b/>
-          <w:bCs/>
+          <w:highlight w:val="yellow"/>
         </w:rPr>
         <w:t>Column</w:t>
       </w:r>
@@ -295,6 +290,7 @@
           <w:rFonts w:ascii="Times New Roman" w:hAnsi="Times New Roman" w:cs="Times New Roman"/>
           <w:b/>
           <w:bCs/>
+          <w:highlight w:val="yellow"/>
         </w:rPr>
         <w:t xml:space="preserve"> Charts </w:t>
       </w:r>
@@ -380,8 +376,8 @@
       <w:pPr>
         <w:rPr>
           <w:rFonts w:ascii="Times New Roman" w:hAnsi="Times New Roman" w:cs="Times New Roman"/>
-          <w:b/>
-          <w:bCs/>
+          <w:i/>
+          <w:iCs/>
           <w:sz w:val="21"/>
           <w:szCs w:val="21"/>
         </w:rPr>
@@ -389,12 +385,32 @@
       <w:r>
         <w:rPr>
           <w:rFonts w:ascii="Times New Roman" w:hAnsi="Times New Roman" w:cs="Times New Roman"/>
-          <w:b/>
-          <w:bCs/>
+          <w:i/>
+          <w:iCs/>
           <w:sz w:val="21"/>
           <w:szCs w:val="21"/>
         </w:rPr>
-        <w:t>Taba 1. Periodo inicial</w:t>
+        <w:t>Tab</w:t>
+      </w:r>
+      <w:r>
+        <w:rPr>
+          <w:rFonts w:ascii="Times New Roman" w:hAnsi="Times New Roman" w:cs="Times New Roman"/>
+          <w:i/>
+          <w:iCs/>
+          <w:sz w:val="21"/>
+          <w:szCs w:val="21"/>
+        </w:rPr>
+        <w:t>l</w:t>
+      </w:r>
+      <w:r>
+        <w:rPr>
+          <w:rFonts w:ascii="Times New Roman" w:hAnsi="Times New Roman" w:cs="Times New Roman"/>
+          <w:i/>
+          <w:iCs/>
+          <w:sz w:val="21"/>
+          <w:szCs w:val="21"/>
+        </w:rPr>
+        <w:t>a 1. Periodo inicial</w:t>
       </w:r>
     </w:p>
     <w:tbl>
@@ -2004,22 +2020,4927 @@
     </w:tbl>
     <w:p>
       <w:pPr>
-        <w:pStyle w:val="Prrafodelista"/>
-        <w:numPr>
-          <w:ilvl w:val="0"/>
-          <w:numId w:val="2"/>
-        </w:numPr>
         <w:rPr>
           <w:rFonts w:ascii="Times New Roman" w:hAnsi="Times New Roman" w:cs="Times New Roman"/>
+          <w:i/>
+          <w:iCs/>
+          <w:sz w:val="21"/>
+          <w:szCs w:val="21"/>
         </w:rPr>
       </w:pPr>
       <w:r>
         <w:rPr>
           <w:rFonts w:ascii="Times New Roman" w:hAnsi="Times New Roman" w:cs="Times New Roman"/>
+          <w:i/>
+          <w:iCs/>
+          <w:sz w:val="21"/>
+          <w:szCs w:val="21"/>
         </w:rPr>
         <w:lastRenderedPageBreak/>
-        <w:t xml:space="preserve">Tabla promedio periodos </w:t>
+        <w:t>Tabla 2. Periodo pre</w:t>
       </w:r>
+      <w:r>
+        <w:rPr>
+          <w:rFonts w:ascii="Times New Roman" w:hAnsi="Times New Roman" w:cs="Times New Roman"/>
+          <w:i/>
+          <w:iCs/>
+          <w:sz w:val="21"/>
+          <w:szCs w:val="21"/>
+        </w:rPr>
+        <w:t>-</w:t>
+      </w:r>
+      <w:r>
+        <w:rPr>
+          <w:rFonts w:ascii="Times New Roman" w:hAnsi="Times New Roman" w:cs="Times New Roman"/>
+          <w:i/>
+          <w:iCs/>
+          <w:sz w:val="21"/>
+          <w:szCs w:val="21"/>
+        </w:rPr>
+        <w:t xml:space="preserve"> promocional </w:t>
+      </w:r>
+    </w:p>
+    <w:tbl>
+      <w:tblPr>
+        <w:tblW w:w="0" w:type="auto"/>
+        <w:tblCellMar>
+          <w:left w:w="0" w:type="dxa"/>
+          <w:right w:w="0" w:type="dxa"/>
+        </w:tblCellMar>
+        <w:tblLook w:val="04A0" w:firstRow="1" w:lastRow="0" w:firstColumn="1" w:lastColumn="0" w:noHBand="0" w:noVBand="1"/>
+      </w:tblPr>
+      <w:tblGrid>
+        <w:gridCol w:w="822"/>
+        <w:gridCol w:w="579"/>
+        <w:gridCol w:w="1053"/>
+        <w:gridCol w:w="829"/>
+        <w:gridCol w:w="829"/>
+        <w:gridCol w:w="746"/>
+      </w:tblGrid>
+      <w:tr>
+        <w:trPr>
+          <w:trHeight w:val="165"/>
+        </w:trPr>
+        <w:tc>
+          <w:tcPr>
+            <w:tcW w:w="705" w:type="dxa"/>
+            <w:tcBorders>
+              <w:top w:val="single" w:sz="6" w:space="0" w:color="000000"/>
+              <w:left w:val="single" w:sz="6" w:space="0" w:color="000000"/>
+              <w:bottom w:val="single" w:sz="6" w:space="0" w:color="000000"/>
+              <w:right w:val="single" w:sz="6" w:space="0" w:color="000000"/>
+            </w:tcBorders>
+            <w:shd w:val="clear" w:color="auto" w:fill="B0B3B2"/>
+            <w:tcMar>
+              <w:top w:w="60" w:type="dxa"/>
+              <w:left w:w="60" w:type="dxa"/>
+              <w:bottom w:w="60" w:type="dxa"/>
+              <w:right w:w="60" w:type="dxa"/>
+            </w:tcMar>
+            <w:hideMark/>
+          </w:tcPr>
+          <w:p>
+            <w:pPr>
+              <w:spacing w:after="0" w:line="240" w:lineRule="auto"/>
+              <w:rPr>
+                <w:rFonts w:ascii="Helvetica" w:eastAsia="Times New Roman" w:hAnsi="Helvetica" w:cs="Times New Roman"/>
+                <w:kern w:val="0"/>
+                <w:sz w:val="18"/>
+                <w:szCs w:val="18"/>
+                <w:lang w:eastAsia="es-MX"/>
+                <w14:ligatures w14:val="none"/>
+              </w:rPr>
+            </w:pPr>
+          </w:p>
+        </w:tc>
+        <w:tc>
+          <w:tcPr>
+            <w:tcW w:w="465" w:type="dxa"/>
+            <w:tcBorders>
+              <w:top w:val="single" w:sz="6" w:space="0" w:color="000000"/>
+              <w:left w:val="single" w:sz="6" w:space="0" w:color="000000"/>
+              <w:bottom w:val="single" w:sz="6" w:space="0" w:color="000000"/>
+              <w:right w:val="single" w:sz="6" w:space="0" w:color="000000"/>
+            </w:tcBorders>
+            <w:shd w:val="clear" w:color="auto" w:fill="B0B3B2"/>
+            <w:tcMar>
+              <w:top w:w="60" w:type="dxa"/>
+              <w:left w:w="60" w:type="dxa"/>
+              <w:bottom w:w="60" w:type="dxa"/>
+              <w:right w:w="60" w:type="dxa"/>
+            </w:tcMar>
+            <w:hideMark/>
+          </w:tcPr>
+          <w:p>
+            <w:pPr>
+              <w:spacing w:after="0" w:line="240" w:lineRule="auto"/>
+              <w:rPr>
+                <w:rFonts w:ascii="Times New Roman" w:eastAsia="Times New Roman" w:hAnsi="Times New Roman" w:cs="Times New Roman"/>
+                <w:kern w:val="0"/>
+                <w:lang w:eastAsia="es-MX"/>
+                <w14:ligatures w14:val="none"/>
+              </w:rPr>
+            </w:pPr>
+            <w:proofErr w:type="spellStart"/>
+            <w:r>
+              <w:rPr>
+                <w:rFonts w:ascii="Helvetica Neue" w:eastAsia="Times New Roman" w:hAnsi="Helvetica Neue" w:cs="Times New Roman"/>
+                <w:b/>
+                <w:bCs/>
+                <w:color w:val="000000"/>
+                <w:kern w:val="0"/>
+                <w:sz w:val="15"/>
+                <w:szCs w:val="15"/>
+                <w:lang w:eastAsia="es-MX"/>
+                <w14:ligatures w14:val="none"/>
+              </w:rPr>
+              <w:t>Visits</w:t>
+            </w:r>
+            <w:proofErr w:type="spellEnd"/>
+          </w:p>
+        </w:tc>
+        <w:tc>
+          <w:tcPr>
+            <w:tcW w:w="930" w:type="dxa"/>
+            <w:tcBorders>
+              <w:top w:val="single" w:sz="6" w:space="0" w:color="000000"/>
+              <w:left w:val="single" w:sz="6" w:space="0" w:color="000000"/>
+              <w:bottom w:val="single" w:sz="6" w:space="0" w:color="000000"/>
+              <w:right w:val="single" w:sz="6" w:space="0" w:color="000000"/>
+            </w:tcBorders>
+            <w:shd w:val="clear" w:color="auto" w:fill="B0B3B2"/>
+            <w:tcMar>
+              <w:top w:w="60" w:type="dxa"/>
+              <w:left w:w="60" w:type="dxa"/>
+              <w:bottom w:w="60" w:type="dxa"/>
+              <w:right w:w="60" w:type="dxa"/>
+            </w:tcMar>
+            <w:hideMark/>
+          </w:tcPr>
+          <w:p>
+            <w:pPr>
+              <w:spacing w:after="0" w:line="240" w:lineRule="auto"/>
+              <w:rPr>
+                <w:rFonts w:ascii="Times New Roman" w:eastAsia="Times New Roman" w:hAnsi="Times New Roman" w:cs="Times New Roman"/>
+                <w:kern w:val="0"/>
+                <w:lang w:eastAsia="es-MX"/>
+                <w14:ligatures w14:val="none"/>
+              </w:rPr>
+            </w:pPr>
+            <w:proofErr w:type="spellStart"/>
+            <w:r>
+              <w:rPr>
+                <w:rFonts w:ascii="Helvetica Neue" w:eastAsia="Times New Roman" w:hAnsi="Helvetica Neue" w:cs="Times New Roman"/>
+                <w:b/>
+                <w:bCs/>
+                <w:color w:val="000000"/>
+                <w:kern w:val="0"/>
+                <w:sz w:val="15"/>
+                <w:szCs w:val="15"/>
+                <w:lang w:eastAsia="es-MX"/>
+                <w14:ligatures w14:val="none"/>
+              </w:rPr>
+              <w:t>Unique.Visits</w:t>
+            </w:r>
+            <w:proofErr w:type="spellEnd"/>
+          </w:p>
+        </w:tc>
+        <w:tc>
+          <w:tcPr>
+            <w:tcW w:w="705" w:type="dxa"/>
+            <w:tcBorders>
+              <w:top w:val="single" w:sz="6" w:space="0" w:color="000000"/>
+              <w:left w:val="single" w:sz="6" w:space="0" w:color="000000"/>
+              <w:bottom w:val="single" w:sz="6" w:space="0" w:color="000000"/>
+              <w:right w:val="single" w:sz="6" w:space="0" w:color="000000"/>
+            </w:tcBorders>
+            <w:shd w:val="clear" w:color="auto" w:fill="B0B3B2"/>
+            <w:tcMar>
+              <w:top w:w="60" w:type="dxa"/>
+              <w:left w:w="60" w:type="dxa"/>
+              <w:bottom w:w="60" w:type="dxa"/>
+              <w:right w:w="60" w:type="dxa"/>
+            </w:tcMar>
+            <w:hideMark/>
+          </w:tcPr>
+          <w:p>
+            <w:pPr>
+              <w:spacing w:after="0" w:line="240" w:lineRule="auto"/>
+              <w:rPr>
+                <w:rFonts w:ascii="Times New Roman" w:eastAsia="Times New Roman" w:hAnsi="Times New Roman" w:cs="Times New Roman"/>
+                <w:kern w:val="0"/>
+                <w:lang w:eastAsia="es-MX"/>
+                <w14:ligatures w14:val="none"/>
+              </w:rPr>
+            </w:pPr>
+            <w:proofErr w:type="spellStart"/>
+            <w:r>
+              <w:rPr>
+                <w:rFonts w:ascii="Helvetica Neue" w:eastAsia="Times New Roman" w:hAnsi="Helvetica Neue" w:cs="Times New Roman"/>
+                <w:b/>
+                <w:bCs/>
+                <w:color w:val="000000"/>
+                <w:kern w:val="0"/>
+                <w:sz w:val="15"/>
+                <w:szCs w:val="15"/>
+                <w:lang w:eastAsia="es-MX"/>
+                <w14:ligatures w14:val="none"/>
+              </w:rPr>
+              <w:t>Revenue</w:t>
+            </w:r>
+            <w:proofErr w:type="spellEnd"/>
+          </w:p>
+        </w:tc>
+        <w:tc>
+          <w:tcPr>
+            <w:tcW w:w="705" w:type="dxa"/>
+            <w:tcBorders>
+              <w:top w:val="single" w:sz="6" w:space="0" w:color="000000"/>
+              <w:left w:val="single" w:sz="6" w:space="0" w:color="000000"/>
+              <w:bottom w:val="single" w:sz="6" w:space="0" w:color="000000"/>
+              <w:right w:val="single" w:sz="6" w:space="0" w:color="000000"/>
+            </w:tcBorders>
+            <w:shd w:val="clear" w:color="auto" w:fill="B0B3B2"/>
+            <w:tcMar>
+              <w:top w:w="60" w:type="dxa"/>
+              <w:left w:w="60" w:type="dxa"/>
+              <w:bottom w:w="60" w:type="dxa"/>
+              <w:right w:w="60" w:type="dxa"/>
+            </w:tcMar>
+            <w:hideMark/>
+          </w:tcPr>
+          <w:p>
+            <w:pPr>
+              <w:spacing w:after="0" w:line="240" w:lineRule="auto"/>
+              <w:rPr>
+                <w:rFonts w:ascii="Times New Roman" w:eastAsia="Times New Roman" w:hAnsi="Times New Roman" w:cs="Times New Roman"/>
+                <w:kern w:val="0"/>
+                <w:lang w:eastAsia="es-MX"/>
+                <w14:ligatures w14:val="none"/>
+              </w:rPr>
+            </w:pPr>
+            <w:proofErr w:type="spellStart"/>
+            <w:r>
+              <w:rPr>
+                <w:rFonts w:ascii="Helvetica Neue" w:eastAsia="Times New Roman" w:hAnsi="Helvetica Neue" w:cs="Times New Roman"/>
+                <w:b/>
+                <w:bCs/>
+                <w:color w:val="000000"/>
+                <w:kern w:val="0"/>
+                <w:sz w:val="15"/>
+                <w:szCs w:val="15"/>
+                <w:lang w:eastAsia="es-MX"/>
+                <w14:ligatures w14:val="none"/>
+              </w:rPr>
+              <w:t>Profit</w:t>
+            </w:r>
+            <w:proofErr w:type="spellEnd"/>
+          </w:p>
+        </w:tc>
+        <w:tc>
+          <w:tcPr>
+            <w:tcW w:w="630" w:type="dxa"/>
+            <w:tcBorders>
+              <w:top w:val="single" w:sz="6" w:space="0" w:color="000000"/>
+              <w:left w:val="single" w:sz="6" w:space="0" w:color="000000"/>
+              <w:bottom w:val="single" w:sz="6" w:space="0" w:color="000000"/>
+              <w:right w:val="single" w:sz="6" w:space="0" w:color="000000"/>
+            </w:tcBorders>
+            <w:shd w:val="clear" w:color="auto" w:fill="B0B3B2"/>
+            <w:tcMar>
+              <w:top w:w="60" w:type="dxa"/>
+              <w:left w:w="60" w:type="dxa"/>
+              <w:bottom w:w="60" w:type="dxa"/>
+              <w:right w:w="60" w:type="dxa"/>
+            </w:tcMar>
+            <w:hideMark/>
+          </w:tcPr>
+          <w:p>
+            <w:pPr>
+              <w:spacing w:after="0" w:line="240" w:lineRule="auto"/>
+              <w:rPr>
+                <w:rFonts w:ascii="Times New Roman" w:eastAsia="Times New Roman" w:hAnsi="Times New Roman" w:cs="Times New Roman"/>
+                <w:kern w:val="0"/>
+                <w:lang w:eastAsia="es-MX"/>
+                <w14:ligatures w14:val="none"/>
+              </w:rPr>
+            </w:pPr>
+            <w:proofErr w:type="spellStart"/>
+            <w:r>
+              <w:rPr>
+                <w:rFonts w:ascii="Helvetica Neue" w:eastAsia="Times New Roman" w:hAnsi="Helvetica Neue" w:cs="Times New Roman"/>
+                <w:b/>
+                <w:bCs/>
+                <w:color w:val="000000"/>
+                <w:kern w:val="0"/>
+                <w:sz w:val="15"/>
+                <w:szCs w:val="15"/>
+                <w:lang w:eastAsia="es-MX"/>
+                <w14:ligatures w14:val="none"/>
+              </w:rPr>
+              <w:t>Lbs.Sold</w:t>
+            </w:r>
+            <w:proofErr w:type="spellEnd"/>
+          </w:p>
+        </w:tc>
+      </w:tr>
+      <w:tr>
+        <w:trPr>
+          <w:trHeight w:val="180"/>
+        </w:trPr>
+        <w:tc>
+          <w:tcPr>
+            <w:tcW w:w="705" w:type="dxa"/>
+            <w:tcBorders>
+              <w:top w:val="single" w:sz="6" w:space="0" w:color="000000"/>
+              <w:left w:val="single" w:sz="6" w:space="0" w:color="000000"/>
+              <w:bottom w:val="single" w:sz="6" w:space="0" w:color="000000"/>
+              <w:right w:val="single" w:sz="6" w:space="0" w:color="000000"/>
+            </w:tcBorders>
+            <w:shd w:val="clear" w:color="auto" w:fill="D4D4D4"/>
+            <w:tcMar>
+              <w:top w:w="60" w:type="dxa"/>
+              <w:left w:w="60" w:type="dxa"/>
+              <w:bottom w:w="60" w:type="dxa"/>
+              <w:right w:w="60" w:type="dxa"/>
+            </w:tcMar>
+            <w:hideMark/>
+          </w:tcPr>
+          <w:p>
+            <w:pPr>
+              <w:spacing w:after="0" w:line="240" w:lineRule="auto"/>
+              <w:rPr>
+                <w:rFonts w:ascii="Times New Roman" w:eastAsia="Times New Roman" w:hAnsi="Times New Roman" w:cs="Times New Roman"/>
+                <w:kern w:val="0"/>
+                <w:lang w:eastAsia="es-MX"/>
+                <w14:ligatures w14:val="none"/>
+              </w:rPr>
+            </w:pPr>
+            <w:r>
+              <w:rPr>
+                <w:rFonts w:ascii="Helvetica Neue" w:eastAsia="Times New Roman" w:hAnsi="Helvetica Neue" w:cs="Times New Roman"/>
+                <w:b/>
+                <w:bCs/>
+                <w:color w:val="000000"/>
+                <w:kern w:val="0"/>
+                <w:sz w:val="15"/>
+                <w:szCs w:val="15"/>
+                <w:lang w:eastAsia="es-MX"/>
+                <w14:ligatures w14:val="none"/>
+              </w:rPr>
+              <w:t>mean</w:t>
+            </w:r>
+          </w:p>
+        </w:tc>
+        <w:tc>
+          <w:tcPr>
+            <w:tcW w:w="465" w:type="dxa"/>
+            <w:tcBorders>
+              <w:top w:val="single" w:sz="6" w:space="0" w:color="000000"/>
+              <w:left w:val="single" w:sz="6" w:space="0" w:color="000000"/>
+              <w:bottom w:val="single" w:sz="6" w:space="0" w:color="000000"/>
+              <w:right w:val="single" w:sz="6" w:space="0" w:color="000000"/>
+            </w:tcBorders>
+            <w:tcMar>
+              <w:top w:w="60" w:type="dxa"/>
+              <w:left w:w="60" w:type="dxa"/>
+              <w:bottom w:w="60" w:type="dxa"/>
+              <w:right w:w="60" w:type="dxa"/>
+            </w:tcMar>
+            <w:hideMark/>
+          </w:tcPr>
+          <w:p>
+            <w:pPr>
+              <w:spacing w:after="0" w:line="240" w:lineRule="auto"/>
+              <w:rPr>
+                <w:rFonts w:ascii="Times New Roman" w:eastAsia="Times New Roman" w:hAnsi="Times New Roman" w:cs="Times New Roman"/>
+                <w:kern w:val="0"/>
+                <w:lang w:eastAsia="es-MX"/>
+                <w14:ligatures w14:val="none"/>
+              </w:rPr>
+            </w:pPr>
+            <w:r>
+              <w:rPr>
+                <w:rFonts w:ascii="Helvetica Neue" w:eastAsia="Times New Roman" w:hAnsi="Helvetica Neue" w:cs="Times New Roman"/>
+                <w:color w:val="000000"/>
+                <w:kern w:val="0"/>
+                <w:sz w:val="15"/>
+                <w:szCs w:val="15"/>
+                <w:lang w:eastAsia="es-MX"/>
+                <w14:ligatures w14:val="none"/>
+              </w:rPr>
+              <w:t>562.95</w:t>
+            </w:r>
+          </w:p>
+        </w:tc>
+        <w:tc>
+          <w:tcPr>
+            <w:tcW w:w="930" w:type="dxa"/>
+            <w:tcBorders>
+              <w:top w:val="single" w:sz="6" w:space="0" w:color="000000"/>
+              <w:left w:val="single" w:sz="6" w:space="0" w:color="000000"/>
+              <w:bottom w:val="single" w:sz="6" w:space="0" w:color="000000"/>
+              <w:right w:val="single" w:sz="6" w:space="0" w:color="000000"/>
+            </w:tcBorders>
+            <w:tcMar>
+              <w:top w:w="60" w:type="dxa"/>
+              <w:left w:w="60" w:type="dxa"/>
+              <w:bottom w:w="60" w:type="dxa"/>
+              <w:right w:w="60" w:type="dxa"/>
+            </w:tcMar>
+            <w:hideMark/>
+          </w:tcPr>
+          <w:p>
+            <w:pPr>
+              <w:spacing w:after="0" w:line="240" w:lineRule="auto"/>
+              <w:rPr>
+                <w:rFonts w:ascii="Times New Roman" w:eastAsia="Times New Roman" w:hAnsi="Times New Roman" w:cs="Times New Roman"/>
+                <w:kern w:val="0"/>
+                <w:lang w:eastAsia="es-MX"/>
+                <w14:ligatures w14:val="none"/>
+              </w:rPr>
+            </w:pPr>
+            <w:r>
+              <w:rPr>
+                <w:rFonts w:ascii="Helvetica Neue" w:eastAsia="Times New Roman" w:hAnsi="Helvetica Neue" w:cs="Times New Roman"/>
+                <w:color w:val="000000"/>
+                <w:kern w:val="0"/>
+                <w:sz w:val="15"/>
+                <w:szCs w:val="15"/>
+                <w:lang w:eastAsia="es-MX"/>
+                <w14:ligatures w14:val="none"/>
+              </w:rPr>
+              <w:t>516.81</w:t>
+            </w:r>
+          </w:p>
+        </w:tc>
+        <w:tc>
+          <w:tcPr>
+            <w:tcW w:w="705" w:type="dxa"/>
+            <w:tcBorders>
+              <w:top w:val="single" w:sz="6" w:space="0" w:color="000000"/>
+              <w:left w:val="single" w:sz="6" w:space="0" w:color="000000"/>
+              <w:bottom w:val="single" w:sz="6" w:space="0" w:color="000000"/>
+              <w:right w:val="single" w:sz="6" w:space="0" w:color="000000"/>
+            </w:tcBorders>
+            <w:tcMar>
+              <w:top w:w="60" w:type="dxa"/>
+              <w:left w:w="60" w:type="dxa"/>
+              <w:bottom w:w="60" w:type="dxa"/>
+              <w:right w:w="60" w:type="dxa"/>
+            </w:tcMar>
+            <w:hideMark/>
+          </w:tcPr>
+          <w:p>
+            <w:pPr>
+              <w:spacing w:after="0" w:line="240" w:lineRule="auto"/>
+              <w:rPr>
+                <w:rFonts w:ascii="Times New Roman" w:eastAsia="Times New Roman" w:hAnsi="Times New Roman" w:cs="Times New Roman"/>
+                <w:kern w:val="0"/>
+                <w:lang w:eastAsia="es-MX"/>
+                <w14:ligatures w14:val="none"/>
+              </w:rPr>
+            </w:pPr>
+            <w:r>
+              <w:rPr>
+                <w:rFonts w:ascii="Helvetica Neue" w:eastAsia="Times New Roman" w:hAnsi="Helvetica Neue" w:cs="Times New Roman"/>
+                <w:color w:val="000000"/>
+                <w:kern w:val="0"/>
+                <w:sz w:val="15"/>
+                <w:szCs w:val="15"/>
+                <w:lang w:eastAsia="es-MX"/>
+                <w14:ligatures w14:val="none"/>
+              </w:rPr>
+              <w:t>534313.52</w:t>
+            </w:r>
+          </w:p>
+        </w:tc>
+        <w:tc>
+          <w:tcPr>
+            <w:tcW w:w="705" w:type="dxa"/>
+            <w:tcBorders>
+              <w:top w:val="single" w:sz="6" w:space="0" w:color="000000"/>
+              <w:left w:val="single" w:sz="6" w:space="0" w:color="000000"/>
+              <w:bottom w:val="single" w:sz="6" w:space="0" w:color="000000"/>
+              <w:right w:val="single" w:sz="6" w:space="0" w:color="000000"/>
+            </w:tcBorders>
+            <w:tcMar>
+              <w:top w:w="60" w:type="dxa"/>
+              <w:left w:w="60" w:type="dxa"/>
+              <w:bottom w:w="60" w:type="dxa"/>
+              <w:right w:w="60" w:type="dxa"/>
+            </w:tcMar>
+            <w:hideMark/>
+          </w:tcPr>
+          <w:p>
+            <w:pPr>
+              <w:spacing w:after="0" w:line="240" w:lineRule="auto"/>
+              <w:rPr>
+                <w:rFonts w:ascii="Times New Roman" w:eastAsia="Times New Roman" w:hAnsi="Times New Roman" w:cs="Times New Roman"/>
+                <w:kern w:val="0"/>
+                <w:lang w:eastAsia="es-MX"/>
+                <w14:ligatures w14:val="none"/>
+              </w:rPr>
+            </w:pPr>
+            <w:r>
+              <w:rPr>
+                <w:rFonts w:ascii="Helvetica Neue" w:eastAsia="Times New Roman" w:hAnsi="Helvetica Neue" w:cs="Times New Roman"/>
+                <w:color w:val="000000"/>
+                <w:kern w:val="0"/>
+                <w:sz w:val="15"/>
+                <w:szCs w:val="15"/>
+                <w:lang w:eastAsia="es-MX"/>
+                <w14:ligatures w14:val="none"/>
+              </w:rPr>
+              <w:t>159932.03</w:t>
+            </w:r>
+          </w:p>
+        </w:tc>
+        <w:tc>
+          <w:tcPr>
+            <w:tcW w:w="630" w:type="dxa"/>
+            <w:tcBorders>
+              <w:top w:val="single" w:sz="6" w:space="0" w:color="000000"/>
+              <w:left w:val="single" w:sz="6" w:space="0" w:color="000000"/>
+              <w:bottom w:val="single" w:sz="6" w:space="0" w:color="000000"/>
+              <w:right w:val="single" w:sz="6" w:space="0" w:color="000000"/>
+            </w:tcBorders>
+            <w:tcMar>
+              <w:top w:w="60" w:type="dxa"/>
+              <w:left w:w="60" w:type="dxa"/>
+              <w:bottom w:w="60" w:type="dxa"/>
+              <w:right w:w="60" w:type="dxa"/>
+            </w:tcMar>
+            <w:hideMark/>
+          </w:tcPr>
+          <w:p>
+            <w:pPr>
+              <w:spacing w:after="0" w:line="240" w:lineRule="auto"/>
+              <w:rPr>
+                <w:rFonts w:ascii="Times New Roman" w:eastAsia="Times New Roman" w:hAnsi="Times New Roman" w:cs="Times New Roman"/>
+                <w:kern w:val="0"/>
+                <w:lang w:eastAsia="es-MX"/>
+                <w14:ligatures w14:val="none"/>
+              </w:rPr>
+            </w:pPr>
+            <w:r>
+              <w:rPr>
+                <w:rFonts w:ascii="Helvetica Neue" w:eastAsia="Times New Roman" w:hAnsi="Helvetica Neue" w:cs="Times New Roman"/>
+                <w:color w:val="000000"/>
+                <w:kern w:val="0"/>
+                <w:sz w:val="15"/>
+                <w:szCs w:val="15"/>
+                <w:lang w:eastAsia="es-MX"/>
+                <w14:ligatures w14:val="none"/>
+              </w:rPr>
+              <w:t>18440.77</w:t>
+            </w:r>
+          </w:p>
+        </w:tc>
+      </w:tr>
+      <w:tr>
+        <w:trPr>
+          <w:trHeight w:val="165"/>
+        </w:trPr>
+        <w:tc>
+          <w:tcPr>
+            <w:tcW w:w="705" w:type="dxa"/>
+            <w:tcBorders>
+              <w:top w:val="single" w:sz="6" w:space="0" w:color="000000"/>
+              <w:left w:val="single" w:sz="6" w:space="0" w:color="000000"/>
+              <w:bottom w:val="single" w:sz="6" w:space="0" w:color="000000"/>
+              <w:right w:val="single" w:sz="6" w:space="0" w:color="000000"/>
+            </w:tcBorders>
+            <w:shd w:val="clear" w:color="auto" w:fill="D4D4D4"/>
+            <w:tcMar>
+              <w:top w:w="60" w:type="dxa"/>
+              <w:left w:w="60" w:type="dxa"/>
+              <w:bottom w:w="60" w:type="dxa"/>
+              <w:right w:w="60" w:type="dxa"/>
+            </w:tcMar>
+            <w:hideMark/>
+          </w:tcPr>
+          <w:p>
+            <w:pPr>
+              <w:spacing w:after="0" w:line="240" w:lineRule="auto"/>
+              <w:rPr>
+                <w:rFonts w:ascii="Times New Roman" w:eastAsia="Times New Roman" w:hAnsi="Times New Roman" w:cs="Times New Roman"/>
+                <w:kern w:val="0"/>
+                <w:lang w:eastAsia="es-MX"/>
+                <w14:ligatures w14:val="none"/>
+              </w:rPr>
+            </w:pPr>
+            <w:r>
+              <w:rPr>
+                <w:rFonts w:ascii="Helvetica Neue" w:eastAsia="Times New Roman" w:hAnsi="Helvetica Neue" w:cs="Times New Roman"/>
+                <w:b/>
+                <w:bCs/>
+                <w:color w:val="000000"/>
+                <w:kern w:val="0"/>
+                <w:sz w:val="15"/>
+                <w:szCs w:val="15"/>
+                <w:lang w:eastAsia="es-MX"/>
+                <w14:ligatures w14:val="none"/>
+              </w:rPr>
+              <w:t>median</w:t>
+            </w:r>
+          </w:p>
+        </w:tc>
+        <w:tc>
+          <w:tcPr>
+            <w:tcW w:w="465" w:type="dxa"/>
+            <w:tcBorders>
+              <w:top w:val="single" w:sz="6" w:space="0" w:color="000000"/>
+              <w:left w:val="single" w:sz="6" w:space="0" w:color="000000"/>
+              <w:bottom w:val="single" w:sz="6" w:space="0" w:color="000000"/>
+              <w:right w:val="single" w:sz="6" w:space="0" w:color="000000"/>
+            </w:tcBorders>
+            <w:tcMar>
+              <w:top w:w="60" w:type="dxa"/>
+              <w:left w:w="60" w:type="dxa"/>
+              <w:bottom w:w="60" w:type="dxa"/>
+              <w:right w:w="60" w:type="dxa"/>
+            </w:tcMar>
+            <w:hideMark/>
+          </w:tcPr>
+          <w:p>
+            <w:pPr>
+              <w:spacing w:after="0" w:line="240" w:lineRule="auto"/>
+              <w:rPr>
+                <w:rFonts w:ascii="Times New Roman" w:eastAsia="Times New Roman" w:hAnsi="Times New Roman" w:cs="Times New Roman"/>
+                <w:kern w:val="0"/>
+                <w:lang w:eastAsia="es-MX"/>
+                <w14:ligatures w14:val="none"/>
+              </w:rPr>
+            </w:pPr>
+            <w:r>
+              <w:rPr>
+                <w:rFonts w:ascii="Helvetica Neue" w:eastAsia="Times New Roman" w:hAnsi="Helvetica Neue" w:cs="Times New Roman"/>
+                <w:color w:val="000000"/>
+                <w:kern w:val="0"/>
+                <w:sz w:val="15"/>
+                <w:szCs w:val="15"/>
+                <w:lang w:eastAsia="es-MX"/>
+                <w14:ligatures w14:val="none"/>
+              </w:rPr>
+              <w:t>558</w:t>
+            </w:r>
+          </w:p>
+        </w:tc>
+        <w:tc>
+          <w:tcPr>
+            <w:tcW w:w="930" w:type="dxa"/>
+            <w:tcBorders>
+              <w:top w:val="single" w:sz="6" w:space="0" w:color="000000"/>
+              <w:left w:val="single" w:sz="6" w:space="0" w:color="000000"/>
+              <w:bottom w:val="single" w:sz="6" w:space="0" w:color="000000"/>
+              <w:right w:val="single" w:sz="6" w:space="0" w:color="000000"/>
+            </w:tcBorders>
+            <w:tcMar>
+              <w:top w:w="60" w:type="dxa"/>
+              <w:left w:w="60" w:type="dxa"/>
+              <w:bottom w:w="60" w:type="dxa"/>
+              <w:right w:w="60" w:type="dxa"/>
+            </w:tcMar>
+            <w:hideMark/>
+          </w:tcPr>
+          <w:p>
+            <w:pPr>
+              <w:spacing w:after="0" w:line="240" w:lineRule="auto"/>
+              <w:rPr>
+                <w:rFonts w:ascii="Times New Roman" w:eastAsia="Times New Roman" w:hAnsi="Times New Roman" w:cs="Times New Roman"/>
+                <w:kern w:val="0"/>
+                <w:lang w:eastAsia="es-MX"/>
+                <w14:ligatures w14:val="none"/>
+              </w:rPr>
+            </w:pPr>
+            <w:r>
+              <w:rPr>
+                <w:rFonts w:ascii="Helvetica Neue" w:eastAsia="Times New Roman" w:hAnsi="Helvetica Neue" w:cs="Times New Roman"/>
+                <w:color w:val="000000"/>
+                <w:kern w:val="0"/>
+                <w:sz w:val="15"/>
+                <w:szCs w:val="15"/>
+                <w:lang w:eastAsia="es-MX"/>
+                <w14:ligatures w14:val="none"/>
+              </w:rPr>
+              <w:t>510</w:t>
+            </w:r>
+          </w:p>
+        </w:tc>
+        <w:tc>
+          <w:tcPr>
+            <w:tcW w:w="705" w:type="dxa"/>
+            <w:tcBorders>
+              <w:top w:val="single" w:sz="6" w:space="0" w:color="000000"/>
+              <w:left w:val="single" w:sz="6" w:space="0" w:color="000000"/>
+              <w:bottom w:val="single" w:sz="6" w:space="0" w:color="000000"/>
+              <w:right w:val="single" w:sz="6" w:space="0" w:color="000000"/>
+            </w:tcBorders>
+            <w:tcMar>
+              <w:top w:w="60" w:type="dxa"/>
+              <w:left w:w="60" w:type="dxa"/>
+              <w:bottom w:w="60" w:type="dxa"/>
+              <w:right w:w="60" w:type="dxa"/>
+            </w:tcMar>
+            <w:hideMark/>
+          </w:tcPr>
+          <w:p>
+            <w:pPr>
+              <w:spacing w:after="0" w:line="240" w:lineRule="auto"/>
+              <w:rPr>
+                <w:rFonts w:ascii="Times New Roman" w:eastAsia="Times New Roman" w:hAnsi="Times New Roman" w:cs="Times New Roman"/>
+                <w:kern w:val="0"/>
+                <w:lang w:eastAsia="es-MX"/>
+                <w14:ligatures w14:val="none"/>
+              </w:rPr>
+            </w:pPr>
+            <w:r>
+              <w:rPr>
+                <w:rFonts w:ascii="Helvetica Neue" w:eastAsia="Times New Roman" w:hAnsi="Helvetica Neue" w:cs="Times New Roman"/>
+                <w:color w:val="000000"/>
+                <w:kern w:val="0"/>
+                <w:sz w:val="15"/>
+                <w:szCs w:val="15"/>
+                <w:lang w:eastAsia="es-MX"/>
+                <w14:ligatures w14:val="none"/>
+              </w:rPr>
+              <w:t>534541.68</w:t>
+            </w:r>
+          </w:p>
+        </w:tc>
+        <w:tc>
+          <w:tcPr>
+            <w:tcW w:w="705" w:type="dxa"/>
+            <w:tcBorders>
+              <w:top w:val="single" w:sz="6" w:space="0" w:color="000000"/>
+              <w:left w:val="single" w:sz="6" w:space="0" w:color="000000"/>
+              <w:bottom w:val="single" w:sz="6" w:space="0" w:color="000000"/>
+              <w:right w:val="single" w:sz="6" w:space="0" w:color="000000"/>
+            </w:tcBorders>
+            <w:tcMar>
+              <w:top w:w="60" w:type="dxa"/>
+              <w:left w:w="60" w:type="dxa"/>
+              <w:bottom w:w="60" w:type="dxa"/>
+              <w:right w:w="60" w:type="dxa"/>
+            </w:tcMar>
+            <w:hideMark/>
+          </w:tcPr>
+          <w:p>
+            <w:pPr>
+              <w:spacing w:after="0" w:line="240" w:lineRule="auto"/>
+              <w:rPr>
+                <w:rFonts w:ascii="Times New Roman" w:eastAsia="Times New Roman" w:hAnsi="Times New Roman" w:cs="Times New Roman"/>
+                <w:kern w:val="0"/>
+                <w:lang w:eastAsia="es-MX"/>
+                <w14:ligatures w14:val="none"/>
+              </w:rPr>
+            </w:pPr>
+            <w:r>
+              <w:rPr>
+                <w:rFonts w:ascii="Helvetica Neue" w:eastAsia="Times New Roman" w:hAnsi="Helvetica Neue" w:cs="Times New Roman"/>
+                <w:color w:val="000000"/>
+                <w:kern w:val="0"/>
+                <w:sz w:val="15"/>
+                <w:szCs w:val="15"/>
+                <w:lang w:eastAsia="es-MX"/>
+                <w14:ligatures w14:val="none"/>
+              </w:rPr>
+              <w:t>152476.4</w:t>
+            </w:r>
+          </w:p>
+        </w:tc>
+        <w:tc>
+          <w:tcPr>
+            <w:tcW w:w="630" w:type="dxa"/>
+            <w:tcBorders>
+              <w:top w:val="single" w:sz="6" w:space="0" w:color="000000"/>
+              <w:left w:val="single" w:sz="6" w:space="0" w:color="000000"/>
+              <w:bottom w:val="single" w:sz="6" w:space="0" w:color="000000"/>
+              <w:right w:val="single" w:sz="6" w:space="0" w:color="000000"/>
+            </w:tcBorders>
+            <w:tcMar>
+              <w:top w:w="60" w:type="dxa"/>
+              <w:left w:w="60" w:type="dxa"/>
+              <w:bottom w:w="60" w:type="dxa"/>
+              <w:right w:w="60" w:type="dxa"/>
+            </w:tcMar>
+            <w:hideMark/>
+          </w:tcPr>
+          <w:p>
+            <w:pPr>
+              <w:spacing w:after="0" w:line="240" w:lineRule="auto"/>
+              <w:rPr>
+                <w:rFonts w:ascii="Times New Roman" w:eastAsia="Times New Roman" w:hAnsi="Times New Roman" w:cs="Times New Roman"/>
+                <w:kern w:val="0"/>
+                <w:lang w:eastAsia="es-MX"/>
+                <w14:ligatures w14:val="none"/>
+              </w:rPr>
+            </w:pPr>
+            <w:r>
+              <w:rPr>
+                <w:rFonts w:ascii="Helvetica Neue" w:eastAsia="Times New Roman" w:hAnsi="Helvetica Neue" w:cs="Times New Roman"/>
+                <w:color w:val="000000"/>
+                <w:kern w:val="0"/>
+                <w:sz w:val="15"/>
+                <w:szCs w:val="15"/>
+                <w:lang w:eastAsia="es-MX"/>
+                <w14:ligatures w14:val="none"/>
+              </w:rPr>
+              <w:t>17215.12</w:t>
+            </w:r>
+          </w:p>
+        </w:tc>
+      </w:tr>
+      <w:tr>
+        <w:trPr>
+          <w:trHeight w:val="165"/>
+        </w:trPr>
+        <w:tc>
+          <w:tcPr>
+            <w:tcW w:w="705" w:type="dxa"/>
+            <w:tcBorders>
+              <w:top w:val="single" w:sz="6" w:space="0" w:color="000000"/>
+              <w:left w:val="single" w:sz="6" w:space="0" w:color="000000"/>
+              <w:bottom w:val="single" w:sz="6" w:space="0" w:color="000000"/>
+              <w:right w:val="single" w:sz="6" w:space="0" w:color="000000"/>
+            </w:tcBorders>
+            <w:shd w:val="clear" w:color="auto" w:fill="D4D4D4"/>
+            <w:tcMar>
+              <w:top w:w="60" w:type="dxa"/>
+              <w:left w:w="60" w:type="dxa"/>
+              <w:bottom w:w="60" w:type="dxa"/>
+              <w:right w:w="60" w:type="dxa"/>
+            </w:tcMar>
+            <w:hideMark/>
+          </w:tcPr>
+          <w:p>
+            <w:pPr>
+              <w:spacing w:after="0" w:line="240" w:lineRule="auto"/>
+              <w:rPr>
+                <w:rFonts w:ascii="Times New Roman" w:eastAsia="Times New Roman" w:hAnsi="Times New Roman" w:cs="Times New Roman"/>
+                <w:kern w:val="0"/>
+                <w:lang w:eastAsia="es-MX"/>
+                <w14:ligatures w14:val="none"/>
+              </w:rPr>
+            </w:pPr>
+            <w:proofErr w:type="spellStart"/>
+            <w:r>
+              <w:rPr>
+                <w:rFonts w:ascii="Helvetica Neue" w:eastAsia="Times New Roman" w:hAnsi="Helvetica Neue" w:cs="Times New Roman"/>
+                <w:b/>
+                <w:bCs/>
+                <w:color w:val="000000"/>
+                <w:kern w:val="0"/>
+                <w:sz w:val="15"/>
+                <w:szCs w:val="15"/>
+                <w:lang w:eastAsia="es-MX"/>
+                <w14:ligatures w14:val="none"/>
+              </w:rPr>
+              <w:t>std</w:t>
+            </w:r>
+            <w:proofErr w:type="spellEnd"/>
+            <w:r>
+              <w:rPr>
+                <w:rFonts w:ascii="Helvetica Neue" w:eastAsia="Times New Roman" w:hAnsi="Helvetica Neue" w:cs="Times New Roman"/>
+                <w:b/>
+                <w:bCs/>
+                <w:color w:val="000000"/>
+                <w:kern w:val="0"/>
+                <w:sz w:val="15"/>
+                <w:szCs w:val="15"/>
+                <w:lang w:eastAsia="es-MX"/>
+                <w14:ligatures w14:val="none"/>
+              </w:rPr>
+              <w:t xml:space="preserve">. </w:t>
+            </w:r>
+            <w:proofErr w:type="spellStart"/>
+            <w:r>
+              <w:rPr>
+                <w:rFonts w:ascii="Helvetica Neue" w:eastAsia="Times New Roman" w:hAnsi="Helvetica Neue" w:cs="Times New Roman"/>
+                <w:b/>
+                <w:bCs/>
+                <w:color w:val="000000"/>
+                <w:kern w:val="0"/>
+                <w:sz w:val="15"/>
+                <w:szCs w:val="15"/>
+                <w:lang w:eastAsia="es-MX"/>
+                <w14:ligatures w14:val="none"/>
+              </w:rPr>
+              <w:t>dev</w:t>
+            </w:r>
+            <w:proofErr w:type="spellEnd"/>
+            <w:r>
+              <w:rPr>
+                <w:rFonts w:ascii="Helvetica Neue" w:eastAsia="Times New Roman" w:hAnsi="Helvetica Neue" w:cs="Times New Roman"/>
+                <w:b/>
+                <w:bCs/>
+                <w:color w:val="000000"/>
+                <w:kern w:val="0"/>
+                <w:sz w:val="15"/>
+                <w:szCs w:val="15"/>
+                <w:lang w:eastAsia="es-MX"/>
+                <w14:ligatures w14:val="none"/>
+              </w:rPr>
+              <w:t>.</w:t>
+            </w:r>
+          </w:p>
+        </w:tc>
+        <w:tc>
+          <w:tcPr>
+            <w:tcW w:w="465" w:type="dxa"/>
+            <w:tcBorders>
+              <w:top w:val="single" w:sz="6" w:space="0" w:color="000000"/>
+              <w:left w:val="single" w:sz="6" w:space="0" w:color="000000"/>
+              <w:bottom w:val="single" w:sz="6" w:space="0" w:color="000000"/>
+              <w:right w:val="single" w:sz="6" w:space="0" w:color="000000"/>
+            </w:tcBorders>
+            <w:tcMar>
+              <w:top w:w="60" w:type="dxa"/>
+              <w:left w:w="60" w:type="dxa"/>
+              <w:bottom w:w="60" w:type="dxa"/>
+              <w:right w:w="60" w:type="dxa"/>
+            </w:tcMar>
+            <w:hideMark/>
+          </w:tcPr>
+          <w:p>
+            <w:pPr>
+              <w:spacing w:after="0" w:line="240" w:lineRule="auto"/>
+              <w:rPr>
+                <w:rFonts w:ascii="Times New Roman" w:eastAsia="Times New Roman" w:hAnsi="Times New Roman" w:cs="Times New Roman"/>
+                <w:kern w:val="0"/>
+                <w:lang w:eastAsia="es-MX"/>
+                <w14:ligatures w14:val="none"/>
+              </w:rPr>
+            </w:pPr>
+            <w:r>
+              <w:rPr>
+                <w:rFonts w:ascii="Helvetica Neue" w:eastAsia="Times New Roman" w:hAnsi="Helvetica Neue" w:cs="Times New Roman"/>
+                <w:color w:val="000000"/>
+                <w:kern w:val="0"/>
+                <w:sz w:val="15"/>
+                <w:szCs w:val="15"/>
+                <w:lang w:eastAsia="es-MX"/>
+                <w14:ligatures w14:val="none"/>
+              </w:rPr>
+              <w:t>80.87</w:t>
+            </w:r>
+          </w:p>
+        </w:tc>
+        <w:tc>
+          <w:tcPr>
+            <w:tcW w:w="930" w:type="dxa"/>
+            <w:tcBorders>
+              <w:top w:val="single" w:sz="6" w:space="0" w:color="000000"/>
+              <w:left w:val="single" w:sz="6" w:space="0" w:color="000000"/>
+              <w:bottom w:val="single" w:sz="6" w:space="0" w:color="000000"/>
+              <w:right w:val="single" w:sz="6" w:space="0" w:color="000000"/>
+            </w:tcBorders>
+            <w:tcMar>
+              <w:top w:w="60" w:type="dxa"/>
+              <w:left w:w="60" w:type="dxa"/>
+              <w:bottom w:w="60" w:type="dxa"/>
+              <w:right w:w="60" w:type="dxa"/>
+            </w:tcMar>
+            <w:hideMark/>
+          </w:tcPr>
+          <w:p>
+            <w:pPr>
+              <w:spacing w:after="0" w:line="240" w:lineRule="auto"/>
+              <w:rPr>
+                <w:rFonts w:ascii="Times New Roman" w:eastAsia="Times New Roman" w:hAnsi="Times New Roman" w:cs="Times New Roman"/>
+                <w:kern w:val="0"/>
+                <w:lang w:eastAsia="es-MX"/>
+                <w14:ligatures w14:val="none"/>
+              </w:rPr>
+            </w:pPr>
+            <w:r>
+              <w:rPr>
+                <w:rFonts w:ascii="Helvetica Neue" w:eastAsia="Times New Roman" w:hAnsi="Helvetica Neue" w:cs="Times New Roman"/>
+                <w:color w:val="000000"/>
+                <w:kern w:val="0"/>
+                <w:sz w:val="15"/>
+                <w:szCs w:val="15"/>
+                <w:lang w:eastAsia="es-MX"/>
+                <w14:ligatures w14:val="none"/>
+              </w:rPr>
+              <w:t>70.94</w:t>
+            </w:r>
+          </w:p>
+        </w:tc>
+        <w:tc>
+          <w:tcPr>
+            <w:tcW w:w="705" w:type="dxa"/>
+            <w:tcBorders>
+              <w:top w:val="single" w:sz="6" w:space="0" w:color="000000"/>
+              <w:left w:val="single" w:sz="6" w:space="0" w:color="000000"/>
+              <w:bottom w:val="single" w:sz="6" w:space="0" w:color="000000"/>
+              <w:right w:val="single" w:sz="6" w:space="0" w:color="000000"/>
+            </w:tcBorders>
+            <w:tcMar>
+              <w:top w:w="60" w:type="dxa"/>
+              <w:left w:w="60" w:type="dxa"/>
+              <w:bottom w:w="60" w:type="dxa"/>
+              <w:right w:w="60" w:type="dxa"/>
+            </w:tcMar>
+            <w:hideMark/>
+          </w:tcPr>
+          <w:p>
+            <w:pPr>
+              <w:spacing w:after="0" w:line="240" w:lineRule="auto"/>
+              <w:rPr>
+                <w:rFonts w:ascii="Times New Roman" w:eastAsia="Times New Roman" w:hAnsi="Times New Roman" w:cs="Times New Roman"/>
+                <w:kern w:val="0"/>
+                <w:lang w:eastAsia="es-MX"/>
+                <w14:ligatures w14:val="none"/>
+              </w:rPr>
+            </w:pPr>
+            <w:r>
+              <w:rPr>
+                <w:rFonts w:ascii="Helvetica Neue" w:eastAsia="Times New Roman" w:hAnsi="Helvetica Neue" w:cs="Times New Roman"/>
+                <w:color w:val="000000"/>
+                <w:kern w:val="0"/>
+                <w:sz w:val="15"/>
+                <w:szCs w:val="15"/>
+                <w:lang w:eastAsia="es-MX"/>
+                <w14:ligatures w14:val="none"/>
+              </w:rPr>
+              <w:t>150502.82</w:t>
+            </w:r>
+          </w:p>
+        </w:tc>
+        <w:tc>
+          <w:tcPr>
+            <w:tcW w:w="705" w:type="dxa"/>
+            <w:tcBorders>
+              <w:top w:val="single" w:sz="6" w:space="0" w:color="000000"/>
+              <w:left w:val="single" w:sz="6" w:space="0" w:color="000000"/>
+              <w:bottom w:val="single" w:sz="6" w:space="0" w:color="000000"/>
+              <w:right w:val="single" w:sz="6" w:space="0" w:color="000000"/>
+            </w:tcBorders>
+            <w:tcMar>
+              <w:top w:w="60" w:type="dxa"/>
+              <w:left w:w="60" w:type="dxa"/>
+              <w:bottom w:w="60" w:type="dxa"/>
+              <w:right w:w="60" w:type="dxa"/>
+            </w:tcMar>
+            <w:hideMark/>
+          </w:tcPr>
+          <w:p>
+            <w:pPr>
+              <w:spacing w:after="0" w:line="240" w:lineRule="auto"/>
+              <w:rPr>
+                <w:rFonts w:ascii="Times New Roman" w:eastAsia="Times New Roman" w:hAnsi="Times New Roman" w:cs="Times New Roman"/>
+                <w:kern w:val="0"/>
+                <w:lang w:eastAsia="es-MX"/>
+                <w14:ligatures w14:val="none"/>
+              </w:rPr>
+            </w:pPr>
+            <w:r>
+              <w:rPr>
+                <w:rFonts w:ascii="Helvetica Neue" w:eastAsia="Times New Roman" w:hAnsi="Helvetica Neue" w:cs="Times New Roman"/>
+                <w:color w:val="000000"/>
+                <w:kern w:val="0"/>
+                <w:sz w:val="15"/>
+                <w:szCs w:val="15"/>
+                <w:lang w:eastAsia="es-MX"/>
+                <w14:ligatures w14:val="none"/>
+              </w:rPr>
+              <w:t>42682.68</w:t>
+            </w:r>
+          </w:p>
+        </w:tc>
+        <w:tc>
+          <w:tcPr>
+            <w:tcW w:w="630" w:type="dxa"/>
+            <w:tcBorders>
+              <w:top w:val="single" w:sz="6" w:space="0" w:color="000000"/>
+              <w:left w:val="single" w:sz="6" w:space="0" w:color="000000"/>
+              <w:bottom w:val="single" w:sz="6" w:space="0" w:color="000000"/>
+              <w:right w:val="single" w:sz="6" w:space="0" w:color="000000"/>
+            </w:tcBorders>
+            <w:tcMar>
+              <w:top w:w="60" w:type="dxa"/>
+              <w:left w:w="60" w:type="dxa"/>
+              <w:bottom w:w="60" w:type="dxa"/>
+              <w:right w:w="60" w:type="dxa"/>
+            </w:tcMar>
+            <w:hideMark/>
+          </w:tcPr>
+          <w:p>
+            <w:pPr>
+              <w:spacing w:after="0" w:line="240" w:lineRule="auto"/>
+              <w:rPr>
+                <w:rFonts w:ascii="Times New Roman" w:eastAsia="Times New Roman" w:hAnsi="Times New Roman" w:cs="Times New Roman"/>
+                <w:kern w:val="0"/>
+                <w:lang w:eastAsia="es-MX"/>
+                <w14:ligatures w14:val="none"/>
+              </w:rPr>
+            </w:pPr>
+            <w:r>
+              <w:rPr>
+                <w:rFonts w:ascii="Helvetica Neue" w:eastAsia="Times New Roman" w:hAnsi="Helvetica Neue" w:cs="Times New Roman"/>
+                <w:color w:val="000000"/>
+                <w:kern w:val="0"/>
+                <w:sz w:val="15"/>
+                <w:szCs w:val="15"/>
+                <w:lang w:eastAsia="es-MX"/>
+                <w14:ligatures w14:val="none"/>
+              </w:rPr>
+              <w:t>5965.63</w:t>
+            </w:r>
+          </w:p>
+        </w:tc>
+      </w:tr>
+      <w:tr>
+        <w:trPr>
+          <w:trHeight w:val="165"/>
+        </w:trPr>
+        <w:tc>
+          <w:tcPr>
+            <w:tcW w:w="705" w:type="dxa"/>
+            <w:tcBorders>
+              <w:top w:val="single" w:sz="6" w:space="0" w:color="000000"/>
+              <w:left w:val="single" w:sz="6" w:space="0" w:color="000000"/>
+              <w:bottom w:val="single" w:sz="6" w:space="0" w:color="000000"/>
+              <w:right w:val="single" w:sz="6" w:space="0" w:color="000000"/>
+            </w:tcBorders>
+            <w:shd w:val="clear" w:color="auto" w:fill="D4D4D4"/>
+            <w:tcMar>
+              <w:top w:w="60" w:type="dxa"/>
+              <w:left w:w="60" w:type="dxa"/>
+              <w:bottom w:w="60" w:type="dxa"/>
+              <w:right w:w="60" w:type="dxa"/>
+            </w:tcMar>
+            <w:hideMark/>
+          </w:tcPr>
+          <w:p>
+            <w:pPr>
+              <w:spacing w:after="0" w:line="240" w:lineRule="auto"/>
+              <w:rPr>
+                <w:rFonts w:ascii="Times New Roman" w:eastAsia="Times New Roman" w:hAnsi="Times New Roman" w:cs="Times New Roman"/>
+                <w:kern w:val="0"/>
+                <w:lang w:eastAsia="es-MX"/>
+                <w14:ligatures w14:val="none"/>
+              </w:rPr>
+            </w:pPr>
+            <w:proofErr w:type="spellStart"/>
+            <w:r>
+              <w:rPr>
+                <w:rFonts w:ascii="Helvetica Neue" w:eastAsia="Times New Roman" w:hAnsi="Helvetica Neue" w:cs="Times New Roman"/>
+                <w:b/>
+                <w:bCs/>
+                <w:color w:val="000000"/>
+                <w:kern w:val="0"/>
+                <w:sz w:val="15"/>
+                <w:szCs w:val="15"/>
+                <w:lang w:eastAsia="es-MX"/>
+                <w14:ligatures w14:val="none"/>
+              </w:rPr>
+              <w:t>minimum</w:t>
+            </w:r>
+            <w:proofErr w:type="spellEnd"/>
+          </w:p>
+        </w:tc>
+        <w:tc>
+          <w:tcPr>
+            <w:tcW w:w="465" w:type="dxa"/>
+            <w:tcBorders>
+              <w:top w:val="single" w:sz="6" w:space="0" w:color="000000"/>
+              <w:left w:val="single" w:sz="6" w:space="0" w:color="000000"/>
+              <w:bottom w:val="single" w:sz="6" w:space="0" w:color="000000"/>
+              <w:right w:val="single" w:sz="6" w:space="0" w:color="000000"/>
+            </w:tcBorders>
+            <w:tcMar>
+              <w:top w:w="60" w:type="dxa"/>
+              <w:left w:w="60" w:type="dxa"/>
+              <w:bottom w:w="60" w:type="dxa"/>
+              <w:right w:w="60" w:type="dxa"/>
+            </w:tcMar>
+            <w:hideMark/>
+          </w:tcPr>
+          <w:p>
+            <w:pPr>
+              <w:spacing w:after="0" w:line="240" w:lineRule="auto"/>
+              <w:rPr>
+                <w:rFonts w:ascii="Times New Roman" w:eastAsia="Times New Roman" w:hAnsi="Times New Roman" w:cs="Times New Roman"/>
+                <w:kern w:val="0"/>
+                <w:lang w:eastAsia="es-MX"/>
+                <w14:ligatures w14:val="none"/>
+              </w:rPr>
+            </w:pPr>
+            <w:r>
+              <w:rPr>
+                <w:rFonts w:ascii="Helvetica Neue" w:eastAsia="Times New Roman" w:hAnsi="Helvetica Neue" w:cs="Times New Roman"/>
+                <w:color w:val="000000"/>
+                <w:kern w:val="0"/>
+                <w:sz w:val="15"/>
+                <w:szCs w:val="15"/>
+                <w:lang w:eastAsia="es-MX"/>
+                <w14:ligatures w14:val="none"/>
+              </w:rPr>
+              <w:t>383</w:t>
+            </w:r>
+          </w:p>
+        </w:tc>
+        <w:tc>
+          <w:tcPr>
+            <w:tcW w:w="930" w:type="dxa"/>
+            <w:tcBorders>
+              <w:top w:val="single" w:sz="6" w:space="0" w:color="000000"/>
+              <w:left w:val="single" w:sz="6" w:space="0" w:color="000000"/>
+              <w:bottom w:val="single" w:sz="6" w:space="0" w:color="000000"/>
+              <w:right w:val="single" w:sz="6" w:space="0" w:color="000000"/>
+            </w:tcBorders>
+            <w:tcMar>
+              <w:top w:w="60" w:type="dxa"/>
+              <w:left w:w="60" w:type="dxa"/>
+              <w:bottom w:w="60" w:type="dxa"/>
+              <w:right w:w="60" w:type="dxa"/>
+            </w:tcMar>
+            <w:hideMark/>
+          </w:tcPr>
+          <w:p>
+            <w:pPr>
+              <w:spacing w:after="0" w:line="240" w:lineRule="auto"/>
+              <w:rPr>
+                <w:rFonts w:ascii="Times New Roman" w:eastAsia="Times New Roman" w:hAnsi="Times New Roman" w:cs="Times New Roman"/>
+                <w:kern w:val="0"/>
+                <w:lang w:eastAsia="es-MX"/>
+                <w14:ligatures w14:val="none"/>
+              </w:rPr>
+            </w:pPr>
+            <w:r>
+              <w:rPr>
+                <w:rFonts w:ascii="Helvetica Neue" w:eastAsia="Times New Roman" w:hAnsi="Helvetica Neue" w:cs="Times New Roman"/>
+                <w:color w:val="000000"/>
+                <w:kern w:val="0"/>
+                <w:sz w:val="15"/>
+                <w:szCs w:val="15"/>
+                <w:lang w:eastAsia="es-MX"/>
+                <w14:ligatures w14:val="none"/>
+              </w:rPr>
+              <w:t>366</w:t>
+            </w:r>
+          </w:p>
+        </w:tc>
+        <w:tc>
+          <w:tcPr>
+            <w:tcW w:w="705" w:type="dxa"/>
+            <w:tcBorders>
+              <w:top w:val="single" w:sz="6" w:space="0" w:color="000000"/>
+              <w:left w:val="single" w:sz="6" w:space="0" w:color="000000"/>
+              <w:bottom w:val="single" w:sz="6" w:space="0" w:color="000000"/>
+              <w:right w:val="single" w:sz="6" w:space="0" w:color="000000"/>
+            </w:tcBorders>
+            <w:tcMar>
+              <w:top w:w="60" w:type="dxa"/>
+              <w:left w:w="60" w:type="dxa"/>
+              <w:bottom w:w="60" w:type="dxa"/>
+              <w:right w:w="60" w:type="dxa"/>
+            </w:tcMar>
+            <w:hideMark/>
+          </w:tcPr>
+          <w:p>
+            <w:pPr>
+              <w:spacing w:after="0" w:line="240" w:lineRule="auto"/>
+              <w:rPr>
+                <w:rFonts w:ascii="Times New Roman" w:eastAsia="Times New Roman" w:hAnsi="Times New Roman" w:cs="Times New Roman"/>
+                <w:kern w:val="0"/>
+                <w:lang w:eastAsia="es-MX"/>
+                <w14:ligatures w14:val="none"/>
+              </w:rPr>
+            </w:pPr>
+            <w:r>
+              <w:rPr>
+                <w:rFonts w:ascii="Helvetica Neue" w:eastAsia="Times New Roman" w:hAnsi="Helvetica Neue" w:cs="Times New Roman"/>
+                <w:color w:val="000000"/>
+                <w:kern w:val="0"/>
+                <w:sz w:val="15"/>
+                <w:szCs w:val="15"/>
+                <w:lang w:eastAsia="es-MX"/>
+                <w14:ligatures w14:val="none"/>
+              </w:rPr>
+              <w:t>315647.11</w:t>
+            </w:r>
+          </w:p>
+        </w:tc>
+        <w:tc>
+          <w:tcPr>
+            <w:tcW w:w="705" w:type="dxa"/>
+            <w:tcBorders>
+              <w:top w:val="single" w:sz="6" w:space="0" w:color="000000"/>
+              <w:left w:val="single" w:sz="6" w:space="0" w:color="000000"/>
+              <w:bottom w:val="single" w:sz="6" w:space="0" w:color="000000"/>
+              <w:right w:val="single" w:sz="6" w:space="0" w:color="000000"/>
+            </w:tcBorders>
+            <w:tcMar>
+              <w:top w:w="60" w:type="dxa"/>
+              <w:left w:w="60" w:type="dxa"/>
+              <w:bottom w:w="60" w:type="dxa"/>
+              <w:right w:w="60" w:type="dxa"/>
+            </w:tcMar>
+            <w:hideMark/>
+          </w:tcPr>
+          <w:p>
+            <w:pPr>
+              <w:spacing w:after="0" w:line="240" w:lineRule="auto"/>
+              <w:rPr>
+                <w:rFonts w:ascii="Times New Roman" w:eastAsia="Times New Roman" w:hAnsi="Times New Roman" w:cs="Times New Roman"/>
+                <w:kern w:val="0"/>
+                <w:lang w:eastAsia="es-MX"/>
+                <w14:ligatures w14:val="none"/>
+              </w:rPr>
+            </w:pPr>
+            <w:r>
+              <w:rPr>
+                <w:rFonts w:ascii="Helvetica Neue" w:eastAsia="Times New Roman" w:hAnsi="Helvetica Neue" w:cs="Times New Roman"/>
+                <w:color w:val="000000"/>
+                <w:kern w:val="0"/>
+                <w:sz w:val="15"/>
+                <w:szCs w:val="15"/>
+                <w:lang w:eastAsia="es-MX"/>
+                <w14:ligatures w14:val="none"/>
+              </w:rPr>
+              <w:t>100388.4</w:t>
+            </w:r>
+          </w:p>
+        </w:tc>
+        <w:tc>
+          <w:tcPr>
+            <w:tcW w:w="630" w:type="dxa"/>
+            <w:tcBorders>
+              <w:top w:val="single" w:sz="6" w:space="0" w:color="000000"/>
+              <w:left w:val="single" w:sz="6" w:space="0" w:color="000000"/>
+              <w:bottom w:val="single" w:sz="6" w:space="0" w:color="000000"/>
+              <w:right w:val="single" w:sz="6" w:space="0" w:color="000000"/>
+            </w:tcBorders>
+            <w:tcMar>
+              <w:top w:w="60" w:type="dxa"/>
+              <w:left w:w="60" w:type="dxa"/>
+              <w:bottom w:w="60" w:type="dxa"/>
+              <w:right w:w="60" w:type="dxa"/>
+            </w:tcMar>
+            <w:hideMark/>
+          </w:tcPr>
+          <w:p>
+            <w:pPr>
+              <w:spacing w:after="0" w:line="240" w:lineRule="auto"/>
+              <w:rPr>
+                <w:rFonts w:ascii="Times New Roman" w:eastAsia="Times New Roman" w:hAnsi="Times New Roman" w:cs="Times New Roman"/>
+                <w:kern w:val="0"/>
+                <w:lang w:eastAsia="es-MX"/>
+                <w14:ligatures w14:val="none"/>
+              </w:rPr>
+            </w:pPr>
+            <w:r>
+              <w:rPr>
+                <w:rFonts w:ascii="Helvetica Neue" w:eastAsia="Times New Roman" w:hAnsi="Helvetica Neue" w:cs="Times New Roman"/>
+                <w:color w:val="000000"/>
+                <w:kern w:val="0"/>
+                <w:sz w:val="15"/>
+                <w:szCs w:val="15"/>
+                <w:lang w:eastAsia="es-MX"/>
+                <w14:ligatures w14:val="none"/>
+              </w:rPr>
+              <w:t>8992.42</w:t>
+            </w:r>
+          </w:p>
+        </w:tc>
+      </w:tr>
+      <w:tr>
+        <w:trPr>
+          <w:trHeight w:val="165"/>
+        </w:trPr>
+        <w:tc>
+          <w:tcPr>
+            <w:tcW w:w="705" w:type="dxa"/>
+            <w:tcBorders>
+              <w:top w:val="single" w:sz="6" w:space="0" w:color="000000"/>
+              <w:left w:val="single" w:sz="6" w:space="0" w:color="000000"/>
+              <w:bottom w:val="single" w:sz="6" w:space="0" w:color="000000"/>
+              <w:right w:val="single" w:sz="6" w:space="0" w:color="000000"/>
+            </w:tcBorders>
+            <w:shd w:val="clear" w:color="auto" w:fill="D4D4D4"/>
+            <w:tcMar>
+              <w:top w:w="60" w:type="dxa"/>
+              <w:left w:w="60" w:type="dxa"/>
+              <w:bottom w:w="60" w:type="dxa"/>
+              <w:right w:w="60" w:type="dxa"/>
+            </w:tcMar>
+            <w:hideMark/>
+          </w:tcPr>
+          <w:p>
+            <w:pPr>
+              <w:spacing w:after="0" w:line="240" w:lineRule="auto"/>
+              <w:rPr>
+                <w:rFonts w:ascii="Times New Roman" w:eastAsia="Times New Roman" w:hAnsi="Times New Roman" w:cs="Times New Roman"/>
+                <w:kern w:val="0"/>
+                <w:lang w:eastAsia="es-MX"/>
+                <w14:ligatures w14:val="none"/>
+              </w:rPr>
+            </w:pPr>
+            <w:proofErr w:type="spellStart"/>
+            <w:r>
+              <w:rPr>
+                <w:rFonts w:ascii="Helvetica Neue" w:eastAsia="Times New Roman" w:hAnsi="Helvetica Neue" w:cs="Times New Roman"/>
+                <w:b/>
+                <w:bCs/>
+                <w:color w:val="000000"/>
+                <w:kern w:val="0"/>
+                <w:sz w:val="15"/>
+                <w:szCs w:val="15"/>
+                <w:lang w:eastAsia="es-MX"/>
+                <w14:ligatures w14:val="none"/>
+              </w:rPr>
+              <w:t>maximum</w:t>
+            </w:r>
+            <w:proofErr w:type="spellEnd"/>
+          </w:p>
+        </w:tc>
+        <w:tc>
+          <w:tcPr>
+            <w:tcW w:w="465" w:type="dxa"/>
+            <w:tcBorders>
+              <w:top w:val="single" w:sz="6" w:space="0" w:color="000000"/>
+              <w:left w:val="single" w:sz="6" w:space="0" w:color="000000"/>
+              <w:bottom w:val="single" w:sz="6" w:space="0" w:color="000000"/>
+              <w:right w:val="single" w:sz="6" w:space="0" w:color="000000"/>
+            </w:tcBorders>
+            <w:tcMar>
+              <w:top w:w="60" w:type="dxa"/>
+              <w:left w:w="60" w:type="dxa"/>
+              <w:bottom w:w="60" w:type="dxa"/>
+              <w:right w:w="60" w:type="dxa"/>
+            </w:tcMar>
+            <w:hideMark/>
+          </w:tcPr>
+          <w:p>
+            <w:pPr>
+              <w:spacing w:after="0" w:line="240" w:lineRule="auto"/>
+              <w:rPr>
+                <w:rFonts w:ascii="Times New Roman" w:eastAsia="Times New Roman" w:hAnsi="Times New Roman" w:cs="Times New Roman"/>
+                <w:kern w:val="0"/>
+                <w:lang w:eastAsia="es-MX"/>
+                <w14:ligatures w14:val="none"/>
+              </w:rPr>
+            </w:pPr>
+            <w:r>
+              <w:rPr>
+                <w:rFonts w:ascii="Helvetica Neue" w:eastAsia="Times New Roman" w:hAnsi="Helvetica Neue" w:cs="Times New Roman"/>
+                <w:color w:val="000000"/>
+                <w:kern w:val="0"/>
+                <w:sz w:val="15"/>
+                <w:szCs w:val="15"/>
+                <w:lang w:eastAsia="es-MX"/>
+                <w14:ligatures w14:val="none"/>
+              </w:rPr>
+              <w:t>795</w:t>
+            </w:r>
+          </w:p>
+        </w:tc>
+        <w:tc>
+          <w:tcPr>
+            <w:tcW w:w="930" w:type="dxa"/>
+            <w:tcBorders>
+              <w:top w:val="single" w:sz="6" w:space="0" w:color="000000"/>
+              <w:left w:val="single" w:sz="6" w:space="0" w:color="000000"/>
+              <w:bottom w:val="single" w:sz="6" w:space="0" w:color="000000"/>
+              <w:right w:val="single" w:sz="6" w:space="0" w:color="000000"/>
+            </w:tcBorders>
+            <w:tcMar>
+              <w:top w:w="60" w:type="dxa"/>
+              <w:left w:w="60" w:type="dxa"/>
+              <w:bottom w:w="60" w:type="dxa"/>
+              <w:right w:w="60" w:type="dxa"/>
+            </w:tcMar>
+            <w:hideMark/>
+          </w:tcPr>
+          <w:p>
+            <w:pPr>
+              <w:spacing w:after="0" w:line="240" w:lineRule="auto"/>
+              <w:rPr>
+                <w:rFonts w:ascii="Times New Roman" w:eastAsia="Times New Roman" w:hAnsi="Times New Roman" w:cs="Times New Roman"/>
+                <w:kern w:val="0"/>
+                <w:lang w:eastAsia="es-MX"/>
+                <w14:ligatures w14:val="none"/>
+              </w:rPr>
+            </w:pPr>
+            <w:r>
+              <w:rPr>
+                <w:rFonts w:ascii="Helvetica Neue" w:eastAsia="Times New Roman" w:hAnsi="Helvetica Neue" w:cs="Times New Roman"/>
+                <w:color w:val="000000"/>
+                <w:kern w:val="0"/>
+                <w:sz w:val="15"/>
+                <w:szCs w:val="15"/>
+                <w:lang w:eastAsia="es-MX"/>
+                <w14:ligatures w14:val="none"/>
+              </w:rPr>
+              <w:t>734</w:t>
+            </w:r>
+          </w:p>
+        </w:tc>
+        <w:tc>
+          <w:tcPr>
+            <w:tcW w:w="705" w:type="dxa"/>
+            <w:tcBorders>
+              <w:top w:val="single" w:sz="6" w:space="0" w:color="000000"/>
+              <w:left w:val="single" w:sz="6" w:space="0" w:color="000000"/>
+              <w:bottom w:val="single" w:sz="6" w:space="0" w:color="000000"/>
+              <w:right w:val="single" w:sz="6" w:space="0" w:color="000000"/>
+            </w:tcBorders>
+            <w:tcMar>
+              <w:top w:w="60" w:type="dxa"/>
+              <w:left w:w="60" w:type="dxa"/>
+              <w:bottom w:w="60" w:type="dxa"/>
+              <w:right w:w="60" w:type="dxa"/>
+            </w:tcMar>
+            <w:hideMark/>
+          </w:tcPr>
+          <w:p>
+            <w:pPr>
+              <w:spacing w:after="0" w:line="240" w:lineRule="auto"/>
+              <w:rPr>
+                <w:rFonts w:ascii="Times New Roman" w:eastAsia="Times New Roman" w:hAnsi="Times New Roman" w:cs="Times New Roman"/>
+                <w:kern w:val="0"/>
+                <w:lang w:eastAsia="es-MX"/>
+                <w14:ligatures w14:val="none"/>
+              </w:rPr>
+            </w:pPr>
+            <w:r>
+              <w:rPr>
+                <w:rFonts w:ascii="Helvetica Neue" w:eastAsia="Times New Roman" w:hAnsi="Helvetica Neue" w:cs="Times New Roman"/>
+                <w:color w:val="000000"/>
+                <w:kern w:val="0"/>
+                <w:sz w:val="15"/>
+                <w:szCs w:val="15"/>
+                <w:lang w:eastAsia="es-MX"/>
+                <w14:ligatures w14:val="none"/>
+              </w:rPr>
+              <w:t>951216.16</w:t>
+            </w:r>
+          </w:p>
+        </w:tc>
+        <w:tc>
+          <w:tcPr>
+            <w:tcW w:w="705" w:type="dxa"/>
+            <w:tcBorders>
+              <w:top w:val="single" w:sz="6" w:space="0" w:color="000000"/>
+              <w:left w:val="single" w:sz="6" w:space="0" w:color="000000"/>
+              <w:bottom w:val="single" w:sz="6" w:space="0" w:color="000000"/>
+              <w:right w:val="single" w:sz="6" w:space="0" w:color="000000"/>
+            </w:tcBorders>
+            <w:tcMar>
+              <w:top w:w="60" w:type="dxa"/>
+              <w:left w:w="60" w:type="dxa"/>
+              <w:bottom w:w="60" w:type="dxa"/>
+              <w:right w:w="60" w:type="dxa"/>
+            </w:tcMar>
+            <w:hideMark/>
+          </w:tcPr>
+          <w:p>
+            <w:pPr>
+              <w:spacing w:after="0" w:line="240" w:lineRule="auto"/>
+              <w:rPr>
+                <w:rFonts w:ascii="Times New Roman" w:eastAsia="Times New Roman" w:hAnsi="Times New Roman" w:cs="Times New Roman"/>
+                <w:kern w:val="0"/>
+                <w:lang w:eastAsia="es-MX"/>
+                <w14:ligatures w14:val="none"/>
+              </w:rPr>
+            </w:pPr>
+            <w:r>
+              <w:rPr>
+                <w:rFonts w:ascii="Helvetica Neue" w:eastAsia="Times New Roman" w:hAnsi="Helvetica Neue" w:cs="Times New Roman"/>
+                <w:color w:val="000000"/>
+                <w:kern w:val="0"/>
+                <w:sz w:val="15"/>
+                <w:szCs w:val="15"/>
+                <w:lang w:eastAsia="es-MX"/>
+                <w14:ligatures w14:val="none"/>
+              </w:rPr>
+              <w:t>273174.7</w:t>
+            </w:r>
+          </w:p>
+        </w:tc>
+        <w:tc>
+          <w:tcPr>
+            <w:tcW w:w="630" w:type="dxa"/>
+            <w:tcBorders>
+              <w:top w:val="single" w:sz="6" w:space="0" w:color="000000"/>
+              <w:left w:val="single" w:sz="6" w:space="0" w:color="000000"/>
+              <w:bottom w:val="single" w:sz="6" w:space="0" w:color="000000"/>
+              <w:right w:val="single" w:sz="6" w:space="0" w:color="000000"/>
+            </w:tcBorders>
+            <w:tcMar>
+              <w:top w:w="60" w:type="dxa"/>
+              <w:left w:w="60" w:type="dxa"/>
+              <w:bottom w:w="60" w:type="dxa"/>
+              <w:right w:w="60" w:type="dxa"/>
+            </w:tcMar>
+            <w:hideMark/>
+          </w:tcPr>
+          <w:p>
+            <w:pPr>
+              <w:spacing w:after="0" w:line="240" w:lineRule="auto"/>
+              <w:rPr>
+                <w:rFonts w:ascii="Times New Roman" w:eastAsia="Times New Roman" w:hAnsi="Times New Roman" w:cs="Times New Roman"/>
+                <w:kern w:val="0"/>
+                <w:lang w:eastAsia="es-MX"/>
+                <w14:ligatures w14:val="none"/>
+              </w:rPr>
+            </w:pPr>
+            <w:r>
+              <w:rPr>
+                <w:rFonts w:ascii="Helvetica Neue" w:eastAsia="Times New Roman" w:hAnsi="Helvetica Neue" w:cs="Times New Roman"/>
+                <w:color w:val="000000"/>
+                <w:kern w:val="0"/>
+                <w:sz w:val="15"/>
+                <w:szCs w:val="15"/>
+                <w:lang w:eastAsia="es-MX"/>
+                <w14:ligatures w14:val="none"/>
+              </w:rPr>
+              <w:t>31968.98</w:t>
+            </w:r>
+          </w:p>
+        </w:tc>
+      </w:tr>
+    </w:tbl>
+    <w:p>
+      <w:pPr>
+        <w:rPr>
+          <w:rFonts w:ascii="Times New Roman" w:hAnsi="Times New Roman" w:cs="Times New Roman"/>
+        </w:rPr>
+      </w:pPr>
+    </w:p>
+    <w:p>
+      <w:pPr>
+        <w:rPr>
+          <w:rFonts w:ascii="Times New Roman" w:hAnsi="Times New Roman" w:cs="Times New Roman"/>
+          <w:i/>
+          <w:iCs/>
+          <w:sz w:val="21"/>
+          <w:szCs w:val="21"/>
+        </w:rPr>
+      </w:pPr>
+      <w:r>
+        <w:rPr>
+          <w:rFonts w:ascii="Times New Roman" w:hAnsi="Times New Roman" w:cs="Times New Roman"/>
+          <w:i/>
+          <w:iCs/>
+          <w:sz w:val="21"/>
+          <w:szCs w:val="21"/>
+        </w:rPr>
+        <w:t xml:space="preserve">Tabla 3. Periodo promocional </w:t>
+      </w:r>
+    </w:p>
+    <w:tbl>
+      <w:tblPr>
+        <w:tblW w:w="0" w:type="auto"/>
+        <w:tblCellMar>
+          <w:left w:w="0" w:type="dxa"/>
+          <w:right w:w="0" w:type="dxa"/>
+        </w:tblCellMar>
+        <w:tblLook w:val="04A0" w:firstRow="1" w:lastRow="0" w:firstColumn="1" w:lastColumn="0" w:noHBand="0" w:noVBand="1"/>
+      </w:tblPr>
+      <w:tblGrid>
+        <w:gridCol w:w="822"/>
+        <w:gridCol w:w="663"/>
+        <w:gridCol w:w="1053"/>
+        <w:gridCol w:w="829"/>
+        <w:gridCol w:w="746"/>
+        <w:gridCol w:w="746"/>
+      </w:tblGrid>
+      <w:tr>
+        <w:trPr>
+          <w:trHeight w:val="165"/>
+        </w:trPr>
+        <w:tc>
+          <w:tcPr>
+            <w:tcW w:w="705" w:type="dxa"/>
+            <w:tcBorders>
+              <w:top w:val="single" w:sz="6" w:space="0" w:color="000000"/>
+              <w:left w:val="single" w:sz="6" w:space="0" w:color="000000"/>
+              <w:bottom w:val="single" w:sz="6" w:space="0" w:color="000000"/>
+              <w:right w:val="single" w:sz="6" w:space="0" w:color="000000"/>
+            </w:tcBorders>
+            <w:shd w:val="clear" w:color="auto" w:fill="B0B3B2"/>
+            <w:tcMar>
+              <w:top w:w="60" w:type="dxa"/>
+              <w:left w:w="60" w:type="dxa"/>
+              <w:bottom w:w="60" w:type="dxa"/>
+              <w:right w:w="60" w:type="dxa"/>
+            </w:tcMar>
+            <w:hideMark/>
+          </w:tcPr>
+          <w:p>
+            <w:pPr>
+              <w:spacing w:after="0" w:line="240" w:lineRule="auto"/>
+              <w:rPr>
+                <w:rFonts w:ascii="Helvetica" w:eastAsia="Times New Roman" w:hAnsi="Helvetica" w:cs="Times New Roman"/>
+                <w:kern w:val="0"/>
+                <w:sz w:val="18"/>
+                <w:szCs w:val="18"/>
+                <w:lang w:eastAsia="es-MX"/>
+                <w14:ligatures w14:val="none"/>
+              </w:rPr>
+            </w:pPr>
+          </w:p>
+        </w:tc>
+        <w:tc>
+          <w:tcPr>
+            <w:tcW w:w="540" w:type="dxa"/>
+            <w:tcBorders>
+              <w:top w:val="single" w:sz="6" w:space="0" w:color="000000"/>
+              <w:left w:val="single" w:sz="6" w:space="0" w:color="000000"/>
+              <w:bottom w:val="single" w:sz="6" w:space="0" w:color="000000"/>
+              <w:right w:val="single" w:sz="6" w:space="0" w:color="000000"/>
+            </w:tcBorders>
+            <w:shd w:val="clear" w:color="auto" w:fill="B0B3B2"/>
+            <w:tcMar>
+              <w:top w:w="60" w:type="dxa"/>
+              <w:left w:w="60" w:type="dxa"/>
+              <w:bottom w:w="60" w:type="dxa"/>
+              <w:right w:w="60" w:type="dxa"/>
+            </w:tcMar>
+            <w:hideMark/>
+          </w:tcPr>
+          <w:p>
+            <w:pPr>
+              <w:spacing w:after="0" w:line="240" w:lineRule="auto"/>
+              <w:rPr>
+                <w:rFonts w:ascii="Times New Roman" w:eastAsia="Times New Roman" w:hAnsi="Times New Roman" w:cs="Times New Roman"/>
+                <w:kern w:val="0"/>
+                <w:lang w:eastAsia="es-MX"/>
+                <w14:ligatures w14:val="none"/>
+              </w:rPr>
+            </w:pPr>
+            <w:proofErr w:type="spellStart"/>
+            <w:r>
+              <w:rPr>
+                <w:rFonts w:ascii="Helvetica Neue" w:eastAsia="Times New Roman" w:hAnsi="Helvetica Neue" w:cs="Times New Roman"/>
+                <w:b/>
+                <w:bCs/>
+                <w:color w:val="000000"/>
+                <w:kern w:val="0"/>
+                <w:sz w:val="15"/>
+                <w:szCs w:val="15"/>
+                <w:lang w:eastAsia="es-MX"/>
+                <w14:ligatures w14:val="none"/>
+              </w:rPr>
+              <w:t>Visits</w:t>
+            </w:r>
+            <w:proofErr w:type="spellEnd"/>
+          </w:p>
+        </w:tc>
+        <w:tc>
+          <w:tcPr>
+            <w:tcW w:w="930" w:type="dxa"/>
+            <w:tcBorders>
+              <w:top w:val="single" w:sz="6" w:space="0" w:color="000000"/>
+              <w:left w:val="single" w:sz="6" w:space="0" w:color="000000"/>
+              <w:bottom w:val="single" w:sz="6" w:space="0" w:color="000000"/>
+              <w:right w:val="single" w:sz="6" w:space="0" w:color="000000"/>
+            </w:tcBorders>
+            <w:shd w:val="clear" w:color="auto" w:fill="B0B3B2"/>
+            <w:tcMar>
+              <w:top w:w="60" w:type="dxa"/>
+              <w:left w:w="60" w:type="dxa"/>
+              <w:bottom w:w="60" w:type="dxa"/>
+              <w:right w:w="60" w:type="dxa"/>
+            </w:tcMar>
+            <w:hideMark/>
+          </w:tcPr>
+          <w:p>
+            <w:pPr>
+              <w:spacing w:after="0" w:line="240" w:lineRule="auto"/>
+              <w:rPr>
+                <w:rFonts w:ascii="Times New Roman" w:eastAsia="Times New Roman" w:hAnsi="Times New Roman" w:cs="Times New Roman"/>
+                <w:kern w:val="0"/>
+                <w:lang w:eastAsia="es-MX"/>
+                <w14:ligatures w14:val="none"/>
+              </w:rPr>
+            </w:pPr>
+            <w:proofErr w:type="spellStart"/>
+            <w:r>
+              <w:rPr>
+                <w:rFonts w:ascii="Helvetica Neue" w:eastAsia="Times New Roman" w:hAnsi="Helvetica Neue" w:cs="Times New Roman"/>
+                <w:b/>
+                <w:bCs/>
+                <w:color w:val="000000"/>
+                <w:kern w:val="0"/>
+                <w:sz w:val="15"/>
+                <w:szCs w:val="15"/>
+                <w:lang w:eastAsia="es-MX"/>
+                <w14:ligatures w14:val="none"/>
+              </w:rPr>
+              <w:t>Unique.Visits</w:t>
+            </w:r>
+            <w:proofErr w:type="spellEnd"/>
+          </w:p>
+        </w:tc>
+        <w:tc>
+          <w:tcPr>
+            <w:tcW w:w="705" w:type="dxa"/>
+            <w:tcBorders>
+              <w:top w:val="single" w:sz="6" w:space="0" w:color="000000"/>
+              <w:left w:val="single" w:sz="6" w:space="0" w:color="000000"/>
+              <w:bottom w:val="single" w:sz="6" w:space="0" w:color="000000"/>
+              <w:right w:val="single" w:sz="6" w:space="0" w:color="000000"/>
+            </w:tcBorders>
+            <w:shd w:val="clear" w:color="auto" w:fill="B0B3B2"/>
+            <w:tcMar>
+              <w:top w:w="60" w:type="dxa"/>
+              <w:left w:w="60" w:type="dxa"/>
+              <w:bottom w:w="60" w:type="dxa"/>
+              <w:right w:w="60" w:type="dxa"/>
+            </w:tcMar>
+            <w:hideMark/>
+          </w:tcPr>
+          <w:p>
+            <w:pPr>
+              <w:spacing w:after="0" w:line="240" w:lineRule="auto"/>
+              <w:rPr>
+                <w:rFonts w:ascii="Times New Roman" w:eastAsia="Times New Roman" w:hAnsi="Times New Roman" w:cs="Times New Roman"/>
+                <w:kern w:val="0"/>
+                <w:lang w:eastAsia="es-MX"/>
+                <w14:ligatures w14:val="none"/>
+              </w:rPr>
+            </w:pPr>
+            <w:proofErr w:type="spellStart"/>
+            <w:r>
+              <w:rPr>
+                <w:rFonts w:ascii="Helvetica Neue" w:eastAsia="Times New Roman" w:hAnsi="Helvetica Neue" w:cs="Times New Roman"/>
+                <w:b/>
+                <w:bCs/>
+                <w:color w:val="000000"/>
+                <w:kern w:val="0"/>
+                <w:sz w:val="15"/>
+                <w:szCs w:val="15"/>
+                <w:lang w:eastAsia="es-MX"/>
+                <w14:ligatures w14:val="none"/>
+              </w:rPr>
+              <w:t>Revenue</w:t>
+            </w:r>
+            <w:proofErr w:type="spellEnd"/>
+          </w:p>
+        </w:tc>
+        <w:tc>
+          <w:tcPr>
+            <w:tcW w:w="630" w:type="dxa"/>
+            <w:tcBorders>
+              <w:top w:val="single" w:sz="6" w:space="0" w:color="000000"/>
+              <w:left w:val="single" w:sz="6" w:space="0" w:color="000000"/>
+              <w:bottom w:val="single" w:sz="6" w:space="0" w:color="000000"/>
+              <w:right w:val="single" w:sz="6" w:space="0" w:color="000000"/>
+            </w:tcBorders>
+            <w:shd w:val="clear" w:color="auto" w:fill="B0B3B2"/>
+            <w:tcMar>
+              <w:top w:w="60" w:type="dxa"/>
+              <w:left w:w="60" w:type="dxa"/>
+              <w:bottom w:w="60" w:type="dxa"/>
+              <w:right w:w="60" w:type="dxa"/>
+            </w:tcMar>
+            <w:hideMark/>
+          </w:tcPr>
+          <w:p>
+            <w:pPr>
+              <w:spacing w:after="0" w:line="240" w:lineRule="auto"/>
+              <w:rPr>
+                <w:rFonts w:ascii="Times New Roman" w:eastAsia="Times New Roman" w:hAnsi="Times New Roman" w:cs="Times New Roman"/>
+                <w:kern w:val="0"/>
+                <w:lang w:eastAsia="es-MX"/>
+                <w14:ligatures w14:val="none"/>
+              </w:rPr>
+            </w:pPr>
+            <w:proofErr w:type="spellStart"/>
+            <w:r>
+              <w:rPr>
+                <w:rFonts w:ascii="Helvetica Neue" w:eastAsia="Times New Roman" w:hAnsi="Helvetica Neue" w:cs="Times New Roman"/>
+                <w:b/>
+                <w:bCs/>
+                <w:color w:val="000000"/>
+                <w:kern w:val="0"/>
+                <w:sz w:val="15"/>
+                <w:szCs w:val="15"/>
+                <w:lang w:eastAsia="es-MX"/>
+                <w14:ligatures w14:val="none"/>
+              </w:rPr>
+              <w:t>Profit</w:t>
+            </w:r>
+            <w:proofErr w:type="spellEnd"/>
+          </w:p>
+        </w:tc>
+        <w:tc>
+          <w:tcPr>
+            <w:tcW w:w="630" w:type="dxa"/>
+            <w:tcBorders>
+              <w:top w:val="single" w:sz="6" w:space="0" w:color="000000"/>
+              <w:left w:val="single" w:sz="6" w:space="0" w:color="000000"/>
+              <w:bottom w:val="single" w:sz="6" w:space="0" w:color="000000"/>
+              <w:right w:val="single" w:sz="6" w:space="0" w:color="000000"/>
+            </w:tcBorders>
+            <w:shd w:val="clear" w:color="auto" w:fill="B0B3B2"/>
+            <w:tcMar>
+              <w:top w:w="60" w:type="dxa"/>
+              <w:left w:w="60" w:type="dxa"/>
+              <w:bottom w:w="60" w:type="dxa"/>
+              <w:right w:w="60" w:type="dxa"/>
+            </w:tcMar>
+            <w:hideMark/>
+          </w:tcPr>
+          <w:p>
+            <w:pPr>
+              <w:spacing w:after="0" w:line="240" w:lineRule="auto"/>
+              <w:rPr>
+                <w:rFonts w:ascii="Times New Roman" w:eastAsia="Times New Roman" w:hAnsi="Times New Roman" w:cs="Times New Roman"/>
+                <w:kern w:val="0"/>
+                <w:lang w:eastAsia="es-MX"/>
+                <w14:ligatures w14:val="none"/>
+              </w:rPr>
+            </w:pPr>
+            <w:proofErr w:type="spellStart"/>
+            <w:r>
+              <w:rPr>
+                <w:rFonts w:ascii="Helvetica Neue" w:eastAsia="Times New Roman" w:hAnsi="Helvetica Neue" w:cs="Times New Roman"/>
+                <w:b/>
+                <w:bCs/>
+                <w:color w:val="000000"/>
+                <w:kern w:val="0"/>
+                <w:sz w:val="15"/>
+                <w:szCs w:val="15"/>
+                <w:lang w:eastAsia="es-MX"/>
+                <w14:ligatures w14:val="none"/>
+              </w:rPr>
+              <w:t>Lbs.Sold</w:t>
+            </w:r>
+            <w:proofErr w:type="spellEnd"/>
+          </w:p>
+        </w:tc>
+      </w:tr>
+      <w:tr>
+        <w:trPr>
+          <w:trHeight w:val="180"/>
+        </w:trPr>
+        <w:tc>
+          <w:tcPr>
+            <w:tcW w:w="705" w:type="dxa"/>
+            <w:tcBorders>
+              <w:top w:val="single" w:sz="6" w:space="0" w:color="000000"/>
+              <w:left w:val="single" w:sz="6" w:space="0" w:color="000000"/>
+              <w:bottom w:val="single" w:sz="6" w:space="0" w:color="000000"/>
+              <w:right w:val="single" w:sz="6" w:space="0" w:color="000000"/>
+            </w:tcBorders>
+            <w:shd w:val="clear" w:color="auto" w:fill="D4D4D4"/>
+            <w:tcMar>
+              <w:top w:w="60" w:type="dxa"/>
+              <w:left w:w="60" w:type="dxa"/>
+              <w:bottom w:w="60" w:type="dxa"/>
+              <w:right w:w="60" w:type="dxa"/>
+            </w:tcMar>
+            <w:hideMark/>
+          </w:tcPr>
+          <w:p>
+            <w:pPr>
+              <w:spacing w:after="0" w:line="240" w:lineRule="auto"/>
+              <w:rPr>
+                <w:rFonts w:ascii="Times New Roman" w:eastAsia="Times New Roman" w:hAnsi="Times New Roman" w:cs="Times New Roman"/>
+                <w:kern w:val="0"/>
+                <w:lang w:eastAsia="es-MX"/>
+                <w14:ligatures w14:val="none"/>
+              </w:rPr>
+            </w:pPr>
+            <w:r>
+              <w:rPr>
+                <w:rFonts w:ascii="Helvetica Neue" w:eastAsia="Times New Roman" w:hAnsi="Helvetica Neue" w:cs="Times New Roman"/>
+                <w:b/>
+                <w:bCs/>
+                <w:color w:val="000000"/>
+                <w:kern w:val="0"/>
+                <w:sz w:val="15"/>
+                <w:szCs w:val="15"/>
+                <w:lang w:eastAsia="es-MX"/>
+                <w14:ligatures w14:val="none"/>
+              </w:rPr>
+              <w:t>mean</w:t>
+            </w:r>
+          </w:p>
+        </w:tc>
+        <w:tc>
+          <w:tcPr>
+            <w:tcW w:w="540" w:type="dxa"/>
+            <w:tcBorders>
+              <w:top w:val="single" w:sz="6" w:space="0" w:color="000000"/>
+              <w:left w:val="single" w:sz="6" w:space="0" w:color="000000"/>
+              <w:bottom w:val="single" w:sz="6" w:space="0" w:color="000000"/>
+              <w:right w:val="single" w:sz="6" w:space="0" w:color="000000"/>
+            </w:tcBorders>
+            <w:tcMar>
+              <w:top w:w="60" w:type="dxa"/>
+              <w:left w:w="60" w:type="dxa"/>
+              <w:bottom w:w="60" w:type="dxa"/>
+              <w:right w:w="60" w:type="dxa"/>
+            </w:tcMar>
+            <w:hideMark/>
+          </w:tcPr>
+          <w:p>
+            <w:pPr>
+              <w:spacing w:after="0" w:line="240" w:lineRule="auto"/>
+              <w:rPr>
+                <w:rFonts w:ascii="Times New Roman" w:eastAsia="Times New Roman" w:hAnsi="Times New Roman" w:cs="Times New Roman"/>
+                <w:kern w:val="0"/>
+                <w:lang w:eastAsia="es-MX"/>
+                <w14:ligatures w14:val="none"/>
+              </w:rPr>
+            </w:pPr>
+            <w:r>
+              <w:rPr>
+                <w:rFonts w:ascii="Helvetica Neue" w:eastAsia="Times New Roman" w:hAnsi="Helvetica Neue" w:cs="Times New Roman"/>
+                <w:color w:val="000000"/>
+                <w:kern w:val="0"/>
+                <w:sz w:val="15"/>
+                <w:szCs w:val="15"/>
+                <w:lang w:eastAsia="es-MX"/>
+                <w14:ligatures w14:val="none"/>
+              </w:rPr>
+              <w:t>1814.35</w:t>
+            </w:r>
+          </w:p>
+        </w:tc>
+        <w:tc>
+          <w:tcPr>
+            <w:tcW w:w="930" w:type="dxa"/>
+            <w:tcBorders>
+              <w:top w:val="single" w:sz="6" w:space="0" w:color="000000"/>
+              <w:left w:val="single" w:sz="6" w:space="0" w:color="000000"/>
+              <w:bottom w:val="single" w:sz="6" w:space="0" w:color="000000"/>
+              <w:right w:val="single" w:sz="6" w:space="0" w:color="000000"/>
+            </w:tcBorders>
+            <w:tcMar>
+              <w:top w:w="60" w:type="dxa"/>
+              <w:left w:w="60" w:type="dxa"/>
+              <w:bottom w:w="60" w:type="dxa"/>
+              <w:right w:w="60" w:type="dxa"/>
+            </w:tcMar>
+            <w:hideMark/>
+          </w:tcPr>
+          <w:p>
+            <w:pPr>
+              <w:spacing w:after="0" w:line="240" w:lineRule="auto"/>
+              <w:rPr>
+                <w:rFonts w:ascii="Times New Roman" w:eastAsia="Times New Roman" w:hAnsi="Times New Roman" w:cs="Times New Roman"/>
+                <w:kern w:val="0"/>
+                <w:lang w:eastAsia="es-MX"/>
+                <w14:ligatures w14:val="none"/>
+              </w:rPr>
+            </w:pPr>
+            <w:r>
+              <w:rPr>
+                <w:rFonts w:ascii="Helvetica Neue" w:eastAsia="Times New Roman" w:hAnsi="Helvetica Neue" w:cs="Times New Roman"/>
+                <w:color w:val="000000"/>
+                <w:kern w:val="0"/>
+                <w:sz w:val="15"/>
+                <w:szCs w:val="15"/>
+                <w:lang w:eastAsia="es-MX"/>
+                <w14:ligatures w14:val="none"/>
+              </w:rPr>
+              <w:t>1738.82</w:t>
+            </w:r>
+          </w:p>
+        </w:tc>
+        <w:tc>
+          <w:tcPr>
+            <w:tcW w:w="705" w:type="dxa"/>
+            <w:tcBorders>
+              <w:top w:val="single" w:sz="6" w:space="0" w:color="000000"/>
+              <w:left w:val="single" w:sz="6" w:space="0" w:color="000000"/>
+              <w:bottom w:val="single" w:sz="6" w:space="0" w:color="000000"/>
+              <w:right w:val="single" w:sz="6" w:space="0" w:color="000000"/>
+            </w:tcBorders>
+            <w:tcMar>
+              <w:top w:w="60" w:type="dxa"/>
+              <w:left w:w="60" w:type="dxa"/>
+              <w:bottom w:w="60" w:type="dxa"/>
+              <w:right w:w="60" w:type="dxa"/>
+            </w:tcMar>
+            <w:hideMark/>
+          </w:tcPr>
+          <w:p>
+            <w:pPr>
+              <w:spacing w:after="0" w:line="240" w:lineRule="auto"/>
+              <w:rPr>
+                <w:rFonts w:ascii="Times New Roman" w:eastAsia="Times New Roman" w:hAnsi="Times New Roman" w:cs="Times New Roman"/>
+                <w:kern w:val="0"/>
+                <w:lang w:eastAsia="es-MX"/>
+                <w14:ligatures w14:val="none"/>
+              </w:rPr>
+            </w:pPr>
+            <w:r>
+              <w:rPr>
+                <w:rFonts w:ascii="Helvetica Neue" w:eastAsia="Times New Roman" w:hAnsi="Helvetica Neue" w:cs="Times New Roman"/>
+                <w:color w:val="000000"/>
+                <w:kern w:val="0"/>
+                <w:sz w:val="15"/>
+                <w:szCs w:val="15"/>
+                <w:lang w:eastAsia="es-MX"/>
+                <w14:ligatures w14:val="none"/>
+              </w:rPr>
+              <w:t>456398.85</w:t>
+            </w:r>
+          </w:p>
+        </w:tc>
+        <w:tc>
+          <w:tcPr>
+            <w:tcW w:w="630" w:type="dxa"/>
+            <w:tcBorders>
+              <w:top w:val="single" w:sz="6" w:space="0" w:color="000000"/>
+              <w:left w:val="single" w:sz="6" w:space="0" w:color="000000"/>
+              <w:bottom w:val="single" w:sz="6" w:space="0" w:color="000000"/>
+              <w:right w:val="single" w:sz="6" w:space="0" w:color="000000"/>
+            </w:tcBorders>
+            <w:tcMar>
+              <w:top w:w="60" w:type="dxa"/>
+              <w:left w:w="60" w:type="dxa"/>
+              <w:bottom w:w="60" w:type="dxa"/>
+              <w:right w:w="60" w:type="dxa"/>
+            </w:tcMar>
+            <w:hideMark/>
+          </w:tcPr>
+          <w:p>
+            <w:pPr>
+              <w:spacing w:after="0" w:line="240" w:lineRule="auto"/>
+              <w:rPr>
+                <w:rFonts w:ascii="Times New Roman" w:eastAsia="Times New Roman" w:hAnsi="Times New Roman" w:cs="Times New Roman"/>
+                <w:kern w:val="0"/>
+                <w:lang w:eastAsia="es-MX"/>
+                <w14:ligatures w14:val="none"/>
+              </w:rPr>
+            </w:pPr>
+            <w:r>
+              <w:rPr>
+                <w:rFonts w:ascii="Helvetica Neue" w:eastAsia="Times New Roman" w:hAnsi="Helvetica Neue" w:cs="Times New Roman"/>
+                <w:color w:val="000000"/>
+                <w:kern w:val="0"/>
+                <w:sz w:val="15"/>
+                <w:szCs w:val="15"/>
+                <w:lang w:eastAsia="es-MX"/>
+                <w14:ligatures w14:val="none"/>
+              </w:rPr>
+              <w:t>131929.9</w:t>
+            </w:r>
+          </w:p>
+        </w:tc>
+        <w:tc>
+          <w:tcPr>
+            <w:tcW w:w="630" w:type="dxa"/>
+            <w:tcBorders>
+              <w:top w:val="single" w:sz="6" w:space="0" w:color="000000"/>
+              <w:left w:val="single" w:sz="6" w:space="0" w:color="000000"/>
+              <w:bottom w:val="single" w:sz="6" w:space="0" w:color="000000"/>
+              <w:right w:val="single" w:sz="6" w:space="0" w:color="000000"/>
+            </w:tcBorders>
+            <w:tcMar>
+              <w:top w:w="60" w:type="dxa"/>
+              <w:left w:w="60" w:type="dxa"/>
+              <w:bottom w:w="60" w:type="dxa"/>
+              <w:right w:w="60" w:type="dxa"/>
+            </w:tcMar>
+            <w:hideMark/>
+          </w:tcPr>
+          <w:p>
+            <w:pPr>
+              <w:spacing w:after="0" w:line="240" w:lineRule="auto"/>
+              <w:rPr>
+                <w:rFonts w:ascii="Times New Roman" w:eastAsia="Times New Roman" w:hAnsi="Times New Roman" w:cs="Times New Roman"/>
+                <w:kern w:val="0"/>
+                <w:lang w:eastAsia="es-MX"/>
+                <w14:ligatures w14:val="none"/>
+              </w:rPr>
+            </w:pPr>
+            <w:r>
+              <w:rPr>
+                <w:rFonts w:ascii="Helvetica Neue" w:eastAsia="Times New Roman" w:hAnsi="Helvetica Neue" w:cs="Times New Roman"/>
+                <w:color w:val="000000"/>
+                <w:kern w:val="0"/>
+                <w:sz w:val="15"/>
+                <w:szCs w:val="15"/>
+                <w:lang w:eastAsia="es-MX"/>
+                <w14:ligatures w14:val="none"/>
+              </w:rPr>
+              <w:t>17112.92</w:t>
+            </w:r>
+          </w:p>
+        </w:tc>
+      </w:tr>
+      <w:tr>
+        <w:trPr>
+          <w:trHeight w:val="165"/>
+        </w:trPr>
+        <w:tc>
+          <w:tcPr>
+            <w:tcW w:w="705" w:type="dxa"/>
+            <w:tcBorders>
+              <w:top w:val="single" w:sz="6" w:space="0" w:color="000000"/>
+              <w:left w:val="single" w:sz="6" w:space="0" w:color="000000"/>
+              <w:bottom w:val="single" w:sz="6" w:space="0" w:color="000000"/>
+              <w:right w:val="single" w:sz="6" w:space="0" w:color="000000"/>
+            </w:tcBorders>
+            <w:shd w:val="clear" w:color="auto" w:fill="D4D4D4"/>
+            <w:tcMar>
+              <w:top w:w="60" w:type="dxa"/>
+              <w:left w:w="60" w:type="dxa"/>
+              <w:bottom w:w="60" w:type="dxa"/>
+              <w:right w:w="60" w:type="dxa"/>
+            </w:tcMar>
+            <w:hideMark/>
+          </w:tcPr>
+          <w:p>
+            <w:pPr>
+              <w:spacing w:after="0" w:line="240" w:lineRule="auto"/>
+              <w:rPr>
+                <w:rFonts w:ascii="Times New Roman" w:eastAsia="Times New Roman" w:hAnsi="Times New Roman" w:cs="Times New Roman"/>
+                <w:kern w:val="0"/>
+                <w:lang w:eastAsia="es-MX"/>
+                <w14:ligatures w14:val="none"/>
+              </w:rPr>
+            </w:pPr>
+            <w:r>
+              <w:rPr>
+                <w:rFonts w:ascii="Helvetica Neue" w:eastAsia="Times New Roman" w:hAnsi="Helvetica Neue" w:cs="Times New Roman"/>
+                <w:b/>
+                <w:bCs/>
+                <w:color w:val="000000"/>
+                <w:kern w:val="0"/>
+                <w:sz w:val="15"/>
+                <w:szCs w:val="15"/>
+                <w:lang w:eastAsia="es-MX"/>
+                <w14:ligatures w14:val="none"/>
+              </w:rPr>
+              <w:t>median</w:t>
+            </w:r>
+          </w:p>
+        </w:tc>
+        <w:tc>
+          <w:tcPr>
+            <w:tcW w:w="540" w:type="dxa"/>
+            <w:tcBorders>
+              <w:top w:val="single" w:sz="6" w:space="0" w:color="000000"/>
+              <w:left w:val="single" w:sz="6" w:space="0" w:color="000000"/>
+              <w:bottom w:val="single" w:sz="6" w:space="0" w:color="000000"/>
+              <w:right w:val="single" w:sz="6" w:space="0" w:color="000000"/>
+            </w:tcBorders>
+            <w:tcMar>
+              <w:top w:w="60" w:type="dxa"/>
+              <w:left w:w="60" w:type="dxa"/>
+              <w:bottom w:w="60" w:type="dxa"/>
+              <w:right w:w="60" w:type="dxa"/>
+            </w:tcMar>
+            <w:hideMark/>
+          </w:tcPr>
+          <w:p>
+            <w:pPr>
+              <w:spacing w:after="0" w:line="240" w:lineRule="auto"/>
+              <w:rPr>
+                <w:rFonts w:ascii="Times New Roman" w:eastAsia="Times New Roman" w:hAnsi="Times New Roman" w:cs="Times New Roman"/>
+                <w:kern w:val="0"/>
+                <w:lang w:eastAsia="es-MX"/>
+                <w14:ligatures w14:val="none"/>
+              </w:rPr>
+            </w:pPr>
+            <w:r>
+              <w:rPr>
+                <w:rFonts w:ascii="Helvetica Neue" w:eastAsia="Times New Roman" w:hAnsi="Helvetica Neue" w:cs="Times New Roman"/>
+                <w:color w:val="000000"/>
+                <w:kern w:val="0"/>
+                <w:sz w:val="15"/>
+                <w:szCs w:val="15"/>
+                <w:lang w:eastAsia="es-MX"/>
+                <w14:ligatures w14:val="none"/>
+              </w:rPr>
+              <w:t>1663</w:t>
+            </w:r>
+          </w:p>
+        </w:tc>
+        <w:tc>
+          <w:tcPr>
+            <w:tcW w:w="930" w:type="dxa"/>
+            <w:tcBorders>
+              <w:top w:val="single" w:sz="6" w:space="0" w:color="000000"/>
+              <w:left w:val="single" w:sz="6" w:space="0" w:color="000000"/>
+              <w:bottom w:val="single" w:sz="6" w:space="0" w:color="000000"/>
+              <w:right w:val="single" w:sz="6" w:space="0" w:color="000000"/>
+            </w:tcBorders>
+            <w:tcMar>
+              <w:top w:w="60" w:type="dxa"/>
+              <w:left w:w="60" w:type="dxa"/>
+              <w:bottom w:w="60" w:type="dxa"/>
+              <w:right w:w="60" w:type="dxa"/>
+            </w:tcMar>
+            <w:hideMark/>
+          </w:tcPr>
+          <w:p>
+            <w:pPr>
+              <w:spacing w:after="0" w:line="240" w:lineRule="auto"/>
+              <w:rPr>
+                <w:rFonts w:ascii="Times New Roman" w:eastAsia="Times New Roman" w:hAnsi="Times New Roman" w:cs="Times New Roman"/>
+                <w:kern w:val="0"/>
+                <w:lang w:eastAsia="es-MX"/>
+                <w14:ligatures w14:val="none"/>
+              </w:rPr>
+            </w:pPr>
+            <w:r>
+              <w:rPr>
+                <w:rFonts w:ascii="Helvetica Neue" w:eastAsia="Times New Roman" w:hAnsi="Helvetica Neue" w:cs="Times New Roman"/>
+                <w:color w:val="000000"/>
+                <w:kern w:val="0"/>
+                <w:sz w:val="15"/>
+                <w:szCs w:val="15"/>
+                <w:lang w:eastAsia="es-MX"/>
+                <w14:ligatures w14:val="none"/>
+              </w:rPr>
+              <w:t>1585</w:t>
+            </w:r>
+          </w:p>
+        </w:tc>
+        <w:tc>
+          <w:tcPr>
+            <w:tcW w:w="705" w:type="dxa"/>
+            <w:tcBorders>
+              <w:top w:val="single" w:sz="6" w:space="0" w:color="000000"/>
+              <w:left w:val="single" w:sz="6" w:space="0" w:color="000000"/>
+              <w:bottom w:val="single" w:sz="6" w:space="0" w:color="000000"/>
+              <w:right w:val="single" w:sz="6" w:space="0" w:color="000000"/>
+            </w:tcBorders>
+            <w:tcMar>
+              <w:top w:w="60" w:type="dxa"/>
+              <w:left w:w="60" w:type="dxa"/>
+              <w:bottom w:w="60" w:type="dxa"/>
+              <w:right w:w="60" w:type="dxa"/>
+            </w:tcMar>
+            <w:hideMark/>
+          </w:tcPr>
+          <w:p>
+            <w:pPr>
+              <w:spacing w:after="0" w:line="240" w:lineRule="auto"/>
+              <w:rPr>
+                <w:rFonts w:ascii="Times New Roman" w:eastAsia="Times New Roman" w:hAnsi="Times New Roman" w:cs="Times New Roman"/>
+                <w:kern w:val="0"/>
+                <w:lang w:eastAsia="es-MX"/>
+                <w14:ligatures w14:val="none"/>
+              </w:rPr>
+            </w:pPr>
+            <w:r>
+              <w:rPr>
+                <w:rFonts w:ascii="Helvetica Neue" w:eastAsia="Times New Roman" w:hAnsi="Helvetica Neue" w:cs="Times New Roman"/>
+                <w:color w:val="000000"/>
+                <w:kern w:val="0"/>
+                <w:sz w:val="15"/>
+                <w:szCs w:val="15"/>
+                <w:lang w:eastAsia="es-MX"/>
+                <w14:ligatures w14:val="none"/>
+              </w:rPr>
+              <w:t>413937.08</w:t>
+            </w:r>
+          </w:p>
+        </w:tc>
+        <w:tc>
+          <w:tcPr>
+            <w:tcW w:w="630" w:type="dxa"/>
+            <w:tcBorders>
+              <w:top w:val="single" w:sz="6" w:space="0" w:color="000000"/>
+              <w:left w:val="single" w:sz="6" w:space="0" w:color="000000"/>
+              <w:bottom w:val="single" w:sz="6" w:space="0" w:color="000000"/>
+              <w:right w:val="single" w:sz="6" w:space="0" w:color="000000"/>
+            </w:tcBorders>
+            <w:tcMar>
+              <w:top w:w="60" w:type="dxa"/>
+              <w:left w:w="60" w:type="dxa"/>
+              <w:bottom w:w="60" w:type="dxa"/>
+              <w:right w:w="60" w:type="dxa"/>
+            </w:tcMar>
+            <w:hideMark/>
+          </w:tcPr>
+          <w:p>
+            <w:pPr>
+              <w:spacing w:after="0" w:line="240" w:lineRule="auto"/>
+              <w:rPr>
+                <w:rFonts w:ascii="Times New Roman" w:eastAsia="Times New Roman" w:hAnsi="Times New Roman" w:cs="Times New Roman"/>
+                <w:kern w:val="0"/>
+                <w:lang w:eastAsia="es-MX"/>
+                <w14:ligatures w14:val="none"/>
+              </w:rPr>
+            </w:pPr>
+            <w:r>
+              <w:rPr>
+                <w:rFonts w:ascii="Helvetica Neue" w:eastAsia="Times New Roman" w:hAnsi="Helvetica Neue" w:cs="Times New Roman"/>
+                <w:color w:val="000000"/>
+                <w:kern w:val="0"/>
+                <w:sz w:val="15"/>
+                <w:szCs w:val="15"/>
+                <w:lang w:eastAsia="es-MX"/>
+                <w14:ligatures w14:val="none"/>
+              </w:rPr>
+              <w:t>114328.4</w:t>
+            </w:r>
+          </w:p>
+        </w:tc>
+        <w:tc>
+          <w:tcPr>
+            <w:tcW w:w="630" w:type="dxa"/>
+            <w:tcBorders>
+              <w:top w:val="single" w:sz="6" w:space="0" w:color="000000"/>
+              <w:left w:val="single" w:sz="6" w:space="0" w:color="000000"/>
+              <w:bottom w:val="single" w:sz="6" w:space="0" w:color="000000"/>
+              <w:right w:val="single" w:sz="6" w:space="0" w:color="000000"/>
+            </w:tcBorders>
+            <w:tcMar>
+              <w:top w:w="60" w:type="dxa"/>
+              <w:left w:w="60" w:type="dxa"/>
+              <w:bottom w:w="60" w:type="dxa"/>
+              <w:right w:w="60" w:type="dxa"/>
+            </w:tcMar>
+            <w:hideMark/>
+          </w:tcPr>
+          <w:p>
+            <w:pPr>
+              <w:spacing w:after="0" w:line="240" w:lineRule="auto"/>
+              <w:rPr>
+                <w:rFonts w:ascii="Times New Roman" w:eastAsia="Times New Roman" w:hAnsi="Times New Roman" w:cs="Times New Roman"/>
+                <w:kern w:val="0"/>
+                <w:lang w:eastAsia="es-MX"/>
+                <w14:ligatures w14:val="none"/>
+              </w:rPr>
+            </w:pPr>
+            <w:r>
+              <w:rPr>
+                <w:rFonts w:ascii="Helvetica Neue" w:eastAsia="Times New Roman" w:hAnsi="Helvetica Neue" w:cs="Times New Roman"/>
+                <w:color w:val="000000"/>
+                <w:kern w:val="0"/>
+                <w:sz w:val="15"/>
+                <w:szCs w:val="15"/>
+                <w:lang w:eastAsia="es-MX"/>
+                <w14:ligatures w14:val="none"/>
+              </w:rPr>
+              <w:t>17299.12</w:t>
+            </w:r>
+          </w:p>
+        </w:tc>
+      </w:tr>
+      <w:tr>
+        <w:trPr>
+          <w:trHeight w:val="165"/>
+        </w:trPr>
+        <w:tc>
+          <w:tcPr>
+            <w:tcW w:w="705" w:type="dxa"/>
+            <w:tcBorders>
+              <w:top w:val="single" w:sz="6" w:space="0" w:color="000000"/>
+              <w:left w:val="single" w:sz="6" w:space="0" w:color="000000"/>
+              <w:bottom w:val="single" w:sz="6" w:space="0" w:color="000000"/>
+              <w:right w:val="single" w:sz="6" w:space="0" w:color="000000"/>
+            </w:tcBorders>
+            <w:shd w:val="clear" w:color="auto" w:fill="D4D4D4"/>
+            <w:tcMar>
+              <w:top w:w="60" w:type="dxa"/>
+              <w:left w:w="60" w:type="dxa"/>
+              <w:bottom w:w="60" w:type="dxa"/>
+              <w:right w:w="60" w:type="dxa"/>
+            </w:tcMar>
+            <w:hideMark/>
+          </w:tcPr>
+          <w:p>
+            <w:pPr>
+              <w:spacing w:after="0" w:line="240" w:lineRule="auto"/>
+              <w:rPr>
+                <w:rFonts w:ascii="Times New Roman" w:eastAsia="Times New Roman" w:hAnsi="Times New Roman" w:cs="Times New Roman"/>
+                <w:kern w:val="0"/>
+                <w:lang w:eastAsia="es-MX"/>
+                <w14:ligatures w14:val="none"/>
+              </w:rPr>
+            </w:pPr>
+            <w:proofErr w:type="spellStart"/>
+            <w:r>
+              <w:rPr>
+                <w:rFonts w:ascii="Helvetica Neue" w:eastAsia="Times New Roman" w:hAnsi="Helvetica Neue" w:cs="Times New Roman"/>
+                <w:b/>
+                <w:bCs/>
+                <w:color w:val="000000"/>
+                <w:kern w:val="0"/>
+                <w:sz w:val="15"/>
+                <w:szCs w:val="15"/>
+                <w:lang w:eastAsia="es-MX"/>
+                <w14:ligatures w14:val="none"/>
+              </w:rPr>
+              <w:t>std</w:t>
+            </w:r>
+            <w:proofErr w:type="spellEnd"/>
+            <w:r>
+              <w:rPr>
+                <w:rFonts w:ascii="Helvetica Neue" w:eastAsia="Times New Roman" w:hAnsi="Helvetica Neue" w:cs="Times New Roman"/>
+                <w:b/>
+                <w:bCs/>
+                <w:color w:val="000000"/>
+                <w:kern w:val="0"/>
+                <w:sz w:val="15"/>
+                <w:szCs w:val="15"/>
+                <w:lang w:eastAsia="es-MX"/>
+                <w14:ligatures w14:val="none"/>
+              </w:rPr>
+              <w:t xml:space="preserve">. </w:t>
+            </w:r>
+            <w:proofErr w:type="spellStart"/>
+            <w:r>
+              <w:rPr>
+                <w:rFonts w:ascii="Helvetica Neue" w:eastAsia="Times New Roman" w:hAnsi="Helvetica Neue" w:cs="Times New Roman"/>
+                <w:b/>
+                <w:bCs/>
+                <w:color w:val="000000"/>
+                <w:kern w:val="0"/>
+                <w:sz w:val="15"/>
+                <w:szCs w:val="15"/>
+                <w:lang w:eastAsia="es-MX"/>
+                <w14:ligatures w14:val="none"/>
+              </w:rPr>
+              <w:t>dev</w:t>
+            </w:r>
+            <w:proofErr w:type="spellEnd"/>
+            <w:r>
+              <w:rPr>
+                <w:rFonts w:ascii="Helvetica Neue" w:eastAsia="Times New Roman" w:hAnsi="Helvetica Neue" w:cs="Times New Roman"/>
+                <w:b/>
+                <w:bCs/>
+                <w:color w:val="000000"/>
+                <w:kern w:val="0"/>
+                <w:sz w:val="15"/>
+                <w:szCs w:val="15"/>
+                <w:lang w:eastAsia="es-MX"/>
+                <w14:ligatures w14:val="none"/>
+              </w:rPr>
+              <w:t>.</w:t>
+            </w:r>
+          </w:p>
+        </w:tc>
+        <w:tc>
+          <w:tcPr>
+            <w:tcW w:w="540" w:type="dxa"/>
+            <w:tcBorders>
+              <w:top w:val="single" w:sz="6" w:space="0" w:color="000000"/>
+              <w:left w:val="single" w:sz="6" w:space="0" w:color="000000"/>
+              <w:bottom w:val="single" w:sz="6" w:space="0" w:color="000000"/>
+              <w:right w:val="single" w:sz="6" w:space="0" w:color="000000"/>
+            </w:tcBorders>
+            <w:tcMar>
+              <w:top w:w="60" w:type="dxa"/>
+              <w:left w:w="60" w:type="dxa"/>
+              <w:bottom w:w="60" w:type="dxa"/>
+              <w:right w:w="60" w:type="dxa"/>
+            </w:tcMar>
+            <w:hideMark/>
+          </w:tcPr>
+          <w:p>
+            <w:pPr>
+              <w:spacing w:after="0" w:line="240" w:lineRule="auto"/>
+              <w:rPr>
+                <w:rFonts w:ascii="Times New Roman" w:eastAsia="Times New Roman" w:hAnsi="Times New Roman" w:cs="Times New Roman"/>
+                <w:kern w:val="0"/>
+                <w:lang w:eastAsia="es-MX"/>
+                <w14:ligatures w14:val="none"/>
+              </w:rPr>
+            </w:pPr>
+            <w:r>
+              <w:rPr>
+                <w:rFonts w:ascii="Helvetica Neue" w:eastAsia="Times New Roman" w:hAnsi="Helvetica Neue" w:cs="Times New Roman"/>
+                <w:color w:val="000000"/>
+                <w:kern w:val="0"/>
+                <w:sz w:val="15"/>
+                <w:szCs w:val="15"/>
+                <w:lang w:eastAsia="es-MX"/>
+                <w14:ligatures w14:val="none"/>
+              </w:rPr>
+              <w:t>758.1</w:t>
+            </w:r>
+          </w:p>
+        </w:tc>
+        <w:tc>
+          <w:tcPr>
+            <w:tcW w:w="930" w:type="dxa"/>
+            <w:tcBorders>
+              <w:top w:val="single" w:sz="6" w:space="0" w:color="000000"/>
+              <w:left w:val="single" w:sz="6" w:space="0" w:color="000000"/>
+              <w:bottom w:val="single" w:sz="6" w:space="0" w:color="000000"/>
+              <w:right w:val="single" w:sz="6" w:space="0" w:color="000000"/>
+            </w:tcBorders>
+            <w:tcMar>
+              <w:top w:w="60" w:type="dxa"/>
+              <w:left w:w="60" w:type="dxa"/>
+              <w:bottom w:w="60" w:type="dxa"/>
+              <w:right w:w="60" w:type="dxa"/>
+            </w:tcMar>
+            <w:hideMark/>
+          </w:tcPr>
+          <w:p>
+            <w:pPr>
+              <w:spacing w:after="0" w:line="240" w:lineRule="auto"/>
+              <w:rPr>
+                <w:rFonts w:ascii="Times New Roman" w:eastAsia="Times New Roman" w:hAnsi="Times New Roman" w:cs="Times New Roman"/>
+                <w:kern w:val="0"/>
+                <w:lang w:eastAsia="es-MX"/>
+                <w14:ligatures w14:val="none"/>
+              </w:rPr>
+            </w:pPr>
+            <w:r>
+              <w:rPr>
+                <w:rFonts w:ascii="Helvetica Neue" w:eastAsia="Times New Roman" w:hAnsi="Helvetica Neue" w:cs="Times New Roman"/>
+                <w:color w:val="000000"/>
+                <w:kern w:val="0"/>
+                <w:sz w:val="15"/>
+                <w:szCs w:val="15"/>
+                <w:lang w:eastAsia="es-MX"/>
+                <w14:ligatures w14:val="none"/>
+              </w:rPr>
+              <w:t>743.03</w:t>
+            </w:r>
+          </w:p>
+        </w:tc>
+        <w:tc>
+          <w:tcPr>
+            <w:tcW w:w="705" w:type="dxa"/>
+            <w:tcBorders>
+              <w:top w:val="single" w:sz="6" w:space="0" w:color="000000"/>
+              <w:left w:val="single" w:sz="6" w:space="0" w:color="000000"/>
+              <w:bottom w:val="single" w:sz="6" w:space="0" w:color="000000"/>
+              <w:right w:val="single" w:sz="6" w:space="0" w:color="000000"/>
+            </w:tcBorders>
+            <w:tcMar>
+              <w:top w:w="60" w:type="dxa"/>
+              <w:left w:w="60" w:type="dxa"/>
+              <w:bottom w:w="60" w:type="dxa"/>
+              <w:right w:w="60" w:type="dxa"/>
+            </w:tcMar>
+            <w:hideMark/>
+          </w:tcPr>
+          <w:p>
+            <w:pPr>
+              <w:spacing w:after="0" w:line="240" w:lineRule="auto"/>
+              <w:rPr>
+                <w:rFonts w:ascii="Times New Roman" w:eastAsia="Times New Roman" w:hAnsi="Times New Roman" w:cs="Times New Roman"/>
+                <w:kern w:val="0"/>
+                <w:lang w:eastAsia="es-MX"/>
+                <w14:ligatures w14:val="none"/>
+              </w:rPr>
+            </w:pPr>
+            <w:r>
+              <w:rPr>
+                <w:rFonts w:ascii="Helvetica Neue" w:eastAsia="Times New Roman" w:hAnsi="Helvetica Neue" w:cs="Times New Roman"/>
+                <w:color w:val="000000"/>
+                <w:kern w:val="0"/>
+                <w:sz w:val="15"/>
+                <w:szCs w:val="15"/>
+                <w:lang w:eastAsia="es-MX"/>
+                <w14:ligatures w14:val="none"/>
+              </w:rPr>
+              <w:t>161741.1</w:t>
+            </w:r>
+          </w:p>
+        </w:tc>
+        <w:tc>
+          <w:tcPr>
+            <w:tcW w:w="630" w:type="dxa"/>
+            <w:tcBorders>
+              <w:top w:val="single" w:sz="6" w:space="0" w:color="000000"/>
+              <w:left w:val="single" w:sz="6" w:space="0" w:color="000000"/>
+              <w:bottom w:val="single" w:sz="6" w:space="0" w:color="000000"/>
+              <w:right w:val="single" w:sz="6" w:space="0" w:color="000000"/>
+            </w:tcBorders>
+            <w:tcMar>
+              <w:top w:w="60" w:type="dxa"/>
+              <w:left w:w="60" w:type="dxa"/>
+              <w:bottom w:w="60" w:type="dxa"/>
+              <w:right w:w="60" w:type="dxa"/>
+            </w:tcMar>
+            <w:hideMark/>
+          </w:tcPr>
+          <w:p>
+            <w:pPr>
+              <w:spacing w:after="0" w:line="240" w:lineRule="auto"/>
+              <w:rPr>
+                <w:rFonts w:ascii="Times New Roman" w:eastAsia="Times New Roman" w:hAnsi="Times New Roman" w:cs="Times New Roman"/>
+                <w:kern w:val="0"/>
+                <w:lang w:eastAsia="es-MX"/>
+                <w14:ligatures w14:val="none"/>
+              </w:rPr>
+            </w:pPr>
+            <w:r>
+              <w:rPr>
+                <w:rFonts w:ascii="Helvetica Neue" w:eastAsia="Times New Roman" w:hAnsi="Helvetica Neue" w:cs="Times New Roman"/>
+                <w:color w:val="000000"/>
+                <w:kern w:val="0"/>
+                <w:sz w:val="15"/>
+                <w:szCs w:val="15"/>
+                <w:lang w:eastAsia="es-MX"/>
+                <w14:ligatures w14:val="none"/>
+              </w:rPr>
+              <w:t>47776.85</w:t>
+            </w:r>
+          </w:p>
+        </w:tc>
+        <w:tc>
+          <w:tcPr>
+            <w:tcW w:w="630" w:type="dxa"/>
+            <w:tcBorders>
+              <w:top w:val="single" w:sz="6" w:space="0" w:color="000000"/>
+              <w:left w:val="single" w:sz="6" w:space="0" w:color="000000"/>
+              <w:bottom w:val="single" w:sz="6" w:space="0" w:color="000000"/>
+              <w:right w:val="single" w:sz="6" w:space="0" w:color="000000"/>
+            </w:tcBorders>
+            <w:tcMar>
+              <w:top w:w="60" w:type="dxa"/>
+              <w:left w:w="60" w:type="dxa"/>
+              <w:bottom w:w="60" w:type="dxa"/>
+              <w:right w:w="60" w:type="dxa"/>
+            </w:tcMar>
+            <w:hideMark/>
+          </w:tcPr>
+          <w:p>
+            <w:pPr>
+              <w:spacing w:after="0" w:line="240" w:lineRule="auto"/>
+              <w:rPr>
+                <w:rFonts w:ascii="Times New Roman" w:eastAsia="Times New Roman" w:hAnsi="Times New Roman" w:cs="Times New Roman"/>
+                <w:kern w:val="0"/>
+                <w:lang w:eastAsia="es-MX"/>
+                <w14:ligatures w14:val="none"/>
+              </w:rPr>
+            </w:pPr>
+            <w:r>
+              <w:rPr>
+                <w:rFonts w:ascii="Helvetica Neue" w:eastAsia="Times New Roman" w:hAnsi="Helvetica Neue" w:cs="Times New Roman"/>
+                <w:color w:val="000000"/>
+                <w:kern w:val="0"/>
+                <w:sz w:val="15"/>
+                <w:szCs w:val="15"/>
+                <w:lang w:eastAsia="es-MX"/>
+                <w14:ligatures w14:val="none"/>
+              </w:rPr>
+              <w:t>6519.07</w:t>
+            </w:r>
+          </w:p>
+        </w:tc>
+      </w:tr>
+      <w:tr>
+        <w:trPr>
+          <w:trHeight w:val="165"/>
+        </w:trPr>
+        <w:tc>
+          <w:tcPr>
+            <w:tcW w:w="705" w:type="dxa"/>
+            <w:tcBorders>
+              <w:top w:val="single" w:sz="6" w:space="0" w:color="000000"/>
+              <w:left w:val="single" w:sz="6" w:space="0" w:color="000000"/>
+              <w:bottom w:val="single" w:sz="6" w:space="0" w:color="000000"/>
+              <w:right w:val="single" w:sz="6" w:space="0" w:color="000000"/>
+            </w:tcBorders>
+            <w:shd w:val="clear" w:color="auto" w:fill="D4D4D4"/>
+            <w:tcMar>
+              <w:top w:w="60" w:type="dxa"/>
+              <w:left w:w="60" w:type="dxa"/>
+              <w:bottom w:w="60" w:type="dxa"/>
+              <w:right w:w="60" w:type="dxa"/>
+            </w:tcMar>
+            <w:hideMark/>
+          </w:tcPr>
+          <w:p>
+            <w:pPr>
+              <w:spacing w:after="0" w:line="240" w:lineRule="auto"/>
+              <w:rPr>
+                <w:rFonts w:ascii="Times New Roman" w:eastAsia="Times New Roman" w:hAnsi="Times New Roman" w:cs="Times New Roman"/>
+                <w:kern w:val="0"/>
+                <w:lang w:eastAsia="es-MX"/>
+                <w14:ligatures w14:val="none"/>
+              </w:rPr>
+            </w:pPr>
+            <w:proofErr w:type="spellStart"/>
+            <w:r>
+              <w:rPr>
+                <w:rFonts w:ascii="Helvetica Neue" w:eastAsia="Times New Roman" w:hAnsi="Helvetica Neue" w:cs="Times New Roman"/>
+                <w:b/>
+                <w:bCs/>
+                <w:color w:val="000000"/>
+                <w:kern w:val="0"/>
+                <w:sz w:val="15"/>
+                <w:szCs w:val="15"/>
+                <w:lang w:eastAsia="es-MX"/>
+                <w14:ligatures w14:val="none"/>
+              </w:rPr>
+              <w:t>minimum</w:t>
+            </w:r>
+            <w:proofErr w:type="spellEnd"/>
+          </w:p>
+        </w:tc>
+        <w:tc>
+          <w:tcPr>
+            <w:tcW w:w="540" w:type="dxa"/>
+            <w:tcBorders>
+              <w:top w:val="single" w:sz="6" w:space="0" w:color="000000"/>
+              <w:left w:val="single" w:sz="6" w:space="0" w:color="000000"/>
+              <w:bottom w:val="single" w:sz="6" w:space="0" w:color="000000"/>
+              <w:right w:val="single" w:sz="6" w:space="0" w:color="000000"/>
+            </w:tcBorders>
+            <w:tcMar>
+              <w:top w:w="60" w:type="dxa"/>
+              <w:left w:w="60" w:type="dxa"/>
+              <w:bottom w:w="60" w:type="dxa"/>
+              <w:right w:w="60" w:type="dxa"/>
+            </w:tcMar>
+            <w:hideMark/>
+          </w:tcPr>
+          <w:p>
+            <w:pPr>
+              <w:spacing w:after="0" w:line="240" w:lineRule="auto"/>
+              <w:rPr>
+                <w:rFonts w:ascii="Times New Roman" w:eastAsia="Times New Roman" w:hAnsi="Times New Roman" w:cs="Times New Roman"/>
+                <w:kern w:val="0"/>
+                <w:lang w:eastAsia="es-MX"/>
+                <w14:ligatures w14:val="none"/>
+              </w:rPr>
+            </w:pPr>
+            <w:r>
+              <w:rPr>
+                <w:rFonts w:ascii="Helvetica Neue" w:eastAsia="Times New Roman" w:hAnsi="Helvetica Neue" w:cs="Times New Roman"/>
+                <w:color w:val="000000"/>
+                <w:kern w:val="0"/>
+                <w:sz w:val="15"/>
+                <w:szCs w:val="15"/>
+                <w:lang w:eastAsia="es-MX"/>
+                <w14:ligatures w14:val="none"/>
+              </w:rPr>
+              <w:t>1000</w:t>
+            </w:r>
+          </w:p>
+        </w:tc>
+        <w:tc>
+          <w:tcPr>
+            <w:tcW w:w="930" w:type="dxa"/>
+            <w:tcBorders>
+              <w:top w:val="single" w:sz="6" w:space="0" w:color="000000"/>
+              <w:left w:val="single" w:sz="6" w:space="0" w:color="000000"/>
+              <w:bottom w:val="single" w:sz="6" w:space="0" w:color="000000"/>
+              <w:right w:val="single" w:sz="6" w:space="0" w:color="000000"/>
+            </w:tcBorders>
+            <w:tcMar>
+              <w:top w:w="60" w:type="dxa"/>
+              <w:left w:w="60" w:type="dxa"/>
+              <w:bottom w:w="60" w:type="dxa"/>
+              <w:right w:w="60" w:type="dxa"/>
+            </w:tcMar>
+            <w:hideMark/>
+          </w:tcPr>
+          <w:p>
+            <w:pPr>
+              <w:spacing w:after="0" w:line="240" w:lineRule="auto"/>
+              <w:rPr>
+                <w:rFonts w:ascii="Times New Roman" w:eastAsia="Times New Roman" w:hAnsi="Times New Roman" w:cs="Times New Roman"/>
+                <w:kern w:val="0"/>
+                <w:lang w:eastAsia="es-MX"/>
+                <w14:ligatures w14:val="none"/>
+              </w:rPr>
+            </w:pPr>
+            <w:r>
+              <w:rPr>
+                <w:rFonts w:ascii="Helvetica Neue" w:eastAsia="Times New Roman" w:hAnsi="Helvetica Neue" w:cs="Times New Roman"/>
+                <w:color w:val="000000"/>
+                <w:kern w:val="0"/>
+                <w:sz w:val="15"/>
+                <w:szCs w:val="15"/>
+                <w:lang w:eastAsia="es-MX"/>
+                <w14:ligatures w14:val="none"/>
+              </w:rPr>
+              <w:t>930</w:t>
+            </w:r>
+          </w:p>
+        </w:tc>
+        <w:tc>
+          <w:tcPr>
+            <w:tcW w:w="705" w:type="dxa"/>
+            <w:tcBorders>
+              <w:top w:val="single" w:sz="6" w:space="0" w:color="000000"/>
+              <w:left w:val="single" w:sz="6" w:space="0" w:color="000000"/>
+              <w:bottom w:val="single" w:sz="6" w:space="0" w:color="000000"/>
+              <w:right w:val="single" w:sz="6" w:space="0" w:color="000000"/>
+            </w:tcBorders>
+            <w:tcMar>
+              <w:top w:w="60" w:type="dxa"/>
+              <w:left w:w="60" w:type="dxa"/>
+              <w:bottom w:w="60" w:type="dxa"/>
+              <w:right w:w="60" w:type="dxa"/>
+            </w:tcMar>
+            <w:hideMark/>
+          </w:tcPr>
+          <w:p>
+            <w:pPr>
+              <w:spacing w:after="0" w:line="240" w:lineRule="auto"/>
+              <w:rPr>
+                <w:rFonts w:ascii="Times New Roman" w:eastAsia="Times New Roman" w:hAnsi="Times New Roman" w:cs="Times New Roman"/>
+                <w:kern w:val="0"/>
+                <w:lang w:eastAsia="es-MX"/>
+                <w14:ligatures w14:val="none"/>
+              </w:rPr>
+            </w:pPr>
+            <w:r>
+              <w:rPr>
+                <w:rFonts w:ascii="Helvetica Neue" w:eastAsia="Times New Roman" w:hAnsi="Helvetica Neue" w:cs="Times New Roman"/>
+                <w:color w:val="000000"/>
+                <w:kern w:val="0"/>
+                <w:sz w:val="15"/>
+                <w:szCs w:val="15"/>
+                <w:lang w:eastAsia="es-MX"/>
+                <w14:ligatures w14:val="none"/>
+              </w:rPr>
+              <w:t>268159.51</w:t>
+            </w:r>
+          </w:p>
+        </w:tc>
+        <w:tc>
+          <w:tcPr>
+            <w:tcW w:w="630" w:type="dxa"/>
+            <w:tcBorders>
+              <w:top w:val="single" w:sz="6" w:space="0" w:color="000000"/>
+              <w:left w:val="single" w:sz="6" w:space="0" w:color="000000"/>
+              <w:bottom w:val="single" w:sz="6" w:space="0" w:color="000000"/>
+              <w:right w:val="single" w:sz="6" w:space="0" w:color="000000"/>
+            </w:tcBorders>
+            <w:tcMar>
+              <w:top w:w="60" w:type="dxa"/>
+              <w:left w:w="60" w:type="dxa"/>
+              <w:bottom w:w="60" w:type="dxa"/>
+              <w:right w:w="60" w:type="dxa"/>
+            </w:tcMar>
+            <w:hideMark/>
+          </w:tcPr>
+          <w:p>
+            <w:pPr>
+              <w:spacing w:after="0" w:line="240" w:lineRule="auto"/>
+              <w:rPr>
+                <w:rFonts w:ascii="Times New Roman" w:eastAsia="Times New Roman" w:hAnsi="Times New Roman" w:cs="Times New Roman"/>
+                <w:kern w:val="0"/>
+                <w:lang w:eastAsia="es-MX"/>
+                <w14:ligatures w14:val="none"/>
+              </w:rPr>
+            </w:pPr>
+            <w:r>
+              <w:rPr>
+                <w:rFonts w:ascii="Helvetica Neue" w:eastAsia="Times New Roman" w:hAnsi="Helvetica Neue" w:cs="Times New Roman"/>
+                <w:color w:val="000000"/>
+                <w:kern w:val="0"/>
+                <w:sz w:val="15"/>
+                <w:szCs w:val="15"/>
+                <w:lang w:eastAsia="es-MX"/>
+                <w14:ligatures w14:val="none"/>
+              </w:rPr>
+              <w:t>81841.4</w:t>
+            </w:r>
+          </w:p>
+        </w:tc>
+        <w:tc>
+          <w:tcPr>
+            <w:tcW w:w="630" w:type="dxa"/>
+            <w:tcBorders>
+              <w:top w:val="single" w:sz="6" w:space="0" w:color="000000"/>
+              <w:left w:val="single" w:sz="6" w:space="0" w:color="000000"/>
+              <w:bottom w:val="single" w:sz="6" w:space="0" w:color="000000"/>
+              <w:right w:val="single" w:sz="6" w:space="0" w:color="000000"/>
+            </w:tcBorders>
+            <w:tcMar>
+              <w:top w:w="60" w:type="dxa"/>
+              <w:left w:w="60" w:type="dxa"/>
+              <w:bottom w:w="60" w:type="dxa"/>
+              <w:right w:w="60" w:type="dxa"/>
+            </w:tcMar>
+            <w:hideMark/>
+          </w:tcPr>
+          <w:p>
+            <w:pPr>
+              <w:spacing w:after="0" w:line="240" w:lineRule="auto"/>
+              <w:rPr>
+                <w:rFonts w:ascii="Times New Roman" w:eastAsia="Times New Roman" w:hAnsi="Times New Roman" w:cs="Times New Roman"/>
+                <w:kern w:val="0"/>
+                <w:lang w:eastAsia="es-MX"/>
+                <w14:ligatures w14:val="none"/>
+              </w:rPr>
+            </w:pPr>
+            <w:r>
+              <w:rPr>
+                <w:rFonts w:ascii="Helvetica Neue" w:eastAsia="Times New Roman" w:hAnsi="Helvetica Neue" w:cs="Times New Roman"/>
+                <w:color w:val="000000"/>
+                <w:kern w:val="0"/>
+                <w:sz w:val="15"/>
+                <w:szCs w:val="15"/>
+                <w:lang w:eastAsia="es-MX"/>
+                <w14:ligatures w14:val="none"/>
+              </w:rPr>
+              <w:t>7814.05</w:t>
+            </w:r>
+          </w:p>
+        </w:tc>
+      </w:tr>
+      <w:tr>
+        <w:trPr>
+          <w:trHeight w:val="165"/>
+        </w:trPr>
+        <w:tc>
+          <w:tcPr>
+            <w:tcW w:w="705" w:type="dxa"/>
+            <w:tcBorders>
+              <w:top w:val="single" w:sz="6" w:space="0" w:color="000000"/>
+              <w:left w:val="single" w:sz="6" w:space="0" w:color="000000"/>
+              <w:bottom w:val="single" w:sz="6" w:space="0" w:color="000000"/>
+              <w:right w:val="single" w:sz="6" w:space="0" w:color="000000"/>
+            </w:tcBorders>
+            <w:shd w:val="clear" w:color="auto" w:fill="D4D4D4"/>
+            <w:tcMar>
+              <w:top w:w="60" w:type="dxa"/>
+              <w:left w:w="60" w:type="dxa"/>
+              <w:bottom w:w="60" w:type="dxa"/>
+              <w:right w:w="60" w:type="dxa"/>
+            </w:tcMar>
+            <w:hideMark/>
+          </w:tcPr>
+          <w:p>
+            <w:pPr>
+              <w:spacing w:after="0" w:line="240" w:lineRule="auto"/>
+              <w:rPr>
+                <w:rFonts w:ascii="Times New Roman" w:eastAsia="Times New Roman" w:hAnsi="Times New Roman" w:cs="Times New Roman"/>
+                <w:kern w:val="0"/>
+                <w:lang w:eastAsia="es-MX"/>
+                <w14:ligatures w14:val="none"/>
+              </w:rPr>
+            </w:pPr>
+            <w:proofErr w:type="spellStart"/>
+            <w:r>
+              <w:rPr>
+                <w:rFonts w:ascii="Helvetica Neue" w:eastAsia="Times New Roman" w:hAnsi="Helvetica Neue" w:cs="Times New Roman"/>
+                <w:b/>
+                <w:bCs/>
+                <w:color w:val="000000"/>
+                <w:kern w:val="0"/>
+                <w:sz w:val="15"/>
+                <w:szCs w:val="15"/>
+                <w:lang w:eastAsia="es-MX"/>
+                <w14:ligatures w14:val="none"/>
+              </w:rPr>
+              <w:t>maximum</w:t>
+            </w:r>
+            <w:proofErr w:type="spellEnd"/>
+          </w:p>
+        </w:tc>
+        <w:tc>
+          <w:tcPr>
+            <w:tcW w:w="540" w:type="dxa"/>
+            <w:tcBorders>
+              <w:top w:val="single" w:sz="6" w:space="0" w:color="000000"/>
+              <w:left w:val="single" w:sz="6" w:space="0" w:color="000000"/>
+              <w:bottom w:val="single" w:sz="6" w:space="0" w:color="000000"/>
+              <w:right w:val="single" w:sz="6" w:space="0" w:color="000000"/>
+            </w:tcBorders>
+            <w:tcMar>
+              <w:top w:w="60" w:type="dxa"/>
+              <w:left w:w="60" w:type="dxa"/>
+              <w:bottom w:w="60" w:type="dxa"/>
+              <w:right w:w="60" w:type="dxa"/>
+            </w:tcMar>
+            <w:hideMark/>
+          </w:tcPr>
+          <w:p>
+            <w:pPr>
+              <w:spacing w:after="0" w:line="240" w:lineRule="auto"/>
+              <w:rPr>
+                <w:rFonts w:ascii="Times New Roman" w:eastAsia="Times New Roman" w:hAnsi="Times New Roman" w:cs="Times New Roman"/>
+                <w:kern w:val="0"/>
+                <w:lang w:eastAsia="es-MX"/>
+                <w14:ligatures w14:val="none"/>
+              </w:rPr>
+            </w:pPr>
+            <w:r>
+              <w:rPr>
+                <w:rFonts w:ascii="Helvetica Neue" w:eastAsia="Times New Roman" w:hAnsi="Helvetica Neue" w:cs="Times New Roman"/>
+                <w:color w:val="000000"/>
+                <w:kern w:val="0"/>
+                <w:sz w:val="15"/>
+                <w:szCs w:val="15"/>
+                <w:lang w:eastAsia="es-MX"/>
+                <w14:ligatures w14:val="none"/>
+              </w:rPr>
+              <w:t>3726</w:t>
+            </w:r>
+          </w:p>
+        </w:tc>
+        <w:tc>
+          <w:tcPr>
+            <w:tcW w:w="930" w:type="dxa"/>
+            <w:tcBorders>
+              <w:top w:val="single" w:sz="6" w:space="0" w:color="000000"/>
+              <w:left w:val="single" w:sz="6" w:space="0" w:color="000000"/>
+              <w:bottom w:val="single" w:sz="6" w:space="0" w:color="000000"/>
+              <w:right w:val="single" w:sz="6" w:space="0" w:color="000000"/>
+            </w:tcBorders>
+            <w:tcMar>
+              <w:top w:w="60" w:type="dxa"/>
+              <w:left w:w="60" w:type="dxa"/>
+              <w:bottom w:w="60" w:type="dxa"/>
+              <w:right w:w="60" w:type="dxa"/>
+            </w:tcMar>
+            <w:hideMark/>
+          </w:tcPr>
+          <w:p>
+            <w:pPr>
+              <w:spacing w:after="0" w:line="240" w:lineRule="auto"/>
+              <w:rPr>
+                <w:rFonts w:ascii="Times New Roman" w:eastAsia="Times New Roman" w:hAnsi="Times New Roman" w:cs="Times New Roman"/>
+                <w:kern w:val="0"/>
+                <w:lang w:eastAsia="es-MX"/>
+                <w14:ligatures w14:val="none"/>
+              </w:rPr>
+            </w:pPr>
+            <w:r>
+              <w:rPr>
+                <w:rFonts w:ascii="Helvetica Neue" w:eastAsia="Times New Roman" w:hAnsi="Helvetica Neue" w:cs="Times New Roman"/>
+                <w:color w:val="000000"/>
+                <w:kern w:val="0"/>
+                <w:sz w:val="15"/>
+                <w:szCs w:val="15"/>
+                <w:lang w:eastAsia="es-MX"/>
+                <w14:ligatures w14:val="none"/>
+              </w:rPr>
+              <w:t>3617</w:t>
+            </w:r>
+          </w:p>
+        </w:tc>
+        <w:tc>
+          <w:tcPr>
+            <w:tcW w:w="705" w:type="dxa"/>
+            <w:tcBorders>
+              <w:top w:val="single" w:sz="6" w:space="0" w:color="000000"/>
+              <w:left w:val="single" w:sz="6" w:space="0" w:color="000000"/>
+              <w:bottom w:val="single" w:sz="6" w:space="0" w:color="000000"/>
+              <w:right w:val="single" w:sz="6" w:space="0" w:color="000000"/>
+            </w:tcBorders>
+            <w:tcMar>
+              <w:top w:w="60" w:type="dxa"/>
+              <w:left w:w="60" w:type="dxa"/>
+              <w:bottom w:w="60" w:type="dxa"/>
+              <w:right w:w="60" w:type="dxa"/>
+            </w:tcMar>
+            <w:hideMark/>
+          </w:tcPr>
+          <w:p>
+            <w:pPr>
+              <w:spacing w:after="0" w:line="240" w:lineRule="auto"/>
+              <w:rPr>
+                <w:rFonts w:ascii="Times New Roman" w:eastAsia="Times New Roman" w:hAnsi="Times New Roman" w:cs="Times New Roman"/>
+                <w:kern w:val="0"/>
+                <w:lang w:eastAsia="es-MX"/>
+                <w14:ligatures w14:val="none"/>
+              </w:rPr>
+            </w:pPr>
+            <w:r>
+              <w:rPr>
+                <w:rFonts w:ascii="Helvetica Neue" w:eastAsia="Times New Roman" w:hAnsi="Helvetica Neue" w:cs="Times New Roman"/>
+                <w:color w:val="000000"/>
+                <w:kern w:val="0"/>
+                <w:sz w:val="15"/>
+                <w:szCs w:val="15"/>
+                <w:lang w:eastAsia="es-MX"/>
+                <w14:ligatures w14:val="none"/>
+              </w:rPr>
+              <w:t>897163.71</w:t>
+            </w:r>
+          </w:p>
+        </w:tc>
+        <w:tc>
+          <w:tcPr>
+            <w:tcW w:w="630" w:type="dxa"/>
+            <w:tcBorders>
+              <w:top w:val="single" w:sz="6" w:space="0" w:color="000000"/>
+              <w:left w:val="single" w:sz="6" w:space="0" w:color="000000"/>
+              <w:bottom w:val="single" w:sz="6" w:space="0" w:color="000000"/>
+              <w:right w:val="single" w:sz="6" w:space="0" w:color="000000"/>
+            </w:tcBorders>
+            <w:tcMar>
+              <w:top w:w="60" w:type="dxa"/>
+              <w:left w:w="60" w:type="dxa"/>
+              <w:bottom w:w="60" w:type="dxa"/>
+              <w:right w:w="60" w:type="dxa"/>
+            </w:tcMar>
+            <w:hideMark/>
+          </w:tcPr>
+          <w:p>
+            <w:pPr>
+              <w:spacing w:after="0" w:line="240" w:lineRule="auto"/>
+              <w:rPr>
+                <w:rFonts w:ascii="Times New Roman" w:eastAsia="Times New Roman" w:hAnsi="Times New Roman" w:cs="Times New Roman"/>
+                <w:kern w:val="0"/>
+                <w:lang w:eastAsia="es-MX"/>
+                <w14:ligatures w14:val="none"/>
+              </w:rPr>
+            </w:pPr>
+            <w:r>
+              <w:rPr>
+                <w:rFonts w:ascii="Helvetica Neue" w:eastAsia="Times New Roman" w:hAnsi="Helvetica Neue" w:cs="Times New Roman"/>
+                <w:color w:val="000000"/>
+                <w:kern w:val="0"/>
+                <w:sz w:val="15"/>
+                <w:szCs w:val="15"/>
+                <w:lang w:eastAsia="es-MX"/>
+                <w14:ligatures w14:val="none"/>
+              </w:rPr>
+              <w:t>266476.7</w:t>
+            </w:r>
+          </w:p>
+        </w:tc>
+        <w:tc>
+          <w:tcPr>
+            <w:tcW w:w="630" w:type="dxa"/>
+            <w:tcBorders>
+              <w:top w:val="single" w:sz="6" w:space="0" w:color="000000"/>
+              <w:left w:val="single" w:sz="6" w:space="0" w:color="000000"/>
+              <w:bottom w:val="single" w:sz="6" w:space="0" w:color="000000"/>
+              <w:right w:val="single" w:sz="6" w:space="0" w:color="000000"/>
+            </w:tcBorders>
+            <w:tcMar>
+              <w:top w:w="60" w:type="dxa"/>
+              <w:left w:w="60" w:type="dxa"/>
+              <w:bottom w:w="60" w:type="dxa"/>
+              <w:right w:w="60" w:type="dxa"/>
+            </w:tcMar>
+            <w:hideMark/>
+          </w:tcPr>
+          <w:p>
+            <w:pPr>
+              <w:spacing w:after="0" w:line="240" w:lineRule="auto"/>
+              <w:rPr>
+                <w:rFonts w:ascii="Times New Roman" w:eastAsia="Times New Roman" w:hAnsi="Times New Roman" w:cs="Times New Roman"/>
+                <w:kern w:val="0"/>
+                <w:lang w:eastAsia="es-MX"/>
+                <w14:ligatures w14:val="none"/>
+              </w:rPr>
+            </w:pPr>
+            <w:r>
+              <w:rPr>
+                <w:rFonts w:ascii="Helvetica Neue" w:eastAsia="Times New Roman" w:hAnsi="Helvetica Neue" w:cs="Times New Roman"/>
+                <w:color w:val="000000"/>
+                <w:kern w:val="0"/>
+                <w:sz w:val="15"/>
+                <w:szCs w:val="15"/>
+                <w:lang w:eastAsia="es-MX"/>
+                <w14:ligatures w14:val="none"/>
+              </w:rPr>
+              <w:t>31496.26</w:t>
+            </w:r>
+          </w:p>
+        </w:tc>
+      </w:tr>
+    </w:tbl>
+    <w:p>
+      <w:pPr>
+        <w:rPr>
+          <w:rFonts w:ascii="Times New Roman" w:hAnsi="Times New Roman" w:cs="Times New Roman"/>
+          <w:i/>
+          <w:iCs/>
+          <w:sz w:val="21"/>
+          <w:szCs w:val="21"/>
+        </w:rPr>
+      </w:pPr>
+    </w:p>
+    <w:p>
+      <w:pPr>
+        <w:rPr>
+          <w:rFonts w:ascii="Times New Roman" w:hAnsi="Times New Roman" w:cs="Times New Roman"/>
+          <w:i/>
+          <w:iCs/>
+          <w:sz w:val="21"/>
+          <w:szCs w:val="21"/>
+        </w:rPr>
+      </w:pPr>
+      <w:r>
+        <w:rPr>
+          <w:rFonts w:ascii="Times New Roman" w:hAnsi="Times New Roman" w:cs="Times New Roman"/>
+          <w:i/>
+          <w:iCs/>
+          <w:sz w:val="21"/>
+          <w:szCs w:val="21"/>
+        </w:rPr>
+        <w:t>Tabla 4. Periodo post-promocional</w:t>
+      </w:r>
+    </w:p>
+    <w:tbl>
+      <w:tblPr>
+        <w:tblW w:w="0" w:type="auto"/>
+        <w:tblCellMar>
+          <w:left w:w="0" w:type="dxa"/>
+          <w:right w:w="0" w:type="dxa"/>
+        </w:tblCellMar>
+        <w:tblLook w:val="04A0" w:firstRow="1" w:lastRow="0" w:firstColumn="1" w:lastColumn="0" w:noHBand="0" w:noVBand="1"/>
+      </w:tblPr>
+      <w:tblGrid>
+        <w:gridCol w:w="822"/>
+        <w:gridCol w:w="579"/>
+        <w:gridCol w:w="1053"/>
+        <w:gridCol w:w="829"/>
+        <w:gridCol w:w="829"/>
+        <w:gridCol w:w="746"/>
+      </w:tblGrid>
+      <w:tr>
+        <w:trPr>
+          <w:trHeight w:val="165"/>
+        </w:trPr>
+        <w:tc>
+          <w:tcPr>
+            <w:tcW w:w="705" w:type="dxa"/>
+            <w:tcBorders>
+              <w:top w:val="single" w:sz="6" w:space="0" w:color="000000"/>
+              <w:left w:val="single" w:sz="6" w:space="0" w:color="000000"/>
+              <w:bottom w:val="single" w:sz="6" w:space="0" w:color="000000"/>
+              <w:right w:val="single" w:sz="6" w:space="0" w:color="000000"/>
+            </w:tcBorders>
+            <w:shd w:val="clear" w:color="auto" w:fill="B0B3B2"/>
+            <w:tcMar>
+              <w:top w:w="60" w:type="dxa"/>
+              <w:left w:w="60" w:type="dxa"/>
+              <w:bottom w:w="60" w:type="dxa"/>
+              <w:right w:w="60" w:type="dxa"/>
+            </w:tcMar>
+            <w:hideMark/>
+          </w:tcPr>
+          <w:p>
+            <w:pPr>
+              <w:spacing w:after="0" w:line="240" w:lineRule="auto"/>
+              <w:rPr>
+                <w:rFonts w:ascii="Helvetica" w:eastAsia="Times New Roman" w:hAnsi="Helvetica" w:cs="Times New Roman"/>
+                <w:kern w:val="0"/>
+                <w:sz w:val="18"/>
+                <w:szCs w:val="18"/>
+                <w:lang w:eastAsia="es-MX"/>
+                <w14:ligatures w14:val="none"/>
+              </w:rPr>
+            </w:pPr>
+          </w:p>
+        </w:tc>
+        <w:tc>
+          <w:tcPr>
+            <w:tcW w:w="465" w:type="dxa"/>
+            <w:tcBorders>
+              <w:top w:val="single" w:sz="6" w:space="0" w:color="000000"/>
+              <w:left w:val="single" w:sz="6" w:space="0" w:color="000000"/>
+              <w:bottom w:val="single" w:sz="6" w:space="0" w:color="000000"/>
+              <w:right w:val="single" w:sz="6" w:space="0" w:color="000000"/>
+            </w:tcBorders>
+            <w:shd w:val="clear" w:color="auto" w:fill="B0B3B2"/>
+            <w:tcMar>
+              <w:top w:w="60" w:type="dxa"/>
+              <w:left w:w="60" w:type="dxa"/>
+              <w:bottom w:w="60" w:type="dxa"/>
+              <w:right w:w="60" w:type="dxa"/>
+            </w:tcMar>
+            <w:hideMark/>
+          </w:tcPr>
+          <w:p>
+            <w:pPr>
+              <w:spacing w:after="0" w:line="240" w:lineRule="auto"/>
+              <w:rPr>
+                <w:rFonts w:ascii="Times New Roman" w:eastAsia="Times New Roman" w:hAnsi="Times New Roman" w:cs="Times New Roman"/>
+                <w:kern w:val="0"/>
+                <w:lang w:eastAsia="es-MX"/>
+                <w14:ligatures w14:val="none"/>
+              </w:rPr>
+            </w:pPr>
+            <w:proofErr w:type="spellStart"/>
+            <w:r>
+              <w:rPr>
+                <w:rFonts w:ascii="Helvetica Neue" w:eastAsia="Times New Roman" w:hAnsi="Helvetica Neue" w:cs="Times New Roman"/>
+                <w:b/>
+                <w:bCs/>
+                <w:color w:val="000000"/>
+                <w:kern w:val="0"/>
+                <w:sz w:val="15"/>
+                <w:szCs w:val="15"/>
+                <w:lang w:eastAsia="es-MX"/>
+                <w14:ligatures w14:val="none"/>
+              </w:rPr>
+              <w:t>Visits</w:t>
+            </w:r>
+            <w:proofErr w:type="spellEnd"/>
+          </w:p>
+        </w:tc>
+        <w:tc>
+          <w:tcPr>
+            <w:tcW w:w="930" w:type="dxa"/>
+            <w:tcBorders>
+              <w:top w:val="single" w:sz="6" w:space="0" w:color="000000"/>
+              <w:left w:val="single" w:sz="6" w:space="0" w:color="000000"/>
+              <w:bottom w:val="single" w:sz="6" w:space="0" w:color="000000"/>
+              <w:right w:val="single" w:sz="6" w:space="0" w:color="000000"/>
+            </w:tcBorders>
+            <w:shd w:val="clear" w:color="auto" w:fill="B0B3B2"/>
+            <w:tcMar>
+              <w:top w:w="60" w:type="dxa"/>
+              <w:left w:w="60" w:type="dxa"/>
+              <w:bottom w:w="60" w:type="dxa"/>
+              <w:right w:w="60" w:type="dxa"/>
+            </w:tcMar>
+            <w:hideMark/>
+          </w:tcPr>
+          <w:p>
+            <w:pPr>
+              <w:spacing w:after="0" w:line="240" w:lineRule="auto"/>
+              <w:rPr>
+                <w:rFonts w:ascii="Times New Roman" w:eastAsia="Times New Roman" w:hAnsi="Times New Roman" w:cs="Times New Roman"/>
+                <w:kern w:val="0"/>
+                <w:lang w:eastAsia="es-MX"/>
+                <w14:ligatures w14:val="none"/>
+              </w:rPr>
+            </w:pPr>
+            <w:proofErr w:type="spellStart"/>
+            <w:r>
+              <w:rPr>
+                <w:rFonts w:ascii="Helvetica Neue" w:eastAsia="Times New Roman" w:hAnsi="Helvetica Neue" w:cs="Times New Roman"/>
+                <w:b/>
+                <w:bCs/>
+                <w:color w:val="000000"/>
+                <w:kern w:val="0"/>
+                <w:sz w:val="15"/>
+                <w:szCs w:val="15"/>
+                <w:lang w:eastAsia="es-MX"/>
+                <w14:ligatures w14:val="none"/>
+              </w:rPr>
+              <w:t>Unique.Visits</w:t>
+            </w:r>
+            <w:proofErr w:type="spellEnd"/>
+          </w:p>
+        </w:tc>
+        <w:tc>
+          <w:tcPr>
+            <w:tcW w:w="705" w:type="dxa"/>
+            <w:tcBorders>
+              <w:top w:val="single" w:sz="6" w:space="0" w:color="000000"/>
+              <w:left w:val="single" w:sz="6" w:space="0" w:color="000000"/>
+              <w:bottom w:val="single" w:sz="6" w:space="0" w:color="000000"/>
+              <w:right w:val="single" w:sz="6" w:space="0" w:color="000000"/>
+            </w:tcBorders>
+            <w:shd w:val="clear" w:color="auto" w:fill="B0B3B2"/>
+            <w:tcMar>
+              <w:top w:w="60" w:type="dxa"/>
+              <w:left w:w="60" w:type="dxa"/>
+              <w:bottom w:w="60" w:type="dxa"/>
+              <w:right w:w="60" w:type="dxa"/>
+            </w:tcMar>
+            <w:hideMark/>
+          </w:tcPr>
+          <w:p>
+            <w:pPr>
+              <w:spacing w:after="0" w:line="240" w:lineRule="auto"/>
+              <w:rPr>
+                <w:rFonts w:ascii="Times New Roman" w:eastAsia="Times New Roman" w:hAnsi="Times New Roman" w:cs="Times New Roman"/>
+                <w:kern w:val="0"/>
+                <w:lang w:eastAsia="es-MX"/>
+                <w14:ligatures w14:val="none"/>
+              </w:rPr>
+            </w:pPr>
+            <w:proofErr w:type="spellStart"/>
+            <w:r>
+              <w:rPr>
+                <w:rFonts w:ascii="Helvetica Neue" w:eastAsia="Times New Roman" w:hAnsi="Helvetica Neue" w:cs="Times New Roman"/>
+                <w:b/>
+                <w:bCs/>
+                <w:color w:val="000000"/>
+                <w:kern w:val="0"/>
+                <w:sz w:val="15"/>
+                <w:szCs w:val="15"/>
+                <w:lang w:eastAsia="es-MX"/>
+                <w14:ligatures w14:val="none"/>
+              </w:rPr>
+              <w:t>Revenue</w:t>
+            </w:r>
+            <w:proofErr w:type="spellEnd"/>
+          </w:p>
+        </w:tc>
+        <w:tc>
+          <w:tcPr>
+            <w:tcW w:w="705" w:type="dxa"/>
+            <w:tcBorders>
+              <w:top w:val="single" w:sz="6" w:space="0" w:color="000000"/>
+              <w:left w:val="single" w:sz="6" w:space="0" w:color="000000"/>
+              <w:bottom w:val="single" w:sz="6" w:space="0" w:color="000000"/>
+              <w:right w:val="single" w:sz="6" w:space="0" w:color="000000"/>
+            </w:tcBorders>
+            <w:shd w:val="clear" w:color="auto" w:fill="B0B3B2"/>
+            <w:tcMar>
+              <w:top w:w="60" w:type="dxa"/>
+              <w:left w:w="60" w:type="dxa"/>
+              <w:bottom w:w="60" w:type="dxa"/>
+              <w:right w:w="60" w:type="dxa"/>
+            </w:tcMar>
+            <w:hideMark/>
+          </w:tcPr>
+          <w:p>
+            <w:pPr>
+              <w:spacing w:after="0" w:line="240" w:lineRule="auto"/>
+              <w:rPr>
+                <w:rFonts w:ascii="Times New Roman" w:eastAsia="Times New Roman" w:hAnsi="Times New Roman" w:cs="Times New Roman"/>
+                <w:kern w:val="0"/>
+                <w:lang w:eastAsia="es-MX"/>
+                <w14:ligatures w14:val="none"/>
+              </w:rPr>
+            </w:pPr>
+            <w:proofErr w:type="spellStart"/>
+            <w:r>
+              <w:rPr>
+                <w:rFonts w:ascii="Helvetica Neue" w:eastAsia="Times New Roman" w:hAnsi="Helvetica Neue" w:cs="Times New Roman"/>
+                <w:b/>
+                <w:bCs/>
+                <w:color w:val="000000"/>
+                <w:kern w:val="0"/>
+                <w:sz w:val="15"/>
+                <w:szCs w:val="15"/>
+                <w:lang w:eastAsia="es-MX"/>
+                <w14:ligatures w14:val="none"/>
+              </w:rPr>
+              <w:t>Profit</w:t>
+            </w:r>
+            <w:proofErr w:type="spellEnd"/>
+          </w:p>
+        </w:tc>
+        <w:tc>
+          <w:tcPr>
+            <w:tcW w:w="630" w:type="dxa"/>
+            <w:tcBorders>
+              <w:top w:val="single" w:sz="6" w:space="0" w:color="000000"/>
+              <w:left w:val="single" w:sz="6" w:space="0" w:color="000000"/>
+              <w:bottom w:val="single" w:sz="6" w:space="0" w:color="000000"/>
+              <w:right w:val="single" w:sz="6" w:space="0" w:color="000000"/>
+            </w:tcBorders>
+            <w:shd w:val="clear" w:color="auto" w:fill="B0B3B2"/>
+            <w:tcMar>
+              <w:top w:w="60" w:type="dxa"/>
+              <w:left w:w="60" w:type="dxa"/>
+              <w:bottom w:w="60" w:type="dxa"/>
+              <w:right w:w="60" w:type="dxa"/>
+            </w:tcMar>
+            <w:hideMark/>
+          </w:tcPr>
+          <w:p>
+            <w:pPr>
+              <w:spacing w:after="0" w:line="240" w:lineRule="auto"/>
+              <w:rPr>
+                <w:rFonts w:ascii="Times New Roman" w:eastAsia="Times New Roman" w:hAnsi="Times New Roman" w:cs="Times New Roman"/>
+                <w:kern w:val="0"/>
+                <w:lang w:eastAsia="es-MX"/>
+                <w14:ligatures w14:val="none"/>
+              </w:rPr>
+            </w:pPr>
+            <w:proofErr w:type="spellStart"/>
+            <w:r>
+              <w:rPr>
+                <w:rFonts w:ascii="Helvetica Neue" w:eastAsia="Times New Roman" w:hAnsi="Helvetica Neue" w:cs="Times New Roman"/>
+                <w:b/>
+                <w:bCs/>
+                <w:color w:val="000000"/>
+                <w:kern w:val="0"/>
+                <w:sz w:val="15"/>
+                <w:szCs w:val="15"/>
+                <w:lang w:eastAsia="es-MX"/>
+                <w14:ligatures w14:val="none"/>
+              </w:rPr>
+              <w:t>Lbs.Sold</w:t>
+            </w:r>
+            <w:proofErr w:type="spellEnd"/>
+          </w:p>
+        </w:tc>
+      </w:tr>
+      <w:tr>
+        <w:trPr>
+          <w:trHeight w:val="180"/>
+        </w:trPr>
+        <w:tc>
+          <w:tcPr>
+            <w:tcW w:w="705" w:type="dxa"/>
+            <w:tcBorders>
+              <w:top w:val="single" w:sz="6" w:space="0" w:color="000000"/>
+              <w:left w:val="single" w:sz="6" w:space="0" w:color="000000"/>
+              <w:bottom w:val="single" w:sz="6" w:space="0" w:color="000000"/>
+              <w:right w:val="single" w:sz="6" w:space="0" w:color="000000"/>
+            </w:tcBorders>
+            <w:shd w:val="clear" w:color="auto" w:fill="D4D4D4"/>
+            <w:tcMar>
+              <w:top w:w="60" w:type="dxa"/>
+              <w:left w:w="60" w:type="dxa"/>
+              <w:bottom w:w="60" w:type="dxa"/>
+              <w:right w:w="60" w:type="dxa"/>
+            </w:tcMar>
+            <w:hideMark/>
+          </w:tcPr>
+          <w:p>
+            <w:pPr>
+              <w:spacing w:after="0" w:line="240" w:lineRule="auto"/>
+              <w:rPr>
+                <w:rFonts w:ascii="Times New Roman" w:eastAsia="Times New Roman" w:hAnsi="Times New Roman" w:cs="Times New Roman"/>
+                <w:kern w:val="0"/>
+                <w:lang w:eastAsia="es-MX"/>
+                <w14:ligatures w14:val="none"/>
+              </w:rPr>
+            </w:pPr>
+            <w:r>
+              <w:rPr>
+                <w:rFonts w:ascii="Helvetica Neue" w:eastAsia="Times New Roman" w:hAnsi="Helvetica Neue" w:cs="Times New Roman"/>
+                <w:b/>
+                <w:bCs/>
+                <w:color w:val="000000"/>
+                <w:kern w:val="0"/>
+                <w:sz w:val="15"/>
+                <w:szCs w:val="15"/>
+                <w:lang w:eastAsia="es-MX"/>
+                <w14:ligatures w14:val="none"/>
+              </w:rPr>
+              <w:t>mean</w:t>
+            </w:r>
+          </w:p>
+        </w:tc>
+        <w:tc>
+          <w:tcPr>
+            <w:tcW w:w="465" w:type="dxa"/>
+            <w:tcBorders>
+              <w:top w:val="single" w:sz="6" w:space="0" w:color="000000"/>
+              <w:left w:val="single" w:sz="6" w:space="0" w:color="000000"/>
+              <w:bottom w:val="single" w:sz="6" w:space="0" w:color="000000"/>
+              <w:right w:val="single" w:sz="6" w:space="0" w:color="000000"/>
+            </w:tcBorders>
+            <w:tcMar>
+              <w:top w:w="60" w:type="dxa"/>
+              <w:left w:w="60" w:type="dxa"/>
+              <w:bottom w:w="60" w:type="dxa"/>
+              <w:right w:w="60" w:type="dxa"/>
+            </w:tcMar>
+            <w:hideMark/>
+          </w:tcPr>
+          <w:p>
+            <w:pPr>
+              <w:spacing w:after="0" w:line="240" w:lineRule="auto"/>
+              <w:rPr>
+                <w:rFonts w:ascii="Times New Roman" w:eastAsia="Times New Roman" w:hAnsi="Times New Roman" w:cs="Times New Roman"/>
+                <w:kern w:val="0"/>
+                <w:lang w:eastAsia="es-MX"/>
+                <w14:ligatures w14:val="none"/>
+              </w:rPr>
+            </w:pPr>
+            <w:r>
+              <w:rPr>
+                <w:rFonts w:ascii="Helvetica Neue" w:eastAsia="Times New Roman" w:hAnsi="Helvetica Neue" w:cs="Times New Roman"/>
+                <w:color w:val="000000"/>
+                <w:kern w:val="0"/>
+                <w:sz w:val="15"/>
+                <w:szCs w:val="15"/>
+                <w:lang w:eastAsia="es-MX"/>
+                <w14:ligatures w14:val="none"/>
+              </w:rPr>
+              <w:t>856.57</w:t>
+            </w:r>
+          </w:p>
+        </w:tc>
+        <w:tc>
+          <w:tcPr>
+            <w:tcW w:w="930" w:type="dxa"/>
+            <w:tcBorders>
+              <w:top w:val="single" w:sz="6" w:space="0" w:color="000000"/>
+              <w:left w:val="single" w:sz="6" w:space="0" w:color="000000"/>
+              <w:bottom w:val="single" w:sz="6" w:space="0" w:color="000000"/>
+              <w:right w:val="single" w:sz="6" w:space="0" w:color="000000"/>
+            </w:tcBorders>
+            <w:tcMar>
+              <w:top w:w="60" w:type="dxa"/>
+              <w:left w:w="60" w:type="dxa"/>
+              <w:bottom w:w="60" w:type="dxa"/>
+              <w:right w:w="60" w:type="dxa"/>
+            </w:tcMar>
+            <w:hideMark/>
+          </w:tcPr>
+          <w:p>
+            <w:pPr>
+              <w:spacing w:after="0" w:line="240" w:lineRule="auto"/>
+              <w:rPr>
+                <w:rFonts w:ascii="Times New Roman" w:eastAsia="Times New Roman" w:hAnsi="Times New Roman" w:cs="Times New Roman"/>
+                <w:kern w:val="0"/>
+                <w:lang w:eastAsia="es-MX"/>
+                <w14:ligatures w14:val="none"/>
+              </w:rPr>
+            </w:pPr>
+            <w:r>
+              <w:rPr>
+                <w:rFonts w:ascii="Helvetica Neue" w:eastAsia="Times New Roman" w:hAnsi="Helvetica Neue" w:cs="Times New Roman"/>
+                <w:color w:val="000000"/>
+                <w:kern w:val="0"/>
+                <w:sz w:val="15"/>
+                <w:szCs w:val="15"/>
+                <w:lang w:eastAsia="es-MX"/>
+                <w14:ligatures w14:val="none"/>
+              </w:rPr>
+              <w:t>800.79</w:t>
+            </w:r>
+          </w:p>
+        </w:tc>
+        <w:tc>
+          <w:tcPr>
+            <w:tcW w:w="705" w:type="dxa"/>
+            <w:tcBorders>
+              <w:top w:val="single" w:sz="6" w:space="0" w:color="000000"/>
+              <w:left w:val="single" w:sz="6" w:space="0" w:color="000000"/>
+              <w:bottom w:val="single" w:sz="6" w:space="0" w:color="000000"/>
+              <w:right w:val="single" w:sz="6" w:space="0" w:color="000000"/>
+            </w:tcBorders>
+            <w:tcMar>
+              <w:top w:w="60" w:type="dxa"/>
+              <w:left w:w="60" w:type="dxa"/>
+              <w:bottom w:w="60" w:type="dxa"/>
+              <w:right w:w="60" w:type="dxa"/>
+            </w:tcMar>
+            <w:hideMark/>
+          </w:tcPr>
+          <w:p>
+            <w:pPr>
+              <w:spacing w:after="0" w:line="240" w:lineRule="auto"/>
+              <w:rPr>
+                <w:rFonts w:ascii="Times New Roman" w:eastAsia="Times New Roman" w:hAnsi="Times New Roman" w:cs="Times New Roman"/>
+                <w:kern w:val="0"/>
+                <w:lang w:eastAsia="es-MX"/>
+                <w14:ligatures w14:val="none"/>
+              </w:rPr>
+            </w:pPr>
+            <w:r>
+              <w:rPr>
+                <w:rFonts w:ascii="Helvetica Neue" w:eastAsia="Times New Roman" w:hAnsi="Helvetica Neue" w:cs="Times New Roman"/>
+                <w:color w:val="000000"/>
+                <w:kern w:val="0"/>
+                <w:sz w:val="15"/>
+                <w:szCs w:val="15"/>
+                <w:lang w:eastAsia="es-MX"/>
+                <w14:ligatures w14:val="none"/>
+              </w:rPr>
+              <w:t>371728.02</w:t>
+            </w:r>
+          </w:p>
+        </w:tc>
+        <w:tc>
+          <w:tcPr>
+            <w:tcW w:w="705" w:type="dxa"/>
+            <w:tcBorders>
+              <w:top w:val="single" w:sz="6" w:space="0" w:color="000000"/>
+              <w:left w:val="single" w:sz="6" w:space="0" w:color="000000"/>
+              <w:bottom w:val="single" w:sz="6" w:space="0" w:color="000000"/>
+              <w:right w:val="single" w:sz="6" w:space="0" w:color="000000"/>
+            </w:tcBorders>
+            <w:tcMar>
+              <w:top w:w="60" w:type="dxa"/>
+              <w:left w:w="60" w:type="dxa"/>
+              <w:bottom w:w="60" w:type="dxa"/>
+              <w:right w:w="60" w:type="dxa"/>
+            </w:tcMar>
+            <w:hideMark/>
+          </w:tcPr>
+          <w:p>
+            <w:pPr>
+              <w:spacing w:after="0" w:line="240" w:lineRule="auto"/>
+              <w:rPr>
+                <w:rFonts w:ascii="Times New Roman" w:eastAsia="Times New Roman" w:hAnsi="Times New Roman" w:cs="Times New Roman"/>
+                <w:kern w:val="0"/>
+                <w:lang w:eastAsia="es-MX"/>
+                <w14:ligatures w14:val="none"/>
+              </w:rPr>
+            </w:pPr>
+            <w:r>
+              <w:rPr>
+                <w:rFonts w:ascii="Helvetica Neue" w:eastAsia="Times New Roman" w:hAnsi="Helvetica Neue" w:cs="Times New Roman"/>
+                <w:color w:val="000000"/>
+                <w:kern w:val="0"/>
+                <w:sz w:val="15"/>
+                <w:szCs w:val="15"/>
+                <w:lang w:eastAsia="es-MX"/>
+                <w14:ligatures w14:val="none"/>
+              </w:rPr>
+              <w:t>111045.82</w:t>
+            </w:r>
+          </w:p>
+        </w:tc>
+        <w:tc>
+          <w:tcPr>
+            <w:tcW w:w="630" w:type="dxa"/>
+            <w:tcBorders>
+              <w:top w:val="single" w:sz="6" w:space="0" w:color="000000"/>
+              <w:left w:val="single" w:sz="6" w:space="0" w:color="000000"/>
+              <w:bottom w:val="single" w:sz="6" w:space="0" w:color="000000"/>
+              <w:right w:val="single" w:sz="6" w:space="0" w:color="000000"/>
+            </w:tcBorders>
+            <w:tcMar>
+              <w:top w:w="60" w:type="dxa"/>
+              <w:left w:w="60" w:type="dxa"/>
+              <w:bottom w:w="60" w:type="dxa"/>
+              <w:right w:w="60" w:type="dxa"/>
+            </w:tcMar>
+            <w:hideMark/>
+          </w:tcPr>
+          <w:p>
+            <w:pPr>
+              <w:spacing w:after="0" w:line="240" w:lineRule="auto"/>
+              <w:rPr>
+                <w:rFonts w:ascii="Times New Roman" w:eastAsia="Times New Roman" w:hAnsi="Times New Roman" w:cs="Times New Roman"/>
+                <w:kern w:val="0"/>
+                <w:lang w:eastAsia="es-MX"/>
+                <w14:ligatures w14:val="none"/>
+              </w:rPr>
+            </w:pPr>
+            <w:r>
+              <w:rPr>
+                <w:rFonts w:ascii="Helvetica Neue" w:eastAsia="Times New Roman" w:hAnsi="Helvetica Neue" w:cs="Times New Roman"/>
+                <w:color w:val="000000"/>
+                <w:kern w:val="0"/>
+                <w:sz w:val="15"/>
+                <w:szCs w:val="15"/>
+                <w:lang w:eastAsia="es-MX"/>
+                <w14:ligatures w14:val="none"/>
+              </w:rPr>
+              <w:t>14577.79</w:t>
+            </w:r>
+          </w:p>
+        </w:tc>
+      </w:tr>
+      <w:tr>
+        <w:trPr>
+          <w:trHeight w:val="165"/>
+        </w:trPr>
+        <w:tc>
+          <w:tcPr>
+            <w:tcW w:w="705" w:type="dxa"/>
+            <w:tcBorders>
+              <w:top w:val="single" w:sz="6" w:space="0" w:color="000000"/>
+              <w:left w:val="single" w:sz="6" w:space="0" w:color="000000"/>
+              <w:bottom w:val="single" w:sz="6" w:space="0" w:color="000000"/>
+              <w:right w:val="single" w:sz="6" w:space="0" w:color="000000"/>
+            </w:tcBorders>
+            <w:shd w:val="clear" w:color="auto" w:fill="D4D4D4"/>
+            <w:tcMar>
+              <w:top w:w="60" w:type="dxa"/>
+              <w:left w:w="60" w:type="dxa"/>
+              <w:bottom w:w="60" w:type="dxa"/>
+              <w:right w:w="60" w:type="dxa"/>
+            </w:tcMar>
+            <w:hideMark/>
+          </w:tcPr>
+          <w:p>
+            <w:pPr>
+              <w:spacing w:after="0" w:line="240" w:lineRule="auto"/>
+              <w:rPr>
+                <w:rFonts w:ascii="Times New Roman" w:eastAsia="Times New Roman" w:hAnsi="Times New Roman" w:cs="Times New Roman"/>
+                <w:kern w:val="0"/>
+                <w:lang w:eastAsia="es-MX"/>
+                <w14:ligatures w14:val="none"/>
+              </w:rPr>
+            </w:pPr>
+            <w:r>
+              <w:rPr>
+                <w:rFonts w:ascii="Helvetica Neue" w:eastAsia="Times New Roman" w:hAnsi="Helvetica Neue" w:cs="Times New Roman"/>
+                <w:b/>
+                <w:bCs/>
+                <w:color w:val="000000"/>
+                <w:kern w:val="0"/>
+                <w:sz w:val="15"/>
+                <w:szCs w:val="15"/>
+                <w:lang w:eastAsia="es-MX"/>
+                <w14:ligatures w14:val="none"/>
+              </w:rPr>
+              <w:t>median</w:t>
+            </w:r>
+          </w:p>
+        </w:tc>
+        <w:tc>
+          <w:tcPr>
+            <w:tcW w:w="465" w:type="dxa"/>
+            <w:tcBorders>
+              <w:top w:val="single" w:sz="6" w:space="0" w:color="000000"/>
+              <w:left w:val="single" w:sz="6" w:space="0" w:color="000000"/>
+              <w:bottom w:val="single" w:sz="6" w:space="0" w:color="000000"/>
+              <w:right w:val="single" w:sz="6" w:space="0" w:color="000000"/>
+            </w:tcBorders>
+            <w:tcMar>
+              <w:top w:w="60" w:type="dxa"/>
+              <w:left w:w="60" w:type="dxa"/>
+              <w:bottom w:w="60" w:type="dxa"/>
+              <w:right w:w="60" w:type="dxa"/>
+            </w:tcMar>
+            <w:hideMark/>
+          </w:tcPr>
+          <w:p>
+            <w:pPr>
+              <w:spacing w:after="0" w:line="240" w:lineRule="auto"/>
+              <w:rPr>
+                <w:rFonts w:ascii="Times New Roman" w:eastAsia="Times New Roman" w:hAnsi="Times New Roman" w:cs="Times New Roman"/>
+                <w:kern w:val="0"/>
+                <w:lang w:eastAsia="es-MX"/>
+                <w14:ligatures w14:val="none"/>
+              </w:rPr>
+            </w:pPr>
+            <w:r>
+              <w:rPr>
+                <w:rFonts w:ascii="Helvetica Neue" w:eastAsia="Times New Roman" w:hAnsi="Helvetica Neue" w:cs="Times New Roman"/>
+                <w:color w:val="000000"/>
+                <w:kern w:val="0"/>
+                <w:sz w:val="15"/>
+                <w:szCs w:val="15"/>
+                <w:lang w:eastAsia="es-MX"/>
+                <w14:ligatures w14:val="none"/>
+              </w:rPr>
+              <w:t>847.5</w:t>
+            </w:r>
+          </w:p>
+        </w:tc>
+        <w:tc>
+          <w:tcPr>
+            <w:tcW w:w="930" w:type="dxa"/>
+            <w:tcBorders>
+              <w:top w:val="single" w:sz="6" w:space="0" w:color="000000"/>
+              <w:left w:val="single" w:sz="6" w:space="0" w:color="000000"/>
+              <w:bottom w:val="single" w:sz="6" w:space="0" w:color="000000"/>
+              <w:right w:val="single" w:sz="6" w:space="0" w:color="000000"/>
+            </w:tcBorders>
+            <w:tcMar>
+              <w:top w:w="60" w:type="dxa"/>
+              <w:left w:w="60" w:type="dxa"/>
+              <w:bottom w:w="60" w:type="dxa"/>
+              <w:right w:w="60" w:type="dxa"/>
+            </w:tcMar>
+            <w:hideMark/>
+          </w:tcPr>
+          <w:p>
+            <w:pPr>
+              <w:spacing w:after="0" w:line="240" w:lineRule="auto"/>
+              <w:rPr>
+                <w:rFonts w:ascii="Times New Roman" w:eastAsia="Times New Roman" w:hAnsi="Times New Roman" w:cs="Times New Roman"/>
+                <w:kern w:val="0"/>
+                <w:lang w:eastAsia="es-MX"/>
+                <w14:ligatures w14:val="none"/>
+              </w:rPr>
+            </w:pPr>
+            <w:r>
+              <w:rPr>
+                <w:rFonts w:ascii="Helvetica Neue" w:eastAsia="Times New Roman" w:hAnsi="Helvetica Neue" w:cs="Times New Roman"/>
+                <w:color w:val="000000"/>
+                <w:kern w:val="0"/>
+                <w:sz w:val="15"/>
+                <w:szCs w:val="15"/>
+                <w:lang w:eastAsia="es-MX"/>
+                <w14:ligatures w14:val="none"/>
+              </w:rPr>
+              <w:t>800</w:t>
+            </w:r>
+          </w:p>
+        </w:tc>
+        <w:tc>
+          <w:tcPr>
+            <w:tcW w:w="705" w:type="dxa"/>
+            <w:tcBorders>
+              <w:top w:val="single" w:sz="6" w:space="0" w:color="000000"/>
+              <w:left w:val="single" w:sz="6" w:space="0" w:color="000000"/>
+              <w:bottom w:val="single" w:sz="6" w:space="0" w:color="000000"/>
+              <w:right w:val="single" w:sz="6" w:space="0" w:color="000000"/>
+            </w:tcBorders>
+            <w:tcMar>
+              <w:top w:w="60" w:type="dxa"/>
+              <w:left w:w="60" w:type="dxa"/>
+              <w:bottom w:w="60" w:type="dxa"/>
+              <w:right w:w="60" w:type="dxa"/>
+            </w:tcMar>
+            <w:hideMark/>
+          </w:tcPr>
+          <w:p>
+            <w:pPr>
+              <w:spacing w:after="0" w:line="240" w:lineRule="auto"/>
+              <w:rPr>
+                <w:rFonts w:ascii="Times New Roman" w:eastAsia="Times New Roman" w:hAnsi="Times New Roman" w:cs="Times New Roman"/>
+                <w:kern w:val="0"/>
+                <w:lang w:eastAsia="es-MX"/>
+                <w14:ligatures w14:val="none"/>
+              </w:rPr>
+            </w:pPr>
+            <w:r>
+              <w:rPr>
+                <w:rFonts w:ascii="Helvetica Neue" w:eastAsia="Times New Roman" w:hAnsi="Helvetica Neue" w:cs="Times New Roman"/>
+                <w:color w:val="000000"/>
+                <w:kern w:val="0"/>
+                <w:sz w:val="15"/>
+                <w:szCs w:val="15"/>
+                <w:lang w:eastAsia="es-MX"/>
+                <w14:ligatures w14:val="none"/>
+              </w:rPr>
+              <w:t>348397.09</w:t>
+            </w:r>
+          </w:p>
+        </w:tc>
+        <w:tc>
+          <w:tcPr>
+            <w:tcW w:w="705" w:type="dxa"/>
+            <w:tcBorders>
+              <w:top w:val="single" w:sz="6" w:space="0" w:color="000000"/>
+              <w:left w:val="single" w:sz="6" w:space="0" w:color="000000"/>
+              <w:bottom w:val="single" w:sz="6" w:space="0" w:color="000000"/>
+              <w:right w:val="single" w:sz="6" w:space="0" w:color="000000"/>
+            </w:tcBorders>
+            <w:tcMar>
+              <w:top w:w="60" w:type="dxa"/>
+              <w:left w:w="60" w:type="dxa"/>
+              <w:bottom w:w="60" w:type="dxa"/>
+              <w:right w:w="60" w:type="dxa"/>
+            </w:tcMar>
+            <w:hideMark/>
+          </w:tcPr>
+          <w:p>
+            <w:pPr>
+              <w:spacing w:after="0" w:line="240" w:lineRule="auto"/>
+              <w:rPr>
+                <w:rFonts w:ascii="Times New Roman" w:eastAsia="Times New Roman" w:hAnsi="Times New Roman" w:cs="Times New Roman"/>
+                <w:kern w:val="0"/>
+                <w:lang w:eastAsia="es-MX"/>
+                <w14:ligatures w14:val="none"/>
+              </w:rPr>
+            </w:pPr>
+            <w:r>
+              <w:rPr>
+                <w:rFonts w:ascii="Helvetica Neue" w:eastAsia="Times New Roman" w:hAnsi="Helvetica Neue" w:cs="Times New Roman"/>
+                <w:color w:val="000000"/>
+                <w:kern w:val="0"/>
+                <w:sz w:val="15"/>
+                <w:szCs w:val="15"/>
+                <w:lang w:eastAsia="es-MX"/>
+                <w14:ligatures w14:val="none"/>
+              </w:rPr>
+              <w:t>104530.45</w:t>
+            </w:r>
+          </w:p>
+        </w:tc>
+        <w:tc>
+          <w:tcPr>
+            <w:tcW w:w="630" w:type="dxa"/>
+            <w:tcBorders>
+              <w:top w:val="single" w:sz="6" w:space="0" w:color="000000"/>
+              <w:left w:val="single" w:sz="6" w:space="0" w:color="000000"/>
+              <w:bottom w:val="single" w:sz="6" w:space="0" w:color="000000"/>
+              <w:right w:val="single" w:sz="6" w:space="0" w:color="000000"/>
+            </w:tcBorders>
+            <w:tcMar>
+              <w:top w:w="60" w:type="dxa"/>
+              <w:left w:w="60" w:type="dxa"/>
+              <w:bottom w:w="60" w:type="dxa"/>
+              <w:right w:w="60" w:type="dxa"/>
+            </w:tcMar>
+            <w:hideMark/>
+          </w:tcPr>
+          <w:p>
+            <w:pPr>
+              <w:spacing w:after="0" w:line="240" w:lineRule="auto"/>
+              <w:rPr>
+                <w:rFonts w:ascii="Times New Roman" w:eastAsia="Times New Roman" w:hAnsi="Times New Roman" w:cs="Times New Roman"/>
+                <w:kern w:val="0"/>
+                <w:lang w:eastAsia="es-MX"/>
+                <w14:ligatures w14:val="none"/>
+              </w:rPr>
+            </w:pPr>
+            <w:r>
+              <w:rPr>
+                <w:rFonts w:ascii="Helvetica Neue" w:eastAsia="Times New Roman" w:hAnsi="Helvetica Neue" w:cs="Times New Roman"/>
+                <w:color w:val="000000"/>
+                <w:kern w:val="0"/>
+                <w:sz w:val="15"/>
+                <w:szCs w:val="15"/>
+                <w:lang w:eastAsia="es-MX"/>
+                <w14:ligatures w14:val="none"/>
+              </w:rPr>
+              <w:t>13646.89</w:t>
+            </w:r>
+          </w:p>
+        </w:tc>
+      </w:tr>
+      <w:tr>
+        <w:trPr>
+          <w:trHeight w:val="165"/>
+        </w:trPr>
+        <w:tc>
+          <w:tcPr>
+            <w:tcW w:w="705" w:type="dxa"/>
+            <w:tcBorders>
+              <w:top w:val="single" w:sz="6" w:space="0" w:color="000000"/>
+              <w:left w:val="single" w:sz="6" w:space="0" w:color="000000"/>
+              <w:bottom w:val="single" w:sz="6" w:space="0" w:color="000000"/>
+              <w:right w:val="single" w:sz="6" w:space="0" w:color="000000"/>
+            </w:tcBorders>
+            <w:shd w:val="clear" w:color="auto" w:fill="D4D4D4"/>
+            <w:tcMar>
+              <w:top w:w="60" w:type="dxa"/>
+              <w:left w:w="60" w:type="dxa"/>
+              <w:bottom w:w="60" w:type="dxa"/>
+              <w:right w:w="60" w:type="dxa"/>
+            </w:tcMar>
+            <w:hideMark/>
+          </w:tcPr>
+          <w:p>
+            <w:pPr>
+              <w:spacing w:after="0" w:line="240" w:lineRule="auto"/>
+              <w:rPr>
+                <w:rFonts w:ascii="Times New Roman" w:eastAsia="Times New Roman" w:hAnsi="Times New Roman" w:cs="Times New Roman"/>
+                <w:kern w:val="0"/>
+                <w:lang w:eastAsia="es-MX"/>
+                <w14:ligatures w14:val="none"/>
+              </w:rPr>
+            </w:pPr>
+            <w:proofErr w:type="spellStart"/>
+            <w:r>
+              <w:rPr>
+                <w:rFonts w:ascii="Helvetica Neue" w:eastAsia="Times New Roman" w:hAnsi="Helvetica Neue" w:cs="Times New Roman"/>
+                <w:b/>
+                <w:bCs/>
+                <w:color w:val="000000"/>
+                <w:kern w:val="0"/>
+                <w:sz w:val="15"/>
+                <w:szCs w:val="15"/>
+                <w:lang w:eastAsia="es-MX"/>
+                <w14:ligatures w14:val="none"/>
+              </w:rPr>
+              <w:t>std</w:t>
+            </w:r>
+            <w:proofErr w:type="spellEnd"/>
+            <w:r>
+              <w:rPr>
+                <w:rFonts w:ascii="Helvetica Neue" w:eastAsia="Times New Roman" w:hAnsi="Helvetica Neue" w:cs="Times New Roman"/>
+                <w:b/>
+                <w:bCs/>
+                <w:color w:val="000000"/>
+                <w:kern w:val="0"/>
+                <w:sz w:val="15"/>
+                <w:szCs w:val="15"/>
+                <w:lang w:eastAsia="es-MX"/>
+                <w14:ligatures w14:val="none"/>
+              </w:rPr>
+              <w:t xml:space="preserve">. </w:t>
+            </w:r>
+            <w:proofErr w:type="spellStart"/>
+            <w:r>
+              <w:rPr>
+                <w:rFonts w:ascii="Helvetica Neue" w:eastAsia="Times New Roman" w:hAnsi="Helvetica Neue" w:cs="Times New Roman"/>
+                <w:b/>
+                <w:bCs/>
+                <w:color w:val="000000"/>
+                <w:kern w:val="0"/>
+                <w:sz w:val="15"/>
+                <w:szCs w:val="15"/>
+                <w:lang w:eastAsia="es-MX"/>
+                <w14:ligatures w14:val="none"/>
+              </w:rPr>
+              <w:t>dev</w:t>
+            </w:r>
+            <w:proofErr w:type="spellEnd"/>
+            <w:r>
+              <w:rPr>
+                <w:rFonts w:ascii="Helvetica Neue" w:eastAsia="Times New Roman" w:hAnsi="Helvetica Neue" w:cs="Times New Roman"/>
+                <w:b/>
+                <w:bCs/>
+                <w:color w:val="000000"/>
+                <w:kern w:val="0"/>
+                <w:sz w:val="15"/>
+                <w:szCs w:val="15"/>
+                <w:lang w:eastAsia="es-MX"/>
+                <w14:ligatures w14:val="none"/>
+              </w:rPr>
+              <w:t>.</w:t>
+            </w:r>
+          </w:p>
+        </w:tc>
+        <w:tc>
+          <w:tcPr>
+            <w:tcW w:w="465" w:type="dxa"/>
+            <w:tcBorders>
+              <w:top w:val="single" w:sz="6" w:space="0" w:color="000000"/>
+              <w:left w:val="single" w:sz="6" w:space="0" w:color="000000"/>
+              <w:bottom w:val="single" w:sz="6" w:space="0" w:color="000000"/>
+              <w:right w:val="single" w:sz="6" w:space="0" w:color="000000"/>
+            </w:tcBorders>
+            <w:tcMar>
+              <w:top w:w="60" w:type="dxa"/>
+              <w:left w:w="60" w:type="dxa"/>
+              <w:bottom w:w="60" w:type="dxa"/>
+              <w:right w:w="60" w:type="dxa"/>
+            </w:tcMar>
+            <w:hideMark/>
+          </w:tcPr>
+          <w:p>
+            <w:pPr>
+              <w:spacing w:after="0" w:line="240" w:lineRule="auto"/>
+              <w:rPr>
+                <w:rFonts w:ascii="Times New Roman" w:eastAsia="Times New Roman" w:hAnsi="Times New Roman" w:cs="Times New Roman"/>
+                <w:kern w:val="0"/>
+                <w:lang w:eastAsia="es-MX"/>
+                <w14:ligatures w14:val="none"/>
+              </w:rPr>
+            </w:pPr>
+            <w:r>
+              <w:rPr>
+                <w:rFonts w:ascii="Helvetica Neue" w:eastAsia="Times New Roman" w:hAnsi="Helvetica Neue" w:cs="Times New Roman"/>
+                <w:color w:val="000000"/>
+                <w:kern w:val="0"/>
+                <w:sz w:val="15"/>
+                <w:szCs w:val="15"/>
+                <w:lang w:eastAsia="es-MX"/>
+                <w14:ligatures w14:val="none"/>
+              </w:rPr>
+              <w:t>70.89</w:t>
+            </w:r>
+          </w:p>
+        </w:tc>
+        <w:tc>
+          <w:tcPr>
+            <w:tcW w:w="930" w:type="dxa"/>
+            <w:tcBorders>
+              <w:top w:val="single" w:sz="6" w:space="0" w:color="000000"/>
+              <w:left w:val="single" w:sz="6" w:space="0" w:color="000000"/>
+              <w:bottom w:val="single" w:sz="6" w:space="0" w:color="000000"/>
+              <w:right w:val="single" w:sz="6" w:space="0" w:color="000000"/>
+            </w:tcBorders>
+            <w:tcMar>
+              <w:top w:w="60" w:type="dxa"/>
+              <w:left w:w="60" w:type="dxa"/>
+              <w:bottom w:w="60" w:type="dxa"/>
+              <w:right w:w="60" w:type="dxa"/>
+            </w:tcMar>
+            <w:hideMark/>
+          </w:tcPr>
+          <w:p>
+            <w:pPr>
+              <w:spacing w:after="0" w:line="240" w:lineRule="auto"/>
+              <w:rPr>
+                <w:rFonts w:ascii="Times New Roman" w:eastAsia="Times New Roman" w:hAnsi="Times New Roman" w:cs="Times New Roman"/>
+                <w:kern w:val="0"/>
+                <w:lang w:eastAsia="es-MX"/>
+                <w14:ligatures w14:val="none"/>
+              </w:rPr>
+            </w:pPr>
+            <w:r>
+              <w:rPr>
+                <w:rFonts w:ascii="Helvetica Neue" w:eastAsia="Times New Roman" w:hAnsi="Helvetica Neue" w:cs="Times New Roman"/>
+                <w:color w:val="000000"/>
+                <w:kern w:val="0"/>
+                <w:sz w:val="15"/>
+                <w:szCs w:val="15"/>
+                <w:lang w:eastAsia="es-MX"/>
+                <w14:ligatures w14:val="none"/>
+              </w:rPr>
+              <w:t>72.36</w:t>
+            </w:r>
+          </w:p>
+        </w:tc>
+        <w:tc>
+          <w:tcPr>
+            <w:tcW w:w="705" w:type="dxa"/>
+            <w:tcBorders>
+              <w:top w:val="single" w:sz="6" w:space="0" w:color="000000"/>
+              <w:left w:val="single" w:sz="6" w:space="0" w:color="000000"/>
+              <w:bottom w:val="single" w:sz="6" w:space="0" w:color="000000"/>
+              <w:right w:val="single" w:sz="6" w:space="0" w:color="000000"/>
+            </w:tcBorders>
+            <w:tcMar>
+              <w:top w:w="60" w:type="dxa"/>
+              <w:left w:w="60" w:type="dxa"/>
+              <w:bottom w:w="60" w:type="dxa"/>
+              <w:right w:w="60" w:type="dxa"/>
+            </w:tcMar>
+            <w:hideMark/>
+          </w:tcPr>
+          <w:p>
+            <w:pPr>
+              <w:spacing w:after="0" w:line="240" w:lineRule="auto"/>
+              <w:rPr>
+                <w:rFonts w:ascii="Times New Roman" w:eastAsia="Times New Roman" w:hAnsi="Times New Roman" w:cs="Times New Roman"/>
+                <w:kern w:val="0"/>
+                <w:lang w:eastAsia="es-MX"/>
+                <w14:ligatures w14:val="none"/>
+              </w:rPr>
+            </w:pPr>
+            <w:r>
+              <w:rPr>
+                <w:rFonts w:ascii="Helvetica Neue" w:eastAsia="Times New Roman" w:hAnsi="Helvetica Neue" w:cs="Times New Roman"/>
+                <w:color w:val="000000"/>
+                <w:kern w:val="0"/>
+                <w:sz w:val="15"/>
+                <w:szCs w:val="15"/>
+                <w:lang w:eastAsia="es-MX"/>
+                <w14:ligatures w14:val="none"/>
+              </w:rPr>
+              <w:t>145728.33</w:t>
+            </w:r>
+          </w:p>
+        </w:tc>
+        <w:tc>
+          <w:tcPr>
+            <w:tcW w:w="705" w:type="dxa"/>
+            <w:tcBorders>
+              <w:top w:val="single" w:sz="6" w:space="0" w:color="000000"/>
+              <w:left w:val="single" w:sz="6" w:space="0" w:color="000000"/>
+              <w:bottom w:val="single" w:sz="6" w:space="0" w:color="000000"/>
+              <w:right w:val="single" w:sz="6" w:space="0" w:color="000000"/>
+            </w:tcBorders>
+            <w:tcMar>
+              <w:top w:w="60" w:type="dxa"/>
+              <w:left w:w="60" w:type="dxa"/>
+              <w:bottom w:w="60" w:type="dxa"/>
+              <w:right w:w="60" w:type="dxa"/>
+            </w:tcMar>
+            <w:hideMark/>
+          </w:tcPr>
+          <w:p>
+            <w:pPr>
+              <w:spacing w:after="0" w:line="240" w:lineRule="auto"/>
+              <w:rPr>
+                <w:rFonts w:ascii="Times New Roman" w:eastAsia="Times New Roman" w:hAnsi="Times New Roman" w:cs="Times New Roman"/>
+                <w:kern w:val="0"/>
+                <w:lang w:eastAsia="es-MX"/>
+                <w14:ligatures w14:val="none"/>
+              </w:rPr>
+            </w:pPr>
+            <w:r>
+              <w:rPr>
+                <w:rFonts w:ascii="Helvetica Neue" w:eastAsia="Times New Roman" w:hAnsi="Helvetica Neue" w:cs="Times New Roman"/>
+                <w:color w:val="000000"/>
+                <w:kern w:val="0"/>
+                <w:sz w:val="15"/>
+                <w:szCs w:val="15"/>
+                <w:lang w:eastAsia="es-MX"/>
+                <w14:ligatures w14:val="none"/>
+              </w:rPr>
+              <w:t>49065.27</w:t>
+            </w:r>
+          </w:p>
+        </w:tc>
+        <w:tc>
+          <w:tcPr>
+            <w:tcW w:w="630" w:type="dxa"/>
+            <w:tcBorders>
+              <w:top w:val="single" w:sz="6" w:space="0" w:color="000000"/>
+              <w:left w:val="single" w:sz="6" w:space="0" w:color="000000"/>
+              <w:bottom w:val="single" w:sz="6" w:space="0" w:color="000000"/>
+              <w:right w:val="single" w:sz="6" w:space="0" w:color="000000"/>
+            </w:tcBorders>
+            <w:tcMar>
+              <w:top w:w="60" w:type="dxa"/>
+              <w:left w:w="60" w:type="dxa"/>
+              <w:bottom w:w="60" w:type="dxa"/>
+              <w:right w:w="60" w:type="dxa"/>
+            </w:tcMar>
+            <w:hideMark/>
+          </w:tcPr>
+          <w:p>
+            <w:pPr>
+              <w:spacing w:after="0" w:line="240" w:lineRule="auto"/>
+              <w:rPr>
+                <w:rFonts w:ascii="Times New Roman" w:eastAsia="Times New Roman" w:hAnsi="Times New Roman" w:cs="Times New Roman"/>
+                <w:kern w:val="0"/>
+                <w:lang w:eastAsia="es-MX"/>
+                <w14:ligatures w14:val="none"/>
+              </w:rPr>
+            </w:pPr>
+            <w:r>
+              <w:rPr>
+                <w:rFonts w:ascii="Helvetica Neue" w:eastAsia="Times New Roman" w:hAnsi="Helvetica Neue" w:cs="Times New Roman"/>
+                <w:color w:val="000000"/>
+                <w:kern w:val="0"/>
+                <w:sz w:val="15"/>
+                <w:szCs w:val="15"/>
+                <w:lang w:eastAsia="es-MX"/>
+                <w14:ligatures w14:val="none"/>
+              </w:rPr>
+              <w:t>5941.56</w:t>
+            </w:r>
+          </w:p>
+        </w:tc>
+      </w:tr>
+      <w:tr>
+        <w:trPr>
+          <w:trHeight w:val="165"/>
+        </w:trPr>
+        <w:tc>
+          <w:tcPr>
+            <w:tcW w:w="705" w:type="dxa"/>
+            <w:tcBorders>
+              <w:top w:val="single" w:sz="6" w:space="0" w:color="000000"/>
+              <w:left w:val="single" w:sz="6" w:space="0" w:color="000000"/>
+              <w:bottom w:val="single" w:sz="6" w:space="0" w:color="000000"/>
+              <w:right w:val="single" w:sz="6" w:space="0" w:color="000000"/>
+            </w:tcBorders>
+            <w:shd w:val="clear" w:color="auto" w:fill="D4D4D4"/>
+            <w:tcMar>
+              <w:top w:w="60" w:type="dxa"/>
+              <w:left w:w="60" w:type="dxa"/>
+              <w:bottom w:w="60" w:type="dxa"/>
+              <w:right w:w="60" w:type="dxa"/>
+            </w:tcMar>
+            <w:hideMark/>
+          </w:tcPr>
+          <w:p>
+            <w:pPr>
+              <w:spacing w:after="0" w:line="240" w:lineRule="auto"/>
+              <w:rPr>
+                <w:rFonts w:ascii="Times New Roman" w:eastAsia="Times New Roman" w:hAnsi="Times New Roman" w:cs="Times New Roman"/>
+                <w:kern w:val="0"/>
+                <w:lang w:eastAsia="es-MX"/>
+                <w14:ligatures w14:val="none"/>
+              </w:rPr>
+            </w:pPr>
+            <w:proofErr w:type="spellStart"/>
+            <w:r>
+              <w:rPr>
+                <w:rFonts w:ascii="Helvetica Neue" w:eastAsia="Times New Roman" w:hAnsi="Helvetica Neue" w:cs="Times New Roman"/>
+                <w:b/>
+                <w:bCs/>
+                <w:color w:val="000000"/>
+                <w:kern w:val="0"/>
+                <w:sz w:val="15"/>
+                <w:szCs w:val="15"/>
+                <w:lang w:eastAsia="es-MX"/>
+                <w14:ligatures w14:val="none"/>
+              </w:rPr>
+              <w:t>minimum</w:t>
+            </w:r>
+            <w:proofErr w:type="spellEnd"/>
+          </w:p>
+        </w:tc>
+        <w:tc>
+          <w:tcPr>
+            <w:tcW w:w="465" w:type="dxa"/>
+            <w:tcBorders>
+              <w:top w:val="single" w:sz="6" w:space="0" w:color="000000"/>
+              <w:left w:val="single" w:sz="6" w:space="0" w:color="000000"/>
+              <w:bottom w:val="single" w:sz="6" w:space="0" w:color="000000"/>
+              <w:right w:val="single" w:sz="6" w:space="0" w:color="000000"/>
+            </w:tcBorders>
+            <w:tcMar>
+              <w:top w:w="60" w:type="dxa"/>
+              <w:left w:w="60" w:type="dxa"/>
+              <w:bottom w:w="60" w:type="dxa"/>
+              <w:right w:w="60" w:type="dxa"/>
+            </w:tcMar>
+            <w:hideMark/>
+          </w:tcPr>
+          <w:p>
+            <w:pPr>
+              <w:spacing w:after="0" w:line="240" w:lineRule="auto"/>
+              <w:rPr>
+                <w:rFonts w:ascii="Times New Roman" w:eastAsia="Times New Roman" w:hAnsi="Times New Roman" w:cs="Times New Roman"/>
+                <w:kern w:val="0"/>
+                <w:lang w:eastAsia="es-MX"/>
+                <w14:ligatures w14:val="none"/>
+              </w:rPr>
+            </w:pPr>
+            <w:r>
+              <w:rPr>
+                <w:rFonts w:ascii="Helvetica Neue" w:eastAsia="Times New Roman" w:hAnsi="Helvetica Neue" w:cs="Times New Roman"/>
+                <w:color w:val="000000"/>
+                <w:kern w:val="0"/>
+                <w:sz w:val="15"/>
+                <w:szCs w:val="15"/>
+                <w:lang w:eastAsia="es-MX"/>
+                <w14:ligatures w14:val="none"/>
+              </w:rPr>
+              <w:t>772</w:t>
+            </w:r>
+          </w:p>
+        </w:tc>
+        <w:tc>
+          <w:tcPr>
+            <w:tcW w:w="930" w:type="dxa"/>
+            <w:tcBorders>
+              <w:top w:val="single" w:sz="6" w:space="0" w:color="000000"/>
+              <w:left w:val="single" w:sz="6" w:space="0" w:color="000000"/>
+              <w:bottom w:val="single" w:sz="6" w:space="0" w:color="000000"/>
+              <w:right w:val="single" w:sz="6" w:space="0" w:color="000000"/>
+            </w:tcBorders>
+            <w:tcMar>
+              <w:top w:w="60" w:type="dxa"/>
+              <w:left w:w="60" w:type="dxa"/>
+              <w:bottom w:w="60" w:type="dxa"/>
+              <w:right w:w="60" w:type="dxa"/>
+            </w:tcMar>
+            <w:hideMark/>
+          </w:tcPr>
+          <w:p>
+            <w:pPr>
+              <w:spacing w:after="0" w:line="240" w:lineRule="auto"/>
+              <w:rPr>
+                <w:rFonts w:ascii="Times New Roman" w:eastAsia="Times New Roman" w:hAnsi="Times New Roman" w:cs="Times New Roman"/>
+                <w:kern w:val="0"/>
+                <w:lang w:eastAsia="es-MX"/>
+                <w14:ligatures w14:val="none"/>
+              </w:rPr>
+            </w:pPr>
+            <w:r>
+              <w:rPr>
+                <w:rFonts w:ascii="Helvetica Neue" w:eastAsia="Times New Roman" w:hAnsi="Helvetica Neue" w:cs="Times New Roman"/>
+                <w:color w:val="000000"/>
+                <w:kern w:val="0"/>
+                <w:sz w:val="15"/>
+                <w:szCs w:val="15"/>
+                <w:lang w:eastAsia="es-MX"/>
+                <w14:ligatures w14:val="none"/>
+              </w:rPr>
+              <w:t>709</w:t>
+            </w:r>
+          </w:p>
+        </w:tc>
+        <w:tc>
+          <w:tcPr>
+            <w:tcW w:w="705" w:type="dxa"/>
+            <w:tcBorders>
+              <w:top w:val="single" w:sz="6" w:space="0" w:color="000000"/>
+              <w:left w:val="single" w:sz="6" w:space="0" w:color="000000"/>
+              <w:bottom w:val="single" w:sz="6" w:space="0" w:color="000000"/>
+              <w:right w:val="single" w:sz="6" w:space="0" w:color="000000"/>
+            </w:tcBorders>
+            <w:tcMar>
+              <w:top w:w="60" w:type="dxa"/>
+              <w:left w:w="60" w:type="dxa"/>
+              <w:bottom w:w="60" w:type="dxa"/>
+              <w:right w:w="60" w:type="dxa"/>
+            </w:tcMar>
+            <w:hideMark/>
+          </w:tcPr>
+          <w:p>
+            <w:pPr>
+              <w:spacing w:after="0" w:line="240" w:lineRule="auto"/>
+              <w:rPr>
+                <w:rFonts w:ascii="Times New Roman" w:eastAsia="Times New Roman" w:hAnsi="Times New Roman" w:cs="Times New Roman"/>
+                <w:kern w:val="0"/>
+                <w:lang w:eastAsia="es-MX"/>
+                <w14:ligatures w14:val="none"/>
+              </w:rPr>
+            </w:pPr>
+            <w:r>
+              <w:rPr>
+                <w:rFonts w:ascii="Helvetica Neue" w:eastAsia="Times New Roman" w:hAnsi="Helvetica Neue" w:cs="Times New Roman"/>
+                <w:color w:val="000000"/>
+                <w:kern w:val="0"/>
+                <w:sz w:val="15"/>
+                <w:szCs w:val="15"/>
+                <w:lang w:eastAsia="es-MX"/>
+                <w14:ligatures w14:val="none"/>
+              </w:rPr>
+              <w:t>133966.9</w:t>
+            </w:r>
+          </w:p>
+        </w:tc>
+        <w:tc>
+          <w:tcPr>
+            <w:tcW w:w="705" w:type="dxa"/>
+            <w:tcBorders>
+              <w:top w:val="single" w:sz="6" w:space="0" w:color="000000"/>
+              <w:left w:val="single" w:sz="6" w:space="0" w:color="000000"/>
+              <w:bottom w:val="single" w:sz="6" w:space="0" w:color="000000"/>
+              <w:right w:val="single" w:sz="6" w:space="0" w:color="000000"/>
+            </w:tcBorders>
+            <w:tcMar>
+              <w:top w:w="60" w:type="dxa"/>
+              <w:left w:w="60" w:type="dxa"/>
+              <w:bottom w:w="60" w:type="dxa"/>
+              <w:right w:w="60" w:type="dxa"/>
+            </w:tcMar>
+            <w:hideMark/>
+          </w:tcPr>
+          <w:p>
+            <w:pPr>
+              <w:spacing w:after="0" w:line="240" w:lineRule="auto"/>
+              <w:rPr>
+                <w:rFonts w:ascii="Times New Roman" w:eastAsia="Times New Roman" w:hAnsi="Times New Roman" w:cs="Times New Roman"/>
+                <w:kern w:val="0"/>
+                <w:lang w:eastAsia="es-MX"/>
+                <w14:ligatures w14:val="none"/>
+              </w:rPr>
+            </w:pPr>
+            <w:r>
+              <w:rPr>
+                <w:rFonts w:ascii="Helvetica Neue" w:eastAsia="Times New Roman" w:hAnsi="Helvetica Neue" w:cs="Times New Roman"/>
+                <w:color w:val="000000"/>
+                <w:kern w:val="0"/>
+                <w:sz w:val="15"/>
+                <w:szCs w:val="15"/>
+                <w:lang w:eastAsia="es-MX"/>
+                <w14:ligatures w14:val="none"/>
+              </w:rPr>
+              <w:t>32825.3</w:t>
+            </w:r>
+          </w:p>
+        </w:tc>
+        <w:tc>
+          <w:tcPr>
+            <w:tcW w:w="630" w:type="dxa"/>
+            <w:tcBorders>
+              <w:top w:val="single" w:sz="6" w:space="0" w:color="000000"/>
+              <w:left w:val="single" w:sz="6" w:space="0" w:color="000000"/>
+              <w:bottom w:val="single" w:sz="6" w:space="0" w:color="000000"/>
+              <w:right w:val="single" w:sz="6" w:space="0" w:color="000000"/>
+            </w:tcBorders>
+            <w:tcMar>
+              <w:top w:w="60" w:type="dxa"/>
+              <w:left w:w="60" w:type="dxa"/>
+              <w:bottom w:w="60" w:type="dxa"/>
+              <w:right w:w="60" w:type="dxa"/>
+            </w:tcMar>
+            <w:hideMark/>
+          </w:tcPr>
+          <w:p>
+            <w:pPr>
+              <w:spacing w:after="0" w:line="240" w:lineRule="auto"/>
+              <w:rPr>
+                <w:rFonts w:ascii="Times New Roman" w:eastAsia="Times New Roman" w:hAnsi="Times New Roman" w:cs="Times New Roman"/>
+                <w:kern w:val="0"/>
+                <w:lang w:eastAsia="es-MX"/>
+                <w14:ligatures w14:val="none"/>
+              </w:rPr>
+            </w:pPr>
+            <w:r>
+              <w:rPr>
+                <w:rFonts w:ascii="Helvetica Neue" w:eastAsia="Times New Roman" w:hAnsi="Helvetica Neue" w:cs="Times New Roman"/>
+                <w:color w:val="000000"/>
+                <w:kern w:val="0"/>
+                <w:sz w:val="15"/>
+                <w:szCs w:val="15"/>
+                <w:lang w:eastAsia="es-MX"/>
+                <w14:ligatures w14:val="none"/>
+              </w:rPr>
+              <w:t>3825.75</w:t>
+            </w:r>
+          </w:p>
+        </w:tc>
+      </w:tr>
+      <w:tr>
+        <w:trPr>
+          <w:trHeight w:val="165"/>
+        </w:trPr>
+        <w:tc>
+          <w:tcPr>
+            <w:tcW w:w="705" w:type="dxa"/>
+            <w:tcBorders>
+              <w:top w:val="single" w:sz="6" w:space="0" w:color="000000"/>
+              <w:left w:val="single" w:sz="6" w:space="0" w:color="000000"/>
+              <w:bottom w:val="single" w:sz="6" w:space="0" w:color="000000"/>
+              <w:right w:val="single" w:sz="6" w:space="0" w:color="000000"/>
+            </w:tcBorders>
+            <w:shd w:val="clear" w:color="auto" w:fill="D4D4D4"/>
+            <w:tcMar>
+              <w:top w:w="60" w:type="dxa"/>
+              <w:left w:w="60" w:type="dxa"/>
+              <w:bottom w:w="60" w:type="dxa"/>
+              <w:right w:w="60" w:type="dxa"/>
+            </w:tcMar>
+            <w:hideMark/>
+          </w:tcPr>
+          <w:p>
+            <w:pPr>
+              <w:spacing w:after="0" w:line="240" w:lineRule="auto"/>
+              <w:rPr>
+                <w:rFonts w:ascii="Times New Roman" w:eastAsia="Times New Roman" w:hAnsi="Times New Roman" w:cs="Times New Roman"/>
+                <w:kern w:val="0"/>
+                <w:lang w:eastAsia="es-MX"/>
+                <w14:ligatures w14:val="none"/>
+              </w:rPr>
+            </w:pPr>
+            <w:proofErr w:type="spellStart"/>
+            <w:r>
+              <w:rPr>
+                <w:rFonts w:ascii="Helvetica Neue" w:eastAsia="Times New Roman" w:hAnsi="Helvetica Neue" w:cs="Times New Roman"/>
+                <w:b/>
+                <w:bCs/>
+                <w:color w:val="000000"/>
+                <w:kern w:val="0"/>
+                <w:sz w:val="15"/>
+                <w:szCs w:val="15"/>
+                <w:lang w:eastAsia="es-MX"/>
+                <w14:ligatures w14:val="none"/>
+              </w:rPr>
+              <w:t>maximum</w:t>
+            </w:r>
+            <w:proofErr w:type="spellEnd"/>
+          </w:p>
+        </w:tc>
+        <w:tc>
+          <w:tcPr>
+            <w:tcW w:w="465" w:type="dxa"/>
+            <w:tcBorders>
+              <w:top w:val="single" w:sz="6" w:space="0" w:color="000000"/>
+              <w:left w:val="single" w:sz="6" w:space="0" w:color="000000"/>
+              <w:bottom w:val="single" w:sz="6" w:space="0" w:color="000000"/>
+              <w:right w:val="single" w:sz="6" w:space="0" w:color="000000"/>
+            </w:tcBorders>
+            <w:tcMar>
+              <w:top w:w="60" w:type="dxa"/>
+              <w:left w:w="60" w:type="dxa"/>
+              <w:bottom w:w="60" w:type="dxa"/>
+              <w:right w:w="60" w:type="dxa"/>
+            </w:tcMar>
+            <w:hideMark/>
+          </w:tcPr>
+          <w:p>
+            <w:pPr>
+              <w:spacing w:after="0" w:line="240" w:lineRule="auto"/>
+              <w:rPr>
+                <w:rFonts w:ascii="Times New Roman" w:eastAsia="Times New Roman" w:hAnsi="Times New Roman" w:cs="Times New Roman"/>
+                <w:kern w:val="0"/>
+                <w:lang w:eastAsia="es-MX"/>
+                <w14:ligatures w14:val="none"/>
+              </w:rPr>
+            </w:pPr>
+            <w:r>
+              <w:rPr>
+                <w:rFonts w:ascii="Helvetica Neue" w:eastAsia="Times New Roman" w:hAnsi="Helvetica Neue" w:cs="Times New Roman"/>
+                <w:color w:val="000000"/>
+                <w:kern w:val="0"/>
+                <w:sz w:val="15"/>
+                <w:szCs w:val="15"/>
+                <w:lang w:eastAsia="es-MX"/>
+                <w14:ligatures w14:val="none"/>
+              </w:rPr>
+              <w:t>963</w:t>
+            </w:r>
+          </w:p>
+        </w:tc>
+        <w:tc>
+          <w:tcPr>
+            <w:tcW w:w="930" w:type="dxa"/>
+            <w:tcBorders>
+              <w:top w:val="single" w:sz="6" w:space="0" w:color="000000"/>
+              <w:left w:val="single" w:sz="6" w:space="0" w:color="000000"/>
+              <w:bottom w:val="single" w:sz="6" w:space="0" w:color="000000"/>
+              <w:right w:val="single" w:sz="6" w:space="0" w:color="000000"/>
+            </w:tcBorders>
+            <w:tcMar>
+              <w:top w:w="60" w:type="dxa"/>
+              <w:left w:w="60" w:type="dxa"/>
+              <w:bottom w:w="60" w:type="dxa"/>
+              <w:right w:w="60" w:type="dxa"/>
+            </w:tcMar>
+            <w:hideMark/>
+          </w:tcPr>
+          <w:p>
+            <w:pPr>
+              <w:spacing w:after="0" w:line="240" w:lineRule="auto"/>
+              <w:rPr>
+                <w:rFonts w:ascii="Times New Roman" w:eastAsia="Times New Roman" w:hAnsi="Times New Roman" w:cs="Times New Roman"/>
+                <w:kern w:val="0"/>
+                <w:lang w:eastAsia="es-MX"/>
+                <w14:ligatures w14:val="none"/>
+              </w:rPr>
+            </w:pPr>
+            <w:r>
+              <w:rPr>
+                <w:rFonts w:ascii="Helvetica Neue" w:eastAsia="Times New Roman" w:hAnsi="Helvetica Neue" w:cs="Times New Roman"/>
+                <w:color w:val="000000"/>
+                <w:kern w:val="0"/>
+                <w:sz w:val="15"/>
+                <w:szCs w:val="15"/>
+                <w:lang w:eastAsia="es-MX"/>
+                <w14:ligatures w14:val="none"/>
+              </w:rPr>
+              <w:t>912</w:t>
+            </w:r>
+          </w:p>
+        </w:tc>
+        <w:tc>
+          <w:tcPr>
+            <w:tcW w:w="705" w:type="dxa"/>
+            <w:tcBorders>
+              <w:top w:val="single" w:sz="6" w:space="0" w:color="000000"/>
+              <w:left w:val="single" w:sz="6" w:space="0" w:color="000000"/>
+              <w:bottom w:val="single" w:sz="6" w:space="0" w:color="000000"/>
+              <w:right w:val="single" w:sz="6" w:space="0" w:color="000000"/>
+            </w:tcBorders>
+            <w:tcMar>
+              <w:top w:w="60" w:type="dxa"/>
+              <w:left w:w="60" w:type="dxa"/>
+              <w:bottom w:w="60" w:type="dxa"/>
+              <w:right w:w="60" w:type="dxa"/>
+            </w:tcMar>
+            <w:hideMark/>
+          </w:tcPr>
+          <w:p>
+            <w:pPr>
+              <w:spacing w:after="0" w:line="240" w:lineRule="auto"/>
+              <w:rPr>
+                <w:rFonts w:ascii="Times New Roman" w:eastAsia="Times New Roman" w:hAnsi="Times New Roman" w:cs="Times New Roman"/>
+                <w:kern w:val="0"/>
+                <w:lang w:eastAsia="es-MX"/>
+                <w14:ligatures w14:val="none"/>
+              </w:rPr>
+            </w:pPr>
+            <w:r>
+              <w:rPr>
+                <w:rFonts w:ascii="Helvetica Neue" w:eastAsia="Times New Roman" w:hAnsi="Helvetica Neue" w:cs="Times New Roman"/>
+                <w:color w:val="000000"/>
+                <w:kern w:val="0"/>
+                <w:sz w:val="15"/>
+                <w:szCs w:val="15"/>
+                <w:lang w:eastAsia="es-MX"/>
+                <w14:ligatures w14:val="none"/>
+              </w:rPr>
+              <w:t>615950.17</w:t>
+            </w:r>
+          </w:p>
+        </w:tc>
+        <w:tc>
+          <w:tcPr>
+            <w:tcW w:w="705" w:type="dxa"/>
+            <w:tcBorders>
+              <w:top w:val="single" w:sz="6" w:space="0" w:color="000000"/>
+              <w:left w:val="single" w:sz="6" w:space="0" w:color="000000"/>
+              <w:bottom w:val="single" w:sz="6" w:space="0" w:color="000000"/>
+              <w:right w:val="single" w:sz="6" w:space="0" w:color="000000"/>
+            </w:tcBorders>
+            <w:tcMar>
+              <w:top w:w="60" w:type="dxa"/>
+              <w:left w:w="60" w:type="dxa"/>
+              <w:bottom w:w="60" w:type="dxa"/>
+              <w:right w:w="60" w:type="dxa"/>
+            </w:tcMar>
+            <w:hideMark/>
+          </w:tcPr>
+          <w:p>
+            <w:pPr>
+              <w:spacing w:after="0" w:line="240" w:lineRule="auto"/>
+              <w:rPr>
+                <w:rFonts w:ascii="Times New Roman" w:eastAsia="Times New Roman" w:hAnsi="Times New Roman" w:cs="Times New Roman"/>
+                <w:kern w:val="0"/>
+                <w:lang w:eastAsia="es-MX"/>
+                <w14:ligatures w14:val="none"/>
+              </w:rPr>
+            </w:pPr>
+            <w:r>
+              <w:rPr>
+                <w:rFonts w:ascii="Helvetica Neue" w:eastAsia="Times New Roman" w:hAnsi="Helvetica Neue" w:cs="Times New Roman"/>
+                <w:color w:val="000000"/>
+                <w:kern w:val="0"/>
+                <w:sz w:val="15"/>
+                <w:szCs w:val="15"/>
+                <w:lang w:eastAsia="es-MX"/>
+                <w14:ligatures w14:val="none"/>
+              </w:rPr>
+              <w:t>206441.2</w:t>
+            </w:r>
+          </w:p>
+        </w:tc>
+        <w:tc>
+          <w:tcPr>
+            <w:tcW w:w="630" w:type="dxa"/>
+            <w:tcBorders>
+              <w:top w:val="single" w:sz="6" w:space="0" w:color="000000"/>
+              <w:left w:val="single" w:sz="6" w:space="0" w:color="000000"/>
+              <w:bottom w:val="single" w:sz="6" w:space="0" w:color="000000"/>
+              <w:right w:val="single" w:sz="6" w:space="0" w:color="000000"/>
+            </w:tcBorders>
+            <w:tcMar>
+              <w:top w:w="60" w:type="dxa"/>
+              <w:left w:w="60" w:type="dxa"/>
+              <w:bottom w:w="60" w:type="dxa"/>
+              <w:right w:w="60" w:type="dxa"/>
+            </w:tcMar>
+            <w:hideMark/>
+          </w:tcPr>
+          <w:p>
+            <w:pPr>
+              <w:spacing w:after="0" w:line="240" w:lineRule="auto"/>
+              <w:rPr>
+                <w:rFonts w:ascii="Times New Roman" w:eastAsia="Times New Roman" w:hAnsi="Times New Roman" w:cs="Times New Roman"/>
+                <w:kern w:val="0"/>
+                <w:lang w:eastAsia="es-MX"/>
+                <w14:ligatures w14:val="none"/>
+              </w:rPr>
+            </w:pPr>
+            <w:r>
+              <w:rPr>
+                <w:rFonts w:ascii="Helvetica Neue" w:eastAsia="Times New Roman" w:hAnsi="Helvetica Neue" w:cs="Times New Roman"/>
+                <w:color w:val="000000"/>
+                <w:kern w:val="0"/>
+                <w:sz w:val="15"/>
+                <w:szCs w:val="15"/>
+                <w:lang w:eastAsia="es-MX"/>
+                <w14:ligatures w14:val="none"/>
+              </w:rPr>
+              <w:t>23761.61</w:t>
+            </w:r>
+          </w:p>
+        </w:tc>
+      </w:tr>
+    </w:tbl>
+    <w:p>
+      <w:pPr>
+        <w:rPr>
+          <w:rFonts w:ascii="Times New Roman" w:hAnsi="Times New Roman" w:cs="Times New Roman"/>
+        </w:rPr>
+      </w:pPr>
     </w:p>
     <w:p>
       <w:pPr>
@@ -2030,11 +6951,44 @@
         </w:numPr>
         <w:rPr>
           <w:rFonts w:ascii="Times New Roman" w:hAnsi="Times New Roman" w:cs="Times New Roman"/>
+          <w:highlight w:val="yellow"/>
         </w:rPr>
       </w:pPr>
       <w:r>
         <w:rPr>
           <w:rFonts w:ascii="Times New Roman" w:hAnsi="Times New Roman" w:cs="Times New Roman"/>
+          <w:highlight w:val="yellow"/>
+        </w:rPr>
+        <w:t xml:space="preserve">Tabla promedio periodos </w:t>
+      </w:r>
+    </w:p>
+    <w:p>
+      <w:pPr>
+        <w:pStyle w:val="Prrafodelista"/>
+        <w:rPr>
+          <w:rFonts w:ascii="Times New Roman" w:hAnsi="Times New Roman" w:cs="Times New Roman"/>
+          <w:highlight w:val="yellow"/>
+        </w:rPr>
+      </w:pPr>
+    </w:p>
+    <w:p>
+      <w:pPr>
+        <w:pStyle w:val="Prrafodelista"/>
+        <w:numPr>
+          <w:ilvl w:val="0"/>
+          <w:numId w:val="2"/>
+        </w:numPr>
+        <w:rPr>
+          <w:rFonts w:ascii="Times New Roman" w:hAnsi="Times New Roman" w:cs="Times New Roman"/>
+          <w:b/>
+          <w:bCs/>
+        </w:rPr>
+      </w:pPr>
+      <w:r>
+        <w:rPr>
+          <w:rFonts w:ascii="Times New Roman" w:hAnsi="Times New Roman" w:cs="Times New Roman"/>
+          <w:b/>
+          <w:bCs/>
         </w:rPr>
         <w:t>Análisis resultados descriptivos</w:t>
       </w:r>
@@ -2042,7 +6996,7 @@
     <w:p>
       <w:pPr>
         <w:pStyle w:val="paragraph"/>
-        <w:spacing w:before="0" w:beforeAutospacing="0" w:after="0" w:afterAutospacing="0"/>
+        <w:spacing w:before="0" w:beforeAutospacing="0" w:after="0" w:afterAutospacing="0" w:line="276" w:lineRule="auto"/>
         <w:jc w:val="both"/>
         <w:textAlignment w:val="baseline"/>
         <w:rPr>
@@ -2057,7 +7011,16 @@
           <w:rFonts w:eastAsiaTheme="majorEastAsia"/>
           <w:lang w:val="es-ES"/>
         </w:rPr>
-        <w:t>El análisis descriptivo de las variables visitas, visitas únicas, ingresos, utilidad y libras vendidas muestra cambios importantes a lo largo de los cuatro periodos analizados. En el periodo inicial, el sitio web presenta niveles relativamente altos de tráfico, con un promedio de 1.055 visitas y 976 visitas únicas, acompañado también por los niveles más altos de ingresos promedio ($608.250) y utilidad promedio ($200.233). Sin embargo, en el periodo pre-promoción se observa una disminución considerable en el tráfico del sitio, con promedios de 563 visitas y 517 visitas únicas, mientras que los ingresos y las libras vendidas se mantienen relativamente estables en comparación con el periodo inicial. Durante el periodo de promoción, el tráfico del sitio aumenta significativamente, alcanzando promedios de 1.814 visitas y 1.739 visitas únicas, lo que coincide con el envío de la campaña promocional. No obstante, a pesar del aumento del tráfico, los ingresos promedio ($456.399) y la utilidad ($131.930) no muestran un incremento proporcional. Finalmente, en el periodo post-promoción, el tráfico vuelve a disminuir considerablemente, registrando niveles incluso menores que en periodos anteriores, con promedios de 372 visitas y 111 visitas únicas, junto con reducciones adicionales en ingresos, utilidades y libras vendidas.</w:t>
+        <w:t xml:space="preserve">El análisis descriptivo de las variables visitas, visitas únicas, ingresos, utilidad y libras vendidas muestra cambios importantes a lo largo de los cuatro periodos analizados. En el periodo inicial, el sitio web presenta niveles relativamente altos de tráfico, con un promedio de 1.055 visitas y 976 visitas únicas, acompañado también por los niveles más altos de ingresos promedio ($608.250) y utilidad promedio ($200.233). Sin embargo, en el periodo pre-promoción se observa una disminución considerable en el tráfico del sitio, con promedios de 563 visitas y 517 visitas únicas, mientras que los ingresos y las libras vendidas se mantienen relativamente estables en comparación con el periodo inicial. Durante el periodo de promoción, el tráfico del sitio aumenta significativamente, alcanzando promedios de 1.814 visitas y 1.739 visitas únicas, lo que coincide con el envío de la campaña promocional. No obstante, a pesar del aumento del tráfico, los ingresos </w:t>
+      </w:r>
+      <w:r>
+        <w:rPr>
+          <w:rStyle w:val="normaltextrun"/>
+          <w:rFonts w:eastAsiaTheme="majorEastAsia"/>
+          <w:lang w:val="es-ES"/>
+        </w:rPr>
+        <w:lastRenderedPageBreak/>
+        <w:t>promedio ($456.399) y la utilidad ($131.930) no muestran un incremento proporcional. Finalmente, en el periodo post-promoción, el tráfico vuelve a disminuir considerablemente, registrando niveles incluso menores que en periodos anteriores, con promedios de 372 visitas y 111 visitas únicas, junto con reducciones adicionales en ingresos, utilidades y libras vendidas.</w:t>
       </w:r>
       <w:r>
         <w:rPr>
@@ -2070,7 +7033,7 @@
     <w:p>
       <w:pPr>
         <w:pStyle w:val="paragraph"/>
-        <w:spacing w:before="0" w:beforeAutospacing="0" w:after="0" w:afterAutospacing="0"/>
+        <w:spacing w:before="0" w:beforeAutospacing="0" w:after="0" w:afterAutospacing="0" w:line="276" w:lineRule="auto"/>
         <w:jc w:val="both"/>
         <w:textAlignment w:val="baseline"/>
         <w:rPr>
@@ -2083,7 +7046,7 @@
     <w:p>
       <w:pPr>
         <w:pStyle w:val="paragraph"/>
-        <w:spacing w:before="0" w:beforeAutospacing="0" w:after="0" w:afterAutospacing="0"/>
+        <w:spacing w:before="0" w:beforeAutospacing="0" w:after="0" w:afterAutospacing="0" w:line="276" w:lineRule="auto"/>
         <w:jc w:val="both"/>
         <w:textAlignment w:val="baseline"/>
         <w:rPr>
@@ -2119,10 +7082,309 @@
     </w:p>
     <w:p>
       <w:pPr>
+        <w:pStyle w:val="Prrafodelista"/>
+        <w:numPr>
+          <w:ilvl w:val="0"/>
+          <w:numId w:val="2"/>
+        </w:numPr>
         <w:rPr>
           <w:rFonts w:ascii="Times New Roman" w:hAnsi="Times New Roman" w:cs="Times New Roman"/>
+          <w:b/>
+          <w:bCs/>
         </w:rPr>
       </w:pPr>
+      <w:proofErr w:type="spellStart"/>
+      <w:r>
+        <w:rPr>
+          <w:rFonts w:ascii="Times New Roman" w:hAnsi="Times New Roman" w:cs="Times New Roman"/>
+          <w:b/>
+          <w:bCs/>
+        </w:rPr>
+        <w:t>Scatter</w:t>
+      </w:r>
+      <w:proofErr w:type="spellEnd"/>
+      <w:r>
+        <w:rPr>
+          <w:rFonts w:ascii="Times New Roman" w:hAnsi="Times New Roman" w:cs="Times New Roman"/>
+          <w:b/>
+          <w:bCs/>
+        </w:rPr>
+        <w:t xml:space="preserve"> Plot</w:t>
+      </w:r>
+      <w:proofErr w:type="spellStart"/>
+      <w:r>
+        <w:rPr>
+          <w:rFonts w:ascii="Times New Roman" w:hAnsi="Times New Roman" w:cs="Times New Roman"/>
+          <w:b/>
+          <w:bCs/>
+        </w:rPr>
+        <w:t>s</w:t>
+      </w:r>
+      <w:proofErr w:type="spellEnd"/>
+    </w:p>
+    <w:p>
+      <w:pPr>
+        <w:rPr>
+          <w:rFonts w:ascii="Times New Roman" w:hAnsi="Times New Roman" w:cs="Times New Roman"/>
+        </w:rPr>
+      </w:pPr>
+      <w:r>
+        <w:rPr>
+          <w:noProof/>
+        </w:rPr>
+        <w:drawing>
+          <wp:inline distT="0" distB="0" distL="0" distR="0" wp14:anchorId="1F0E1D16" wp14:editId="5B62FAFC">
+            <wp:extent cx="3665855" cy="2849245"/>
+            <wp:effectExtent l="0" t="0" r="3175" b="0"/>
+            <wp:docPr id="252849295" name="Imagen 1"/>
+            <wp:cNvGraphicFramePr>
+              <a:graphicFrameLocks xmlns:a="http://schemas.openxmlformats.org/drawingml/2006/main" noChangeAspect="1"/>
+            </wp:cNvGraphicFramePr>
+            <a:graphic xmlns:a="http://schemas.openxmlformats.org/drawingml/2006/main">
+              <a:graphicData uri="http://schemas.openxmlformats.org/drawingml/2006/picture">
+                <pic:pic xmlns:pic="http://schemas.openxmlformats.org/drawingml/2006/picture">
+                  <pic:nvPicPr>
+                    <pic:cNvPr id="0" name="Picture 1"/>
+                    <pic:cNvPicPr>
+                      <a:picLocks noChangeAspect="1" noChangeArrowheads="1"/>
+                    </pic:cNvPicPr>
+                  </pic:nvPicPr>
+                  <pic:blipFill>
+                    <a:blip r:embed="rId8">
+                      <a:extLst>
+                        <a:ext uri="{28A0092B-C50C-407E-A947-70E740481C1C}">
+                          <a14:useLocalDpi xmlns:a14="http://schemas.microsoft.com/office/drawing/2010/main" val="0"/>
+                        </a:ext>
+                      </a:extLst>
+                    </a:blip>
+                    <a:srcRect/>
+                    <a:stretch>
+                      <a:fillRect/>
+                    </a:stretch>
+                  </pic:blipFill>
+                  <pic:spPr bwMode="auto">
+                    <a:xfrm>
+                      <a:off x="0" y="0"/>
+                      <a:ext cx="3665855" cy="2849245"/>
+                    </a:xfrm>
+                    <a:prstGeom prst="rect">
+                      <a:avLst/>
+                    </a:prstGeom>
+                    <a:noFill/>
+                    <a:ln>
+                      <a:noFill/>
+                    </a:ln>
+                  </pic:spPr>
+                </pic:pic>
+              </a:graphicData>
+            </a:graphic>
+          </wp:inline>
+        </w:drawing>
+      </w:r>
+    </w:p>
+    <w:p>
+      <w:pPr>
+        <w:rPr>
+          <w:rStyle w:val="eop"/>
+          <w:rFonts w:ascii="Times New Roman" w:hAnsi="Times New Roman" w:cs="Times New Roman"/>
+          <w:color w:val="000000"/>
+          <w:bdr w:val="none" w:sz="0" w:space="0" w:color="auto" w:frame="1"/>
+          <w:shd w:val="clear" w:color="auto" w:fill="C6C6C6"/>
+        </w:rPr>
+      </w:pPr>
+      <w:r>
+        <w:rPr>
+          <w:rStyle w:val="normaltextrun"/>
+          <w:rFonts w:ascii="Times New Roman" w:hAnsi="Times New Roman" w:cs="Times New Roman"/>
+          <w:color w:val="000000"/>
+          <w:shd w:val="clear" w:color="auto" w:fill="FFFFFF"/>
+          <w:lang w:val="es-ES"/>
+        </w:rPr>
+        <w:t>Correlación: 0.8689297</w:t>
+      </w:r>
+      <w:r>
+        <w:rPr>
+          <w:rStyle w:val="eop"/>
+          <w:rFonts w:ascii="Times New Roman" w:hAnsi="Times New Roman" w:cs="Times New Roman"/>
+          <w:color w:val="000000"/>
+          <w:bdr w:val="none" w:sz="0" w:space="0" w:color="auto" w:frame="1"/>
+          <w:shd w:val="clear" w:color="auto" w:fill="C6C6C6"/>
+        </w:rPr>
+        <w:t> </w:t>
+      </w:r>
+    </w:p>
+    <w:p>
+      <w:pPr>
+        <w:rPr>
+          <w:rStyle w:val="eop"/>
+          <w:rFonts w:ascii="Times New Roman" w:hAnsi="Times New Roman" w:cs="Times New Roman"/>
+          <w:color w:val="000000"/>
+          <w:bdr w:val="none" w:sz="0" w:space="0" w:color="auto" w:frame="1"/>
+          <w:shd w:val="clear" w:color="auto" w:fill="C6C6C6"/>
+        </w:rPr>
+      </w:pPr>
+    </w:p>
+    <w:p>
+      <w:pPr>
+        <w:rPr>
+          <w:rStyle w:val="eop"/>
+          <w:rFonts w:ascii="Times New Roman" w:hAnsi="Times New Roman" w:cs="Times New Roman"/>
+          <w:color w:val="000000"/>
+          <w:bdr w:val="none" w:sz="0" w:space="0" w:color="auto" w:frame="1"/>
+          <w:shd w:val="clear" w:color="auto" w:fill="C6C6C6"/>
+        </w:rPr>
+      </w:pPr>
+    </w:p>
+    <w:p>
+      <w:pPr>
+        <w:rPr>
+          <w:rStyle w:val="eop"/>
+          <w:rFonts w:ascii="Times New Roman" w:hAnsi="Times New Roman" w:cs="Times New Roman"/>
+          <w:color w:val="000000"/>
+          <w:bdr w:val="none" w:sz="0" w:space="0" w:color="auto" w:frame="1"/>
+          <w:shd w:val="clear" w:color="auto" w:fill="C6C6C6"/>
+        </w:rPr>
+      </w:pPr>
+    </w:p>
+    <w:p>
+      <w:pPr>
+        <w:rPr>
+          <w:rStyle w:val="eop"/>
+          <w:rFonts w:ascii="Times New Roman" w:hAnsi="Times New Roman" w:cs="Times New Roman"/>
+          <w:color w:val="000000"/>
+          <w:bdr w:val="none" w:sz="0" w:space="0" w:color="auto" w:frame="1"/>
+          <w:shd w:val="clear" w:color="auto" w:fill="C6C6C6"/>
+        </w:rPr>
+      </w:pPr>
+    </w:p>
+    <w:p>
+      <w:pPr>
+        <w:rPr>
+          <w:rStyle w:val="eop"/>
+          <w:rFonts w:ascii="Times New Roman" w:hAnsi="Times New Roman" w:cs="Times New Roman"/>
+          <w:color w:val="000000"/>
+          <w:bdr w:val="none" w:sz="0" w:space="0" w:color="auto" w:frame="1"/>
+          <w:shd w:val="clear" w:color="auto" w:fill="C6C6C6"/>
+        </w:rPr>
+      </w:pPr>
+    </w:p>
+    <w:p>
+      <w:pPr>
+        <w:pStyle w:val="Prrafodelista"/>
+        <w:numPr>
+          <w:ilvl w:val="0"/>
+          <w:numId w:val="2"/>
+        </w:numPr>
+        <w:rPr>
+          <w:rFonts w:ascii="Times New Roman" w:hAnsi="Times New Roman" w:cs="Times New Roman"/>
+          <w:b/>
+          <w:bCs/>
+        </w:rPr>
+      </w:pPr>
+      <w:proofErr w:type="spellStart"/>
+      <w:r>
+        <w:rPr>
+          <w:rFonts w:ascii="Times New Roman" w:hAnsi="Times New Roman" w:cs="Times New Roman"/>
+          <w:b/>
+          <w:bCs/>
+        </w:rPr>
+        <w:lastRenderedPageBreak/>
+        <w:t>Scatter</w:t>
+      </w:r>
+      <w:proofErr w:type="spellEnd"/>
+      <w:r>
+        <w:rPr>
+          <w:rFonts w:ascii="Times New Roman" w:hAnsi="Times New Roman" w:cs="Times New Roman"/>
+          <w:b/>
+          <w:bCs/>
+        </w:rPr>
+        <w:t xml:space="preserve"> </w:t>
+      </w:r>
+      <w:proofErr w:type="spellStart"/>
+      <w:r>
+        <w:rPr>
+          <w:rFonts w:ascii="Times New Roman" w:hAnsi="Times New Roman" w:cs="Times New Roman"/>
+          <w:b/>
+          <w:bCs/>
+        </w:rPr>
+        <w:t>Plot</w:t>
+      </w:r>
+      <w:proofErr w:type="spellEnd"/>
+    </w:p>
+    <w:p>
+      <w:pPr>
+        <w:ind w:left="360"/>
+        <w:rPr>
+          <w:rFonts w:ascii="Times New Roman" w:hAnsi="Times New Roman" w:cs="Times New Roman"/>
+        </w:rPr>
+      </w:pPr>
+      <w:r>
+        <w:rPr>
+          <w:noProof/>
+        </w:rPr>
+        <w:drawing>
+          <wp:inline distT="0" distB="0" distL="0" distR="0" wp14:anchorId="570B94EE" wp14:editId="63213EFA">
+            <wp:extent cx="3737539" cy="2898321"/>
+            <wp:effectExtent l="0" t="0" r="0" b="0"/>
+            <wp:docPr id="15167730" name="Imagen 2"/>
+            <wp:cNvGraphicFramePr>
+              <a:graphicFrameLocks xmlns:a="http://schemas.openxmlformats.org/drawingml/2006/main" noChangeAspect="1"/>
+            </wp:cNvGraphicFramePr>
+            <a:graphic xmlns:a="http://schemas.openxmlformats.org/drawingml/2006/main">
+              <a:graphicData uri="http://schemas.openxmlformats.org/drawingml/2006/picture">
+                <pic:pic xmlns:pic="http://schemas.openxmlformats.org/drawingml/2006/picture">
+                  <pic:nvPicPr>
+                    <pic:cNvPr id="0" name="Picture 3"/>
+                    <pic:cNvPicPr>
+                      <a:picLocks noChangeAspect="1" noChangeArrowheads="1"/>
+                    </pic:cNvPicPr>
+                  </pic:nvPicPr>
+                  <pic:blipFill>
+                    <a:blip r:embed="rId9">
+                      <a:extLst>
+                        <a:ext uri="{28A0092B-C50C-407E-A947-70E740481C1C}">
+                          <a14:useLocalDpi xmlns:a14="http://schemas.microsoft.com/office/drawing/2010/main" val="0"/>
+                        </a:ext>
+                      </a:extLst>
+                    </a:blip>
+                    <a:srcRect/>
+                    <a:stretch>
+                      <a:fillRect/>
+                    </a:stretch>
+                  </pic:blipFill>
+                  <pic:spPr bwMode="auto">
+                    <a:xfrm>
+                      <a:off x="0" y="0"/>
+                      <a:ext cx="3762997" cy="2918063"/>
+                    </a:xfrm>
+                    <a:prstGeom prst="rect">
+                      <a:avLst/>
+                    </a:prstGeom>
+                    <a:noFill/>
+                    <a:ln>
+                      <a:noFill/>
+                    </a:ln>
+                  </pic:spPr>
+                </pic:pic>
+              </a:graphicData>
+            </a:graphic>
+          </wp:inline>
+        </w:drawing>
+      </w:r>
+    </w:p>
+    <w:p>
+      <w:pPr>
+        <w:ind w:left="360"/>
+        <w:rPr>
+          <w:rFonts w:ascii="Times New Roman" w:hAnsi="Times New Roman" w:cs="Times New Roman"/>
+        </w:rPr>
+      </w:pPr>
+      <w:r>
+        <w:rPr>
+          <w:rFonts w:ascii="Times New Roman" w:hAnsi="Times New Roman" w:cs="Times New Roman"/>
+        </w:rPr>
+        <w:t>Correlación: -0.05939183</w:t>
+      </w:r>
     </w:p>
     <w:p>
       <w:pPr>

--- a/Caso Web Analytics .docx
+++ b/Caso Web Analytics .docx
@@ -7109,7 +7109,7 @@
           <w:b/>
           <w:bCs/>
         </w:rPr>
-        <w:t xml:space="preserve"> Plot</w:t>
+        <w:t xml:space="preserve"> </w:t>
       </w:r>
       <w:proofErr w:type="spellStart"/>
       <w:r>
@@ -7118,7 +7118,7 @@
           <w:b/>
           <w:bCs/>
         </w:rPr>
-        <w:t>s</w:t>
+        <w:t>Plots</w:t>
       </w:r>
       <w:proofErr w:type="spellEnd"/>
     </w:p>
@@ -7385,6 +7385,308 @@
         </w:rPr>
         <w:t>Correlación: -0.05939183</w:t>
       </w:r>
+    </w:p>
+    <w:p>
+      <w:pPr>
+        <w:pStyle w:val="Prrafodelista"/>
+        <w:numPr>
+          <w:ilvl w:val="0"/>
+          <w:numId w:val="2"/>
+        </w:numPr>
+        <w:rPr>
+          <w:rFonts w:ascii="Times New Roman" w:hAnsi="Times New Roman" w:cs="Times New Roman"/>
+          <w:b/>
+          <w:bCs/>
+        </w:rPr>
+      </w:pPr>
+      <w:r>
+        <w:rPr>
+          <w:rFonts w:ascii="Times New Roman" w:hAnsi="Times New Roman" w:cs="Times New Roman"/>
+          <w:b/>
+          <w:bCs/>
+        </w:rPr>
+        <w:t xml:space="preserve">Análisis resultados </w:t>
+      </w:r>
+    </w:p>
+    <w:p>
+      <w:pPr>
+        <w:pStyle w:val="paragraph"/>
+        <w:spacing w:before="0" w:beforeAutospacing="0" w:after="0" w:afterAutospacing="0" w:line="276" w:lineRule="auto"/>
+        <w:jc w:val="both"/>
+        <w:textAlignment w:val="baseline"/>
+        <w:rPr>
+          <w:rStyle w:val="eop"/>
+          <w:rFonts w:eastAsiaTheme="majorEastAsia"/>
+          <w:bdr w:val="none" w:sz="0" w:space="0" w:color="auto" w:frame="1"/>
+          <w:shd w:val="clear" w:color="auto" w:fill="C6C6C6"/>
+          <w:lang w:val="es-ES"/>
+        </w:rPr>
+      </w:pPr>
+      <w:r>
+        <w:rPr>
+          <w:rStyle w:val="normaltextrun"/>
+          <w:rFonts w:eastAsiaTheme="majorEastAsia"/>
+          <w:lang w:val="es-ES"/>
+        </w:rPr>
+        <w:t>El análisis de las relaciones entre las variables muestra diferencias importantes en la forma en que algunos factores influyen en los ingresos. En primer lugar, el diagrama de dispersión entre </w:t>
+      </w:r>
+      <w:proofErr w:type="spellStart"/>
+      <w:r>
+        <w:rPr>
+          <w:rStyle w:val="normaltextrun"/>
+          <w:rFonts w:eastAsiaTheme="majorEastAsia"/>
+          <w:lang w:val="es-ES"/>
+        </w:rPr>
+        <w:t>revenue</w:t>
+      </w:r>
+      <w:proofErr w:type="spellEnd"/>
+      <w:r>
+        <w:rPr>
+          <w:rStyle w:val="normaltextrun"/>
+          <w:rFonts w:eastAsiaTheme="majorEastAsia"/>
+          <w:lang w:val="es-ES"/>
+        </w:rPr>
+        <w:t> y </w:t>
+      </w:r>
+      <w:proofErr w:type="spellStart"/>
+      <w:r>
+        <w:rPr>
+          <w:rStyle w:val="normaltextrun"/>
+          <w:rFonts w:eastAsiaTheme="majorEastAsia"/>
+          <w:lang w:val="es-ES"/>
+        </w:rPr>
+        <w:t>pounds</w:t>
+      </w:r>
+      <w:proofErr w:type="spellEnd"/>
+      <w:r>
+        <w:rPr>
+          <w:rStyle w:val="normaltextrun"/>
+          <w:rFonts w:eastAsiaTheme="majorEastAsia"/>
+          <w:lang w:val="es-ES"/>
+        </w:rPr>
+        <w:t> </w:t>
+      </w:r>
+      <w:proofErr w:type="spellStart"/>
+      <w:r>
+        <w:rPr>
+          <w:rStyle w:val="normaltextrun"/>
+          <w:rFonts w:eastAsiaTheme="majorEastAsia"/>
+          <w:lang w:val="es-ES"/>
+        </w:rPr>
+        <w:t>sold</w:t>
+      </w:r>
+      <w:proofErr w:type="spellEnd"/>
+      <w:r>
+        <w:rPr>
+          <w:rStyle w:val="normaltextrun"/>
+          <w:rFonts w:eastAsiaTheme="majorEastAsia"/>
+          <w:lang w:val="es-ES"/>
+        </w:rPr>
+        <w:t> evidencia una relación positiva fuerte y consistente. Esto se confirma con el coeficiente de correlación r = 0.8689, lo que indica que a medida que aumenta la cantidad de libras vendidas, los ingresos también tienden a incrementarse significativamente. Este resultado es coherente con la lógica del negocio, ya que el </w:t>
+      </w:r>
+      <w:proofErr w:type="spellStart"/>
+      <w:r>
+        <w:rPr>
+          <w:rStyle w:val="normaltextrun"/>
+          <w:rFonts w:eastAsiaTheme="majorEastAsia"/>
+          <w:lang w:val="es-ES"/>
+        </w:rPr>
+        <w:t>revenue</w:t>
+      </w:r>
+      <w:proofErr w:type="spellEnd"/>
+      <w:r>
+        <w:rPr>
+          <w:rStyle w:val="normaltextrun"/>
+          <w:rFonts w:eastAsiaTheme="majorEastAsia"/>
+          <w:lang w:val="es-ES"/>
+        </w:rPr>
+        <w:t> depende directamente del volumen de producto vendido, por lo que mayores ventas generan naturalmente mayores ingresos.</w:t>
+      </w:r>
+      <w:r>
+        <w:rPr>
+          <w:rStyle w:val="eop"/>
+          <w:rFonts w:eastAsiaTheme="majorEastAsia"/>
+          <w:bdr w:val="none" w:sz="0" w:space="0" w:color="auto" w:frame="1"/>
+          <w:shd w:val="clear" w:color="auto" w:fill="C6C6C6"/>
+          <w:lang w:val="es-ES"/>
+        </w:rPr>
+        <w:t> </w:t>
+      </w:r>
+    </w:p>
+    <w:p>
+      <w:pPr>
+        <w:pStyle w:val="paragraph"/>
+        <w:spacing w:before="0" w:beforeAutospacing="0" w:after="0" w:afterAutospacing="0" w:line="276" w:lineRule="auto"/>
+        <w:jc w:val="both"/>
+        <w:textAlignment w:val="baseline"/>
+        <w:rPr>
+          <w:rFonts w:ascii="Segoe UI" w:hAnsi="Segoe UI" w:cs="Segoe UI"/>
+          <w:sz w:val="18"/>
+          <w:szCs w:val="18"/>
+          <w:lang w:val="es-ES"/>
+        </w:rPr>
+      </w:pPr>
+    </w:p>
+    <w:p>
+      <w:pPr>
+        <w:pStyle w:val="paragraph"/>
+        <w:spacing w:before="0" w:beforeAutospacing="0" w:after="0" w:afterAutospacing="0" w:line="276" w:lineRule="auto"/>
+        <w:jc w:val="both"/>
+        <w:textAlignment w:val="baseline"/>
+        <w:rPr>
+          <w:rFonts w:ascii="Segoe UI" w:hAnsi="Segoe UI" w:cs="Segoe UI"/>
+          <w:sz w:val="18"/>
+          <w:szCs w:val="18"/>
+          <w:lang w:val="es-ES"/>
+        </w:rPr>
+      </w:pPr>
+      <w:r>
+        <w:rPr>
+          <w:rStyle w:val="normaltextrun"/>
+          <w:rFonts w:eastAsiaTheme="majorEastAsia"/>
+          <w:lang w:val="es-ES"/>
+        </w:rPr>
+        <w:t>P</w:t>
+      </w:r>
+      <w:r>
+        <w:rPr>
+          <w:rStyle w:val="normaltextrun"/>
+          <w:rFonts w:eastAsiaTheme="majorEastAsia"/>
+          <w:lang w:val="es-ES"/>
+        </w:rPr>
+        <w:t>or otro lado, la relación entre </w:t>
+      </w:r>
+      <w:proofErr w:type="spellStart"/>
+      <w:r>
+        <w:rPr>
+          <w:rStyle w:val="normaltextrun"/>
+          <w:rFonts w:eastAsiaTheme="majorEastAsia"/>
+          <w:lang w:val="es-ES"/>
+        </w:rPr>
+        <w:t>revenue</w:t>
+      </w:r>
+      <w:proofErr w:type="spellEnd"/>
+      <w:r>
+        <w:rPr>
+          <w:rStyle w:val="normaltextrun"/>
+          <w:rFonts w:eastAsiaTheme="majorEastAsia"/>
+          <w:lang w:val="es-ES"/>
+        </w:rPr>
+        <w:t> y número de visitas al sitio web es muy débil. El coeficiente de correlación obtenido es r = -0.059, un valor muy cercano a cero, lo que indica que prácticamente no existe una relación lineal entre el número de visitas y los ingresos. En el diagrama de dispersión se observa una alta dispersión de los puntos sin una tendencia clara, lo que sugiere que semanas con más visitas al sitio no necesariamente generan mayores ingresos. Esto implica que, aunque el tráfico al sitio puede aumentar durante ciertos periodos (por ejemplo, durante una promoción), esto no garantiza un aumento en los ingresos si esas visitas no se convierten en compras. Por lo tanto, el factor que realmente está asociado con el </w:t>
+      </w:r>
+      <w:proofErr w:type="spellStart"/>
+      <w:r>
+        <w:rPr>
+          <w:rStyle w:val="normaltextrun"/>
+          <w:rFonts w:eastAsiaTheme="majorEastAsia"/>
+          <w:lang w:val="es-ES"/>
+        </w:rPr>
+        <w:t>revenue</w:t>
+      </w:r>
+      <w:proofErr w:type="spellEnd"/>
+      <w:r>
+        <w:rPr>
+          <w:rStyle w:val="normaltextrun"/>
+          <w:rFonts w:eastAsiaTheme="majorEastAsia"/>
+          <w:lang w:val="es-ES"/>
+        </w:rPr>
+        <w:t> es el volumen de producto vendido, no simplemente la cantidad de personas que visitan la página web. </w:t>
+      </w:r>
+      <w:r>
+        <w:rPr>
+          <w:rStyle w:val="eop"/>
+          <w:rFonts w:eastAsiaTheme="majorEastAsia"/>
+          <w:bdr w:val="none" w:sz="0" w:space="0" w:color="auto" w:frame="1"/>
+          <w:shd w:val="clear" w:color="auto" w:fill="C6C6C6"/>
+          <w:lang w:val="es-ES"/>
+        </w:rPr>
+        <w:t> </w:t>
+      </w:r>
+    </w:p>
+    <w:p>
+      <w:pPr>
+        <w:pStyle w:val="paragraph"/>
+        <w:spacing w:before="0" w:beforeAutospacing="0" w:after="0" w:afterAutospacing="0" w:line="276" w:lineRule="auto"/>
+        <w:jc w:val="both"/>
+        <w:textAlignment w:val="baseline"/>
+        <w:rPr>
+          <w:rStyle w:val="normaltextrun"/>
+          <w:rFonts w:eastAsiaTheme="majorEastAsia"/>
+          <w:lang w:val="es-ES"/>
+        </w:rPr>
+      </w:pPr>
+    </w:p>
+    <w:p>
+      <w:pPr>
+        <w:pStyle w:val="paragraph"/>
+        <w:spacing w:before="0" w:beforeAutospacing="0" w:after="0" w:afterAutospacing="0" w:line="276" w:lineRule="auto"/>
+        <w:jc w:val="both"/>
+        <w:textAlignment w:val="baseline"/>
+        <w:rPr>
+          <w:rFonts w:ascii="Segoe UI" w:hAnsi="Segoe UI" w:cs="Segoe UI"/>
+          <w:sz w:val="18"/>
+          <w:szCs w:val="18"/>
+          <w:lang w:val="es-ES"/>
+        </w:rPr>
+      </w:pPr>
+      <w:r>
+        <w:rPr>
+          <w:rStyle w:val="normaltextrun"/>
+          <w:rFonts w:eastAsiaTheme="majorEastAsia"/>
+          <w:lang w:val="es-ES"/>
+        </w:rPr>
+        <w:t>En conjunto, los resultados evidencian que las ventas (libras vendidas) son el principal determinante de los ingresos, mientras que el tráfico del sitio web por sí solo no explica el comportamiento del </w:t>
+      </w:r>
+      <w:proofErr w:type="spellStart"/>
+      <w:r>
+        <w:rPr>
+          <w:rStyle w:val="normaltextrun"/>
+          <w:rFonts w:eastAsiaTheme="majorEastAsia"/>
+          <w:lang w:val="es-ES"/>
+        </w:rPr>
+        <w:t>revenue</w:t>
+      </w:r>
+      <w:proofErr w:type="spellEnd"/>
+      <w:r>
+        <w:rPr>
+          <w:rStyle w:val="normaltextrun"/>
+          <w:rFonts w:eastAsiaTheme="majorEastAsia"/>
+          <w:lang w:val="es-ES"/>
+        </w:rPr>
+        <w:t>.</w:t>
+      </w:r>
+      <w:r>
+        <w:rPr>
+          <w:rStyle w:val="eop"/>
+          <w:rFonts w:eastAsiaTheme="majorEastAsia"/>
+          <w:bdr w:val="none" w:sz="0" w:space="0" w:color="auto" w:frame="1"/>
+          <w:shd w:val="clear" w:color="auto" w:fill="C6C6C6"/>
+          <w:lang w:val="es-ES"/>
+        </w:rPr>
+        <w:t> </w:t>
+      </w:r>
+    </w:p>
+    <w:p>
+      <w:pPr>
+        <w:pStyle w:val="paragraph"/>
+        <w:spacing w:before="0" w:beforeAutospacing="0" w:after="0" w:afterAutospacing="0"/>
+        <w:ind w:left="720"/>
+        <w:jc w:val="both"/>
+        <w:textAlignment w:val="baseline"/>
+        <w:rPr>
+          <w:rFonts w:ascii="Segoe UI" w:hAnsi="Segoe UI" w:cs="Segoe UI"/>
+          <w:sz w:val="18"/>
+          <w:szCs w:val="18"/>
+          <w:lang w:val="es-ES"/>
+        </w:rPr>
+      </w:pPr>
+    </w:p>
+    <w:p>
+      <w:pPr>
+        <w:rPr>
+          <w:rFonts w:ascii="Times New Roman" w:hAnsi="Times New Roman" w:cs="Times New Roman"/>
+        </w:rPr>
+      </w:pPr>
     </w:p>
     <w:p>
       <w:pPr>

--- a/Caso Web Analytics .docx
+++ b/Caso Web Analytics .docx
@@ -4,13 +4,795 @@
   <w:body>
     <w:p>
       <w:pPr>
+        <w:pStyle w:val="paragraph"/>
+        <w:spacing w:before="0" w:beforeAutospacing="0" w:after="0" w:afterAutospacing="0" w:line="276" w:lineRule="auto"/>
+        <w:jc w:val="center"/>
+        <w:textAlignment w:val="baseline"/>
+        <w:rPr>
+          <w:rFonts w:ascii="Segoe UI" w:hAnsi="Segoe UI" w:cs="Segoe UI"/>
+          <w:sz w:val="18"/>
+          <w:szCs w:val="18"/>
+        </w:rPr>
+      </w:pPr>
+      <w:r>
+        <w:rPr>
+          <w:rStyle w:val="normaltextrun"/>
+          <w:rFonts w:eastAsiaTheme="majorEastAsia"/>
+          <w:color w:val="000000"/>
+        </w:rPr>
+        <w:t>Caso 1: Web </w:t>
+      </w:r>
+      <w:proofErr w:type="spellStart"/>
+      <w:r>
+        <w:rPr>
+          <w:rStyle w:val="normaltextrun"/>
+          <w:rFonts w:eastAsiaTheme="majorEastAsia"/>
+          <w:color w:val="000000"/>
+        </w:rPr>
+        <w:t>Analytics</w:t>
+      </w:r>
+      <w:proofErr w:type="spellEnd"/>
+      <w:r>
+        <w:rPr>
+          <w:rStyle w:val="normaltextrun"/>
+          <w:rFonts w:eastAsiaTheme="majorEastAsia"/>
+          <w:color w:val="000000"/>
+        </w:rPr>
+        <w:t> at </w:t>
+      </w:r>
+      <w:proofErr w:type="spellStart"/>
+      <w:r>
+        <w:rPr>
+          <w:rStyle w:val="normaltextrun"/>
+          <w:rFonts w:eastAsiaTheme="majorEastAsia"/>
+          <w:color w:val="000000"/>
+        </w:rPr>
+        <w:t>Quality</w:t>
+      </w:r>
+      <w:proofErr w:type="spellEnd"/>
+      <w:r>
+        <w:rPr>
+          <w:rStyle w:val="normaltextrun"/>
+          <w:rFonts w:eastAsiaTheme="majorEastAsia"/>
+          <w:color w:val="000000"/>
+        </w:rPr>
+        <w:t> </w:t>
+      </w:r>
+      <w:proofErr w:type="spellStart"/>
+      <w:r>
+        <w:rPr>
+          <w:rStyle w:val="normaltextrun"/>
+          <w:rFonts w:eastAsiaTheme="majorEastAsia"/>
+          <w:color w:val="000000"/>
+        </w:rPr>
+        <w:t>Alloys</w:t>
+      </w:r>
+      <w:proofErr w:type="spellEnd"/>
+      <w:r>
+        <w:rPr>
+          <w:rStyle w:val="normaltextrun"/>
+          <w:rFonts w:eastAsiaTheme="majorEastAsia"/>
+          <w:color w:val="000000"/>
+        </w:rPr>
+        <w:t>, Inc.</w:t>
+      </w:r>
+      <w:r>
+        <w:rPr>
+          <w:rStyle w:val="eop"/>
+          <w:rFonts w:eastAsiaTheme="majorEastAsia"/>
+          <w:color w:val="000000"/>
+          <w:bdr w:val="none" w:sz="0" w:space="0" w:color="auto" w:frame="1"/>
+          <w:shd w:val="clear" w:color="auto" w:fill="C6C6C6"/>
+        </w:rPr>
+        <w:t> </w:t>
+      </w:r>
+    </w:p>
+    <w:p>
+      <w:pPr>
+        <w:pStyle w:val="paragraph"/>
+        <w:spacing w:before="0" w:beforeAutospacing="0" w:after="0" w:afterAutospacing="0" w:line="276" w:lineRule="auto"/>
+        <w:jc w:val="center"/>
+        <w:textAlignment w:val="baseline"/>
+        <w:rPr>
+          <w:rFonts w:ascii="Segoe UI" w:hAnsi="Segoe UI" w:cs="Segoe UI"/>
+          <w:sz w:val="18"/>
+          <w:szCs w:val="18"/>
+        </w:rPr>
+      </w:pPr>
+      <w:r>
+        <w:rPr>
+          <w:rStyle w:val="eop"/>
+          <w:rFonts w:eastAsiaTheme="majorEastAsia"/>
+          <w:color w:val="000000"/>
+          <w:bdr w:val="none" w:sz="0" w:space="0" w:color="auto" w:frame="1"/>
+          <w:shd w:val="clear" w:color="auto" w:fill="C6C6C6"/>
+        </w:rPr>
+        <w:t> </w:t>
+      </w:r>
+    </w:p>
+    <w:p>
+      <w:pPr>
+        <w:pStyle w:val="paragraph"/>
+        <w:spacing w:before="0" w:beforeAutospacing="0" w:after="0" w:afterAutospacing="0" w:line="276" w:lineRule="auto"/>
+        <w:jc w:val="center"/>
+        <w:textAlignment w:val="baseline"/>
+        <w:rPr>
+          <w:rStyle w:val="eop"/>
+          <w:rFonts w:eastAsiaTheme="majorEastAsia"/>
+          <w:color w:val="000000"/>
+          <w:bdr w:val="none" w:sz="0" w:space="0" w:color="auto" w:frame="1"/>
+          <w:shd w:val="clear" w:color="auto" w:fill="C6C6C6"/>
+        </w:rPr>
+      </w:pPr>
+      <w:r>
+        <w:rPr>
+          <w:rStyle w:val="wacimagecontainer"/>
+          <w:rFonts w:ascii="Segoe UI" w:eastAsiaTheme="majorEastAsia" w:hAnsi="Segoe UI" w:cs="Segoe UI"/>
+          <w:noProof/>
+          <w:sz w:val="18"/>
+          <w:szCs w:val="18"/>
+        </w:rPr>
+        <w:drawing>
+          <wp:inline distT="0" distB="0" distL="0" distR="0" wp14:anchorId="7764C624" wp14:editId="7B5B91F5">
+            <wp:extent cx="1467485" cy="1818005"/>
+            <wp:effectExtent l="0" t="0" r="5715" b="0"/>
+            <wp:docPr id="254512740" name="Imagen 1"/>
+            <wp:cNvGraphicFramePr>
+              <a:graphicFrameLocks xmlns:a="http://schemas.openxmlformats.org/drawingml/2006/main" noChangeAspect="1"/>
+            </wp:cNvGraphicFramePr>
+            <a:graphic xmlns:a="http://schemas.openxmlformats.org/drawingml/2006/main">
+              <a:graphicData uri="http://schemas.openxmlformats.org/drawingml/2006/picture">
+                <pic:pic xmlns:pic="http://schemas.openxmlformats.org/drawingml/2006/picture">
+                  <pic:nvPicPr>
+                    <pic:cNvPr id="0" name="Picture 1"/>
+                    <pic:cNvPicPr>
+                      <a:picLocks noChangeAspect="1" noChangeArrowheads="1"/>
+                    </pic:cNvPicPr>
+                  </pic:nvPicPr>
+                  <pic:blipFill>
+                    <a:blip r:embed="rId7">
+                      <a:extLst>
+                        <a:ext uri="{28A0092B-C50C-407E-A947-70E740481C1C}">
+                          <a14:useLocalDpi xmlns:a14="http://schemas.microsoft.com/office/drawing/2010/main" val="0"/>
+                        </a:ext>
+                      </a:extLst>
+                    </a:blip>
+                    <a:srcRect/>
+                    <a:stretch>
+                      <a:fillRect/>
+                    </a:stretch>
+                  </pic:blipFill>
+                  <pic:spPr bwMode="auto">
+                    <a:xfrm>
+                      <a:off x="0" y="0"/>
+                      <a:ext cx="1467485" cy="1818005"/>
+                    </a:xfrm>
+                    <a:prstGeom prst="rect">
+                      <a:avLst/>
+                    </a:prstGeom>
+                    <a:noFill/>
+                    <a:ln>
+                      <a:noFill/>
+                    </a:ln>
+                  </pic:spPr>
+                </pic:pic>
+              </a:graphicData>
+            </a:graphic>
+          </wp:inline>
+        </w:drawing>
+      </w:r>
+      <w:r>
+        <w:rPr>
+          <w:rStyle w:val="eop"/>
+          <w:rFonts w:eastAsiaTheme="majorEastAsia"/>
+          <w:color w:val="000000"/>
+          <w:bdr w:val="none" w:sz="0" w:space="0" w:color="auto" w:frame="1"/>
+          <w:shd w:val="clear" w:color="auto" w:fill="C6C6C6"/>
+        </w:rPr>
+        <w:t> </w:t>
+      </w:r>
+    </w:p>
+    <w:p>
+      <w:pPr>
+        <w:pStyle w:val="paragraph"/>
+        <w:spacing w:before="0" w:beforeAutospacing="0" w:after="0" w:afterAutospacing="0" w:line="276" w:lineRule="auto"/>
+        <w:jc w:val="center"/>
+        <w:textAlignment w:val="baseline"/>
+        <w:rPr>
+          <w:rStyle w:val="eop"/>
+          <w:rFonts w:eastAsiaTheme="majorEastAsia"/>
+          <w:color w:val="000000"/>
+          <w:bdr w:val="none" w:sz="0" w:space="0" w:color="auto" w:frame="1"/>
+          <w:shd w:val="clear" w:color="auto" w:fill="C6C6C6"/>
+        </w:rPr>
+      </w:pPr>
+    </w:p>
+    <w:p>
+      <w:pPr>
+        <w:pStyle w:val="paragraph"/>
+        <w:spacing w:before="0" w:beforeAutospacing="0" w:after="0" w:afterAutospacing="0" w:line="276" w:lineRule="auto"/>
+        <w:jc w:val="center"/>
+        <w:textAlignment w:val="baseline"/>
+        <w:rPr>
+          <w:rStyle w:val="eop"/>
+          <w:rFonts w:eastAsiaTheme="majorEastAsia"/>
+          <w:color w:val="000000"/>
+          <w:bdr w:val="none" w:sz="0" w:space="0" w:color="auto" w:frame="1"/>
+          <w:shd w:val="clear" w:color="auto" w:fill="C6C6C6"/>
+        </w:rPr>
+      </w:pPr>
+    </w:p>
+    <w:p>
+      <w:pPr>
+        <w:pStyle w:val="paragraph"/>
+        <w:spacing w:before="0" w:beforeAutospacing="0" w:after="0" w:afterAutospacing="0" w:line="276" w:lineRule="auto"/>
+        <w:jc w:val="center"/>
+        <w:textAlignment w:val="baseline"/>
+        <w:rPr>
+          <w:rStyle w:val="eop"/>
+          <w:rFonts w:eastAsiaTheme="majorEastAsia"/>
+          <w:color w:val="000000"/>
+          <w:bdr w:val="none" w:sz="0" w:space="0" w:color="auto" w:frame="1"/>
+          <w:shd w:val="clear" w:color="auto" w:fill="C6C6C6"/>
+        </w:rPr>
+      </w:pPr>
+    </w:p>
+    <w:p>
+      <w:pPr>
+        <w:pStyle w:val="paragraph"/>
+        <w:spacing w:before="0" w:beforeAutospacing="0" w:after="0" w:afterAutospacing="0" w:line="276" w:lineRule="auto"/>
+        <w:jc w:val="center"/>
+        <w:textAlignment w:val="baseline"/>
+        <w:rPr>
+          <w:rStyle w:val="eop"/>
+          <w:rFonts w:eastAsiaTheme="majorEastAsia"/>
+          <w:color w:val="000000"/>
+          <w:bdr w:val="none" w:sz="0" w:space="0" w:color="auto" w:frame="1"/>
+          <w:shd w:val="clear" w:color="auto" w:fill="C6C6C6"/>
+        </w:rPr>
+      </w:pPr>
+    </w:p>
+    <w:p>
+      <w:pPr>
+        <w:pStyle w:val="paragraph"/>
+        <w:spacing w:before="0" w:beforeAutospacing="0" w:after="0" w:afterAutospacing="0" w:line="276" w:lineRule="auto"/>
+        <w:jc w:val="center"/>
+        <w:textAlignment w:val="baseline"/>
+        <w:rPr>
+          <w:rFonts w:ascii="Segoe UI" w:hAnsi="Segoe UI" w:cs="Segoe UI"/>
+          <w:sz w:val="18"/>
+          <w:szCs w:val="18"/>
+        </w:rPr>
+      </w:pPr>
+    </w:p>
+    <w:p>
+      <w:pPr>
+        <w:pStyle w:val="paragraph"/>
+        <w:spacing w:before="0" w:beforeAutospacing="0" w:after="0" w:afterAutospacing="0" w:line="276" w:lineRule="auto"/>
+        <w:jc w:val="center"/>
+        <w:textAlignment w:val="baseline"/>
+        <w:rPr>
+          <w:rFonts w:ascii="Segoe UI" w:hAnsi="Segoe UI" w:cs="Segoe UI"/>
+          <w:sz w:val="18"/>
+          <w:szCs w:val="18"/>
+        </w:rPr>
+      </w:pPr>
+      <w:r>
+        <w:rPr>
+          <w:rStyle w:val="eop"/>
+          <w:rFonts w:eastAsiaTheme="majorEastAsia"/>
+          <w:color w:val="000000"/>
+          <w:bdr w:val="none" w:sz="0" w:space="0" w:color="auto" w:frame="1"/>
+          <w:shd w:val="clear" w:color="auto" w:fill="C6C6C6"/>
+        </w:rPr>
+        <w:t> </w:t>
+      </w:r>
+    </w:p>
+    <w:p>
+      <w:pPr>
+        <w:pStyle w:val="paragraph"/>
+        <w:spacing w:before="0" w:beforeAutospacing="0" w:after="0" w:afterAutospacing="0" w:line="276" w:lineRule="auto"/>
+        <w:jc w:val="center"/>
+        <w:textAlignment w:val="baseline"/>
+        <w:rPr>
+          <w:rFonts w:ascii="Segoe UI" w:hAnsi="Segoe UI" w:cs="Segoe UI"/>
+          <w:sz w:val="18"/>
+          <w:szCs w:val="18"/>
+        </w:rPr>
+      </w:pPr>
+      <w:r>
+        <w:rPr>
+          <w:rStyle w:val="normaltextrun"/>
+          <w:rFonts w:eastAsiaTheme="majorEastAsia"/>
+          <w:color w:val="000000"/>
+        </w:rPr>
+        <w:t>Juan Esteban Daza Forero</w:t>
+      </w:r>
+      <w:r>
+        <w:rPr>
+          <w:rStyle w:val="eop"/>
+          <w:rFonts w:eastAsiaTheme="majorEastAsia"/>
+          <w:color w:val="000000"/>
+          <w:bdr w:val="none" w:sz="0" w:space="0" w:color="auto" w:frame="1"/>
+          <w:shd w:val="clear" w:color="auto" w:fill="C6C6C6"/>
+        </w:rPr>
+        <w:t> </w:t>
+      </w:r>
+    </w:p>
+    <w:p>
+      <w:pPr>
+        <w:pStyle w:val="paragraph"/>
+        <w:spacing w:before="0" w:beforeAutospacing="0" w:after="0" w:afterAutospacing="0" w:line="276" w:lineRule="auto"/>
+        <w:jc w:val="center"/>
+        <w:textAlignment w:val="baseline"/>
+        <w:rPr>
+          <w:rFonts w:ascii="Segoe UI" w:hAnsi="Segoe UI" w:cs="Segoe UI"/>
+          <w:sz w:val="18"/>
+          <w:szCs w:val="18"/>
+        </w:rPr>
+      </w:pPr>
+      <w:r>
+        <w:rPr>
+          <w:rStyle w:val="eop"/>
+          <w:rFonts w:eastAsiaTheme="majorEastAsia"/>
+          <w:color w:val="000000"/>
+          <w:bdr w:val="none" w:sz="0" w:space="0" w:color="auto" w:frame="1"/>
+          <w:shd w:val="clear" w:color="auto" w:fill="C6C6C6"/>
+        </w:rPr>
+        <w:t> </w:t>
+      </w:r>
+    </w:p>
+    <w:p>
+      <w:pPr>
+        <w:pStyle w:val="paragraph"/>
+        <w:spacing w:before="0" w:beforeAutospacing="0" w:after="0" w:afterAutospacing="0" w:line="276" w:lineRule="auto"/>
+        <w:jc w:val="center"/>
+        <w:textAlignment w:val="baseline"/>
+        <w:rPr>
+          <w:rFonts w:ascii="Segoe UI" w:hAnsi="Segoe UI" w:cs="Segoe UI"/>
+          <w:sz w:val="18"/>
+          <w:szCs w:val="18"/>
+        </w:rPr>
+      </w:pPr>
+      <w:r>
+        <w:rPr>
+          <w:rStyle w:val="normaltextrun"/>
+          <w:rFonts w:eastAsiaTheme="majorEastAsia"/>
+          <w:color w:val="000000"/>
+        </w:rPr>
+        <w:t>Sofia Acuña Cifuentes</w:t>
+      </w:r>
+      <w:r>
+        <w:rPr>
+          <w:rStyle w:val="eop"/>
+          <w:rFonts w:eastAsiaTheme="majorEastAsia"/>
+          <w:color w:val="000000"/>
+          <w:bdr w:val="none" w:sz="0" w:space="0" w:color="auto" w:frame="1"/>
+          <w:shd w:val="clear" w:color="auto" w:fill="C6C6C6"/>
+        </w:rPr>
+        <w:t> </w:t>
+      </w:r>
+    </w:p>
+    <w:p>
+      <w:pPr>
+        <w:pStyle w:val="paragraph"/>
+        <w:spacing w:before="0" w:beforeAutospacing="0" w:after="0" w:afterAutospacing="0" w:line="276" w:lineRule="auto"/>
+        <w:jc w:val="center"/>
+        <w:textAlignment w:val="baseline"/>
+        <w:rPr>
+          <w:rFonts w:ascii="Segoe UI" w:hAnsi="Segoe UI" w:cs="Segoe UI"/>
+          <w:sz w:val="18"/>
+          <w:szCs w:val="18"/>
+        </w:rPr>
+      </w:pPr>
+      <w:r>
+        <w:rPr>
+          <w:rStyle w:val="eop"/>
+          <w:rFonts w:eastAsiaTheme="majorEastAsia"/>
+          <w:color w:val="000000"/>
+          <w:bdr w:val="none" w:sz="0" w:space="0" w:color="auto" w:frame="1"/>
+          <w:shd w:val="clear" w:color="auto" w:fill="C6C6C6"/>
+        </w:rPr>
+        <w:t> </w:t>
+      </w:r>
+    </w:p>
+    <w:p>
+      <w:pPr>
+        <w:pStyle w:val="paragraph"/>
+        <w:spacing w:before="0" w:beforeAutospacing="0" w:after="0" w:afterAutospacing="0" w:line="276" w:lineRule="auto"/>
+        <w:jc w:val="center"/>
+        <w:textAlignment w:val="baseline"/>
+        <w:rPr>
+          <w:rStyle w:val="eop"/>
+          <w:rFonts w:eastAsiaTheme="majorEastAsia"/>
+          <w:color w:val="000000"/>
+          <w:bdr w:val="none" w:sz="0" w:space="0" w:color="auto" w:frame="1"/>
+          <w:shd w:val="clear" w:color="auto" w:fill="C6C6C6"/>
+        </w:rPr>
+      </w:pPr>
+      <w:r>
+        <w:rPr>
+          <w:rStyle w:val="normaltextrun"/>
+          <w:rFonts w:eastAsiaTheme="majorEastAsia"/>
+          <w:color w:val="000000"/>
+        </w:rPr>
+        <w:t>Mariana Hernández </w:t>
+      </w:r>
+      <w:r>
+        <w:rPr>
+          <w:rStyle w:val="eop"/>
+          <w:rFonts w:eastAsiaTheme="majorEastAsia"/>
+          <w:color w:val="000000"/>
+          <w:bdr w:val="none" w:sz="0" w:space="0" w:color="auto" w:frame="1"/>
+          <w:shd w:val="clear" w:color="auto" w:fill="C6C6C6"/>
+        </w:rPr>
+        <w:t> </w:t>
+      </w:r>
+    </w:p>
+    <w:p>
+      <w:pPr>
+        <w:pStyle w:val="paragraph"/>
+        <w:spacing w:before="0" w:beforeAutospacing="0" w:after="0" w:afterAutospacing="0" w:line="276" w:lineRule="auto"/>
+        <w:jc w:val="center"/>
+        <w:textAlignment w:val="baseline"/>
+        <w:rPr>
+          <w:rStyle w:val="eop"/>
+          <w:rFonts w:eastAsiaTheme="majorEastAsia"/>
+          <w:color w:val="000000"/>
+          <w:bdr w:val="none" w:sz="0" w:space="0" w:color="auto" w:frame="1"/>
+          <w:shd w:val="clear" w:color="auto" w:fill="C6C6C6"/>
+        </w:rPr>
+      </w:pPr>
+    </w:p>
+    <w:p>
+      <w:pPr>
+        <w:pStyle w:val="paragraph"/>
+        <w:spacing w:before="0" w:beforeAutospacing="0" w:after="0" w:afterAutospacing="0" w:line="276" w:lineRule="auto"/>
+        <w:jc w:val="center"/>
+        <w:textAlignment w:val="baseline"/>
+        <w:rPr>
+          <w:rStyle w:val="eop"/>
+          <w:rFonts w:eastAsiaTheme="majorEastAsia"/>
+          <w:color w:val="000000"/>
+          <w:bdr w:val="none" w:sz="0" w:space="0" w:color="auto" w:frame="1"/>
+          <w:shd w:val="clear" w:color="auto" w:fill="C6C6C6"/>
+        </w:rPr>
+      </w:pPr>
+    </w:p>
+    <w:p>
+      <w:pPr>
+        <w:pStyle w:val="paragraph"/>
+        <w:spacing w:before="0" w:beforeAutospacing="0" w:after="0" w:afterAutospacing="0" w:line="276" w:lineRule="auto"/>
+        <w:jc w:val="center"/>
+        <w:textAlignment w:val="baseline"/>
+        <w:rPr>
+          <w:rFonts w:ascii="Segoe UI" w:hAnsi="Segoe UI" w:cs="Segoe UI"/>
+          <w:sz w:val="18"/>
+          <w:szCs w:val="18"/>
+        </w:rPr>
+      </w:pPr>
+    </w:p>
+    <w:p>
+      <w:pPr>
+        <w:pStyle w:val="paragraph"/>
+        <w:spacing w:before="0" w:beforeAutospacing="0" w:after="0" w:afterAutospacing="0" w:line="276" w:lineRule="auto"/>
+        <w:jc w:val="center"/>
+        <w:textAlignment w:val="baseline"/>
+        <w:rPr>
+          <w:rFonts w:ascii="Segoe UI" w:hAnsi="Segoe UI" w:cs="Segoe UI"/>
+          <w:sz w:val="18"/>
+          <w:szCs w:val="18"/>
+        </w:rPr>
+      </w:pPr>
+      <w:r>
+        <w:rPr>
+          <w:rStyle w:val="eop"/>
+          <w:rFonts w:eastAsiaTheme="majorEastAsia"/>
+          <w:color w:val="000000"/>
+          <w:bdr w:val="none" w:sz="0" w:space="0" w:color="auto" w:frame="1"/>
+          <w:shd w:val="clear" w:color="auto" w:fill="C6C6C6"/>
+        </w:rPr>
+        <w:t> </w:t>
+      </w:r>
+    </w:p>
+    <w:p>
+      <w:pPr>
+        <w:pStyle w:val="paragraph"/>
+        <w:spacing w:before="0" w:beforeAutospacing="0" w:after="0" w:afterAutospacing="0" w:line="276" w:lineRule="auto"/>
+        <w:jc w:val="center"/>
+        <w:textAlignment w:val="baseline"/>
+        <w:rPr>
+          <w:rFonts w:ascii="Segoe UI" w:hAnsi="Segoe UI" w:cs="Segoe UI"/>
+          <w:sz w:val="18"/>
+          <w:szCs w:val="18"/>
+        </w:rPr>
+      </w:pPr>
+      <w:r>
+        <w:rPr>
+          <w:rStyle w:val="normaltextrun"/>
+          <w:rFonts w:eastAsiaTheme="majorEastAsia"/>
+          <w:color w:val="000000"/>
+        </w:rPr>
+        <w:t>Docente:</w:t>
+      </w:r>
+      <w:r>
+        <w:rPr>
+          <w:rStyle w:val="eop"/>
+          <w:rFonts w:eastAsiaTheme="majorEastAsia"/>
+          <w:color w:val="000000"/>
+          <w:bdr w:val="none" w:sz="0" w:space="0" w:color="auto" w:frame="1"/>
+          <w:shd w:val="clear" w:color="auto" w:fill="C6C6C6"/>
+        </w:rPr>
+        <w:t> </w:t>
+      </w:r>
+    </w:p>
+    <w:p>
+      <w:pPr>
+        <w:pStyle w:val="paragraph"/>
+        <w:spacing w:before="0" w:beforeAutospacing="0" w:after="0" w:afterAutospacing="0" w:line="276" w:lineRule="auto"/>
+        <w:jc w:val="center"/>
+        <w:textAlignment w:val="baseline"/>
+        <w:rPr>
+          <w:rStyle w:val="eop"/>
+          <w:rFonts w:eastAsiaTheme="majorEastAsia"/>
+          <w:color w:val="000000"/>
+          <w:bdr w:val="none" w:sz="0" w:space="0" w:color="auto" w:frame="1"/>
+          <w:shd w:val="clear" w:color="auto" w:fill="C6C6C6"/>
+        </w:rPr>
+      </w:pPr>
+      <w:r>
+        <w:rPr>
+          <w:rStyle w:val="normaltextrun"/>
+          <w:rFonts w:eastAsiaTheme="majorEastAsia"/>
+          <w:color w:val="000000"/>
+        </w:rPr>
+        <w:t>Juan Nicolas </w:t>
+      </w:r>
+      <w:proofErr w:type="spellStart"/>
+      <w:r>
+        <w:rPr>
+          <w:rStyle w:val="normaltextrun"/>
+          <w:rFonts w:eastAsiaTheme="majorEastAsia"/>
+          <w:color w:val="000000"/>
+        </w:rPr>
+        <w:t>Velasquez</w:t>
+      </w:r>
+      <w:proofErr w:type="spellEnd"/>
+      <w:r>
+        <w:rPr>
+          <w:rStyle w:val="eop"/>
+          <w:rFonts w:eastAsiaTheme="majorEastAsia"/>
+          <w:color w:val="000000"/>
+          <w:bdr w:val="none" w:sz="0" w:space="0" w:color="auto" w:frame="1"/>
+          <w:shd w:val="clear" w:color="auto" w:fill="C6C6C6"/>
+        </w:rPr>
+        <w:t> </w:t>
+      </w:r>
+    </w:p>
+    <w:p>
+      <w:pPr>
+        <w:pStyle w:val="paragraph"/>
+        <w:spacing w:before="0" w:beforeAutospacing="0" w:after="0" w:afterAutospacing="0" w:line="276" w:lineRule="auto"/>
+        <w:jc w:val="center"/>
+        <w:textAlignment w:val="baseline"/>
+        <w:rPr>
+          <w:rStyle w:val="eop"/>
+          <w:rFonts w:eastAsiaTheme="majorEastAsia"/>
+          <w:color w:val="000000"/>
+          <w:bdr w:val="none" w:sz="0" w:space="0" w:color="auto" w:frame="1"/>
+          <w:shd w:val="clear" w:color="auto" w:fill="C6C6C6"/>
+        </w:rPr>
+      </w:pPr>
+    </w:p>
+    <w:p>
+      <w:pPr>
+        <w:pStyle w:val="paragraph"/>
+        <w:spacing w:before="0" w:beforeAutospacing="0" w:after="0" w:afterAutospacing="0" w:line="276" w:lineRule="auto"/>
+        <w:jc w:val="center"/>
+        <w:textAlignment w:val="baseline"/>
+        <w:rPr>
+          <w:rStyle w:val="eop"/>
+          <w:rFonts w:eastAsiaTheme="majorEastAsia"/>
+          <w:color w:val="000000"/>
+          <w:bdr w:val="none" w:sz="0" w:space="0" w:color="auto" w:frame="1"/>
+          <w:shd w:val="clear" w:color="auto" w:fill="C6C6C6"/>
+        </w:rPr>
+      </w:pPr>
+    </w:p>
+    <w:p>
+      <w:pPr>
+        <w:pStyle w:val="paragraph"/>
+        <w:spacing w:before="0" w:beforeAutospacing="0" w:after="0" w:afterAutospacing="0" w:line="276" w:lineRule="auto"/>
+        <w:jc w:val="center"/>
+        <w:textAlignment w:val="baseline"/>
+        <w:rPr>
+          <w:rFonts w:ascii="Segoe UI" w:hAnsi="Segoe UI" w:cs="Segoe UI"/>
+          <w:sz w:val="18"/>
+          <w:szCs w:val="18"/>
+        </w:rPr>
+      </w:pPr>
+    </w:p>
+    <w:p>
+      <w:pPr>
+        <w:pStyle w:val="paragraph"/>
+        <w:spacing w:before="0" w:beforeAutospacing="0" w:after="0" w:afterAutospacing="0" w:line="276" w:lineRule="auto"/>
+        <w:jc w:val="center"/>
+        <w:textAlignment w:val="baseline"/>
+        <w:rPr>
+          <w:rFonts w:ascii="Segoe UI" w:hAnsi="Segoe UI" w:cs="Segoe UI"/>
+          <w:sz w:val="18"/>
+          <w:szCs w:val="18"/>
+        </w:rPr>
+      </w:pPr>
+      <w:r>
+        <w:rPr>
+          <w:rStyle w:val="eop"/>
+          <w:rFonts w:eastAsiaTheme="majorEastAsia"/>
+          <w:color w:val="000000"/>
+          <w:bdr w:val="none" w:sz="0" w:space="0" w:color="auto" w:frame="1"/>
+          <w:shd w:val="clear" w:color="auto" w:fill="C6C6C6"/>
+        </w:rPr>
+        <w:t> </w:t>
+      </w:r>
+    </w:p>
+    <w:p>
+      <w:pPr>
+        <w:pStyle w:val="paragraph"/>
+        <w:spacing w:before="0" w:beforeAutospacing="0" w:after="0" w:afterAutospacing="0" w:line="276" w:lineRule="auto"/>
+        <w:jc w:val="center"/>
+        <w:textAlignment w:val="baseline"/>
+        <w:rPr>
+          <w:rFonts w:ascii="Segoe UI" w:hAnsi="Segoe UI" w:cs="Segoe UI"/>
+          <w:sz w:val="18"/>
+          <w:szCs w:val="18"/>
+        </w:rPr>
+      </w:pPr>
+      <w:r>
+        <w:rPr>
+          <w:rStyle w:val="normaltextrun"/>
+          <w:rFonts w:eastAsiaTheme="majorEastAsia"/>
+          <w:color w:val="000000"/>
+        </w:rPr>
+        <w:t>Pontificia Universidad Javeriana</w:t>
+      </w:r>
+      <w:r>
+        <w:rPr>
+          <w:rStyle w:val="eop"/>
+          <w:rFonts w:eastAsiaTheme="majorEastAsia"/>
+          <w:color w:val="000000"/>
+          <w:bdr w:val="none" w:sz="0" w:space="0" w:color="auto" w:frame="1"/>
+          <w:shd w:val="clear" w:color="auto" w:fill="C6C6C6"/>
+        </w:rPr>
+        <w:t> </w:t>
+      </w:r>
+    </w:p>
+    <w:p>
+      <w:pPr>
+        <w:pStyle w:val="paragraph"/>
+        <w:spacing w:before="0" w:beforeAutospacing="0" w:after="0" w:afterAutospacing="0" w:line="276" w:lineRule="auto"/>
+        <w:jc w:val="center"/>
+        <w:textAlignment w:val="baseline"/>
+        <w:rPr>
+          <w:rStyle w:val="eop"/>
+          <w:rFonts w:eastAsiaTheme="majorEastAsia"/>
+          <w:color w:val="000000"/>
+          <w:bdr w:val="none" w:sz="0" w:space="0" w:color="auto" w:frame="1"/>
+          <w:shd w:val="clear" w:color="auto" w:fill="C6C6C6"/>
+        </w:rPr>
+      </w:pPr>
+      <w:r>
+        <w:rPr>
+          <w:rStyle w:val="normaltextrun"/>
+          <w:rFonts w:eastAsiaTheme="majorEastAsia"/>
+          <w:color w:val="000000"/>
+        </w:rPr>
+        <w:t>Facultad de Ciencias Económicas y Administrativas</w:t>
+      </w:r>
+      <w:r>
+        <w:rPr>
+          <w:rStyle w:val="eop"/>
+          <w:rFonts w:eastAsiaTheme="majorEastAsia"/>
+          <w:color w:val="000000"/>
+          <w:bdr w:val="none" w:sz="0" w:space="0" w:color="auto" w:frame="1"/>
+          <w:shd w:val="clear" w:color="auto" w:fill="C6C6C6"/>
+        </w:rPr>
+        <w:t> </w:t>
+      </w:r>
+    </w:p>
+    <w:p>
+      <w:pPr>
+        <w:pStyle w:val="paragraph"/>
+        <w:spacing w:before="0" w:beforeAutospacing="0" w:after="0" w:afterAutospacing="0" w:line="276" w:lineRule="auto"/>
+        <w:jc w:val="center"/>
+        <w:textAlignment w:val="baseline"/>
+        <w:rPr>
+          <w:rFonts w:ascii="Segoe UI" w:hAnsi="Segoe UI" w:cs="Segoe UI"/>
+          <w:sz w:val="18"/>
+          <w:szCs w:val="18"/>
+        </w:rPr>
+      </w:pPr>
+    </w:p>
+    <w:p>
+      <w:pPr>
+        <w:pStyle w:val="paragraph"/>
+        <w:spacing w:before="0" w:beforeAutospacing="0" w:after="0" w:afterAutospacing="0" w:line="276" w:lineRule="auto"/>
+        <w:jc w:val="center"/>
+        <w:textAlignment w:val="baseline"/>
+        <w:rPr>
+          <w:rFonts w:ascii="Segoe UI" w:hAnsi="Segoe UI" w:cs="Segoe UI"/>
+          <w:sz w:val="18"/>
+          <w:szCs w:val="18"/>
+        </w:rPr>
+      </w:pPr>
+      <w:r>
+        <w:rPr>
+          <w:rStyle w:val="eop"/>
+          <w:rFonts w:eastAsiaTheme="majorEastAsia"/>
+          <w:color w:val="000000"/>
+          <w:bdr w:val="none" w:sz="0" w:space="0" w:color="auto" w:frame="1"/>
+          <w:shd w:val="clear" w:color="auto" w:fill="C6C6C6"/>
+        </w:rPr>
+        <w:t> </w:t>
+      </w:r>
+    </w:p>
+    <w:p>
+      <w:pPr>
+        <w:pStyle w:val="paragraph"/>
+        <w:spacing w:before="0" w:beforeAutospacing="0" w:after="0" w:afterAutospacing="0" w:line="276" w:lineRule="auto"/>
+        <w:jc w:val="center"/>
+        <w:textAlignment w:val="baseline"/>
+        <w:rPr>
+          <w:rFonts w:ascii="Segoe UI" w:hAnsi="Segoe UI" w:cs="Segoe UI"/>
+          <w:sz w:val="18"/>
+          <w:szCs w:val="18"/>
+        </w:rPr>
+      </w:pPr>
+      <w:r>
+        <w:rPr>
+          <w:rStyle w:val="normaltextrun"/>
+          <w:rFonts w:eastAsiaTheme="majorEastAsia"/>
+          <w:color w:val="000000"/>
+          <w:lang w:val="en"/>
+        </w:rPr>
+        <w:t>08/03/2026</w:t>
+      </w:r>
+      <w:r>
+        <w:rPr>
+          <w:rStyle w:val="eop"/>
+          <w:rFonts w:eastAsiaTheme="majorEastAsia"/>
+          <w:color w:val="000000"/>
+          <w:bdr w:val="none" w:sz="0" w:space="0" w:color="auto" w:frame="1"/>
+          <w:shd w:val="clear" w:color="auto" w:fill="C6C6C6"/>
+        </w:rPr>
+        <w:t> </w:t>
+      </w:r>
+    </w:p>
+    <w:p>
+      <w:pPr>
+        <w:rPr>
+          <w:rFonts w:ascii="Times New Roman" w:hAnsi="Times New Roman" w:cs="Times New Roman"/>
+          <w:sz w:val="26"/>
+          <w:szCs w:val="26"/>
+        </w:rPr>
+      </w:pPr>
+    </w:p>
+    <w:p>
+      <w:pPr>
+        <w:rPr>
+          <w:rFonts w:ascii="Times New Roman" w:hAnsi="Times New Roman" w:cs="Times New Roman"/>
+          <w:sz w:val="26"/>
+          <w:szCs w:val="26"/>
+        </w:rPr>
+      </w:pPr>
+    </w:p>
+    <w:p>
+      <w:pPr>
         <w:rPr>
           <w:rFonts w:ascii="Times New Roman" w:hAnsi="Times New Roman" w:cs="Times New Roman"/>
           <w:b/>
           <w:bCs/>
-          <w:sz w:val="32"/>
-          <w:szCs w:val="32"/>
-          <w:lang w:val="en-US"/>
+          <w:sz w:val="26"/>
+          <w:szCs w:val="26"/>
         </w:rPr>
       </w:pPr>
       <w:r>
@@ -18,237 +800,270 @@
           <w:rFonts w:ascii="Times New Roman" w:hAnsi="Times New Roman" w:cs="Times New Roman"/>
           <w:b/>
           <w:bCs/>
-          <w:sz w:val="32"/>
-          <w:szCs w:val="32"/>
-          <w:lang w:val="en-US"/>
-        </w:rPr>
-        <w:t xml:space="preserve">Caso 1: Web Analytics </w:t>
-      </w:r>
-    </w:p>
-    <w:p>
-      <w:pPr>
-        <w:rPr>
-          <w:rFonts w:ascii="Times New Roman" w:hAnsi="Times New Roman" w:cs="Times New Roman"/>
-        </w:rPr>
-      </w:pPr>
-      <w:r>
-        <w:rPr>
-          <w:rFonts w:ascii="Times New Roman" w:hAnsi="Times New Roman" w:cs="Times New Roman"/>
-        </w:rPr>
-        <w:t>Juan Esteban Daza, Mariana Hernán</w:t>
+          <w:sz w:val="26"/>
+          <w:szCs w:val="26"/>
+          <w:highlight w:val="yellow"/>
+        </w:rPr>
+        <w:lastRenderedPageBreak/>
+        <w:t>Resumen Ejecutivo</w:t>
       </w:r>
       <w:r>
-        <w:rPr>
-          <w:rFonts w:ascii="Times New Roman" w:hAnsi="Times New Roman" w:cs="Times New Roman"/>
-        </w:rPr>
-        <w:t>dez y Sofia Acuña</w:t>
-      </w:r>
-    </w:p>
-    <w:p>
-      <w:pPr>
-        <w:rPr>
-          <w:rFonts w:ascii="Times New Roman" w:hAnsi="Times New Roman" w:cs="Times New Roman"/>
-        </w:rPr>
-      </w:pPr>
-    </w:p>
-    <w:p>
-      <w:pPr>
-        <w:pStyle w:val="Prrafodelista"/>
-        <w:numPr>
-          <w:ilvl w:val="0"/>
-          <w:numId w:val="1"/>
-        </w:numPr>
         <w:rPr>
           <w:rFonts w:ascii="Times New Roman" w:hAnsi="Times New Roman" w:cs="Times New Roman"/>
           <w:b/>
           <w:bCs/>
-          <w:sz w:val="28"/>
-          <w:szCs w:val="28"/>
-        </w:rPr>
-      </w:pPr>
-      <w:r>
+          <w:sz w:val="26"/>
+          <w:szCs w:val="26"/>
+        </w:rPr>
+        <w:t xml:space="preserve"> </w:t>
+      </w:r>
+    </w:p>
+    <w:p>
+      <w:pPr>
+        <w:rPr>
+          <w:rFonts w:ascii="Times New Roman" w:hAnsi="Times New Roman" w:cs="Times New Roman"/>
+          <w:sz w:val="26"/>
+          <w:szCs w:val="26"/>
+        </w:rPr>
+      </w:pPr>
+    </w:p>
+    <w:p>
+      <w:pPr>
+        <w:rPr>
+          <w:rFonts w:ascii="Times New Roman" w:hAnsi="Times New Roman" w:cs="Times New Roman"/>
+          <w:sz w:val="26"/>
+          <w:szCs w:val="26"/>
+        </w:rPr>
+      </w:pPr>
+    </w:p>
+    <w:p>
+      <w:pPr>
+        <w:rPr>
+          <w:rFonts w:ascii="Times New Roman" w:hAnsi="Times New Roman" w:cs="Times New Roman"/>
+          <w:sz w:val="26"/>
+          <w:szCs w:val="26"/>
+        </w:rPr>
+      </w:pPr>
+    </w:p>
+    <w:p>
+      <w:pPr>
+        <w:rPr>
+          <w:rFonts w:ascii="Times New Roman" w:hAnsi="Times New Roman" w:cs="Times New Roman"/>
+          <w:sz w:val="26"/>
+          <w:szCs w:val="26"/>
+        </w:rPr>
+      </w:pPr>
+    </w:p>
+    <w:p>
+      <w:pPr>
+        <w:rPr>
+          <w:rFonts w:ascii="Times New Roman" w:hAnsi="Times New Roman" w:cs="Times New Roman"/>
+          <w:sz w:val="26"/>
+          <w:szCs w:val="26"/>
+        </w:rPr>
+      </w:pPr>
+    </w:p>
+    <w:p>
+      <w:pPr>
+        <w:rPr>
+          <w:rFonts w:ascii="Times New Roman" w:hAnsi="Times New Roman" w:cs="Times New Roman"/>
+          <w:sz w:val="26"/>
+          <w:szCs w:val="26"/>
+        </w:rPr>
+      </w:pPr>
+    </w:p>
+    <w:p>
+      <w:pPr>
+        <w:rPr>
+          <w:rFonts w:ascii="Times New Roman" w:hAnsi="Times New Roman" w:cs="Times New Roman"/>
+          <w:sz w:val="26"/>
+          <w:szCs w:val="26"/>
+        </w:rPr>
+      </w:pPr>
+    </w:p>
+    <w:p>
+      <w:pPr>
+        <w:rPr>
+          <w:rFonts w:ascii="Times New Roman" w:hAnsi="Times New Roman" w:cs="Times New Roman"/>
+          <w:sz w:val="26"/>
+          <w:szCs w:val="26"/>
+        </w:rPr>
+      </w:pPr>
+    </w:p>
+    <w:p>
+      <w:pPr>
+        <w:rPr>
+          <w:rFonts w:ascii="Times New Roman" w:hAnsi="Times New Roman" w:cs="Times New Roman"/>
+          <w:sz w:val="26"/>
+          <w:szCs w:val="26"/>
+        </w:rPr>
+      </w:pPr>
+    </w:p>
+    <w:p>
+      <w:pPr>
+        <w:rPr>
+          <w:rFonts w:ascii="Times New Roman" w:hAnsi="Times New Roman" w:cs="Times New Roman"/>
+          <w:sz w:val="26"/>
+          <w:szCs w:val="26"/>
+        </w:rPr>
+      </w:pPr>
+    </w:p>
+    <w:p>
+      <w:pPr>
+        <w:rPr>
+          <w:rFonts w:ascii="Times New Roman" w:hAnsi="Times New Roman" w:cs="Times New Roman"/>
+          <w:sz w:val="26"/>
+          <w:szCs w:val="26"/>
+        </w:rPr>
+      </w:pPr>
+    </w:p>
+    <w:p>
+      <w:pPr>
+        <w:rPr>
+          <w:rFonts w:ascii="Times New Roman" w:hAnsi="Times New Roman" w:cs="Times New Roman"/>
+          <w:sz w:val="26"/>
+          <w:szCs w:val="26"/>
+        </w:rPr>
+      </w:pPr>
+    </w:p>
+    <w:p>
+      <w:pPr>
+        <w:rPr>
+          <w:rFonts w:ascii="Times New Roman" w:hAnsi="Times New Roman" w:cs="Times New Roman"/>
+          <w:sz w:val="26"/>
+          <w:szCs w:val="26"/>
+        </w:rPr>
+      </w:pPr>
+    </w:p>
+    <w:p>
+      <w:pPr>
+        <w:rPr>
+          <w:rFonts w:ascii="Times New Roman" w:hAnsi="Times New Roman" w:cs="Times New Roman"/>
+          <w:sz w:val="26"/>
+          <w:szCs w:val="26"/>
+        </w:rPr>
+      </w:pPr>
+    </w:p>
+    <w:p>
+      <w:pPr>
+        <w:rPr>
+          <w:rFonts w:ascii="Times New Roman" w:hAnsi="Times New Roman" w:cs="Times New Roman"/>
+          <w:sz w:val="26"/>
+          <w:szCs w:val="26"/>
+        </w:rPr>
+      </w:pPr>
+    </w:p>
+    <w:p>
+      <w:pPr>
+        <w:rPr>
+          <w:rFonts w:ascii="Times New Roman" w:hAnsi="Times New Roman" w:cs="Times New Roman"/>
+          <w:sz w:val="26"/>
+          <w:szCs w:val="26"/>
+        </w:rPr>
+      </w:pPr>
+    </w:p>
+    <w:p>
+      <w:pPr>
+        <w:rPr>
+          <w:rFonts w:ascii="Times New Roman" w:hAnsi="Times New Roman" w:cs="Times New Roman"/>
+          <w:sz w:val="26"/>
+          <w:szCs w:val="26"/>
+        </w:rPr>
+      </w:pPr>
+    </w:p>
+    <w:p>
+      <w:pPr>
+        <w:rPr>
+          <w:rFonts w:ascii="Times New Roman" w:hAnsi="Times New Roman" w:cs="Times New Roman"/>
+          <w:sz w:val="26"/>
+          <w:szCs w:val="26"/>
+        </w:rPr>
+      </w:pPr>
+    </w:p>
+    <w:p>
+      <w:pPr>
+        <w:rPr>
+          <w:rFonts w:ascii="Times New Roman" w:hAnsi="Times New Roman" w:cs="Times New Roman"/>
+          <w:sz w:val="26"/>
+          <w:szCs w:val="26"/>
+        </w:rPr>
+      </w:pPr>
+    </w:p>
+    <w:p>
+      <w:pPr>
+        <w:rPr>
+          <w:rFonts w:ascii="Times New Roman" w:hAnsi="Times New Roman" w:cs="Times New Roman"/>
+          <w:sz w:val="26"/>
+          <w:szCs w:val="26"/>
+        </w:rPr>
+      </w:pPr>
+    </w:p>
+    <w:p>
+      <w:pPr>
+        <w:rPr>
+          <w:rFonts w:ascii="Times New Roman" w:hAnsi="Times New Roman" w:cs="Times New Roman"/>
+          <w:sz w:val="26"/>
+          <w:szCs w:val="26"/>
+        </w:rPr>
+      </w:pPr>
+    </w:p>
+    <w:p>
+      <w:pPr>
+        <w:rPr>
+          <w:rFonts w:ascii="Times New Roman" w:hAnsi="Times New Roman" w:cs="Times New Roman"/>
+          <w:sz w:val="26"/>
+          <w:szCs w:val="26"/>
+        </w:rPr>
+      </w:pPr>
+    </w:p>
+    <w:p>
+      <w:pPr>
+        <w:rPr>
+          <w:rFonts w:ascii="Times New Roman" w:hAnsi="Times New Roman" w:cs="Times New Roman"/>
+          <w:sz w:val="26"/>
+          <w:szCs w:val="26"/>
+        </w:rPr>
+      </w:pPr>
+    </w:p>
+    <w:p>
+      <w:pPr>
+        <w:rPr>
+          <w:rFonts w:ascii="Times New Roman" w:hAnsi="Times New Roman" w:cs="Times New Roman"/>
+          <w:sz w:val="26"/>
+          <w:szCs w:val="26"/>
+        </w:rPr>
+      </w:pPr>
+    </w:p>
+    <w:p>
+      <w:pPr>
+        <w:rPr>
+          <w:rFonts w:ascii="Times New Roman" w:hAnsi="Times New Roman" w:cs="Times New Roman"/>
+          <w:sz w:val="26"/>
+          <w:szCs w:val="26"/>
+        </w:rPr>
+      </w:pPr>
+    </w:p>
+    <w:p>
+      <w:pPr>
         <w:rPr>
           <w:rFonts w:ascii="Times New Roman" w:hAnsi="Times New Roman" w:cs="Times New Roman"/>
           <w:b/>
           <w:bCs/>
-          <w:sz w:val="28"/>
-          <w:szCs w:val="28"/>
-        </w:rPr>
-        <w:t xml:space="preserve">Resumen Ejecutivo </w:t>
-      </w:r>
-    </w:p>
-    <w:p>
-      <w:pPr>
-        <w:rPr>
-          <w:rFonts w:ascii="Times New Roman" w:hAnsi="Times New Roman" w:cs="Times New Roman"/>
-        </w:rPr>
-      </w:pPr>
-    </w:p>
-    <w:p>
-      <w:pPr>
-        <w:rPr>
-          <w:rFonts w:ascii="Times New Roman" w:hAnsi="Times New Roman" w:cs="Times New Roman"/>
-        </w:rPr>
-      </w:pPr>
-    </w:p>
-    <w:p>
-      <w:pPr>
-        <w:rPr>
-          <w:rFonts w:ascii="Times New Roman" w:hAnsi="Times New Roman" w:cs="Times New Roman"/>
-        </w:rPr>
-      </w:pPr>
-    </w:p>
-    <w:p>
-      <w:pPr>
-        <w:rPr>
-          <w:rFonts w:ascii="Times New Roman" w:hAnsi="Times New Roman" w:cs="Times New Roman"/>
-        </w:rPr>
-      </w:pPr>
-    </w:p>
-    <w:p>
-      <w:pPr>
-        <w:pStyle w:val="Prrafodelista"/>
-        <w:numPr>
-          <w:ilvl w:val="0"/>
-          <w:numId w:val="1"/>
-        </w:numPr>
+          <w:sz w:val="26"/>
+          <w:szCs w:val="26"/>
+        </w:rPr>
+      </w:pPr>
+      <w:r>
         <w:rPr>
           <w:rFonts w:ascii="Times New Roman" w:hAnsi="Times New Roman" w:cs="Times New Roman"/>
           <w:b/>
           <w:bCs/>
-          <w:sz w:val="28"/>
-          <w:szCs w:val="28"/>
-        </w:rPr>
-      </w:pPr>
-      <w:r>
-        <w:rPr>
-          <w:rFonts w:ascii="Times New Roman" w:hAnsi="Times New Roman" w:cs="Times New Roman"/>
-          <w:b/>
-          <w:bCs/>
-          <w:sz w:val="28"/>
-          <w:szCs w:val="28"/>
-        </w:rPr>
+          <w:sz w:val="26"/>
+          <w:szCs w:val="26"/>
+        </w:rPr>
+        <w:lastRenderedPageBreak/>
         <w:t xml:space="preserve">Análisis datos </w:t>
       </w:r>
-    </w:p>
-    <w:p>
-      <w:pPr>
-        <w:rPr>
-          <w:rFonts w:ascii="Times New Roman" w:hAnsi="Times New Roman" w:cs="Times New Roman"/>
-        </w:rPr>
-      </w:pPr>
-    </w:p>
-    <w:p>
-      <w:pPr>
-        <w:rPr>
-          <w:rFonts w:ascii="Times New Roman" w:hAnsi="Times New Roman" w:cs="Times New Roman"/>
-        </w:rPr>
-      </w:pPr>
-    </w:p>
-    <w:p>
-      <w:pPr>
-        <w:rPr>
-          <w:rFonts w:ascii="Times New Roman" w:hAnsi="Times New Roman" w:cs="Times New Roman"/>
-        </w:rPr>
-      </w:pPr>
-    </w:p>
-    <w:p>
-      <w:pPr>
-        <w:rPr>
-          <w:rFonts w:ascii="Times New Roman" w:hAnsi="Times New Roman" w:cs="Times New Roman"/>
-        </w:rPr>
-      </w:pPr>
-    </w:p>
-    <w:p>
-      <w:pPr>
-        <w:rPr>
-          <w:rFonts w:ascii="Times New Roman" w:hAnsi="Times New Roman" w:cs="Times New Roman"/>
-        </w:rPr>
-      </w:pPr>
-    </w:p>
-    <w:p>
-      <w:pPr>
-        <w:rPr>
-          <w:rFonts w:ascii="Times New Roman" w:hAnsi="Times New Roman" w:cs="Times New Roman"/>
-        </w:rPr>
-      </w:pPr>
-    </w:p>
-    <w:p>
-      <w:pPr>
-        <w:rPr>
-          <w:rFonts w:ascii="Times New Roman" w:hAnsi="Times New Roman" w:cs="Times New Roman"/>
-        </w:rPr>
-      </w:pPr>
-    </w:p>
-    <w:p>
-      <w:pPr>
-        <w:rPr>
-          <w:rFonts w:ascii="Times New Roman" w:hAnsi="Times New Roman" w:cs="Times New Roman"/>
-        </w:rPr>
-      </w:pPr>
-    </w:p>
-    <w:p>
-      <w:pPr>
-        <w:rPr>
-          <w:rFonts w:ascii="Times New Roman" w:hAnsi="Times New Roman" w:cs="Times New Roman"/>
-        </w:rPr>
-      </w:pPr>
-    </w:p>
-    <w:p>
-      <w:pPr>
-        <w:rPr>
-          <w:rFonts w:ascii="Times New Roman" w:hAnsi="Times New Roman" w:cs="Times New Roman"/>
-        </w:rPr>
-      </w:pPr>
-    </w:p>
-    <w:p>
-      <w:pPr>
-        <w:rPr>
-          <w:rFonts w:ascii="Times New Roman" w:hAnsi="Times New Roman" w:cs="Times New Roman"/>
-        </w:rPr>
-      </w:pPr>
-    </w:p>
-    <w:p>
-      <w:pPr>
-        <w:rPr>
-          <w:rFonts w:ascii="Times New Roman" w:hAnsi="Times New Roman" w:cs="Times New Roman"/>
-        </w:rPr>
-      </w:pPr>
-    </w:p>
-    <w:p>
-      <w:pPr>
-        <w:rPr>
-          <w:rFonts w:ascii="Times New Roman" w:hAnsi="Times New Roman" w:cs="Times New Roman"/>
-        </w:rPr>
-      </w:pPr>
-    </w:p>
-    <w:p>
-      <w:pPr>
-        <w:rPr>
-          <w:rFonts w:ascii="Times New Roman" w:hAnsi="Times New Roman" w:cs="Times New Roman"/>
-        </w:rPr>
-      </w:pPr>
-    </w:p>
-    <w:p>
-      <w:pPr>
-        <w:rPr>
-          <w:rFonts w:ascii="Times New Roman" w:hAnsi="Times New Roman" w:cs="Times New Roman"/>
-        </w:rPr>
-      </w:pPr>
-    </w:p>
-    <w:p>
-      <w:pPr>
-        <w:rPr>
-          <w:rFonts w:ascii="Times New Roman" w:hAnsi="Times New Roman" w:cs="Times New Roman"/>
-        </w:rPr>
-      </w:pPr>
-    </w:p>
-    <w:p>
-      <w:pPr>
-        <w:rPr>
-          <w:rFonts w:ascii="Times New Roman" w:hAnsi="Times New Roman" w:cs="Times New Roman"/>
-        </w:rPr>
-      </w:pPr>
     </w:p>
     <w:p>
       <w:pPr>
@@ -271,7 +1086,6 @@
           <w:bCs/>
           <w:highlight w:val="yellow"/>
         </w:rPr>
-        <w:lastRenderedPageBreak/>
         <w:t xml:space="preserve">Gráficas </w:t>
       </w:r>
       <w:proofErr w:type="spellStart"/>
@@ -323,7 +1137,7 @@
                     <pic:cNvPicPr/>
                   </pic:nvPicPr>
                   <pic:blipFill>
-                    <a:blip r:embed="rId7" cstate="print">
+                    <a:blip r:embed="rId8" cstate="print">
                       <a:extLst>
                         <a:ext uri="{28A0092B-C50C-407E-A947-70E740481C1C}">
                           <a14:useLocalDpi xmlns:a14="http://schemas.microsoft.com/office/drawing/2010/main" val="0"/>
@@ -352,6 +1166,46 @@
     </w:p>
     <w:p>
       <w:pPr>
+        <w:ind w:left="360"/>
+        <w:rPr>
+          <w:rFonts w:ascii="Times New Roman" w:hAnsi="Times New Roman" w:cs="Times New Roman"/>
+        </w:rPr>
+      </w:pPr>
+    </w:p>
+    <w:p>
+      <w:pPr>
+        <w:ind w:left="360"/>
+        <w:rPr>
+          <w:rFonts w:ascii="Times New Roman" w:hAnsi="Times New Roman" w:cs="Times New Roman"/>
+        </w:rPr>
+      </w:pPr>
+    </w:p>
+    <w:p>
+      <w:pPr>
+        <w:ind w:left="360"/>
+        <w:rPr>
+          <w:rFonts w:ascii="Times New Roman" w:hAnsi="Times New Roman" w:cs="Times New Roman"/>
+        </w:rPr>
+      </w:pPr>
+    </w:p>
+    <w:p>
+      <w:pPr>
+        <w:ind w:left="360"/>
+        <w:rPr>
+          <w:rFonts w:ascii="Times New Roman" w:hAnsi="Times New Roman" w:cs="Times New Roman"/>
+        </w:rPr>
+      </w:pPr>
+    </w:p>
+    <w:p>
+      <w:pPr>
+        <w:ind w:left="360"/>
+        <w:rPr>
+          <w:rFonts w:ascii="Times New Roman" w:hAnsi="Times New Roman" w:cs="Times New Roman"/>
+        </w:rPr>
+      </w:pPr>
+    </w:p>
+    <w:p>
+      <w:pPr>
         <w:pStyle w:val="Prrafodelista"/>
         <w:numPr>
           <w:ilvl w:val="0"/>
@@ -369,6 +1223,7 @@
           <w:b/>
           <w:bCs/>
         </w:rPr>
+        <w:lastRenderedPageBreak/>
         <w:t xml:space="preserve">Tablas resumen estadísticos descriptivos </w:t>
       </w:r>
     </w:p>
@@ -2036,7 +2891,6 @@
           <w:sz w:val="21"/>
           <w:szCs w:val="21"/>
         </w:rPr>
-        <w:lastRenderedPageBreak/>
         <w:t>Tabla 2. Periodo pre</w:t>
       </w:r>
       <w:r>
@@ -7011,16 +7865,8 @@
           <w:rFonts w:eastAsiaTheme="majorEastAsia"/>
           <w:lang w:val="es-ES"/>
         </w:rPr>
-        <w:t xml:space="preserve">El análisis descriptivo de las variables visitas, visitas únicas, ingresos, utilidad y libras vendidas muestra cambios importantes a lo largo de los cuatro periodos analizados. En el periodo inicial, el sitio web presenta niveles relativamente altos de tráfico, con un promedio de 1.055 visitas y 976 visitas únicas, acompañado también por los niveles más altos de ingresos promedio ($608.250) y utilidad promedio ($200.233). Sin embargo, en el periodo pre-promoción se observa una disminución considerable en el tráfico del sitio, con promedios de 563 visitas y 517 visitas únicas, mientras que los ingresos y las libras vendidas se mantienen relativamente estables en comparación con el periodo inicial. Durante el periodo de promoción, el tráfico del sitio aumenta significativamente, alcanzando promedios de 1.814 visitas y 1.739 visitas únicas, lo que coincide con el envío de la campaña promocional. No obstante, a pesar del aumento del tráfico, los ingresos </w:t>
-      </w:r>
-      <w:r>
-        <w:rPr>
-          <w:rStyle w:val="normaltextrun"/>
-          <w:rFonts w:eastAsiaTheme="majorEastAsia"/>
-          <w:lang w:val="es-ES"/>
-        </w:rPr>
         <w:lastRenderedPageBreak/>
-        <w:t>promedio ($456.399) y la utilidad ($131.930) no muestran un incremento proporcional. Finalmente, en el periodo post-promoción, el tráfico vuelve a disminuir considerablemente, registrando niveles incluso menores que en periodos anteriores, con promedios de 372 visitas y 111 visitas únicas, junto con reducciones adicionales en ingresos, utilidades y libras vendidas.</w:t>
+        <w:t>El análisis descriptivo de las variables visitas, visitas únicas, ingresos, utilidad y libras vendidas muestra cambios importantes a lo largo de los cuatro periodos analizados. En el periodo inicial, el sitio web presenta niveles relativamente altos de tráfico, con un promedio de 1.055 visitas y 976 visitas únicas, acompañado también por los niveles más altos de ingresos promedio ($608.250) y utilidad promedio ($200.233). Sin embargo, en el periodo pre-promoción se observa una disminución considerable en el tráfico del sitio, con promedios de 563 visitas y 517 visitas únicas, mientras que los ingresos y las libras vendidas se mantienen relativamente estables en comparación con el periodo inicial. Durante el periodo de promoción, el tráfico del sitio aumenta significativamente, alcanzando promedios de 1.814 visitas y 1.739 visitas únicas, lo que coincide con el envío de la campaña promocional. No obstante, a pesar del aumento del tráfico, los ingresos promedio ($456.399) y la utilidad ($131.930) no muestran un incremento proporcional. Finalmente, en el periodo post-promoción, el tráfico vuelve a disminuir considerablemente, registrando niveles incluso menores que en periodos anteriores, con promedios de 372 visitas y 111 visitas únicas, junto con reducciones adicionales en ingresos, utilidades y libras vendidas.</w:t>
       </w:r>
       <w:r>
         <w:rPr>
@@ -7132,6 +7978,7 @@
         <w:rPr>
           <w:noProof/>
         </w:rPr>
+        <w:lastRenderedPageBreak/>
         <w:drawing>
           <wp:inline distT="0" distB="0" distL="0" distR="0" wp14:anchorId="1F0E1D16" wp14:editId="5B62FAFC">
             <wp:extent cx="3665855" cy="2849245"/>
@@ -7150,7 +7997,7 @@
                     </pic:cNvPicPr>
                   </pic:nvPicPr>
                   <pic:blipFill>
-                    <a:blip r:embed="rId8">
+                    <a:blip r:embed="rId9">
                       <a:extLst>
                         <a:ext uri="{28A0092B-C50C-407E-A947-70E740481C1C}">
                           <a14:useLocalDpi xmlns:a14="http://schemas.microsoft.com/office/drawing/2010/main" val="0"/>
@@ -7288,7 +8135,6 @@
           <w:b/>
           <w:bCs/>
         </w:rPr>
-        <w:lastRenderedPageBreak/>
         <w:t>Scatter</w:t>
       </w:r>
       <w:proofErr w:type="spellEnd"/>
@@ -7340,7 +8186,7 @@
                     </pic:cNvPicPr>
                   </pic:nvPicPr>
                   <pic:blipFill>
-                    <a:blip r:embed="rId9">
+                    <a:blip r:embed="rId10">
                       <a:extLst>
                         <a:ext uri="{28A0092B-C50C-407E-A947-70E740481C1C}">
                           <a14:useLocalDpi xmlns:a14="http://schemas.microsoft.com/office/drawing/2010/main" val="0"/>
@@ -7383,6 +8229,7 @@
         <w:rPr>
           <w:rFonts w:ascii="Times New Roman" w:hAnsi="Times New Roman" w:cs="Times New Roman"/>
         </w:rPr>
+        <w:lastRenderedPageBreak/>
         <w:t>Correlación: -0.05939183</w:t>
       </w:r>
     </w:p>
@@ -8946,6 +9793,11 @@
     <w:basedOn w:val="Fuentedeprrafopredeter"/>
     <w:rsid w:val="004C1576"/>
   </w:style>
+  <w:style w:type="character" w:customStyle="1" w:styleId="wacimagecontainer">
+    <w:name w:val="wacimagecontainer"/>
+    <w:basedOn w:val="Fuentedeprrafopredeter"/>
+    <w:rsid w:val="000F57F4"/>
+  </w:style>
 </w:styles>
 </file>
 

--- a/Caso Web Analytics .docx
+++ b/Caso Web Analytics .docx
@@ -12,6 +12,7 @@
           <w:rFonts w:ascii="Segoe UI" w:hAnsi="Segoe UI" w:cs="Segoe UI"/>
           <w:sz w:val="18"/>
           <w:szCs w:val="18"/>
+          <w:lang w:val="en-US"/>
         </w:rPr>
       </w:pPr>
       <w:r>
@@ -19,62 +20,9 @@
           <w:rStyle w:val="normaltextrun"/>
           <w:rFonts w:eastAsiaTheme="majorEastAsia"/>
           <w:color w:val="000000"/>
-        </w:rPr>
-        <w:t>Caso 1: Web </w:t>
-      </w:r>
-      <w:proofErr w:type="spellStart"/>
-      <w:r>
-        <w:rPr>
-          <w:rStyle w:val="normaltextrun"/>
-          <w:rFonts w:eastAsiaTheme="majorEastAsia"/>
-          <w:color w:val="000000"/>
-        </w:rPr>
-        <w:t>Analytics</w:t>
-      </w:r>
-      <w:proofErr w:type="spellEnd"/>
-      <w:r>
-        <w:rPr>
-          <w:rStyle w:val="normaltextrun"/>
-          <w:rFonts w:eastAsiaTheme="majorEastAsia"/>
-          <w:color w:val="000000"/>
-        </w:rPr>
-        <w:t> at </w:t>
-      </w:r>
-      <w:proofErr w:type="spellStart"/>
-      <w:r>
-        <w:rPr>
-          <w:rStyle w:val="normaltextrun"/>
-          <w:rFonts w:eastAsiaTheme="majorEastAsia"/>
-          <w:color w:val="000000"/>
-        </w:rPr>
-        <w:t>Quality</w:t>
-      </w:r>
-      <w:proofErr w:type="spellEnd"/>
-      <w:r>
-        <w:rPr>
-          <w:rStyle w:val="normaltextrun"/>
-          <w:rFonts w:eastAsiaTheme="majorEastAsia"/>
-          <w:color w:val="000000"/>
-        </w:rPr>
-        <w:t> </w:t>
-      </w:r>
-      <w:proofErr w:type="spellStart"/>
-      <w:r>
-        <w:rPr>
-          <w:rStyle w:val="normaltextrun"/>
-          <w:rFonts w:eastAsiaTheme="majorEastAsia"/>
-          <w:color w:val="000000"/>
-        </w:rPr>
-        <w:t>Alloys</w:t>
-      </w:r>
-      <w:proofErr w:type="spellEnd"/>
-      <w:r>
-        <w:rPr>
-          <w:rStyle w:val="normaltextrun"/>
-          <w:rFonts w:eastAsiaTheme="majorEastAsia"/>
-          <w:color w:val="000000"/>
-        </w:rPr>
-        <w:t>, Inc.</w:t>
+          <w:lang w:val="en-US"/>
+        </w:rPr>
+        <w:t>Caso 1: Web Analytics at Quality Alloys, Inc.</w:t>
       </w:r>
       <w:r>
         <w:rPr>
@@ -83,6 +31,7 @@
           <w:color w:val="000000"/>
           <w:bdr w:val="none" w:sz="0" w:space="0" w:color="auto" w:frame="1"/>
           <w:shd w:val="clear" w:color="auto" w:fill="C6C6C6"/>
+          <w:lang w:val="en-US"/>
         </w:rPr>
         <w:t> </w:t>
       </w:r>
@@ -97,6 +46,7 @@
           <w:rFonts w:ascii="Segoe UI" w:hAnsi="Segoe UI" w:cs="Segoe UI"/>
           <w:sz w:val="18"/>
           <w:szCs w:val="18"/>
+          <w:lang w:val="en-US"/>
         </w:rPr>
       </w:pPr>
       <w:r>
@@ -106,6 +56,7 @@
           <w:color w:val="000000"/>
           <w:bdr w:val="none" w:sz="0" w:space="0" w:color="auto" w:frame="1"/>
           <w:shd w:val="clear" w:color="auto" w:fill="C6C6C6"/>
+          <w:lang w:val="en-US"/>
         </w:rPr>
         <w:t> </w:t>
       </w:r>
@@ -1067,7 +1018,7 @@
     </w:p>
     <w:p>
       <w:pPr>
-        <w:pStyle w:val="Prrafodelista"/>
+        <w:pStyle w:val="ListParagraph"/>
         <w:numPr>
           <w:ilvl w:val="0"/>
           <w:numId w:val="2"/>
@@ -1206,7 +1157,7 @@
     </w:p>
     <w:p>
       <w:pPr>
-        <w:pStyle w:val="Prrafodelista"/>
+        <w:pStyle w:val="ListParagraph"/>
         <w:numPr>
           <w:ilvl w:val="0"/>
           <w:numId w:val="2"/>
@@ -7798,7 +7749,7 @@
     </w:p>
     <w:p>
       <w:pPr>
-        <w:pStyle w:val="Prrafodelista"/>
+        <w:pStyle w:val="ListParagraph"/>
         <w:numPr>
           <w:ilvl w:val="0"/>
           <w:numId w:val="2"/>
@@ -7818,7 +7769,7 @@
     </w:p>
     <w:p>
       <w:pPr>
-        <w:pStyle w:val="Prrafodelista"/>
+        <w:pStyle w:val="ListParagraph"/>
         <w:rPr>
           <w:rFonts w:ascii="Times New Roman" w:hAnsi="Times New Roman" w:cs="Times New Roman"/>
           <w:highlight w:val="yellow"/>
@@ -7827,7 +7778,7 @@
     </w:p>
     <w:p>
       <w:pPr>
-        <w:pStyle w:val="Prrafodelista"/>
+        <w:pStyle w:val="ListParagraph"/>
         <w:numPr>
           <w:ilvl w:val="0"/>
           <w:numId w:val="2"/>
@@ -7928,7 +7879,7 @@
     </w:p>
     <w:p>
       <w:pPr>
-        <w:pStyle w:val="Prrafodelista"/>
+        <w:pStyle w:val="ListParagraph"/>
         <w:numPr>
           <w:ilvl w:val="0"/>
           <w:numId w:val="2"/>
@@ -8117,7 +8068,7 @@
     </w:p>
     <w:p>
       <w:pPr>
-        <w:pStyle w:val="Prrafodelista"/>
+        <w:pStyle w:val="ListParagraph"/>
         <w:numPr>
           <w:ilvl w:val="0"/>
           <w:numId w:val="2"/>
@@ -8235,7 +8186,7 @@
     </w:p>
     <w:p>
       <w:pPr>
-        <w:pStyle w:val="Prrafodelista"/>
+        <w:pStyle w:val="ListParagraph"/>
         <w:numPr>
           <w:ilvl w:val="0"/>
           <w:numId w:val="2"/>
@@ -8393,15 +8344,7 @@
           <w:rFonts w:eastAsiaTheme="majorEastAsia"/>
           <w:lang w:val="es-ES"/>
         </w:rPr>
-        <w:t>P</w:t>
-      </w:r>
-      <w:r>
-        <w:rPr>
-          <w:rStyle w:val="normaltextrun"/>
-          <w:rFonts w:eastAsiaTheme="majorEastAsia"/>
-          <w:lang w:val="es-ES"/>
-        </w:rPr>
-        <w:t>or otro lado, la relación entre </w:t>
+        <w:t>Por otro lado, la relación entre </w:t>
       </w:r>
       <w:proofErr w:type="spellStart"/>
       <w:r>
@@ -8530,15 +8473,593 @@
     </w:p>
     <w:p>
       <w:pPr>
-        <w:rPr>
-          <w:rFonts w:ascii="Times New Roman" w:hAnsi="Times New Roman" w:cs="Times New Roman"/>
-        </w:rPr>
-      </w:pPr>
-    </w:p>
-    <w:p>
-      <w:pPr>
-        <w:rPr>
-          <w:rFonts w:ascii="Times New Roman" w:hAnsi="Times New Roman" w:cs="Times New Roman"/>
+        <w:pStyle w:val="paragraph"/>
+        <w:numPr>
+          <w:ilvl w:val="0"/>
+          <w:numId w:val="2"/>
+        </w:numPr>
+        <w:spacing w:before="0" w:beforeAutospacing="0" w:after="0" w:afterAutospacing="0" w:line="276" w:lineRule="auto"/>
+        <w:jc w:val="both"/>
+        <w:textAlignment w:val="baseline"/>
+        <w:rPr>
+          <w:rStyle w:val="normaltextrun"/>
+          <w:rFonts w:eastAsiaTheme="majorEastAsia"/>
+          <w:b/>
+          <w:bCs/>
+          <w:lang w:val="es-ES"/>
+        </w:rPr>
+      </w:pPr>
+      <w:proofErr w:type="spellStart"/>
+      <w:r>
+        <w:rPr>
+          <w:rStyle w:val="normaltextrun"/>
+          <w:rFonts w:eastAsiaTheme="majorEastAsia"/>
+          <w:b/>
+          <w:bCs/>
+          <w:lang w:val="es-ES"/>
+        </w:rPr>
+        <w:t>Modeling</w:t>
+      </w:r>
+      <w:proofErr w:type="spellEnd"/>
+      <w:r>
+        <w:rPr>
+          <w:rStyle w:val="normaltextrun"/>
+          <w:rFonts w:eastAsiaTheme="majorEastAsia"/>
+          <w:b/>
+          <w:bCs/>
+          <w:lang w:val="es-ES"/>
+        </w:rPr>
+        <w:t xml:space="preserve"> </w:t>
+      </w:r>
+      <w:proofErr w:type="spellStart"/>
+      <w:r>
+        <w:rPr>
+          <w:rStyle w:val="normaltextrun"/>
+          <w:rFonts w:eastAsiaTheme="majorEastAsia"/>
+          <w:b/>
+          <w:bCs/>
+          <w:lang w:val="es-ES"/>
+        </w:rPr>
+        <w:t>critical</w:t>
+      </w:r>
+      <w:proofErr w:type="spellEnd"/>
+      <w:r>
+        <w:rPr>
+          <w:rStyle w:val="normaltextrun"/>
+          <w:rFonts w:eastAsiaTheme="majorEastAsia"/>
+          <w:b/>
+          <w:bCs/>
+          <w:lang w:val="es-ES"/>
+        </w:rPr>
+        <w:t xml:space="preserve"> data </w:t>
+      </w:r>
+    </w:p>
+    <w:p>
+      <w:pPr>
+        <w:pStyle w:val="paragraph"/>
+        <w:spacing w:before="0" w:beforeAutospacing="0" w:after="0" w:afterAutospacing="0" w:line="276" w:lineRule="auto"/>
+        <w:jc w:val="both"/>
+        <w:textAlignment w:val="baseline"/>
+        <w:rPr>
+          <w:rStyle w:val="normaltextrun"/>
+          <w:rFonts w:eastAsiaTheme="majorEastAsia"/>
+          <w:lang w:val="es-ES"/>
+        </w:rPr>
+      </w:pPr>
+    </w:p>
+    <w:p>
+      <w:pPr>
+        <w:pStyle w:val="paragraph"/>
+        <w:spacing w:before="0" w:beforeAutospacing="0" w:after="0" w:afterAutospacing="0" w:line="276" w:lineRule="auto"/>
+        <w:jc w:val="both"/>
+        <w:textAlignment w:val="baseline"/>
+        <w:rPr>
+          <w:rStyle w:val="normaltextrun"/>
+          <w:rFonts w:eastAsiaTheme="majorEastAsia"/>
+          <w:lang w:val="es-ES"/>
+        </w:rPr>
+      </w:pPr>
+    </w:p>
+    <w:p>
+      <w:pPr>
+        <w:pStyle w:val="paragraph"/>
+        <w:spacing w:before="0" w:beforeAutospacing="0" w:after="0" w:afterAutospacing="0" w:line="276" w:lineRule="auto"/>
+        <w:jc w:val="both"/>
+        <w:textAlignment w:val="baseline"/>
+        <w:rPr>
+          <w:rStyle w:val="normaltextrun"/>
+          <w:rFonts w:eastAsiaTheme="majorEastAsia"/>
+          <w:lang w:val="es-ES"/>
+        </w:rPr>
+      </w:pPr>
+      <w:r>
+        <w:rPr>
+          <w:rStyle w:val="normaltextrun"/>
+          <w:rFonts w:eastAsiaTheme="majorEastAsia"/>
+          <w:lang w:val="es-ES"/>
+        </w:rPr>
+        <w:t xml:space="preserve">c) El histograma de las libras de material vendido tiene una forma </w:t>
+      </w:r>
+      <w:r>
+        <w:rPr>
+          <w:rStyle w:val="normaltextrun"/>
+          <w:rFonts w:eastAsiaTheme="majorEastAsia"/>
+          <w:lang w:val="es-ES"/>
+        </w:rPr>
+        <w:t>casi</w:t>
+      </w:r>
+      <w:r>
+        <w:rPr>
+          <w:rStyle w:val="normaltextrun"/>
+          <w:rFonts w:eastAsiaTheme="majorEastAsia"/>
+          <w:lang w:val="es-ES"/>
+        </w:rPr>
+        <w:t xml:space="preserve"> acampanada y simétrica, con la mayoría de l</w:t>
+      </w:r>
+      <w:r>
+        <w:rPr>
+          <w:rStyle w:val="normaltextrun"/>
+          <w:rFonts w:eastAsiaTheme="majorEastAsia"/>
+          <w:lang w:val="es-ES"/>
+        </w:rPr>
+        <w:t>os datos concentrados</w:t>
+      </w:r>
+      <w:r>
+        <w:rPr>
+          <w:rStyle w:val="normaltextrun"/>
+          <w:rFonts w:eastAsiaTheme="majorEastAsia"/>
+          <w:lang w:val="es-ES"/>
+        </w:rPr>
+        <w:t xml:space="preserve"> </w:t>
+      </w:r>
+      <w:r>
+        <w:rPr>
+          <w:rStyle w:val="normaltextrun"/>
+          <w:rFonts w:eastAsiaTheme="majorEastAsia"/>
+          <w:lang w:val="es-ES"/>
+        </w:rPr>
+        <w:t xml:space="preserve">cerca </w:t>
+      </w:r>
+      <w:r>
+        <w:rPr>
+          <w:rStyle w:val="normaltextrun"/>
+          <w:rFonts w:eastAsiaTheme="majorEastAsia"/>
+          <w:lang w:val="es-ES"/>
+        </w:rPr>
+        <w:t>del centro</w:t>
+      </w:r>
+      <w:r>
+        <w:rPr>
+          <w:rStyle w:val="normaltextrun"/>
+          <w:rFonts w:eastAsiaTheme="majorEastAsia"/>
+          <w:lang w:val="es-ES"/>
+        </w:rPr>
+        <w:t xml:space="preserve">, y muy cerca de </w:t>
+      </w:r>
+      <w:proofErr w:type="spellStart"/>
+      <w:r>
+        <w:rPr>
+          <w:rStyle w:val="normaltextrun"/>
+          <w:rFonts w:eastAsiaTheme="majorEastAsia"/>
+          <w:lang w:val="es-ES"/>
+        </w:rPr>
+        <w:t>la</w:t>
+      </w:r>
+      <w:proofErr w:type="spellEnd"/>
+      <w:r>
+        <w:rPr>
+          <w:rStyle w:val="normaltextrun"/>
+          <w:rFonts w:eastAsiaTheme="majorEastAsia"/>
+          <w:lang w:val="es-ES"/>
+        </w:rPr>
+        <w:t xml:space="preserve"> media de 17,342 libras. La distribución </w:t>
+      </w:r>
+      <w:r>
+        <w:rPr>
+          <w:rStyle w:val="normaltextrun"/>
+          <w:rFonts w:eastAsiaTheme="majorEastAsia"/>
+          <w:lang w:val="es-ES"/>
+        </w:rPr>
+        <w:t xml:space="preserve">tiene </w:t>
+      </w:r>
+      <w:r>
+        <w:rPr>
+          <w:rStyle w:val="normaltextrun"/>
+          <w:rFonts w:eastAsiaTheme="majorEastAsia"/>
+          <w:lang w:val="es-ES"/>
+        </w:rPr>
+        <w:t xml:space="preserve">un único pico y disminuye en ambos lados, lo cual es consistente con una distribución normal. No </w:t>
+      </w:r>
+      <w:r>
+        <w:rPr>
+          <w:rStyle w:val="normaltextrun"/>
+          <w:rFonts w:eastAsiaTheme="majorEastAsia"/>
+          <w:lang w:val="es-ES"/>
+        </w:rPr>
+        <w:t xml:space="preserve">parecen haber </w:t>
+      </w:r>
+      <w:r>
+        <w:rPr>
+          <w:rStyle w:val="normaltextrun"/>
+          <w:rFonts w:eastAsiaTheme="majorEastAsia"/>
+          <w:lang w:val="es-ES"/>
+        </w:rPr>
+        <w:t>valores</w:t>
+      </w:r>
+      <w:r>
+        <w:rPr>
+          <w:rStyle w:val="normaltextrun"/>
+          <w:rFonts w:eastAsiaTheme="majorEastAsia"/>
+          <w:lang w:val="es-ES"/>
+        </w:rPr>
+        <w:t xml:space="preserve"> </w:t>
+      </w:r>
+      <w:r>
+        <w:rPr>
+          <w:rStyle w:val="normaltextrun"/>
+          <w:rFonts w:eastAsiaTheme="majorEastAsia"/>
+          <w:lang w:val="es-ES"/>
+        </w:rPr>
+        <w:t xml:space="preserve">extremos, y la dispersión entre el mínimo </w:t>
+      </w:r>
+      <w:r>
+        <w:rPr>
+          <w:rStyle w:val="normaltextrun"/>
+          <w:rFonts w:eastAsiaTheme="majorEastAsia"/>
+          <w:lang w:val="es-ES"/>
+        </w:rPr>
+        <w:t xml:space="preserve">de </w:t>
+      </w:r>
+      <w:r>
+        <w:rPr>
+          <w:rStyle w:val="normaltextrun"/>
+          <w:rFonts w:eastAsiaTheme="majorEastAsia"/>
+          <w:lang w:val="es-ES"/>
+        </w:rPr>
+        <w:t xml:space="preserve">3,825 libras y el máximo </w:t>
+      </w:r>
+      <w:r>
+        <w:rPr>
+          <w:rStyle w:val="normaltextrun"/>
+          <w:rFonts w:eastAsiaTheme="majorEastAsia"/>
+          <w:lang w:val="es-ES"/>
+        </w:rPr>
+        <w:t xml:space="preserve">de </w:t>
+      </w:r>
+      <w:r>
+        <w:rPr>
+          <w:rStyle w:val="normaltextrun"/>
+          <w:rFonts w:eastAsiaTheme="majorEastAsia"/>
+          <w:lang w:val="es-ES"/>
+        </w:rPr>
+        <w:t>31,968 libras</w:t>
+      </w:r>
+      <w:r>
+        <w:rPr>
+          <w:rStyle w:val="normaltextrun"/>
+          <w:rFonts w:eastAsiaTheme="majorEastAsia"/>
+          <w:lang w:val="es-ES"/>
+        </w:rPr>
+        <w:t xml:space="preserve"> </w:t>
+      </w:r>
+      <w:r>
+        <w:rPr>
+          <w:rStyle w:val="normaltextrun"/>
+          <w:rFonts w:eastAsiaTheme="majorEastAsia"/>
+          <w:lang w:val="es-ES"/>
+        </w:rPr>
+        <w:t xml:space="preserve">está </w:t>
+      </w:r>
+      <w:r>
+        <w:rPr>
+          <w:rStyle w:val="normaltextrun"/>
+          <w:rFonts w:eastAsiaTheme="majorEastAsia"/>
+          <w:lang w:val="es-ES"/>
+        </w:rPr>
+        <w:t>balanceado</w:t>
+      </w:r>
+      <w:r>
+        <w:rPr>
+          <w:rStyle w:val="normaltextrun"/>
+          <w:rFonts w:eastAsiaTheme="majorEastAsia"/>
+          <w:lang w:val="es-ES"/>
+        </w:rPr>
+        <w:t xml:space="preserve"> alrededor de la media.</w:t>
+      </w:r>
+    </w:p>
+    <w:p>
+      <w:pPr>
+        <w:pStyle w:val="paragraph"/>
+        <w:spacing w:before="0" w:beforeAutospacing="0" w:after="0" w:afterAutospacing="0" w:line="276" w:lineRule="auto"/>
+        <w:jc w:val="both"/>
+        <w:textAlignment w:val="baseline"/>
+        <w:rPr>
+          <w:rStyle w:val="normaltextrun"/>
+          <w:rFonts w:eastAsiaTheme="majorEastAsia"/>
+          <w:lang w:val="es-ES"/>
+        </w:rPr>
+      </w:pPr>
+    </w:p>
+    <w:p>
+      <w:pPr>
+        <w:pStyle w:val="paragraph"/>
+        <w:spacing w:before="0" w:beforeAutospacing="0" w:after="0" w:afterAutospacing="0" w:line="276" w:lineRule="auto"/>
+        <w:jc w:val="both"/>
+        <w:textAlignment w:val="baseline"/>
+        <w:rPr>
+          <w:rStyle w:val="normaltextrun"/>
+          <w:rFonts w:eastAsiaTheme="majorEastAsia"/>
+          <w:lang w:val="es-ES"/>
+        </w:rPr>
+      </w:pPr>
+      <w:r>
+        <w:rPr>
+          <w:rStyle w:val="normaltextrun"/>
+          <w:rFonts w:eastAsiaTheme="majorEastAsia"/>
+          <w:lang w:val="es-ES"/>
+        </w:rPr>
+        <w:t xml:space="preserve">f) Los datos </w:t>
+      </w:r>
+      <w:r>
+        <w:rPr>
+          <w:rStyle w:val="normaltextrun"/>
+          <w:rFonts w:eastAsiaTheme="majorEastAsia"/>
+          <w:lang w:val="es-ES"/>
+        </w:rPr>
+        <w:t xml:space="preserve">obtenidos en los anteriores puntos </w:t>
+      </w:r>
+      <w:r>
+        <w:rPr>
+          <w:rStyle w:val="normaltextrun"/>
+          <w:rFonts w:eastAsiaTheme="majorEastAsia"/>
+          <w:lang w:val="es-ES"/>
+        </w:rPr>
+        <w:t>de</w:t>
+      </w:r>
+      <w:r>
+        <w:rPr>
+          <w:rStyle w:val="normaltextrun"/>
+          <w:rFonts w:eastAsiaTheme="majorEastAsia"/>
+          <w:lang w:val="es-ES"/>
+        </w:rPr>
+        <w:t xml:space="preserve"> las</w:t>
+      </w:r>
+      <w:r>
+        <w:rPr>
+          <w:rStyle w:val="normaltextrun"/>
+          <w:rFonts w:eastAsiaTheme="majorEastAsia"/>
+          <w:lang w:val="es-ES"/>
+        </w:rPr>
+        <w:t xml:space="preserve"> libras de material vendido </w:t>
+      </w:r>
+      <w:r>
+        <w:rPr>
+          <w:rStyle w:val="normaltextrun"/>
+          <w:rFonts w:eastAsiaTheme="majorEastAsia"/>
+          <w:lang w:val="es-ES"/>
+        </w:rPr>
+        <w:t>sugieren que</w:t>
+      </w:r>
+      <w:r>
+        <w:rPr>
+          <w:rStyle w:val="normaltextrun"/>
+          <w:rFonts w:eastAsiaTheme="majorEastAsia"/>
+          <w:lang w:val="es-ES"/>
+        </w:rPr>
+        <w:t xml:space="preserve"> la</w:t>
+      </w:r>
+      <w:r>
+        <w:rPr>
+          <w:rStyle w:val="normaltextrun"/>
+          <w:rFonts w:eastAsiaTheme="majorEastAsia"/>
+          <w:lang w:val="es-ES"/>
+        </w:rPr>
+        <w:t xml:space="preserve"> información sigue una </w:t>
+      </w:r>
+      <w:r>
+        <w:rPr>
+          <w:rStyle w:val="normaltextrun"/>
+          <w:rFonts w:eastAsiaTheme="majorEastAsia"/>
+          <w:lang w:val="es-ES"/>
+        </w:rPr>
+        <w:t xml:space="preserve">distribución normal. La media </w:t>
+      </w:r>
+      <w:r>
+        <w:rPr>
+          <w:rStyle w:val="normaltextrun"/>
+          <w:rFonts w:eastAsiaTheme="majorEastAsia"/>
+          <w:lang w:val="es-ES"/>
+        </w:rPr>
+        <w:t xml:space="preserve">es de </w:t>
+      </w:r>
+      <w:r>
+        <w:rPr>
+          <w:rStyle w:val="normaltextrun"/>
+          <w:rFonts w:eastAsiaTheme="majorEastAsia"/>
+          <w:lang w:val="es-ES"/>
+        </w:rPr>
+        <w:t>17,342</w:t>
+      </w:r>
+      <w:r>
+        <w:rPr>
+          <w:rStyle w:val="normaltextrun"/>
+          <w:rFonts w:eastAsiaTheme="majorEastAsia"/>
+          <w:lang w:val="es-ES"/>
+        </w:rPr>
+        <w:t xml:space="preserve"> </w:t>
+      </w:r>
+      <w:r>
+        <w:rPr>
+          <w:rStyle w:val="normaltextrun"/>
+          <w:rFonts w:eastAsiaTheme="majorEastAsia"/>
+          <w:lang w:val="es-ES"/>
+        </w:rPr>
+        <w:t xml:space="preserve">y la mediana </w:t>
+      </w:r>
+      <w:r>
+        <w:rPr>
+          <w:rStyle w:val="normaltextrun"/>
+          <w:rFonts w:eastAsiaTheme="majorEastAsia"/>
+          <w:lang w:val="es-ES"/>
+        </w:rPr>
+        <w:t xml:space="preserve">de </w:t>
+      </w:r>
+      <w:r>
+        <w:rPr>
+          <w:rStyle w:val="normaltextrun"/>
+          <w:rFonts w:eastAsiaTheme="majorEastAsia"/>
+          <w:lang w:val="es-ES"/>
+        </w:rPr>
+        <w:t>17,215</w:t>
+      </w:r>
+      <w:r>
+        <w:rPr>
+          <w:rStyle w:val="normaltextrun"/>
+          <w:rFonts w:eastAsiaTheme="majorEastAsia"/>
+          <w:lang w:val="es-ES"/>
+        </w:rPr>
+        <w:t xml:space="preserve"> </w:t>
+      </w:r>
+      <w:r>
+        <w:rPr>
+          <w:rStyle w:val="normaltextrun"/>
+          <w:rFonts w:eastAsiaTheme="majorEastAsia"/>
+          <w:lang w:val="es-ES"/>
+        </w:rPr>
+        <w:t xml:space="preserve">son muy cercanas, lo que </w:t>
+      </w:r>
+      <w:r>
+        <w:rPr>
+          <w:rStyle w:val="normaltextrun"/>
+          <w:rFonts w:eastAsiaTheme="majorEastAsia"/>
+          <w:lang w:val="es-ES"/>
+        </w:rPr>
+        <w:t>muestra que los datos son casi simétricos</w:t>
+      </w:r>
+      <w:r>
+        <w:rPr>
+          <w:rStyle w:val="normaltextrun"/>
+          <w:rFonts w:eastAsiaTheme="majorEastAsia"/>
+          <w:lang w:val="es-ES"/>
+        </w:rPr>
+        <w:t xml:space="preserve">. El análisis </w:t>
+      </w:r>
+      <w:r>
+        <w:rPr>
+          <w:rStyle w:val="normaltextrun"/>
+          <w:rFonts w:eastAsiaTheme="majorEastAsia"/>
+          <w:lang w:val="es-ES"/>
+        </w:rPr>
+        <w:t xml:space="preserve">que se hizo </w:t>
+      </w:r>
+      <w:r>
+        <w:rPr>
+          <w:rStyle w:val="normaltextrun"/>
+          <w:rFonts w:eastAsiaTheme="majorEastAsia"/>
+          <w:lang w:val="es-ES"/>
+        </w:rPr>
+        <w:t xml:space="preserve">de Regla Empírica </w:t>
+      </w:r>
+      <w:r>
+        <w:rPr>
+          <w:rStyle w:val="normaltextrun"/>
+          <w:rFonts w:eastAsiaTheme="majorEastAsia"/>
+          <w:lang w:val="es-ES"/>
+        </w:rPr>
+        <w:t>también</w:t>
+      </w:r>
+      <w:r>
+        <w:rPr>
+          <w:rStyle w:val="normaltextrun"/>
+          <w:rFonts w:eastAsiaTheme="majorEastAsia"/>
+          <w:lang w:val="es-ES"/>
+        </w:rPr>
+        <w:t xml:space="preserve"> </w:t>
+      </w:r>
+      <w:r>
+        <w:rPr>
+          <w:rStyle w:val="normaltextrun"/>
+          <w:rFonts w:eastAsiaTheme="majorEastAsia"/>
+          <w:lang w:val="es-ES"/>
+        </w:rPr>
+        <w:t>sugiere una distribución normal debido a que</w:t>
+      </w:r>
+      <w:r>
+        <w:rPr>
+          <w:rStyle w:val="normaltextrun"/>
+          <w:rFonts w:eastAsiaTheme="majorEastAsia"/>
+          <w:lang w:val="es-ES"/>
+        </w:rPr>
+        <w:t xml:space="preserve"> las observaciones reales dentro de 1, 2 y 3 desviaciones estándar (45, 63 y 66) son casi idénticas a los valores teóricos (44.88, 62.70 y 65.34). Adicionalmente, el valor de asimetría</w:t>
+      </w:r>
+      <w:r>
+        <w:rPr>
+          <w:rStyle w:val="normaltextrun"/>
+          <w:rFonts w:eastAsiaTheme="majorEastAsia"/>
+          <w:lang w:val="es-ES"/>
+        </w:rPr>
+        <w:t xml:space="preserve"> obtenido fue</w:t>
+      </w:r>
+      <w:r>
+        <w:rPr>
+          <w:rStyle w:val="normaltextrun"/>
+          <w:rFonts w:eastAsiaTheme="majorEastAsia"/>
+          <w:lang w:val="es-ES"/>
+        </w:rPr>
+        <w:t xml:space="preserve"> de 0.317</w:t>
+      </w:r>
+      <w:r>
+        <w:rPr>
+          <w:rStyle w:val="normaltextrun"/>
+          <w:rFonts w:eastAsiaTheme="majorEastAsia"/>
+          <w:lang w:val="es-ES"/>
+        </w:rPr>
+        <w:t xml:space="preserve">, lo cual es </w:t>
+      </w:r>
+      <w:r>
+        <w:rPr>
+          <w:rStyle w:val="normaltextrun"/>
+          <w:rFonts w:eastAsiaTheme="majorEastAsia"/>
+          <w:lang w:val="es-ES"/>
+        </w:rPr>
+        <w:t xml:space="preserve">cercano a cero, </w:t>
+      </w:r>
+      <w:r>
+        <w:rPr>
+          <w:rStyle w:val="normaltextrun"/>
+          <w:rFonts w:eastAsiaTheme="majorEastAsia"/>
+          <w:lang w:val="es-ES"/>
+        </w:rPr>
+        <w:lastRenderedPageBreak/>
+        <w:t>indicando una leve asimetría positiva, y la curtosis de 2.695 es cercana al valor de referencia de una distribución normal</w:t>
+      </w:r>
+      <w:r>
+        <w:rPr>
+          <w:rStyle w:val="normaltextrun"/>
+          <w:rFonts w:eastAsiaTheme="majorEastAsia"/>
+          <w:lang w:val="es-ES"/>
+        </w:rPr>
+        <w:t xml:space="preserve"> (</w:t>
+      </w:r>
+      <w:r>
+        <w:rPr>
+          <w:rStyle w:val="normaltextrun"/>
+          <w:rFonts w:eastAsiaTheme="majorEastAsia"/>
+          <w:lang w:val="es-ES"/>
+        </w:rPr>
+        <w:t xml:space="preserve">3). </w:t>
+      </w:r>
+    </w:p>
+    <w:p>
+      <w:pPr>
+        <w:pStyle w:val="paragraph"/>
+        <w:spacing w:before="0" w:beforeAutospacing="0" w:after="0" w:afterAutospacing="0" w:line="276" w:lineRule="auto"/>
+        <w:jc w:val="both"/>
+        <w:textAlignment w:val="baseline"/>
+        <w:rPr>
+          <w:rStyle w:val="normaltextrun"/>
+          <w:rFonts w:eastAsiaTheme="majorEastAsia"/>
+          <w:lang w:val="es-ES"/>
         </w:rPr>
       </w:pPr>
     </w:p>
@@ -9192,11 +9713,11 @@
     <w:name w:val="Normal"/>
     <w:qFormat/>
   </w:style>
-  <w:style w:type="paragraph" w:styleId="Ttulo1">
+  <w:style w:type="paragraph" w:styleId="Heading1">
     <w:name w:val="heading 1"/>
     <w:basedOn w:val="Normal"/>
     <w:next w:val="Normal"/>
-    <w:link w:val="Ttulo1Car"/>
+    <w:link w:val="Heading1Char"/>
     <w:uiPriority w:val="9"/>
     <w:qFormat/>
     <w:rsid w:val="002F1EE9"/>
@@ -9213,11 +9734,11 @@
       <w:szCs w:val="40"/>
     </w:rPr>
   </w:style>
-  <w:style w:type="paragraph" w:styleId="Ttulo2">
+  <w:style w:type="paragraph" w:styleId="Heading2">
     <w:name w:val="heading 2"/>
     <w:basedOn w:val="Normal"/>
     <w:next w:val="Normal"/>
-    <w:link w:val="Ttulo2Car"/>
+    <w:link w:val="Heading2Char"/>
     <w:uiPriority w:val="9"/>
     <w:semiHidden/>
     <w:unhideWhenUsed/>
@@ -9236,11 +9757,11 @@
       <w:szCs w:val="32"/>
     </w:rPr>
   </w:style>
-  <w:style w:type="paragraph" w:styleId="Ttulo3">
+  <w:style w:type="paragraph" w:styleId="Heading3">
     <w:name w:val="heading 3"/>
     <w:basedOn w:val="Normal"/>
     <w:next w:val="Normal"/>
-    <w:link w:val="Ttulo3Car"/>
+    <w:link w:val="Heading3Char"/>
     <w:uiPriority w:val="9"/>
     <w:semiHidden/>
     <w:unhideWhenUsed/>
@@ -9259,11 +9780,11 @@
       <w:szCs w:val="28"/>
     </w:rPr>
   </w:style>
-  <w:style w:type="paragraph" w:styleId="Ttulo4">
+  <w:style w:type="paragraph" w:styleId="Heading4">
     <w:name w:val="heading 4"/>
     <w:basedOn w:val="Normal"/>
     <w:next w:val="Normal"/>
-    <w:link w:val="Ttulo4Car"/>
+    <w:link w:val="Heading4Char"/>
     <w:uiPriority w:val="9"/>
     <w:semiHidden/>
     <w:unhideWhenUsed/>
@@ -9282,11 +9803,11 @@
       <w:color w:val="0F4761" w:themeColor="accent1" w:themeShade="BF"/>
     </w:rPr>
   </w:style>
-  <w:style w:type="paragraph" w:styleId="Ttulo5">
+  <w:style w:type="paragraph" w:styleId="Heading5">
     <w:name w:val="heading 5"/>
     <w:basedOn w:val="Normal"/>
     <w:next w:val="Normal"/>
-    <w:link w:val="Ttulo5Car"/>
+    <w:link w:val="Heading5Char"/>
     <w:uiPriority w:val="9"/>
     <w:semiHidden/>
     <w:unhideWhenUsed/>
@@ -9303,11 +9824,11 @@
       <w:color w:val="0F4761" w:themeColor="accent1" w:themeShade="BF"/>
     </w:rPr>
   </w:style>
-  <w:style w:type="paragraph" w:styleId="Ttulo6">
+  <w:style w:type="paragraph" w:styleId="Heading6">
     <w:name w:val="heading 6"/>
     <w:basedOn w:val="Normal"/>
     <w:next w:val="Normal"/>
-    <w:link w:val="Ttulo6Car"/>
+    <w:link w:val="Heading6Char"/>
     <w:uiPriority w:val="9"/>
     <w:semiHidden/>
     <w:unhideWhenUsed/>
@@ -9326,11 +9847,11 @@
       <w:color w:val="595959" w:themeColor="text1" w:themeTint="A6"/>
     </w:rPr>
   </w:style>
-  <w:style w:type="paragraph" w:styleId="Ttulo7">
+  <w:style w:type="paragraph" w:styleId="Heading7">
     <w:name w:val="heading 7"/>
     <w:basedOn w:val="Normal"/>
     <w:next w:val="Normal"/>
-    <w:link w:val="Ttulo7Car"/>
+    <w:link w:val="Heading7Char"/>
     <w:uiPriority w:val="9"/>
     <w:semiHidden/>
     <w:unhideWhenUsed/>
@@ -9347,11 +9868,11 @@
       <w:color w:val="595959" w:themeColor="text1" w:themeTint="A6"/>
     </w:rPr>
   </w:style>
-  <w:style w:type="paragraph" w:styleId="Ttulo8">
+  <w:style w:type="paragraph" w:styleId="Heading8">
     <w:name w:val="heading 8"/>
     <w:basedOn w:val="Normal"/>
     <w:next w:val="Normal"/>
-    <w:link w:val="Ttulo8Car"/>
+    <w:link w:val="Heading8Char"/>
     <w:uiPriority w:val="9"/>
     <w:semiHidden/>
     <w:unhideWhenUsed/>
@@ -9370,11 +9891,11 @@
       <w:color w:val="272727" w:themeColor="text1" w:themeTint="D8"/>
     </w:rPr>
   </w:style>
-  <w:style w:type="paragraph" w:styleId="Ttulo9">
+  <w:style w:type="paragraph" w:styleId="Heading9">
     <w:name w:val="heading 9"/>
     <w:basedOn w:val="Normal"/>
     <w:next w:val="Normal"/>
-    <w:link w:val="Ttulo9Car"/>
+    <w:link w:val="Heading9Char"/>
     <w:uiPriority w:val="9"/>
     <w:semiHidden/>
     <w:unhideWhenUsed/>
@@ -9391,13 +9912,13 @@
       <w:color w:val="272727" w:themeColor="text1" w:themeTint="D8"/>
     </w:rPr>
   </w:style>
-  <w:style w:type="character" w:default="1" w:styleId="Fuentedeprrafopredeter">
+  <w:style w:type="character" w:default="1" w:styleId="DefaultParagraphFont">
     <w:name w:val="Default Paragraph Font"/>
     <w:uiPriority w:val="1"/>
     <w:semiHidden/>
     <w:unhideWhenUsed/>
   </w:style>
-  <w:style w:type="table" w:default="1" w:styleId="Tablanormal">
+  <w:style w:type="table" w:default="1" w:styleId="TableNormal">
     <w:name w:val="Normal Table"/>
     <w:uiPriority w:val="99"/>
     <w:semiHidden/>
@@ -9412,16 +9933,16 @@
       </w:tblCellMar>
     </w:tblPr>
   </w:style>
-  <w:style w:type="numbering" w:default="1" w:styleId="Sinlista">
+  <w:style w:type="numbering" w:default="1" w:styleId="NoList">
     <w:name w:val="No List"/>
     <w:uiPriority w:val="99"/>
     <w:semiHidden/>
     <w:unhideWhenUsed/>
   </w:style>
-  <w:style w:type="character" w:customStyle="1" w:styleId="Ttulo1Car">
-    <w:name w:val="Título 1 Car"/>
-    <w:basedOn w:val="Fuentedeprrafopredeter"/>
-    <w:link w:val="Ttulo1"/>
+  <w:style w:type="character" w:customStyle="1" w:styleId="Heading1Char">
+    <w:name w:val="Heading 1 Char"/>
+    <w:basedOn w:val="DefaultParagraphFont"/>
+    <w:link w:val="Heading1"/>
     <w:uiPriority w:val="9"/>
     <w:rsid w:val="002F1EE9"/>
     <w:rPr>
@@ -9431,10 +9952,10 @@
       <w:szCs w:val="40"/>
     </w:rPr>
   </w:style>
-  <w:style w:type="character" w:customStyle="1" w:styleId="Ttulo2Car">
-    <w:name w:val="Título 2 Car"/>
-    <w:basedOn w:val="Fuentedeprrafopredeter"/>
-    <w:link w:val="Ttulo2"/>
+  <w:style w:type="character" w:customStyle="1" w:styleId="Heading2Char">
+    <w:name w:val="Heading 2 Char"/>
+    <w:basedOn w:val="DefaultParagraphFont"/>
+    <w:link w:val="Heading2"/>
     <w:uiPriority w:val="9"/>
     <w:semiHidden/>
     <w:rsid w:val="002F1EE9"/>
@@ -9445,10 +9966,10 @@
       <w:szCs w:val="32"/>
     </w:rPr>
   </w:style>
-  <w:style w:type="character" w:customStyle="1" w:styleId="Ttulo3Car">
-    <w:name w:val="Título 3 Car"/>
-    <w:basedOn w:val="Fuentedeprrafopredeter"/>
-    <w:link w:val="Ttulo3"/>
+  <w:style w:type="character" w:customStyle="1" w:styleId="Heading3Char">
+    <w:name w:val="Heading 3 Char"/>
+    <w:basedOn w:val="DefaultParagraphFont"/>
+    <w:link w:val="Heading3"/>
     <w:uiPriority w:val="9"/>
     <w:semiHidden/>
     <w:rsid w:val="002F1EE9"/>
@@ -9459,10 +9980,10 @@
       <w:szCs w:val="28"/>
     </w:rPr>
   </w:style>
-  <w:style w:type="character" w:customStyle="1" w:styleId="Ttulo4Car">
-    <w:name w:val="Título 4 Car"/>
-    <w:basedOn w:val="Fuentedeprrafopredeter"/>
-    <w:link w:val="Ttulo4"/>
+  <w:style w:type="character" w:customStyle="1" w:styleId="Heading4Char">
+    <w:name w:val="Heading 4 Char"/>
+    <w:basedOn w:val="DefaultParagraphFont"/>
+    <w:link w:val="Heading4"/>
     <w:uiPriority w:val="9"/>
     <w:semiHidden/>
     <w:rsid w:val="002F1EE9"/>
@@ -9473,10 +9994,10 @@
       <w:color w:val="0F4761" w:themeColor="accent1" w:themeShade="BF"/>
     </w:rPr>
   </w:style>
-  <w:style w:type="character" w:customStyle="1" w:styleId="Ttulo5Car">
-    <w:name w:val="Título 5 Car"/>
-    <w:basedOn w:val="Fuentedeprrafopredeter"/>
-    <w:link w:val="Ttulo5"/>
+  <w:style w:type="character" w:customStyle="1" w:styleId="Heading5Char">
+    <w:name w:val="Heading 5 Char"/>
+    <w:basedOn w:val="DefaultParagraphFont"/>
+    <w:link w:val="Heading5"/>
     <w:uiPriority w:val="9"/>
     <w:semiHidden/>
     <w:rsid w:val="002F1EE9"/>
@@ -9485,10 +10006,10 @@
       <w:color w:val="0F4761" w:themeColor="accent1" w:themeShade="BF"/>
     </w:rPr>
   </w:style>
-  <w:style w:type="character" w:customStyle="1" w:styleId="Ttulo6Car">
-    <w:name w:val="Título 6 Car"/>
-    <w:basedOn w:val="Fuentedeprrafopredeter"/>
-    <w:link w:val="Ttulo6"/>
+  <w:style w:type="character" w:customStyle="1" w:styleId="Heading6Char">
+    <w:name w:val="Heading 6 Char"/>
+    <w:basedOn w:val="DefaultParagraphFont"/>
+    <w:link w:val="Heading6"/>
     <w:uiPriority w:val="9"/>
     <w:semiHidden/>
     <w:rsid w:val="002F1EE9"/>
@@ -9499,10 +10020,10 @@
       <w:color w:val="595959" w:themeColor="text1" w:themeTint="A6"/>
     </w:rPr>
   </w:style>
-  <w:style w:type="character" w:customStyle="1" w:styleId="Ttulo7Car">
-    <w:name w:val="Título 7 Car"/>
-    <w:basedOn w:val="Fuentedeprrafopredeter"/>
-    <w:link w:val="Ttulo7"/>
+  <w:style w:type="character" w:customStyle="1" w:styleId="Heading7Char">
+    <w:name w:val="Heading 7 Char"/>
+    <w:basedOn w:val="DefaultParagraphFont"/>
+    <w:link w:val="Heading7"/>
     <w:uiPriority w:val="9"/>
     <w:semiHidden/>
     <w:rsid w:val="002F1EE9"/>
@@ -9511,10 +10032,10 @@
       <w:color w:val="595959" w:themeColor="text1" w:themeTint="A6"/>
     </w:rPr>
   </w:style>
-  <w:style w:type="character" w:customStyle="1" w:styleId="Ttulo8Car">
-    <w:name w:val="Título 8 Car"/>
-    <w:basedOn w:val="Fuentedeprrafopredeter"/>
-    <w:link w:val="Ttulo8"/>
+  <w:style w:type="character" w:customStyle="1" w:styleId="Heading8Char">
+    <w:name w:val="Heading 8 Char"/>
+    <w:basedOn w:val="DefaultParagraphFont"/>
+    <w:link w:val="Heading8"/>
     <w:uiPriority w:val="9"/>
     <w:semiHidden/>
     <w:rsid w:val="002F1EE9"/>
@@ -9525,10 +10046,10 @@
       <w:color w:val="272727" w:themeColor="text1" w:themeTint="D8"/>
     </w:rPr>
   </w:style>
-  <w:style w:type="character" w:customStyle="1" w:styleId="Ttulo9Car">
-    <w:name w:val="Título 9 Car"/>
-    <w:basedOn w:val="Fuentedeprrafopredeter"/>
-    <w:link w:val="Ttulo9"/>
+  <w:style w:type="character" w:customStyle="1" w:styleId="Heading9Char">
+    <w:name w:val="Heading 9 Char"/>
+    <w:basedOn w:val="DefaultParagraphFont"/>
+    <w:link w:val="Heading9"/>
     <w:uiPriority w:val="9"/>
     <w:semiHidden/>
     <w:rsid w:val="002F1EE9"/>
@@ -9537,11 +10058,11 @@
       <w:color w:val="272727" w:themeColor="text1" w:themeTint="D8"/>
     </w:rPr>
   </w:style>
-  <w:style w:type="paragraph" w:styleId="Ttulo">
+  <w:style w:type="paragraph" w:styleId="Title">
     <w:name w:val="Title"/>
     <w:basedOn w:val="Normal"/>
     <w:next w:val="Normal"/>
-    <w:link w:val="TtuloCar"/>
+    <w:link w:val="TitleChar"/>
     <w:uiPriority w:val="10"/>
     <w:qFormat/>
     <w:rsid w:val="002F1EE9"/>
@@ -9557,10 +10078,10 @@
       <w:szCs w:val="56"/>
     </w:rPr>
   </w:style>
-  <w:style w:type="character" w:customStyle="1" w:styleId="TtuloCar">
-    <w:name w:val="Título Car"/>
-    <w:basedOn w:val="Fuentedeprrafopredeter"/>
-    <w:link w:val="Ttulo"/>
+  <w:style w:type="character" w:customStyle="1" w:styleId="TitleChar">
+    <w:name w:val="Title Char"/>
+    <w:basedOn w:val="DefaultParagraphFont"/>
+    <w:link w:val="Title"/>
     <w:uiPriority w:val="10"/>
     <w:rsid w:val="002F1EE9"/>
     <w:rPr>
@@ -9571,11 +10092,11 @@
       <w:szCs w:val="56"/>
     </w:rPr>
   </w:style>
-  <w:style w:type="paragraph" w:styleId="Subttulo">
+  <w:style w:type="paragraph" w:styleId="Subtitle">
     <w:name w:val="Subtitle"/>
     <w:basedOn w:val="Normal"/>
     <w:next w:val="Normal"/>
-    <w:link w:val="SubttuloCar"/>
+    <w:link w:val="SubtitleChar"/>
     <w:uiPriority w:val="11"/>
     <w:qFormat/>
     <w:rsid w:val="002F1EE9"/>
@@ -9592,10 +10113,10 @@
       <w:szCs w:val="28"/>
     </w:rPr>
   </w:style>
-  <w:style w:type="character" w:customStyle="1" w:styleId="SubttuloCar">
-    <w:name w:val="Subtítulo Car"/>
-    <w:basedOn w:val="Fuentedeprrafopredeter"/>
-    <w:link w:val="Subttulo"/>
+  <w:style w:type="character" w:customStyle="1" w:styleId="SubtitleChar">
+    <w:name w:val="Subtitle Char"/>
+    <w:basedOn w:val="DefaultParagraphFont"/>
+    <w:link w:val="Subtitle"/>
     <w:uiPriority w:val="11"/>
     <w:rsid w:val="002F1EE9"/>
     <w:rPr>
@@ -9606,11 +10127,11 @@
       <w:szCs w:val="28"/>
     </w:rPr>
   </w:style>
-  <w:style w:type="paragraph" w:styleId="Cita">
+  <w:style w:type="paragraph" w:styleId="Quote">
     <w:name w:val="Quote"/>
     <w:basedOn w:val="Normal"/>
     <w:next w:val="Normal"/>
-    <w:link w:val="CitaCar"/>
+    <w:link w:val="QuoteChar"/>
     <w:uiPriority w:val="29"/>
     <w:qFormat/>
     <w:rsid w:val="002F1EE9"/>
@@ -9624,10 +10145,10 @@
       <w:color w:val="404040" w:themeColor="text1" w:themeTint="BF"/>
     </w:rPr>
   </w:style>
-  <w:style w:type="character" w:customStyle="1" w:styleId="CitaCar">
-    <w:name w:val="Cita Car"/>
-    <w:basedOn w:val="Fuentedeprrafopredeter"/>
-    <w:link w:val="Cita"/>
+  <w:style w:type="character" w:customStyle="1" w:styleId="QuoteChar">
+    <w:name w:val="Quote Char"/>
+    <w:basedOn w:val="DefaultParagraphFont"/>
+    <w:link w:val="Quote"/>
     <w:uiPriority w:val="29"/>
     <w:rsid w:val="002F1EE9"/>
     <w:rPr>
@@ -9636,7 +10157,7 @@
       <w:color w:val="404040" w:themeColor="text1" w:themeTint="BF"/>
     </w:rPr>
   </w:style>
-  <w:style w:type="paragraph" w:styleId="Prrafodelista">
+  <w:style w:type="paragraph" w:styleId="ListParagraph">
     <w:name w:val="List Paragraph"/>
     <w:basedOn w:val="Normal"/>
     <w:uiPriority w:val="34"/>
@@ -9647,9 +10168,9 @@
       <w:contextualSpacing/>
     </w:pPr>
   </w:style>
-  <w:style w:type="character" w:styleId="nfasisintenso">
+  <w:style w:type="character" w:styleId="IntenseEmphasis">
     <w:name w:val="Intense Emphasis"/>
-    <w:basedOn w:val="Fuentedeprrafopredeter"/>
+    <w:basedOn w:val="DefaultParagraphFont"/>
     <w:uiPriority w:val="21"/>
     <w:qFormat/>
     <w:rsid w:val="002F1EE9"/>
@@ -9659,11 +10180,11 @@
       <w:color w:val="0F4761" w:themeColor="accent1" w:themeShade="BF"/>
     </w:rPr>
   </w:style>
-  <w:style w:type="paragraph" w:styleId="Citadestacada">
+  <w:style w:type="paragraph" w:styleId="IntenseQuote">
     <w:name w:val="Intense Quote"/>
     <w:basedOn w:val="Normal"/>
     <w:next w:val="Normal"/>
-    <w:link w:val="CitadestacadaCar"/>
+    <w:link w:val="IntenseQuoteChar"/>
     <w:uiPriority w:val="30"/>
     <w:qFormat/>
     <w:rsid w:val="002F1EE9"/>
@@ -9682,10 +10203,10 @@
       <w:color w:val="0F4761" w:themeColor="accent1" w:themeShade="BF"/>
     </w:rPr>
   </w:style>
-  <w:style w:type="character" w:customStyle="1" w:styleId="CitadestacadaCar">
-    <w:name w:val="Cita destacada Car"/>
-    <w:basedOn w:val="Fuentedeprrafopredeter"/>
-    <w:link w:val="Citadestacada"/>
+  <w:style w:type="character" w:customStyle="1" w:styleId="IntenseQuoteChar">
+    <w:name w:val="Intense Quote Char"/>
+    <w:basedOn w:val="DefaultParagraphFont"/>
+    <w:link w:val="IntenseQuote"/>
     <w:uiPriority w:val="30"/>
     <w:rsid w:val="002F1EE9"/>
     <w:rPr>
@@ -9694,9 +10215,9 @@
       <w:color w:val="0F4761" w:themeColor="accent1" w:themeShade="BF"/>
     </w:rPr>
   </w:style>
-  <w:style w:type="character" w:styleId="Referenciaintensa">
+  <w:style w:type="character" w:styleId="IntenseReference">
     <w:name w:val="Intense Reference"/>
-    <w:basedOn w:val="Fuentedeprrafopredeter"/>
+    <w:basedOn w:val="DefaultParagraphFont"/>
     <w:uiPriority w:val="32"/>
     <w:qFormat/>
     <w:rsid w:val="002F1EE9"/>
@@ -9708,10 +10229,10 @@
       <w:spacing w:val="5"/>
     </w:rPr>
   </w:style>
-  <w:style w:type="paragraph" w:styleId="Encabezado">
+  <w:style w:type="paragraph" w:styleId="Header">
     <w:name w:val="header"/>
     <w:basedOn w:val="Normal"/>
-    <w:link w:val="EncabezadoCar"/>
+    <w:link w:val="HeaderChar"/>
     <w:uiPriority w:val="99"/>
     <w:unhideWhenUsed/>
     <w:rsid w:val="00424255"/>
@@ -9723,17 +10244,17 @@
       <w:spacing w:after="0" w:line="240" w:lineRule="auto"/>
     </w:pPr>
   </w:style>
-  <w:style w:type="character" w:customStyle="1" w:styleId="EncabezadoCar">
-    <w:name w:val="Encabezado Car"/>
-    <w:basedOn w:val="Fuentedeprrafopredeter"/>
-    <w:link w:val="Encabezado"/>
+  <w:style w:type="character" w:customStyle="1" w:styleId="HeaderChar">
+    <w:name w:val="Header Char"/>
+    <w:basedOn w:val="DefaultParagraphFont"/>
+    <w:link w:val="Header"/>
     <w:uiPriority w:val="99"/>
     <w:rsid w:val="00424255"/>
   </w:style>
-  <w:style w:type="paragraph" w:styleId="Piedepgina">
+  <w:style w:type="paragraph" w:styleId="Footer">
     <w:name w:val="footer"/>
     <w:basedOn w:val="Normal"/>
-    <w:link w:val="PiedepginaCar"/>
+    <w:link w:val="FooterChar"/>
     <w:uiPriority w:val="99"/>
     <w:unhideWhenUsed/>
     <w:rsid w:val="00424255"/>
@@ -9745,10 +10266,10 @@
       <w:spacing w:after="0" w:line="240" w:lineRule="auto"/>
     </w:pPr>
   </w:style>
-  <w:style w:type="character" w:customStyle="1" w:styleId="PiedepginaCar">
-    <w:name w:val="Pie de página Car"/>
-    <w:basedOn w:val="Fuentedeprrafopredeter"/>
-    <w:link w:val="Piedepgina"/>
+  <w:style w:type="character" w:customStyle="1" w:styleId="FooterChar">
+    <w:name w:val="Footer Char"/>
+    <w:basedOn w:val="DefaultParagraphFont"/>
+    <w:link w:val="Footer"/>
     <w:uiPriority w:val="99"/>
     <w:rsid w:val="00424255"/>
   </w:style>
@@ -9785,18 +10306,43 @@
   </w:style>
   <w:style w:type="character" w:customStyle="1" w:styleId="normaltextrun">
     <w:name w:val="normaltextrun"/>
-    <w:basedOn w:val="Fuentedeprrafopredeter"/>
+    <w:basedOn w:val="DefaultParagraphFont"/>
     <w:rsid w:val="004C1576"/>
   </w:style>
   <w:style w:type="character" w:customStyle="1" w:styleId="eop">
     <w:name w:val="eop"/>
-    <w:basedOn w:val="Fuentedeprrafopredeter"/>
+    <w:basedOn w:val="DefaultParagraphFont"/>
     <w:rsid w:val="004C1576"/>
   </w:style>
   <w:style w:type="character" w:customStyle="1" w:styleId="wacimagecontainer">
     <w:name w:val="wacimagecontainer"/>
-    <w:basedOn w:val="Fuentedeprrafopredeter"/>
+    <w:basedOn w:val="DefaultParagraphFont"/>
     <w:rsid w:val="000F57F4"/>
+  </w:style>
+  <w:style w:type="paragraph" w:customStyle="1" w:styleId="font-claude-response-body">
+    <w:name w:val="font-claude-response-body"/>
+    <w:basedOn w:val="Normal"/>
+    <w:rsid w:val="00ED3FFB"/>
+    <w:pPr>
+      <w:spacing w:before="100" w:beforeAutospacing="1" w:after="100" w:afterAutospacing="1" w:line="240" w:lineRule="auto"/>
+    </w:pPr>
+    <w:rPr>
+      <w:rFonts w:ascii="Times New Roman" w:eastAsia="Times New Roman" w:hAnsi="Times New Roman" w:cs="Times New Roman"/>
+      <w:kern w:val="0"/>
+      <w:lang w:val="en-CO"/>
+      <w14:ligatures w14:val="none"/>
+    </w:rPr>
+  </w:style>
+  <w:style w:type="character" w:styleId="Strong">
+    <w:name w:val="Strong"/>
+    <w:basedOn w:val="DefaultParagraphFont"/>
+    <w:uiPriority w:val="22"/>
+    <w:qFormat/>
+    <w:rsid w:val="00ED3FFB"/>
+    <w:rPr>
+      <w:b/>
+      <w:bCs/>
+    </w:rPr>
   </w:style>
 </w:styles>
 </file>

--- a/Caso Web Analytics .docx
+++ b/Caso Web Analytics .docx
@@ -8413,48 +8413,288 @@
         <w:jc w:val="both"/>
         <w:textAlignment w:val="baseline"/>
         <w:rPr>
+          <w:rStyle w:val="eop"/>
+          <w:rFonts w:eastAsiaTheme="majorEastAsia"/>
+          <w:bdr w:val="none" w:sz="0" w:space="0" w:color="auto" w:frame="1"/>
+          <w:shd w:val="clear" w:color="auto" w:fill="C6C6C6"/>
+          <w:lang w:val="es-ES"/>
+        </w:rPr>
+      </w:pPr>
+      <w:r>
+        <w:rPr>
+          <w:rStyle w:val="normaltextrun"/>
+          <w:rFonts w:eastAsiaTheme="majorEastAsia"/>
+          <w:lang w:val="es-ES"/>
+        </w:rPr>
+        <w:t>En conjunto, los resultados evidencian que las ventas (libras vendidas) son el principal determinante de los ingresos, mientras que el tráfico del sitio web por sí solo no explica el comportamiento del </w:t>
+      </w:r>
+      <w:proofErr w:type="spellStart"/>
+      <w:r>
+        <w:rPr>
+          <w:rStyle w:val="normaltextrun"/>
+          <w:rFonts w:eastAsiaTheme="majorEastAsia"/>
+          <w:lang w:val="es-ES"/>
+        </w:rPr>
+        <w:t>revenue</w:t>
+      </w:r>
+      <w:proofErr w:type="spellEnd"/>
+      <w:r>
+        <w:rPr>
+          <w:rStyle w:val="normaltextrun"/>
+          <w:rFonts w:eastAsiaTheme="majorEastAsia"/>
+          <w:lang w:val="es-ES"/>
+        </w:rPr>
+        <w:t>.</w:t>
+      </w:r>
+      <w:r>
+        <w:rPr>
+          <w:rStyle w:val="eop"/>
+          <w:rFonts w:eastAsiaTheme="majorEastAsia"/>
+          <w:bdr w:val="none" w:sz="0" w:space="0" w:color="auto" w:frame="1"/>
+          <w:shd w:val="clear" w:color="auto" w:fill="C6C6C6"/>
+          <w:lang w:val="es-ES"/>
+        </w:rPr>
+        <w:t> </w:t>
+      </w:r>
+    </w:p>
+    <w:p>
+      <w:pPr>
+        <w:pStyle w:val="paragraph"/>
+        <w:spacing w:before="0" w:beforeAutospacing="0" w:after="0" w:afterAutospacing="0" w:line="276" w:lineRule="auto"/>
+        <w:jc w:val="both"/>
+        <w:textAlignment w:val="baseline"/>
+        <w:rPr>
+          <w:rStyle w:val="eop"/>
+          <w:rFonts w:eastAsiaTheme="majorEastAsia"/>
+          <w:bdr w:val="none" w:sz="0" w:space="0" w:color="auto" w:frame="1"/>
+          <w:shd w:val="clear" w:color="auto" w:fill="C6C6C6"/>
+          <w:lang w:val="es-ES"/>
+        </w:rPr>
+      </w:pPr>
+    </w:p>
+    <w:p>
+      <w:pPr>
+        <w:pStyle w:val="paragraph"/>
+        <w:spacing w:before="0" w:beforeAutospacing="0" w:after="0" w:afterAutospacing="0" w:line="276" w:lineRule="auto"/>
+        <w:jc w:val="both"/>
+        <w:textAlignment w:val="baseline"/>
+        <w:rPr>
+          <w:rStyle w:val="eop"/>
+          <w:rFonts w:eastAsiaTheme="majorEastAsia"/>
+          <w:bdr w:val="none" w:sz="0" w:space="0" w:color="auto" w:frame="1"/>
+          <w:shd w:val="clear" w:color="auto" w:fill="C6C6C6"/>
+          <w:lang w:val="es-ES"/>
+        </w:rPr>
+      </w:pPr>
+    </w:p>
+    <w:p>
+      <w:pPr>
+        <w:pStyle w:val="paragraph"/>
+        <w:spacing w:before="0" w:beforeAutospacing="0" w:after="0" w:afterAutospacing="0" w:line="276" w:lineRule="auto"/>
+        <w:jc w:val="both"/>
+        <w:textAlignment w:val="baseline"/>
+        <w:rPr>
+          <w:rStyle w:val="eop"/>
+          <w:rFonts w:eastAsiaTheme="majorEastAsia"/>
+          <w:bdr w:val="none" w:sz="0" w:space="0" w:color="auto" w:frame="1"/>
+          <w:shd w:val="clear" w:color="auto" w:fill="C6C6C6"/>
+          <w:lang w:val="es-ES"/>
+        </w:rPr>
+      </w:pPr>
+    </w:p>
+    <w:p>
+      <w:pPr>
+        <w:pStyle w:val="paragraph"/>
+        <w:spacing w:before="0" w:beforeAutospacing="0" w:after="0" w:afterAutospacing="0" w:line="276" w:lineRule="auto"/>
+        <w:jc w:val="both"/>
+        <w:textAlignment w:val="baseline"/>
+        <w:rPr>
+          <w:rStyle w:val="eop"/>
+          <w:rFonts w:eastAsiaTheme="majorEastAsia"/>
+          <w:bdr w:val="none" w:sz="0" w:space="0" w:color="auto" w:frame="1"/>
+          <w:shd w:val="clear" w:color="auto" w:fill="C6C6C6"/>
+          <w:lang w:val="es-ES"/>
+        </w:rPr>
+      </w:pPr>
+    </w:p>
+    <w:p>
+      <w:pPr>
+        <w:pStyle w:val="paragraph"/>
+        <w:spacing w:before="0" w:beforeAutospacing="0" w:after="0" w:afterAutospacing="0" w:line="276" w:lineRule="auto"/>
+        <w:jc w:val="both"/>
+        <w:textAlignment w:val="baseline"/>
+        <w:rPr>
+          <w:rStyle w:val="eop"/>
+          <w:rFonts w:eastAsiaTheme="majorEastAsia"/>
+          <w:bdr w:val="none" w:sz="0" w:space="0" w:color="auto" w:frame="1"/>
+          <w:shd w:val="clear" w:color="auto" w:fill="C6C6C6"/>
+          <w:lang w:val="es-ES"/>
+        </w:rPr>
+      </w:pPr>
+    </w:p>
+    <w:p>
+      <w:pPr>
+        <w:pStyle w:val="paragraph"/>
+        <w:spacing w:before="0" w:beforeAutospacing="0" w:after="0" w:afterAutospacing="0" w:line="276" w:lineRule="auto"/>
+        <w:jc w:val="both"/>
+        <w:textAlignment w:val="baseline"/>
+        <w:rPr>
+          <w:rStyle w:val="eop"/>
+          <w:rFonts w:eastAsiaTheme="majorEastAsia"/>
+          <w:bdr w:val="none" w:sz="0" w:space="0" w:color="auto" w:frame="1"/>
+          <w:shd w:val="clear" w:color="auto" w:fill="C6C6C6"/>
+          <w:lang w:val="es-ES"/>
+        </w:rPr>
+      </w:pPr>
+    </w:p>
+    <w:p>
+      <w:pPr>
+        <w:pStyle w:val="paragraph"/>
+        <w:spacing w:before="0" w:beforeAutospacing="0" w:after="0" w:afterAutospacing="0" w:line="276" w:lineRule="auto"/>
+        <w:jc w:val="both"/>
+        <w:textAlignment w:val="baseline"/>
+        <w:rPr>
+          <w:rStyle w:val="eop"/>
+          <w:rFonts w:eastAsiaTheme="majorEastAsia"/>
+          <w:bdr w:val="none" w:sz="0" w:space="0" w:color="auto" w:frame="1"/>
+          <w:shd w:val="clear" w:color="auto" w:fill="C6C6C6"/>
+          <w:lang w:val="es-ES"/>
+        </w:rPr>
+      </w:pPr>
+    </w:p>
+    <w:p>
+      <w:pPr>
+        <w:pStyle w:val="paragraph"/>
+        <w:spacing w:before="0" w:beforeAutospacing="0" w:after="0" w:afterAutospacing="0" w:line="276" w:lineRule="auto"/>
+        <w:jc w:val="both"/>
+        <w:textAlignment w:val="baseline"/>
+        <w:rPr>
+          <w:rStyle w:val="eop"/>
+          <w:rFonts w:eastAsiaTheme="majorEastAsia"/>
+          <w:bdr w:val="none" w:sz="0" w:space="0" w:color="auto" w:frame="1"/>
+          <w:shd w:val="clear" w:color="auto" w:fill="C6C6C6"/>
+          <w:lang w:val="es-ES"/>
+        </w:rPr>
+      </w:pPr>
+    </w:p>
+    <w:p>
+      <w:pPr>
+        <w:pStyle w:val="paragraph"/>
+        <w:spacing w:before="0" w:beforeAutospacing="0" w:after="0" w:afterAutospacing="0" w:line="276" w:lineRule="auto"/>
+        <w:jc w:val="both"/>
+        <w:textAlignment w:val="baseline"/>
+        <w:rPr>
+          <w:rStyle w:val="eop"/>
+          <w:rFonts w:eastAsiaTheme="majorEastAsia"/>
+          <w:bdr w:val="none" w:sz="0" w:space="0" w:color="auto" w:frame="1"/>
+          <w:shd w:val="clear" w:color="auto" w:fill="C6C6C6"/>
+          <w:lang w:val="es-ES"/>
+        </w:rPr>
+      </w:pPr>
+    </w:p>
+    <w:p>
+      <w:pPr>
+        <w:pStyle w:val="paragraph"/>
+        <w:spacing w:before="0" w:beforeAutospacing="0" w:after="0" w:afterAutospacing="0" w:line="276" w:lineRule="auto"/>
+        <w:jc w:val="both"/>
+        <w:textAlignment w:val="baseline"/>
+        <w:rPr>
+          <w:rStyle w:val="eop"/>
+          <w:rFonts w:eastAsiaTheme="majorEastAsia"/>
+          <w:bdr w:val="none" w:sz="0" w:space="0" w:color="auto" w:frame="1"/>
+          <w:shd w:val="clear" w:color="auto" w:fill="C6C6C6"/>
+          <w:lang w:val="es-ES"/>
+        </w:rPr>
+      </w:pPr>
+    </w:p>
+    <w:p>
+      <w:pPr>
+        <w:pStyle w:val="paragraph"/>
+        <w:spacing w:before="0" w:beforeAutospacing="0" w:after="0" w:afterAutospacing="0" w:line="276" w:lineRule="auto"/>
+        <w:jc w:val="both"/>
+        <w:textAlignment w:val="baseline"/>
+        <w:rPr>
+          <w:rStyle w:val="eop"/>
+          <w:rFonts w:eastAsiaTheme="majorEastAsia"/>
+          <w:bdr w:val="none" w:sz="0" w:space="0" w:color="auto" w:frame="1"/>
+          <w:shd w:val="clear" w:color="auto" w:fill="C6C6C6"/>
+          <w:lang w:val="es-ES"/>
+        </w:rPr>
+      </w:pPr>
+    </w:p>
+    <w:p>
+      <w:pPr>
+        <w:pStyle w:val="paragraph"/>
+        <w:spacing w:before="0" w:beforeAutospacing="0" w:after="0" w:afterAutospacing="0" w:line="276" w:lineRule="auto"/>
+        <w:jc w:val="both"/>
+        <w:textAlignment w:val="baseline"/>
+        <w:rPr>
+          <w:rStyle w:val="eop"/>
+          <w:rFonts w:eastAsiaTheme="majorEastAsia"/>
+          <w:bdr w:val="none" w:sz="0" w:space="0" w:color="auto" w:frame="1"/>
+          <w:shd w:val="clear" w:color="auto" w:fill="C6C6C6"/>
+          <w:lang w:val="es-ES"/>
+        </w:rPr>
+      </w:pPr>
+    </w:p>
+    <w:p>
+      <w:pPr>
+        <w:pStyle w:val="paragraph"/>
+        <w:spacing w:before="0" w:beforeAutospacing="0" w:after="0" w:afterAutospacing="0" w:line="276" w:lineRule="auto"/>
+        <w:jc w:val="both"/>
+        <w:textAlignment w:val="baseline"/>
+        <w:rPr>
+          <w:rStyle w:val="eop"/>
+          <w:rFonts w:eastAsiaTheme="majorEastAsia"/>
+          <w:bdr w:val="none" w:sz="0" w:space="0" w:color="auto" w:frame="1"/>
+          <w:shd w:val="clear" w:color="auto" w:fill="C6C6C6"/>
+          <w:lang w:val="es-ES"/>
+        </w:rPr>
+      </w:pPr>
+    </w:p>
+    <w:p>
+      <w:pPr>
+        <w:pStyle w:val="paragraph"/>
+        <w:spacing w:before="0" w:beforeAutospacing="0" w:after="0" w:afterAutospacing="0" w:line="276" w:lineRule="auto"/>
+        <w:jc w:val="both"/>
+        <w:textAlignment w:val="baseline"/>
+        <w:rPr>
+          <w:rStyle w:val="eop"/>
+          <w:rFonts w:eastAsiaTheme="majorEastAsia"/>
+          <w:bdr w:val="none" w:sz="0" w:space="0" w:color="auto" w:frame="1"/>
+          <w:shd w:val="clear" w:color="auto" w:fill="C6C6C6"/>
+          <w:lang w:val="es-ES"/>
+        </w:rPr>
+      </w:pPr>
+    </w:p>
+    <w:p>
+      <w:pPr>
+        <w:pStyle w:val="paragraph"/>
+        <w:spacing w:before="0" w:beforeAutospacing="0" w:after="0" w:afterAutospacing="0" w:line="276" w:lineRule="auto"/>
+        <w:jc w:val="both"/>
+        <w:textAlignment w:val="baseline"/>
+        <w:rPr>
+          <w:rStyle w:val="eop"/>
+          <w:rFonts w:eastAsiaTheme="majorEastAsia"/>
+          <w:bdr w:val="none" w:sz="0" w:space="0" w:color="auto" w:frame="1"/>
+          <w:shd w:val="clear" w:color="auto" w:fill="C6C6C6"/>
+          <w:lang w:val="es-ES"/>
+        </w:rPr>
+      </w:pPr>
+    </w:p>
+    <w:p>
+      <w:pPr>
+        <w:pStyle w:val="paragraph"/>
+        <w:spacing w:before="0" w:beforeAutospacing="0" w:after="0" w:afterAutospacing="0" w:line="276" w:lineRule="auto"/>
+        <w:jc w:val="both"/>
+        <w:textAlignment w:val="baseline"/>
+        <w:rPr>
           <w:rFonts w:ascii="Segoe UI" w:hAnsi="Segoe UI" w:cs="Segoe UI"/>
           <w:sz w:val="18"/>
           <w:szCs w:val="18"/>
           <w:lang w:val="es-ES"/>
         </w:rPr>
       </w:pPr>
-      <w:r>
-        <w:rPr>
-          <w:rStyle w:val="normaltextrun"/>
-          <w:rFonts w:eastAsiaTheme="majorEastAsia"/>
-          <w:lang w:val="es-ES"/>
-        </w:rPr>
-        <w:t>En conjunto, los resultados evidencian que las ventas (libras vendidas) son el principal determinante de los ingresos, mientras que el tráfico del sitio web por sí solo no explica el comportamiento del </w:t>
-      </w:r>
-      <w:proofErr w:type="spellStart"/>
-      <w:r>
-        <w:rPr>
-          <w:rStyle w:val="normaltextrun"/>
-          <w:rFonts w:eastAsiaTheme="majorEastAsia"/>
-          <w:lang w:val="es-ES"/>
-        </w:rPr>
-        <w:t>revenue</w:t>
-      </w:r>
-      <w:proofErr w:type="spellEnd"/>
-      <w:r>
-        <w:rPr>
-          <w:rStyle w:val="normaltextrun"/>
-          <w:rFonts w:eastAsiaTheme="majorEastAsia"/>
-          <w:lang w:val="es-ES"/>
-        </w:rPr>
-        <w:t>.</w:t>
-      </w:r>
-      <w:r>
-        <w:rPr>
-          <w:rStyle w:val="eop"/>
-          <w:rFonts w:eastAsiaTheme="majorEastAsia"/>
-          <w:bdr w:val="none" w:sz="0" w:space="0" w:color="auto" w:frame="1"/>
-          <w:shd w:val="clear" w:color="auto" w:fill="C6C6C6"/>
-          <w:lang w:val="es-ES"/>
-        </w:rPr>
-        <w:t> </w:t>
-      </w:r>
     </w:p>
     <w:p>
       <w:pPr>
@@ -8498,6 +8738,7 @@
           <w:bCs/>
           <w:lang w:val="es-ES"/>
         </w:rPr>
+        <w:lastRenderedPageBreak/>
         <w:t>Modeling</w:t>
       </w:r>
       <w:proofErr w:type="spellEnd"/>
@@ -8543,10 +8784,603 @@
         <w:rPr>
           <w:rStyle w:val="normaltextrun"/>
           <w:rFonts w:eastAsiaTheme="majorEastAsia"/>
-          <w:lang w:val="es-ES"/>
-        </w:rPr>
-      </w:pPr>
+          <w:b/>
+          <w:bCs/>
+          <w:lang w:val="es-ES"/>
+        </w:rPr>
+      </w:pPr>
+      <w:r>
+        <w:rPr>
+          <w:rStyle w:val="normaltextrun"/>
+          <w:rFonts w:eastAsiaTheme="majorEastAsia"/>
+          <w:b/>
+          <w:bCs/>
+          <w:lang w:val="es-ES"/>
+        </w:rPr>
+        <w:t xml:space="preserve">a) Tabla resumen información </w:t>
+      </w:r>
     </w:p>
+    <w:tbl>
+      <w:tblPr>
+        <w:tblW w:w="0" w:type="auto"/>
+        <w:tblCellMar>
+          <w:left w:w="0" w:type="dxa"/>
+          <w:right w:w="0" w:type="dxa"/>
+        </w:tblCellMar>
+        <w:tblLook w:val="04A0" w:firstRow="1" w:lastRow="0" w:firstColumn="1" w:lastColumn="0" w:noHBand="0" w:noVBand="1"/>
+      </w:tblPr>
+      <w:tblGrid>
+        <w:gridCol w:w="1009"/>
+        <w:gridCol w:w="1670"/>
+      </w:tblGrid>
+      <w:tr>
+        <w:trPr>
+          <w:trHeight w:val="165"/>
+        </w:trPr>
+        <w:tc>
+          <w:tcPr>
+            <w:tcW w:w="705" w:type="dxa"/>
+            <w:tcBorders>
+              <w:top w:val="single" w:sz="6" w:space="0" w:color="000000"/>
+              <w:left w:val="single" w:sz="6" w:space="0" w:color="000000"/>
+              <w:bottom w:val="single" w:sz="6" w:space="0" w:color="000000"/>
+              <w:right w:val="single" w:sz="6" w:space="0" w:color="000000"/>
+            </w:tcBorders>
+            <w:shd w:val="clear" w:color="auto" w:fill="B0B3B2"/>
+            <w:tcMar>
+              <w:top w:w="60" w:type="dxa"/>
+              <w:left w:w="60" w:type="dxa"/>
+              <w:bottom w:w="60" w:type="dxa"/>
+              <w:right w:w="60" w:type="dxa"/>
+            </w:tcMar>
+            <w:hideMark/>
+          </w:tcPr>
+          <w:p>
+            <w:pPr>
+              <w:spacing w:after="0" w:line="240" w:lineRule="auto"/>
+              <w:rPr>
+                <w:rFonts w:ascii="Times New Roman" w:eastAsia="Times New Roman" w:hAnsi="Times New Roman" w:cs="Times New Roman"/>
+                <w:kern w:val="0"/>
+                <w:sz w:val="20"/>
+                <w:szCs w:val="20"/>
+                <w:lang w:val="en-CO"/>
+                <w14:ligatures w14:val="none"/>
+              </w:rPr>
+            </w:pPr>
+            <w:r>
+              <w:rPr>
+                <w:rFonts w:ascii="Times New Roman" w:eastAsia="Times New Roman" w:hAnsi="Times New Roman" w:cs="Times New Roman"/>
+                <w:b/>
+                <w:bCs/>
+                <w:color w:val="000000"/>
+                <w:kern w:val="0"/>
+                <w:sz w:val="20"/>
+                <w:szCs w:val="20"/>
+                <w:lang w:val="en-CO"/>
+                <w14:ligatures w14:val="none"/>
+              </w:rPr>
+              <w:t>Statistic</w:t>
+            </w:r>
+          </w:p>
+        </w:tc>
+        <w:tc>
+          <w:tcPr>
+            <w:tcW w:w="1290" w:type="dxa"/>
+            <w:tcBorders>
+              <w:top w:val="single" w:sz="6" w:space="0" w:color="000000"/>
+              <w:left w:val="single" w:sz="6" w:space="0" w:color="000000"/>
+              <w:bottom w:val="single" w:sz="6" w:space="0" w:color="000000"/>
+              <w:right w:val="single" w:sz="6" w:space="0" w:color="000000"/>
+            </w:tcBorders>
+            <w:shd w:val="clear" w:color="auto" w:fill="B0B3B2"/>
+            <w:tcMar>
+              <w:top w:w="60" w:type="dxa"/>
+              <w:left w:w="60" w:type="dxa"/>
+              <w:bottom w:w="60" w:type="dxa"/>
+              <w:right w:w="60" w:type="dxa"/>
+            </w:tcMar>
+            <w:hideMark/>
+          </w:tcPr>
+          <w:p>
+            <w:pPr>
+              <w:spacing w:after="0" w:line="240" w:lineRule="auto"/>
+              <w:rPr>
+                <w:rFonts w:ascii="Times New Roman" w:eastAsia="Times New Roman" w:hAnsi="Times New Roman" w:cs="Times New Roman"/>
+                <w:kern w:val="0"/>
+                <w:sz w:val="20"/>
+                <w:szCs w:val="20"/>
+                <w:lang w:val="en-CO"/>
+                <w14:ligatures w14:val="none"/>
+              </w:rPr>
+            </w:pPr>
+            <w:r>
+              <w:rPr>
+                <w:rFonts w:ascii="Times New Roman" w:eastAsia="Times New Roman" w:hAnsi="Times New Roman" w:cs="Times New Roman"/>
+                <w:b/>
+                <w:bCs/>
+                <w:color w:val="000000"/>
+                <w:kern w:val="0"/>
+                <w:sz w:val="20"/>
+                <w:szCs w:val="20"/>
+                <w:lang w:val="en-CO"/>
+                <w14:ligatures w14:val="none"/>
+              </w:rPr>
+              <w:t>Value</w:t>
+            </w:r>
+          </w:p>
+        </w:tc>
+      </w:tr>
+      <w:tr>
+        <w:trPr>
+          <w:trHeight w:val="180"/>
+        </w:trPr>
+        <w:tc>
+          <w:tcPr>
+            <w:tcW w:w="705" w:type="dxa"/>
+            <w:tcBorders>
+              <w:top w:val="single" w:sz="6" w:space="0" w:color="000000"/>
+              <w:left w:val="single" w:sz="6" w:space="0" w:color="000000"/>
+              <w:bottom w:val="single" w:sz="6" w:space="0" w:color="000000"/>
+              <w:right w:val="single" w:sz="6" w:space="0" w:color="000000"/>
+            </w:tcBorders>
+            <w:shd w:val="clear" w:color="auto" w:fill="D4D4D4"/>
+            <w:tcMar>
+              <w:top w:w="60" w:type="dxa"/>
+              <w:left w:w="60" w:type="dxa"/>
+              <w:bottom w:w="60" w:type="dxa"/>
+              <w:right w:w="60" w:type="dxa"/>
+            </w:tcMar>
+            <w:hideMark/>
+          </w:tcPr>
+          <w:p>
+            <w:pPr>
+              <w:spacing w:after="0" w:line="240" w:lineRule="auto"/>
+              <w:rPr>
+                <w:rFonts w:ascii="Times New Roman" w:eastAsia="Times New Roman" w:hAnsi="Times New Roman" w:cs="Times New Roman"/>
+                <w:kern w:val="0"/>
+                <w:sz w:val="20"/>
+                <w:szCs w:val="20"/>
+                <w:lang w:val="en-CO"/>
+                <w14:ligatures w14:val="none"/>
+              </w:rPr>
+            </w:pPr>
+            <w:r>
+              <w:rPr>
+                <w:rFonts w:ascii="Times New Roman" w:eastAsia="Times New Roman" w:hAnsi="Times New Roman" w:cs="Times New Roman"/>
+                <w:b/>
+                <w:bCs/>
+                <w:color w:val="000000"/>
+                <w:kern w:val="0"/>
+                <w:sz w:val="20"/>
+                <w:szCs w:val="20"/>
+                <w:lang w:val="en-CO"/>
+                <w14:ligatures w14:val="none"/>
+              </w:rPr>
+              <w:t>Mean</w:t>
+            </w:r>
+          </w:p>
+        </w:tc>
+        <w:tc>
+          <w:tcPr>
+            <w:tcW w:w="1290" w:type="dxa"/>
+            <w:tcBorders>
+              <w:top w:val="single" w:sz="6" w:space="0" w:color="000000"/>
+              <w:left w:val="single" w:sz="6" w:space="0" w:color="000000"/>
+              <w:bottom w:val="single" w:sz="6" w:space="0" w:color="000000"/>
+              <w:right w:val="single" w:sz="6" w:space="0" w:color="000000"/>
+            </w:tcBorders>
+            <w:tcMar>
+              <w:top w:w="60" w:type="dxa"/>
+              <w:left w:w="60" w:type="dxa"/>
+              <w:bottom w:w="60" w:type="dxa"/>
+              <w:right w:w="60" w:type="dxa"/>
+            </w:tcMar>
+            <w:hideMark/>
+          </w:tcPr>
+          <w:p>
+            <w:pPr>
+              <w:spacing w:after="0" w:line="240" w:lineRule="auto"/>
+              <w:rPr>
+                <w:rFonts w:ascii="Times New Roman" w:eastAsia="Times New Roman" w:hAnsi="Times New Roman" w:cs="Times New Roman"/>
+                <w:kern w:val="0"/>
+                <w:sz w:val="20"/>
+                <w:szCs w:val="20"/>
+                <w:lang w:val="en-CO"/>
+                <w14:ligatures w14:val="none"/>
+              </w:rPr>
+            </w:pPr>
+            <w:r>
+              <w:rPr>
+                <w:rFonts w:ascii="Times New Roman" w:eastAsia="Times New Roman" w:hAnsi="Times New Roman" w:cs="Times New Roman"/>
+                <w:color w:val="000000"/>
+                <w:kern w:val="0"/>
+                <w:sz w:val="20"/>
+                <w:szCs w:val="20"/>
+                <w:lang w:val="en-CO"/>
+                <w14:ligatures w14:val="none"/>
+              </w:rPr>
+              <w:t>17342.1100606061</w:t>
+            </w:r>
+          </w:p>
+        </w:tc>
+      </w:tr>
+      <w:tr>
+        <w:trPr>
+          <w:trHeight w:val="165"/>
+        </w:trPr>
+        <w:tc>
+          <w:tcPr>
+            <w:tcW w:w="705" w:type="dxa"/>
+            <w:tcBorders>
+              <w:top w:val="single" w:sz="6" w:space="0" w:color="000000"/>
+              <w:left w:val="single" w:sz="6" w:space="0" w:color="000000"/>
+              <w:bottom w:val="single" w:sz="6" w:space="0" w:color="000000"/>
+              <w:right w:val="single" w:sz="6" w:space="0" w:color="000000"/>
+            </w:tcBorders>
+            <w:shd w:val="clear" w:color="auto" w:fill="D4D4D4"/>
+            <w:tcMar>
+              <w:top w:w="60" w:type="dxa"/>
+              <w:left w:w="60" w:type="dxa"/>
+              <w:bottom w:w="60" w:type="dxa"/>
+              <w:right w:w="60" w:type="dxa"/>
+            </w:tcMar>
+            <w:hideMark/>
+          </w:tcPr>
+          <w:p>
+            <w:pPr>
+              <w:spacing w:after="0" w:line="240" w:lineRule="auto"/>
+              <w:rPr>
+                <w:rFonts w:ascii="Times New Roman" w:eastAsia="Times New Roman" w:hAnsi="Times New Roman" w:cs="Times New Roman"/>
+                <w:kern w:val="0"/>
+                <w:sz w:val="20"/>
+                <w:szCs w:val="20"/>
+                <w:lang w:val="en-CO"/>
+                <w14:ligatures w14:val="none"/>
+              </w:rPr>
+            </w:pPr>
+            <w:r>
+              <w:rPr>
+                <w:rFonts w:ascii="Times New Roman" w:eastAsia="Times New Roman" w:hAnsi="Times New Roman" w:cs="Times New Roman"/>
+                <w:b/>
+                <w:bCs/>
+                <w:color w:val="000000"/>
+                <w:kern w:val="0"/>
+                <w:sz w:val="20"/>
+                <w:szCs w:val="20"/>
+                <w:lang w:val="en-CO"/>
+                <w14:ligatures w14:val="none"/>
+              </w:rPr>
+              <w:t>Median</w:t>
+            </w:r>
+          </w:p>
+        </w:tc>
+        <w:tc>
+          <w:tcPr>
+            <w:tcW w:w="1290" w:type="dxa"/>
+            <w:tcBorders>
+              <w:top w:val="single" w:sz="6" w:space="0" w:color="000000"/>
+              <w:left w:val="single" w:sz="6" w:space="0" w:color="000000"/>
+              <w:bottom w:val="single" w:sz="6" w:space="0" w:color="000000"/>
+              <w:right w:val="single" w:sz="6" w:space="0" w:color="000000"/>
+            </w:tcBorders>
+            <w:tcMar>
+              <w:top w:w="60" w:type="dxa"/>
+              <w:left w:w="60" w:type="dxa"/>
+              <w:bottom w:w="60" w:type="dxa"/>
+              <w:right w:w="60" w:type="dxa"/>
+            </w:tcMar>
+            <w:hideMark/>
+          </w:tcPr>
+          <w:p>
+            <w:pPr>
+              <w:spacing w:after="0" w:line="240" w:lineRule="auto"/>
+              <w:rPr>
+                <w:rFonts w:ascii="Times New Roman" w:eastAsia="Times New Roman" w:hAnsi="Times New Roman" w:cs="Times New Roman"/>
+                <w:kern w:val="0"/>
+                <w:sz w:val="20"/>
+                <w:szCs w:val="20"/>
+                <w:lang w:val="en-CO"/>
+                <w14:ligatures w14:val="none"/>
+              </w:rPr>
+            </w:pPr>
+            <w:r>
+              <w:rPr>
+                <w:rFonts w:ascii="Times New Roman" w:eastAsia="Times New Roman" w:hAnsi="Times New Roman" w:cs="Times New Roman"/>
+                <w:color w:val="000000"/>
+                <w:kern w:val="0"/>
+                <w:sz w:val="20"/>
+                <w:szCs w:val="20"/>
+                <w:lang w:val="en-CO"/>
+                <w14:ligatures w14:val="none"/>
+              </w:rPr>
+              <w:t>17215.73</w:t>
+            </w:r>
+          </w:p>
+        </w:tc>
+      </w:tr>
+      <w:tr>
+        <w:trPr>
+          <w:trHeight w:val="165"/>
+        </w:trPr>
+        <w:tc>
+          <w:tcPr>
+            <w:tcW w:w="705" w:type="dxa"/>
+            <w:tcBorders>
+              <w:top w:val="single" w:sz="6" w:space="0" w:color="000000"/>
+              <w:left w:val="single" w:sz="6" w:space="0" w:color="000000"/>
+              <w:bottom w:val="single" w:sz="6" w:space="0" w:color="000000"/>
+              <w:right w:val="single" w:sz="6" w:space="0" w:color="000000"/>
+            </w:tcBorders>
+            <w:shd w:val="clear" w:color="auto" w:fill="D4D4D4"/>
+            <w:tcMar>
+              <w:top w:w="60" w:type="dxa"/>
+              <w:left w:w="60" w:type="dxa"/>
+              <w:bottom w:w="60" w:type="dxa"/>
+              <w:right w:w="60" w:type="dxa"/>
+            </w:tcMar>
+            <w:hideMark/>
+          </w:tcPr>
+          <w:p>
+            <w:pPr>
+              <w:spacing w:after="0" w:line="240" w:lineRule="auto"/>
+              <w:rPr>
+                <w:rFonts w:ascii="Times New Roman" w:eastAsia="Times New Roman" w:hAnsi="Times New Roman" w:cs="Times New Roman"/>
+                <w:kern w:val="0"/>
+                <w:sz w:val="20"/>
+                <w:szCs w:val="20"/>
+                <w:lang w:val="en-CO"/>
+                <w14:ligatures w14:val="none"/>
+              </w:rPr>
+            </w:pPr>
+            <w:r>
+              <w:rPr>
+                <w:rFonts w:ascii="Times New Roman" w:eastAsia="Times New Roman" w:hAnsi="Times New Roman" w:cs="Times New Roman"/>
+                <w:b/>
+                <w:bCs/>
+                <w:color w:val="000000"/>
+                <w:kern w:val="0"/>
+                <w:sz w:val="20"/>
+                <w:szCs w:val="20"/>
+                <w:lang w:val="en-CO"/>
+                <w14:ligatures w14:val="none"/>
+              </w:rPr>
+              <w:t>Std Dev</w:t>
+            </w:r>
+          </w:p>
+        </w:tc>
+        <w:tc>
+          <w:tcPr>
+            <w:tcW w:w="1290" w:type="dxa"/>
+            <w:tcBorders>
+              <w:top w:val="single" w:sz="6" w:space="0" w:color="000000"/>
+              <w:left w:val="single" w:sz="6" w:space="0" w:color="000000"/>
+              <w:bottom w:val="single" w:sz="6" w:space="0" w:color="000000"/>
+              <w:right w:val="single" w:sz="6" w:space="0" w:color="000000"/>
+            </w:tcBorders>
+            <w:tcMar>
+              <w:top w:w="60" w:type="dxa"/>
+              <w:left w:w="60" w:type="dxa"/>
+              <w:bottom w:w="60" w:type="dxa"/>
+              <w:right w:w="60" w:type="dxa"/>
+            </w:tcMar>
+            <w:hideMark/>
+          </w:tcPr>
+          <w:p>
+            <w:pPr>
+              <w:spacing w:after="0" w:line="240" w:lineRule="auto"/>
+              <w:rPr>
+                <w:rFonts w:ascii="Times New Roman" w:eastAsia="Times New Roman" w:hAnsi="Times New Roman" w:cs="Times New Roman"/>
+                <w:kern w:val="0"/>
+                <w:sz w:val="20"/>
+                <w:szCs w:val="20"/>
+                <w:lang w:val="en-CO"/>
+                <w14:ligatures w14:val="none"/>
+              </w:rPr>
+            </w:pPr>
+            <w:r>
+              <w:rPr>
+                <w:rFonts w:ascii="Times New Roman" w:eastAsia="Times New Roman" w:hAnsi="Times New Roman" w:cs="Times New Roman"/>
+                <w:color w:val="000000"/>
+                <w:kern w:val="0"/>
+                <w:sz w:val="20"/>
+                <w:szCs w:val="20"/>
+                <w:lang w:val="en-CO"/>
+                <w14:ligatures w14:val="none"/>
+              </w:rPr>
+              <w:t>6068.91344884695</w:t>
+            </w:r>
+          </w:p>
+        </w:tc>
+      </w:tr>
+      <w:tr>
+        <w:trPr>
+          <w:trHeight w:val="165"/>
+        </w:trPr>
+        <w:tc>
+          <w:tcPr>
+            <w:tcW w:w="705" w:type="dxa"/>
+            <w:tcBorders>
+              <w:top w:val="single" w:sz="6" w:space="0" w:color="000000"/>
+              <w:left w:val="single" w:sz="6" w:space="0" w:color="000000"/>
+              <w:bottom w:val="single" w:sz="6" w:space="0" w:color="000000"/>
+              <w:right w:val="single" w:sz="6" w:space="0" w:color="000000"/>
+            </w:tcBorders>
+            <w:shd w:val="clear" w:color="auto" w:fill="D4D4D4"/>
+            <w:tcMar>
+              <w:top w:w="60" w:type="dxa"/>
+              <w:left w:w="60" w:type="dxa"/>
+              <w:bottom w:w="60" w:type="dxa"/>
+              <w:right w:w="60" w:type="dxa"/>
+            </w:tcMar>
+            <w:hideMark/>
+          </w:tcPr>
+          <w:p>
+            <w:pPr>
+              <w:spacing w:after="0" w:line="240" w:lineRule="auto"/>
+              <w:rPr>
+                <w:rFonts w:ascii="Times New Roman" w:eastAsia="Times New Roman" w:hAnsi="Times New Roman" w:cs="Times New Roman"/>
+                <w:kern w:val="0"/>
+                <w:sz w:val="20"/>
+                <w:szCs w:val="20"/>
+                <w:lang w:val="en-CO"/>
+                <w14:ligatures w14:val="none"/>
+              </w:rPr>
+            </w:pPr>
+            <w:r>
+              <w:rPr>
+                <w:rFonts w:ascii="Times New Roman" w:eastAsia="Times New Roman" w:hAnsi="Times New Roman" w:cs="Times New Roman"/>
+                <w:b/>
+                <w:bCs/>
+                <w:color w:val="000000"/>
+                <w:kern w:val="0"/>
+                <w:sz w:val="20"/>
+                <w:szCs w:val="20"/>
+                <w:lang w:val="en-CO"/>
+                <w14:ligatures w14:val="none"/>
+              </w:rPr>
+              <w:t>Minimum</w:t>
+            </w:r>
+          </w:p>
+        </w:tc>
+        <w:tc>
+          <w:tcPr>
+            <w:tcW w:w="1290" w:type="dxa"/>
+            <w:tcBorders>
+              <w:top w:val="single" w:sz="6" w:space="0" w:color="000000"/>
+              <w:left w:val="single" w:sz="6" w:space="0" w:color="000000"/>
+              <w:bottom w:val="single" w:sz="6" w:space="0" w:color="000000"/>
+              <w:right w:val="single" w:sz="6" w:space="0" w:color="000000"/>
+            </w:tcBorders>
+            <w:tcMar>
+              <w:top w:w="60" w:type="dxa"/>
+              <w:left w:w="60" w:type="dxa"/>
+              <w:bottom w:w="60" w:type="dxa"/>
+              <w:right w:w="60" w:type="dxa"/>
+            </w:tcMar>
+            <w:hideMark/>
+          </w:tcPr>
+          <w:p>
+            <w:pPr>
+              <w:spacing w:after="0" w:line="240" w:lineRule="auto"/>
+              <w:rPr>
+                <w:rFonts w:ascii="Times New Roman" w:eastAsia="Times New Roman" w:hAnsi="Times New Roman" w:cs="Times New Roman"/>
+                <w:kern w:val="0"/>
+                <w:sz w:val="20"/>
+                <w:szCs w:val="20"/>
+                <w:lang w:val="en-CO"/>
+                <w14:ligatures w14:val="none"/>
+              </w:rPr>
+            </w:pPr>
+            <w:r>
+              <w:rPr>
+                <w:rFonts w:ascii="Times New Roman" w:eastAsia="Times New Roman" w:hAnsi="Times New Roman" w:cs="Times New Roman"/>
+                <w:color w:val="000000"/>
+                <w:kern w:val="0"/>
+                <w:sz w:val="20"/>
+                <w:szCs w:val="20"/>
+                <w:lang w:val="en-CO"/>
+                <w14:ligatures w14:val="none"/>
+              </w:rPr>
+              <w:t>3825.748</w:t>
+            </w:r>
+          </w:p>
+        </w:tc>
+      </w:tr>
+      <w:tr>
+        <w:trPr>
+          <w:trHeight w:val="165"/>
+        </w:trPr>
+        <w:tc>
+          <w:tcPr>
+            <w:tcW w:w="705" w:type="dxa"/>
+            <w:tcBorders>
+              <w:top w:val="single" w:sz="6" w:space="0" w:color="000000"/>
+              <w:left w:val="single" w:sz="6" w:space="0" w:color="000000"/>
+              <w:bottom w:val="single" w:sz="6" w:space="0" w:color="000000"/>
+              <w:right w:val="single" w:sz="6" w:space="0" w:color="000000"/>
+            </w:tcBorders>
+            <w:shd w:val="clear" w:color="auto" w:fill="D4D4D4"/>
+            <w:tcMar>
+              <w:top w:w="60" w:type="dxa"/>
+              <w:left w:w="60" w:type="dxa"/>
+              <w:bottom w:w="60" w:type="dxa"/>
+              <w:right w:w="60" w:type="dxa"/>
+            </w:tcMar>
+            <w:hideMark/>
+          </w:tcPr>
+          <w:p>
+            <w:pPr>
+              <w:spacing w:after="0" w:line="240" w:lineRule="auto"/>
+              <w:rPr>
+                <w:rFonts w:ascii="Times New Roman" w:eastAsia="Times New Roman" w:hAnsi="Times New Roman" w:cs="Times New Roman"/>
+                <w:kern w:val="0"/>
+                <w:sz w:val="20"/>
+                <w:szCs w:val="20"/>
+                <w:lang w:val="en-CO"/>
+                <w14:ligatures w14:val="none"/>
+              </w:rPr>
+            </w:pPr>
+            <w:r>
+              <w:rPr>
+                <w:rFonts w:ascii="Times New Roman" w:eastAsia="Times New Roman" w:hAnsi="Times New Roman" w:cs="Times New Roman"/>
+                <w:b/>
+                <w:bCs/>
+                <w:color w:val="000000"/>
+                <w:kern w:val="0"/>
+                <w:sz w:val="20"/>
+                <w:szCs w:val="20"/>
+                <w:lang w:val="en-CO"/>
+                <w14:ligatures w14:val="none"/>
+              </w:rPr>
+              <w:t>Maximum</w:t>
+            </w:r>
+          </w:p>
+        </w:tc>
+        <w:tc>
+          <w:tcPr>
+            <w:tcW w:w="1290" w:type="dxa"/>
+            <w:tcBorders>
+              <w:top w:val="single" w:sz="6" w:space="0" w:color="000000"/>
+              <w:left w:val="single" w:sz="6" w:space="0" w:color="000000"/>
+              <w:bottom w:val="single" w:sz="6" w:space="0" w:color="000000"/>
+              <w:right w:val="single" w:sz="6" w:space="0" w:color="000000"/>
+            </w:tcBorders>
+            <w:tcMar>
+              <w:top w:w="60" w:type="dxa"/>
+              <w:left w:w="60" w:type="dxa"/>
+              <w:bottom w:w="60" w:type="dxa"/>
+              <w:right w:w="60" w:type="dxa"/>
+            </w:tcMar>
+            <w:hideMark/>
+          </w:tcPr>
+          <w:p>
+            <w:pPr>
+              <w:spacing w:after="0" w:line="240" w:lineRule="auto"/>
+              <w:rPr>
+                <w:rFonts w:ascii="Times New Roman" w:eastAsia="Times New Roman" w:hAnsi="Times New Roman" w:cs="Times New Roman"/>
+                <w:kern w:val="0"/>
+                <w:sz w:val="20"/>
+                <w:szCs w:val="20"/>
+                <w:lang w:val="en-CO"/>
+                <w14:ligatures w14:val="none"/>
+              </w:rPr>
+            </w:pPr>
+            <w:r>
+              <w:rPr>
+                <w:rFonts w:ascii="Times New Roman" w:eastAsia="Times New Roman" w:hAnsi="Times New Roman" w:cs="Times New Roman"/>
+                <w:color w:val="000000"/>
+                <w:kern w:val="0"/>
+                <w:sz w:val="20"/>
+                <w:szCs w:val="20"/>
+                <w:lang w:val="en-CO"/>
+                <w14:ligatures w14:val="none"/>
+              </w:rPr>
+              <w:t>31968.976</w:t>
+            </w:r>
+          </w:p>
+        </w:tc>
+      </w:tr>
+    </w:tbl>
     <w:p>
       <w:pPr>
         <w:pStyle w:val="paragraph"/>
@@ -8569,6 +9403,8 @@
         <w:rPr>
           <w:rStyle w:val="normaltextrun"/>
           <w:rFonts w:eastAsiaTheme="majorEastAsia"/>
+          <w:b/>
+          <w:bCs/>
           <w:lang w:val="es-ES"/>
         </w:rPr>
       </w:pPr>
@@ -8578,193 +9414,93 @@
           <w:rFonts w:eastAsiaTheme="majorEastAsia"/>
           <w:lang w:val="es-ES"/>
         </w:rPr>
-        <w:t xml:space="preserve">c) El histograma de las libras de material vendido tiene una forma </w:t>
+        <w:drawing>
+          <wp:anchor distT="0" distB="0" distL="114300" distR="114300" simplePos="0" relativeHeight="251658240" behindDoc="1" locked="0" layoutInCell="1" allowOverlap="1" wp14:anchorId="061BEE02" wp14:editId="2213A1EB">
+            <wp:simplePos x="0" y="0"/>
+            <wp:positionH relativeFrom="column">
+              <wp:posOffset>-23495</wp:posOffset>
+            </wp:positionH>
+            <wp:positionV relativeFrom="paragraph">
+              <wp:posOffset>356235</wp:posOffset>
+            </wp:positionV>
+            <wp:extent cx="3894455" cy="5842635"/>
+            <wp:effectExtent l="0" t="0" r="4445" b="0"/>
+            <wp:wrapTopAndBottom/>
+            <wp:docPr id="1975022219" name="Picture 1" descr="A purple graph with black lines&#10;&#10;AI-generated content may be incorrect."/>
+            <wp:cNvGraphicFramePr>
+              <a:graphicFrameLocks xmlns:a="http://schemas.openxmlformats.org/drawingml/2006/main" noChangeAspect="1"/>
+            </wp:cNvGraphicFramePr>
+            <a:graphic xmlns:a="http://schemas.openxmlformats.org/drawingml/2006/main">
+              <a:graphicData uri="http://schemas.openxmlformats.org/drawingml/2006/picture">
+                <pic:pic xmlns:pic="http://schemas.openxmlformats.org/drawingml/2006/picture">
+                  <pic:nvPicPr>
+                    <pic:cNvPr id="1975022219" name="Picture 1" descr="A purple graph with black lines&#10;&#10;AI-generated content may be incorrect."/>
+                    <pic:cNvPicPr/>
+                  </pic:nvPicPr>
+                  <pic:blipFill>
+                    <a:blip r:embed="rId11">
+                      <a:extLst>
+                        <a:ext uri="{28A0092B-C50C-407E-A947-70E740481C1C}">
+                          <a14:useLocalDpi xmlns:a14="http://schemas.microsoft.com/office/drawing/2010/main" val="0"/>
+                        </a:ext>
+                      </a:extLst>
+                    </a:blip>
+                    <a:stretch>
+                      <a:fillRect/>
+                    </a:stretch>
+                  </pic:blipFill>
+                  <pic:spPr>
+                    <a:xfrm>
+                      <a:off x="0" y="0"/>
+                      <a:ext cx="3894455" cy="5842635"/>
+                    </a:xfrm>
+                    <a:prstGeom prst="rect">
+                      <a:avLst/>
+                    </a:prstGeom>
+                  </pic:spPr>
+                </pic:pic>
+              </a:graphicData>
+            </a:graphic>
+            <wp14:sizeRelH relativeFrom="page">
+              <wp14:pctWidth>0</wp14:pctWidth>
+            </wp14:sizeRelH>
+            <wp14:sizeRelV relativeFrom="page">
+              <wp14:pctHeight>0</wp14:pctHeight>
+            </wp14:sizeRelV>
+          </wp:anchor>
+        </w:drawing>
       </w:r>
       <w:r>
         <w:rPr>
           <w:rStyle w:val="normaltextrun"/>
           <w:rFonts w:eastAsiaTheme="majorEastAsia"/>
-          <w:lang w:val="es-ES"/>
-        </w:rPr>
-        <w:t>casi</w:t>
-      </w:r>
+          <w:b/>
+          <w:bCs/>
+          <w:lang w:val="es-ES"/>
+        </w:rPr>
+        <w:t xml:space="preserve">b) Histograma </w:t>
+      </w:r>
+      <w:proofErr w:type="spellStart"/>
       <w:r>
         <w:rPr>
           <w:rStyle w:val="normaltextrun"/>
           <w:rFonts w:eastAsiaTheme="majorEastAsia"/>
-          <w:lang w:val="es-ES"/>
-        </w:rPr>
-        <w:t xml:space="preserve"> acampanada y simétrica, con la mayoría de l</w:t>
-      </w:r>
+          <w:b/>
+          <w:bCs/>
+          <w:lang w:val="es-ES"/>
+        </w:rPr>
+        <w:t>lbs</w:t>
+      </w:r>
+      <w:proofErr w:type="spellEnd"/>
       <w:r>
         <w:rPr>
           <w:rStyle w:val="normaltextrun"/>
           <w:rFonts w:eastAsiaTheme="majorEastAsia"/>
-          <w:lang w:val="es-ES"/>
-        </w:rPr>
-        <w:t>os datos concentrados</w:t>
-      </w:r>
-      <w:r>
-        <w:rPr>
-          <w:rStyle w:val="normaltextrun"/>
-          <w:rFonts w:eastAsiaTheme="majorEastAsia"/>
-          <w:lang w:val="es-ES"/>
-        </w:rPr>
-        <w:t xml:space="preserve"> </w:t>
-      </w:r>
-      <w:r>
-        <w:rPr>
-          <w:rStyle w:val="normaltextrun"/>
-          <w:rFonts w:eastAsiaTheme="majorEastAsia"/>
-          <w:lang w:val="es-ES"/>
-        </w:rPr>
-        <w:t xml:space="preserve">cerca </w:t>
-      </w:r>
-      <w:r>
-        <w:rPr>
-          <w:rStyle w:val="normaltextrun"/>
-          <w:rFonts w:eastAsiaTheme="majorEastAsia"/>
-          <w:lang w:val="es-ES"/>
-        </w:rPr>
-        <w:t>del centro</w:t>
-      </w:r>
-      <w:r>
-        <w:rPr>
-          <w:rStyle w:val="normaltextrun"/>
-          <w:rFonts w:eastAsiaTheme="majorEastAsia"/>
-          <w:lang w:val="es-ES"/>
-        </w:rPr>
-        <w:t xml:space="preserve">, y muy cerca de </w:t>
-      </w:r>
-      <w:proofErr w:type="spellStart"/>
-      <w:r>
-        <w:rPr>
-          <w:rStyle w:val="normaltextrun"/>
-          <w:rFonts w:eastAsiaTheme="majorEastAsia"/>
-          <w:lang w:val="es-ES"/>
-        </w:rPr>
-        <w:t>la</w:t>
-      </w:r>
-      <w:proofErr w:type="spellEnd"/>
-      <w:r>
-        <w:rPr>
-          <w:rStyle w:val="normaltextrun"/>
-          <w:rFonts w:eastAsiaTheme="majorEastAsia"/>
-          <w:lang w:val="es-ES"/>
-        </w:rPr>
-        <w:t xml:space="preserve"> media de 17,342 libras. La distribución </w:t>
-      </w:r>
-      <w:r>
-        <w:rPr>
-          <w:rStyle w:val="normaltextrun"/>
-          <w:rFonts w:eastAsiaTheme="majorEastAsia"/>
-          <w:lang w:val="es-ES"/>
-        </w:rPr>
-        <w:t xml:space="preserve">tiene </w:t>
-      </w:r>
-      <w:r>
-        <w:rPr>
-          <w:rStyle w:val="normaltextrun"/>
-          <w:rFonts w:eastAsiaTheme="majorEastAsia"/>
-          <w:lang w:val="es-ES"/>
-        </w:rPr>
-        <w:t xml:space="preserve">un único pico y disminuye en ambos lados, lo cual es consistente con una distribución normal. No </w:t>
-      </w:r>
-      <w:r>
-        <w:rPr>
-          <w:rStyle w:val="normaltextrun"/>
-          <w:rFonts w:eastAsiaTheme="majorEastAsia"/>
-          <w:lang w:val="es-ES"/>
-        </w:rPr>
-        <w:t xml:space="preserve">parecen haber </w:t>
-      </w:r>
-      <w:r>
-        <w:rPr>
-          <w:rStyle w:val="normaltextrun"/>
-          <w:rFonts w:eastAsiaTheme="majorEastAsia"/>
-          <w:lang w:val="es-ES"/>
-        </w:rPr>
-        <w:t>valores</w:t>
-      </w:r>
-      <w:r>
-        <w:rPr>
-          <w:rStyle w:val="normaltextrun"/>
-          <w:rFonts w:eastAsiaTheme="majorEastAsia"/>
-          <w:lang w:val="es-ES"/>
-        </w:rPr>
-        <w:t xml:space="preserve"> </w:t>
-      </w:r>
-      <w:r>
-        <w:rPr>
-          <w:rStyle w:val="normaltextrun"/>
-          <w:rFonts w:eastAsiaTheme="majorEastAsia"/>
-          <w:lang w:val="es-ES"/>
-        </w:rPr>
-        <w:t xml:space="preserve">extremos, y la dispersión entre el mínimo </w:t>
-      </w:r>
-      <w:r>
-        <w:rPr>
-          <w:rStyle w:val="normaltextrun"/>
-          <w:rFonts w:eastAsiaTheme="majorEastAsia"/>
-          <w:lang w:val="es-ES"/>
-        </w:rPr>
-        <w:t xml:space="preserve">de </w:t>
-      </w:r>
-      <w:r>
-        <w:rPr>
-          <w:rStyle w:val="normaltextrun"/>
-          <w:rFonts w:eastAsiaTheme="majorEastAsia"/>
-          <w:lang w:val="es-ES"/>
-        </w:rPr>
-        <w:t xml:space="preserve">3,825 libras y el máximo </w:t>
-      </w:r>
-      <w:r>
-        <w:rPr>
-          <w:rStyle w:val="normaltextrun"/>
-          <w:rFonts w:eastAsiaTheme="majorEastAsia"/>
-          <w:lang w:val="es-ES"/>
-        </w:rPr>
-        <w:t xml:space="preserve">de </w:t>
-      </w:r>
-      <w:r>
-        <w:rPr>
-          <w:rStyle w:val="normaltextrun"/>
-          <w:rFonts w:eastAsiaTheme="majorEastAsia"/>
-          <w:lang w:val="es-ES"/>
-        </w:rPr>
-        <w:t>31,968 libras</w:t>
-      </w:r>
-      <w:r>
-        <w:rPr>
-          <w:rStyle w:val="normaltextrun"/>
-          <w:rFonts w:eastAsiaTheme="majorEastAsia"/>
-          <w:lang w:val="es-ES"/>
-        </w:rPr>
-        <w:t xml:space="preserve"> </w:t>
-      </w:r>
-      <w:r>
-        <w:rPr>
-          <w:rStyle w:val="normaltextrun"/>
-          <w:rFonts w:eastAsiaTheme="majorEastAsia"/>
-          <w:lang w:val="es-ES"/>
-        </w:rPr>
-        <w:t xml:space="preserve">está </w:t>
-      </w:r>
-      <w:r>
-        <w:rPr>
-          <w:rStyle w:val="normaltextrun"/>
-          <w:rFonts w:eastAsiaTheme="majorEastAsia"/>
-          <w:lang w:val="es-ES"/>
-        </w:rPr>
-        <w:t>balanceado</w:t>
-      </w:r>
-      <w:r>
-        <w:rPr>
-          <w:rStyle w:val="normaltextrun"/>
-          <w:rFonts w:eastAsiaTheme="majorEastAsia"/>
-          <w:lang w:val="es-ES"/>
-        </w:rPr>
-        <w:t xml:space="preserve"> alrededor de la media.</w:t>
+          <w:b/>
+          <w:bCs/>
+          <w:lang w:val="es-ES"/>
+        </w:rPr>
+        <w:t xml:space="preserve"> vendidas</w:t>
       </w:r>
     </w:p>
     <w:p>
@@ -8789,6 +9525,8 @@
         <w:rPr>
           <w:rStyle w:val="normaltextrun"/>
           <w:rFonts w:eastAsiaTheme="majorEastAsia"/>
+          <w:b/>
+          <w:bCs/>
           <w:lang w:val="es-ES"/>
         </w:rPr>
       </w:pPr>
@@ -8796,14 +9534,2425 @@
         <w:rPr>
           <w:rStyle w:val="normaltextrun"/>
           <w:rFonts w:eastAsiaTheme="majorEastAsia"/>
-          <w:lang w:val="es-ES"/>
-        </w:rPr>
-        <w:t xml:space="preserve">f) Los datos </w:t>
+          <w:b/>
+          <w:bCs/>
+          <w:lang w:val="es-ES"/>
+        </w:rPr>
+        <w:t xml:space="preserve">c) </w:t>
       </w:r>
       <w:r>
         <w:rPr>
           <w:rStyle w:val="normaltextrun"/>
           <w:rFonts w:eastAsiaTheme="majorEastAsia"/>
+          <w:b/>
+          <w:bCs/>
+          <w:lang w:val="es-ES"/>
+        </w:rPr>
+        <w:t xml:space="preserve">Descripción histograma </w:t>
+      </w:r>
+    </w:p>
+    <w:p>
+      <w:pPr>
+        <w:pStyle w:val="paragraph"/>
+        <w:spacing w:before="0" w:beforeAutospacing="0" w:after="0" w:afterAutospacing="0" w:line="276" w:lineRule="auto"/>
+        <w:jc w:val="both"/>
+        <w:textAlignment w:val="baseline"/>
+        <w:rPr>
+          <w:rStyle w:val="normaltextrun"/>
+          <w:rFonts w:eastAsiaTheme="majorEastAsia"/>
+          <w:lang w:val="es-ES"/>
+        </w:rPr>
+      </w:pPr>
+      <w:r>
+        <w:rPr>
+          <w:rStyle w:val="normaltextrun"/>
+          <w:rFonts w:eastAsiaTheme="majorEastAsia"/>
+          <w:lang w:val="es-ES"/>
+        </w:rPr>
+        <w:t xml:space="preserve">El histograma de las libras de material vendido tiene una forma </w:t>
+      </w:r>
+      <w:r>
+        <w:rPr>
+          <w:rStyle w:val="normaltextrun"/>
+          <w:rFonts w:eastAsiaTheme="majorEastAsia"/>
+          <w:lang w:val="es-ES"/>
+        </w:rPr>
+        <w:t>casi</w:t>
+      </w:r>
+      <w:r>
+        <w:rPr>
+          <w:rStyle w:val="normaltextrun"/>
+          <w:rFonts w:eastAsiaTheme="majorEastAsia"/>
+          <w:lang w:val="es-ES"/>
+        </w:rPr>
+        <w:t xml:space="preserve"> acampanada y simétrica, con la mayoría de l</w:t>
+      </w:r>
+      <w:r>
+        <w:rPr>
+          <w:rStyle w:val="normaltextrun"/>
+          <w:rFonts w:eastAsiaTheme="majorEastAsia"/>
+          <w:lang w:val="es-ES"/>
+        </w:rPr>
+        <w:t>os datos concentrados</w:t>
+      </w:r>
+      <w:r>
+        <w:rPr>
+          <w:rStyle w:val="normaltextrun"/>
+          <w:rFonts w:eastAsiaTheme="majorEastAsia"/>
+          <w:lang w:val="es-ES"/>
+        </w:rPr>
+        <w:t xml:space="preserve"> </w:t>
+      </w:r>
+      <w:r>
+        <w:rPr>
+          <w:rStyle w:val="normaltextrun"/>
+          <w:rFonts w:eastAsiaTheme="majorEastAsia"/>
+          <w:lang w:val="es-ES"/>
+        </w:rPr>
+        <w:t xml:space="preserve">cerca </w:t>
+      </w:r>
+      <w:r>
+        <w:rPr>
+          <w:rStyle w:val="normaltextrun"/>
+          <w:rFonts w:eastAsiaTheme="majorEastAsia"/>
+          <w:lang w:val="es-ES"/>
+        </w:rPr>
+        <w:t>del centro</w:t>
+      </w:r>
+      <w:r>
+        <w:rPr>
+          <w:rStyle w:val="normaltextrun"/>
+          <w:rFonts w:eastAsiaTheme="majorEastAsia"/>
+          <w:lang w:val="es-ES"/>
+        </w:rPr>
+        <w:t xml:space="preserve">, y muy cerca de </w:t>
+      </w:r>
+      <w:r>
+        <w:rPr>
+          <w:rStyle w:val="normaltextrun"/>
+          <w:rFonts w:eastAsiaTheme="majorEastAsia"/>
+          <w:lang w:val="es-ES"/>
+        </w:rPr>
+        <w:t xml:space="preserve">la media de 17,342 libras. La distribución </w:t>
+      </w:r>
+      <w:r>
+        <w:rPr>
+          <w:rStyle w:val="normaltextrun"/>
+          <w:rFonts w:eastAsiaTheme="majorEastAsia"/>
+          <w:lang w:val="es-ES"/>
+        </w:rPr>
+        <w:t xml:space="preserve">tiene </w:t>
+      </w:r>
+      <w:r>
+        <w:rPr>
+          <w:rStyle w:val="normaltextrun"/>
+          <w:rFonts w:eastAsiaTheme="majorEastAsia"/>
+          <w:lang w:val="es-ES"/>
+        </w:rPr>
+        <w:t xml:space="preserve">un único pico y disminuye en ambos lados, lo cual es consistente con una distribución normal. No </w:t>
+      </w:r>
+      <w:r>
+        <w:rPr>
+          <w:rStyle w:val="normaltextrun"/>
+          <w:rFonts w:eastAsiaTheme="majorEastAsia"/>
+          <w:lang w:val="es-ES"/>
+        </w:rPr>
+        <w:t xml:space="preserve">parecen haber </w:t>
+      </w:r>
+      <w:r>
+        <w:rPr>
+          <w:rStyle w:val="normaltextrun"/>
+          <w:rFonts w:eastAsiaTheme="majorEastAsia"/>
+          <w:lang w:val="es-ES"/>
+        </w:rPr>
+        <w:t>valores</w:t>
+      </w:r>
+      <w:r>
+        <w:rPr>
+          <w:rStyle w:val="normaltextrun"/>
+          <w:rFonts w:eastAsiaTheme="majorEastAsia"/>
+          <w:lang w:val="es-ES"/>
+        </w:rPr>
+        <w:t xml:space="preserve"> </w:t>
+      </w:r>
+      <w:r>
+        <w:rPr>
+          <w:rStyle w:val="normaltextrun"/>
+          <w:rFonts w:eastAsiaTheme="majorEastAsia"/>
+          <w:lang w:val="es-ES"/>
+        </w:rPr>
+        <w:t xml:space="preserve">extremos, y la dispersión entre el mínimo </w:t>
+      </w:r>
+      <w:r>
+        <w:rPr>
+          <w:rStyle w:val="normaltextrun"/>
+          <w:rFonts w:eastAsiaTheme="majorEastAsia"/>
+          <w:lang w:val="es-ES"/>
+        </w:rPr>
+        <w:t xml:space="preserve">de </w:t>
+      </w:r>
+      <w:r>
+        <w:rPr>
+          <w:rStyle w:val="normaltextrun"/>
+          <w:rFonts w:eastAsiaTheme="majorEastAsia"/>
+          <w:lang w:val="es-ES"/>
+        </w:rPr>
+        <w:t xml:space="preserve">3,825 libras y el máximo </w:t>
+      </w:r>
+      <w:r>
+        <w:rPr>
+          <w:rStyle w:val="normaltextrun"/>
+          <w:rFonts w:eastAsiaTheme="majorEastAsia"/>
+          <w:lang w:val="es-ES"/>
+        </w:rPr>
+        <w:t xml:space="preserve">de </w:t>
+      </w:r>
+      <w:r>
+        <w:rPr>
+          <w:rStyle w:val="normaltextrun"/>
+          <w:rFonts w:eastAsiaTheme="majorEastAsia"/>
+          <w:lang w:val="es-ES"/>
+        </w:rPr>
+        <w:t>31,968 libras</w:t>
+      </w:r>
+      <w:r>
+        <w:rPr>
+          <w:rStyle w:val="normaltextrun"/>
+          <w:rFonts w:eastAsiaTheme="majorEastAsia"/>
+          <w:lang w:val="es-ES"/>
+        </w:rPr>
+        <w:t xml:space="preserve"> </w:t>
+      </w:r>
+      <w:r>
+        <w:rPr>
+          <w:rStyle w:val="normaltextrun"/>
+          <w:rFonts w:eastAsiaTheme="majorEastAsia"/>
+          <w:lang w:val="es-ES"/>
+        </w:rPr>
+        <w:t xml:space="preserve">está </w:t>
+      </w:r>
+      <w:r>
+        <w:rPr>
+          <w:rStyle w:val="normaltextrun"/>
+          <w:rFonts w:eastAsiaTheme="majorEastAsia"/>
+          <w:lang w:val="es-ES"/>
+        </w:rPr>
+        <w:t>balanceado</w:t>
+      </w:r>
+      <w:r>
+        <w:rPr>
+          <w:rStyle w:val="normaltextrun"/>
+          <w:rFonts w:eastAsiaTheme="majorEastAsia"/>
+          <w:lang w:val="es-ES"/>
+        </w:rPr>
+        <w:t xml:space="preserve"> alrededor de la media.</w:t>
+      </w:r>
+    </w:p>
+    <w:p>
+      <w:pPr>
+        <w:pStyle w:val="paragraph"/>
+        <w:spacing w:before="0" w:beforeAutospacing="0" w:after="0" w:afterAutospacing="0" w:line="276" w:lineRule="auto"/>
+        <w:jc w:val="both"/>
+        <w:textAlignment w:val="baseline"/>
+        <w:rPr>
+          <w:rStyle w:val="normaltextrun"/>
+          <w:rFonts w:eastAsiaTheme="majorEastAsia"/>
+          <w:lang w:val="es-ES"/>
+        </w:rPr>
+      </w:pPr>
+    </w:p>
+    <w:p>
+      <w:pPr>
+        <w:pStyle w:val="paragraph"/>
+        <w:spacing w:before="0" w:beforeAutospacing="0" w:after="0" w:afterAutospacing="0" w:line="276" w:lineRule="auto"/>
+        <w:jc w:val="both"/>
+        <w:textAlignment w:val="baseline"/>
+        <w:rPr>
+          <w:rStyle w:val="normaltextrun"/>
+          <w:rFonts w:eastAsiaTheme="majorEastAsia"/>
+          <w:b/>
+          <w:bCs/>
+          <w:lang w:val="es-ES"/>
+        </w:rPr>
+      </w:pPr>
+      <w:r>
+        <w:rPr>
+          <w:rStyle w:val="normaltextrun"/>
+          <w:rFonts w:eastAsiaTheme="majorEastAsia"/>
+          <w:b/>
+          <w:bCs/>
+          <w:lang w:val="es-ES"/>
+        </w:rPr>
+        <w:t xml:space="preserve">d) </w:t>
+      </w:r>
+      <w:r>
+        <w:rPr>
+          <w:rStyle w:val="normaltextrun"/>
+          <w:rFonts w:eastAsiaTheme="majorEastAsia"/>
+          <w:b/>
+          <w:bCs/>
+          <w:lang w:val="es-ES"/>
+        </w:rPr>
+        <w:t xml:space="preserve">Tabla regla empírica </w:t>
+      </w:r>
+    </w:p>
+    <w:tbl>
+      <w:tblPr>
+        <w:tblW w:w="0" w:type="auto"/>
+        <w:tblCellMar>
+          <w:left w:w="0" w:type="dxa"/>
+          <w:right w:w="0" w:type="dxa"/>
+        </w:tblCellMar>
+        <w:tblLook w:val="04A0" w:firstRow="1" w:lastRow="0" w:firstColumn="1" w:lastColumn="0" w:noHBand="0" w:noVBand="1"/>
+      </w:tblPr>
+      <w:tblGrid>
+        <w:gridCol w:w="870"/>
+        <w:gridCol w:w="2142"/>
+        <w:gridCol w:w="2331"/>
+        <w:gridCol w:w="1920"/>
+      </w:tblGrid>
+      <w:tr>
+        <w:trPr>
+          <w:trHeight w:val="165"/>
+        </w:trPr>
+        <w:tc>
+          <w:tcPr>
+            <w:tcW w:w="870" w:type="dxa"/>
+            <w:tcBorders>
+              <w:top w:val="single" w:sz="6" w:space="0" w:color="000000"/>
+              <w:left w:val="single" w:sz="6" w:space="0" w:color="000000"/>
+              <w:bottom w:val="single" w:sz="6" w:space="0" w:color="000000"/>
+              <w:right w:val="single" w:sz="6" w:space="0" w:color="000000"/>
+            </w:tcBorders>
+            <w:shd w:val="clear" w:color="auto" w:fill="B0B3B2"/>
+            <w:tcMar>
+              <w:top w:w="60" w:type="dxa"/>
+              <w:left w:w="60" w:type="dxa"/>
+              <w:bottom w:w="60" w:type="dxa"/>
+              <w:right w:w="60" w:type="dxa"/>
+            </w:tcMar>
+            <w:hideMark/>
+          </w:tcPr>
+          <w:p>
+            <w:pPr>
+              <w:spacing w:after="0" w:line="240" w:lineRule="auto"/>
+              <w:rPr>
+                <w:rFonts w:ascii="Times New Roman" w:eastAsia="Times New Roman" w:hAnsi="Times New Roman" w:cs="Times New Roman"/>
+                <w:kern w:val="0"/>
+                <w:sz w:val="20"/>
+                <w:szCs w:val="20"/>
+                <w:lang w:val="en-CO"/>
+                <w14:ligatures w14:val="none"/>
+              </w:rPr>
+            </w:pPr>
+            <w:r>
+              <w:rPr>
+                <w:rFonts w:ascii="Times New Roman" w:eastAsia="Times New Roman" w:hAnsi="Times New Roman" w:cs="Times New Roman"/>
+                <w:b/>
+                <w:bCs/>
+                <w:color w:val="000000"/>
+                <w:kern w:val="0"/>
+                <w:sz w:val="20"/>
+                <w:szCs w:val="20"/>
+                <w:lang w:val="en-CO"/>
+                <w14:ligatures w14:val="none"/>
+              </w:rPr>
+              <w:t>Interval</w:t>
+            </w:r>
+          </w:p>
+        </w:tc>
+        <w:tc>
+          <w:tcPr>
+            <w:tcW w:w="1695" w:type="dxa"/>
+            <w:tcBorders>
+              <w:top w:val="single" w:sz="6" w:space="0" w:color="000000"/>
+              <w:left w:val="single" w:sz="6" w:space="0" w:color="000000"/>
+              <w:bottom w:val="single" w:sz="6" w:space="0" w:color="000000"/>
+              <w:right w:val="single" w:sz="6" w:space="0" w:color="000000"/>
+            </w:tcBorders>
+            <w:shd w:val="clear" w:color="auto" w:fill="B0B3B2"/>
+            <w:tcMar>
+              <w:top w:w="60" w:type="dxa"/>
+              <w:left w:w="60" w:type="dxa"/>
+              <w:bottom w:w="60" w:type="dxa"/>
+              <w:right w:w="60" w:type="dxa"/>
+            </w:tcMar>
+            <w:hideMark/>
+          </w:tcPr>
+          <w:p>
+            <w:pPr>
+              <w:spacing w:after="0" w:line="240" w:lineRule="auto"/>
+              <w:rPr>
+                <w:rFonts w:ascii="Times New Roman" w:eastAsia="Times New Roman" w:hAnsi="Times New Roman" w:cs="Times New Roman"/>
+                <w:kern w:val="0"/>
+                <w:sz w:val="20"/>
+                <w:szCs w:val="20"/>
+                <w:lang w:val="en-CO"/>
+                <w14:ligatures w14:val="none"/>
+              </w:rPr>
+            </w:pPr>
+            <w:r>
+              <w:rPr>
+                <w:rFonts w:ascii="Times New Roman" w:eastAsia="Times New Roman" w:hAnsi="Times New Roman" w:cs="Times New Roman"/>
+                <w:b/>
+                <w:bCs/>
+                <w:color w:val="000000"/>
+                <w:kern w:val="0"/>
+                <w:sz w:val="20"/>
+                <w:szCs w:val="20"/>
+                <w:lang w:val="en-CO"/>
+                <w14:ligatures w14:val="none"/>
+              </w:rPr>
+              <w:t>Theoretical_Percentage</w:t>
+            </w:r>
+          </w:p>
+        </w:tc>
+        <w:tc>
+          <w:tcPr>
+            <w:tcW w:w="1830" w:type="dxa"/>
+            <w:tcBorders>
+              <w:top w:val="single" w:sz="6" w:space="0" w:color="000000"/>
+              <w:left w:val="single" w:sz="6" w:space="0" w:color="000000"/>
+              <w:bottom w:val="single" w:sz="6" w:space="0" w:color="000000"/>
+              <w:right w:val="single" w:sz="6" w:space="0" w:color="000000"/>
+            </w:tcBorders>
+            <w:shd w:val="clear" w:color="auto" w:fill="B0B3B2"/>
+            <w:tcMar>
+              <w:top w:w="60" w:type="dxa"/>
+              <w:left w:w="60" w:type="dxa"/>
+              <w:bottom w:w="60" w:type="dxa"/>
+              <w:right w:w="60" w:type="dxa"/>
+            </w:tcMar>
+            <w:hideMark/>
+          </w:tcPr>
+          <w:p>
+            <w:pPr>
+              <w:spacing w:after="0" w:line="240" w:lineRule="auto"/>
+              <w:rPr>
+                <w:rFonts w:ascii="Times New Roman" w:eastAsia="Times New Roman" w:hAnsi="Times New Roman" w:cs="Times New Roman"/>
+                <w:kern w:val="0"/>
+                <w:sz w:val="20"/>
+                <w:szCs w:val="20"/>
+                <w:lang w:val="en-CO"/>
+                <w14:ligatures w14:val="none"/>
+              </w:rPr>
+            </w:pPr>
+            <w:r>
+              <w:rPr>
+                <w:rFonts w:ascii="Times New Roman" w:eastAsia="Times New Roman" w:hAnsi="Times New Roman" w:cs="Times New Roman"/>
+                <w:b/>
+                <w:bCs/>
+                <w:color w:val="000000"/>
+                <w:kern w:val="0"/>
+                <w:sz w:val="20"/>
+                <w:szCs w:val="20"/>
+                <w:lang w:val="en-CO"/>
+                <w14:ligatures w14:val="none"/>
+              </w:rPr>
+              <w:t>Theoretical_Observations</w:t>
+            </w:r>
+          </w:p>
+        </w:tc>
+        <w:tc>
+          <w:tcPr>
+            <w:tcW w:w="1485" w:type="dxa"/>
+            <w:tcBorders>
+              <w:top w:val="single" w:sz="6" w:space="0" w:color="000000"/>
+              <w:left w:val="single" w:sz="6" w:space="0" w:color="000000"/>
+              <w:bottom w:val="single" w:sz="6" w:space="0" w:color="000000"/>
+              <w:right w:val="single" w:sz="6" w:space="0" w:color="000000"/>
+            </w:tcBorders>
+            <w:shd w:val="clear" w:color="auto" w:fill="B0B3B2"/>
+            <w:tcMar>
+              <w:top w:w="60" w:type="dxa"/>
+              <w:left w:w="60" w:type="dxa"/>
+              <w:bottom w:w="60" w:type="dxa"/>
+              <w:right w:w="60" w:type="dxa"/>
+            </w:tcMar>
+            <w:hideMark/>
+          </w:tcPr>
+          <w:p>
+            <w:pPr>
+              <w:spacing w:after="0" w:line="240" w:lineRule="auto"/>
+              <w:rPr>
+                <w:rFonts w:ascii="Times New Roman" w:eastAsia="Times New Roman" w:hAnsi="Times New Roman" w:cs="Times New Roman"/>
+                <w:kern w:val="0"/>
+                <w:sz w:val="20"/>
+                <w:szCs w:val="20"/>
+                <w:lang w:val="en-CO"/>
+                <w14:ligatures w14:val="none"/>
+              </w:rPr>
+            </w:pPr>
+            <w:r>
+              <w:rPr>
+                <w:rFonts w:ascii="Times New Roman" w:eastAsia="Times New Roman" w:hAnsi="Times New Roman" w:cs="Times New Roman"/>
+                <w:b/>
+                <w:bCs/>
+                <w:color w:val="000000"/>
+                <w:kern w:val="0"/>
+                <w:sz w:val="20"/>
+                <w:szCs w:val="20"/>
+                <w:lang w:val="en-CO"/>
+                <w14:ligatures w14:val="none"/>
+              </w:rPr>
+              <w:t>Actual_Observations</w:t>
+            </w:r>
+          </w:p>
+        </w:tc>
+      </w:tr>
+      <w:tr>
+        <w:trPr>
+          <w:trHeight w:val="180"/>
+        </w:trPr>
+        <w:tc>
+          <w:tcPr>
+            <w:tcW w:w="870" w:type="dxa"/>
+            <w:tcBorders>
+              <w:top w:val="single" w:sz="6" w:space="0" w:color="000000"/>
+              <w:left w:val="single" w:sz="6" w:space="0" w:color="000000"/>
+              <w:bottom w:val="single" w:sz="6" w:space="0" w:color="000000"/>
+              <w:right w:val="single" w:sz="6" w:space="0" w:color="000000"/>
+            </w:tcBorders>
+            <w:shd w:val="clear" w:color="auto" w:fill="D4D4D4"/>
+            <w:tcMar>
+              <w:top w:w="60" w:type="dxa"/>
+              <w:left w:w="60" w:type="dxa"/>
+              <w:bottom w:w="60" w:type="dxa"/>
+              <w:right w:w="60" w:type="dxa"/>
+            </w:tcMar>
+            <w:hideMark/>
+          </w:tcPr>
+          <w:p>
+            <w:pPr>
+              <w:spacing w:after="0" w:line="240" w:lineRule="auto"/>
+              <w:rPr>
+                <w:rFonts w:ascii="Times New Roman" w:eastAsia="Times New Roman" w:hAnsi="Times New Roman" w:cs="Times New Roman"/>
+                <w:kern w:val="0"/>
+                <w:sz w:val="20"/>
+                <w:szCs w:val="20"/>
+                <w:lang w:val="en-CO"/>
+                <w14:ligatures w14:val="none"/>
+              </w:rPr>
+            </w:pPr>
+            <w:r>
+              <w:rPr>
+                <w:rFonts w:ascii="Times New Roman" w:eastAsia="Times New Roman" w:hAnsi="Times New Roman" w:cs="Times New Roman"/>
+                <w:b/>
+                <w:bCs/>
+                <w:color w:val="000000"/>
+                <w:kern w:val="0"/>
+                <w:sz w:val="20"/>
+                <w:szCs w:val="20"/>
+                <w:lang w:val="en-CO"/>
+                <w14:ligatures w14:val="none"/>
+              </w:rPr>
+              <w:t>mean ± 1 sd</w:t>
+            </w:r>
+          </w:p>
+        </w:tc>
+        <w:tc>
+          <w:tcPr>
+            <w:tcW w:w="1695" w:type="dxa"/>
+            <w:tcBorders>
+              <w:top w:val="single" w:sz="6" w:space="0" w:color="000000"/>
+              <w:left w:val="single" w:sz="6" w:space="0" w:color="000000"/>
+              <w:bottom w:val="single" w:sz="6" w:space="0" w:color="000000"/>
+              <w:right w:val="single" w:sz="6" w:space="0" w:color="000000"/>
+            </w:tcBorders>
+            <w:tcMar>
+              <w:top w:w="60" w:type="dxa"/>
+              <w:left w:w="60" w:type="dxa"/>
+              <w:bottom w:w="60" w:type="dxa"/>
+              <w:right w:w="60" w:type="dxa"/>
+            </w:tcMar>
+            <w:hideMark/>
+          </w:tcPr>
+          <w:p>
+            <w:pPr>
+              <w:spacing w:after="0" w:line="240" w:lineRule="auto"/>
+              <w:rPr>
+                <w:rFonts w:ascii="Times New Roman" w:eastAsia="Times New Roman" w:hAnsi="Times New Roman" w:cs="Times New Roman"/>
+                <w:kern w:val="0"/>
+                <w:sz w:val="20"/>
+                <w:szCs w:val="20"/>
+                <w:lang w:val="en-CO"/>
+                <w14:ligatures w14:val="none"/>
+              </w:rPr>
+            </w:pPr>
+            <w:r>
+              <w:rPr>
+                <w:rFonts w:ascii="Times New Roman" w:eastAsia="Times New Roman" w:hAnsi="Times New Roman" w:cs="Times New Roman"/>
+                <w:color w:val="000000"/>
+                <w:kern w:val="0"/>
+                <w:sz w:val="20"/>
+                <w:szCs w:val="20"/>
+                <w:lang w:val="en-CO"/>
+                <w14:ligatures w14:val="none"/>
+              </w:rPr>
+              <w:t>68 %</w:t>
+            </w:r>
+          </w:p>
+        </w:tc>
+        <w:tc>
+          <w:tcPr>
+            <w:tcW w:w="1830" w:type="dxa"/>
+            <w:tcBorders>
+              <w:top w:val="single" w:sz="6" w:space="0" w:color="000000"/>
+              <w:left w:val="single" w:sz="6" w:space="0" w:color="000000"/>
+              <w:bottom w:val="single" w:sz="6" w:space="0" w:color="000000"/>
+              <w:right w:val="single" w:sz="6" w:space="0" w:color="000000"/>
+            </w:tcBorders>
+            <w:tcMar>
+              <w:top w:w="60" w:type="dxa"/>
+              <w:left w:w="60" w:type="dxa"/>
+              <w:bottom w:w="60" w:type="dxa"/>
+              <w:right w:w="60" w:type="dxa"/>
+            </w:tcMar>
+            <w:hideMark/>
+          </w:tcPr>
+          <w:p>
+            <w:pPr>
+              <w:spacing w:after="0" w:line="240" w:lineRule="auto"/>
+              <w:rPr>
+                <w:rFonts w:ascii="Times New Roman" w:eastAsia="Times New Roman" w:hAnsi="Times New Roman" w:cs="Times New Roman"/>
+                <w:kern w:val="0"/>
+                <w:sz w:val="20"/>
+                <w:szCs w:val="20"/>
+                <w:lang w:val="en-CO"/>
+                <w14:ligatures w14:val="none"/>
+              </w:rPr>
+            </w:pPr>
+            <w:r>
+              <w:rPr>
+                <w:rFonts w:ascii="Times New Roman" w:eastAsia="Times New Roman" w:hAnsi="Times New Roman" w:cs="Times New Roman"/>
+                <w:color w:val="000000"/>
+                <w:kern w:val="0"/>
+                <w:sz w:val="20"/>
+                <w:szCs w:val="20"/>
+                <w:lang w:val="en-CO"/>
+                <w14:ligatures w14:val="none"/>
+              </w:rPr>
+              <w:t>44.88</w:t>
+            </w:r>
+          </w:p>
+        </w:tc>
+        <w:tc>
+          <w:tcPr>
+            <w:tcW w:w="1485" w:type="dxa"/>
+            <w:tcBorders>
+              <w:top w:val="single" w:sz="6" w:space="0" w:color="000000"/>
+              <w:left w:val="single" w:sz="6" w:space="0" w:color="000000"/>
+              <w:bottom w:val="single" w:sz="6" w:space="0" w:color="000000"/>
+              <w:right w:val="single" w:sz="6" w:space="0" w:color="000000"/>
+            </w:tcBorders>
+            <w:tcMar>
+              <w:top w:w="60" w:type="dxa"/>
+              <w:left w:w="60" w:type="dxa"/>
+              <w:bottom w:w="60" w:type="dxa"/>
+              <w:right w:w="60" w:type="dxa"/>
+            </w:tcMar>
+            <w:hideMark/>
+          </w:tcPr>
+          <w:p>
+            <w:pPr>
+              <w:spacing w:after="0" w:line="240" w:lineRule="auto"/>
+              <w:rPr>
+                <w:rFonts w:ascii="Times New Roman" w:eastAsia="Times New Roman" w:hAnsi="Times New Roman" w:cs="Times New Roman"/>
+                <w:kern w:val="0"/>
+                <w:sz w:val="20"/>
+                <w:szCs w:val="20"/>
+                <w:lang w:val="en-CO"/>
+                <w14:ligatures w14:val="none"/>
+              </w:rPr>
+            </w:pPr>
+            <w:r>
+              <w:rPr>
+                <w:rFonts w:ascii="Times New Roman" w:eastAsia="Times New Roman" w:hAnsi="Times New Roman" w:cs="Times New Roman"/>
+                <w:color w:val="000000"/>
+                <w:kern w:val="0"/>
+                <w:sz w:val="20"/>
+                <w:szCs w:val="20"/>
+                <w:lang w:val="en-CO"/>
+                <w14:ligatures w14:val="none"/>
+              </w:rPr>
+              <w:t>45</w:t>
+            </w:r>
+          </w:p>
+        </w:tc>
+      </w:tr>
+      <w:tr>
+        <w:trPr>
+          <w:trHeight w:val="165"/>
+        </w:trPr>
+        <w:tc>
+          <w:tcPr>
+            <w:tcW w:w="870" w:type="dxa"/>
+            <w:tcBorders>
+              <w:top w:val="single" w:sz="6" w:space="0" w:color="000000"/>
+              <w:left w:val="single" w:sz="6" w:space="0" w:color="000000"/>
+              <w:bottom w:val="single" w:sz="6" w:space="0" w:color="000000"/>
+              <w:right w:val="single" w:sz="6" w:space="0" w:color="000000"/>
+            </w:tcBorders>
+            <w:shd w:val="clear" w:color="auto" w:fill="D4D4D4"/>
+            <w:tcMar>
+              <w:top w:w="60" w:type="dxa"/>
+              <w:left w:w="60" w:type="dxa"/>
+              <w:bottom w:w="60" w:type="dxa"/>
+              <w:right w:w="60" w:type="dxa"/>
+            </w:tcMar>
+            <w:hideMark/>
+          </w:tcPr>
+          <w:p>
+            <w:pPr>
+              <w:spacing w:after="0" w:line="240" w:lineRule="auto"/>
+              <w:rPr>
+                <w:rFonts w:ascii="Times New Roman" w:eastAsia="Times New Roman" w:hAnsi="Times New Roman" w:cs="Times New Roman"/>
+                <w:kern w:val="0"/>
+                <w:sz w:val="20"/>
+                <w:szCs w:val="20"/>
+                <w:lang w:val="en-CO"/>
+                <w14:ligatures w14:val="none"/>
+              </w:rPr>
+            </w:pPr>
+            <w:r>
+              <w:rPr>
+                <w:rFonts w:ascii="Times New Roman" w:eastAsia="Times New Roman" w:hAnsi="Times New Roman" w:cs="Times New Roman"/>
+                <w:b/>
+                <w:bCs/>
+                <w:color w:val="000000"/>
+                <w:kern w:val="0"/>
+                <w:sz w:val="20"/>
+                <w:szCs w:val="20"/>
+                <w:lang w:val="en-CO"/>
+                <w14:ligatures w14:val="none"/>
+              </w:rPr>
+              <w:t>mean ± 2 sd</w:t>
+            </w:r>
+          </w:p>
+        </w:tc>
+        <w:tc>
+          <w:tcPr>
+            <w:tcW w:w="1695" w:type="dxa"/>
+            <w:tcBorders>
+              <w:top w:val="single" w:sz="6" w:space="0" w:color="000000"/>
+              <w:left w:val="single" w:sz="6" w:space="0" w:color="000000"/>
+              <w:bottom w:val="single" w:sz="6" w:space="0" w:color="000000"/>
+              <w:right w:val="single" w:sz="6" w:space="0" w:color="000000"/>
+            </w:tcBorders>
+            <w:tcMar>
+              <w:top w:w="60" w:type="dxa"/>
+              <w:left w:w="60" w:type="dxa"/>
+              <w:bottom w:w="60" w:type="dxa"/>
+              <w:right w:w="60" w:type="dxa"/>
+            </w:tcMar>
+            <w:hideMark/>
+          </w:tcPr>
+          <w:p>
+            <w:pPr>
+              <w:spacing w:after="0" w:line="240" w:lineRule="auto"/>
+              <w:rPr>
+                <w:rFonts w:ascii="Times New Roman" w:eastAsia="Times New Roman" w:hAnsi="Times New Roman" w:cs="Times New Roman"/>
+                <w:kern w:val="0"/>
+                <w:sz w:val="20"/>
+                <w:szCs w:val="20"/>
+                <w:lang w:val="en-CO"/>
+                <w14:ligatures w14:val="none"/>
+              </w:rPr>
+            </w:pPr>
+            <w:r>
+              <w:rPr>
+                <w:rFonts w:ascii="Times New Roman" w:eastAsia="Times New Roman" w:hAnsi="Times New Roman" w:cs="Times New Roman"/>
+                <w:color w:val="000000"/>
+                <w:kern w:val="0"/>
+                <w:sz w:val="20"/>
+                <w:szCs w:val="20"/>
+                <w:lang w:val="en-CO"/>
+                <w14:ligatures w14:val="none"/>
+              </w:rPr>
+              <w:t>95 %</w:t>
+            </w:r>
+          </w:p>
+        </w:tc>
+        <w:tc>
+          <w:tcPr>
+            <w:tcW w:w="1830" w:type="dxa"/>
+            <w:tcBorders>
+              <w:top w:val="single" w:sz="6" w:space="0" w:color="000000"/>
+              <w:left w:val="single" w:sz="6" w:space="0" w:color="000000"/>
+              <w:bottom w:val="single" w:sz="6" w:space="0" w:color="000000"/>
+              <w:right w:val="single" w:sz="6" w:space="0" w:color="000000"/>
+            </w:tcBorders>
+            <w:tcMar>
+              <w:top w:w="60" w:type="dxa"/>
+              <w:left w:w="60" w:type="dxa"/>
+              <w:bottom w:w="60" w:type="dxa"/>
+              <w:right w:w="60" w:type="dxa"/>
+            </w:tcMar>
+            <w:hideMark/>
+          </w:tcPr>
+          <w:p>
+            <w:pPr>
+              <w:spacing w:after="0" w:line="240" w:lineRule="auto"/>
+              <w:rPr>
+                <w:rFonts w:ascii="Times New Roman" w:eastAsia="Times New Roman" w:hAnsi="Times New Roman" w:cs="Times New Roman"/>
+                <w:kern w:val="0"/>
+                <w:sz w:val="20"/>
+                <w:szCs w:val="20"/>
+                <w:lang w:val="en-CO"/>
+                <w14:ligatures w14:val="none"/>
+              </w:rPr>
+            </w:pPr>
+            <w:r>
+              <w:rPr>
+                <w:rFonts w:ascii="Times New Roman" w:eastAsia="Times New Roman" w:hAnsi="Times New Roman" w:cs="Times New Roman"/>
+                <w:color w:val="000000"/>
+                <w:kern w:val="0"/>
+                <w:sz w:val="20"/>
+                <w:szCs w:val="20"/>
+                <w:lang w:val="en-CO"/>
+                <w14:ligatures w14:val="none"/>
+              </w:rPr>
+              <w:t>62.7</w:t>
+            </w:r>
+          </w:p>
+        </w:tc>
+        <w:tc>
+          <w:tcPr>
+            <w:tcW w:w="1485" w:type="dxa"/>
+            <w:tcBorders>
+              <w:top w:val="single" w:sz="6" w:space="0" w:color="000000"/>
+              <w:left w:val="single" w:sz="6" w:space="0" w:color="000000"/>
+              <w:bottom w:val="single" w:sz="6" w:space="0" w:color="000000"/>
+              <w:right w:val="single" w:sz="6" w:space="0" w:color="000000"/>
+            </w:tcBorders>
+            <w:tcMar>
+              <w:top w:w="60" w:type="dxa"/>
+              <w:left w:w="60" w:type="dxa"/>
+              <w:bottom w:w="60" w:type="dxa"/>
+              <w:right w:w="60" w:type="dxa"/>
+            </w:tcMar>
+            <w:hideMark/>
+          </w:tcPr>
+          <w:p>
+            <w:pPr>
+              <w:spacing w:after="0" w:line="240" w:lineRule="auto"/>
+              <w:rPr>
+                <w:rFonts w:ascii="Times New Roman" w:eastAsia="Times New Roman" w:hAnsi="Times New Roman" w:cs="Times New Roman"/>
+                <w:kern w:val="0"/>
+                <w:sz w:val="20"/>
+                <w:szCs w:val="20"/>
+                <w:lang w:val="en-CO"/>
+                <w14:ligatures w14:val="none"/>
+              </w:rPr>
+            </w:pPr>
+            <w:r>
+              <w:rPr>
+                <w:rFonts w:ascii="Times New Roman" w:eastAsia="Times New Roman" w:hAnsi="Times New Roman" w:cs="Times New Roman"/>
+                <w:color w:val="000000"/>
+                <w:kern w:val="0"/>
+                <w:sz w:val="20"/>
+                <w:szCs w:val="20"/>
+                <w:lang w:val="en-CO"/>
+                <w14:ligatures w14:val="none"/>
+              </w:rPr>
+              <w:t>63</w:t>
+            </w:r>
+          </w:p>
+        </w:tc>
+      </w:tr>
+      <w:tr>
+        <w:trPr>
+          <w:trHeight w:val="165"/>
+        </w:trPr>
+        <w:tc>
+          <w:tcPr>
+            <w:tcW w:w="870" w:type="dxa"/>
+            <w:tcBorders>
+              <w:top w:val="single" w:sz="6" w:space="0" w:color="000000"/>
+              <w:left w:val="single" w:sz="6" w:space="0" w:color="000000"/>
+              <w:bottom w:val="single" w:sz="6" w:space="0" w:color="000000"/>
+              <w:right w:val="single" w:sz="6" w:space="0" w:color="000000"/>
+            </w:tcBorders>
+            <w:shd w:val="clear" w:color="auto" w:fill="D4D4D4"/>
+            <w:tcMar>
+              <w:top w:w="60" w:type="dxa"/>
+              <w:left w:w="60" w:type="dxa"/>
+              <w:bottom w:w="60" w:type="dxa"/>
+              <w:right w:w="60" w:type="dxa"/>
+            </w:tcMar>
+            <w:hideMark/>
+          </w:tcPr>
+          <w:p>
+            <w:pPr>
+              <w:spacing w:after="0" w:line="240" w:lineRule="auto"/>
+              <w:rPr>
+                <w:rFonts w:ascii="Times New Roman" w:eastAsia="Times New Roman" w:hAnsi="Times New Roman" w:cs="Times New Roman"/>
+                <w:kern w:val="0"/>
+                <w:sz w:val="20"/>
+                <w:szCs w:val="20"/>
+                <w:lang w:val="en-CO"/>
+                <w14:ligatures w14:val="none"/>
+              </w:rPr>
+            </w:pPr>
+            <w:r>
+              <w:rPr>
+                <w:rFonts w:ascii="Times New Roman" w:eastAsia="Times New Roman" w:hAnsi="Times New Roman" w:cs="Times New Roman"/>
+                <w:b/>
+                <w:bCs/>
+                <w:color w:val="000000"/>
+                <w:kern w:val="0"/>
+                <w:sz w:val="20"/>
+                <w:szCs w:val="20"/>
+                <w:lang w:val="en-CO"/>
+                <w14:ligatures w14:val="none"/>
+              </w:rPr>
+              <w:t>mean ± 3 sd</w:t>
+            </w:r>
+          </w:p>
+        </w:tc>
+        <w:tc>
+          <w:tcPr>
+            <w:tcW w:w="1695" w:type="dxa"/>
+            <w:tcBorders>
+              <w:top w:val="single" w:sz="6" w:space="0" w:color="000000"/>
+              <w:left w:val="single" w:sz="6" w:space="0" w:color="000000"/>
+              <w:bottom w:val="single" w:sz="6" w:space="0" w:color="000000"/>
+              <w:right w:val="single" w:sz="6" w:space="0" w:color="000000"/>
+            </w:tcBorders>
+            <w:tcMar>
+              <w:top w:w="60" w:type="dxa"/>
+              <w:left w:w="60" w:type="dxa"/>
+              <w:bottom w:w="60" w:type="dxa"/>
+              <w:right w:w="60" w:type="dxa"/>
+            </w:tcMar>
+            <w:hideMark/>
+          </w:tcPr>
+          <w:p>
+            <w:pPr>
+              <w:spacing w:after="0" w:line="240" w:lineRule="auto"/>
+              <w:rPr>
+                <w:rFonts w:ascii="Times New Roman" w:eastAsia="Times New Roman" w:hAnsi="Times New Roman" w:cs="Times New Roman"/>
+                <w:kern w:val="0"/>
+                <w:sz w:val="20"/>
+                <w:szCs w:val="20"/>
+                <w:lang w:val="en-CO"/>
+                <w14:ligatures w14:val="none"/>
+              </w:rPr>
+            </w:pPr>
+            <w:r>
+              <w:rPr>
+                <w:rFonts w:ascii="Times New Roman" w:eastAsia="Times New Roman" w:hAnsi="Times New Roman" w:cs="Times New Roman"/>
+                <w:color w:val="000000"/>
+                <w:kern w:val="0"/>
+                <w:sz w:val="20"/>
+                <w:szCs w:val="20"/>
+                <w:lang w:val="en-CO"/>
+                <w14:ligatures w14:val="none"/>
+              </w:rPr>
+              <w:t>99 %</w:t>
+            </w:r>
+          </w:p>
+        </w:tc>
+        <w:tc>
+          <w:tcPr>
+            <w:tcW w:w="1830" w:type="dxa"/>
+            <w:tcBorders>
+              <w:top w:val="single" w:sz="6" w:space="0" w:color="000000"/>
+              <w:left w:val="single" w:sz="6" w:space="0" w:color="000000"/>
+              <w:bottom w:val="single" w:sz="6" w:space="0" w:color="000000"/>
+              <w:right w:val="single" w:sz="6" w:space="0" w:color="000000"/>
+            </w:tcBorders>
+            <w:tcMar>
+              <w:top w:w="60" w:type="dxa"/>
+              <w:left w:w="60" w:type="dxa"/>
+              <w:bottom w:w="60" w:type="dxa"/>
+              <w:right w:w="60" w:type="dxa"/>
+            </w:tcMar>
+            <w:hideMark/>
+          </w:tcPr>
+          <w:p>
+            <w:pPr>
+              <w:spacing w:after="0" w:line="240" w:lineRule="auto"/>
+              <w:rPr>
+                <w:rFonts w:ascii="Times New Roman" w:eastAsia="Times New Roman" w:hAnsi="Times New Roman" w:cs="Times New Roman"/>
+                <w:kern w:val="0"/>
+                <w:sz w:val="20"/>
+                <w:szCs w:val="20"/>
+                <w:lang w:val="en-CO"/>
+                <w14:ligatures w14:val="none"/>
+              </w:rPr>
+            </w:pPr>
+            <w:r>
+              <w:rPr>
+                <w:rFonts w:ascii="Times New Roman" w:eastAsia="Times New Roman" w:hAnsi="Times New Roman" w:cs="Times New Roman"/>
+                <w:color w:val="000000"/>
+                <w:kern w:val="0"/>
+                <w:sz w:val="20"/>
+                <w:szCs w:val="20"/>
+                <w:lang w:val="en-CO"/>
+                <w14:ligatures w14:val="none"/>
+              </w:rPr>
+              <w:t>65.34</w:t>
+            </w:r>
+          </w:p>
+        </w:tc>
+        <w:tc>
+          <w:tcPr>
+            <w:tcW w:w="1485" w:type="dxa"/>
+            <w:tcBorders>
+              <w:top w:val="single" w:sz="6" w:space="0" w:color="000000"/>
+              <w:left w:val="single" w:sz="6" w:space="0" w:color="000000"/>
+              <w:bottom w:val="single" w:sz="6" w:space="0" w:color="000000"/>
+              <w:right w:val="single" w:sz="6" w:space="0" w:color="000000"/>
+            </w:tcBorders>
+            <w:tcMar>
+              <w:top w:w="60" w:type="dxa"/>
+              <w:left w:w="60" w:type="dxa"/>
+              <w:bottom w:w="60" w:type="dxa"/>
+              <w:right w:w="60" w:type="dxa"/>
+            </w:tcMar>
+            <w:hideMark/>
+          </w:tcPr>
+          <w:p>
+            <w:pPr>
+              <w:spacing w:after="0" w:line="240" w:lineRule="auto"/>
+              <w:rPr>
+                <w:rFonts w:ascii="Times New Roman" w:eastAsia="Times New Roman" w:hAnsi="Times New Roman" w:cs="Times New Roman"/>
+                <w:kern w:val="0"/>
+                <w:sz w:val="20"/>
+                <w:szCs w:val="20"/>
+                <w:lang w:val="en-CO"/>
+                <w14:ligatures w14:val="none"/>
+              </w:rPr>
+            </w:pPr>
+            <w:r>
+              <w:rPr>
+                <w:rFonts w:ascii="Times New Roman" w:eastAsia="Times New Roman" w:hAnsi="Times New Roman" w:cs="Times New Roman"/>
+                <w:color w:val="000000"/>
+                <w:kern w:val="0"/>
+                <w:sz w:val="20"/>
+                <w:szCs w:val="20"/>
+                <w:lang w:val="en-CO"/>
+                <w14:ligatures w14:val="none"/>
+              </w:rPr>
+              <w:t>66</w:t>
+            </w:r>
+          </w:p>
+        </w:tc>
+      </w:tr>
+    </w:tbl>
+    <w:p>
+      <w:pPr>
+        <w:pStyle w:val="paragraph"/>
+        <w:spacing w:before="0" w:beforeAutospacing="0" w:after="0" w:afterAutospacing="0" w:line="276" w:lineRule="auto"/>
+        <w:jc w:val="both"/>
+        <w:textAlignment w:val="baseline"/>
+        <w:rPr>
+          <w:rStyle w:val="normaltextrun"/>
+          <w:rFonts w:eastAsiaTheme="majorEastAsia"/>
+          <w:lang w:val="es-ES"/>
+        </w:rPr>
+      </w:pPr>
+    </w:p>
+    <w:p>
+      <w:pPr>
+        <w:pStyle w:val="paragraph"/>
+        <w:spacing w:before="0" w:beforeAutospacing="0" w:after="0" w:afterAutospacing="0" w:line="276" w:lineRule="auto"/>
+        <w:jc w:val="both"/>
+        <w:textAlignment w:val="baseline"/>
+        <w:rPr>
+          <w:rStyle w:val="normaltextrun"/>
+          <w:rFonts w:eastAsiaTheme="majorEastAsia"/>
+          <w:b/>
+          <w:bCs/>
+          <w:lang w:val="es-ES"/>
+        </w:rPr>
+      </w:pPr>
+      <w:r>
+        <w:rPr>
+          <w:rStyle w:val="normaltextrun"/>
+          <w:rFonts w:eastAsiaTheme="majorEastAsia"/>
+          <w:b/>
+          <w:bCs/>
+          <w:lang w:val="es-ES"/>
+        </w:rPr>
+        <w:t>e)</w:t>
+      </w:r>
+      <w:r>
+        <w:rPr>
+          <w:rStyle w:val="normaltextrun"/>
+          <w:rFonts w:eastAsiaTheme="majorEastAsia"/>
+          <w:b/>
+          <w:bCs/>
+          <w:lang w:val="es-ES"/>
+        </w:rPr>
+        <w:t xml:space="preserve"> Tabla </w:t>
+      </w:r>
+      <w:proofErr w:type="spellStart"/>
+      <w:r>
+        <w:rPr>
+          <w:rStyle w:val="normaltextrun"/>
+          <w:rFonts w:eastAsiaTheme="majorEastAsia"/>
+          <w:b/>
+          <w:bCs/>
+          <w:lang w:val="es-ES"/>
+        </w:rPr>
+        <w:t>Refinida</w:t>
+      </w:r>
+      <w:proofErr w:type="spellEnd"/>
+      <w:r>
+        <w:rPr>
+          <w:rStyle w:val="normaltextrun"/>
+          <w:rFonts w:eastAsiaTheme="majorEastAsia"/>
+          <w:b/>
+          <w:bCs/>
+          <w:lang w:val="es-ES"/>
+        </w:rPr>
+        <w:t xml:space="preserve"> Regla empírica </w:t>
+      </w:r>
+    </w:p>
+    <w:tbl>
+      <w:tblPr>
+        <w:tblW w:w="0" w:type="auto"/>
+        <w:tblCellMar>
+          <w:left w:w="0" w:type="dxa"/>
+          <w:right w:w="0" w:type="dxa"/>
+        </w:tblCellMar>
+        <w:tblLook w:val="04A0" w:firstRow="1" w:lastRow="0" w:firstColumn="1" w:lastColumn="0" w:noHBand="0" w:noVBand="1"/>
+      </w:tblPr>
+      <w:tblGrid>
+        <w:gridCol w:w="1845"/>
+        <w:gridCol w:w="1823"/>
+        <w:gridCol w:w="1567"/>
+        <w:gridCol w:w="1218"/>
+      </w:tblGrid>
+      <w:tr>
+        <w:trPr>
+          <w:trHeight w:val="165"/>
+        </w:trPr>
+        <w:tc>
+          <w:tcPr>
+            <w:tcW w:w="1845" w:type="dxa"/>
+            <w:tcBorders>
+              <w:top w:val="single" w:sz="6" w:space="0" w:color="000000"/>
+              <w:left w:val="single" w:sz="6" w:space="0" w:color="000000"/>
+              <w:bottom w:val="single" w:sz="6" w:space="0" w:color="000000"/>
+              <w:right w:val="single" w:sz="6" w:space="0" w:color="000000"/>
+            </w:tcBorders>
+            <w:shd w:val="clear" w:color="auto" w:fill="B0B3B2"/>
+            <w:tcMar>
+              <w:top w:w="60" w:type="dxa"/>
+              <w:left w:w="60" w:type="dxa"/>
+              <w:bottom w:w="60" w:type="dxa"/>
+              <w:right w:w="60" w:type="dxa"/>
+            </w:tcMar>
+            <w:hideMark/>
+          </w:tcPr>
+          <w:p>
+            <w:pPr>
+              <w:spacing w:after="0" w:line="240" w:lineRule="auto"/>
+              <w:jc w:val="center"/>
+              <w:rPr>
+                <w:rFonts w:ascii="Times New Roman" w:eastAsia="Times New Roman" w:hAnsi="Times New Roman" w:cs="Times New Roman"/>
+                <w:kern w:val="0"/>
+                <w:lang w:val="en-CO"/>
+                <w14:ligatures w14:val="none"/>
+              </w:rPr>
+            </w:pPr>
+            <w:r>
+              <w:rPr>
+                <w:rFonts w:ascii="Helvetica Neue" w:eastAsia="Times New Roman" w:hAnsi="Helvetica Neue" w:cs="Times New Roman"/>
+                <w:b/>
+                <w:bCs/>
+                <w:color w:val="000000"/>
+                <w:kern w:val="0"/>
+                <w:sz w:val="15"/>
+                <w:szCs w:val="15"/>
+                <w:lang w:val="en-CO"/>
+                <w14:ligatures w14:val="none"/>
+              </w:rPr>
+              <w:t>Interval</w:t>
+            </w:r>
+          </w:p>
+        </w:tc>
+        <w:tc>
+          <w:tcPr>
+            <w:tcW w:w="1695" w:type="dxa"/>
+            <w:tcBorders>
+              <w:top w:val="single" w:sz="6" w:space="0" w:color="000000"/>
+              <w:left w:val="single" w:sz="6" w:space="0" w:color="000000"/>
+              <w:bottom w:val="single" w:sz="6" w:space="0" w:color="000000"/>
+              <w:right w:val="single" w:sz="6" w:space="0" w:color="000000"/>
+            </w:tcBorders>
+            <w:shd w:val="clear" w:color="auto" w:fill="B0B3B2"/>
+            <w:tcMar>
+              <w:top w:w="60" w:type="dxa"/>
+              <w:left w:w="60" w:type="dxa"/>
+              <w:bottom w:w="60" w:type="dxa"/>
+              <w:right w:w="60" w:type="dxa"/>
+            </w:tcMar>
+            <w:hideMark/>
+          </w:tcPr>
+          <w:p>
+            <w:pPr>
+              <w:spacing w:after="0" w:line="240" w:lineRule="auto"/>
+              <w:jc w:val="center"/>
+              <w:rPr>
+                <w:rFonts w:ascii="Times New Roman" w:eastAsia="Times New Roman" w:hAnsi="Times New Roman" w:cs="Times New Roman"/>
+                <w:kern w:val="0"/>
+                <w:lang w:val="en-CO"/>
+                <w14:ligatures w14:val="none"/>
+              </w:rPr>
+            </w:pPr>
+            <w:r>
+              <w:rPr>
+                <w:rFonts w:ascii="Helvetica Neue" w:eastAsia="Times New Roman" w:hAnsi="Helvetica Neue" w:cs="Times New Roman"/>
+                <w:b/>
+                <w:bCs/>
+                <w:color w:val="000000"/>
+                <w:kern w:val="0"/>
+                <w:sz w:val="15"/>
+                <w:szCs w:val="15"/>
+                <w:lang w:val="en-CO"/>
+                <w14:ligatures w14:val="none"/>
+              </w:rPr>
+              <w:t>Theoretical_Percentage</w:t>
+            </w:r>
+          </w:p>
+        </w:tc>
+        <w:tc>
+          <w:tcPr>
+            <w:tcW w:w="1440" w:type="dxa"/>
+            <w:tcBorders>
+              <w:top w:val="single" w:sz="6" w:space="0" w:color="000000"/>
+              <w:left w:val="single" w:sz="6" w:space="0" w:color="000000"/>
+              <w:bottom w:val="single" w:sz="6" w:space="0" w:color="000000"/>
+              <w:right w:val="single" w:sz="6" w:space="0" w:color="000000"/>
+            </w:tcBorders>
+            <w:shd w:val="clear" w:color="auto" w:fill="B0B3B2"/>
+            <w:tcMar>
+              <w:top w:w="60" w:type="dxa"/>
+              <w:left w:w="60" w:type="dxa"/>
+              <w:bottom w:w="60" w:type="dxa"/>
+              <w:right w:w="60" w:type="dxa"/>
+            </w:tcMar>
+            <w:hideMark/>
+          </w:tcPr>
+          <w:p>
+            <w:pPr>
+              <w:spacing w:after="0" w:line="240" w:lineRule="auto"/>
+              <w:jc w:val="center"/>
+              <w:rPr>
+                <w:rFonts w:ascii="Times New Roman" w:eastAsia="Times New Roman" w:hAnsi="Times New Roman" w:cs="Times New Roman"/>
+                <w:kern w:val="0"/>
+                <w:lang w:val="en-CO"/>
+                <w14:ligatures w14:val="none"/>
+              </w:rPr>
+            </w:pPr>
+            <w:r>
+              <w:rPr>
+                <w:rFonts w:ascii="Helvetica Neue" w:eastAsia="Times New Roman" w:hAnsi="Helvetica Neue" w:cs="Times New Roman"/>
+                <w:b/>
+                <w:bCs/>
+                <w:color w:val="000000"/>
+                <w:kern w:val="0"/>
+                <w:sz w:val="15"/>
+                <w:szCs w:val="15"/>
+                <w:lang w:val="en-CO"/>
+                <w14:ligatures w14:val="none"/>
+              </w:rPr>
+              <w:t>Theoretical_No_Obs</w:t>
+            </w:r>
+          </w:p>
+        </w:tc>
+        <w:tc>
+          <w:tcPr>
+            <w:tcW w:w="1095" w:type="dxa"/>
+            <w:tcBorders>
+              <w:top w:val="single" w:sz="6" w:space="0" w:color="000000"/>
+              <w:left w:val="single" w:sz="6" w:space="0" w:color="000000"/>
+              <w:bottom w:val="single" w:sz="6" w:space="0" w:color="000000"/>
+              <w:right w:val="single" w:sz="6" w:space="0" w:color="000000"/>
+            </w:tcBorders>
+            <w:shd w:val="clear" w:color="auto" w:fill="B0B3B2"/>
+            <w:tcMar>
+              <w:top w:w="60" w:type="dxa"/>
+              <w:left w:w="60" w:type="dxa"/>
+              <w:bottom w:w="60" w:type="dxa"/>
+              <w:right w:w="60" w:type="dxa"/>
+            </w:tcMar>
+            <w:hideMark/>
+          </w:tcPr>
+          <w:p>
+            <w:pPr>
+              <w:spacing w:after="0" w:line="240" w:lineRule="auto"/>
+              <w:jc w:val="center"/>
+              <w:rPr>
+                <w:rFonts w:ascii="Times New Roman" w:eastAsia="Times New Roman" w:hAnsi="Times New Roman" w:cs="Times New Roman"/>
+                <w:kern w:val="0"/>
+                <w:lang w:val="en-CO"/>
+                <w14:ligatures w14:val="none"/>
+              </w:rPr>
+            </w:pPr>
+            <w:r>
+              <w:rPr>
+                <w:rFonts w:ascii="Helvetica Neue" w:eastAsia="Times New Roman" w:hAnsi="Helvetica Neue" w:cs="Times New Roman"/>
+                <w:b/>
+                <w:bCs/>
+                <w:color w:val="000000"/>
+                <w:kern w:val="0"/>
+                <w:sz w:val="15"/>
+                <w:szCs w:val="15"/>
+                <w:lang w:val="en-CO"/>
+                <w14:ligatures w14:val="none"/>
+              </w:rPr>
+              <w:t>Actual_No_Obs</w:t>
+            </w:r>
+          </w:p>
+        </w:tc>
+      </w:tr>
+      <w:tr>
+        <w:trPr>
+          <w:trHeight w:val="180"/>
+        </w:trPr>
+        <w:tc>
+          <w:tcPr>
+            <w:tcW w:w="1845" w:type="dxa"/>
+            <w:tcBorders>
+              <w:top w:val="single" w:sz="6" w:space="0" w:color="000000"/>
+              <w:left w:val="single" w:sz="6" w:space="0" w:color="000000"/>
+              <w:bottom w:val="single" w:sz="6" w:space="0" w:color="000000"/>
+              <w:right w:val="single" w:sz="6" w:space="0" w:color="000000"/>
+            </w:tcBorders>
+            <w:shd w:val="clear" w:color="auto" w:fill="D4D4D4"/>
+            <w:tcMar>
+              <w:top w:w="60" w:type="dxa"/>
+              <w:left w:w="60" w:type="dxa"/>
+              <w:bottom w:w="60" w:type="dxa"/>
+              <w:right w:w="60" w:type="dxa"/>
+            </w:tcMar>
+            <w:hideMark/>
+          </w:tcPr>
+          <w:p>
+            <w:pPr>
+              <w:spacing w:after="0" w:line="240" w:lineRule="auto"/>
+              <w:jc w:val="center"/>
+              <w:rPr>
+                <w:rFonts w:ascii="Times New Roman" w:eastAsia="Times New Roman" w:hAnsi="Times New Roman" w:cs="Times New Roman"/>
+                <w:kern w:val="0"/>
+                <w:lang w:val="en-CO"/>
+                <w14:ligatures w14:val="none"/>
+              </w:rPr>
+            </w:pPr>
+            <w:r>
+              <w:rPr>
+                <w:rFonts w:ascii="Helvetica Neue" w:eastAsia="Times New Roman" w:hAnsi="Helvetica Neue" w:cs="Times New Roman"/>
+                <w:b/>
+                <w:bCs/>
+                <w:color w:val="000000"/>
+                <w:kern w:val="0"/>
+                <w:sz w:val="15"/>
+                <w:szCs w:val="15"/>
+                <w:lang w:val="en-CO"/>
+                <w14:ligatures w14:val="none"/>
+              </w:rPr>
+              <w:t>mean to +1 std. dev.</w:t>
+            </w:r>
+          </w:p>
+        </w:tc>
+        <w:tc>
+          <w:tcPr>
+            <w:tcW w:w="1695" w:type="dxa"/>
+            <w:tcBorders>
+              <w:top w:val="single" w:sz="6" w:space="0" w:color="000000"/>
+              <w:left w:val="single" w:sz="6" w:space="0" w:color="000000"/>
+              <w:bottom w:val="single" w:sz="6" w:space="0" w:color="000000"/>
+              <w:right w:val="single" w:sz="6" w:space="0" w:color="000000"/>
+            </w:tcBorders>
+            <w:tcMar>
+              <w:top w:w="60" w:type="dxa"/>
+              <w:left w:w="60" w:type="dxa"/>
+              <w:bottom w:w="60" w:type="dxa"/>
+              <w:right w:w="60" w:type="dxa"/>
+            </w:tcMar>
+            <w:hideMark/>
+          </w:tcPr>
+          <w:p>
+            <w:pPr>
+              <w:spacing w:after="0" w:line="240" w:lineRule="auto"/>
+              <w:jc w:val="center"/>
+              <w:rPr>
+                <w:rFonts w:ascii="Times New Roman" w:eastAsia="Times New Roman" w:hAnsi="Times New Roman" w:cs="Times New Roman"/>
+                <w:kern w:val="0"/>
+                <w:lang w:val="en-CO"/>
+                <w14:ligatures w14:val="none"/>
+              </w:rPr>
+            </w:pPr>
+            <w:r>
+              <w:rPr>
+                <w:rFonts w:ascii="Helvetica Neue" w:eastAsia="Times New Roman" w:hAnsi="Helvetica Neue" w:cs="Times New Roman"/>
+                <w:color w:val="000000"/>
+                <w:kern w:val="0"/>
+                <w:sz w:val="15"/>
+                <w:szCs w:val="15"/>
+                <w:lang w:val="en-CO"/>
+                <w14:ligatures w14:val="none"/>
+              </w:rPr>
+              <w:t>34</w:t>
+            </w:r>
+          </w:p>
+        </w:tc>
+        <w:tc>
+          <w:tcPr>
+            <w:tcW w:w="1440" w:type="dxa"/>
+            <w:tcBorders>
+              <w:top w:val="single" w:sz="6" w:space="0" w:color="000000"/>
+              <w:left w:val="single" w:sz="6" w:space="0" w:color="000000"/>
+              <w:bottom w:val="single" w:sz="6" w:space="0" w:color="000000"/>
+              <w:right w:val="single" w:sz="6" w:space="0" w:color="000000"/>
+            </w:tcBorders>
+            <w:tcMar>
+              <w:top w:w="60" w:type="dxa"/>
+              <w:left w:w="60" w:type="dxa"/>
+              <w:bottom w:w="60" w:type="dxa"/>
+              <w:right w:w="60" w:type="dxa"/>
+            </w:tcMar>
+            <w:hideMark/>
+          </w:tcPr>
+          <w:p>
+            <w:pPr>
+              <w:spacing w:after="0" w:line="240" w:lineRule="auto"/>
+              <w:jc w:val="center"/>
+              <w:rPr>
+                <w:rFonts w:ascii="Times New Roman" w:eastAsia="Times New Roman" w:hAnsi="Times New Roman" w:cs="Times New Roman"/>
+                <w:kern w:val="0"/>
+                <w:lang w:val="en-CO"/>
+                <w14:ligatures w14:val="none"/>
+              </w:rPr>
+            </w:pPr>
+            <w:r>
+              <w:rPr>
+                <w:rFonts w:ascii="Helvetica Neue" w:eastAsia="Times New Roman" w:hAnsi="Helvetica Neue" w:cs="Times New Roman"/>
+                <w:color w:val="000000"/>
+                <w:kern w:val="0"/>
+                <w:sz w:val="15"/>
+                <w:szCs w:val="15"/>
+                <w:lang w:val="en-CO"/>
+                <w14:ligatures w14:val="none"/>
+              </w:rPr>
+              <w:t>22.44</w:t>
+            </w:r>
+          </w:p>
+        </w:tc>
+        <w:tc>
+          <w:tcPr>
+            <w:tcW w:w="1095" w:type="dxa"/>
+            <w:tcBorders>
+              <w:top w:val="single" w:sz="6" w:space="0" w:color="000000"/>
+              <w:left w:val="single" w:sz="6" w:space="0" w:color="000000"/>
+              <w:bottom w:val="single" w:sz="6" w:space="0" w:color="000000"/>
+              <w:right w:val="single" w:sz="6" w:space="0" w:color="000000"/>
+            </w:tcBorders>
+            <w:tcMar>
+              <w:top w:w="60" w:type="dxa"/>
+              <w:left w:w="60" w:type="dxa"/>
+              <w:bottom w:w="60" w:type="dxa"/>
+              <w:right w:w="60" w:type="dxa"/>
+            </w:tcMar>
+            <w:hideMark/>
+          </w:tcPr>
+          <w:p>
+            <w:pPr>
+              <w:spacing w:after="0" w:line="240" w:lineRule="auto"/>
+              <w:jc w:val="center"/>
+              <w:rPr>
+                <w:rFonts w:ascii="Times New Roman" w:eastAsia="Times New Roman" w:hAnsi="Times New Roman" w:cs="Times New Roman"/>
+                <w:kern w:val="0"/>
+                <w:lang w:val="en-CO"/>
+                <w14:ligatures w14:val="none"/>
+              </w:rPr>
+            </w:pPr>
+            <w:r>
+              <w:rPr>
+                <w:rFonts w:ascii="Helvetica Neue" w:eastAsia="Times New Roman" w:hAnsi="Helvetica Neue" w:cs="Times New Roman"/>
+                <w:color w:val="000000"/>
+                <w:kern w:val="0"/>
+                <w:sz w:val="15"/>
+                <w:szCs w:val="15"/>
+                <w:lang w:val="en-CO"/>
+                <w14:ligatures w14:val="none"/>
+              </w:rPr>
+              <w:t>18</w:t>
+            </w:r>
+          </w:p>
+        </w:tc>
+      </w:tr>
+      <w:tr>
+        <w:trPr>
+          <w:trHeight w:val="165"/>
+        </w:trPr>
+        <w:tc>
+          <w:tcPr>
+            <w:tcW w:w="1845" w:type="dxa"/>
+            <w:tcBorders>
+              <w:top w:val="single" w:sz="6" w:space="0" w:color="000000"/>
+              <w:left w:val="single" w:sz="6" w:space="0" w:color="000000"/>
+              <w:bottom w:val="single" w:sz="6" w:space="0" w:color="000000"/>
+              <w:right w:val="single" w:sz="6" w:space="0" w:color="000000"/>
+            </w:tcBorders>
+            <w:shd w:val="clear" w:color="auto" w:fill="D4D4D4"/>
+            <w:tcMar>
+              <w:top w:w="60" w:type="dxa"/>
+              <w:left w:w="60" w:type="dxa"/>
+              <w:bottom w:w="60" w:type="dxa"/>
+              <w:right w:w="60" w:type="dxa"/>
+            </w:tcMar>
+            <w:hideMark/>
+          </w:tcPr>
+          <w:p>
+            <w:pPr>
+              <w:spacing w:after="0" w:line="240" w:lineRule="auto"/>
+              <w:jc w:val="center"/>
+              <w:rPr>
+                <w:rFonts w:ascii="Times New Roman" w:eastAsia="Times New Roman" w:hAnsi="Times New Roman" w:cs="Times New Roman"/>
+                <w:kern w:val="0"/>
+                <w:lang w:val="en-CO"/>
+                <w14:ligatures w14:val="none"/>
+              </w:rPr>
+            </w:pPr>
+            <w:r>
+              <w:rPr>
+                <w:rFonts w:ascii="Helvetica Neue" w:eastAsia="Times New Roman" w:hAnsi="Helvetica Neue" w:cs="Times New Roman"/>
+                <w:b/>
+                <w:bCs/>
+                <w:color w:val="000000"/>
+                <w:kern w:val="0"/>
+                <w:sz w:val="15"/>
+                <w:szCs w:val="15"/>
+                <w:lang w:val="en-CO"/>
+                <w14:ligatures w14:val="none"/>
+              </w:rPr>
+              <w:t>mean to -1 std. dev.</w:t>
+            </w:r>
+          </w:p>
+        </w:tc>
+        <w:tc>
+          <w:tcPr>
+            <w:tcW w:w="1695" w:type="dxa"/>
+            <w:tcBorders>
+              <w:top w:val="single" w:sz="6" w:space="0" w:color="000000"/>
+              <w:left w:val="single" w:sz="6" w:space="0" w:color="000000"/>
+              <w:bottom w:val="single" w:sz="6" w:space="0" w:color="000000"/>
+              <w:right w:val="single" w:sz="6" w:space="0" w:color="000000"/>
+            </w:tcBorders>
+            <w:tcMar>
+              <w:top w:w="60" w:type="dxa"/>
+              <w:left w:w="60" w:type="dxa"/>
+              <w:bottom w:w="60" w:type="dxa"/>
+              <w:right w:w="60" w:type="dxa"/>
+            </w:tcMar>
+            <w:hideMark/>
+          </w:tcPr>
+          <w:p>
+            <w:pPr>
+              <w:spacing w:after="0" w:line="240" w:lineRule="auto"/>
+              <w:jc w:val="center"/>
+              <w:rPr>
+                <w:rFonts w:ascii="Times New Roman" w:eastAsia="Times New Roman" w:hAnsi="Times New Roman" w:cs="Times New Roman"/>
+                <w:kern w:val="0"/>
+                <w:lang w:val="en-CO"/>
+                <w14:ligatures w14:val="none"/>
+              </w:rPr>
+            </w:pPr>
+            <w:r>
+              <w:rPr>
+                <w:rFonts w:ascii="Helvetica Neue" w:eastAsia="Times New Roman" w:hAnsi="Helvetica Neue" w:cs="Times New Roman"/>
+                <w:color w:val="000000"/>
+                <w:kern w:val="0"/>
+                <w:sz w:val="15"/>
+                <w:szCs w:val="15"/>
+                <w:lang w:val="en-CO"/>
+                <w14:ligatures w14:val="none"/>
+              </w:rPr>
+              <w:t>34</w:t>
+            </w:r>
+          </w:p>
+        </w:tc>
+        <w:tc>
+          <w:tcPr>
+            <w:tcW w:w="1440" w:type="dxa"/>
+            <w:tcBorders>
+              <w:top w:val="single" w:sz="6" w:space="0" w:color="000000"/>
+              <w:left w:val="single" w:sz="6" w:space="0" w:color="000000"/>
+              <w:bottom w:val="single" w:sz="6" w:space="0" w:color="000000"/>
+              <w:right w:val="single" w:sz="6" w:space="0" w:color="000000"/>
+            </w:tcBorders>
+            <w:tcMar>
+              <w:top w:w="60" w:type="dxa"/>
+              <w:left w:w="60" w:type="dxa"/>
+              <w:bottom w:w="60" w:type="dxa"/>
+              <w:right w:w="60" w:type="dxa"/>
+            </w:tcMar>
+            <w:hideMark/>
+          </w:tcPr>
+          <w:p>
+            <w:pPr>
+              <w:spacing w:after="0" w:line="240" w:lineRule="auto"/>
+              <w:jc w:val="center"/>
+              <w:rPr>
+                <w:rFonts w:ascii="Times New Roman" w:eastAsia="Times New Roman" w:hAnsi="Times New Roman" w:cs="Times New Roman"/>
+                <w:kern w:val="0"/>
+                <w:lang w:val="en-CO"/>
+                <w14:ligatures w14:val="none"/>
+              </w:rPr>
+            </w:pPr>
+            <w:r>
+              <w:rPr>
+                <w:rFonts w:ascii="Helvetica Neue" w:eastAsia="Times New Roman" w:hAnsi="Helvetica Neue" w:cs="Times New Roman"/>
+                <w:color w:val="000000"/>
+                <w:kern w:val="0"/>
+                <w:sz w:val="15"/>
+                <w:szCs w:val="15"/>
+                <w:lang w:val="en-CO"/>
+                <w14:ligatures w14:val="none"/>
+              </w:rPr>
+              <w:t>22.44</w:t>
+            </w:r>
+          </w:p>
+        </w:tc>
+        <w:tc>
+          <w:tcPr>
+            <w:tcW w:w="1095" w:type="dxa"/>
+            <w:tcBorders>
+              <w:top w:val="single" w:sz="6" w:space="0" w:color="000000"/>
+              <w:left w:val="single" w:sz="6" w:space="0" w:color="000000"/>
+              <w:bottom w:val="single" w:sz="6" w:space="0" w:color="000000"/>
+              <w:right w:val="single" w:sz="6" w:space="0" w:color="000000"/>
+            </w:tcBorders>
+            <w:tcMar>
+              <w:top w:w="60" w:type="dxa"/>
+              <w:left w:w="60" w:type="dxa"/>
+              <w:bottom w:w="60" w:type="dxa"/>
+              <w:right w:w="60" w:type="dxa"/>
+            </w:tcMar>
+            <w:hideMark/>
+          </w:tcPr>
+          <w:p>
+            <w:pPr>
+              <w:spacing w:after="0" w:line="240" w:lineRule="auto"/>
+              <w:jc w:val="center"/>
+              <w:rPr>
+                <w:rFonts w:ascii="Times New Roman" w:eastAsia="Times New Roman" w:hAnsi="Times New Roman" w:cs="Times New Roman"/>
+                <w:kern w:val="0"/>
+                <w:lang w:val="en-CO"/>
+                <w14:ligatures w14:val="none"/>
+              </w:rPr>
+            </w:pPr>
+            <w:r>
+              <w:rPr>
+                <w:rFonts w:ascii="Helvetica Neue" w:eastAsia="Times New Roman" w:hAnsi="Helvetica Neue" w:cs="Times New Roman"/>
+                <w:color w:val="000000"/>
+                <w:kern w:val="0"/>
+                <w:sz w:val="15"/>
+                <w:szCs w:val="15"/>
+                <w:lang w:val="en-CO"/>
+                <w14:ligatures w14:val="none"/>
+              </w:rPr>
+              <w:t>27</w:t>
+            </w:r>
+          </w:p>
+        </w:tc>
+      </w:tr>
+      <w:tr>
+        <w:trPr>
+          <w:trHeight w:val="165"/>
+        </w:trPr>
+        <w:tc>
+          <w:tcPr>
+            <w:tcW w:w="1845" w:type="dxa"/>
+            <w:tcBorders>
+              <w:top w:val="single" w:sz="6" w:space="0" w:color="000000"/>
+              <w:left w:val="single" w:sz="6" w:space="0" w:color="000000"/>
+              <w:bottom w:val="single" w:sz="6" w:space="0" w:color="000000"/>
+              <w:right w:val="single" w:sz="6" w:space="0" w:color="000000"/>
+            </w:tcBorders>
+            <w:shd w:val="clear" w:color="auto" w:fill="D4D4D4"/>
+            <w:tcMar>
+              <w:top w:w="60" w:type="dxa"/>
+              <w:left w:w="60" w:type="dxa"/>
+              <w:bottom w:w="60" w:type="dxa"/>
+              <w:right w:w="60" w:type="dxa"/>
+            </w:tcMar>
+            <w:hideMark/>
+          </w:tcPr>
+          <w:p>
+            <w:pPr>
+              <w:spacing w:after="0" w:line="240" w:lineRule="auto"/>
+              <w:jc w:val="center"/>
+              <w:rPr>
+                <w:rFonts w:ascii="Times New Roman" w:eastAsia="Times New Roman" w:hAnsi="Times New Roman" w:cs="Times New Roman"/>
+                <w:kern w:val="0"/>
+                <w:lang w:val="en-CO"/>
+                <w14:ligatures w14:val="none"/>
+              </w:rPr>
+            </w:pPr>
+            <w:r>
+              <w:rPr>
+                <w:rFonts w:ascii="Helvetica Neue" w:eastAsia="Times New Roman" w:hAnsi="Helvetica Neue" w:cs="Times New Roman"/>
+                <w:b/>
+                <w:bCs/>
+                <w:color w:val="000000"/>
+                <w:kern w:val="0"/>
+                <w:sz w:val="15"/>
+                <w:szCs w:val="15"/>
+                <w:lang w:val="en-CO"/>
+                <w14:ligatures w14:val="none"/>
+              </w:rPr>
+              <w:t>+1 std. dev. to +2 std. dev.</w:t>
+            </w:r>
+          </w:p>
+        </w:tc>
+        <w:tc>
+          <w:tcPr>
+            <w:tcW w:w="1695" w:type="dxa"/>
+            <w:tcBorders>
+              <w:top w:val="single" w:sz="6" w:space="0" w:color="000000"/>
+              <w:left w:val="single" w:sz="6" w:space="0" w:color="000000"/>
+              <w:bottom w:val="single" w:sz="6" w:space="0" w:color="000000"/>
+              <w:right w:val="single" w:sz="6" w:space="0" w:color="000000"/>
+            </w:tcBorders>
+            <w:tcMar>
+              <w:top w:w="60" w:type="dxa"/>
+              <w:left w:w="60" w:type="dxa"/>
+              <w:bottom w:w="60" w:type="dxa"/>
+              <w:right w:w="60" w:type="dxa"/>
+            </w:tcMar>
+            <w:hideMark/>
+          </w:tcPr>
+          <w:p>
+            <w:pPr>
+              <w:spacing w:after="0" w:line="240" w:lineRule="auto"/>
+              <w:jc w:val="center"/>
+              <w:rPr>
+                <w:rFonts w:ascii="Times New Roman" w:eastAsia="Times New Roman" w:hAnsi="Times New Roman" w:cs="Times New Roman"/>
+                <w:kern w:val="0"/>
+                <w:lang w:val="en-CO"/>
+                <w14:ligatures w14:val="none"/>
+              </w:rPr>
+            </w:pPr>
+            <w:r>
+              <w:rPr>
+                <w:rFonts w:ascii="Helvetica Neue" w:eastAsia="Times New Roman" w:hAnsi="Helvetica Neue" w:cs="Times New Roman"/>
+                <w:color w:val="000000"/>
+                <w:kern w:val="0"/>
+                <w:sz w:val="15"/>
+                <w:szCs w:val="15"/>
+                <w:lang w:val="en-CO"/>
+                <w14:ligatures w14:val="none"/>
+              </w:rPr>
+              <w:t>13.5</w:t>
+            </w:r>
+          </w:p>
+        </w:tc>
+        <w:tc>
+          <w:tcPr>
+            <w:tcW w:w="1440" w:type="dxa"/>
+            <w:tcBorders>
+              <w:top w:val="single" w:sz="6" w:space="0" w:color="000000"/>
+              <w:left w:val="single" w:sz="6" w:space="0" w:color="000000"/>
+              <w:bottom w:val="single" w:sz="6" w:space="0" w:color="000000"/>
+              <w:right w:val="single" w:sz="6" w:space="0" w:color="000000"/>
+            </w:tcBorders>
+            <w:tcMar>
+              <w:top w:w="60" w:type="dxa"/>
+              <w:left w:w="60" w:type="dxa"/>
+              <w:bottom w:w="60" w:type="dxa"/>
+              <w:right w:w="60" w:type="dxa"/>
+            </w:tcMar>
+            <w:hideMark/>
+          </w:tcPr>
+          <w:p>
+            <w:pPr>
+              <w:spacing w:after="0" w:line="240" w:lineRule="auto"/>
+              <w:jc w:val="center"/>
+              <w:rPr>
+                <w:rFonts w:ascii="Times New Roman" w:eastAsia="Times New Roman" w:hAnsi="Times New Roman" w:cs="Times New Roman"/>
+                <w:kern w:val="0"/>
+                <w:lang w:val="en-CO"/>
+                <w14:ligatures w14:val="none"/>
+              </w:rPr>
+            </w:pPr>
+            <w:r>
+              <w:rPr>
+                <w:rFonts w:ascii="Helvetica Neue" w:eastAsia="Times New Roman" w:hAnsi="Helvetica Neue" w:cs="Times New Roman"/>
+                <w:color w:val="000000"/>
+                <w:kern w:val="0"/>
+                <w:sz w:val="15"/>
+                <w:szCs w:val="15"/>
+                <w:lang w:val="en-CO"/>
+                <w14:ligatures w14:val="none"/>
+              </w:rPr>
+              <w:t>8.91</w:t>
+            </w:r>
+          </w:p>
+        </w:tc>
+        <w:tc>
+          <w:tcPr>
+            <w:tcW w:w="1095" w:type="dxa"/>
+            <w:tcBorders>
+              <w:top w:val="single" w:sz="6" w:space="0" w:color="000000"/>
+              <w:left w:val="single" w:sz="6" w:space="0" w:color="000000"/>
+              <w:bottom w:val="single" w:sz="6" w:space="0" w:color="000000"/>
+              <w:right w:val="single" w:sz="6" w:space="0" w:color="000000"/>
+            </w:tcBorders>
+            <w:tcMar>
+              <w:top w:w="60" w:type="dxa"/>
+              <w:left w:w="60" w:type="dxa"/>
+              <w:bottom w:w="60" w:type="dxa"/>
+              <w:right w:w="60" w:type="dxa"/>
+            </w:tcMar>
+            <w:hideMark/>
+          </w:tcPr>
+          <w:p>
+            <w:pPr>
+              <w:spacing w:after="0" w:line="240" w:lineRule="auto"/>
+              <w:jc w:val="center"/>
+              <w:rPr>
+                <w:rFonts w:ascii="Times New Roman" w:eastAsia="Times New Roman" w:hAnsi="Times New Roman" w:cs="Times New Roman"/>
+                <w:kern w:val="0"/>
+                <w:lang w:val="en-CO"/>
+                <w14:ligatures w14:val="none"/>
+              </w:rPr>
+            </w:pPr>
+            <w:r>
+              <w:rPr>
+                <w:rFonts w:ascii="Helvetica Neue" w:eastAsia="Times New Roman" w:hAnsi="Helvetica Neue" w:cs="Times New Roman"/>
+                <w:color w:val="000000"/>
+                <w:kern w:val="0"/>
+                <w:sz w:val="15"/>
+                <w:szCs w:val="15"/>
+                <w:lang w:val="en-CO"/>
+                <w14:ligatures w14:val="none"/>
+              </w:rPr>
+              <w:t>9</w:t>
+            </w:r>
+          </w:p>
+        </w:tc>
+      </w:tr>
+      <w:tr>
+        <w:trPr>
+          <w:trHeight w:val="165"/>
+        </w:trPr>
+        <w:tc>
+          <w:tcPr>
+            <w:tcW w:w="1845" w:type="dxa"/>
+            <w:tcBorders>
+              <w:top w:val="single" w:sz="6" w:space="0" w:color="000000"/>
+              <w:left w:val="single" w:sz="6" w:space="0" w:color="000000"/>
+              <w:bottom w:val="single" w:sz="6" w:space="0" w:color="000000"/>
+              <w:right w:val="single" w:sz="6" w:space="0" w:color="000000"/>
+            </w:tcBorders>
+            <w:shd w:val="clear" w:color="auto" w:fill="D4D4D4"/>
+            <w:tcMar>
+              <w:top w:w="60" w:type="dxa"/>
+              <w:left w:w="60" w:type="dxa"/>
+              <w:bottom w:w="60" w:type="dxa"/>
+              <w:right w:w="60" w:type="dxa"/>
+            </w:tcMar>
+            <w:hideMark/>
+          </w:tcPr>
+          <w:p>
+            <w:pPr>
+              <w:spacing w:after="0" w:line="240" w:lineRule="auto"/>
+              <w:jc w:val="center"/>
+              <w:rPr>
+                <w:rFonts w:ascii="Times New Roman" w:eastAsia="Times New Roman" w:hAnsi="Times New Roman" w:cs="Times New Roman"/>
+                <w:kern w:val="0"/>
+                <w:lang w:val="en-CO"/>
+                <w14:ligatures w14:val="none"/>
+              </w:rPr>
+            </w:pPr>
+            <w:r>
+              <w:rPr>
+                <w:rFonts w:ascii="Helvetica Neue" w:eastAsia="Times New Roman" w:hAnsi="Helvetica Neue" w:cs="Times New Roman"/>
+                <w:b/>
+                <w:bCs/>
+                <w:color w:val="000000"/>
+                <w:kern w:val="0"/>
+                <w:sz w:val="15"/>
+                <w:szCs w:val="15"/>
+                <w:lang w:val="en-CO"/>
+                <w14:ligatures w14:val="none"/>
+              </w:rPr>
+              <w:t>-1 std. dev. to -2 std. dev.</w:t>
+            </w:r>
+          </w:p>
+        </w:tc>
+        <w:tc>
+          <w:tcPr>
+            <w:tcW w:w="1695" w:type="dxa"/>
+            <w:tcBorders>
+              <w:top w:val="single" w:sz="6" w:space="0" w:color="000000"/>
+              <w:left w:val="single" w:sz="6" w:space="0" w:color="000000"/>
+              <w:bottom w:val="single" w:sz="6" w:space="0" w:color="000000"/>
+              <w:right w:val="single" w:sz="6" w:space="0" w:color="000000"/>
+            </w:tcBorders>
+            <w:tcMar>
+              <w:top w:w="60" w:type="dxa"/>
+              <w:left w:w="60" w:type="dxa"/>
+              <w:bottom w:w="60" w:type="dxa"/>
+              <w:right w:w="60" w:type="dxa"/>
+            </w:tcMar>
+            <w:hideMark/>
+          </w:tcPr>
+          <w:p>
+            <w:pPr>
+              <w:spacing w:after="0" w:line="240" w:lineRule="auto"/>
+              <w:jc w:val="center"/>
+              <w:rPr>
+                <w:rFonts w:ascii="Times New Roman" w:eastAsia="Times New Roman" w:hAnsi="Times New Roman" w:cs="Times New Roman"/>
+                <w:kern w:val="0"/>
+                <w:lang w:val="en-CO"/>
+                <w14:ligatures w14:val="none"/>
+              </w:rPr>
+            </w:pPr>
+            <w:r>
+              <w:rPr>
+                <w:rFonts w:ascii="Helvetica Neue" w:eastAsia="Times New Roman" w:hAnsi="Helvetica Neue" w:cs="Times New Roman"/>
+                <w:color w:val="000000"/>
+                <w:kern w:val="0"/>
+                <w:sz w:val="15"/>
+                <w:szCs w:val="15"/>
+                <w:lang w:val="en-CO"/>
+                <w14:ligatures w14:val="none"/>
+              </w:rPr>
+              <w:t>13.5</w:t>
+            </w:r>
+          </w:p>
+        </w:tc>
+        <w:tc>
+          <w:tcPr>
+            <w:tcW w:w="1440" w:type="dxa"/>
+            <w:tcBorders>
+              <w:top w:val="single" w:sz="6" w:space="0" w:color="000000"/>
+              <w:left w:val="single" w:sz="6" w:space="0" w:color="000000"/>
+              <w:bottom w:val="single" w:sz="6" w:space="0" w:color="000000"/>
+              <w:right w:val="single" w:sz="6" w:space="0" w:color="000000"/>
+            </w:tcBorders>
+            <w:tcMar>
+              <w:top w:w="60" w:type="dxa"/>
+              <w:left w:w="60" w:type="dxa"/>
+              <w:bottom w:w="60" w:type="dxa"/>
+              <w:right w:w="60" w:type="dxa"/>
+            </w:tcMar>
+            <w:hideMark/>
+          </w:tcPr>
+          <w:p>
+            <w:pPr>
+              <w:spacing w:after="0" w:line="240" w:lineRule="auto"/>
+              <w:jc w:val="center"/>
+              <w:rPr>
+                <w:rFonts w:ascii="Times New Roman" w:eastAsia="Times New Roman" w:hAnsi="Times New Roman" w:cs="Times New Roman"/>
+                <w:kern w:val="0"/>
+                <w:lang w:val="en-CO"/>
+                <w14:ligatures w14:val="none"/>
+              </w:rPr>
+            </w:pPr>
+            <w:r>
+              <w:rPr>
+                <w:rFonts w:ascii="Helvetica Neue" w:eastAsia="Times New Roman" w:hAnsi="Helvetica Neue" w:cs="Times New Roman"/>
+                <w:color w:val="000000"/>
+                <w:kern w:val="0"/>
+                <w:sz w:val="15"/>
+                <w:szCs w:val="15"/>
+                <w:lang w:val="en-CO"/>
+                <w14:ligatures w14:val="none"/>
+              </w:rPr>
+              <w:t>8.91</w:t>
+            </w:r>
+          </w:p>
+        </w:tc>
+        <w:tc>
+          <w:tcPr>
+            <w:tcW w:w="1095" w:type="dxa"/>
+            <w:tcBorders>
+              <w:top w:val="single" w:sz="6" w:space="0" w:color="000000"/>
+              <w:left w:val="single" w:sz="6" w:space="0" w:color="000000"/>
+              <w:bottom w:val="single" w:sz="6" w:space="0" w:color="000000"/>
+              <w:right w:val="single" w:sz="6" w:space="0" w:color="000000"/>
+            </w:tcBorders>
+            <w:tcMar>
+              <w:top w:w="60" w:type="dxa"/>
+              <w:left w:w="60" w:type="dxa"/>
+              <w:bottom w:w="60" w:type="dxa"/>
+              <w:right w:w="60" w:type="dxa"/>
+            </w:tcMar>
+            <w:hideMark/>
+          </w:tcPr>
+          <w:p>
+            <w:pPr>
+              <w:spacing w:after="0" w:line="240" w:lineRule="auto"/>
+              <w:jc w:val="center"/>
+              <w:rPr>
+                <w:rFonts w:ascii="Times New Roman" w:eastAsia="Times New Roman" w:hAnsi="Times New Roman" w:cs="Times New Roman"/>
+                <w:kern w:val="0"/>
+                <w:lang w:val="en-CO"/>
+                <w14:ligatures w14:val="none"/>
+              </w:rPr>
+            </w:pPr>
+            <w:r>
+              <w:rPr>
+                <w:rFonts w:ascii="Helvetica Neue" w:eastAsia="Times New Roman" w:hAnsi="Helvetica Neue" w:cs="Times New Roman"/>
+                <w:color w:val="000000"/>
+                <w:kern w:val="0"/>
+                <w:sz w:val="15"/>
+                <w:szCs w:val="15"/>
+                <w:lang w:val="en-CO"/>
+                <w14:ligatures w14:val="none"/>
+              </w:rPr>
+              <w:t>9</w:t>
+            </w:r>
+          </w:p>
+        </w:tc>
+      </w:tr>
+      <w:tr>
+        <w:trPr>
+          <w:trHeight w:val="165"/>
+        </w:trPr>
+        <w:tc>
+          <w:tcPr>
+            <w:tcW w:w="1845" w:type="dxa"/>
+            <w:tcBorders>
+              <w:top w:val="single" w:sz="6" w:space="0" w:color="000000"/>
+              <w:left w:val="single" w:sz="6" w:space="0" w:color="000000"/>
+              <w:bottom w:val="single" w:sz="6" w:space="0" w:color="000000"/>
+              <w:right w:val="single" w:sz="6" w:space="0" w:color="000000"/>
+            </w:tcBorders>
+            <w:shd w:val="clear" w:color="auto" w:fill="D4D4D4"/>
+            <w:tcMar>
+              <w:top w:w="60" w:type="dxa"/>
+              <w:left w:w="60" w:type="dxa"/>
+              <w:bottom w:w="60" w:type="dxa"/>
+              <w:right w:w="60" w:type="dxa"/>
+            </w:tcMar>
+            <w:hideMark/>
+          </w:tcPr>
+          <w:p>
+            <w:pPr>
+              <w:spacing w:after="0" w:line="240" w:lineRule="auto"/>
+              <w:jc w:val="center"/>
+              <w:rPr>
+                <w:rFonts w:ascii="Times New Roman" w:eastAsia="Times New Roman" w:hAnsi="Times New Roman" w:cs="Times New Roman"/>
+                <w:kern w:val="0"/>
+                <w:lang w:val="en-CO"/>
+                <w14:ligatures w14:val="none"/>
+              </w:rPr>
+            </w:pPr>
+            <w:r>
+              <w:rPr>
+                <w:rFonts w:ascii="Helvetica Neue" w:eastAsia="Times New Roman" w:hAnsi="Helvetica Neue" w:cs="Times New Roman"/>
+                <w:b/>
+                <w:bCs/>
+                <w:color w:val="000000"/>
+                <w:kern w:val="0"/>
+                <w:sz w:val="15"/>
+                <w:szCs w:val="15"/>
+                <w:lang w:val="en-CO"/>
+                <w14:ligatures w14:val="none"/>
+              </w:rPr>
+              <w:t>+2 std. dev. to +3 std. dev.</w:t>
+            </w:r>
+          </w:p>
+        </w:tc>
+        <w:tc>
+          <w:tcPr>
+            <w:tcW w:w="1695" w:type="dxa"/>
+            <w:tcBorders>
+              <w:top w:val="single" w:sz="6" w:space="0" w:color="000000"/>
+              <w:left w:val="single" w:sz="6" w:space="0" w:color="000000"/>
+              <w:bottom w:val="single" w:sz="6" w:space="0" w:color="000000"/>
+              <w:right w:val="single" w:sz="6" w:space="0" w:color="000000"/>
+            </w:tcBorders>
+            <w:tcMar>
+              <w:top w:w="60" w:type="dxa"/>
+              <w:left w:w="60" w:type="dxa"/>
+              <w:bottom w:w="60" w:type="dxa"/>
+              <w:right w:w="60" w:type="dxa"/>
+            </w:tcMar>
+            <w:hideMark/>
+          </w:tcPr>
+          <w:p>
+            <w:pPr>
+              <w:spacing w:after="0" w:line="240" w:lineRule="auto"/>
+              <w:jc w:val="center"/>
+              <w:rPr>
+                <w:rFonts w:ascii="Times New Roman" w:eastAsia="Times New Roman" w:hAnsi="Times New Roman" w:cs="Times New Roman"/>
+                <w:kern w:val="0"/>
+                <w:lang w:val="en-CO"/>
+                <w14:ligatures w14:val="none"/>
+              </w:rPr>
+            </w:pPr>
+            <w:r>
+              <w:rPr>
+                <w:rFonts w:ascii="Helvetica Neue" w:eastAsia="Times New Roman" w:hAnsi="Helvetica Neue" w:cs="Times New Roman"/>
+                <w:color w:val="000000"/>
+                <w:kern w:val="0"/>
+                <w:sz w:val="15"/>
+                <w:szCs w:val="15"/>
+                <w:lang w:val="en-CO"/>
+                <w14:ligatures w14:val="none"/>
+              </w:rPr>
+              <w:t>2.35</w:t>
+            </w:r>
+          </w:p>
+        </w:tc>
+        <w:tc>
+          <w:tcPr>
+            <w:tcW w:w="1440" w:type="dxa"/>
+            <w:tcBorders>
+              <w:top w:val="single" w:sz="6" w:space="0" w:color="000000"/>
+              <w:left w:val="single" w:sz="6" w:space="0" w:color="000000"/>
+              <w:bottom w:val="single" w:sz="6" w:space="0" w:color="000000"/>
+              <w:right w:val="single" w:sz="6" w:space="0" w:color="000000"/>
+            </w:tcBorders>
+            <w:tcMar>
+              <w:top w:w="60" w:type="dxa"/>
+              <w:left w:w="60" w:type="dxa"/>
+              <w:bottom w:w="60" w:type="dxa"/>
+              <w:right w:w="60" w:type="dxa"/>
+            </w:tcMar>
+            <w:hideMark/>
+          </w:tcPr>
+          <w:p>
+            <w:pPr>
+              <w:spacing w:after="0" w:line="240" w:lineRule="auto"/>
+              <w:jc w:val="center"/>
+              <w:rPr>
+                <w:rFonts w:ascii="Times New Roman" w:eastAsia="Times New Roman" w:hAnsi="Times New Roman" w:cs="Times New Roman"/>
+                <w:kern w:val="0"/>
+                <w:lang w:val="en-CO"/>
+                <w14:ligatures w14:val="none"/>
+              </w:rPr>
+            </w:pPr>
+            <w:r>
+              <w:rPr>
+                <w:rFonts w:ascii="Helvetica Neue" w:eastAsia="Times New Roman" w:hAnsi="Helvetica Neue" w:cs="Times New Roman"/>
+                <w:color w:val="000000"/>
+                <w:kern w:val="0"/>
+                <w:sz w:val="15"/>
+                <w:szCs w:val="15"/>
+                <w:lang w:val="en-CO"/>
+                <w14:ligatures w14:val="none"/>
+              </w:rPr>
+              <w:t>1.55</w:t>
+            </w:r>
+          </w:p>
+        </w:tc>
+        <w:tc>
+          <w:tcPr>
+            <w:tcW w:w="1095" w:type="dxa"/>
+            <w:tcBorders>
+              <w:top w:val="single" w:sz="6" w:space="0" w:color="000000"/>
+              <w:left w:val="single" w:sz="6" w:space="0" w:color="000000"/>
+              <w:bottom w:val="single" w:sz="6" w:space="0" w:color="000000"/>
+              <w:right w:val="single" w:sz="6" w:space="0" w:color="000000"/>
+            </w:tcBorders>
+            <w:tcMar>
+              <w:top w:w="60" w:type="dxa"/>
+              <w:left w:w="60" w:type="dxa"/>
+              <w:bottom w:w="60" w:type="dxa"/>
+              <w:right w:w="60" w:type="dxa"/>
+            </w:tcMar>
+            <w:hideMark/>
+          </w:tcPr>
+          <w:p>
+            <w:pPr>
+              <w:spacing w:after="0" w:line="240" w:lineRule="auto"/>
+              <w:jc w:val="center"/>
+              <w:rPr>
+                <w:rFonts w:ascii="Times New Roman" w:eastAsia="Times New Roman" w:hAnsi="Times New Roman" w:cs="Times New Roman"/>
+                <w:kern w:val="0"/>
+                <w:lang w:val="en-CO"/>
+                <w14:ligatures w14:val="none"/>
+              </w:rPr>
+            </w:pPr>
+            <w:r>
+              <w:rPr>
+                <w:rFonts w:ascii="Helvetica Neue" w:eastAsia="Times New Roman" w:hAnsi="Helvetica Neue" w:cs="Times New Roman"/>
+                <w:color w:val="000000"/>
+                <w:kern w:val="0"/>
+                <w:sz w:val="15"/>
+                <w:szCs w:val="15"/>
+                <w:lang w:val="en-CO"/>
+                <w14:ligatures w14:val="none"/>
+              </w:rPr>
+              <w:t>2</w:t>
+            </w:r>
+          </w:p>
+        </w:tc>
+      </w:tr>
+      <w:tr>
+        <w:trPr>
+          <w:trHeight w:val="165"/>
+        </w:trPr>
+        <w:tc>
+          <w:tcPr>
+            <w:tcW w:w="1845" w:type="dxa"/>
+            <w:tcBorders>
+              <w:top w:val="single" w:sz="6" w:space="0" w:color="000000"/>
+              <w:left w:val="single" w:sz="6" w:space="0" w:color="000000"/>
+              <w:bottom w:val="single" w:sz="6" w:space="0" w:color="000000"/>
+              <w:right w:val="single" w:sz="6" w:space="0" w:color="000000"/>
+            </w:tcBorders>
+            <w:shd w:val="clear" w:color="auto" w:fill="D4D4D4"/>
+            <w:tcMar>
+              <w:top w:w="60" w:type="dxa"/>
+              <w:left w:w="60" w:type="dxa"/>
+              <w:bottom w:w="60" w:type="dxa"/>
+              <w:right w:w="60" w:type="dxa"/>
+            </w:tcMar>
+            <w:hideMark/>
+          </w:tcPr>
+          <w:p>
+            <w:pPr>
+              <w:spacing w:after="0" w:line="240" w:lineRule="auto"/>
+              <w:jc w:val="center"/>
+              <w:rPr>
+                <w:rFonts w:ascii="Times New Roman" w:eastAsia="Times New Roman" w:hAnsi="Times New Roman" w:cs="Times New Roman"/>
+                <w:kern w:val="0"/>
+                <w:lang w:val="en-CO"/>
+                <w14:ligatures w14:val="none"/>
+              </w:rPr>
+            </w:pPr>
+            <w:r>
+              <w:rPr>
+                <w:rFonts w:ascii="Helvetica Neue" w:eastAsia="Times New Roman" w:hAnsi="Helvetica Neue" w:cs="Times New Roman"/>
+                <w:b/>
+                <w:bCs/>
+                <w:color w:val="000000"/>
+                <w:kern w:val="0"/>
+                <w:sz w:val="15"/>
+                <w:szCs w:val="15"/>
+                <w:lang w:val="en-CO"/>
+                <w14:ligatures w14:val="none"/>
+              </w:rPr>
+              <w:t>-2 std. dev. to -3 std. dev.</w:t>
+            </w:r>
+          </w:p>
+        </w:tc>
+        <w:tc>
+          <w:tcPr>
+            <w:tcW w:w="1695" w:type="dxa"/>
+            <w:tcBorders>
+              <w:top w:val="single" w:sz="6" w:space="0" w:color="000000"/>
+              <w:left w:val="single" w:sz="6" w:space="0" w:color="000000"/>
+              <w:bottom w:val="single" w:sz="6" w:space="0" w:color="000000"/>
+              <w:right w:val="single" w:sz="6" w:space="0" w:color="000000"/>
+            </w:tcBorders>
+            <w:tcMar>
+              <w:top w:w="60" w:type="dxa"/>
+              <w:left w:w="60" w:type="dxa"/>
+              <w:bottom w:w="60" w:type="dxa"/>
+              <w:right w:w="60" w:type="dxa"/>
+            </w:tcMar>
+            <w:hideMark/>
+          </w:tcPr>
+          <w:p>
+            <w:pPr>
+              <w:spacing w:after="0" w:line="240" w:lineRule="auto"/>
+              <w:jc w:val="center"/>
+              <w:rPr>
+                <w:rFonts w:ascii="Times New Roman" w:eastAsia="Times New Roman" w:hAnsi="Times New Roman" w:cs="Times New Roman"/>
+                <w:kern w:val="0"/>
+                <w:lang w:val="en-CO"/>
+                <w14:ligatures w14:val="none"/>
+              </w:rPr>
+            </w:pPr>
+            <w:r>
+              <w:rPr>
+                <w:rFonts w:ascii="Helvetica Neue" w:eastAsia="Times New Roman" w:hAnsi="Helvetica Neue" w:cs="Times New Roman"/>
+                <w:color w:val="000000"/>
+                <w:kern w:val="0"/>
+                <w:sz w:val="15"/>
+                <w:szCs w:val="15"/>
+                <w:lang w:val="en-CO"/>
+                <w14:ligatures w14:val="none"/>
+              </w:rPr>
+              <w:t>2.35</w:t>
+            </w:r>
+          </w:p>
+        </w:tc>
+        <w:tc>
+          <w:tcPr>
+            <w:tcW w:w="1440" w:type="dxa"/>
+            <w:tcBorders>
+              <w:top w:val="single" w:sz="6" w:space="0" w:color="000000"/>
+              <w:left w:val="single" w:sz="6" w:space="0" w:color="000000"/>
+              <w:bottom w:val="single" w:sz="6" w:space="0" w:color="000000"/>
+              <w:right w:val="single" w:sz="6" w:space="0" w:color="000000"/>
+            </w:tcBorders>
+            <w:tcMar>
+              <w:top w:w="60" w:type="dxa"/>
+              <w:left w:w="60" w:type="dxa"/>
+              <w:bottom w:w="60" w:type="dxa"/>
+              <w:right w:w="60" w:type="dxa"/>
+            </w:tcMar>
+            <w:hideMark/>
+          </w:tcPr>
+          <w:p>
+            <w:pPr>
+              <w:spacing w:after="0" w:line="240" w:lineRule="auto"/>
+              <w:jc w:val="center"/>
+              <w:rPr>
+                <w:rFonts w:ascii="Times New Roman" w:eastAsia="Times New Roman" w:hAnsi="Times New Roman" w:cs="Times New Roman"/>
+                <w:kern w:val="0"/>
+                <w:lang w:val="en-CO"/>
+                <w14:ligatures w14:val="none"/>
+              </w:rPr>
+            </w:pPr>
+            <w:r>
+              <w:rPr>
+                <w:rFonts w:ascii="Helvetica Neue" w:eastAsia="Times New Roman" w:hAnsi="Helvetica Neue" w:cs="Times New Roman"/>
+                <w:color w:val="000000"/>
+                <w:kern w:val="0"/>
+                <w:sz w:val="15"/>
+                <w:szCs w:val="15"/>
+                <w:lang w:val="en-CO"/>
+                <w14:ligatures w14:val="none"/>
+              </w:rPr>
+              <w:t>1.55</w:t>
+            </w:r>
+          </w:p>
+        </w:tc>
+        <w:tc>
+          <w:tcPr>
+            <w:tcW w:w="1095" w:type="dxa"/>
+            <w:tcBorders>
+              <w:top w:val="single" w:sz="6" w:space="0" w:color="000000"/>
+              <w:left w:val="single" w:sz="6" w:space="0" w:color="000000"/>
+              <w:bottom w:val="single" w:sz="6" w:space="0" w:color="000000"/>
+              <w:right w:val="single" w:sz="6" w:space="0" w:color="000000"/>
+            </w:tcBorders>
+            <w:tcMar>
+              <w:top w:w="60" w:type="dxa"/>
+              <w:left w:w="60" w:type="dxa"/>
+              <w:bottom w:w="60" w:type="dxa"/>
+              <w:right w:w="60" w:type="dxa"/>
+            </w:tcMar>
+            <w:hideMark/>
+          </w:tcPr>
+          <w:p>
+            <w:pPr>
+              <w:spacing w:after="0" w:line="240" w:lineRule="auto"/>
+              <w:jc w:val="center"/>
+              <w:rPr>
+                <w:rFonts w:ascii="Times New Roman" w:eastAsia="Times New Roman" w:hAnsi="Times New Roman" w:cs="Times New Roman"/>
+                <w:kern w:val="0"/>
+                <w:lang w:val="en-CO"/>
+                <w14:ligatures w14:val="none"/>
+              </w:rPr>
+            </w:pPr>
+            <w:r>
+              <w:rPr>
+                <w:rFonts w:ascii="Helvetica Neue" w:eastAsia="Times New Roman" w:hAnsi="Helvetica Neue" w:cs="Times New Roman"/>
+                <w:color w:val="000000"/>
+                <w:kern w:val="0"/>
+                <w:sz w:val="15"/>
+                <w:szCs w:val="15"/>
+                <w:lang w:val="en-CO"/>
+                <w14:ligatures w14:val="none"/>
+              </w:rPr>
+              <w:t>1</w:t>
+            </w:r>
+          </w:p>
+        </w:tc>
+      </w:tr>
+    </w:tbl>
+    <w:p>
+      <w:pPr>
+        <w:pStyle w:val="paragraph"/>
+        <w:spacing w:before="0" w:beforeAutospacing="0" w:after="0" w:afterAutospacing="0" w:line="276" w:lineRule="auto"/>
+        <w:jc w:val="both"/>
+        <w:textAlignment w:val="baseline"/>
+        <w:rPr>
+          <w:rStyle w:val="normaltextrun"/>
+          <w:rFonts w:eastAsiaTheme="majorEastAsia"/>
+          <w:lang w:val="es-ES"/>
+        </w:rPr>
+      </w:pPr>
+    </w:p>
+    <w:p>
+      <w:pPr>
+        <w:pStyle w:val="paragraph"/>
+        <w:spacing w:before="0" w:beforeAutospacing="0" w:after="0" w:afterAutospacing="0" w:line="276" w:lineRule="auto"/>
+        <w:jc w:val="both"/>
+        <w:textAlignment w:val="baseline"/>
+        <w:rPr>
+          <w:rStyle w:val="normaltextrun"/>
+          <w:rFonts w:eastAsiaTheme="majorEastAsia"/>
+          <w:lang w:val="es-ES"/>
+        </w:rPr>
+      </w:pPr>
+    </w:p>
+    <w:p>
+      <w:pPr>
+        <w:pStyle w:val="paragraph"/>
+        <w:spacing w:before="0" w:beforeAutospacing="0" w:after="0" w:afterAutospacing="0" w:line="276" w:lineRule="auto"/>
+        <w:jc w:val="both"/>
+        <w:textAlignment w:val="baseline"/>
+        <w:rPr>
+          <w:rStyle w:val="normaltextrun"/>
+          <w:rFonts w:eastAsiaTheme="majorEastAsia"/>
+          <w:b/>
+          <w:bCs/>
+          <w:lang w:val="es-ES"/>
+        </w:rPr>
+      </w:pPr>
+      <w:r>
+        <w:rPr>
+          <w:rStyle w:val="normaltextrun"/>
+          <w:rFonts w:eastAsiaTheme="majorEastAsia"/>
+          <w:b/>
+          <w:bCs/>
+          <w:lang w:val="es-ES"/>
+        </w:rPr>
+        <w:t xml:space="preserve">f) </w:t>
+      </w:r>
+      <w:r>
+        <w:rPr>
+          <w:rStyle w:val="normaltextrun"/>
+          <w:rFonts w:eastAsiaTheme="majorEastAsia"/>
+          <w:b/>
+          <w:bCs/>
+          <w:lang w:val="es-ES"/>
+        </w:rPr>
+        <w:t>Sigue una distribución normal?</w:t>
+      </w:r>
+    </w:p>
+    <w:p>
+      <w:pPr>
+        <w:pStyle w:val="paragraph"/>
+        <w:spacing w:before="0" w:beforeAutospacing="0" w:after="0" w:afterAutospacing="0" w:line="276" w:lineRule="auto"/>
+        <w:jc w:val="both"/>
+        <w:textAlignment w:val="baseline"/>
+        <w:rPr>
+          <w:rStyle w:val="normaltextrun"/>
+          <w:rFonts w:eastAsiaTheme="majorEastAsia"/>
+          <w:lang w:val="es-ES"/>
+        </w:rPr>
+      </w:pPr>
+      <w:r>
+        <w:rPr>
+          <w:rStyle w:val="normaltextrun"/>
+          <w:rFonts w:eastAsiaTheme="majorEastAsia"/>
+          <w:lang w:val="es-ES"/>
+        </w:rPr>
+        <w:t xml:space="preserve">Los datos </w:t>
+      </w:r>
+      <w:r>
+        <w:rPr>
+          <w:rStyle w:val="normaltextrun"/>
+          <w:rFonts w:eastAsiaTheme="majorEastAsia"/>
           <w:lang w:val="es-ES"/>
         </w:rPr>
         <w:t xml:space="preserve">obtenidos en los anteriores puntos </w:t>
@@ -9022,7 +12171,7 @@
           <w:rFonts w:eastAsiaTheme="majorEastAsia"/>
           <w:lang w:val="es-ES"/>
         </w:rPr>
-        <w:t xml:space="preserve">cercano a cero, </w:t>
+        <w:t>cercano a cero, indicando una leve asimetría positiva, y la curtosis de 2.695 es cercana al valor de referencia de una distribución normal</w:t>
       </w:r>
       <w:r>
         <w:rPr>
@@ -9030,25 +12179,424 @@
           <w:rFonts w:eastAsiaTheme="majorEastAsia"/>
           <w:lang w:val="es-ES"/>
         </w:rPr>
+        <w:t xml:space="preserve"> (</w:t>
+      </w:r>
+      <w:r>
+        <w:rPr>
+          <w:rStyle w:val="normaltextrun"/>
+          <w:rFonts w:eastAsiaTheme="majorEastAsia"/>
+          <w:lang w:val="es-ES"/>
+        </w:rPr>
+        <w:t xml:space="preserve">3). </w:t>
+      </w:r>
+    </w:p>
+    <w:p>
+      <w:pPr>
+        <w:pStyle w:val="paragraph"/>
+        <w:spacing w:before="0" w:beforeAutospacing="0" w:after="0" w:afterAutospacing="0" w:line="276" w:lineRule="auto"/>
+        <w:jc w:val="both"/>
+        <w:textAlignment w:val="baseline"/>
+        <w:rPr>
+          <w:rStyle w:val="normaltextrun"/>
+          <w:rFonts w:eastAsiaTheme="majorEastAsia"/>
+          <w:lang w:val="es-ES"/>
+        </w:rPr>
+      </w:pPr>
+    </w:p>
+    <w:p>
+      <w:pPr>
+        <w:pStyle w:val="paragraph"/>
+        <w:spacing w:before="0" w:beforeAutospacing="0" w:after="0" w:afterAutospacing="0" w:line="276" w:lineRule="auto"/>
+        <w:jc w:val="both"/>
+        <w:textAlignment w:val="baseline"/>
+        <w:rPr>
+          <w:rStyle w:val="normaltextrun"/>
+          <w:rFonts w:eastAsiaTheme="majorEastAsia"/>
+          <w:lang w:val="es-ES"/>
+        </w:rPr>
+      </w:pPr>
+    </w:p>
+    <w:p>
+      <w:pPr>
+        <w:pStyle w:val="paragraph"/>
+        <w:spacing w:before="0" w:beforeAutospacing="0" w:after="0" w:afterAutospacing="0" w:line="276" w:lineRule="auto"/>
+        <w:jc w:val="both"/>
+        <w:textAlignment w:val="baseline"/>
+        <w:rPr>
+          <w:rStyle w:val="normaltextrun"/>
+          <w:rFonts w:eastAsiaTheme="majorEastAsia"/>
+          <w:b/>
+          <w:bCs/>
+          <w:lang w:val="es-ES"/>
+        </w:rPr>
+      </w:pPr>
+      <w:r>
+        <w:rPr>
+          <w:rStyle w:val="normaltextrun"/>
+          <w:rFonts w:eastAsiaTheme="majorEastAsia"/>
+          <w:b/>
+          <w:bCs/>
+          <w:lang w:val="es-ES"/>
+        </w:rPr>
         <w:lastRenderedPageBreak/>
-        <w:t>indicando una leve asimetría positiva, y la curtosis de 2.695 es cercana al valor de referencia de una distribución normal</w:t>
-      </w:r>
+        <w:t xml:space="preserve">g) </w:t>
+      </w:r>
+      <w:proofErr w:type="spellStart"/>
       <w:r>
         <w:rPr>
           <w:rStyle w:val="normaltextrun"/>
           <w:rFonts w:eastAsiaTheme="majorEastAsia"/>
-          <w:lang w:val="es-ES"/>
-        </w:rPr>
-        <w:t xml:space="preserve"> (</w:t>
-      </w:r>
+          <w:b/>
+          <w:bCs/>
+          <w:lang w:val="es-ES"/>
+        </w:rPr>
+        <w:t>Skewness</w:t>
+      </w:r>
+      <w:proofErr w:type="spellEnd"/>
       <w:r>
         <w:rPr>
           <w:rStyle w:val="normaltextrun"/>
           <w:rFonts w:eastAsiaTheme="majorEastAsia"/>
-          <w:lang w:val="es-ES"/>
-        </w:rPr>
-        <w:t xml:space="preserve">3). </w:t>
-      </w:r>
+          <w:b/>
+          <w:bCs/>
+          <w:lang w:val="es-ES"/>
+        </w:rPr>
+        <w:t xml:space="preserve"> y </w:t>
+      </w:r>
+      <w:proofErr w:type="spellStart"/>
+      <w:r>
+        <w:rPr>
+          <w:rStyle w:val="normaltextrun"/>
+          <w:rFonts w:eastAsiaTheme="majorEastAsia"/>
+          <w:b/>
+          <w:bCs/>
+          <w:lang w:val="es-ES"/>
+        </w:rPr>
+        <w:t>Kurtosis</w:t>
+      </w:r>
+      <w:proofErr w:type="spellEnd"/>
+      <w:r>
+        <w:rPr>
+          <w:rStyle w:val="normaltextrun"/>
+          <w:rFonts w:eastAsiaTheme="majorEastAsia"/>
+          <w:b/>
+          <w:bCs/>
+          <w:lang w:val="es-ES"/>
+        </w:rPr>
+        <w:t xml:space="preserve"> </w:t>
+      </w:r>
+    </w:p>
+    <w:tbl>
+      <w:tblPr>
+        <w:tblW w:w="0" w:type="auto"/>
+        <w:tblCellMar>
+          <w:left w:w="0" w:type="dxa"/>
+          <w:right w:w="0" w:type="dxa"/>
+        </w:tblCellMar>
+        <w:tblLook w:val="04A0" w:firstRow="1" w:lastRow="0" w:firstColumn="1" w:lastColumn="0" w:noHBand="0" w:noVBand="1"/>
+      </w:tblPr>
+      <w:tblGrid>
+        <w:gridCol w:w="932"/>
+        <w:gridCol w:w="1770"/>
+      </w:tblGrid>
+      <w:tr>
+        <w:trPr>
+          <w:trHeight w:val="165"/>
+        </w:trPr>
+        <w:tc>
+          <w:tcPr>
+            <w:tcW w:w="735" w:type="dxa"/>
+            <w:tcBorders>
+              <w:top w:val="single" w:sz="6" w:space="0" w:color="000000"/>
+              <w:left w:val="single" w:sz="6" w:space="0" w:color="000000"/>
+              <w:bottom w:val="single" w:sz="6" w:space="0" w:color="000000"/>
+              <w:right w:val="single" w:sz="6" w:space="0" w:color="000000"/>
+            </w:tcBorders>
+            <w:shd w:val="clear" w:color="auto" w:fill="B0B3B2"/>
+            <w:tcMar>
+              <w:top w:w="60" w:type="dxa"/>
+              <w:left w:w="60" w:type="dxa"/>
+              <w:bottom w:w="60" w:type="dxa"/>
+              <w:right w:w="60" w:type="dxa"/>
+            </w:tcMar>
+            <w:hideMark/>
+          </w:tcPr>
+          <w:p>
+            <w:pPr>
+              <w:spacing w:after="0" w:line="240" w:lineRule="auto"/>
+              <w:rPr>
+                <w:rFonts w:ascii="Times New Roman" w:eastAsia="Times New Roman" w:hAnsi="Times New Roman" w:cs="Times New Roman"/>
+                <w:kern w:val="0"/>
+                <w:sz w:val="20"/>
+                <w:szCs w:val="20"/>
+                <w:lang w:val="en-CO"/>
+                <w14:ligatures w14:val="none"/>
+              </w:rPr>
+            </w:pPr>
+            <w:r>
+              <w:rPr>
+                <w:rFonts w:ascii="Times New Roman" w:eastAsia="Times New Roman" w:hAnsi="Times New Roman" w:cs="Times New Roman"/>
+                <w:b/>
+                <w:bCs/>
+                <w:color w:val="000000"/>
+                <w:kern w:val="0"/>
+                <w:sz w:val="20"/>
+                <w:szCs w:val="20"/>
+                <w:lang w:val="en-CO"/>
+                <w14:ligatures w14:val="none"/>
+              </w:rPr>
+              <w:t>Statistic</w:t>
+            </w:r>
+          </w:p>
+        </w:tc>
+        <w:tc>
+          <w:tcPr>
+            <w:tcW w:w="1380" w:type="dxa"/>
+            <w:tcBorders>
+              <w:top w:val="single" w:sz="6" w:space="0" w:color="000000"/>
+              <w:left w:val="single" w:sz="6" w:space="0" w:color="000000"/>
+              <w:bottom w:val="single" w:sz="6" w:space="0" w:color="000000"/>
+              <w:right w:val="single" w:sz="6" w:space="0" w:color="000000"/>
+            </w:tcBorders>
+            <w:shd w:val="clear" w:color="auto" w:fill="B0B3B2"/>
+            <w:tcMar>
+              <w:top w:w="60" w:type="dxa"/>
+              <w:left w:w="60" w:type="dxa"/>
+              <w:bottom w:w="60" w:type="dxa"/>
+              <w:right w:w="60" w:type="dxa"/>
+            </w:tcMar>
+            <w:hideMark/>
+          </w:tcPr>
+          <w:p>
+            <w:pPr>
+              <w:spacing w:after="0" w:line="240" w:lineRule="auto"/>
+              <w:rPr>
+                <w:rFonts w:ascii="Times New Roman" w:eastAsia="Times New Roman" w:hAnsi="Times New Roman" w:cs="Times New Roman"/>
+                <w:kern w:val="0"/>
+                <w:sz w:val="20"/>
+                <w:szCs w:val="20"/>
+                <w:lang w:val="en-CO"/>
+                <w14:ligatures w14:val="none"/>
+              </w:rPr>
+            </w:pPr>
+            <w:r>
+              <w:rPr>
+                <w:rFonts w:ascii="Times New Roman" w:eastAsia="Times New Roman" w:hAnsi="Times New Roman" w:cs="Times New Roman"/>
+                <w:b/>
+                <w:bCs/>
+                <w:color w:val="000000"/>
+                <w:kern w:val="0"/>
+                <w:sz w:val="20"/>
+                <w:szCs w:val="20"/>
+                <w:lang w:val="en-CO"/>
+                <w14:ligatures w14:val="none"/>
+              </w:rPr>
+              <w:t>Value</w:t>
+            </w:r>
+          </w:p>
+        </w:tc>
+      </w:tr>
+      <w:tr>
+        <w:trPr>
+          <w:trHeight w:val="180"/>
+        </w:trPr>
+        <w:tc>
+          <w:tcPr>
+            <w:tcW w:w="735" w:type="dxa"/>
+            <w:tcBorders>
+              <w:top w:val="single" w:sz="6" w:space="0" w:color="000000"/>
+              <w:left w:val="single" w:sz="6" w:space="0" w:color="000000"/>
+              <w:bottom w:val="single" w:sz="6" w:space="0" w:color="000000"/>
+              <w:right w:val="single" w:sz="6" w:space="0" w:color="000000"/>
+            </w:tcBorders>
+            <w:shd w:val="clear" w:color="auto" w:fill="D4D4D4"/>
+            <w:tcMar>
+              <w:top w:w="60" w:type="dxa"/>
+              <w:left w:w="60" w:type="dxa"/>
+              <w:bottom w:w="60" w:type="dxa"/>
+              <w:right w:w="60" w:type="dxa"/>
+            </w:tcMar>
+            <w:hideMark/>
+          </w:tcPr>
+          <w:p>
+            <w:pPr>
+              <w:spacing w:after="0" w:line="240" w:lineRule="auto"/>
+              <w:rPr>
+                <w:rFonts w:ascii="Times New Roman" w:eastAsia="Times New Roman" w:hAnsi="Times New Roman" w:cs="Times New Roman"/>
+                <w:kern w:val="0"/>
+                <w:sz w:val="20"/>
+                <w:szCs w:val="20"/>
+                <w:lang w:val="en-CO"/>
+                <w14:ligatures w14:val="none"/>
+              </w:rPr>
+            </w:pPr>
+            <w:r>
+              <w:rPr>
+                <w:rFonts w:ascii="Times New Roman" w:eastAsia="Times New Roman" w:hAnsi="Times New Roman" w:cs="Times New Roman"/>
+                <w:b/>
+                <w:bCs/>
+                <w:color w:val="000000"/>
+                <w:kern w:val="0"/>
+                <w:sz w:val="20"/>
+                <w:szCs w:val="20"/>
+                <w:lang w:val="en-CO"/>
+                <w14:ligatures w14:val="none"/>
+              </w:rPr>
+              <w:t>Skewness</w:t>
+            </w:r>
+          </w:p>
+        </w:tc>
+        <w:tc>
+          <w:tcPr>
+            <w:tcW w:w="1380" w:type="dxa"/>
+            <w:tcBorders>
+              <w:top w:val="single" w:sz="6" w:space="0" w:color="000000"/>
+              <w:left w:val="single" w:sz="6" w:space="0" w:color="000000"/>
+              <w:bottom w:val="single" w:sz="6" w:space="0" w:color="000000"/>
+              <w:right w:val="single" w:sz="6" w:space="0" w:color="000000"/>
+            </w:tcBorders>
+            <w:tcMar>
+              <w:top w:w="60" w:type="dxa"/>
+              <w:left w:w="60" w:type="dxa"/>
+              <w:bottom w:w="60" w:type="dxa"/>
+              <w:right w:w="60" w:type="dxa"/>
+            </w:tcMar>
+            <w:hideMark/>
+          </w:tcPr>
+          <w:p>
+            <w:pPr>
+              <w:spacing w:after="0" w:line="240" w:lineRule="auto"/>
+              <w:rPr>
+                <w:rFonts w:ascii="Times New Roman" w:eastAsia="Times New Roman" w:hAnsi="Times New Roman" w:cs="Times New Roman"/>
+                <w:kern w:val="0"/>
+                <w:sz w:val="20"/>
+                <w:szCs w:val="20"/>
+                <w:lang w:val="en-CO"/>
+                <w14:ligatures w14:val="none"/>
+              </w:rPr>
+            </w:pPr>
+            <w:r>
+              <w:rPr>
+                <w:rFonts w:ascii="Times New Roman" w:eastAsia="Times New Roman" w:hAnsi="Times New Roman" w:cs="Times New Roman"/>
+                <w:color w:val="000000"/>
+                <w:kern w:val="0"/>
+                <w:sz w:val="20"/>
+                <w:szCs w:val="20"/>
+                <w:lang w:val="en-CO"/>
+                <w14:ligatures w14:val="none"/>
+              </w:rPr>
+              <w:t>0.317292179509407</w:t>
+            </w:r>
+          </w:p>
+        </w:tc>
+      </w:tr>
+      <w:tr>
+        <w:trPr>
+          <w:trHeight w:val="165"/>
+        </w:trPr>
+        <w:tc>
+          <w:tcPr>
+            <w:tcW w:w="735" w:type="dxa"/>
+            <w:tcBorders>
+              <w:top w:val="single" w:sz="6" w:space="0" w:color="000000"/>
+              <w:left w:val="single" w:sz="6" w:space="0" w:color="000000"/>
+              <w:bottom w:val="single" w:sz="6" w:space="0" w:color="000000"/>
+              <w:right w:val="single" w:sz="6" w:space="0" w:color="000000"/>
+            </w:tcBorders>
+            <w:shd w:val="clear" w:color="auto" w:fill="D4D4D4"/>
+            <w:tcMar>
+              <w:top w:w="60" w:type="dxa"/>
+              <w:left w:w="60" w:type="dxa"/>
+              <w:bottom w:w="60" w:type="dxa"/>
+              <w:right w:w="60" w:type="dxa"/>
+            </w:tcMar>
+            <w:hideMark/>
+          </w:tcPr>
+          <w:p>
+            <w:pPr>
+              <w:spacing w:after="0" w:line="240" w:lineRule="auto"/>
+              <w:rPr>
+                <w:rFonts w:ascii="Times New Roman" w:eastAsia="Times New Roman" w:hAnsi="Times New Roman" w:cs="Times New Roman"/>
+                <w:kern w:val="0"/>
+                <w:sz w:val="20"/>
+                <w:szCs w:val="20"/>
+                <w:lang w:val="en-CO"/>
+                <w14:ligatures w14:val="none"/>
+              </w:rPr>
+            </w:pPr>
+            <w:r>
+              <w:rPr>
+                <w:rFonts w:ascii="Times New Roman" w:eastAsia="Times New Roman" w:hAnsi="Times New Roman" w:cs="Times New Roman"/>
+                <w:b/>
+                <w:bCs/>
+                <w:color w:val="000000"/>
+                <w:kern w:val="0"/>
+                <w:sz w:val="20"/>
+                <w:szCs w:val="20"/>
+                <w:lang w:val="en-CO"/>
+                <w14:ligatures w14:val="none"/>
+              </w:rPr>
+              <w:t>Kurtosis</w:t>
+            </w:r>
+          </w:p>
+        </w:tc>
+        <w:tc>
+          <w:tcPr>
+            <w:tcW w:w="1380" w:type="dxa"/>
+            <w:tcBorders>
+              <w:top w:val="single" w:sz="6" w:space="0" w:color="000000"/>
+              <w:left w:val="single" w:sz="6" w:space="0" w:color="000000"/>
+              <w:bottom w:val="single" w:sz="6" w:space="0" w:color="000000"/>
+              <w:right w:val="single" w:sz="6" w:space="0" w:color="000000"/>
+            </w:tcBorders>
+            <w:tcMar>
+              <w:top w:w="60" w:type="dxa"/>
+              <w:left w:w="60" w:type="dxa"/>
+              <w:bottom w:w="60" w:type="dxa"/>
+              <w:right w:w="60" w:type="dxa"/>
+            </w:tcMar>
+            <w:hideMark/>
+          </w:tcPr>
+          <w:p>
+            <w:pPr>
+              <w:spacing w:after="0" w:line="240" w:lineRule="auto"/>
+              <w:rPr>
+                <w:rFonts w:ascii="Times New Roman" w:eastAsia="Times New Roman" w:hAnsi="Times New Roman" w:cs="Times New Roman"/>
+                <w:kern w:val="0"/>
+                <w:sz w:val="20"/>
+                <w:szCs w:val="20"/>
+                <w:lang w:val="en-CO"/>
+                <w14:ligatures w14:val="none"/>
+              </w:rPr>
+            </w:pPr>
+            <w:r>
+              <w:rPr>
+                <w:rFonts w:ascii="Times New Roman" w:eastAsia="Times New Roman" w:hAnsi="Times New Roman" w:cs="Times New Roman"/>
+                <w:color w:val="000000"/>
+                <w:kern w:val="0"/>
+                <w:sz w:val="20"/>
+                <w:szCs w:val="20"/>
+                <w:lang w:val="en-CO"/>
+                <w14:ligatures w14:val="none"/>
+              </w:rPr>
+              <w:t>2.69511117112203</w:t>
+            </w:r>
+          </w:p>
+        </w:tc>
+      </w:tr>
+    </w:tbl>
+    <w:p>
+      <w:pPr>
+        <w:pStyle w:val="paragraph"/>
+        <w:spacing w:before="0" w:beforeAutospacing="0" w:after="0" w:afterAutospacing="0" w:line="276" w:lineRule="auto"/>
+        <w:jc w:val="both"/>
+        <w:textAlignment w:val="baseline"/>
+        <w:rPr>
+          <w:rStyle w:val="normaltextrun"/>
+          <w:rFonts w:eastAsiaTheme="majorEastAsia"/>
+          <w:lang w:val="es-ES"/>
+        </w:rPr>
+      </w:pPr>
     </w:p>
     <w:p>
       <w:pPr>

--- a/Caso Web Analytics .docx
+++ b/Caso Web Analytics .docx
@@ -1018,7 +1018,7 @@
     </w:p>
     <w:p>
       <w:pPr>
-        <w:pStyle w:val="ListParagraph"/>
+        <w:pStyle w:val="Prrafodelista"/>
         <w:numPr>
           <w:ilvl w:val="0"/>
           <w:numId w:val="2"/>
@@ -1027,56 +1027,60 @@
           <w:rFonts w:ascii="Times New Roman" w:hAnsi="Times New Roman" w:cs="Times New Roman"/>
           <w:b/>
           <w:bCs/>
-          <w:highlight w:val="yellow"/>
-        </w:rPr>
-      </w:pPr>
-      <w:r>
+        </w:rPr>
+      </w:pPr>
+      <w:r>
+        <w:rPr>
+          <w:rFonts w:ascii="Times New Roman" w:hAnsi="Times New Roman" w:cs="Times New Roman"/>
+          <w:b/>
+          <w:bCs/>
+        </w:rPr>
+        <w:t xml:space="preserve">Gráficas </w:t>
+      </w:r>
+    </w:p>
+    <w:p>
+      <w:pPr>
+        <w:rPr>
+          <w:rFonts w:ascii="Times New Roman" w:hAnsi="Times New Roman" w:cs="Times New Roman"/>
+          <w:i/>
+          <w:iCs/>
+          <w:sz w:val="21"/>
+          <w:szCs w:val="21"/>
+        </w:rPr>
+      </w:pPr>
+      <w:r>
+        <w:rPr>
+          <w:rFonts w:ascii="Times New Roman" w:hAnsi="Times New Roman" w:cs="Times New Roman"/>
+          <w:i/>
+          <w:iCs/>
+          <w:sz w:val="21"/>
+          <w:szCs w:val="21"/>
+        </w:rPr>
+        <w:t>Gráfico 1. Visitas Semanales a lo largo del tiempo</w:t>
+      </w:r>
+    </w:p>
+    <w:p>
+      <w:pPr>
+        <w:ind w:left="360"/>
         <w:rPr>
           <w:rFonts w:ascii="Times New Roman" w:hAnsi="Times New Roman" w:cs="Times New Roman"/>
           <w:b/>
           <w:bCs/>
           <w:highlight w:val="yellow"/>
         </w:rPr>
-        <w:t xml:space="preserve">Gráficas </w:t>
-      </w:r>
-      <w:proofErr w:type="spellStart"/>
+      </w:pPr>
       <w:r>
         <w:rPr>
           <w:rFonts w:ascii="Times New Roman" w:hAnsi="Times New Roman" w:cs="Times New Roman"/>
           <w:b/>
           <w:bCs/>
-          <w:highlight w:val="yellow"/>
-        </w:rPr>
-        <w:t>Column</w:t>
-      </w:r>
-      <w:proofErr w:type="spellEnd"/>
-      <w:r>
-        <w:rPr>
-          <w:rFonts w:ascii="Times New Roman" w:hAnsi="Times New Roman" w:cs="Times New Roman"/>
-          <w:b/>
-          <w:bCs/>
-          <w:highlight w:val="yellow"/>
-        </w:rPr>
-        <w:t xml:space="preserve"> Charts </w:t>
-      </w:r>
-    </w:p>
-    <w:p>
-      <w:pPr>
-        <w:ind w:left="360"/>
-        <w:rPr>
-          <w:rFonts w:ascii="Times New Roman" w:hAnsi="Times New Roman" w:cs="Times New Roman"/>
-        </w:rPr>
-      </w:pPr>
-      <w:r>
-        <w:rPr>
-          <w:rFonts w:ascii="Times New Roman" w:hAnsi="Times New Roman" w:cs="Times New Roman"/>
           <w:noProof/>
         </w:rPr>
         <w:drawing>
-          <wp:inline distT="0" distB="0" distL="0" distR="0" wp14:anchorId="2299A339" wp14:editId="12154A32">
-            <wp:extent cx="5943600" cy="5943600"/>
-            <wp:effectExtent l="0" t="0" r="0" b="0"/>
-            <wp:docPr id="221474726" name="Imagen 1"/>
+          <wp:inline distT="0" distB="0" distL="0" distR="0" wp14:anchorId="68C9343E" wp14:editId="6D6C3351">
+            <wp:extent cx="3348111" cy="3348111"/>
+            <wp:effectExtent l="0" t="0" r="5080" b="5080"/>
+            <wp:docPr id="2039485164" name="Imagen 1"/>
             <wp:cNvGraphicFramePr>
               <a:graphicFrameLocks xmlns:a="http://schemas.openxmlformats.org/drawingml/2006/main" noChangeAspect="1"/>
             </wp:cNvGraphicFramePr>
@@ -1084,7 +1088,7 @@
               <a:graphicData uri="http://schemas.openxmlformats.org/drawingml/2006/picture">
                 <pic:pic xmlns:pic="http://schemas.openxmlformats.org/drawingml/2006/picture">
                   <pic:nvPicPr>
-                    <pic:cNvPr id="221474726" name="Imagen 221474726"/>
+                    <pic:cNvPr id="2039485164" name="Imagen 2039485164"/>
                     <pic:cNvPicPr/>
                   </pic:nvPicPr>
                   <pic:blipFill>
@@ -1102,7 +1106,7 @@
                   <pic:spPr>
                     <a:xfrm>
                       <a:off x="0" y="0"/>
-                      <a:ext cx="5943600" cy="5943600"/>
+                      <a:ext cx="3361010" cy="3361010"/>
                     </a:xfrm>
                     <a:prstGeom prst="rect">
                       <a:avLst/>
@@ -1120,32 +1124,374 @@
         <w:ind w:left="360"/>
         <w:rPr>
           <w:rFonts w:ascii="Times New Roman" w:hAnsi="Times New Roman" w:cs="Times New Roman"/>
-        </w:rPr>
-      </w:pPr>
+          <w:b/>
+          <w:bCs/>
+          <w:highlight w:val="yellow"/>
+        </w:rPr>
+      </w:pPr>
+    </w:p>
+    <w:p>
+      <w:pPr>
+        <w:rPr>
+          <w:rFonts w:ascii="Times New Roman" w:hAnsi="Times New Roman" w:cs="Times New Roman"/>
+          <w:i/>
+          <w:iCs/>
+          <w:sz w:val="21"/>
+          <w:szCs w:val="21"/>
+        </w:rPr>
+      </w:pPr>
+      <w:r>
+        <w:rPr>
+          <w:rFonts w:ascii="Times New Roman" w:hAnsi="Times New Roman" w:cs="Times New Roman"/>
+          <w:i/>
+          <w:iCs/>
+          <w:sz w:val="21"/>
+          <w:szCs w:val="21"/>
+        </w:rPr>
+        <w:t xml:space="preserve">Gráfico </w:t>
+      </w:r>
+      <w:r>
+        <w:rPr>
+          <w:rFonts w:ascii="Times New Roman" w:hAnsi="Times New Roman" w:cs="Times New Roman"/>
+          <w:i/>
+          <w:iCs/>
+          <w:sz w:val="21"/>
+          <w:szCs w:val="21"/>
+        </w:rPr>
+        <w:t>2</w:t>
+      </w:r>
+      <w:r>
+        <w:rPr>
+          <w:rFonts w:ascii="Times New Roman" w:hAnsi="Times New Roman" w:cs="Times New Roman"/>
+          <w:i/>
+          <w:iCs/>
+          <w:sz w:val="21"/>
+          <w:szCs w:val="21"/>
+        </w:rPr>
+        <w:t xml:space="preserve">. </w:t>
+      </w:r>
+      <w:r>
+        <w:rPr>
+          <w:rFonts w:ascii="Times New Roman" w:hAnsi="Times New Roman" w:cs="Times New Roman"/>
+          <w:i/>
+          <w:iCs/>
+          <w:sz w:val="21"/>
+          <w:szCs w:val="21"/>
+        </w:rPr>
+        <w:t>Ingresos</w:t>
+      </w:r>
+      <w:r>
+        <w:rPr>
+          <w:rFonts w:ascii="Times New Roman" w:hAnsi="Times New Roman" w:cs="Times New Roman"/>
+          <w:i/>
+          <w:iCs/>
+          <w:sz w:val="21"/>
+          <w:szCs w:val="21"/>
+        </w:rPr>
+        <w:t xml:space="preserve"> Semanales a lo largo del tiempo</w:t>
+      </w:r>
     </w:p>
     <w:p>
       <w:pPr>
         <w:ind w:left="360"/>
         <w:rPr>
           <w:rFonts w:ascii="Times New Roman" w:hAnsi="Times New Roman" w:cs="Times New Roman"/>
-        </w:rPr>
-      </w:pPr>
+          <w:b/>
+          <w:bCs/>
+          <w:highlight w:val="yellow"/>
+        </w:rPr>
+      </w:pPr>
+      <w:r>
+        <w:rPr>
+          <w:rFonts w:ascii="Times New Roman" w:hAnsi="Times New Roman" w:cs="Times New Roman"/>
+          <w:b/>
+          <w:bCs/>
+          <w:noProof/>
+        </w:rPr>
+        <w:drawing>
+          <wp:inline distT="0" distB="0" distL="0" distR="0" wp14:anchorId="20D85632" wp14:editId="0419D0CE">
+            <wp:extent cx="3228535" cy="3228535"/>
+            <wp:effectExtent l="0" t="0" r="0" b="0"/>
+            <wp:docPr id="1981968817" name="Imagen 2"/>
+            <wp:cNvGraphicFramePr>
+              <a:graphicFrameLocks xmlns:a="http://schemas.openxmlformats.org/drawingml/2006/main" noChangeAspect="1"/>
+            </wp:cNvGraphicFramePr>
+            <a:graphic xmlns:a="http://schemas.openxmlformats.org/drawingml/2006/main">
+              <a:graphicData uri="http://schemas.openxmlformats.org/drawingml/2006/picture">
+                <pic:pic xmlns:pic="http://schemas.openxmlformats.org/drawingml/2006/picture">
+                  <pic:nvPicPr>
+                    <pic:cNvPr id="1981968817" name="Imagen 1981968817"/>
+                    <pic:cNvPicPr/>
+                  </pic:nvPicPr>
+                  <pic:blipFill>
+                    <a:blip r:embed="rId9" cstate="print">
+                      <a:extLst>
+                        <a:ext uri="{28A0092B-C50C-407E-A947-70E740481C1C}">
+                          <a14:useLocalDpi xmlns:a14="http://schemas.microsoft.com/office/drawing/2010/main" val="0"/>
+                        </a:ext>
+                      </a:extLst>
+                    </a:blip>
+                    <a:stretch>
+                      <a:fillRect/>
+                    </a:stretch>
+                  </pic:blipFill>
+                  <pic:spPr>
+                    <a:xfrm>
+                      <a:off x="0" y="0"/>
+                      <a:ext cx="3253374" cy="3253374"/>
+                    </a:xfrm>
+                    <a:prstGeom prst="rect">
+                      <a:avLst/>
+                    </a:prstGeom>
+                  </pic:spPr>
+                </pic:pic>
+              </a:graphicData>
+            </a:graphic>
+          </wp:inline>
+        </w:drawing>
+      </w:r>
+    </w:p>
+    <w:p>
+      <w:pPr>
+        <w:rPr>
+          <w:rFonts w:ascii="Times New Roman" w:hAnsi="Times New Roman" w:cs="Times New Roman"/>
+          <w:i/>
+          <w:iCs/>
+          <w:sz w:val="21"/>
+          <w:szCs w:val="21"/>
+        </w:rPr>
+      </w:pPr>
+      <w:r>
+        <w:rPr>
+          <w:rFonts w:ascii="Times New Roman" w:hAnsi="Times New Roman" w:cs="Times New Roman"/>
+          <w:i/>
+          <w:iCs/>
+          <w:sz w:val="21"/>
+          <w:szCs w:val="21"/>
+        </w:rPr>
+        <w:lastRenderedPageBreak/>
+        <w:t xml:space="preserve">Gráfico </w:t>
+      </w:r>
+      <w:r>
+        <w:rPr>
+          <w:rFonts w:ascii="Times New Roman" w:hAnsi="Times New Roman" w:cs="Times New Roman"/>
+          <w:i/>
+          <w:iCs/>
+          <w:sz w:val="21"/>
+          <w:szCs w:val="21"/>
+        </w:rPr>
+        <w:t>3</w:t>
+      </w:r>
+      <w:r>
+        <w:rPr>
+          <w:rFonts w:ascii="Times New Roman" w:hAnsi="Times New Roman" w:cs="Times New Roman"/>
+          <w:i/>
+          <w:iCs/>
+          <w:sz w:val="21"/>
+          <w:szCs w:val="21"/>
+        </w:rPr>
+        <w:t xml:space="preserve">. </w:t>
+      </w:r>
+      <w:r>
+        <w:rPr>
+          <w:rFonts w:ascii="Times New Roman" w:hAnsi="Times New Roman" w:cs="Times New Roman"/>
+          <w:i/>
+          <w:iCs/>
+          <w:sz w:val="21"/>
+          <w:szCs w:val="21"/>
+        </w:rPr>
+        <w:t>Beneficios</w:t>
+      </w:r>
+      <w:r>
+        <w:rPr>
+          <w:rFonts w:ascii="Times New Roman" w:hAnsi="Times New Roman" w:cs="Times New Roman"/>
+          <w:i/>
+          <w:iCs/>
+          <w:sz w:val="21"/>
+          <w:szCs w:val="21"/>
+        </w:rPr>
+        <w:t xml:space="preserve"> Semanales a lo largo del tiempo</w:t>
+      </w:r>
     </w:p>
     <w:p>
       <w:pPr>
         <w:ind w:left="360"/>
         <w:rPr>
           <w:rFonts w:ascii="Times New Roman" w:hAnsi="Times New Roman" w:cs="Times New Roman"/>
-        </w:rPr>
-      </w:pPr>
+          <w:b/>
+          <w:bCs/>
+        </w:rPr>
+      </w:pPr>
+      <w:r>
+        <w:rPr>
+          <w:rFonts w:ascii="Times New Roman" w:hAnsi="Times New Roman" w:cs="Times New Roman"/>
+          <w:b/>
+          <w:bCs/>
+          <w:noProof/>
+        </w:rPr>
+        <w:drawing>
+          <wp:inline distT="0" distB="0" distL="0" distR="0" wp14:anchorId="3B1727B2" wp14:editId="31DCF117">
+            <wp:extent cx="3228340" cy="3228340"/>
+            <wp:effectExtent l="0" t="0" r="0" b="0"/>
+            <wp:docPr id="1304019164" name="Imagen 3"/>
+            <wp:cNvGraphicFramePr>
+              <a:graphicFrameLocks xmlns:a="http://schemas.openxmlformats.org/drawingml/2006/main" noChangeAspect="1"/>
+            </wp:cNvGraphicFramePr>
+            <a:graphic xmlns:a="http://schemas.openxmlformats.org/drawingml/2006/main">
+              <a:graphicData uri="http://schemas.openxmlformats.org/drawingml/2006/picture">
+                <pic:pic xmlns:pic="http://schemas.openxmlformats.org/drawingml/2006/picture">
+                  <pic:nvPicPr>
+                    <pic:cNvPr id="1304019164" name="Imagen 1304019164"/>
+                    <pic:cNvPicPr/>
+                  </pic:nvPicPr>
+                  <pic:blipFill>
+                    <a:blip r:embed="rId10" cstate="print">
+                      <a:extLst>
+                        <a:ext uri="{28A0092B-C50C-407E-A947-70E740481C1C}">
+                          <a14:useLocalDpi xmlns:a14="http://schemas.microsoft.com/office/drawing/2010/main" val="0"/>
+                        </a:ext>
+                      </a:extLst>
+                    </a:blip>
+                    <a:stretch>
+                      <a:fillRect/>
+                    </a:stretch>
+                  </pic:blipFill>
+                  <pic:spPr>
+                    <a:xfrm>
+                      <a:off x="0" y="0"/>
+                      <a:ext cx="3253948" cy="3253948"/>
+                    </a:xfrm>
+                    <a:prstGeom prst="rect">
+                      <a:avLst/>
+                    </a:prstGeom>
+                  </pic:spPr>
+                </pic:pic>
+              </a:graphicData>
+            </a:graphic>
+          </wp:inline>
+        </w:drawing>
+      </w:r>
+    </w:p>
+    <w:p>
+      <w:pPr>
+        <w:rPr>
+          <w:rFonts w:ascii="Times New Roman" w:hAnsi="Times New Roman" w:cs="Times New Roman"/>
+          <w:i/>
+          <w:iCs/>
+          <w:sz w:val="21"/>
+          <w:szCs w:val="21"/>
+        </w:rPr>
+      </w:pPr>
+      <w:r>
+        <w:rPr>
+          <w:rFonts w:ascii="Times New Roman" w:hAnsi="Times New Roman" w:cs="Times New Roman"/>
+          <w:i/>
+          <w:iCs/>
+          <w:sz w:val="21"/>
+          <w:szCs w:val="21"/>
+        </w:rPr>
+        <w:t xml:space="preserve">Gráfico </w:t>
+      </w:r>
+      <w:r>
+        <w:rPr>
+          <w:rFonts w:ascii="Times New Roman" w:hAnsi="Times New Roman" w:cs="Times New Roman"/>
+          <w:i/>
+          <w:iCs/>
+          <w:sz w:val="21"/>
+          <w:szCs w:val="21"/>
+        </w:rPr>
+        <w:t>2</w:t>
+      </w:r>
+      <w:r>
+        <w:rPr>
+          <w:rFonts w:ascii="Times New Roman" w:hAnsi="Times New Roman" w:cs="Times New Roman"/>
+          <w:i/>
+          <w:iCs/>
+          <w:sz w:val="21"/>
+          <w:szCs w:val="21"/>
+        </w:rPr>
+        <w:t xml:space="preserve">. </w:t>
+      </w:r>
+      <w:r>
+        <w:rPr>
+          <w:rFonts w:ascii="Times New Roman" w:hAnsi="Times New Roman" w:cs="Times New Roman"/>
+          <w:i/>
+          <w:iCs/>
+          <w:sz w:val="21"/>
+          <w:szCs w:val="21"/>
+        </w:rPr>
+        <w:t xml:space="preserve">Libras vendidas </w:t>
+      </w:r>
+      <w:r>
+        <w:rPr>
+          <w:rFonts w:ascii="Times New Roman" w:hAnsi="Times New Roman" w:cs="Times New Roman"/>
+          <w:i/>
+          <w:iCs/>
+          <w:sz w:val="21"/>
+          <w:szCs w:val="21"/>
+        </w:rPr>
+        <w:t>a lo largo del tiempo</w:t>
+      </w:r>
     </w:p>
     <w:p>
       <w:pPr>
         <w:ind w:left="360"/>
         <w:rPr>
           <w:rFonts w:ascii="Times New Roman" w:hAnsi="Times New Roman" w:cs="Times New Roman"/>
-        </w:rPr>
-      </w:pPr>
+          <w:b/>
+          <w:bCs/>
+          <w:highlight w:val="yellow"/>
+        </w:rPr>
+      </w:pPr>
+      <w:r>
+        <w:rPr>
+          <w:rFonts w:ascii="Times New Roman" w:hAnsi="Times New Roman" w:cs="Times New Roman"/>
+          <w:b/>
+          <w:bCs/>
+          <w:noProof/>
+        </w:rPr>
+        <w:drawing>
+          <wp:inline distT="0" distB="0" distL="0" distR="0" wp14:anchorId="2012A536" wp14:editId="3EFAAD73">
+            <wp:extent cx="3263705" cy="3263705"/>
+            <wp:effectExtent l="0" t="0" r="635" b="635"/>
+            <wp:docPr id="1658309470" name="Imagen 4"/>
+            <wp:cNvGraphicFramePr>
+              <a:graphicFrameLocks xmlns:a="http://schemas.openxmlformats.org/drawingml/2006/main" noChangeAspect="1"/>
+            </wp:cNvGraphicFramePr>
+            <a:graphic xmlns:a="http://schemas.openxmlformats.org/drawingml/2006/main">
+              <a:graphicData uri="http://schemas.openxmlformats.org/drawingml/2006/picture">
+                <pic:pic xmlns:pic="http://schemas.openxmlformats.org/drawingml/2006/picture">
+                  <pic:nvPicPr>
+                    <pic:cNvPr id="1658309470" name="Imagen 1658309470"/>
+                    <pic:cNvPicPr/>
+                  </pic:nvPicPr>
+                  <pic:blipFill>
+                    <a:blip r:embed="rId11" cstate="print">
+                      <a:extLst>
+                        <a:ext uri="{28A0092B-C50C-407E-A947-70E740481C1C}">
+                          <a14:useLocalDpi xmlns:a14="http://schemas.microsoft.com/office/drawing/2010/main" val="0"/>
+                        </a:ext>
+                      </a:extLst>
+                    </a:blip>
+                    <a:stretch>
+                      <a:fillRect/>
+                    </a:stretch>
+                  </pic:blipFill>
+                  <pic:spPr>
+                    <a:xfrm>
+                      <a:off x="0" y="0"/>
+                      <a:ext cx="3277549" cy="3277549"/>
+                    </a:xfrm>
+                    <a:prstGeom prst="rect">
+                      <a:avLst/>
+                    </a:prstGeom>
+                  </pic:spPr>
+                </pic:pic>
+              </a:graphicData>
+            </a:graphic>
+          </wp:inline>
+        </w:drawing>
+      </w:r>
     </w:p>
     <w:p>
       <w:pPr>
@@ -1157,7 +1503,22 @@
     </w:p>
     <w:p>
       <w:pPr>
-        <w:pStyle w:val="ListParagraph"/>
+        <w:ind w:left="360"/>
+        <w:rPr>
+          <w:rFonts w:ascii="Times New Roman" w:hAnsi="Times New Roman" w:cs="Times New Roman"/>
+        </w:rPr>
+      </w:pPr>
+    </w:p>
+    <w:p>
+      <w:pPr>
+        <w:rPr>
+          <w:rFonts w:ascii="Times New Roman" w:hAnsi="Times New Roman" w:cs="Times New Roman"/>
+        </w:rPr>
+      </w:pPr>
+    </w:p>
+    <w:p>
+      <w:pPr>
+        <w:pStyle w:val="Prrafodelista"/>
         <w:numPr>
           <w:ilvl w:val="0"/>
           <w:numId w:val="2"/>
@@ -2834,6 +3195,17 @@
           <w:szCs w:val="21"/>
         </w:rPr>
       </w:pPr>
+    </w:p>
+    <w:p>
+      <w:pPr>
+        <w:rPr>
+          <w:rFonts w:ascii="Times New Roman" w:hAnsi="Times New Roman" w:cs="Times New Roman"/>
+          <w:i/>
+          <w:iCs/>
+          <w:sz w:val="21"/>
+          <w:szCs w:val="21"/>
+        </w:rPr>
+      </w:pPr>
       <w:r>
         <w:rPr>
           <w:rFonts w:ascii="Times New Roman" w:hAnsi="Times New Roman" w:cs="Times New Roman"/>
@@ -4474,6 +4846,10 @@
       <w:pPr>
         <w:rPr>
           <w:rFonts w:ascii="Times New Roman" w:hAnsi="Times New Roman" w:cs="Times New Roman"/>
+          <w:i/>
+          <w:iCs/>
+          <w:sz w:val="21"/>
+          <w:szCs w:val="21"/>
         </w:rPr>
       </w:pPr>
     </w:p>
@@ -7749,27 +8125,74 @@
     </w:p>
     <w:p>
       <w:pPr>
-        <w:pStyle w:val="ListParagraph"/>
+        <w:rPr>
+          <w:rFonts w:ascii="Times New Roman" w:hAnsi="Times New Roman" w:cs="Times New Roman"/>
+        </w:rPr>
+      </w:pPr>
+    </w:p>
+    <w:p>
+      <w:pPr>
+        <w:rPr>
+          <w:rFonts w:ascii="Times New Roman" w:hAnsi="Times New Roman" w:cs="Times New Roman"/>
+        </w:rPr>
+      </w:pPr>
+    </w:p>
+    <w:p>
+      <w:pPr>
+        <w:pStyle w:val="Prrafodelista"/>
         <w:numPr>
           <w:ilvl w:val="0"/>
           <w:numId w:val="2"/>
         </w:numPr>
         <w:rPr>
           <w:rFonts w:ascii="Times New Roman" w:hAnsi="Times New Roman" w:cs="Times New Roman"/>
+          <w:b/>
+          <w:bCs/>
           <w:highlight w:val="yellow"/>
         </w:rPr>
       </w:pPr>
       <w:r>
+        <w:rPr>
+          <w:rFonts w:ascii="Times New Roman" w:hAnsi="Times New Roman" w:cs="Times New Roman"/>
+          <w:b/>
+          <w:bCs/>
+          <w:highlight w:val="yellow"/>
+        </w:rPr>
+        <w:lastRenderedPageBreak/>
+        <w:t>Gráficos</w:t>
+      </w:r>
+      <w:r>
+        <w:rPr>
+          <w:rFonts w:ascii="Times New Roman" w:hAnsi="Times New Roman" w:cs="Times New Roman"/>
+          <w:b/>
+          <w:bCs/>
+          <w:highlight w:val="yellow"/>
+        </w:rPr>
+        <w:t xml:space="preserve"> promedio periodos </w:t>
+      </w:r>
+    </w:p>
+    <w:p>
+      <w:pPr>
+        <w:rPr>
+          <w:rFonts w:ascii="Times New Roman" w:hAnsi="Times New Roman" w:cs="Times New Roman"/>
+          <w:b/>
+          <w:bCs/>
+          <w:highlight w:val="yellow"/>
+        </w:rPr>
+      </w:pPr>
+    </w:p>
+    <w:p>
+      <w:pPr>
+        <w:ind w:left="360"/>
         <w:rPr>
           <w:rFonts w:ascii="Times New Roman" w:hAnsi="Times New Roman" w:cs="Times New Roman"/>
           <w:highlight w:val="yellow"/>
         </w:rPr>
-        <w:t xml:space="preserve">Tabla promedio periodos </w:t>
-      </w:r>
-    </w:p>
-    <w:p>
-      <w:pPr>
-        <w:pStyle w:val="ListParagraph"/>
+      </w:pPr>
+    </w:p>
+    <w:p>
+      <w:pPr>
+        <w:pStyle w:val="Prrafodelista"/>
         <w:rPr>
           <w:rFonts w:ascii="Times New Roman" w:hAnsi="Times New Roman" w:cs="Times New Roman"/>
           <w:highlight w:val="yellow"/>
@@ -7778,7 +8201,7 @@
     </w:p>
     <w:p>
       <w:pPr>
-        <w:pStyle w:val="ListParagraph"/>
+        <w:pStyle w:val="Prrafodelista"/>
         <w:numPr>
           <w:ilvl w:val="0"/>
           <w:numId w:val="2"/>
@@ -7816,7 +8239,6 @@
           <w:rFonts w:eastAsiaTheme="majorEastAsia"/>
           <w:lang w:val="es-ES"/>
         </w:rPr>
-        <w:lastRenderedPageBreak/>
         <w:t>El análisis descriptivo de las variables visitas, visitas únicas, ingresos, utilidad y libras vendidas muestra cambios importantes a lo largo de los cuatro periodos analizados. En el periodo inicial, el sitio web presenta niveles relativamente altos de tráfico, con un promedio de 1.055 visitas y 976 visitas únicas, acompañado también por los niveles más altos de ingresos promedio ($608.250) y utilidad promedio ($200.233). Sin embargo, en el periodo pre-promoción se observa una disminución considerable en el tráfico del sitio, con promedios de 563 visitas y 517 visitas únicas, mientras que los ingresos y las libras vendidas se mantienen relativamente estables en comparación con el periodo inicial. Durante el periodo de promoción, el tráfico del sitio aumenta significativamente, alcanzando promedios de 1.814 visitas y 1.739 visitas únicas, lo que coincide con el envío de la campaña promocional. No obstante, a pesar del aumento del tráfico, los ingresos promedio ($456.399) y la utilidad ($131.930) no muestran un incremento proporcional. Finalmente, en el periodo post-promoción, el tráfico vuelve a disminuir considerablemente, registrando niveles incluso menores que en periodos anteriores, con promedios de 372 visitas y 111 visitas únicas, junto con reducciones adicionales en ingresos, utilidades y libras vendidas.</w:t>
       </w:r>
       <w:r>
@@ -7879,7 +8301,7 @@
     </w:p>
     <w:p>
       <w:pPr>
-        <w:pStyle w:val="ListParagraph"/>
+        <w:pStyle w:val="Prrafodelista"/>
         <w:numPr>
           <w:ilvl w:val="0"/>
           <w:numId w:val="2"/>
@@ -7948,7 +8370,7 @@
                     </pic:cNvPicPr>
                   </pic:nvPicPr>
                   <pic:blipFill>
-                    <a:blip r:embed="rId9">
+                    <a:blip r:embed="rId12">
                       <a:extLst>
                         <a:ext uri="{28A0092B-C50C-407E-A947-70E740481C1C}">
                           <a14:useLocalDpi xmlns:a14="http://schemas.microsoft.com/office/drawing/2010/main" val="0"/>
@@ -8068,7 +8490,7 @@
     </w:p>
     <w:p>
       <w:pPr>
-        <w:pStyle w:val="ListParagraph"/>
+        <w:pStyle w:val="Prrafodelista"/>
         <w:numPr>
           <w:ilvl w:val="0"/>
           <w:numId w:val="2"/>
@@ -8137,7 +8559,7 @@
                     </pic:cNvPicPr>
                   </pic:nvPicPr>
                   <pic:blipFill>
-                    <a:blip r:embed="rId10">
+                    <a:blip r:embed="rId13">
                       <a:extLst>
                         <a:ext uri="{28A0092B-C50C-407E-A947-70E740481C1C}">
                           <a14:useLocalDpi xmlns:a14="http://schemas.microsoft.com/office/drawing/2010/main" val="0"/>
@@ -8186,7 +8608,7 @@
     </w:p>
     <w:p>
       <w:pPr>
-        <w:pStyle w:val="ListParagraph"/>
+        <w:pStyle w:val="Prrafodelista"/>
         <w:numPr>
           <w:ilvl w:val="0"/>
           <w:numId w:val="2"/>
@@ -8843,7 +9265,7 @@
                 <w:kern w:val="0"/>
                 <w:sz w:val="20"/>
                 <w:szCs w:val="20"/>
-                <w:lang w:val="en-CO"/>
+                <w:lang/>
                 <w14:ligatures w14:val="none"/>
               </w:rPr>
             </w:pPr>
@@ -8856,7 +9278,7 @@
                 <w:kern w:val="0"/>
                 <w:sz w:val="20"/>
                 <w:szCs w:val="20"/>
-                <w:lang w:val="en-CO"/>
+                <w:lang/>
                 <w14:ligatures w14:val="none"/>
               </w:rPr>
               <w:t>Statistic</w:t>
@@ -8889,7 +9311,7 @@
                 <w:kern w:val="0"/>
                 <w:sz w:val="20"/>
                 <w:szCs w:val="20"/>
-                <w:lang w:val="en-CO"/>
+                <w:lang/>
                 <w14:ligatures w14:val="none"/>
               </w:rPr>
             </w:pPr>
@@ -8902,7 +9324,7 @@
                 <w:kern w:val="0"/>
                 <w:sz w:val="20"/>
                 <w:szCs w:val="20"/>
-                <w:lang w:val="en-CO"/>
+                <w:lang/>
                 <w14:ligatures w14:val="none"/>
               </w:rPr>
               <w:t>Value</w:t>
@@ -8940,7 +9362,7 @@
                 <w:kern w:val="0"/>
                 <w:sz w:val="20"/>
                 <w:szCs w:val="20"/>
-                <w:lang w:val="en-CO"/>
+                <w:lang/>
                 <w14:ligatures w14:val="none"/>
               </w:rPr>
             </w:pPr>
@@ -8953,7 +9375,7 @@
                 <w:kern w:val="0"/>
                 <w:sz w:val="20"/>
                 <w:szCs w:val="20"/>
-                <w:lang w:val="en-CO"/>
+                <w:lang/>
                 <w14:ligatures w14:val="none"/>
               </w:rPr>
               <w:t>Mean</w:t>
@@ -8985,7 +9407,7 @@
                 <w:kern w:val="0"/>
                 <w:sz w:val="20"/>
                 <w:szCs w:val="20"/>
-                <w:lang w:val="en-CO"/>
+                <w:lang/>
                 <w14:ligatures w14:val="none"/>
               </w:rPr>
             </w:pPr>
@@ -8996,7 +9418,7 @@
                 <w:kern w:val="0"/>
                 <w:sz w:val="20"/>
                 <w:szCs w:val="20"/>
-                <w:lang w:val="en-CO"/>
+                <w:lang/>
                 <w14:ligatures w14:val="none"/>
               </w:rPr>
               <w:t>17342.1100606061</w:t>
@@ -9034,7 +9456,7 @@
                 <w:kern w:val="0"/>
                 <w:sz w:val="20"/>
                 <w:szCs w:val="20"/>
-                <w:lang w:val="en-CO"/>
+                <w:lang/>
                 <w14:ligatures w14:val="none"/>
               </w:rPr>
             </w:pPr>
@@ -9047,7 +9469,7 @@
                 <w:kern w:val="0"/>
                 <w:sz w:val="20"/>
                 <w:szCs w:val="20"/>
-                <w:lang w:val="en-CO"/>
+                <w:lang/>
                 <w14:ligatures w14:val="none"/>
               </w:rPr>
               <w:t>Median</w:t>
@@ -9079,7 +9501,7 @@
                 <w:kern w:val="0"/>
                 <w:sz w:val="20"/>
                 <w:szCs w:val="20"/>
-                <w:lang w:val="en-CO"/>
+                <w:lang/>
                 <w14:ligatures w14:val="none"/>
               </w:rPr>
             </w:pPr>
@@ -9090,7 +9512,7 @@
                 <w:kern w:val="0"/>
                 <w:sz w:val="20"/>
                 <w:szCs w:val="20"/>
-                <w:lang w:val="en-CO"/>
+                <w:lang/>
                 <w14:ligatures w14:val="none"/>
               </w:rPr>
               <w:t>17215.73</w:t>
@@ -9128,7 +9550,7 @@
                 <w:kern w:val="0"/>
                 <w:sz w:val="20"/>
                 <w:szCs w:val="20"/>
-                <w:lang w:val="en-CO"/>
+                <w:lang/>
                 <w14:ligatures w14:val="none"/>
               </w:rPr>
             </w:pPr>
@@ -9141,7 +9563,7 @@
                 <w:kern w:val="0"/>
                 <w:sz w:val="20"/>
                 <w:szCs w:val="20"/>
-                <w:lang w:val="en-CO"/>
+                <w:lang/>
                 <w14:ligatures w14:val="none"/>
               </w:rPr>
               <w:t>Std Dev</w:t>
@@ -9173,7 +9595,7 @@
                 <w:kern w:val="0"/>
                 <w:sz w:val="20"/>
                 <w:szCs w:val="20"/>
-                <w:lang w:val="en-CO"/>
+                <w:lang/>
                 <w14:ligatures w14:val="none"/>
               </w:rPr>
             </w:pPr>
@@ -9184,7 +9606,7 @@
                 <w:kern w:val="0"/>
                 <w:sz w:val="20"/>
                 <w:szCs w:val="20"/>
-                <w:lang w:val="en-CO"/>
+                <w:lang/>
                 <w14:ligatures w14:val="none"/>
               </w:rPr>
               <w:t>6068.91344884695</w:t>
@@ -9222,7 +9644,7 @@
                 <w:kern w:val="0"/>
                 <w:sz w:val="20"/>
                 <w:szCs w:val="20"/>
-                <w:lang w:val="en-CO"/>
+                <w:lang/>
                 <w14:ligatures w14:val="none"/>
               </w:rPr>
             </w:pPr>
@@ -9235,7 +9657,7 @@
                 <w:kern w:val="0"/>
                 <w:sz w:val="20"/>
                 <w:szCs w:val="20"/>
-                <w:lang w:val="en-CO"/>
+                <w:lang/>
                 <w14:ligatures w14:val="none"/>
               </w:rPr>
               <w:t>Minimum</w:t>
@@ -9267,7 +9689,7 @@
                 <w:kern w:val="0"/>
                 <w:sz w:val="20"/>
                 <w:szCs w:val="20"/>
-                <w:lang w:val="en-CO"/>
+                <w:lang/>
                 <w14:ligatures w14:val="none"/>
               </w:rPr>
             </w:pPr>
@@ -9278,7 +9700,7 @@
                 <w:kern w:val="0"/>
                 <w:sz w:val="20"/>
                 <w:szCs w:val="20"/>
-                <w:lang w:val="en-CO"/>
+                <w:lang/>
                 <w14:ligatures w14:val="none"/>
               </w:rPr>
               <w:t>3825.748</w:t>
@@ -9316,7 +9738,7 @@
                 <w:kern w:val="0"/>
                 <w:sz w:val="20"/>
                 <w:szCs w:val="20"/>
-                <w:lang w:val="en-CO"/>
+                <w:lang/>
                 <w14:ligatures w14:val="none"/>
               </w:rPr>
             </w:pPr>
@@ -9329,7 +9751,7 @@
                 <w:kern w:val="0"/>
                 <w:sz w:val="20"/>
                 <w:szCs w:val="20"/>
-                <w:lang w:val="en-CO"/>
+                <w:lang/>
                 <w14:ligatures w14:val="none"/>
               </w:rPr>
               <w:t>Maximum</w:t>
@@ -9361,7 +9783,7 @@
                 <w:kern w:val="0"/>
                 <w:sz w:val="20"/>
                 <w:szCs w:val="20"/>
-                <w:lang w:val="en-CO"/>
+                <w:lang/>
                 <w14:ligatures w14:val="none"/>
               </w:rPr>
             </w:pPr>
@@ -9372,7 +9794,7 @@
                 <w:kern w:val="0"/>
                 <w:sz w:val="20"/>
                 <w:szCs w:val="20"/>
-                <w:lang w:val="en-CO"/>
+                <w:lang/>
                 <w14:ligatures w14:val="none"/>
               </w:rPr>
               <w:t>31968.976</w:t>
@@ -9412,6 +9834,7 @@
         <w:rPr>
           <w:rStyle w:val="normaltextrun"/>
           <w:rFonts w:eastAsiaTheme="majorEastAsia"/>
+          <w:noProof/>
           <w:lang w:val="es-ES"/>
         </w:rPr>
         <w:drawing>
@@ -9438,7 +9861,7 @@
                     <pic:cNvPicPr/>
                   </pic:nvPicPr>
                   <pic:blipFill>
-                    <a:blip r:embed="rId11">
+                    <a:blip r:embed="rId14">
                       <a:extLst>
                         <a:ext uri="{28A0092B-C50C-407E-A947-70E740481C1C}">
                           <a14:useLocalDpi xmlns:a14="http://schemas.microsoft.com/office/drawing/2010/main" val="0"/>
@@ -9841,7 +10264,7 @@
                 <w:kern w:val="0"/>
                 <w:sz w:val="20"/>
                 <w:szCs w:val="20"/>
-                <w:lang w:val="en-CO"/>
+                <w:lang/>
                 <w14:ligatures w14:val="none"/>
               </w:rPr>
             </w:pPr>
@@ -9854,7 +10277,7 @@
                 <w:kern w:val="0"/>
                 <w:sz w:val="20"/>
                 <w:szCs w:val="20"/>
-                <w:lang w:val="en-CO"/>
+                <w:lang/>
                 <w14:ligatures w14:val="none"/>
               </w:rPr>
               <w:t>Interval</w:t>
@@ -9887,7 +10310,7 @@
                 <w:kern w:val="0"/>
                 <w:sz w:val="20"/>
                 <w:szCs w:val="20"/>
-                <w:lang w:val="en-CO"/>
+                <w:lang/>
                 <w14:ligatures w14:val="none"/>
               </w:rPr>
             </w:pPr>
@@ -9900,7 +10323,7 @@
                 <w:kern w:val="0"/>
                 <w:sz w:val="20"/>
                 <w:szCs w:val="20"/>
-                <w:lang w:val="en-CO"/>
+                <w:lang/>
                 <w14:ligatures w14:val="none"/>
               </w:rPr>
               <w:t>Theoretical_Percentage</w:t>
@@ -9933,7 +10356,7 @@
                 <w:kern w:val="0"/>
                 <w:sz w:val="20"/>
                 <w:szCs w:val="20"/>
-                <w:lang w:val="en-CO"/>
+                <w:lang/>
                 <w14:ligatures w14:val="none"/>
               </w:rPr>
             </w:pPr>
@@ -9946,7 +10369,7 @@
                 <w:kern w:val="0"/>
                 <w:sz w:val="20"/>
                 <w:szCs w:val="20"/>
-                <w:lang w:val="en-CO"/>
+                <w:lang/>
                 <w14:ligatures w14:val="none"/>
               </w:rPr>
               <w:t>Theoretical_Observations</w:t>
@@ -9979,7 +10402,7 @@
                 <w:kern w:val="0"/>
                 <w:sz w:val="20"/>
                 <w:szCs w:val="20"/>
-                <w:lang w:val="en-CO"/>
+                <w:lang/>
                 <w14:ligatures w14:val="none"/>
               </w:rPr>
             </w:pPr>
@@ -9992,7 +10415,7 @@
                 <w:kern w:val="0"/>
                 <w:sz w:val="20"/>
                 <w:szCs w:val="20"/>
-                <w:lang w:val="en-CO"/>
+                <w:lang/>
                 <w14:ligatures w14:val="none"/>
               </w:rPr>
               <w:t>Actual_Observations</w:t>
@@ -10030,7 +10453,7 @@
                 <w:kern w:val="0"/>
                 <w:sz w:val="20"/>
                 <w:szCs w:val="20"/>
-                <w:lang w:val="en-CO"/>
+                <w:lang/>
                 <w14:ligatures w14:val="none"/>
               </w:rPr>
             </w:pPr>
@@ -10043,7 +10466,7 @@
                 <w:kern w:val="0"/>
                 <w:sz w:val="20"/>
                 <w:szCs w:val="20"/>
-                <w:lang w:val="en-CO"/>
+                <w:lang/>
                 <w14:ligatures w14:val="none"/>
               </w:rPr>
               <w:t>mean ± 1 sd</w:t>
@@ -10075,7 +10498,7 @@
                 <w:kern w:val="0"/>
                 <w:sz w:val="20"/>
                 <w:szCs w:val="20"/>
-                <w:lang w:val="en-CO"/>
+                <w:lang/>
                 <w14:ligatures w14:val="none"/>
               </w:rPr>
             </w:pPr>
@@ -10086,7 +10509,7 @@
                 <w:kern w:val="0"/>
                 <w:sz w:val="20"/>
                 <w:szCs w:val="20"/>
-                <w:lang w:val="en-CO"/>
+                <w:lang/>
                 <w14:ligatures w14:val="none"/>
               </w:rPr>
               <w:t>68 %</w:t>
@@ -10118,7 +10541,7 @@
                 <w:kern w:val="0"/>
                 <w:sz w:val="20"/>
                 <w:szCs w:val="20"/>
-                <w:lang w:val="en-CO"/>
+                <w:lang/>
                 <w14:ligatures w14:val="none"/>
               </w:rPr>
             </w:pPr>
@@ -10129,7 +10552,7 @@
                 <w:kern w:val="0"/>
                 <w:sz w:val="20"/>
                 <w:szCs w:val="20"/>
-                <w:lang w:val="en-CO"/>
+                <w:lang/>
                 <w14:ligatures w14:val="none"/>
               </w:rPr>
               <w:t>44.88</w:t>
@@ -10161,7 +10584,7 @@
                 <w:kern w:val="0"/>
                 <w:sz w:val="20"/>
                 <w:szCs w:val="20"/>
-                <w:lang w:val="en-CO"/>
+                <w:lang/>
                 <w14:ligatures w14:val="none"/>
               </w:rPr>
             </w:pPr>
@@ -10172,7 +10595,7 @@
                 <w:kern w:val="0"/>
                 <w:sz w:val="20"/>
                 <w:szCs w:val="20"/>
-                <w:lang w:val="en-CO"/>
+                <w:lang/>
                 <w14:ligatures w14:val="none"/>
               </w:rPr>
               <w:t>45</w:t>
@@ -10210,7 +10633,7 @@
                 <w:kern w:val="0"/>
                 <w:sz w:val="20"/>
                 <w:szCs w:val="20"/>
-                <w:lang w:val="en-CO"/>
+                <w:lang/>
                 <w14:ligatures w14:val="none"/>
               </w:rPr>
             </w:pPr>
@@ -10223,7 +10646,7 @@
                 <w:kern w:val="0"/>
                 <w:sz w:val="20"/>
                 <w:szCs w:val="20"/>
-                <w:lang w:val="en-CO"/>
+                <w:lang/>
                 <w14:ligatures w14:val="none"/>
               </w:rPr>
               <w:t>mean ± 2 sd</w:t>
@@ -10255,7 +10678,7 @@
                 <w:kern w:val="0"/>
                 <w:sz w:val="20"/>
                 <w:szCs w:val="20"/>
-                <w:lang w:val="en-CO"/>
+                <w:lang/>
                 <w14:ligatures w14:val="none"/>
               </w:rPr>
             </w:pPr>
@@ -10266,7 +10689,7 @@
                 <w:kern w:val="0"/>
                 <w:sz w:val="20"/>
                 <w:szCs w:val="20"/>
-                <w:lang w:val="en-CO"/>
+                <w:lang/>
                 <w14:ligatures w14:val="none"/>
               </w:rPr>
               <w:t>95 %</w:t>
@@ -10298,7 +10721,7 @@
                 <w:kern w:val="0"/>
                 <w:sz w:val="20"/>
                 <w:szCs w:val="20"/>
-                <w:lang w:val="en-CO"/>
+                <w:lang/>
                 <w14:ligatures w14:val="none"/>
               </w:rPr>
             </w:pPr>
@@ -10309,7 +10732,7 @@
                 <w:kern w:val="0"/>
                 <w:sz w:val="20"/>
                 <w:szCs w:val="20"/>
-                <w:lang w:val="en-CO"/>
+                <w:lang/>
                 <w14:ligatures w14:val="none"/>
               </w:rPr>
               <w:t>62.7</w:t>
@@ -10341,7 +10764,7 @@
                 <w:kern w:val="0"/>
                 <w:sz w:val="20"/>
                 <w:szCs w:val="20"/>
-                <w:lang w:val="en-CO"/>
+                <w:lang/>
                 <w14:ligatures w14:val="none"/>
               </w:rPr>
             </w:pPr>
@@ -10352,7 +10775,7 @@
                 <w:kern w:val="0"/>
                 <w:sz w:val="20"/>
                 <w:szCs w:val="20"/>
-                <w:lang w:val="en-CO"/>
+                <w:lang/>
                 <w14:ligatures w14:val="none"/>
               </w:rPr>
               <w:t>63</w:t>
@@ -10390,7 +10813,7 @@
                 <w:kern w:val="0"/>
                 <w:sz w:val="20"/>
                 <w:szCs w:val="20"/>
-                <w:lang w:val="en-CO"/>
+                <w:lang/>
                 <w14:ligatures w14:val="none"/>
               </w:rPr>
             </w:pPr>
@@ -10403,7 +10826,7 @@
                 <w:kern w:val="0"/>
                 <w:sz w:val="20"/>
                 <w:szCs w:val="20"/>
-                <w:lang w:val="en-CO"/>
+                <w:lang/>
                 <w14:ligatures w14:val="none"/>
               </w:rPr>
               <w:t>mean ± 3 sd</w:t>
@@ -10435,7 +10858,7 @@
                 <w:kern w:val="0"/>
                 <w:sz w:val="20"/>
                 <w:szCs w:val="20"/>
-                <w:lang w:val="en-CO"/>
+                <w:lang/>
                 <w14:ligatures w14:val="none"/>
               </w:rPr>
             </w:pPr>
@@ -10446,7 +10869,7 @@
                 <w:kern w:val="0"/>
                 <w:sz w:val="20"/>
                 <w:szCs w:val="20"/>
-                <w:lang w:val="en-CO"/>
+                <w:lang/>
                 <w14:ligatures w14:val="none"/>
               </w:rPr>
               <w:t>99 %</w:t>
@@ -10478,7 +10901,7 @@
                 <w:kern w:val="0"/>
                 <w:sz w:val="20"/>
                 <w:szCs w:val="20"/>
-                <w:lang w:val="en-CO"/>
+                <w:lang/>
                 <w14:ligatures w14:val="none"/>
               </w:rPr>
             </w:pPr>
@@ -10489,7 +10912,7 @@
                 <w:kern w:val="0"/>
                 <w:sz w:val="20"/>
                 <w:szCs w:val="20"/>
-                <w:lang w:val="en-CO"/>
+                <w:lang/>
                 <w14:ligatures w14:val="none"/>
               </w:rPr>
               <w:t>65.34</w:t>
@@ -10521,7 +10944,7 @@
                 <w:kern w:val="0"/>
                 <w:sz w:val="20"/>
                 <w:szCs w:val="20"/>
-                <w:lang w:val="en-CO"/>
+                <w:lang/>
                 <w14:ligatures w14:val="none"/>
               </w:rPr>
             </w:pPr>
@@ -10532,7 +10955,7 @@
                 <w:kern w:val="0"/>
                 <w:sz w:val="20"/>
                 <w:szCs w:val="20"/>
-                <w:lang w:val="en-CO"/>
+                <w:lang/>
                 <w14:ligatures w14:val="none"/>
               </w:rPr>
               <w:t>66</w:t>
@@ -10655,7 +11078,7 @@
               <w:rPr>
                 <w:rFonts w:ascii="Times New Roman" w:eastAsia="Times New Roman" w:hAnsi="Times New Roman" w:cs="Times New Roman"/>
                 <w:kern w:val="0"/>
-                <w:lang w:val="en-CO"/>
+                <w:lang/>
                 <w14:ligatures w14:val="none"/>
               </w:rPr>
             </w:pPr>
@@ -10668,7 +11091,7 @@
                 <w:kern w:val="0"/>
                 <w:sz w:val="15"/>
                 <w:szCs w:val="15"/>
-                <w:lang w:val="en-CO"/>
+                <w:lang/>
                 <w14:ligatures w14:val="none"/>
               </w:rPr>
               <w:t>Interval</w:t>
@@ -10700,7 +11123,7 @@
               <w:rPr>
                 <w:rFonts w:ascii="Times New Roman" w:eastAsia="Times New Roman" w:hAnsi="Times New Roman" w:cs="Times New Roman"/>
                 <w:kern w:val="0"/>
-                <w:lang w:val="en-CO"/>
+                <w:lang/>
                 <w14:ligatures w14:val="none"/>
               </w:rPr>
             </w:pPr>
@@ -10713,7 +11136,7 @@
                 <w:kern w:val="0"/>
                 <w:sz w:val="15"/>
                 <w:szCs w:val="15"/>
-                <w:lang w:val="en-CO"/>
+                <w:lang/>
                 <w14:ligatures w14:val="none"/>
               </w:rPr>
               <w:t>Theoretical_Percentage</w:t>
@@ -10745,7 +11168,7 @@
               <w:rPr>
                 <w:rFonts w:ascii="Times New Roman" w:eastAsia="Times New Roman" w:hAnsi="Times New Roman" w:cs="Times New Roman"/>
                 <w:kern w:val="0"/>
-                <w:lang w:val="en-CO"/>
+                <w:lang/>
                 <w14:ligatures w14:val="none"/>
               </w:rPr>
             </w:pPr>
@@ -10758,7 +11181,7 @@
                 <w:kern w:val="0"/>
                 <w:sz w:val="15"/>
                 <w:szCs w:val="15"/>
-                <w:lang w:val="en-CO"/>
+                <w:lang/>
                 <w14:ligatures w14:val="none"/>
               </w:rPr>
               <w:t>Theoretical_No_Obs</w:t>
@@ -10790,7 +11213,7 @@
               <w:rPr>
                 <w:rFonts w:ascii="Times New Roman" w:eastAsia="Times New Roman" w:hAnsi="Times New Roman" w:cs="Times New Roman"/>
                 <w:kern w:val="0"/>
-                <w:lang w:val="en-CO"/>
+                <w:lang/>
                 <w14:ligatures w14:val="none"/>
               </w:rPr>
             </w:pPr>
@@ -10803,7 +11226,7 @@
                 <w:kern w:val="0"/>
                 <w:sz w:val="15"/>
                 <w:szCs w:val="15"/>
-                <w:lang w:val="en-CO"/>
+                <w:lang/>
                 <w14:ligatures w14:val="none"/>
               </w:rPr>
               <w:t>Actual_No_Obs</w:t>
@@ -10840,7 +11263,7 @@
               <w:rPr>
                 <w:rFonts w:ascii="Times New Roman" w:eastAsia="Times New Roman" w:hAnsi="Times New Roman" w:cs="Times New Roman"/>
                 <w:kern w:val="0"/>
-                <w:lang w:val="en-CO"/>
+                <w:lang/>
                 <w14:ligatures w14:val="none"/>
               </w:rPr>
             </w:pPr>
@@ -10853,7 +11276,7 @@
                 <w:kern w:val="0"/>
                 <w:sz w:val="15"/>
                 <w:szCs w:val="15"/>
-                <w:lang w:val="en-CO"/>
+                <w:lang/>
                 <w14:ligatures w14:val="none"/>
               </w:rPr>
               <w:t>mean to +1 std. dev.</w:t>
@@ -10884,18 +11307,18 @@
               <w:rPr>
                 <w:rFonts w:ascii="Times New Roman" w:eastAsia="Times New Roman" w:hAnsi="Times New Roman" w:cs="Times New Roman"/>
                 <w:kern w:val="0"/>
-                <w:lang w:val="en-CO"/>
-                <w14:ligatures w14:val="none"/>
-              </w:rPr>
-            </w:pPr>
-            <w:r>
-              <w:rPr>
-                <w:rFonts w:ascii="Helvetica Neue" w:eastAsia="Times New Roman" w:hAnsi="Helvetica Neue" w:cs="Times New Roman"/>
-                <w:color w:val="000000"/>
-                <w:kern w:val="0"/>
-                <w:sz w:val="15"/>
-                <w:szCs w:val="15"/>
-                <w:lang w:val="en-CO"/>
+                <w:lang/>
+                <w14:ligatures w14:val="none"/>
+              </w:rPr>
+            </w:pPr>
+            <w:r>
+              <w:rPr>
+                <w:rFonts w:ascii="Helvetica Neue" w:eastAsia="Times New Roman" w:hAnsi="Helvetica Neue" w:cs="Times New Roman"/>
+                <w:color w:val="000000"/>
+                <w:kern w:val="0"/>
+                <w:sz w:val="15"/>
+                <w:szCs w:val="15"/>
+                <w:lang/>
                 <w14:ligatures w14:val="none"/>
               </w:rPr>
               <w:t>34</w:t>
@@ -10926,18 +11349,18 @@
               <w:rPr>
                 <w:rFonts w:ascii="Times New Roman" w:eastAsia="Times New Roman" w:hAnsi="Times New Roman" w:cs="Times New Roman"/>
                 <w:kern w:val="0"/>
-                <w:lang w:val="en-CO"/>
-                <w14:ligatures w14:val="none"/>
-              </w:rPr>
-            </w:pPr>
-            <w:r>
-              <w:rPr>
-                <w:rFonts w:ascii="Helvetica Neue" w:eastAsia="Times New Roman" w:hAnsi="Helvetica Neue" w:cs="Times New Roman"/>
-                <w:color w:val="000000"/>
-                <w:kern w:val="0"/>
-                <w:sz w:val="15"/>
-                <w:szCs w:val="15"/>
-                <w:lang w:val="en-CO"/>
+                <w:lang/>
+                <w14:ligatures w14:val="none"/>
+              </w:rPr>
+            </w:pPr>
+            <w:r>
+              <w:rPr>
+                <w:rFonts w:ascii="Helvetica Neue" w:eastAsia="Times New Roman" w:hAnsi="Helvetica Neue" w:cs="Times New Roman"/>
+                <w:color w:val="000000"/>
+                <w:kern w:val="0"/>
+                <w:sz w:val="15"/>
+                <w:szCs w:val="15"/>
+                <w:lang/>
                 <w14:ligatures w14:val="none"/>
               </w:rPr>
               <w:t>22.44</w:t>
@@ -10968,18 +11391,18 @@
               <w:rPr>
                 <w:rFonts w:ascii="Times New Roman" w:eastAsia="Times New Roman" w:hAnsi="Times New Roman" w:cs="Times New Roman"/>
                 <w:kern w:val="0"/>
-                <w:lang w:val="en-CO"/>
-                <w14:ligatures w14:val="none"/>
-              </w:rPr>
-            </w:pPr>
-            <w:r>
-              <w:rPr>
-                <w:rFonts w:ascii="Helvetica Neue" w:eastAsia="Times New Roman" w:hAnsi="Helvetica Neue" w:cs="Times New Roman"/>
-                <w:color w:val="000000"/>
-                <w:kern w:val="0"/>
-                <w:sz w:val="15"/>
-                <w:szCs w:val="15"/>
-                <w:lang w:val="en-CO"/>
+                <w:lang/>
+                <w14:ligatures w14:val="none"/>
+              </w:rPr>
+            </w:pPr>
+            <w:r>
+              <w:rPr>
+                <w:rFonts w:ascii="Helvetica Neue" w:eastAsia="Times New Roman" w:hAnsi="Helvetica Neue" w:cs="Times New Roman"/>
+                <w:color w:val="000000"/>
+                <w:kern w:val="0"/>
+                <w:sz w:val="15"/>
+                <w:szCs w:val="15"/>
+                <w:lang/>
                 <w14:ligatures w14:val="none"/>
               </w:rPr>
               <w:t>18</w:t>
@@ -11016,7 +11439,7 @@
               <w:rPr>
                 <w:rFonts w:ascii="Times New Roman" w:eastAsia="Times New Roman" w:hAnsi="Times New Roman" w:cs="Times New Roman"/>
                 <w:kern w:val="0"/>
-                <w:lang w:val="en-CO"/>
+                <w:lang/>
                 <w14:ligatures w14:val="none"/>
               </w:rPr>
             </w:pPr>
@@ -11029,7 +11452,7 @@
                 <w:kern w:val="0"/>
                 <w:sz w:val="15"/>
                 <w:szCs w:val="15"/>
-                <w:lang w:val="en-CO"/>
+                <w:lang/>
                 <w14:ligatures w14:val="none"/>
               </w:rPr>
               <w:t>mean to -1 std. dev.</w:t>
@@ -11060,18 +11483,18 @@
               <w:rPr>
                 <w:rFonts w:ascii="Times New Roman" w:eastAsia="Times New Roman" w:hAnsi="Times New Roman" w:cs="Times New Roman"/>
                 <w:kern w:val="0"/>
-                <w:lang w:val="en-CO"/>
-                <w14:ligatures w14:val="none"/>
-              </w:rPr>
-            </w:pPr>
-            <w:r>
-              <w:rPr>
-                <w:rFonts w:ascii="Helvetica Neue" w:eastAsia="Times New Roman" w:hAnsi="Helvetica Neue" w:cs="Times New Roman"/>
-                <w:color w:val="000000"/>
-                <w:kern w:val="0"/>
-                <w:sz w:val="15"/>
-                <w:szCs w:val="15"/>
-                <w:lang w:val="en-CO"/>
+                <w:lang/>
+                <w14:ligatures w14:val="none"/>
+              </w:rPr>
+            </w:pPr>
+            <w:r>
+              <w:rPr>
+                <w:rFonts w:ascii="Helvetica Neue" w:eastAsia="Times New Roman" w:hAnsi="Helvetica Neue" w:cs="Times New Roman"/>
+                <w:color w:val="000000"/>
+                <w:kern w:val="0"/>
+                <w:sz w:val="15"/>
+                <w:szCs w:val="15"/>
+                <w:lang/>
                 <w14:ligatures w14:val="none"/>
               </w:rPr>
               <w:t>34</w:t>
@@ -11102,18 +11525,18 @@
               <w:rPr>
                 <w:rFonts w:ascii="Times New Roman" w:eastAsia="Times New Roman" w:hAnsi="Times New Roman" w:cs="Times New Roman"/>
                 <w:kern w:val="0"/>
-                <w:lang w:val="en-CO"/>
-                <w14:ligatures w14:val="none"/>
-              </w:rPr>
-            </w:pPr>
-            <w:r>
-              <w:rPr>
-                <w:rFonts w:ascii="Helvetica Neue" w:eastAsia="Times New Roman" w:hAnsi="Helvetica Neue" w:cs="Times New Roman"/>
-                <w:color w:val="000000"/>
-                <w:kern w:val="0"/>
-                <w:sz w:val="15"/>
-                <w:szCs w:val="15"/>
-                <w:lang w:val="en-CO"/>
+                <w:lang/>
+                <w14:ligatures w14:val="none"/>
+              </w:rPr>
+            </w:pPr>
+            <w:r>
+              <w:rPr>
+                <w:rFonts w:ascii="Helvetica Neue" w:eastAsia="Times New Roman" w:hAnsi="Helvetica Neue" w:cs="Times New Roman"/>
+                <w:color w:val="000000"/>
+                <w:kern w:val="0"/>
+                <w:sz w:val="15"/>
+                <w:szCs w:val="15"/>
+                <w:lang/>
                 <w14:ligatures w14:val="none"/>
               </w:rPr>
               <w:t>22.44</w:t>
@@ -11144,18 +11567,18 @@
               <w:rPr>
                 <w:rFonts w:ascii="Times New Roman" w:eastAsia="Times New Roman" w:hAnsi="Times New Roman" w:cs="Times New Roman"/>
                 <w:kern w:val="0"/>
-                <w:lang w:val="en-CO"/>
-                <w14:ligatures w14:val="none"/>
-              </w:rPr>
-            </w:pPr>
-            <w:r>
-              <w:rPr>
-                <w:rFonts w:ascii="Helvetica Neue" w:eastAsia="Times New Roman" w:hAnsi="Helvetica Neue" w:cs="Times New Roman"/>
-                <w:color w:val="000000"/>
-                <w:kern w:val="0"/>
-                <w:sz w:val="15"/>
-                <w:szCs w:val="15"/>
-                <w:lang w:val="en-CO"/>
+                <w:lang/>
+                <w14:ligatures w14:val="none"/>
+              </w:rPr>
+            </w:pPr>
+            <w:r>
+              <w:rPr>
+                <w:rFonts w:ascii="Helvetica Neue" w:eastAsia="Times New Roman" w:hAnsi="Helvetica Neue" w:cs="Times New Roman"/>
+                <w:color w:val="000000"/>
+                <w:kern w:val="0"/>
+                <w:sz w:val="15"/>
+                <w:szCs w:val="15"/>
+                <w:lang/>
                 <w14:ligatures w14:val="none"/>
               </w:rPr>
               <w:t>27</w:t>
@@ -11192,7 +11615,7 @@
               <w:rPr>
                 <w:rFonts w:ascii="Times New Roman" w:eastAsia="Times New Roman" w:hAnsi="Times New Roman" w:cs="Times New Roman"/>
                 <w:kern w:val="0"/>
-                <w:lang w:val="en-CO"/>
+                <w:lang/>
                 <w14:ligatures w14:val="none"/>
               </w:rPr>
             </w:pPr>
@@ -11205,7 +11628,7 @@
                 <w:kern w:val="0"/>
                 <w:sz w:val="15"/>
                 <w:szCs w:val="15"/>
-                <w:lang w:val="en-CO"/>
+                <w:lang/>
                 <w14:ligatures w14:val="none"/>
               </w:rPr>
               <w:t>+1 std. dev. to +2 std. dev.</w:t>
@@ -11236,18 +11659,18 @@
               <w:rPr>
                 <w:rFonts w:ascii="Times New Roman" w:eastAsia="Times New Roman" w:hAnsi="Times New Roman" w:cs="Times New Roman"/>
                 <w:kern w:val="0"/>
-                <w:lang w:val="en-CO"/>
-                <w14:ligatures w14:val="none"/>
-              </w:rPr>
-            </w:pPr>
-            <w:r>
-              <w:rPr>
-                <w:rFonts w:ascii="Helvetica Neue" w:eastAsia="Times New Roman" w:hAnsi="Helvetica Neue" w:cs="Times New Roman"/>
-                <w:color w:val="000000"/>
-                <w:kern w:val="0"/>
-                <w:sz w:val="15"/>
-                <w:szCs w:val="15"/>
-                <w:lang w:val="en-CO"/>
+                <w:lang/>
+                <w14:ligatures w14:val="none"/>
+              </w:rPr>
+            </w:pPr>
+            <w:r>
+              <w:rPr>
+                <w:rFonts w:ascii="Helvetica Neue" w:eastAsia="Times New Roman" w:hAnsi="Helvetica Neue" w:cs="Times New Roman"/>
+                <w:color w:val="000000"/>
+                <w:kern w:val="0"/>
+                <w:sz w:val="15"/>
+                <w:szCs w:val="15"/>
+                <w:lang/>
                 <w14:ligatures w14:val="none"/>
               </w:rPr>
               <w:t>13.5</w:t>
@@ -11278,18 +11701,18 @@
               <w:rPr>
                 <w:rFonts w:ascii="Times New Roman" w:eastAsia="Times New Roman" w:hAnsi="Times New Roman" w:cs="Times New Roman"/>
                 <w:kern w:val="0"/>
-                <w:lang w:val="en-CO"/>
-                <w14:ligatures w14:val="none"/>
-              </w:rPr>
-            </w:pPr>
-            <w:r>
-              <w:rPr>
-                <w:rFonts w:ascii="Helvetica Neue" w:eastAsia="Times New Roman" w:hAnsi="Helvetica Neue" w:cs="Times New Roman"/>
-                <w:color w:val="000000"/>
-                <w:kern w:val="0"/>
-                <w:sz w:val="15"/>
-                <w:szCs w:val="15"/>
-                <w:lang w:val="en-CO"/>
+                <w:lang/>
+                <w14:ligatures w14:val="none"/>
+              </w:rPr>
+            </w:pPr>
+            <w:r>
+              <w:rPr>
+                <w:rFonts w:ascii="Helvetica Neue" w:eastAsia="Times New Roman" w:hAnsi="Helvetica Neue" w:cs="Times New Roman"/>
+                <w:color w:val="000000"/>
+                <w:kern w:val="0"/>
+                <w:sz w:val="15"/>
+                <w:szCs w:val="15"/>
+                <w:lang/>
                 <w14:ligatures w14:val="none"/>
               </w:rPr>
               <w:t>8.91</w:t>
@@ -11320,18 +11743,18 @@
               <w:rPr>
                 <w:rFonts w:ascii="Times New Roman" w:eastAsia="Times New Roman" w:hAnsi="Times New Roman" w:cs="Times New Roman"/>
                 <w:kern w:val="0"/>
-                <w:lang w:val="en-CO"/>
-                <w14:ligatures w14:val="none"/>
-              </w:rPr>
-            </w:pPr>
-            <w:r>
-              <w:rPr>
-                <w:rFonts w:ascii="Helvetica Neue" w:eastAsia="Times New Roman" w:hAnsi="Helvetica Neue" w:cs="Times New Roman"/>
-                <w:color w:val="000000"/>
-                <w:kern w:val="0"/>
-                <w:sz w:val="15"/>
-                <w:szCs w:val="15"/>
-                <w:lang w:val="en-CO"/>
+                <w:lang/>
+                <w14:ligatures w14:val="none"/>
+              </w:rPr>
+            </w:pPr>
+            <w:r>
+              <w:rPr>
+                <w:rFonts w:ascii="Helvetica Neue" w:eastAsia="Times New Roman" w:hAnsi="Helvetica Neue" w:cs="Times New Roman"/>
+                <w:color w:val="000000"/>
+                <w:kern w:val="0"/>
+                <w:sz w:val="15"/>
+                <w:szCs w:val="15"/>
+                <w:lang/>
                 <w14:ligatures w14:val="none"/>
               </w:rPr>
               <w:t>9</w:t>
@@ -11368,7 +11791,7 @@
               <w:rPr>
                 <w:rFonts w:ascii="Times New Roman" w:eastAsia="Times New Roman" w:hAnsi="Times New Roman" w:cs="Times New Roman"/>
                 <w:kern w:val="0"/>
-                <w:lang w:val="en-CO"/>
+                <w:lang/>
                 <w14:ligatures w14:val="none"/>
               </w:rPr>
             </w:pPr>
@@ -11381,7 +11804,7 @@
                 <w:kern w:val="0"/>
                 <w:sz w:val="15"/>
                 <w:szCs w:val="15"/>
-                <w:lang w:val="en-CO"/>
+                <w:lang/>
                 <w14:ligatures w14:val="none"/>
               </w:rPr>
               <w:t>-1 std. dev. to -2 std. dev.</w:t>
@@ -11412,18 +11835,18 @@
               <w:rPr>
                 <w:rFonts w:ascii="Times New Roman" w:eastAsia="Times New Roman" w:hAnsi="Times New Roman" w:cs="Times New Roman"/>
                 <w:kern w:val="0"/>
-                <w:lang w:val="en-CO"/>
-                <w14:ligatures w14:val="none"/>
-              </w:rPr>
-            </w:pPr>
-            <w:r>
-              <w:rPr>
-                <w:rFonts w:ascii="Helvetica Neue" w:eastAsia="Times New Roman" w:hAnsi="Helvetica Neue" w:cs="Times New Roman"/>
-                <w:color w:val="000000"/>
-                <w:kern w:val="0"/>
-                <w:sz w:val="15"/>
-                <w:szCs w:val="15"/>
-                <w:lang w:val="en-CO"/>
+                <w:lang/>
+                <w14:ligatures w14:val="none"/>
+              </w:rPr>
+            </w:pPr>
+            <w:r>
+              <w:rPr>
+                <w:rFonts w:ascii="Helvetica Neue" w:eastAsia="Times New Roman" w:hAnsi="Helvetica Neue" w:cs="Times New Roman"/>
+                <w:color w:val="000000"/>
+                <w:kern w:val="0"/>
+                <w:sz w:val="15"/>
+                <w:szCs w:val="15"/>
+                <w:lang/>
                 <w14:ligatures w14:val="none"/>
               </w:rPr>
               <w:t>13.5</w:t>
@@ -11454,18 +11877,18 @@
               <w:rPr>
                 <w:rFonts w:ascii="Times New Roman" w:eastAsia="Times New Roman" w:hAnsi="Times New Roman" w:cs="Times New Roman"/>
                 <w:kern w:val="0"/>
-                <w:lang w:val="en-CO"/>
-                <w14:ligatures w14:val="none"/>
-              </w:rPr>
-            </w:pPr>
-            <w:r>
-              <w:rPr>
-                <w:rFonts w:ascii="Helvetica Neue" w:eastAsia="Times New Roman" w:hAnsi="Helvetica Neue" w:cs="Times New Roman"/>
-                <w:color w:val="000000"/>
-                <w:kern w:val="0"/>
-                <w:sz w:val="15"/>
-                <w:szCs w:val="15"/>
-                <w:lang w:val="en-CO"/>
+                <w:lang/>
+                <w14:ligatures w14:val="none"/>
+              </w:rPr>
+            </w:pPr>
+            <w:r>
+              <w:rPr>
+                <w:rFonts w:ascii="Helvetica Neue" w:eastAsia="Times New Roman" w:hAnsi="Helvetica Neue" w:cs="Times New Roman"/>
+                <w:color w:val="000000"/>
+                <w:kern w:val="0"/>
+                <w:sz w:val="15"/>
+                <w:szCs w:val="15"/>
+                <w:lang/>
                 <w14:ligatures w14:val="none"/>
               </w:rPr>
               <w:t>8.91</w:t>
@@ -11496,18 +11919,18 @@
               <w:rPr>
                 <w:rFonts w:ascii="Times New Roman" w:eastAsia="Times New Roman" w:hAnsi="Times New Roman" w:cs="Times New Roman"/>
                 <w:kern w:val="0"/>
-                <w:lang w:val="en-CO"/>
-                <w14:ligatures w14:val="none"/>
-              </w:rPr>
-            </w:pPr>
-            <w:r>
-              <w:rPr>
-                <w:rFonts w:ascii="Helvetica Neue" w:eastAsia="Times New Roman" w:hAnsi="Helvetica Neue" w:cs="Times New Roman"/>
-                <w:color w:val="000000"/>
-                <w:kern w:val="0"/>
-                <w:sz w:val="15"/>
-                <w:szCs w:val="15"/>
-                <w:lang w:val="en-CO"/>
+                <w:lang/>
+                <w14:ligatures w14:val="none"/>
+              </w:rPr>
+            </w:pPr>
+            <w:r>
+              <w:rPr>
+                <w:rFonts w:ascii="Helvetica Neue" w:eastAsia="Times New Roman" w:hAnsi="Helvetica Neue" w:cs="Times New Roman"/>
+                <w:color w:val="000000"/>
+                <w:kern w:val="0"/>
+                <w:sz w:val="15"/>
+                <w:szCs w:val="15"/>
+                <w:lang/>
                 <w14:ligatures w14:val="none"/>
               </w:rPr>
               <w:t>9</w:t>
@@ -11544,7 +11967,7 @@
               <w:rPr>
                 <w:rFonts w:ascii="Times New Roman" w:eastAsia="Times New Roman" w:hAnsi="Times New Roman" w:cs="Times New Roman"/>
                 <w:kern w:val="0"/>
-                <w:lang w:val="en-CO"/>
+                <w:lang/>
                 <w14:ligatures w14:val="none"/>
               </w:rPr>
             </w:pPr>
@@ -11557,7 +11980,7 @@
                 <w:kern w:val="0"/>
                 <w:sz w:val="15"/>
                 <w:szCs w:val="15"/>
-                <w:lang w:val="en-CO"/>
+                <w:lang/>
                 <w14:ligatures w14:val="none"/>
               </w:rPr>
               <w:t>+2 std. dev. to +3 std. dev.</w:t>
@@ -11588,18 +12011,18 @@
               <w:rPr>
                 <w:rFonts w:ascii="Times New Roman" w:eastAsia="Times New Roman" w:hAnsi="Times New Roman" w:cs="Times New Roman"/>
                 <w:kern w:val="0"/>
-                <w:lang w:val="en-CO"/>
-                <w14:ligatures w14:val="none"/>
-              </w:rPr>
-            </w:pPr>
-            <w:r>
-              <w:rPr>
-                <w:rFonts w:ascii="Helvetica Neue" w:eastAsia="Times New Roman" w:hAnsi="Helvetica Neue" w:cs="Times New Roman"/>
-                <w:color w:val="000000"/>
-                <w:kern w:val="0"/>
-                <w:sz w:val="15"/>
-                <w:szCs w:val="15"/>
-                <w:lang w:val="en-CO"/>
+                <w:lang/>
+                <w14:ligatures w14:val="none"/>
+              </w:rPr>
+            </w:pPr>
+            <w:r>
+              <w:rPr>
+                <w:rFonts w:ascii="Helvetica Neue" w:eastAsia="Times New Roman" w:hAnsi="Helvetica Neue" w:cs="Times New Roman"/>
+                <w:color w:val="000000"/>
+                <w:kern w:val="0"/>
+                <w:sz w:val="15"/>
+                <w:szCs w:val="15"/>
+                <w:lang/>
                 <w14:ligatures w14:val="none"/>
               </w:rPr>
               <w:t>2.35</w:t>
@@ -11630,18 +12053,18 @@
               <w:rPr>
                 <w:rFonts w:ascii="Times New Roman" w:eastAsia="Times New Roman" w:hAnsi="Times New Roman" w:cs="Times New Roman"/>
                 <w:kern w:val="0"/>
-                <w:lang w:val="en-CO"/>
-                <w14:ligatures w14:val="none"/>
-              </w:rPr>
-            </w:pPr>
-            <w:r>
-              <w:rPr>
-                <w:rFonts w:ascii="Helvetica Neue" w:eastAsia="Times New Roman" w:hAnsi="Helvetica Neue" w:cs="Times New Roman"/>
-                <w:color w:val="000000"/>
-                <w:kern w:val="0"/>
-                <w:sz w:val="15"/>
-                <w:szCs w:val="15"/>
-                <w:lang w:val="en-CO"/>
+                <w:lang/>
+                <w14:ligatures w14:val="none"/>
+              </w:rPr>
+            </w:pPr>
+            <w:r>
+              <w:rPr>
+                <w:rFonts w:ascii="Helvetica Neue" w:eastAsia="Times New Roman" w:hAnsi="Helvetica Neue" w:cs="Times New Roman"/>
+                <w:color w:val="000000"/>
+                <w:kern w:val="0"/>
+                <w:sz w:val="15"/>
+                <w:szCs w:val="15"/>
+                <w:lang/>
                 <w14:ligatures w14:val="none"/>
               </w:rPr>
               <w:t>1.55</w:t>
@@ -11672,18 +12095,18 @@
               <w:rPr>
                 <w:rFonts w:ascii="Times New Roman" w:eastAsia="Times New Roman" w:hAnsi="Times New Roman" w:cs="Times New Roman"/>
                 <w:kern w:val="0"/>
-                <w:lang w:val="en-CO"/>
-                <w14:ligatures w14:val="none"/>
-              </w:rPr>
-            </w:pPr>
-            <w:r>
-              <w:rPr>
-                <w:rFonts w:ascii="Helvetica Neue" w:eastAsia="Times New Roman" w:hAnsi="Helvetica Neue" w:cs="Times New Roman"/>
-                <w:color w:val="000000"/>
-                <w:kern w:val="0"/>
-                <w:sz w:val="15"/>
-                <w:szCs w:val="15"/>
-                <w:lang w:val="en-CO"/>
+                <w:lang/>
+                <w14:ligatures w14:val="none"/>
+              </w:rPr>
+            </w:pPr>
+            <w:r>
+              <w:rPr>
+                <w:rFonts w:ascii="Helvetica Neue" w:eastAsia="Times New Roman" w:hAnsi="Helvetica Neue" w:cs="Times New Roman"/>
+                <w:color w:val="000000"/>
+                <w:kern w:val="0"/>
+                <w:sz w:val="15"/>
+                <w:szCs w:val="15"/>
+                <w:lang/>
                 <w14:ligatures w14:val="none"/>
               </w:rPr>
               <w:t>2</w:t>
@@ -11720,7 +12143,7 @@
               <w:rPr>
                 <w:rFonts w:ascii="Times New Roman" w:eastAsia="Times New Roman" w:hAnsi="Times New Roman" w:cs="Times New Roman"/>
                 <w:kern w:val="0"/>
-                <w:lang w:val="en-CO"/>
+                <w:lang/>
                 <w14:ligatures w14:val="none"/>
               </w:rPr>
             </w:pPr>
@@ -11733,7 +12156,7 @@
                 <w:kern w:val="0"/>
                 <w:sz w:val="15"/>
                 <w:szCs w:val="15"/>
-                <w:lang w:val="en-CO"/>
+                <w:lang/>
                 <w14:ligatures w14:val="none"/>
               </w:rPr>
               <w:t>-2 std. dev. to -3 std. dev.</w:t>
@@ -11764,18 +12187,18 @@
               <w:rPr>
                 <w:rFonts w:ascii="Times New Roman" w:eastAsia="Times New Roman" w:hAnsi="Times New Roman" w:cs="Times New Roman"/>
                 <w:kern w:val="0"/>
-                <w:lang w:val="en-CO"/>
-                <w14:ligatures w14:val="none"/>
-              </w:rPr>
-            </w:pPr>
-            <w:r>
-              <w:rPr>
-                <w:rFonts w:ascii="Helvetica Neue" w:eastAsia="Times New Roman" w:hAnsi="Helvetica Neue" w:cs="Times New Roman"/>
-                <w:color w:val="000000"/>
-                <w:kern w:val="0"/>
-                <w:sz w:val="15"/>
-                <w:szCs w:val="15"/>
-                <w:lang w:val="en-CO"/>
+                <w:lang/>
+                <w14:ligatures w14:val="none"/>
+              </w:rPr>
+            </w:pPr>
+            <w:r>
+              <w:rPr>
+                <w:rFonts w:ascii="Helvetica Neue" w:eastAsia="Times New Roman" w:hAnsi="Helvetica Neue" w:cs="Times New Roman"/>
+                <w:color w:val="000000"/>
+                <w:kern w:val="0"/>
+                <w:sz w:val="15"/>
+                <w:szCs w:val="15"/>
+                <w:lang/>
                 <w14:ligatures w14:val="none"/>
               </w:rPr>
               <w:t>2.35</w:t>
@@ -11806,18 +12229,18 @@
               <w:rPr>
                 <w:rFonts w:ascii="Times New Roman" w:eastAsia="Times New Roman" w:hAnsi="Times New Roman" w:cs="Times New Roman"/>
                 <w:kern w:val="0"/>
-                <w:lang w:val="en-CO"/>
-                <w14:ligatures w14:val="none"/>
-              </w:rPr>
-            </w:pPr>
-            <w:r>
-              <w:rPr>
-                <w:rFonts w:ascii="Helvetica Neue" w:eastAsia="Times New Roman" w:hAnsi="Helvetica Neue" w:cs="Times New Roman"/>
-                <w:color w:val="000000"/>
-                <w:kern w:val="0"/>
-                <w:sz w:val="15"/>
-                <w:szCs w:val="15"/>
-                <w:lang w:val="en-CO"/>
+                <w:lang/>
+                <w14:ligatures w14:val="none"/>
+              </w:rPr>
+            </w:pPr>
+            <w:r>
+              <w:rPr>
+                <w:rFonts w:ascii="Helvetica Neue" w:eastAsia="Times New Roman" w:hAnsi="Helvetica Neue" w:cs="Times New Roman"/>
+                <w:color w:val="000000"/>
+                <w:kern w:val="0"/>
+                <w:sz w:val="15"/>
+                <w:szCs w:val="15"/>
+                <w:lang/>
                 <w14:ligatures w14:val="none"/>
               </w:rPr>
               <w:t>1.55</w:t>
@@ -11848,18 +12271,18 @@
               <w:rPr>
                 <w:rFonts w:ascii="Times New Roman" w:eastAsia="Times New Roman" w:hAnsi="Times New Roman" w:cs="Times New Roman"/>
                 <w:kern w:val="0"/>
-                <w:lang w:val="en-CO"/>
-                <w14:ligatures w14:val="none"/>
-              </w:rPr>
-            </w:pPr>
-            <w:r>
-              <w:rPr>
-                <w:rFonts w:ascii="Helvetica Neue" w:eastAsia="Times New Roman" w:hAnsi="Helvetica Neue" w:cs="Times New Roman"/>
-                <w:color w:val="000000"/>
-                <w:kern w:val="0"/>
-                <w:sz w:val="15"/>
-                <w:szCs w:val="15"/>
-                <w:lang w:val="en-CO"/>
+                <w:lang/>
+                <w14:ligatures w14:val="none"/>
+              </w:rPr>
+            </w:pPr>
+            <w:r>
+              <w:rPr>
+                <w:rFonts w:ascii="Helvetica Neue" w:eastAsia="Times New Roman" w:hAnsi="Helvetica Neue" w:cs="Times New Roman"/>
+                <w:color w:val="000000"/>
+                <w:kern w:val="0"/>
+                <w:sz w:val="15"/>
+                <w:szCs w:val="15"/>
+                <w:lang/>
                 <w14:ligatures w14:val="none"/>
               </w:rPr>
               <w:t>1</w:t>
@@ -12329,7 +12752,7 @@
                 <w:kern w:val="0"/>
                 <w:sz w:val="20"/>
                 <w:szCs w:val="20"/>
-                <w:lang w:val="en-CO"/>
+                <w:lang/>
                 <w14:ligatures w14:val="none"/>
               </w:rPr>
             </w:pPr>
@@ -12342,7 +12765,7 @@
                 <w:kern w:val="0"/>
                 <w:sz w:val="20"/>
                 <w:szCs w:val="20"/>
-                <w:lang w:val="en-CO"/>
+                <w:lang/>
                 <w14:ligatures w14:val="none"/>
               </w:rPr>
               <w:t>Statistic</w:t>
@@ -12375,7 +12798,7 @@
                 <w:kern w:val="0"/>
                 <w:sz w:val="20"/>
                 <w:szCs w:val="20"/>
-                <w:lang w:val="en-CO"/>
+                <w:lang/>
                 <w14:ligatures w14:val="none"/>
               </w:rPr>
             </w:pPr>
@@ -12388,7 +12811,7 @@
                 <w:kern w:val="0"/>
                 <w:sz w:val="20"/>
                 <w:szCs w:val="20"/>
-                <w:lang w:val="en-CO"/>
+                <w:lang/>
                 <w14:ligatures w14:val="none"/>
               </w:rPr>
               <w:t>Value</w:t>
@@ -12426,7 +12849,7 @@
                 <w:kern w:val="0"/>
                 <w:sz w:val="20"/>
                 <w:szCs w:val="20"/>
-                <w:lang w:val="en-CO"/>
+                <w:lang/>
                 <w14:ligatures w14:val="none"/>
               </w:rPr>
             </w:pPr>
@@ -12439,7 +12862,7 @@
                 <w:kern w:val="0"/>
                 <w:sz w:val="20"/>
                 <w:szCs w:val="20"/>
-                <w:lang w:val="en-CO"/>
+                <w:lang/>
                 <w14:ligatures w14:val="none"/>
               </w:rPr>
               <w:t>Skewness</w:t>
@@ -12471,7 +12894,7 @@
                 <w:kern w:val="0"/>
                 <w:sz w:val="20"/>
                 <w:szCs w:val="20"/>
-                <w:lang w:val="en-CO"/>
+                <w:lang/>
                 <w14:ligatures w14:val="none"/>
               </w:rPr>
             </w:pPr>
@@ -12482,7 +12905,7 @@
                 <w:kern w:val="0"/>
                 <w:sz w:val="20"/>
                 <w:szCs w:val="20"/>
-                <w:lang w:val="en-CO"/>
+                <w:lang/>
                 <w14:ligatures w14:val="none"/>
               </w:rPr>
               <w:t>0.317292179509407</w:t>
@@ -12520,7 +12943,7 @@
                 <w:kern w:val="0"/>
                 <w:sz w:val="20"/>
                 <w:szCs w:val="20"/>
-                <w:lang w:val="en-CO"/>
+                <w:lang/>
                 <w14:ligatures w14:val="none"/>
               </w:rPr>
             </w:pPr>
@@ -12533,7 +12956,7 @@
                 <w:kern w:val="0"/>
                 <w:sz w:val="20"/>
                 <w:szCs w:val="20"/>
-                <w:lang w:val="en-CO"/>
+                <w:lang/>
                 <w14:ligatures w14:val="none"/>
               </w:rPr>
               <w:t>Kurtosis</w:t>
@@ -12565,7 +12988,7 @@
                 <w:kern w:val="0"/>
                 <w:sz w:val="20"/>
                 <w:szCs w:val="20"/>
-                <w:lang w:val="en-CO"/>
+                <w:lang/>
                 <w14:ligatures w14:val="none"/>
               </w:rPr>
             </w:pPr>
@@ -12576,7 +12999,7 @@
                 <w:kern w:val="0"/>
                 <w:sz w:val="20"/>
                 <w:szCs w:val="20"/>
-                <w:lang w:val="en-CO"/>
+                <w:lang/>
                 <w14:ligatures w14:val="none"/>
               </w:rPr>
               <w:t>2.69511117112203</w:t>
@@ -13261,11 +13684,11 @@
     <w:name w:val="Normal"/>
     <w:qFormat/>
   </w:style>
-  <w:style w:type="paragraph" w:styleId="Heading1">
+  <w:style w:type="paragraph" w:styleId="Ttulo1">
     <w:name w:val="heading 1"/>
     <w:basedOn w:val="Normal"/>
     <w:next w:val="Normal"/>
-    <w:link w:val="Heading1Char"/>
+    <w:link w:val="Ttulo1Car"/>
     <w:uiPriority w:val="9"/>
     <w:qFormat/>
     <w:rsid w:val="002F1EE9"/>
@@ -13282,11 +13705,11 @@
       <w:szCs w:val="40"/>
     </w:rPr>
   </w:style>
-  <w:style w:type="paragraph" w:styleId="Heading2">
+  <w:style w:type="paragraph" w:styleId="Ttulo2">
     <w:name w:val="heading 2"/>
     <w:basedOn w:val="Normal"/>
     <w:next w:val="Normal"/>
-    <w:link w:val="Heading2Char"/>
+    <w:link w:val="Ttulo2Car"/>
     <w:uiPriority w:val="9"/>
     <w:semiHidden/>
     <w:unhideWhenUsed/>
@@ -13305,11 +13728,11 @@
       <w:szCs w:val="32"/>
     </w:rPr>
   </w:style>
-  <w:style w:type="paragraph" w:styleId="Heading3">
+  <w:style w:type="paragraph" w:styleId="Ttulo3">
     <w:name w:val="heading 3"/>
     <w:basedOn w:val="Normal"/>
     <w:next w:val="Normal"/>
-    <w:link w:val="Heading3Char"/>
+    <w:link w:val="Ttulo3Car"/>
     <w:uiPriority w:val="9"/>
     <w:semiHidden/>
     <w:unhideWhenUsed/>
@@ -13328,11 +13751,11 @@
       <w:szCs w:val="28"/>
     </w:rPr>
   </w:style>
-  <w:style w:type="paragraph" w:styleId="Heading4">
+  <w:style w:type="paragraph" w:styleId="Ttulo4">
     <w:name w:val="heading 4"/>
     <w:basedOn w:val="Normal"/>
     <w:next w:val="Normal"/>
-    <w:link w:val="Heading4Char"/>
+    <w:link w:val="Ttulo4Car"/>
     <w:uiPriority w:val="9"/>
     <w:semiHidden/>
     <w:unhideWhenUsed/>
@@ -13351,11 +13774,11 @@
       <w:color w:val="0F4761" w:themeColor="accent1" w:themeShade="BF"/>
     </w:rPr>
   </w:style>
-  <w:style w:type="paragraph" w:styleId="Heading5">
+  <w:style w:type="paragraph" w:styleId="Ttulo5">
     <w:name w:val="heading 5"/>
     <w:basedOn w:val="Normal"/>
     <w:next w:val="Normal"/>
-    <w:link w:val="Heading5Char"/>
+    <w:link w:val="Ttulo5Car"/>
     <w:uiPriority w:val="9"/>
     <w:semiHidden/>
     <w:unhideWhenUsed/>
@@ -13372,11 +13795,11 @@
       <w:color w:val="0F4761" w:themeColor="accent1" w:themeShade="BF"/>
     </w:rPr>
   </w:style>
-  <w:style w:type="paragraph" w:styleId="Heading6">
+  <w:style w:type="paragraph" w:styleId="Ttulo6">
     <w:name w:val="heading 6"/>
     <w:basedOn w:val="Normal"/>
     <w:next w:val="Normal"/>
-    <w:link w:val="Heading6Char"/>
+    <w:link w:val="Ttulo6Car"/>
     <w:uiPriority w:val="9"/>
     <w:semiHidden/>
     <w:unhideWhenUsed/>
@@ -13395,11 +13818,11 @@
       <w:color w:val="595959" w:themeColor="text1" w:themeTint="A6"/>
     </w:rPr>
   </w:style>
-  <w:style w:type="paragraph" w:styleId="Heading7">
+  <w:style w:type="paragraph" w:styleId="Ttulo7">
     <w:name w:val="heading 7"/>
     <w:basedOn w:val="Normal"/>
     <w:next w:val="Normal"/>
-    <w:link w:val="Heading7Char"/>
+    <w:link w:val="Ttulo7Car"/>
     <w:uiPriority w:val="9"/>
     <w:semiHidden/>
     <w:unhideWhenUsed/>
@@ -13416,11 +13839,11 @@
       <w:color w:val="595959" w:themeColor="text1" w:themeTint="A6"/>
     </w:rPr>
   </w:style>
-  <w:style w:type="paragraph" w:styleId="Heading8">
+  <w:style w:type="paragraph" w:styleId="Ttulo8">
     <w:name w:val="heading 8"/>
     <w:basedOn w:val="Normal"/>
     <w:next w:val="Normal"/>
-    <w:link w:val="Heading8Char"/>
+    <w:link w:val="Ttulo8Car"/>
     <w:uiPriority w:val="9"/>
     <w:semiHidden/>
     <w:unhideWhenUsed/>
@@ -13439,11 +13862,11 @@
       <w:color w:val="272727" w:themeColor="text1" w:themeTint="D8"/>
     </w:rPr>
   </w:style>
-  <w:style w:type="paragraph" w:styleId="Heading9">
+  <w:style w:type="paragraph" w:styleId="Ttulo9">
     <w:name w:val="heading 9"/>
     <w:basedOn w:val="Normal"/>
     <w:next w:val="Normal"/>
-    <w:link w:val="Heading9Char"/>
+    <w:link w:val="Ttulo9Car"/>
     <w:uiPriority w:val="9"/>
     <w:semiHidden/>
     <w:unhideWhenUsed/>
@@ -13460,13 +13883,13 @@
       <w:color w:val="272727" w:themeColor="text1" w:themeTint="D8"/>
     </w:rPr>
   </w:style>
-  <w:style w:type="character" w:default="1" w:styleId="DefaultParagraphFont">
+  <w:style w:type="character" w:default="1" w:styleId="Fuentedeprrafopredeter">
     <w:name w:val="Default Paragraph Font"/>
     <w:uiPriority w:val="1"/>
     <w:semiHidden/>
     <w:unhideWhenUsed/>
   </w:style>
-  <w:style w:type="table" w:default="1" w:styleId="TableNormal">
+  <w:style w:type="table" w:default="1" w:styleId="Tablanormal">
     <w:name w:val="Normal Table"/>
     <w:uiPriority w:val="99"/>
     <w:semiHidden/>
@@ -13481,16 +13904,16 @@
       </w:tblCellMar>
     </w:tblPr>
   </w:style>
-  <w:style w:type="numbering" w:default="1" w:styleId="NoList">
+  <w:style w:type="numbering" w:default="1" w:styleId="Sinlista">
     <w:name w:val="No List"/>
     <w:uiPriority w:val="99"/>
     <w:semiHidden/>
     <w:unhideWhenUsed/>
   </w:style>
-  <w:style w:type="character" w:customStyle="1" w:styleId="Heading1Char">
-    <w:name w:val="Heading 1 Char"/>
-    <w:basedOn w:val="DefaultParagraphFont"/>
-    <w:link w:val="Heading1"/>
+  <w:style w:type="character" w:customStyle="1" w:styleId="Ttulo1Car">
+    <w:name w:val="Título 1 Car"/>
+    <w:basedOn w:val="Fuentedeprrafopredeter"/>
+    <w:link w:val="Ttulo1"/>
     <w:uiPriority w:val="9"/>
     <w:rsid w:val="002F1EE9"/>
     <w:rPr>
@@ -13500,10 +13923,10 @@
       <w:szCs w:val="40"/>
     </w:rPr>
   </w:style>
-  <w:style w:type="character" w:customStyle="1" w:styleId="Heading2Char">
-    <w:name w:val="Heading 2 Char"/>
-    <w:basedOn w:val="DefaultParagraphFont"/>
-    <w:link w:val="Heading2"/>
+  <w:style w:type="character" w:customStyle="1" w:styleId="Ttulo2Car">
+    <w:name w:val="Título 2 Car"/>
+    <w:basedOn w:val="Fuentedeprrafopredeter"/>
+    <w:link w:val="Ttulo2"/>
     <w:uiPriority w:val="9"/>
     <w:semiHidden/>
     <w:rsid w:val="002F1EE9"/>
@@ -13514,10 +13937,10 @@
       <w:szCs w:val="32"/>
     </w:rPr>
   </w:style>
-  <w:style w:type="character" w:customStyle="1" w:styleId="Heading3Char">
-    <w:name w:val="Heading 3 Char"/>
-    <w:basedOn w:val="DefaultParagraphFont"/>
-    <w:link w:val="Heading3"/>
+  <w:style w:type="character" w:customStyle="1" w:styleId="Ttulo3Car">
+    <w:name w:val="Título 3 Car"/>
+    <w:basedOn w:val="Fuentedeprrafopredeter"/>
+    <w:link w:val="Ttulo3"/>
     <w:uiPriority w:val="9"/>
     <w:semiHidden/>
     <w:rsid w:val="002F1EE9"/>
@@ -13528,10 +13951,10 @@
       <w:szCs w:val="28"/>
     </w:rPr>
   </w:style>
-  <w:style w:type="character" w:customStyle="1" w:styleId="Heading4Char">
-    <w:name w:val="Heading 4 Char"/>
-    <w:basedOn w:val="DefaultParagraphFont"/>
-    <w:link w:val="Heading4"/>
+  <w:style w:type="character" w:customStyle="1" w:styleId="Ttulo4Car">
+    <w:name w:val="Título 4 Car"/>
+    <w:basedOn w:val="Fuentedeprrafopredeter"/>
+    <w:link w:val="Ttulo4"/>
     <w:uiPriority w:val="9"/>
     <w:semiHidden/>
     <w:rsid w:val="002F1EE9"/>
@@ -13542,10 +13965,10 @@
       <w:color w:val="0F4761" w:themeColor="accent1" w:themeShade="BF"/>
     </w:rPr>
   </w:style>
-  <w:style w:type="character" w:customStyle="1" w:styleId="Heading5Char">
-    <w:name w:val="Heading 5 Char"/>
-    <w:basedOn w:val="DefaultParagraphFont"/>
-    <w:link w:val="Heading5"/>
+  <w:style w:type="character" w:customStyle="1" w:styleId="Ttulo5Car">
+    <w:name w:val="Título 5 Car"/>
+    <w:basedOn w:val="Fuentedeprrafopredeter"/>
+    <w:link w:val="Ttulo5"/>
     <w:uiPriority w:val="9"/>
     <w:semiHidden/>
     <w:rsid w:val="002F1EE9"/>
@@ -13554,10 +13977,10 @@
       <w:color w:val="0F4761" w:themeColor="accent1" w:themeShade="BF"/>
     </w:rPr>
   </w:style>
-  <w:style w:type="character" w:customStyle="1" w:styleId="Heading6Char">
-    <w:name w:val="Heading 6 Char"/>
-    <w:basedOn w:val="DefaultParagraphFont"/>
-    <w:link w:val="Heading6"/>
+  <w:style w:type="character" w:customStyle="1" w:styleId="Ttulo6Car">
+    <w:name w:val="Título 6 Car"/>
+    <w:basedOn w:val="Fuentedeprrafopredeter"/>
+    <w:link w:val="Ttulo6"/>
     <w:uiPriority w:val="9"/>
     <w:semiHidden/>
     <w:rsid w:val="002F1EE9"/>
@@ -13568,10 +13991,10 @@
       <w:color w:val="595959" w:themeColor="text1" w:themeTint="A6"/>
     </w:rPr>
   </w:style>
-  <w:style w:type="character" w:customStyle="1" w:styleId="Heading7Char">
-    <w:name w:val="Heading 7 Char"/>
-    <w:basedOn w:val="DefaultParagraphFont"/>
-    <w:link w:val="Heading7"/>
+  <w:style w:type="character" w:customStyle="1" w:styleId="Ttulo7Car">
+    <w:name w:val="Título 7 Car"/>
+    <w:basedOn w:val="Fuentedeprrafopredeter"/>
+    <w:link w:val="Ttulo7"/>
     <w:uiPriority w:val="9"/>
     <w:semiHidden/>
     <w:rsid w:val="002F1EE9"/>
@@ -13580,10 +14003,10 @@
       <w:color w:val="595959" w:themeColor="text1" w:themeTint="A6"/>
     </w:rPr>
   </w:style>
-  <w:style w:type="character" w:customStyle="1" w:styleId="Heading8Char">
-    <w:name w:val="Heading 8 Char"/>
-    <w:basedOn w:val="DefaultParagraphFont"/>
-    <w:link w:val="Heading8"/>
+  <w:style w:type="character" w:customStyle="1" w:styleId="Ttulo8Car">
+    <w:name w:val="Título 8 Car"/>
+    <w:basedOn w:val="Fuentedeprrafopredeter"/>
+    <w:link w:val="Ttulo8"/>
     <w:uiPriority w:val="9"/>
     <w:semiHidden/>
     <w:rsid w:val="002F1EE9"/>
@@ -13594,10 +14017,10 @@
       <w:color w:val="272727" w:themeColor="text1" w:themeTint="D8"/>
     </w:rPr>
   </w:style>
-  <w:style w:type="character" w:customStyle="1" w:styleId="Heading9Char">
-    <w:name w:val="Heading 9 Char"/>
-    <w:basedOn w:val="DefaultParagraphFont"/>
-    <w:link w:val="Heading9"/>
+  <w:style w:type="character" w:customStyle="1" w:styleId="Ttulo9Car">
+    <w:name w:val="Título 9 Car"/>
+    <w:basedOn w:val="Fuentedeprrafopredeter"/>
+    <w:link w:val="Ttulo9"/>
     <w:uiPriority w:val="9"/>
     <w:semiHidden/>
     <w:rsid w:val="002F1EE9"/>
@@ -13606,11 +14029,11 @@
       <w:color w:val="272727" w:themeColor="text1" w:themeTint="D8"/>
     </w:rPr>
   </w:style>
-  <w:style w:type="paragraph" w:styleId="Title">
+  <w:style w:type="paragraph" w:styleId="Ttulo">
     <w:name w:val="Title"/>
     <w:basedOn w:val="Normal"/>
     <w:next w:val="Normal"/>
-    <w:link w:val="TitleChar"/>
+    <w:link w:val="TtuloCar"/>
     <w:uiPriority w:val="10"/>
     <w:qFormat/>
     <w:rsid w:val="002F1EE9"/>
@@ -13626,10 +14049,10 @@
       <w:szCs w:val="56"/>
     </w:rPr>
   </w:style>
-  <w:style w:type="character" w:customStyle="1" w:styleId="TitleChar">
-    <w:name w:val="Title Char"/>
-    <w:basedOn w:val="DefaultParagraphFont"/>
-    <w:link w:val="Title"/>
+  <w:style w:type="character" w:customStyle="1" w:styleId="TtuloCar">
+    <w:name w:val="Título Car"/>
+    <w:basedOn w:val="Fuentedeprrafopredeter"/>
+    <w:link w:val="Ttulo"/>
     <w:uiPriority w:val="10"/>
     <w:rsid w:val="002F1EE9"/>
     <w:rPr>
@@ -13640,11 +14063,11 @@
       <w:szCs w:val="56"/>
     </w:rPr>
   </w:style>
-  <w:style w:type="paragraph" w:styleId="Subtitle">
+  <w:style w:type="paragraph" w:styleId="Subttulo">
     <w:name w:val="Subtitle"/>
     <w:basedOn w:val="Normal"/>
     <w:next w:val="Normal"/>
-    <w:link w:val="SubtitleChar"/>
+    <w:link w:val="SubttuloCar"/>
     <w:uiPriority w:val="11"/>
     <w:qFormat/>
     <w:rsid w:val="002F1EE9"/>
@@ -13661,10 +14084,10 @@
       <w:szCs w:val="28"/>
     </w:rPr>
   </w:style>
-  <w:style w:type="character" w:customStyle="1" w:styleId="SubtitleChar">
-    <w:name w:val="Subtitle Char"/>
-    <w:basedOn w:val="DefaultParagraphFont"/>
-    <w:link w:val="Subtitle"/>
+  <w:style w:type="character" w:customStyle="1" w:styleId="SubttuloCar">
+    <w:name w:val="Subtítulo Car"/>
+    <w:basedOn w:val="Fuentedeprrafopredeter"/>
+    <w:link w:val="Subttulo"/>
     <w:uiPriority w:val="11"/>
     <w:rsid w:val="002F1EE9"/>
     <w:rPr>
@@ -13675,11 +14098,11 @@
       <w:szCs w:val="28"/>
     </w:rPr>
   </w:style>
-  <w:style w:type="paragraph" w:styleId="Quote">
+  <w:style w:type="paragraph" w:styleId="Cita">
     <w:name w:val="Quote"/>
     <w:basedOn w:val="Normal"/>
     <w:next w:val="Normal"/>
-    <w:link w:val="QuoteChar"/>
+    <w:link w:val="CitaCar"/>
     <w:uiPriority w:val="29"/>
     <w:qFormat/>
     <w:rsid w:val="002F1EE9"/>
@@ -13693,10 +14116,10 @@
       <w:color w:val="404040" w:themeColor="text1" w:themeTint="BF"/>
     </w:rPr>
   </w:style>
-  <w:style w:type="character" w:customStyle="1" w:styleId="QuoteChar">
-    <w:name w:val="Quote Char"/>
-    <w:basedOn w:val="DefaultParagraphFont"/>
-    <w:link w:val="Quote"/>
+  <w:style w:type="character" w:customStyle="1" w:styleId="CitaCar">
+    <w:name w:val="Cita Car"/>
+    <w:basedOn w:val="Fuentedeprrafopredeter"/>
+    <w:link w:val="Cita"/>
     <w:uiPriority w:val="29"/>
     <w:rsid w:val="002F1EE9"/>
     <w:rPr>
@@ -13705,7 +14128,7 @@
       <w:color w:val="404040" w:themeColor="text1" w:themeTint="BF"/>
     </w:rPr>
   </w:style>
-  <w:style w:type="paragraph" w:styleId="ListParagraph">
+  <w:style w:type="paragraph" w:styleId="Prrafodelista">
     <w:name w:val="List Paragraph"/>
     <w:basedOn w:val="Normal"/>
     <w:uiPriority w:val="34"/>
@@ -13716,9 +14139,9 @@
       <w:contextualSpacing/>
     </w:pPr>
   </w:style>
-  <w:style w:type="character" w:styleId="IntenseEmphasis">
+  <w:style w:type="character" w:styleId="nfasisintenso">
     <w:name w:val="Intense Emphasis"/>
-    <w:basedOn w:val="DefaultParagraphFont"/>
+    <w:basedOn w:val="Fuentedeprrafopredeter"/>
     <w:uiPriority w:val="21"/>
     <w:qFormat/>
     <w:rsid w:val="002F1EE9"/>
@@ -13728,11 +14151,11 @@
       <w:color w:val="0F4761" w:themeColor="accent1" w:themeShade="BF"/>
     </w:rPr>
   </w:style>
-  <w:style w:type="paragraph" w:styleId="IntenseQuote">
+  <w:style w:type="paragraph" w:styleId="Citadestacada">
     <w:name w:val="Intense Quote"/>
     <w:basedOn w:val="Normal"/>
     <w:next w:val="Normal"/>
-    <w:link w:val="IntenseQuoteChar"/>
+    <w:link w:val="CitadestacadaCar"/>
     <w:uiPriority w:val="30"/>
     <w:qFormat/>
     <w:rsid w:val="002F1EE9"/>
@@ -13751,10 +14174,10 @@
       <w:color w:val="0F4761" w:themeColor="accent1" w:themeShade="BF"/>
     </w:rPr>
   </w:style>
-  <w:style w:type="character" w:customStyle="1" w:styleId="IntenseQuoteChar">
-    <w:name w:val="Intense Quote Char"/>
-    <w:basedOn w:val="DefaultParagraphFont"/>
-    <w:link w:val="IntenseQuote"/>
+  <w:style w:type="character" w:customStyle="1" w:styleId="CitadestacadaCar">
+    <w:name w:val="Cita destacada Car"/>
+    <w:basedOn w:val="Fuentedeprrafopredeter"/>
+    <w:link w:val="Citadestacada"/>
     <w:uiPriority w:val="30"/>
     <w:rsid w:val="002F1EE9"/>
     <w:rPr>
@@ -13763,9 +14186,9 @@
       <w:color w:val="0F4761" w:themeColor="accent1" w:themeShade="BF"/>
     </w:rPr>
   </w:style>
-  <w:style w:type="character" w:styleId="IntenseReference">
+  <w:style w:type="character" w:styleId="Referenciaintensa">
     <w:name w:val="Intense Reference"/>
-    <w:basedOn w:val="DefaultParagraphFont"/>
+    <w:basedOn w:val="Fuentedeprrafopredeter"/>
     <w:uiPriority w:val="32"/>
     <w:qFormat/>
     <w:rsid w:val="002F1EE9"/>
@@ -13777,10 +14200,10 @@
       <w:spacing w:val="5"/>
     </w:rPr>
   </w:style>
-  <w:style w:type="paragraph" w:styleId="Header">
+  <w:style w:type="paragraph" w:styleId="Encabezado">
     <w:name w:val="header"/>
     <w:basedOn w:val="Normal"/>
-    <w:link w:val="HeaderChar"/>
+    <w:link w:val="EncabezadoCar"/>
     <w:uiPriority w:val="99"/>
     <w:unhideWhenUsed/>
     <w:rsid w:val="00424255"/>
@@ -13792,17 +14215,17 @@
       <w:spacing w:after="0" w:line="240" w:lineRule="auto"/>
     </w:pPr>
   </w:style>
-  <w:style w:type="character" w:customStyle="1" w:styleId="HeaderChar">
-    <w:name w:val="Header Char"/>
-    <w:basedOn w:val="DefaultParagraphFont"/>
-    <w:link w:val="Header"/>
+  <w:style w:type="character" w:customStyle="1" w:styleId="EncabezadoCar">
+    <w:name w:val="Encabezado Car"/>
+    <w:basedOn w:val="Fuentedeprrafopredeter"/>
+    <w:link w:val="Encabezado"/>
     <w:uiPriority w:val="99"/>
     <w:rsid w:val="00424255"/>
   </w:style>
-  <w:style w:type="paragraph" w:styleId="Footer">
+  <w:style w:type="paragraph" w:styleId="Piedepgina">
     <w:name w:val="footer"/>
     <w:basedOn w:val="Normal"/>
-    <w:link w:val="FooterChar"/>
+    <w:link w:val="PiedepginaCar"/>
     <w:uiPriority w:val="99"/>
     <w:unhideWhenUsed/>
     <w:rsid w:val="00424255"/>
@@ -13814,10 +14237,10 @@
       <w:spacing w:after="0" w:line="240" w:lineRule="auto"/>
     </w:pPr>
   </w:style>
-  <w:style w:type="character" w:customStyle="1" w:styleId="FooterChar">
-    <w:name w:val="Footer Char"/>
-    <w:basedOn w:val="DefaultParagraphFont"/>
-    <w:link w:val="Footer"/>
+  <w:style w:type="character" w:customStyle="1" w:styleId="PiedepginaCar">
+    <w:name w:val="Pie de página Car"/>
+    <w:basedOn w:val="Fuentedeprrafopredeter"/>
+    <w:link w:val="Piedepgina"/>
     <w:uiPriority w:val="99"/>
     <w:rsid w:val="00424255"/>
   </w:style>
@@ -13854,17 +14277,17 @@
   </w:style>
   <w:style w:type="character" w:customStyle="1" w:styleId="normaltextrun">
     <w:name w:val="normaltextrun"/>
-    <w:basedOn w:val="DefaultParagraphFont"/>
+    <w:basedOn w:val="Fuentedeprrafopredeter"/>
     <w:rsid w:val="004C1576"/>
   </w:style>
   <w:style w:type="character" w:customStyle="1" w:styleId="eop">
     <w:name w:val="eop"/>
-    <w:basedOn w:val="DefaultParagraphFont"/>
+    <w:basedOn w:val="Fuentedeprrafopredeter"/>
     <w:rsid w:val="004C1576"/>
   </w:style>
   <w:style w:type="character" w:customStyle="1" w:styleId="wacimagecontainer">
     <w:name w:val="wacimagecontainer"/>
-    <w:basedOn w:val="DefaultParagraphFont"/>
+    <w:basedOn w:val="Fuentedeprrafopredeter"/>
     <w:rsid w:val="000F57F4"/>
   </w:style>
   <w:style w:type="paragraph" w:customStyle="1" w:styleId="font-claude-response-body">
@@ -13877,13 +14300,13 @@
     <w:rPr>
       <w:rFonts w:ascii="Times New Roman" w:eastAsia="Times New Roman" w:hAnsi="Times New Roman" w:cs="Times New Roman"/>
       <w:kern w:val="0"/>
-      <w:lang w:val="en-CO"/>
+      <w:lang/>
       <w14:ligatures w14:val="none"/>
     </w:rPr>
   </w:style>
-  <w:style w:type="character" w:styleId="Strong">
+  <w:style w:type="character" w:styleId="Fuerte">
     <w:name w:val="Strong"/>
-    <w:basedOn w:val="DefaultParagraphFont"/>
+    <w:basedOn w:val="Fuentedeprrafopredeter"/>
     <w:uiPriority w:val="22"/>
     <w:qFormat/>
     <w:rsid w:val="00ED3FFB"/>

--- a/Caso Web Analytics .docx
+++ b/Caso Web Analytics .docx
@@ -1018,7 +1018,7 @@
     </w:p>
     <w:p>
       <w:pPr>
-        <w:pStyle w:val="Prrafodelista"/>
+        <w:pStyle w:val="ListParagraph"/>
         <w:numPr>
           <w:ilvl w:val="0"/>
           <w:numId w:val="2"/>
@@ -1518,7 +1518,7 @@
     </w:p>
     <w:p>
       <w:pPr>
-        <w:pStyle w:val="Prrafodelista"/>
+        <w:pStyle w:val="ListParagraph"/>
         <w:numPr>
           <w:ilvl w:val="0"/>
           <w:numId w:val="2"/>
@@ -8139,7 +8139,7 @@
     </w:p>
     <w:p>
       <w:pPr>
-        <w:pStyle w:val="Prrafodelista"/>
+        <w:pStyle w:val="ListParagraph"/>
         <w:numPr>
           <w:ilvl w:val="0"/>
           <w:numId w:val="2"/>
@@ -8148,27 +8148,1415 @@
           <w:rFonts w:ascii="Times New Roman" w:hAnsi="Times New Roman" w:cs="Times New Roman"/>
           <w:b/>
           <w:bCs/>
-          <w:highlight w:val="yellow"/>
-        </w:rPr>
-      </w:pPr>
-      <w:r>
+        </w:rPr>
+      </w:pPr>
+      <w:r>
+        <w:rPr>
+          <w:rFonts w:ascii="Times New Roman" w:hAnsi="Times New Roman" w:cs="Times New Roman"/>
+          <w:b/>
+          <w:bCs/>
+        </w:rPr>
+        <w:lastRenderedPageBreak/>
+        <w:t>Gráficos</w:t>
+      </w:r>
+      <w:r>
+        <w:rPr>
+          <w:rFonts w:ascii="Times New Roman" w:hAnsi="Times New Roman" w:cs="Times New Roman"/>
+          <w:b/>
+          <w:bCs/>
+        </w:rPr>
+        <w:t xml:space="preserve"> promedio periodos </w:t>
+      </w:r>
+    </w:p>
+    <w:tbl>
+      <w:tblPr>
+        <w:tblW w:w="0" w:type="auto"/>
+        <w:tblCellMar>
+          <w:left w:w="0" w:type="dxa"/>
+          <w:right w:w="0" w:type="dxa"/>
+        </w:tblCellMar>
+        <w:tblLook w:val="04A0" w:firstRow="1" w:lastRow="0" w:firstColumn="1" w:lastColumn="0" w:noHBand="0" w:noVBand="1"/>
+      </w:tblPr>
+      <w:tblGrid>
+        <w:gridCol w:w="1028"/>
+        <w:gridCol w:w="1664"/>
+        <w:gridCol w:w="1663"/>
+        <w:gridCol w:w="1663"/>
+        <w:gridCol w:w="1663"/>
+        <w:gridCol w:w="1663"/>
+      </w:tblGrid>
+      <w:tr>
+        <w:trPr>
+          <w:trHeight w:val="165"/>
+        </w:trPr>
+        <w:tc>
+          <w:tcPr>
+            <w:tcW w:w="855" w:type="dxa"/>
+            <w:tcBorders>
+              <w:top w:val="single" w:sz="6" w:space="0" w:color="000000"/>
+              <w:left w:val="single" w:sz="6" w:space="0" w:color="000000"/>
+              <w:bottom w:val="single" w:sz="6" w:space="0" w:color="000000"/>
+              <w:right w:val="single" w:sz="6" w:space="0" w:color="000000"/>
+            </w:tcBorders>
+            <w:shd w:val="clear" w:color="auto" w:fill="B0B3B2"/>
+            <w:tcMar>
+              <w:top w:w="60" w:type="dxa"/>
+              <w:left w:w="60" w:type="dxa"/>
+              <w:bottom w:w="60" w:type="dxa"/>
+              <w:right w:w="60" w:type="dxa"/>
+            </w:tcMar>
+            <w:hideMark/>
+          </w:tcPr>
+          <w:p>
+            <w:pPr>
+              <w:spacing w:after="0" w:line="240" w:lineRule="auto"/>
+              <w:rPr>
+                <w:rFonts w:ascii="Times New Roman" w:eastAsia="Times New Roman" w:hAnsi="Times New Roman" w:cs="Times New Roman"/>
+                <w:kern w:val="0"/>
+                <w:sz w:val="20"/>
+                <w:szCs w:val="20"/>
+                <w:lang w:val="en-CO"/>
+                <w14:ligatures w14:val="none"/>
+              </w:rPr>
+            </w:pPr>
+            <w:r>
+              <w:rPr>
+                <w:rFonts w:ascii="Times New Roman" w:eastAsia="Times New Roman" w:hAnsi="Times New Roman" w:cs="Times New Roman"/>
+                <w:b/>
+                <w:bCs/>
+                <w:color w:val="000000"/>
+                <w:kern w:val="0"/>
+                <w:sz w:val="20"/>
+                <w:szCs w:val="20"/>
+                <w:lang w:val="en-CO"/>
+                <w14:ligatures w14:val="none"/>
+              </w:rPr>
+              <w:t>Period</w:t>
+            </w:r>
+          </w:p>
+        </w:tc>
+        <w:tc>
+          <w:tcPr>
+            <w:tcW w:w="1290" w:type="dxa"/>
+            <w:tcBorders>
+              <w:top w:val="single" w:sz="6" w:space="0" w:color="000000"/>
+              <w:left w:val="single" w:sz="6" w:space="0" w:color="000000"/>
+              <w:bottom w:val="single" w:sz="6" w:space="0" w:color="000000"/>
+              <w:right w:val="single" w:sz="6" w:space="0" w:color="000000"/>
+            </w:tcBorders>
+            <w:shd w:val="clear" w:color="auto" w:fill="B0B3B2"/>
+            <w:tcMar>
+              <w:top w:w="60" w:type="dxa"/>
+              <w:left w:w="60" w:type="dxa"/>
+              <w:bottom w:w="60" w:type="dxa"/>
+              <w:right w:w="60" w:type="dxa"/>
+            </w:tcMar>
+            <w:hideMark/>
+          </w:tcPr>
+          <w:p>
+            <w:pPr>
+              <w:spacing w:after="0" w:line="240" w:lineRule="auto"/>
+              <w:rPr>
+                <w:rFonts w:ascii="Times New Roman" w:eastAsia="Times New Roman" w:hAnsi="Times New Roman" w:cs="Times New Roman"/>
+                <w:kern w:val="0"/>
+                <w:sz w:val="20"/>
+                <w:szCs w:val="20"/>
+                <w:lang w:val="en-CO"/>
+                <w14:ligatures w14:val="none"/>
+              </w:rPr>
+            </w:pPr>
+            <w:r>
+              <w:rPr>
+                <w:rFonts w:ascii="Times New Roman" w:eastAsia="Times New Roman" w:hAnsi="Times New Roman" w:cs="Times New Roman"/>
+                <w:b/>
+                <w:bCs/>
+                <w:color w:val="000000"/>
+                <w:kern w:val="0"/>
+                <w:sz w:val="20"/>
+                <w:szCs w:val="20"/>
+                <w:lang w:val="en-CO"/>
+                <w14:ligatures w14:val="none"/>
+              </w:rPr>
+              <w:t>Visits</w:t>
+            </w:r>
+          </w:p>
+        </w:tc>
+        <w:tc>
+          <w:tcPr>
+            <w:tcW w:w="1290" w:type="dxa"/>
+            <w:tcBorders>
+              <w:top w:val="single" w:sz="6" w:space="0" w:color="000000"/>
+              <w:left w:val="single" w:sz="6" w:space="0" w:color="000000"/>
+              <w:bottom w:val="single" w:sz="6" w:space="0" w:color="000000"/>
+              <w:right w:val="single" w:sz="6" w:space="0" w:color="000000"/>
+            </w:tcBorders>
+            <w:shd w:val="clear" w:color="auto" w:fill="B0B3B2"/>
+            <w:tcMar>
+              <w:top w:w="60" w:type="dxa"/>
+              <w:left w:w="60" w:type="dxa"/>
+              <w:bottom w:w="60" w:type="dxa"/>
+              <w:right w:w="60" w:type="dxa"/>
+            </w:tcMar>
+            <w:hideMark/>
+          </w:tcPr>
+          <w:p>
+            <w:pPr>
+              <w:spacing w:after="0" w:line="240" w:lineRule="auto"/>
+              <w:rPr>
+                <w:rFonts w:ascii="Times New Roman" w:eastAsia="Times New Roman" w:hAnsi="Times New Roman" w:cs="Times New Roman"/>
+                <w:kern w:val="0"/>
+                <w:sz w:val="20"/>
+                <w:szCs w:val="20"/>
+                <w:lang w:val="en-CO"/>
+                <w14:ligatures w14:val="none"/>
+              </w:rPr>
+            </w:pPr>
+            <w:r>
+              <w:rPr>
+                <w:rFonts w:ascii="Times New Roman" w:eastAsia="Times New Roman" w:hAnsi="Times New Roman" w:cs="Times New Roman"/>
+                <w:b/>
+                <w:bCs/>
+                <w:color w:val="000000"/>
+                <w:kern w:val="0"/>
+                <w:sz w:val="20"/>
+                <w:szCs w:val="20"/>
+                <w:lang w:val="en-CO"/>
+                <w14:ligatures w14:val="none"/>
+              </w:rPr>
+              <w:t>Unique_Visits</w:t>
+            </w:r>
+          </w:p>
+        </w:tc>
+        <w:tc>
+          <w:tcPr>
+            <w:tcW w:w="1290" w:type="dxa"/>
+            <w:tcBorders>
+              <w:top w:val="single" w:sz="6" w:space="0" w:color="000000"/>
+              <w:left w:val="single" w:sz="6" w:space="0" w:color="000000"/>
+              <w:bottom w:val="single" w:sz="6" w:space="0" w:color="000000"/>
+              <w:right w:val="single" w:sz="6" w:space="0" w:color="000000"/>
+            </w:tcBorders>
+            <w:shd w:val="clear" w:color="auto" w:fill="B0B3B2"/>
+            <w:tcMar>
+              <w:top w:w="60" w:type="dxa"/>
+              <w:left w:w="60" w:type="dxa"/>
+              <w:bottom w:w="60" w:type="dxa"/>
+              <w:right w:w="60" w:type="dxa"/>
+            </w:tcMar>
+            <w:hideMark/>
+          </w:tcPr>
+          <w:p>
+            <w:pPr>
+              <w:spacing w:after="0" w:line="240" w:lineRule="auto"/>
+              <w:rPr>
+                <w:rFonts w:ascii="Times New Roman" w:eastAsia="Times New Roman" w:hAnsi="Times New Roman" w:cs="Times New Roman"/>
+                <w:kern w:val="0"/>
+                <w:sz w:val="20"/>
+                <w:szCs w:val="20"/>
+                <w:lang w:val="en-CO"/>
+                <w14:ligatures w14:val="none"/>
+              </w:rPr>
+            </w:pPr>
+            <w:r>
+              <w:rPr>
+                <w:rFonts w:ascii="Times New Roman" w:eastAsia="Times New Roman" w:hAnsi="Times New Roman" w:cs="Times New Roman"/>
+                <w:b/>
+                <w:bCs/>
+                <w:color w:val="000000"/>
+                <w:kern w:val="0"/>
+                <w:sz w:val="20"/>
+                <w:szCs w:val="20"/>
+                <w:lang w:val="en-CO"/>
+                <w14:ligatures w14:val="none"/>
+              </w:rPr>
+              <w:t>Revenue</w:t>
+            </w:r>
+          </w:p>
+        </w:tc>
+        <w:tc>
+          <w:tcPr>
+            <w:tcW w:w="1290" w:type="dxa"/>
+            <w:tcBorders>
+              <w:top w:val="single" w:sz="6" w:space="0" w:color="000000"/>
+              <w:left w:val="single" w:sz="6" w:space="0" w:color="000000"/>
+              <w:bottom w:val="single" w:sz="6" w:space="0" w:color="000000"/>
+              <w:right w:val="single" w:sz="6" w:space="0" w:color="000000"/>
+            </w:tcBorders>
+            <w:shd w:val="clear" w:color="auto" w:fill="B0B3B2"/>
+            <w:tcMar>
+              <w:top w:w="60" w:type="dxa"/>
+              <w:left w:w="60" w:type="dxa"/>
+              <w:bottom w:w="60" w:type="dxa"/>
+              <w:right w:w="60" w:type="dxa"/>
+            </w:tcMar>
+            <w:hideMark/>
+          </w:tcPr>
+          <w:p>
+            <w:pPr>
+              <w:spacing w:after="0" w:line="240" w:lineRule="auto"/>
+              <w:rPr>
+                <w:rFonts w:ascii="Times New Roman" w:eastAsia="Times New Roman" w:hAnsi="Times New Roman" w:cs="Times New Roman"/>
+                <w:kern w:val="0"/>
+                <w:sz w:val="20"/>
+                <w:szCs w:val="20"/>
+                <w:lang w:val="en-CO"/>
+                <w14:ligatures w14:val="none"/>
+              </w:rPr>
+            </w:pPr>
+            <w:r>
+              <w:rPr>
+                <w:rFonts w:ascii="Times New Roman" w:eastAsia="Times New Roman" w:hAnsi="Times New Roman" w:cs="Times New Roman"/>
+                <w:b/>
+                <w:bCs/>
+                <w:color w:val="000000"/>
+                <w:kern w:val="0"/>
+                <w:sz w:val="20"/>
+                <w:szCs w:val="20"/>
+                <w:lang w:val="en-CO"/>
+                <w14:ligatures w14:val="none"/>
+              </w:rPr>
+              <w:t>Profit</w:t>
+            </w:r>
+          </w:p>
+        </w:tc>
+        <w:tc>
+          <w:tcPr>
+            <w:tcW w:w="1290" w:type="dxa"/>
+            <w:tcBorders>
+              <w:top w:val="single" w:sz="6" w:space="0" w:color="000000"/>
+              <w:left w:val="single" w:sz="6" w:space="0" w:color="000000"/>
+              <w:bottom w:val="single" w:sz="6" w:space="0" w:color="000000"/>
+              <w:right w:val="single" w:sz="6" w:space="0" w:color="000000"/>
+            </w:tcBorders>
+            <w:shd w:val="clear" w:color="auto" w:fill="B0B3B2"/>
+            <w:tcMar>
+              <w:top w:w="60" w:type="dxa"/>
+              <w:left w:w="60" w:type="dxa"/>
+              <w:bottom w:w="60" w:type="dxa"/>
+              <w:right w:w="60" w:type="dxa"/>
+            </w:tcMar>
+            <w:hideMark/>
+          </w:tcPr>
+          <w:p>
+            <w:pPr>
+              <w:spacing w:after="0" w:line="240" w:lineRule="auto"/>
+              <w:rPr>
+                <w:rFonts w:ascii="Times New Roman" w:eastAsia="Times New Roman" w:hAnsi="Times New Roman" w:cs="Times New Roman"/>
+                <w:kern w:val="0"/>
+                <w:sz w:val="20"/>
+                <w:szCs w:val="20"/>
+                <w:lang w:val="en-CO"/>
+                <w14:ligatures w14:val="none"/>
+              </w:rPr>
+            </w:pPr>
+            <w:r>
+              <w:rPr>
+                <w:rFonts w:ascii="Times New Roman" w:eastAsia="Times New Roman" w:hAnsi="Times New Roman" w:cs="Times New Roman"/>
+                <w:b/>
+                <w:bCs/>
+                <w:color w:val="000000"/>
+                <w:kern w:val="0"/>
+                <w:sz w:val="20"/>
+                <w:szCs w:val="20"/>
+                <w:lang w:val="en-CO"/>
+                <w14:ligatures w14:val="none"/>
+              </w:rPr>
+              <w:t>Lbs_Sold</w:t>
+            </w:r>
+          </w:p>
+        </w:tc>
+      </w:tr>
+      <w:tr>
+        <w:trPr>
+          <w:trHeight w:val="180"/>
+        </w:trPr>
+        <w:tc>
+          <w:tcPr>
+            <w:tcW w:w="855" w:type="dxa"/>
+            <w:tcBorders>
+              <w:top w:val="single" w:sz="6" w:space="0" w:color="000000"/>
+              <w:left w:val="single" w:sz="6" w:space="0" w:color="000000"/>
+              <w:bottom w:val="single" w:sz="6" w:space="0" w:color="000000"/>
+              <w:right w:val="single" w:sz="6" w:space="0" w:color="000000"/>
+            </w:tcBorders>
+            <w:shd w:val="clear" w:color="auto" w:fill="D4D4D4"/>
+            <w:tcMar>
+              <w:top w:w="60" w:type="dxa"/>
+              <w:left w:w="60" w:type="dxa"/>
+              <w:bottom w:w="60" w:type="dxa"/>
+              <w:right w:w="60" w:type="dxa"/>
+            </w:tcMar>
+            <w:hideMark/>
+          </w:tcPr>
+          <w:p>
+            <w:pPr>
+              <w:spacing w:after="0" w:line="240" w:lineRule="auto"/>
+              <w:rPr>
+                <w:rFonts w:ascii="Times New Roman" w:eastAsia="Times New Roman" w:hAnsi="Times New Roman" w:cs="Times New Roman"/>
+                <w:kern w:val="0"/>
+                <w:sz w:val="20"/>
+                <w:szCs w:val="20"/>
+                <w:lang w:val="en-CO"/>
+                <w14:ligatures w14:val="none"/>
+              </w:rPr>
+            </w:pPr>
+            <w:r>
+              <w:rPr>
+                <w:rFonts w:ascii="Times New Roman" w:eastAsia="Times New Roman" w:hAnsi="Times New Roman" w:cs="Times New Roman"/>
+                <w:b/>
+                <w:bCs/>
+                <w:color w:val="000000"/>
+                <w:kern w:val="0"/>
+                <w:sz w:val="20"/>
+                <w:szCs w:val="20"/>
+                <w:lang w:val="en-CO"/>
+                <w14:ligatures w14:val="none"/>
+              </w:rPr>
+              <w:t>Initial</w:t>
+            </w:r>
+          </w:p>
+        </w:tc>
+        <w:tc>
+          <w:tcPr>
+            <w:tcW w:w="1290" w:type="dxa"/>
+            <w:tcBorders>
+              <w:top w:val="single" w:sz="6" w:space="0" w:color="000000"/>
+              <w:left w:val="single" w:sz="6" w:space="0" w:color="000000"/>
+              <w:bottom w:val="single" w:sz="6" w:space="0" w:color="000000"/>
+              <w:right w:val="single" w:sz="6" w:space="0" w:color="000000"/>
+            </w:tcBorders>
+            <w:tcMar>
+              <w:top w:w="60" w:type="dxa"/>
+              <w:left w:w="60" w:type="dxa"/>
+              <w:bottom w:w="60" w:type="dxa"/>
+              <w:right w:w="60" w:type="dxa"/>
+            </w:tcMar>
+            <w:hideMark/>
+          </w:tcPr>
+          <w:p>
+            <w:pPr>
+              <w:spacing w:after="0" w:line="240" w:lineRule="auto"/>
+              <w:rPr>
+                <w:rFonts w:ascii="Times New Roman" w:eastAsia="Times New Roman" w:hAnsi="Times New Roman" w:cs="Times New Roman"/>
+                <w:kern w:val="0"/>
+                <w:sz w:val="20"/>
+                <w:szCs w:val="20"/>
+                <w:lang w:val="en-CO"/>
+                <w14:ligatures w14:val="none"/>
+              </w:rPr>
+            </w:pPr>
+            <w:r>
+              <w:rPr>
+                <w:rFonts w:ascii="Times New Roman" w:eastAsia="Times New Roman" w:hAnsi="Times New Roman" w:cs="Times New Roman"/>
+                <w:color w:val="000000"/>
+                <w:kern w:val="0"/>
+                <w:sz w:val="20"/>
+                <w:szCs w:val="20"/>
+                <w:lang w:val="en-CO"/>
+                <w14:ligatures w14:val="none"/>
+              </w:rPr>
+              <w:t>1055.21428571429</w:t>
+            </w:r>
+          </w:p>
+        </w:tc>
+        <w:tc>
+          <w:tcPr>
+            <w:tcW w:w="1290" w:type="dxa"/>
+            <w:tcBorders>
+              <w:top w:val="single" w:sz="6" w:space="0" w:color="000000"/>
+              <w:left w:val="single" w:sz="6" w:space="0" w:color="000000"/>
+              <w:bottom w:val="single" w:sz="6" w:space="0" w:color="000000"/>
+              <w:right w:val="single" w:sz="6" w:space="0" w:color="000000"/>
+            </w:tcBorders>
+            <w:tcMar>
+              <w:top w:w="60" w:type="dxa"/>
+              <w:left w:w="60" w:type="dxa"/>
+              <w:bottom w:w="60" w:type="dxa"/>
+              <w:right w:w="60" w:type="dxa"/>
+            </w:tcMar>
+            <w:hideMark/>
+          </w:tcPr>
+          <w:p>
+            <w:pPr>
+              <w:spacing w:after="0" w:line="240" w:lineRule="auto"/>
+              <w:rPr>
+                <w:rFonts w:ascii="Times New Roman" w:eastAsia="Times New Roman" w:hAnsi="Times New Roman" w:cs="Times New Roman"/>
+                <w:kern w:val="0"/>
+                <w:sz w:val="20"/>
+                <w:szCs w:val="20"/>
+                <w:lang w:val="en-CO"/>
+                <w14:ligatures w14:val="none"/>
+              </w:rPr>
+            </w:pPr>
+            <w:r>
+              <w:rPr>
+                <w:rFonts w:ascii="Times New Roman" w:eastAsia="Times New Roman" w:hAnsi="Times New Roman" w:cs="Times New Roman"/>
+                <w:color w:val="000000"/>
+                <w:kern w:val="0"/>
+                <w:sz w:val="20"/>
+                <w:szCs w:val="20"/>
+                <w:lang w:val="en-CO"/>
+                <w14:ligatures w14:val="none"/>
+              </w:rPr>
+              <w:t>975.928571428571</w:t>
+            </w:r>
+          </w:p>
+        </w:tc>
+        <w:tc>
+          <w:tcPr>
+            <w:tcW w:w="1290" w:type="dxa"/>
+            <w:tcBorders>
+              <w:top w:val="single" w:sz="6" w:space="0" w:color="000000"/>
+              <w:left w:val="single" w:sz="6" w:space="0" w:color="000000"/>
+              <w:bottom w:val="single" w:sz="6" w:space="0" w:color="000000"/>
+              <w:right w:val="single" w:sz="6" w:space="0" w:color="000000"/>
+            </w:tcBorders>
+            <w:tcMar>
+              <w:top w:w="60" w:type="dxa"/>
+              <w:left w:w="60" w:type="dxa"/>
+              <w:bottom w:w="60" w:type="dxa"/>
+              <w:right w:w="60" w:type="dxa"/>
+            </w:tcMar>
+            <w:hideMark/>
+          </w:tcPr>
+          <w:p>
+            <w:pPr>
+              <w:spacing w:after="0" w:line="240" w:lineRule="auto"/>
+              <w:rPr>
+                <w:rFonts w:ascii="Times New Roman" w:eastAsia="Times New Roman" w:hAnsi="Times New Roman" w:cs="Times New Roman"/>
+                <w:kern w:val="0"/>
+                <w:sz w:val="20"/>
+                <w:szCs w:val="20"/>
+                <w:lang w:val="en-CO"/>
+                <w14:ligatures w14:val="none"/>
+              </w:rPr>
+            </w:pPr>
+            <w:r>
+              <w:rPr>
+                <w:rFonts w:ascii="Times New Roman" w:eastAsia="Times New Roman" w:hAnsi="Times New Roman" w:cs="Times New Roman"/>
+                <w:color w:val="000000"/>
+                <w:kern w:val="0"/>
+                <w:sz w:val="20"/>
+                <w:szCs w:val="20"/>
+                <w:lang w:val="en-CO"/>
+                <w14:ligatures w14:val="none"/>
+              </w:rPr>
+              <w:t>608250.123</w:t>
+            </w:r>
+          </w:p>
+        </w:tc>
+        <w:tc>
+          <w:tcPr>
+            <w:tcW w:w="1290" w:type="dxa"/>
+            <w:tcBorders>
+              <w:top w:val="single" w:sz="6" w:space="0" w:color="000000"/>
+              <w:left w:val="single" w:sz="6" w:space="0" w:color="000000"/>
+              <w:bottom w:val="single" w:sz="6" w:space="0" w:color="000000"/>
+              <w:right w:val="single" w:sz="6" w:space="0" w:color="000000"/>
+            </w:tcBorders>
+            <w:tcMar>
+              <w:top w:w="60" w:type="dxa"/>
+              <w:left w:w="60" w:type="dxa"/>
+              <w:bottom w:w="60" w:type="dxa"/>
+              <w:right w:w="60" w:type="dxa"/>
+            </w:tcMar>
+            <w:hideMark/>
+          </w:tcPr>
+          <w:p>
+            <w:pPr>
+              <w:spacing w:after="0" w:line="240" w:lineRule="auto"/>
+              <w:rPr>
+                <w:rFonts w:ascii="Times New Roman" w:eastAsia="Times New Roman" w:hAnsi="Times New Roman" w:cs="Times New Roman"/>
+                <w:kern w:val="0"/>
+                <w:sz w:val="20"/>
+                <w:szCs w:val="20"/>
+                <w:lang w:val="en-CO"/>
+                <w14:ligatures w14:val="none"/>
+              </w:rPr>
+            </w:pPr>
+            <w:r>
+              <w:rPr>
+                <w:rFonts w:ascii="Times New Roman" w:eastAsia="Times New Roman" w:hAnsi="Times New Roman" w:cs="Times New Roman"/>
+                <w:color w:val="000000"/>
+                <w:kern w:val="0"/>
+                <w:sz w:val="20"/>
+                <w:szCs w:val="20"/>
+                <w:lang w:val="en-CO"/>
+                <w14:ligatures w14:val="none"/>
+              </w:rPr>
+              <w:t>200233.407142857</w:t>
+            </w:r>
+          </w:p>
+        </w:tc>
+        <w:tc>
+          <w:tcPr>
+            <w:tcW w:w="1290" w:type="dxa"/>
+            <w:tcBorders>
+              <w:top w:val="single" w:sz="6" w:space="0" w:color="000000"/>
+              <w:left w:val="single" w:sz="6" w:space="0" w:color="000000"/>
+              <w:bottom w:val="single" w:sz="6" w:space="0" w:color="000000"/>
+              <w:right w:val="single" w:sz="6" w:space="0" w:color="000000"/>
+            </w:tcBorders>
+            <w:tcMar>
+              <w:top w:w="60" w:type="dxa"/>
+              <w:left w:w="60" w:type="dxa"/>
+              <w:bottom w:w="60" w:type="dxa"/>
+              <w:right w:w="60" w:type="dxa"/>
+            </w:tcMar>
+            <w:hideMark/>
+          </w:tcPr>
+          <w:p>
+            <w:pPr>
+              <w:spacing w:after="0" w:line="240" w:lineRule="auto"/>
+              <w:rPr>
+                <w:rFonts w:ascii="Times New Roman" w:eastAsia="Times New Roman" w:hAnsi="Times New Roman" w:cs="Times New Roman"/>
+                <w:kern w:val="0"/>
+                <w:sz w:val="20"/>
+                <w:szCs w:val="20"/>
+                <w:lang w:val="en-CO"/>
+                <w14:ligatures w14:val="none"/>
+              </w:rPr>
+            </w:pPr>
+            <w:r>
+              <w:rPr>
+                <w:rFonts w:ascii="Times New Roman" w:eastAsia="Times New Roman" w:hAnsi="Times New Roman" w:cs="Times New Roman"/>
+                <w:color w:val="000000"/>
+                <w:kern w:val="0"/>
+                <w:sz w:val="20"/>
+                <w:szCs w:val="20"/>
+                <w:lang w:val="en-CO"/>
+                <w14:ligatures w14:val="none"/>
+              </w:rPr>
+              <w:t>18736.7285</w:t>
+            </w:r>
+          </w:p>
+        </w:tc>
+      </w:tr>
+      <w:tr>
+        <w:trPr>
+          <w:trHeight w:val="165"/>
+        </w:trPr>
+        <w:tc>
+          <w:tcPr>
+            <w:tcW w:w="855" w:type="dxa"/>
+            <w:tcBorders>
+              <w:top w:val="single" w:sz="6" w:space="0" w:color="000000"/>
+              <w:left w:val="single" w:sz="6" w:space="0" w:color="000000"/>
+              <w:bottom w:val="single" w:sz="6" w:space="0" w:color="000000"/>
+              <w:right w:val="single" w:sz="6" w:space="0" w:color="000000"/>
+            </w:tcBorders>
+            <w:shd w:val="clear" w:color="auto" w:fill="D4D4D4"/>
+            <w:tcMar>
+              <w:top w:w="60" w:type="dxa"/>
+              <w:left w:w="60" w:type="dxa"/>
+              <w:bottom w:w="60" w:type="dxa"/>
+              <w:right w:w="60" w:type="dxa"/>
+            </w:tcMar>
+            <w:hideMark/>
+          </w:tcPr>
+          <w:p>
+            <w:pPr>
+              <w:spacing w:after="0" w:line="240" w:lineRule="auto"/>
+              <w:rPr>
+                <w:rFonts w:ascii="Times New Roman" w:eastAsia="Times New Roman" w:hAnsi="Times New Roman" w:cs="Times New Roman"/>
+                <w:kern w:val="0"/>
+                <w:sz w:val="20"/>
+                <w:szCs w:val="20"/>
+                <w:lang w:val="en-CO"/>
+                <w14:ligatures w14:val="none"/>
+              </w:rPr>
+            </w:pPr>
+            <w:r>
+              <w:rPr>
+                <w:rFonts w:ascii="Times New Roman" w:eastAsia="Times New Roman" w:hAnsi="Times New Roman" w:cs="Times New Roman"/>
+                <w:b/>
+                <w:bCs/>
+                <w:color w:val="000000"/>
+                <w:kern w:val="0"/>
+                <w:sz w:val="20"/>
+                <w:szCs w:val="20"/>
+                <w:lang w:val="en-CO"/>
+                <w14:ligatures w14:val="none"/>
+              </w:rPr>
+              <w:t>Pre-Promo</w:t>
+            </w:r>
+          </w:p>
+        </w:tc>
+        <w:tc>
+          <w:tcPr>
+            <w:tcW w:w="1290" w:type="dxa"/>
+            <w:tcBorders>
+              <w:top w:val="single" w:sz="6" w:space="0" w:color="000000"/>
+              <w:left w:val="single" w:sz="6" w:space="0" w:color="000000"/>
+              <w:bottom w:val="single" w:sz="6" w:space="0" w:color="000000"/>
+              <w:right w:val="single" w:sz="6" w:space="0" w:color="000000"/>
+            </w:tcBorders>
+            <w:tcMar>
+              <w:top w:w="60" w:type="dxa"/>
+              <w:left w:w="60" w:type="dxa"/>
+              <w:bottom w:w="60" w:type="dxa"/>
+              <w:right w:w="60" w:type="dxa"/>
+            </w:tcMar>
+            <w:hideMark/>
+          </w:tcPr>
+          <w:p>
+            <w:pPr>
+              <w:spacing w:after="0" w:line="240" w:lineRule="auto"/>
+              <w:rPr>
+                <w:rFonts w:ascii="Times New Roman" w:eastAsia="Times New Roman" w:hAnsi="Times New Roman" w:cs="Times New Roman"/>
+                <w:kern w:val="0"/>
+                <w:sz w:val="20"/>
+                <w:szCs w:val="20"/>
+                <w:lang w:val="en-CO"/>
+                <w14:ligatures w14:val="none"/>
+              </w:rPr>
+            </w:pPr>
+            <w:r>
+              <w:rPr>
+                <w:rFonts w:ascii="Times New Roman" w:eastAsia="Times New Roman" w:hAnsi="Times New Roman" w:cs="Times New Roman"/>
+                <w:color w:val="000000"/>
+                <w:kern w:val="0"/>
+                <w:sz w:val="20"/>
+                <w:szCs w:val="20"/>
+                <w:lang w:val="en-CO"/>
+                <w14:ligatures w14:val="none"/>
+              </w:rPr>
+              <w:t>562.952380952381</w:t>
+            </w:r>
+          </w:p>
+        </w:tc>
+        <w:tc>
+          <w:tcPr>
+            <w:tcW w:w="1290" w:type="dxa"/>
+            <w:tcBorders>
+              <w:top w:val="single" w:sz="6" w:space="0" w:color="000000"/>
+              <w:left w:val="single" w:sz="6" w:space="0" w:color="000000"/>
+              <w:bottom w:val="single" w:sz="6" w:space="0" w:color="000000"/>
+              <w:right w:val="single" w:sz="6" w:space="0" w:color="000000"/>
+            </w:tcBorders>
+            <w:tcMar>
+              <w:top w:w="60" w:type="dxa"/>
+              <w:left w:w="60" w:type="dxa"/>
+              <w:bottom w:w="60" w:type="dxa"/>
+              <w:right w:w="60" w:type="dxa"/>
+            </w:tcMar>
+            <w:hideMark/>
+          </w:tcPr>
+          <w:p>
+            <w:pPr>
+              <w:spacing w:after="0" w:line="240" w:lineRule="auto"/>
+              <w:rPr>
+                <w:rFonts w:ascii="Times New Roman" w:eastAsia="Times New Roman" w:hAnsi="Times New Roman" w:cs="Times New Roman"/>
+                <w:kern w:val="0"/>
+                <w:sz w:val="20"/>
+                <w:szCs w:val="20"/>
+                <w:lang w:val="en-CO"/>
+                <w14:ligatures w14:val="none"/>
+              </w:rPr>
+            </w:pPr>
+            <w:r>
+              <w:rPr>
+                <w:rFonts w:ascii="Times New Roman" w:eastAsia="Times New Roman" w:hAnsi="Times New Roman" w:cs="Times New Roman"/>
+                <w:color w:val="000000"/>
+                <w:kern w:val="0"/>
+                <w:sz w:val="20"/>
+                <w:szCs w:val="20"/>
+                <w:lang w:val="en-CO"/>
+                <w14:ligatures w14:val="none"/>
+              </w:rPr>
+              <w:t>516.809523809524</w:t>
+            </w:r>
+          </w:p>
+        </w:tc>
+        <w:tc>
+          <w:tcPr>
+            <w:tcW w:w="1290" w:type="dxa"/>
+            <w:tcBorders>
+              <w:top w:val="single" w:sz="6" w:space="0" w:color="000000"/>
+              <w:left w:val="single" w:sz="6" w:space="0" w:color="000000"/>
+              <w:bottom w:val="single" w:sz="6" w:space="0" w:color="000000"/>
+              <w:right w:val="single" w:sz="6" w:space="0" w:color="000000"/>
+            </w:tcBorders>
+            <w:tcMar>
+              <w:top w:w="60" w:type="dxa"/>
+              <w:left w:w="60" w:type="dxa"/>
+              <w:bottom w:w="60" w:type="dxa"/>
+              <w:right w:w="60" w:type="dxa"/>
+            </w:tcMar>
+            <w:hideMark/>
+          </w:tcPr>
+          <w:p>
+            <w:pPr>
+              <w:spacing w:after="0" w:line="240" w:lineRule="auto"/>
+              <w:rPr>
+                <w:rFonts w:ascii="Times New Roman" w:eastAsia="Times New Roman" w:hAnsi="Times New Roman" w:cs="Times New Roman"/>
+                <w:kern w:val="0"/>
+                <w:sz w:val="20"/>
+                <w:szCs w:val="20"/>
+                <w:lang w:val="en-CO"/>
+                <w14:ligatures w14:val="none"/>
+              </w:rPr>
+            </w:pPr>
+            <w:r>
+              <w:rPr>
+                <w:rFonts w:ascii="Times New Roman" w:eastAsia="Times New Roman" w:hAnsi="Times New Roman" w:cs="Times New Roman"/>
+                <w:color w:val="000000"/>
+                <w:kern w:val="0"/>
+                <w:sz w:val="20"/>
+                <w:szCs w:val="20"/>
+                <w:lang w:val="en-CO"/>
+                <w14:ligatures w14:val="none"/>
+              </w:rPr>
+              <w:t>534313.517380952</w:t>
+            </w:r>
+          </w:p>
+        </w:tc>
+        <w:tc>
+          <w:tcPr>
+            <w:tcW w:w="1290" w:type="dxa"/>
+            <w:tcBorders>
+              <w:top w:val="single" w:sz="6" w:space="0" w:color="000000"/>
+              <w:left w:val="single" w:sz="6" w:space="0" w:color="000000"/>
+              <w:bottom w:val="single" w:sz="6" w:space="0" w:color="000000"/>
+              <w:right w:val="single" w:sz="6" w:space="0" w:color="000000"/>
+            </w:tcBorders>
+            <w:tcMar>
+              <w:top w:w="60" w:type="dxa"/>
+              <w:left w:w="60" w:type="dxa"/>
+              <w:bottom w:w="60" w:type="dxa"/>
+              <w:right w:w="60" w:type="dxa"/>
+            </w:tcMar>
+            <w:hideMark/>
+          </w:tcPr>
+          <w:p>
+            <w:pPr>
+              <w:spacing w:after="0" w:line="240" w:lineRule="auto"/>
+              <w:rPr>
+                <w:rFonts w:ascii="Times New Roman" w:eastAsia="Times New Roman" w:hAnsi="Times New Roman" w:cs="Times New Roman"/>
+                <w:kern w:val="0"/>
+                <w:sz w:val="20"/>
+                <w:szCs w:val="20"/>
+                <w:lang w:val="en-CO"/>
+                <w14:ligatures w14:val="none"/>
+              </w:rPr>
+            </w:pPr>
+            <w:r>
+              <w:rPr>
+                <w:rFonts w:ascii="Times New Roman" w:eastAsia="Times New Roman" w:hAnsi="Times New Roman" w:cs="Times New Roman"/>
+                <w:color w:val="000000"/>
+                <w:kern w:val="0"/>
+                <w:sz w:val="20"/>
+                <w:szCs w:val="20"/>
+                <w:lang w:val="en-CO"/>
+                <w14:ligatures w14:val="none"/>
+              </w:rPr>
+              <w:t>159932.033333333</w:t>
+            </w:r>
+          </w:p>
+        </w:tc>
+        <w:tc>
+          <w:tcPr>
+            <w:tcW w:w="1290" w:type="dxa"/>
+            <w:tcBorders>
+              <w:top w:val="single" w:sz="6" w:space="0" w:color="000000"/>
+              <w:left w:val="single" w:sz="6" w:space="0" w:color="000000"/>
+              <w:bottom w:val="single" w:sz="6" w:space="0" w:color="000000"/>
+              <w:right w:val="single" w:sz="6" w:space="0" w:color="000000"/>
+            </w:tcBorders>
+            <w:tcMar>
+              <w:top w:w="60" w:type="dxa"/>
+              <w:left w:w="60" w:type="dxa"/>
+              <w:bottom w:w="60" w:type="dxa"/>
+              <w:right w:w="60" w:type="dxa"/>
+            </w:tcMar>
+            <w:hideMark/>
+          </w:tcPr>
+          <w:p>
+            <w:pPr>
+              <w:spacing w:after="0" w:line="240" w:lineRule="auto"/>
+              <w:rPr>
+                <w:rFonts w:ascii="Times New Roman" w:eastAsia="Times New Roman" w:hAnsi="Times New Roman" w:cs="Times New Roman"/>
+                <w:kern w:val="0"/>
+                <w:sz w:val="20"/>
+                <w:szCs w:val="20"/>
+                <w:lang w:val="en-CO"/>
+                <w14:ligatures w14:val="none"/>
+              </w:rPr>
+            </w:pPr>
+            <w:r>
+              <w:rPr>
+                <w:rFonts w:ascii="Times New Roman" w:eastAsia="Times New Roman" w:hAnsi="Times New Roman" w:cs="Times New Roman"/>
+                <w:color w:val="000000"/>
+                <w:kern w:val="0"/>
+                <w:sz w:val="20"/>
+                <w:szCs w:val="20"/>
+                <w:lang w:val="en-CO"/>
+                <w14:ligatures w14:val="none"/>
+              </w:rPr>
+              <w:t>18440.7742857143</w:t>
+            </w:r>
+          </w:p>
+        </w:tc>
+      </w:tr>
+      <w:tr>
+        <w:trPr>
+          <w:trHeight w:val="165"/>
+        </w:trPr>
+        <w:tc>
+          <w:tcPr>
+            <w:tcW w:w="855" w:type="dxa"/>
+            <w:tcBorders>
+              <w:top w:val="single" w:sz="6" w:space="0" w:color="000000"/>
+              <w:left w:val="single" w:sz="6" w:space="0" w:color="000000"/>
+              <w:bottom w:val="single" w:sz="6" w:space="0" w:color="000000"/>
+              <w:right w:val="single" w:sz="6" w:space="0" w:color="000000"/>
+            </w:tcBorders>
+            <w:shd w:val="clear" w:color="auto" w:fill="D4D4D4"/>
+            <w:tcMar>
+              <w:top w:w="60" w:type="dxa"/>
+              <w:left w:w="60" w:type="dxa"/>
+              <w:bottom w:w="60" w:type="dxa"/>
+              <w:right w:w="60" w:type="dxa"/>
+            </w:tcMar>
+            <w:hideMark/>
+          </w:tcPr>
+          <w:p>
+            <w:pPr>
+              <w:spacing w:after="0" w:line="240" w:lineRule="auto"/>
+              <w:rPr>
+                <w:rFonts w:ascii="Times New Roman" w:eastAsia="Times New Roman" w:hAnsi="Times New Roman" w:cs="Times New Roman"/>
+                <w:kern w:val="0"/>
+                <w:sz w:val="20"/>
+                <w:szCs w:val="20"/>
+                <w:lang w:val="en-CO"/>
+                <w14:ligatures w14:val="none"/>
+              </w:rPr>
+            </w:pPr>
+            <w:r>
+              <w:rPr>
+                <w:rFonts w:ascii="Times New Roman" w:eastAsia="Times New Roman" w:hAnsi="Times New Roman" w:cs="Times New Roman"/>
+                <w:b/>
+                <w:bCs/>
+                <w:color w:val="000000"/>
+                <w:kern w:val="0"/>
+                <w:sz w:val="20"/>
+                <w:szCs w:val="20"/>
+                <w:lang w:val="en-CO"/>
+                <w14:ligatures w14:val="none"/>
+              </w:rPr>
+              <w:t>Promotion</w:t>
+            </w:r>
+          </w:p>
+        </w:tc>
+        <w:tc>
+          <w:tcPr>
+            <w:tcW w:w="1290" w:type="dxa"/>
+            <w:tcBorders>
+              <w:top w:val="single" w:sz="6" w:space="0" w:color="000000"/>
+              <w:left w:val="single" w:sz="6" w:space="0" w:color="000000"/>
+              <w:bottom w:val="single" w:sz="6" w:space="0" w:color="000000"/>
+              <w:right w:val="single" w:sz="6" w:space="0" w:color="000000"/>
+            </w:tcBorders>
+            <w:tcMar>
+              <w:top w:w="60" w:type="dxa"/>
+              <w:left w:w="60" w:type="dxa"/>
+              <w:bottom w:w="60" w:type="dxa"/>
+              <w:right w:w="60" w:type="dxa"/>
+            </w:tcMar>
+            <w:hideMark/>
+          </w:tcPr>
+          <w:p>
+            <w:pPr>
+              <w:spacing w:after="0" w:line="240" w:lineRule="auto"/>
+              <w:rPr>
+                <w:rFonts w:ascii="Times New Roman" w:eastAsia="Times New Roman" w:hAnsi="Times New Roman" w:cs="Times New Roman"/>
+                <w:kern w:val="0"/>
+                <w:sz w:val="20"/>
+                <w:szCs w:val="20"/>
+                <w:lang w:val="en-CO"/>
+                <w14:ligatures w14:val="none"/>
+              </w:rPr>
+            </w:pPr>
+            <w:r>
+              <w:rPr>
+                <w:rFonts w:ascii="Times New Roman" w:eastAsia="Times New Roman" w:hAnsi="Times New Roman" w:cs="Times New Roman"/>
+                <w:color w:val="000000"/>
+                <w:kern w:val="0"/>
+                <w:sz w:val="20"/>
+                <w:szCs w:val="20"/>
+                <w:lang w:val="en-CO"/>
+                <w14:ligatures w14:val="none"/>
+              </w:rPr>
+              <w:t>1814.35294117647</w:t>
+            </w:r>
+          </w:p>
+        </w:tc>
+        <w:tc>
+          <w:tcPr>
+            <w:tcW w:w="1290" w:type="dxa"/>
+            <w:tcBorders>
+              <w:top w:val="single" w:sz="6" w:space="0" w:color="000000"/>
+              <w:left w:val="single" w:sz="6" w:space="0" w:color="000000"/>
+              <w:bottom w:val="single" w:sz="6" w:space="0" w:color="000000"/>
+              <w:right w:val="single" w:sz="6" w:space="0" w:color="000000"/>
+            </w:tcBorders>
+            <w:tcMar>
+              <w:top w:w="60" w:type="dxa"/>
+              <w:left w:w="60" w:type="dxa"/>
+              <w:bottom w:w="60" w:type="dxa"/>
+              <w:right w:w="60" w:type="dxa"/>
+            </w:tcMar>
+            <w:hideMark/>
+          </w:tcPr>
+          <w:p>
+            <w:pPr>
+              <w:spacing w:after="0" w:line="240" w:lineRule="auto"/>
+              <w:rPr>
+                <w:rFonts w:ascii="Times New Roman" w:eastAsia="Times New Roman" w:hAnsi="Times New Roman" w:cs="Times New Roman"/>
+                <w:kern w:val="0"/>
+                <w:sz w:val="20"/>
+                <w:szCs w:val="20"/>
+                <w:lang w:val="en-CO"/>
+                <w14:ligatures w14:val="none"/>
+              </w:rPr>
+            </w:pPr>
+            <w:r>
+              <w:rPr>
+                <w:rFonts w:ascii="Times New Roman" w:eastAsia="Times New Roman" w:hAnsi="Times New Roman" w:cs="Times New Roman"/>
+                <w:color w:val="000000"/>
+                <w:kern w:val="0"/>
+                <w:sz w:val="20"/>
+                <w:szCs w:val="20"/>
+                <w:lang w:val="en-CO"/>
+                <w14:ligatures w14:val="none"/>
+              </w:rPr>
+              <w:t>1738.82352941176</w:t>
+            </w:r>
+          </w:p>
+        </w:tc>
+        <w:tc>
+          <w:tcPr>
+            <w:tcW w:w="1290" w:type="dxa"/>
+            <w:tcBorders>
+              <w:top w:val="single" w:sz="6" w:space="0" w:color="000000"/>
+              <w:left w:val="single" w:sz="6" w:space="0" w:color="000000"/>
+              <w:bottom w:val="single" w:sz="6" w:space="0" w:color="000000"/>
+              <w:right w:val="single" w:sz="6" w:space="0" w:color="000000"/>
+            </w:tcBorders>
+            <w:tcMar>
+              <w:top w:w="60" w:type="dxa"/>
+              <w:left w:w="60" w:type="dxa"/>
+              <w:bottom w:w="60" w:type="dxa"/>
+              <w:right w:w="60" w:type="dxa"/>
+            </w:tcMar>
+            <w:hideMark/>
+          </w:tcPr>
+          <w:p>
+            <w:pPr>
+              <w:spacing w:after="0" w:line="240" w:lineRule="auto"/>
+              <w:rPr>
+                <w:rFonts w:ascii="Times New Roman" w:eastAsia="Times New Roman" w:hAnsi="Times New Roman" w:cs="Times New Roman"/>
+                <w:kern w:val="0"/>
+                <w:sz w:val="20"/>
+                <w:szCs w:val="20"/>
+                <w:lang w:val="en-CO"/>
+                <w14:ligatures w14:val="none"/>
+              </w:rPr>
+            </w:pPr>
+            <w:r>
+              <w:rPr>
+                <w:rFonts w:ascii="Times New Roman" w:eastAsia="Times New Roman" w:hAnsi="Times New Roman" w:cs="Times New Roman"/>
+                <w:color w:val="000000"/>
+                <w:kern w:val="0"/>
+                <w:sz w:val="20"/>
+                <w:szCs w:val="20"/>
+                <w:lang w:val="en-CO"/>
+                <w14:ligatures w14:val="none"/>
+              </w:rPr>
+              <w:t>456398.848</w:t>
+            </w:r>
+          </w:p>
+        </w:tc>
+        <w:tc>
+          <w:tcPr>
+            <w:tcW w:w="1290" w:type="dxa"/>
+            <w:tcBorders>
+              <w:top w:val="single" w:sz="6" w:space="0" w:color="000000"/>
+              <w:left w:val="single" w:sz="6" w:space="0" w:color="000000"/>
+              <w:bottom w:val="single" w:sz="6" w:space="0" w:color="000000"/>
+              <w:right w:val="single" w:sz="6" w:space="0" w:color="000000"/>
+            </w:tcBorders>
+            <w:tcMar>
+              <w:top w:w="60" w:type="dxa"/>
+              <w:left w:w="60" w:type="dxa"/>
+              <w:bottom w:w="60" w:type="dxa"/>
+              <w:right w:w="60" w:type="dxa"/>
+            </w:tcMar>
+            <w:hideMark/>
+          </w:tcPr>
+          <w:p>
+            <w:pPr>
+              <w:spacing w:after="0" w:line="240" w:lineRule="auto"/>
+              <w:rPr>
+                <w:rFonts w:ascii="Times New Roman" w:eastAsia="Times New Roman" w:hAnsi="Times New Roman" w:cs="Times New Roman"/>
+                <w:kern w:val="0"/>
+                <w:sz w:val="20"/>
+                <w:szCs w:val="20"/>
+                <w:lang w:val="en-CO"/>
+                <w14:ligatures w14:val="none"/>
+              </w:rPr>
+            </w:pPr>
+            <w:r>
+              <w:rPr>
+                <w:rFonts w:ascii="Times New Roman" w:eastAsia="Times New Roman" w:hAnsi="Times New Roman" w:cs="Times New Roman"/>
+                <w:color w:val="000000"/>
+                <w:kern w:val="0"/>
+                <w:sz w:val="20"/>
+                <w:szCs w:val="20"/>
+                <w:lang w:val="en-CO"/>
+                <w14:ligatures w14:val="none"/>
+              </w:rPr>
+              <w:t>131929.9</w:t>
+            </w:r>
+          </w:p>
+        </w:tc>
+        <w:tc>
+          <w:tcPr>
+            <w:tcW w:w="1290" w:type="dxa"/>
+            <w:tcBorders>
+              <w:top w:val="single" w:sz="6" w:space="0" w:color="000000"/>
+              <w:left w:val="single" w:sz="6" w:space="0" w:color="000000"/>
+              <w:bottom w:val="single" w:sz="6" w:space="0" w:color="000000"/>
+              <w:right w:val="single" w:sz="6" w:space="0" w:color="000000"/>
+            </w:tcBorders>
+            <w:tcMar>
+              <w:top w:w="60" w:type="dxa"/>
+              <w:left w:w="60" w:type="dxa"/>
+              <w:bottom w:w="60" w:type="dxa"/>
+              <w:right w:w="60" w:type="dxa"/>
+            </w:tcMar>
+            <w:hideMark/>
+          </w:tcPr>
+          <w:p>
+            <w:pPr>
+              <w:spacing w:after="0" w:line="240" w:lineRule="auto"/>
+              <w:rPr>
+                <w:rFonts w:ascii="Times New Roman" w:eastAsia="Times New Roman" w:hAnsi="Times New Roman" w:cs="Times New Roman"/>
+                <w:kern w:val="0"/>
+                <w:sz w:val="20"/>
+                <w:szCs w:val="20"/>
+                <w:lang w:val="en-CO"/>
+                <w14:ligatures w14:val="none"/>
+              </w:rPr>
+            </w:pPr>
+            <w:r>
+              <w:rPr>
+                <w:rFonts w:ascii="Times New Roman" w:eastAsia="Times New Roman" w:hAnsi="Times New Roman" w:cs="Times New Roman"/>
+                <w:color w:val="000000"/>
+                <w:kern w:val="0"/>
+                <w:sz w:val="20"/>
+                <w:szCs w:val="20"/>
+                <w:lang w:val="en-CO"/>
+                <w14:ligatures w14:val="none"/>
+              </w:rPr>
+              <w:t>17112.923</w:t>
+            </w:r>
+          </w:p>
+        </w:tc>
+      </w:tr>
+      <w:tr>
+        <w:trPr>
+          <w:trHeight w:val="165"/>
+        </w:trPr>
+        <w:tc>
+          <w:tcPr>
+            <w:tcW w:w="855" w:type="dxa"/>
+            <w:tcBorders>
+              <w:top w:val="single" w:sz="6" w:space="0" w:color="000000"/>
+              <w:left w:val="single" w:sz="6" w:space="0" w:color="000000"/>
+              <w:bottom w:val="single" w:sz="6" w:space="0" w:color="000000"/>
+              <w:right w:val="single" w:sz="6" w:space="0" w:color="000000"/>
+            </w:tcBorders>
+            <w:shd w:val="clear" w:color="auto" w:fill="D4D4D4"/>
+            <w:tcMar>
+              <w:top w:w="60" w:type="dxa"/>
+              <w:left w:w="60" w:type="dxa"/>
+              <w:bottom w:w="60" w:type="dxa"/>
+              <w:right w:w="60" w:type="dxa"/>
+            </w:tcMar>
+            <w:hideMark/>
+          </w:tcPr>
+          <w:p>
+            <w:pPr>
+              <w:spacing w:after="0" w:line="240" w:lineRule="auto"/>
+              <w:rPr>
+                <w:rFonts w:ascii="Times New Roman" w:eastAsia="Times New Roman" w:hAnsi="Times New Roman" w:cs="Times New Roman"/>
+                <w:kern w:val="0"/>
+                <w:sz w:val="20"/>
+                <w:szCs w:val="20"/>
+                <w:lang w:val="en-CO"/>
+                <w14:ligatures w14:val="none"/>
+              </w:rPr>
+            </w:pPr>
+            <w:r>
+              <w:rPr>
+                <w:rFonts w:ascii="Times New Roman" w:eastAsia="Times New Roman" w:hAnsi="Times New Roman" w:cs="Times New Roman"/>
+                <w:b/>
+                <w:bCs/>
+                <w:color w:val="000000"/>
+                <w:kern w:val="0"/>
+                <w:sz w:val="20"/>
+                <w:szCs w:val="20"/>
+                <w:lang w:val="en-CO"/>
+                <w14:ligatures w14:val="none"/>
+              </w:rPr>
+              <w:t>Post-Promo</w:t>
+            </w:r>
+          </w:p>
+        </w:tc>
+        <w:tc>
+          <w:tcPr>
+            <w:tcW w:w="1290" w:type="dxa"/>
+            <w:tcBorders>
+              <w:top w:val="single" w:sz="6" w:space="0" w:color="000000"/>
+              <w:left w:val="single" w:sz="6" w:space="0" w:color="000000"/>
+              <w:bottom w:val="single" w:sz="6" w:space="0" w:color="000000"/>
+              <w:right w:val="single" w:sz="6" w:space="0" w:color="000000"/>
+            </w:tcBorders>
+            <w:tcMar>
+              <w:top w:w="60" w:type="dxa"/>
+              <w:left w:w="60" w:type="dxa"/>
+              <w:bottom w:w="60" w:type="dxa"/>
+              <w:right w:w="60" w:type="dxa"/>
+            </w:tcMar>
+            <w:hideMark/>
+          </w:tcPr>
+          <w:p>
+            <w:pPr>
+              <w:spacing w:after="0" w:line="240" w:lineRule="auto"/>
+              <w:rPr>
+                <w:rFonts w:ascii="Times New Roman" w:eastAsia="Times New Roman" w:hAnsi="Times New Roman" w:cs="Times New Roman"/>
+                <w:kern w:val="0"/>
+                <w:sz w:val="20"/>
+                <w:szCs w:val="20"/>
+                <w:lang w:val="en-CO"/>
+                <w14:ligatures w14:val="none"/>
+              </w:rPr>
+            </w:pPr>
+            <w:r>
+              <w:rPr>
+                <w:rFonts w:ascii="Times New Roman" w:eastAsia="Times New Roman" w:hAnsi="Times New Roman" w:cs="Times New Roman"/>
+                <w:color w:val="000000"/>
+                <w:kern w:val="0"/>
+                <w:sz w:val="20"/>
+                <w:szCs w:val="20"/>
+                <w:lang w:val="en-CO"/>
+                <w14:ligatures w14:val="none"/>
+              </w:rPr>
+              <w:t>856.571428571429</w:t>
+            </w:r>
+          </w:p>
+        </w:tc>
+        <w:tc>
+          <w:tcPr>
+            <w:tcW w:w="1290" w:type="dxa"/>
+            <w:tcBorders>
+              <w:top w:val="single" w:sz="6" w:space="0" w:color="000000"/>
+              <w:left w:val="single" w:sz="6" w:space="0" w:color="000000"/>
+              <w:bottom w:val="single" w:sz="6" w:space="0" w:color="000000"/>
+              <w:right w:val="single" w:sz="6" w:space="0" w:color="000000"/>
+            </w:tcBorders>
+            <w:tcMar>
+              <w:top w:w="60" w:type="dxa"/>
+              <w:left w:w="60" w:type="dxa"/>
+              <w:bottom w:w="60" w:type="dxa"/>
+              <w:right w:w="60" w:type="dxa"/>
+            </w:tcMar>
+            <w:hideMark/>
+          </w:tcPr>
+          <w:p>
+            <w:pPr>
+              <w:spacing w:after="0" w:line="240" w:lineRule="auto"/>
+              <w:rPr>
+                <w:rFonts w:ascii="Times New Roman" w:eastAsia="Times New Roman" w:hAnsi="Times New Roman" w:cs="Times New Roman"/>
+                <w:kern w:val="0"/>
+                <w:sz w:val="20"/>
+                <w:szCs w:val="20"/>
+                <w:lang w:val="en-CO"/>
+                <w14:ligatures w14:val="none"/>
+              </w:rPr>
+            </w:pPr>
+            <w:r>
+              <w:rPr>
+                <w:rFonts w:ascii="Times New Roman" w:eastAsia="Times New Roman" w:hAnsi="Times New Roman" w:cs="Times New Roman"/>
+                <w:color w:val="000000"/>
+                <w:kern w:val="0"/>
+                <w:sz w:val="20"/>
+                <w:szCs w:val="20"/>
+                <w:lang w:val="en-CO"/>
+                <w14:ligatures w14:val="none"/>
+              </w:rPr>
+              <w:t>800.785714285714</w:t>
+            </w:r>
+          </w:p>
+        </w:tc>
+        <w:tc>
+          <w:tcPr>
+            <w:tcW w:w="1290" w:type="dxa"/>
+            <w:tcBorders>
+              <w:top w:val="single" w:sz="6" w:space="0" w:color="000000"/>
+              <w:left w:val="single" w:sz="6" w:space="0" w:color="000000"/>
+              <w:bottom w:val="single" w:sz="6" w:space="0" w:color="000000"/>
+              <w:right w:val="single" w:sz="6" w:space="0" w:color="000000"/>
+            </w:tcBorders>
+            <w:tcMar>
+              <w:top w:w="60" w:type="dxa"/>
+              <w:left w:w="60" w:type="dxa"/>
+              <w:bottom w:w="60" w:type="dxa"/>
+              <w:right w:w="60" w:type="dxa"/>
+            </w:tcMar>
+            <w:hideMark/>
+          </w:tcPr>
+          <w:p>
+            <w:pPr>
+              <w:spacing w:after="0" w:line="240" w:lineRule="auto"/>
+              <w:rPr>
+                <w:rFonts w:ascii="Times New Roman" w:eastAsia="Times New Roman" w:hAnsi="Times New Roman" w:cs="Times New Roman"/>
+                <w:kern w:val="0"/>
+                <w:sz w:val="20"/>
+                <w:szCs w:val="20"/>
+                <w:lang w:val="en-CO"/>
+                <w14:ligatures w14:val="none"/>
+              </w:rPr>
+            </w:pPr>
+            <w:r>
+              <w:rPr>
+                <w:rFonts w:ascii="Times New Roman" w:eastAsia="Times New Roman" w:hAnsi="Times New Roman" w:cs="Times New Roman"/>
+                <w:color w:val="000000"/>
+                <w:kern w:val="0"/>
+                <w:sz w:val="20"/>
+                <w:szCs w:val="20"/>
+                <w:lang w:val="en-CO"/>
+                <w14:ligatures w14:val="none"/>
+              </w:rPr>
+              <w:t>371728.016785714</w:t>
+            </w:r>
+          </w:p>
+        </w:tc>
+        <w:tc>
+          <w:tcPr>
+            <w:tcW w:w="1290" w:type="dxa"/>
+            <w:tcBorders>
+              <w:top w:val="single" w:sz="6" w:space="0" w:color="000000"/>
+              <w:left w:val="single" w:sz="6" w:space="0" w:color="000000"/>
+              <w:bottom w:val="single" w:sz="6" w:space="0" w:color="000000"/>
+              <w:right w:val="single" w:sz="6" w:space="0" w:color="000000"/>
+            </w:tcBorders>
+            <w:tcMar>
+              <w:top w:w="60" w:type="dxa"/>
+              <w:left w:w="60" w:type="dxa"/>
+              <w:bottom w:w="60" w:type="dxa"/>
+              <w:right w:w="60" w:type="dxa"/>
+            </w:tcMar>
+            <w:hideMark/>
+          </w:tcPr>
+          <w:p>
+            <w:pPr>
+              <w:spacing w:after="0" w:line="240" w:lineRule="auto"/>
+              <w:rPr>
+                <w:rFonts w:ascii="Times New Roman" w:eastAsia="Times New Roman" w:hAnsi="Times New Roman" w:cs="Times New Roman"/>
+                <w:kern w:val="0"/>
+                <w:sz w:val="20"/>
+                <w:szCs w:val="20"/>
+                <w:lang w:val="en-CO"/>
+                <w14:ligatures w14:val="none"/>
+              </w:rPr>
+            </w:pPr>
+            <w:r>
+              <w:rPr>
+                <w:rFonts w:ascii="Times New Roman" w:eastAsia="Times New Roman" w:hAnsi="Times New Roman" w:cs="Times New Roman"/>
+                <w:color w:val="000000"/>
+                <w:kern w:val="0"/>
+                <w:sz w:val="20"/>
+                <w:szCs w:val="20"/>
+                <w:lang w:val="en-CO"/>
+                <w14:ligatures w14:val="none"/>
+              </w:rPr>
+              <w:t>111045.821428571</w:t>
+            </w:r>
+          </w:p>
+        </w:tc>
+        <w:tc>
+          <w:tcPr>
+            <w:tcW w:w="1290" w:type="dxa"/>
+            <w:tcBorders>
+              <w:top w:val="single" w:sz="6" w:space="0" w:color="000000"/>
+              <w:left w:val="single" w:sz="6" w:space="0" w:color="000000"/>
+              <w:bottom w:val="single" w:sz="6" w:space="0" w:color="000000"/>
+              <w:right w:val="single" w:sz="6" w:space="0" w:color="000000"/>
+            </w:tcBorders>
+            <w:tcMar>
+              <w:top w:w="60" w:type="dxa"/>
+              <w:left w:w="60" w:type="dxa"/>
+              <w:bottom w:w="60" w:type="dxa"/>
+              <w:right w:w="60" w:type="dxa"/>
+            </w:tcMar>
+            <w:hideMark/>
+          </w:tcPr>
+          <w:p>
+            <w:pPr>
+              <w:spacing w:after="0" w:line="240" w:lineRule="auto"/>
+              <w:rPr>
+                <w:rFonts w:ascii="Times New Roman" w:eastAsia="Times New Roman" w:hAnsi="Times New Roman" w:cs="Times New Roman"/>
+                <w:kern w:val="0"/>
+                <w:sz w:val="20"/>
+                <w:szCs w:val="20"/>
+                <w:lang w:val="en-CO"/>
+                <w14:ligatures w14:val="none"/>
+              </w:rPr>
+            </w:pPr>
+            <w:r>
+              <w:rPr>
+                <w:rFonts w:ascii="Times New Roman" w:eastAsia="Times New Roman" w:hAnsi="Times New Roman" w:cs="Times New Roman"/>
+                <w:color w:val="000000"/>
+                <w:kern w:val="0"/>
+                <w:sz w:val="20"/>
+                <w:szCs w:val="20"/>
+                <w:lang w:val="en-CO"/>
+                <w14:ligatures w14:val="none"/>
+              </w:rPr>
+              <w:t>14577.7938571429</w:t>
+            </w:r>
+          </w:p>
+        </w:tc>
+      </w:tr>
+    </w:tbl>
+    <w:p>
+      <w:pPr>
         <w:rPr>
           <w:rFonts w:ascii="Times New Roman" w:hAnsi="Times New Roman" w:cs="Times New Roman"/>
           <w:b/>
           <w:bCs/>
           <w:highlight w:val="yellow"/>
         </w:rPr>
-        <w:lastRenderedPageBreak/>
-        <w:t>Gráficos</w:t>
-      </w:r>
-      <w:r>
+      </w:pPr>
+    </w:p>
+    <w:p>
+      <w:pPr>
         <w:rPr>
           <w:rFonts w:ascii="Times New Roman" w:hAnsi="Times New Roman" w:cs="Times New Roman"/>
           <w:b/>
           <w:bCs/>
           <w:highlight w:val="yellow"/>
         </w:rPr>
-        <w:t xml:space="preserve"> promedio periodos </w:t>
+      </w:pPr>
+      <w:r>
+        <w:rPr>
+          <w:rFonts w:ascii="Times New Roman" w:hAnsi="Times New Roman" w:cs="Times New Roman"/>
+          <w:b/>
+          <w:bCs/>
+        </w:rPr>
+        <w:t xml:space="preserve">Gráfico promedio visitas por periodo </w:t>
       </w:r>
     </w:p>
     <w:p>
@@ -8180,28 +9568,399 @@
           <w:highlight w:val="yellow"/>
         </w:rPr>
       </w:pPr>
+      <w:r>
+        <w:rPr>
+          <w:rFonts w:ascii="Times New Roman" w:hAnsi="Times New Roman" w:cs="Times New Roman"/>
+          <w:b/>
+          <w:bCs/>
+        </w:rPr>
+        <w:drawing>
+          <wp:inline distT="0" distB="0" distL="0" distR="0" wp14:anchorId="1D176A89" wp14:editId="35F38FCA">
+            <wp:extent cx="1617785" cy="2426677"/>
+            <wp:effectExtent l="0" t="0" r="0" b="0"/>
+            <wp:docPr id="107438457" name="Picture 1" descr="A graph of blue bars&#10;&#10;AI-generated content may be incorrect."/>
+            <wp:cNvGraphicFramePr>
+              <a:graphicFrameLocks xmlns:a="http://schemas.openxmlformats.org/drawingml/2006/main" noChangeAspect="1"/>
+            </wp:cNvGraphicFramePr>
+            <a:graphic xmlns:a="http://schemas.openxmlformats.org/drawingml/2006/main">
+              <a:graphicData uri="http://schemas.openxmlformats.org/drawingml/2006/picture">
+                <pic:pic xmlns:pic="http://schemas.openxmlformats.org/drawingml/2006/picture">
+                  <pic:nvPicPr>
+                    <pic:cNvPr id="107438457" name="Picture 1" descr="A graph of blue bars&#10;&#10;AI-generated content may be incorrect."/>
+                    <pic:cNvPicPr/>
+                  </pic:nvPicPr>
+                  <pic:blipFill>
+                    <a:blip r:embed="rId12"/>
+                    <a:stretch>
+                      <a:fillRect/>
+                    </a:stretch>
+                  </pic:blipFill>
+                  <pic:spPr>
+                    <a:xfrm>
+                      <a:off x="0" y="0"/>
+                      <a:ext cx="1634392" cy="2451587"/>
+                    </a:xfrm>
+                    <a:prstGeom prst="rect">
+                      <a:avLst/>
+                    </a:prstGeom>
+                  </pic:spPr>
+                </pic:pic>
+              </a:graphicData>
+            </a:graphic>
+          </wp:inline>
+        </w:drawing>
+      </w:r>
     </w:p>
     <w:p>
       <w:pPr>
+        <w:rPr>
+          <w:rFonts w:ascii="Times New Roman" w:hAnsi="Times New Roman" w:cs="Times New Roman"/>
+          <w:b/>
+          <w:bCs/>
+          <w:highlight w:val="yellow"/>
+        </w:rPr>
+      </w:pPr>
+      <w:r>
+        <w:rPr>
+          <w:rFonts w:ascii="Times New Roman" w:hAnsi="Times New Roman" w:cs="Times New Roman"/>
+          <w:b/>
+          <w:bCs/>
+        </w:rPr>
+        <w:t>Gráfico promedio visitas</w:t>
+      </w:r>
+      <w:r>
+        <w:rPr>
+          <w:rFonts w:ascii="Times New Roman" w:hAnsi="Times New Roman" w:cs="Times New Roman"/>
+          <w:b/>
+          <w:bCs/>
+        </w:rPr>
+        <w:t xml:space="preserve"> únicas</w:t>
+      </w:r>
+      <w:r>
+        <w:rPr>
+          <w:rFonts w:ascii="Times New Roman" w:hAnsi="Times New Roman" w:cs="Times New Roman"/>
+          <w:b/>
+          <w:bCs/>
+        </w:rPr>
+        <w:t xml:space="preserve"> por periodo </w:t>
+      </w:r>
+    </w:p>
+    <w:p>
+      <w:pPr>
         <w:ind w:left="360"/>
         <w:rPr>
           <w:rFonts w:ascii="Times New Roman" w:hAnsi="Times New Roman" w:cs="Times New Roman"/>
           <w:highlight w:val="yellow"/>
         </w:rPr>
       </w:pPr>
+      <w:r>
+        <w:rPr>
+          <w:rFonts w:ascii="Times New Roman" w:hAnsi="Times New Roman" w:cs="Times New Roman"/>
+        </w:rPr>
+        <w:drawing>
+          <wp:inline distT="0" distB="0" distL="0" distR="0" wp14:anchorId="3C2DFFC7" wp14:editId="5606F4B1">
+            <wp:extent cx="1750647" cy="2625969"/>
+            <wp:effectExtent l="0" t="0" r="2540" b="3175"/>
+            <wp:docPr id="1940206267" name="Picture 1" descr="A graph with red bars&#10;&#10;AI-generated content may be incorrect."/>
+            <wp:cNvGraphicFramePr>
+              <a:graphicFrameLocks xmlns:a="http://schemas.openxmlformats.org/drawingml/2006/main" noChangeAspect="1"/>
+            </wp:cNvGraphicFramePr>
+            <a:graphic xmlns:a="http://schemas.openxmlformats.org/drawingml/2006/main">
+              <a:graphicData uri="http://schemas.openxmlformats.org/drawingml/2006/picture">
+                <pic:pic xmlns:pic="http://schemas.openxmlformats.org/drawingml/2006/picture">
+                  <pic:nvPicPr>
+                    <pic:cNvPr id="1940206267" name="Picture 1" descr="A graph with red bars&#10;&#10;AI-generated content may be incorrect."/>
+                    <pic:cNvPicPr/>
+                  </pic:nvPicPr>
+                  <pic:blipFill>
+                    <a:blip r:embed="rId13"/>
+                    <a:stretch>
+                      <a:fillRect/>
+                    </a:stretch>
+                  </pic:blipFill>
+                  <pic:spPr>
+                    <a:xfrm>
+                      <a:off x="0" y="0"/>
+                      <a:ext cx="1769081" cy="2653620"/>
+                    </a:xfrm>
+                    <a:prstGeom prst="rect">
+                      <a:avLst/>
+                    </a:prstGeom>
+                  </pic:spPr>
+                </pic:pic>
+              </a:graphicData>
+            </a:graphic>
+          </wp:inline>
+        </w:drawing>
+      </w:r>
     </w:p>
     <w:p>
       <w:pPr>
-        <w:pStyle w:val="Prrafodelista"/>
+        <w:rPr>
+          <w:rFonts w:ascii="Times New Roman" w:hAnsi="Times New Roman" w:cs="Times New Roman"/>
+          <w:b/>
+          <w:bCs/>
+          <w:highlight w:val="yellow"/>
+        </w:rPr>
+      </w:pPr>
+      <w:r>
+        <w:rPr>
+          <w:rFonts w:ascii="Times New Roman" w:hAnsi="Times New Roman" w:cs="Times New Roman"/>
+          <w:b/>
+          <w:bCs/>
+        </w:rPr>
+        <w:lastRenderedPageBreak/>
+        <w:t xml:space="preserve">Gráfico promedio </w:t>
+      </w:r>
+      <w:r>
+        <w:rPr>
+          <w:rFonts w:ascii="Times New Roman" w:hAnsi="Times New Roman" w:cs="Times New Roman"/>
+          <w:b/>
+          <w:bCs/>
+        </w:rPr>
+        <w:t xml:space="preserve">ingresos </w:t>
+      </w:r>
+      <w:r>
+        <w:rPr>
+          <w:rFonts w:ascii="Times New Roman" w:hAnsi="Times New Roman" w:cs="Times New Roman"/>
+          <w:b/>
+          <w:bCs/>
+        </w:rPr>
+        <w:t xml:space="preserve">por periodo </w:t>
+      </w:r>
+    </w:p>
+    <w:p>
+      <w:pPr>
+        <w:ind w:left="360"/>
         <w:rPr>
           <w:rFonts w:ascii="Times New Roman" w:hAnsi="Times New Roman" w:cs="Times New Roman"/>
           <w:highlight w:val="yellow"/>
         </w:rPr>
       </w:pPr>
+      <w:r>
+        <w:rPr>
+          <w:rFonts w:ascii="Times New Roman" w:hAnsi="Times New Roman" w:cs="Times New Roman"/>
+        </w:rPr>
+        <w:drawing>
+          <wp:inline distT="0" distB="0" distL="0" distR="0" wp14:anchorId="11B13B1C" wp14:editId="2F5A1608">
+            <wp:extent cx="1715911" cy="2573867"/>
+            <wp:effectExtent l="0" t="0" r="0" b="4445"/>
+            <wp:docPr id="289511698" name="Picture 1" descr="A green bar graph with white text&#10;&#10;AI-generated content may be incorrect."/>
+            <wp:cNvGraphicFramePr>
+              <a:graphicFrameLocks xmlns:a="http://schemas.openxmlformats.org/drawingml/2006/main" noChangeAspect="1"/>
+            </wp:cNvGraphicFramePr>
+            <a:graphic xmlns:a="http://schemas.openxmlformats.org/drawingml/2006/main">
+              <a:graphicData uri="http://schemas.openxmlformats.org/drawingml/2006/picture">
+                <pic:pic xmlns:pic="http://schemas.openxmlformats.org/drawingml/2006/picture">
+                  <pic:nvPicPr>
+                    <pic:cNvPr id="289511698" name="Picture 1" descr="A green bar graph with white text&#10;&#10;AI-generated content may be incorrect."/>
+                    <pic:cNvPicPr/>
+                  </pic:nvPicPr>
+                  <pic:blipFill>
+                    <a:blip r:embed="rId14"/>
+                    <a:stretch>
+                      <a:fillRect/>
+                    </a:stretch>
+                  </pic:blipFill>
+                  <pic:spPr>
+                    <a:xfrm>
+                      <a:off x="0" y="0"/>
+                      <a:ext cx="1723333" cy="2585000"/>
+                    </a:xfrm>
+                    <a:prstGeom prst="rect">
+                      <a:avLst/>
+                    </a:prstGeom>
+                  </pic:spPr>
+                </pic:pic>
+              </a:graphicData>
+            </a:graphic>
+          </wp:inline>
+        </w:drawing>
+      </w:r>
     </w:p>
     <w:p>
       <w:pPr>
-        <w:pStyle w:val="Prrafodelista"/>
+        <w:rPr>
+          <w:rFonts w:ascii="Times New Roman" w:hAnsi="Times New Roman" w:cs="Times New Roman"/>
+          <w:b/>
+          <w:bCs/>
+          <w:highlight w:val="yellow"/>
+        </w:rPr>
+      </w:pPr>
+      <w:r>
+        <w:rPr>
+          <w:rFonts w:ascii="Times New Roman" w:hAnsi="Times New Roman" w:cs="Times New Roman"/>
+          <w:b/>
+          <w:bCs/>
+        </w:rPr>
+        <w:t xml:space="preserve">Gráfico promedio </w:t>
+      </w:r>
+      <w:r>
+        <w:rPr>
+          <w:rFonts w:ascii="Times New Roman" w:hAnsi="Times New Roman" w:cs="Times New Roman"/>
+          <w:b/>
+          <w:bCs/>
+        </w:rPr>
+        <w:t>beneficios</w:t>
+      </w:r>
+      <w:r>
+        <w:rPr>
+          <w:rFonts w:ascii="Times New Roman" w:hAnsi="Times New Roman" w:cs="Times New Roman"/>
+          <w:b/>
+          <w:bCs/>
+        </w:rPr>
+        <w:t xml:space="preserve"> por periodo </w:t>
+      </w:r>
+    </w:p>
+    <w:p>
+      <w:pPr>
+        <w:rPr>
+          <w:rFonts w:ascii="Times New Roman" w:hAnsi="Times New Roman" w:cs="Times New Roman"/>
+          <w:highlight w:val="yellow"/>
+        </w:rPr>
+      </w:pPr>
+      <w:r>
+        <w:drawing>
+          <wp:inline distT="0" distB="0" distL="0" distR="0" wp14:anchorId="0ED6ED5E" wp14:editId="1A749DE5">
+            <wp:extent cx="1729409" cy="2594114"/>
+            <wp:effectExtent l="0" t="0" r="0" b="0"/>
+            <wp:docPr id="152120488" name="Picture 1" descr="A graph with purple bars&#10;&#10;AI-generated content may be incorrect."/>
+            <wp:cNvGraphicFramePr>
+              <a:graphicFrameLocks xmlns:a="http://schemas.openxmlformats.org/drawingml/2006/main" noChangeAspect="1"/>
+            </wp:cNvGraphicFramePr>
+            <a:graphic xmlns:a="http://schemas.openxmlformats.org/drawingml/2006/main">
+              <a:graphicData uri="http://schemas.openxmlformats.org/drawingml/2006/picture">
+                <pic:pic xmlns:pic="http://schemas.openxmlformats.org/drawingml/2006/picture">
+                  <pic:nvPicPr>
+                    <pic:cNvPr id="152120488" name="Picture 1" descr="A graph with purple bars&#10;&#10;AI-generated content may be incorrect."/>
+                    <pic:cNvPicPr/>
+                  </pic:nvPicPr>
+                  <pic:blipFill>
+                    <a:blip r:embed="rId15"/>
+                    <a:stretch>
+                      <a:fillRect/>
+                    </a:stretch>
+                  </pic:blipFill>
+                  <pic:spPr>
+                    <a:xfrm>
+                      <a:off x="0" y="0"/>
+                      <a:ext cx="1735306" cy="2602960"/>
+                    </a:xfrm>
+                    <a:prstGeom prst="rect">
+                      <a:avLst/>
+                    </a:prstGeom>
+                  </pic:spPr>
+                </pic:pic>
+              </a:graphicData>
+            </a:graphic>
+          </wp:inline>
+        </w:drawing>
+      </w:r>
+    </w:p>
+    <w:p>
+      <w:pPr>
+        <w:rPr>
+          <w:rFonts w:ascii="Times New Roman" w:hAnsi="Times New Roman" w:cs="Times New Roman"/>
+          <w:b/>
+          <w:bCs/>
+          <w:highlight w:val="yellow"/>
+        </w:rPr>
+      </w:pPr>
+      <w:r>
+        <w:rPr>
+          <w:rFonts w:ascii="Times New Roman" w:hAnsi="Times New Roman" w:cs="Times New Roman"/>
+          <w:b/>
+          <w:bCs/>
+        </w:rPr>
+        <w:t xml:space="preserve">Gráfico promedio </w:t>
+      </w:r>
+      <w:proofErr w:type="spellStart"/>
+      <w:r>
+        <w:rPr>
+          <w:rFonts w:ascii="Times New Roman" w:hAnsi="Times New Roman" w:cs="Times New Roman"/>
+          <w:b/>
+          <w:bCs/>
+        </w:rPr>
+        <w:t>lbs</w:t>
+      </w:r>
+      <w:proofErr w:type="spellEnd"/>
+      <w:r>
+        <w:rPr>
+          <w:rFonts w:ascii="Times New Roman" w:hAnsi="Times New Roman" w:cs="Times New Roman"/>
+          <w:b/>
+          <w:bCs/>
+        </w:rPr>
+        <w:t xml:space="preserve"> vendidas </w:t>
+      </w:r>
+      <w:r>
+        <w:rPr>
+          <w:rFonts w:ascii="Times New Roman" w:hAnsi="Times New Roman" w:cs="Times New Roman"/>
+          <w:b/>
+          <w:bCs/>
+        </w:rPr>
+        <w:t xml:space="preserve"> por periodo </w:t>
+      </w:r>
+    </w:p>
+    <w:p>
+      <w:pPr>
+        <w:rPr>
+          <w:rFonts w:ascii="Times New Roman" w:hAnsi="Times New Roman" w:cs="Times New Roman"/>
+          <w:highlight w:val="yellow"/>
+        </w:rPr>
+      </w:pPr>
+      <w:r>
+        <w:rPr>
+          <w:rFonts w:ascii="Times New Roman" w:hAnsi="Times New Roman" w:cs="Times New Roman"/>
+        </w:rPr>
+        <w:lastRenderedPageBreak/>
+        <w:drawing>
+          <wp:inline distT="0" distB="0" distL="0" distR="0" wp14:anchorId="7DD9E444" wp14:editId="1CD7B509">
+            <wp:extent cx="1588168" cy="2382253"/>
+            <wp:effectExtent l="0" t="0" r="0" b="5715"/>
+            <wp:docPr id="146729911" name="Picture 1" descr="A graph with orange bars&#10;&#10;AI-generated content may be incorrect."/>
+            <wp:cNvGraphicFramePr>
+              <a:graphicFrameLocks xmlns:a="http://schemas.openxmlformats.org/drawingml/2006/main" noChangeAspect="1"/>
+            </wp:cNvGraphicFramePr>
+            <a:graphic xmlns:a="http://schemas.openxmlformats.org/drawingml/2006/main">
+              <a:graphicData uri="http://schemas.openxmlformats.org/drawingml/2006/picture">
+                <pic:pic xmlns:pic="http://schemas.openxmlformats.org/drawingml/2006/picture">
+                  <pic:nvPicPr>
+                    <pic:cNvPr id="146729911" name="Picture 1" descr="A graph with orange bars&#10;&#10;AI-generated content may be incorrect."/>
+                    <pic:cNvPicPr/>
+                  </pic:nvPicPr>
+                  <pic:blipFill>
+                    <a:blip r:embed="rId16"/>
+                    <a:stretch>
+                      <a:fillRect/>
+                    </a:stretch>
+                  </pic:blipFill>
+                  <pic:spPr>
+                    <a:xfrm>
+                      <a:off x="0" y="0"/>
+                      <a:ext cx="1625343" cy="2438016"/>
+                    </a:xfrm>
+                    <a:prstGeom prst="rect">
+                      <a:avLst/>
+                    </a:prstGeom>
+                  </pic:spPr>
+                </pic:pic>
+              </a:graphicData>
+            </a:graphic>
+          </wp:inline>
+        </w:drawing>
+      </w:r>
+    </w:p>
+    <w:p>
+      <w:pPr>
+        <w:rPr>
+          <w:rFonts w:ascii="Times New Roman" w:hAnsi="Times New Roman" w:cs="Times New Roman"/>
+          <w:highlight w:val="yellow"/>
+        </w:rPr>
+      </w:pPr>
+    </w:p>
+    <w:p>
+      <w:pPr>
+        <w:pStyle w:val="ListParagraph"/>
         <w:numPr>
           <w:ilvl w:val="0"/>
           <w:numId w:val="2"/>
@@ -8301,7 +10060,7 @@
     </w:p>
     <w:p>
       <w:pPr>
-        <w:pStyle w:val="Prrafodelista"/>
+        <w:pStyle w:val="ListParagraph"/>
         <w:numPr>
           <w:ilvl w:val="0"/>
           <w:numId w:val="2"/>
@@ -8319,6 +10078,7 @@
           <w:b/>
           <w:bCs/>
         </w:rPr>
+        <w:lastRenderedPageBreak/>
         <w:t>Scatter</w:t>
       </w:r>
       <w:proofErr w:type="spellEnd"/>
@@ -8351,7 +10111,6 @@
         <w:rPr>
           <w:noProof/>
         </w:rPr>
-        <w:lastRenderedPageBreak/>
         <w:drawing>
           <wp:inline distT="0" distB="0" distL="0" distR="0" wp14:anchorId="1F0E1D16" wp14:editId="5B62FAFC">
             <wp:extent cx="3665855" cy="2849245"/>
@@ -8370,7 +10129,7 @@
                     </pic:cNvPicPr>
                   </pic:nvPicPr>
                   <pic:blipFill>
-                    <a:blip r:embed="rId12">
+                    <a:blip r:embed="rId17">
                       <a:extLst>
                         <a:ext uri="{28A0092B-C50C-407E-A947-70E740481C1C}">
                           <a14:useLocalDpi xmlns:a14="http://schemas.microsoft.com/office/drawing/2010/main" val="0"/>
@@ -8435,62 +10194,7 @@
     </w:p>
     <w:p>
       <w:pPr>
-        <w:rPr>
-          <w:rStyle w:val="eop"/>
-          <w:rFonts w:ascii="Times New Roman" w:hAnsi="Times New Roman" w:cs="Times New Roman"/>
-          <w:color w:val="000000"/>
-          <w:bdr w:val="none" w:sz="0" w:space="0" w:color="auto" w:frame="1"/>
-          <w:shd w:val="clear" w:color="auto" w:fill="C6C6C6"/>
-        </w:rPr>
-      </w:pPr>
-    </w:p>
-    <w:p>
-      <w:pPr>
-        <w:rPr>
-          <w:rStyle w:val="eop"/>
-          <w:rFonts w:ascii="Times New Roman" w:hAnsi="Times New Roman" w:cs="Times New Roman"/>
-          <w:color w:val="000000"/>
-          <w:bdr w:val="none" w:sz="0" w:space="0" w:color="auto" w:frame="1"/>
-          <w:shd w:val="clear" w:color="auto" w:fill="C6C6C6"/>
-        </w:rPr>
-      </w:pPr>
-    </w:p>
-    <w:p>
-      <w:pPr>
-        <w:rPr>
-          <w:rStyle w:val="eop"/>
-          <w:rFonts w:ascii="Times New Roman" w:hAnsi="Times New Roman" w:cs="Times New Roman"/>
-          <w:color w:val="000000"/>
-          <w:bdr w:val="none" w:sz="0" w:space="0" w:color="auto" w:frame="1"/>
-          <w:shd w:val="clear" w:color="auto" w:fill="C6C6C6"/>
-        </w:rPr>
-      </w:pPr>
-    </w:p>
-    <w:p>
-      <w:pPr>
-        <w:rPr>
-          <w:rStyle w:val="eop"/>
-          <w:rFonts w:ascii="Times New Roman" w:hAnsi="Times New Roman" w:cs="Times New Roman"/>
-          <w:color w:val="000000"/>
-          <w:bdr w:val="none" w:sz="0" w:space="0" w:color="auto" w:frame="1"/>
-          <w:shd w:val="clear" w:color="auto" w:fill="C6C6C6"/>
-        </w:rPr>
-      </w:pPr>
-    </w:p>
-    <w:p>
-      <w:pPr>
-        <w:rPr>
-          <w:rStyle w:val="eop"/>
-          <w:rFonts w:ascii="Times New Roman" w:hAnsi="Times New Roman" w:cs="Times New Roman"/>
-          <w:color w:val="000000"/>
-          <w:bdr w:val="none" w:sz="0" w:space="0" w:color="auto" w:frame="1"/>
-          <w:shd w:val="clear" w:color="auto" w:fill="C6C6C6"/>
-        </w:rPr>
-      </w:pPr>
-    </w:p>
-    <w:p>
-      <w:pPr>
-        <w:pStyle w:val="Prrafodelista"/>
+        <w:pStyle w:val="ListParagraph"/>
         <w:numPr>
           <w:ilvl w:val="0"/>
           <w:numId w:val="2"/>
@@ -8559,7 +10263,7 @@
                     </pic:cNvPicPr>
                   </pic:nvPicPr>
                   <pic:blipFill>
-                    <a:blip r:embed="rId13">
+                    <a:blip r:embed="rId18">
                       <a:extLst>
                         <a:ext uri="{28A0092B-C50C-407E-A947-70E740481C1C}">
                           <a14:useLocalDpi xmlns:a14="http://schemas.microsoft.com/office/drawing/2010/main" val="0"/>
@@ -8602,13 +10306,36 @@
         <w:rPr>
           <w:rFonts w:ascii="Times New Roman" w:hAnsi="Times New Roman" w:cs="Times New Roman"/>
         </w:rPr>
-        <w:lastRenderedPageBreak/>
         <w:t>Correlación: -0.05939183</w:t>
       </w:r>
     </w:p>
     <w:p>
       <w:pPr>
-        <w:pStyle w:val="Prrafodelista"/>
+        <w:ind w:left="360"/>
+        <w:rPr>
+          <w:rFonts w:ascii="Times New Roman" w:hAnsi="Times New Roman" w:cs="Times New Roman"/>
+        </w:rPr>
+      </w:pPr>
+    </w:p>
+    <w:p>
+      <w:pPr>
+        <w:ind w:left="360"/>
+        <w:rPr>
+          <w:rFonts w:ascii="Times New Roman" w:hAnsi="Times New Roman" w:cs="Times New Roman"/>
+        </w:rPr>
+      </w:pPr>
+    </w:p>
+    <w:p>
+      <w:pPr>
+        <w:ind w:left="360"/>
+        <w:rPr>
+          <w:rFonts w:ascii="Times New Roman" w:hAnsi="Times New Roman" w:cs="Times New Roman"/>
+        </w:rPr>
+      </w:pPr>
+    </w:p>
+    <w:p>
+      <w:pPr>
+        <w:pStyle w:val="ListParagraph"/>
         <w:numPr>
           <w:ilvl w:val="0"/>
           <w:numId w:val="2"/>
@@ -8625,6 +10352,7 @@
           <w:b/>
           <w:bCs/>
         </w:rPr>
+        <w:lastRenderedPageBreak/>
         <w:t xml:space="preserve">Análisis resultados </w:t>
       </w:r>
     </w:p>
@@ -8878,6 +10606,21 @@
         </w:rPr>
         <w:t> </w:t>
       </w:r>
+    </w:p>
+    <w:p>
+      <w:pPr>
+        <w:pStyle w:val="paragraph"/>
+        <w:spacing w:before="0" w:beforeAutospacing="0" w:after="0" w:afterAutospacing="0" w:line="276" w:lineRule="auto"/>
+        <w:jc w:val="both"/>
+        <w:textAlignment w:val="baseline"/>
+        <w:rPr>
+          <w:rStyle w:val="eop"/>
+          <w:rFonts w:eastAsiaTheme="majorEastAsia"/>
+          <w:bdr w:val="none" w:sz="0" w:space="0" w:color="auto" w:frame="1"/>
+          <w:shd w:val="clear" w:color="auto" w:fill="C6C6C6"/>
+          <w:lang w:val="es-ES"/>
+        </w:rPr>
+      </w:pPr>
     </w:p>
     <w:p>
       <w:pPr>
@@ -9265,7 +11008,6 @@
                 <w:kern w:val="0"/>
                 <w:sz w:val="20"/>
                 <w:szCs w:val="20"/>
-                <w:lang/>
                 <w14:ligatures w14:val="none"/>
               </w:rPr>
             </w:pPr>
@@ -9278,7 +11020,6 @@
                 <w:kern w:val="0"/>
                 <w:sz w:val="20"/>
                 <w:szCs w:val="20"/>
-                <w:lang/>
                 <w14:ligatures w14:val="none"/>
               </w:rPr>
               <w:t>Statistic</w:t>
@@ -9311,7 +11052,6 @@
                 <w:kern w:val="0"/>
                 <w:sz w:val="20"/>
                 <w:szCs w:val="20"/>
-                <w:lang/>
                 <w14:ligatures w14:val="none"/>
               </w:rPr>
             </w:pPr>
@@ -9324,7 +11064,6 @@
                 <w:kern w:val="0"/>
                 <w:sz w:val="20"/>
                 <w:szCs w:val="20"/>
-                <w:lang/>
                 <w14:ligatures w14:val="none"/>
               </w:rPr>
               <w:t>Value</w:t>
@@ -9362,7 +11101,6 @@
                 <w:kern w:val="0"/>
                 <w:sz w:val="20"/>
                 <w:szCs w:val="20"/>
-                <w:lang/>
                 <w14:ligatures w14:val="none"/>
               </w:rPr>
             </w:pPr>
@@ -9375,7 +11113,6 @@
                 <w:kern w:val="0"/>
                 <w:sz w:val="20"/>
                 <w:szCs w:val="20"/>
-                <w:lang/>
                 <w14:ligatures w14:val="none"/>
               </w:rPr>
               <w:t>Mean</w:t>
@@ -9407,7 +11144,6 @@
                 <w:kern w:val="0"/>
                 <w:sz w:val="20"/>
                 <w:szCs w:val="20"/>
-                <w:lang/>
                 <w14:ligatures w14:val="none"/>
               </w:rPr>
             </w:pPr>
@@ -9418,7 +11154,6 @@
                 <w:kern w:val="0"/>
                 <w:sz w:val="20"/>
                 <w:szCs w:val="20"/>
-                <w:lang/>
                 <w14:ligatures w14:val="none"/>
               </w:rPr>
               <w:t>17342.1100606061</w:t>
@@ -9456,7 +11191,6 @@
                 <w:kern w:val="0"/>
                 <w:sz w:val="20"/>
                 <w:szCs w:val="20"/>
-                <w:lang/>
                 <w14:ligatures w14:val="none"/>
               </w:rPr>
             </w:pPr>
@@ -9469,7 +11203,6 @@
                 <w:kern w:val="0"/>
                 <w:sz w:val="20"/>
                 <w:szCs w:val="20"/>
-                <w:lang/>
                 <w14:ligatures w14:val="none"/>
               </w:rPr>
               <w:t>Median</w:t>
@@ -9501,7 +11234,6 @@
                 <w:kern w:val="0"/>
                 <w:sz w:val="20"/>
                 <w:szCs w:val="20"/>
-                <w:lang/>
                 <w14:ligatures w14:val="none"/>
               </w:rPr>
             </w:pPr>
@@ -9512,7 +11244,6 @@
                 <w:kern w:val="0"/>
                 <w:sz w:val="20"/>
                 <w:szCs w:val="20"/>
-                <w:lang/>
                 <w14:ligatures w14:val="none"/>
               </w:rPr>
               <w:t>17215.73</w:t>
@@ -9550,7 +11281,6 @@
                 <w:kern w:val="0"/>
                 <w:sz w:val="20"/>
                 <w:szCs w:val="20"/>
-                <w:lang/>
                 <w14:ligatures w14:val="none"/>
               </w:rPr>
             </w:pPr>
@@ -9563,7 +11293,6 @@
                 <w:kern w:val="0"/>
                 <w:sz w:val="20"/>
                 <w:szCs w:val="20"/>
-                <w:lang/>
                 <w14:ligatures w14:val="none"/>
               </w:rPr>
               <w:t>Std Dev</w:t>
@@ -9595,7 +11324,6 @@
                 <w:kern w:val="0"/>
                 <w:sz w:val="20"/>
                 <w:szCs w:val="20"/>
-                <w:lang/>
                 <w14:ligatures w14:val="none"/>
               </w:rPr>
             </w:pPr>
@@ -9606,7 +11334,6 @@
                 <w:kern w:val="0"/>
                 <w:sz w:val="20"/>
                 <w:szCs w:val="20"/>
-                <w:lang/>
                 <w14:ligatures w14:val="none"/>
               </w:rPr>
               <w:t>6068.91344884695</w:t>
@@ -9644,7 +11371,6 @@
                 <w:kern w:val="0"/>
                 <w:sz w:val="20"/>
                 <w:szCs w:val="20"/>
-                <w:lang/>
                 <w14:ligatures w14:val="none"/>
               </w:rPr>
             </w:pPr>
@@ -9657,7 +11383,6 @@
                 <w:kern w:val="0"/>
                 <w:sz w:val="20"/>
                 <w:szCs w:val="20"/>
-                <w:lang/>
                 <w14:ligatures w14:val="none"/>
               </w:rPr>
               <w:t>Minimum</w:t>
@@ -9689,7 +11414,6 @@
                 <w:kern w:val="0"/>
                 <w:sz w:val="20"/>
                 <w:szCs w:val="20"/>
-                <w:lang/>
                 <w14:ligatures w14:val="none"/>
               </w:rPr>
             </w:pPr>
@@ -9700,7 +11424,6 @@
                 <w:kern w:val="0"/>
                 <w:sz w:val="20"/>
                 <w:szCs w:val="20"/>
-                <w:lang/>
                 <w14:ligatures w14:val="none"/>
               </w:rPr>
               <w:t>3825.748</w:t>
@@ -9738,7 +11461,6 @@
                 <w:kern w:val="0"/>
                 <w:sz w:val="20"/>
                 <w:szCs w:val="20"/>
-                <w:lang/>
                 <w14:ligatures w14:val="none"/>
               </w:rPr>
             </w:pPr>
@@ -9751,7 +11473,6 @@
                 <w:kern w:val="0"/>
                 <w:sz w:val="20"/>
                 <w:szCs w:val="20"/>
-                <w:lang/>
                 <w14:ligatures w14:val="none"/>
               </w:rPr>
               <w:t>Maximum</w:t>
@@ -9783,7 +11504,6 @@
                 <w:kern w:val="0"/>
                 <w:sz w:val="20"/>
                 <w:szCs w:val="20"/>
-                <w:lang/>
                 <w14:ligatures w14:val="none"/>
               </w:rPr>
             </w:pPr>
@@ -9794,7 +11514,6 @@
                 <w:kern w:val="0"/>
                 <w:sz w:val="20"/>
                 <w:szCs w:val="20"/>
-                <w:lang/>
                 <w14:ligatures w14:val="none"/>
               </w:rPr>
               <w:t>31968.976</w:t>
@@ -9861,7 +11580,7 @@
                     <pic:cNvPicPr/>
                   </pic:nvPicPr>
                   <pic:blipFill>
-                    <a:blip r:embed="rId14">
+                    <a:blip r:embed="rId19">
                       <a:extLst>
                         <a:ext uri="{28A0092B-C50C-407E-A947-70E740481C1C}">
                           <a14:useLocalDpi xmlns:a14="http://schemas.microsoft.com/office/drawing/2010/main" val="0"/>
@@ -10264,7 +11983,6 @@
                 <w:kern w:val="0"/>
                 <w:sz w:val="20"/>
                 <w:szCs w:val="20"/>
-                <w:lang/>
                 <w14:ligatures w14:val="none"/>
               </w:rPr>
             </w:pPr>
@@ -10277,7 +11995,6 @@
                 <w:kern w:val="0"/>
                 <w:sz w:val="20"/>
                 <w:szCs w:val="20"/>
-                <w:lang/>
                 <w14:ligatures w14:val="none"/>
               </w:rPr>
               <w:t>Interval</w:t>
@@ -10310,7 +12027,6 @@
                 <w:kern w:val="0"/>
                 <w:sz w:val="20"/>
                 <w:szCs w:val="20"/>
-                <w:lang/>
                 <w14:ligatures w14:val="none"/>
               </w:rPr>
             </w:pPr>
@@ -10323,7 +12039,6 @@
                 <w:kern w:val="0"/>
                 <w:sz w:val="20"/>
                 <w:szCs w:val="20"/>
-                <w:lang/>
                 <w14:ligatures w14:val="none"/>
               </w:rPr>
               <w:t>Theoretical_Percentage</w:t>
@@ -10356,7 +12071,6 @@
                 <w:kern w:val="0"/>
                 <w:sz w:val="20"/>
                 <w:szCs w:val="20"/>
-                <w:lang/>
                 <w14:ligatures w14:val="none"/>
               </w:rPr>
             </w:pPr>
@@ -10369,7 +12083,6 @@
                 <w:kern w:val="0"/>
                 <w:sz w:val="20"/>
                 <w:szCs w:val="20"/>
-                <w:lang/>
                 <w14:ligatures w14:val="none"/>
               </w:rPr>
               <w:t>Theoretical_Observations</w:t>
@@ -10402,7 +12115,6 @@
                 <w:kern w:val="0"/>
                 <w:sz w:val="20"/>
                 <w:szCs w:val="20"/>
-                <w:lang/>
                 <w14:ligatures w14:val="none"/>
               </w:rPr>
             </w:pPr>
@@ -10415,7 +12127,6 @@
                 <w:kern w:val="0"/>
                 <w:sz w:val="20"/>
                 <w:szCs w:val="20"/>
-                <w:lang/>
                 <w14:ligatures w14:val="none"/>
               </w:rPr>
               <w:t>Actual_Observations</w:t>
@@ -10453,7 +12164,6 @@
                 <w:kern w:val="0"/>
                 <w:sz w:val="20"/>
                 <w:szCs w:val="20"/>
-                <w:lang/>
                 <w14:ligatures w14:val="none"/>
               </w:rPr>
             </w:pPr>
@@ -10466,7 +12176,6 @@
                 <w:kern w:val="0"/>
                 <w:sz w:val="20"/>
                 <w:szCs w:val="20"/>
-                <w:lang/>
                 <w14:ligatures w14:val="none"/>
               </w:rPr>
               <w:t>mean ± 1 sd</w:t>
@@ -10498,7 +12207,6 @@
                 <w:kern w:val="0"/>
                 <w:sz w:val="20"/>
                 <w:szCs w:val="20"/>
-                <w:lang/>
                 <w14:ligatures w14:val="none"/>
               </w:rPr>
             </w:pPr>
@@ -10509,7 +12217,6 @@
                 <w:kern w:val="0"/>
                 <w:sz w:val="20"/>
                 <w:szCs w:val="20"/>
-                <w:lang/>
                 <w14:ligatures w14:val="none"/>
               </w:rPr>
               <w:t>68 %</w:t>
@@ -10541,7 +12248,6 @@
                 <w:kern w:val="0"/>
                 <w:sz w:val="20"/>
                 <w:szCs w:val="20"/>
-                <w:lang/>
                 <w14:ligatures w14:val="none"/>
               </w:rPr>
             </w:pPr>
@@ -10552,7 +12258,6 @@
                 <w:kern w:val="0"/>
                 <w:sz w:val="20"/>
                 <w:szCs w:val="20"/>
-                <w:lang/>
                 <w14:ligatures w14:val="none"/>
               </w:rPr>
               <w:t>44.88</w:t>
@@ -10584,7 +12289,6 @@
                 <w:kern w:val="0"/>
                 <w:sz w:val="20"/>
                 <w:szCs w:val="20"/>
-                <w:lang/>
                 <w14:ligatures w14:val="none"/>
               </w:rPr>
             </w:pPr>
@@ -10595,7 +12299,6 @@
                 <w:kern w:val="0"/>
                 <w:sz w:val="20"/>
                 <w:szCs w:val="20"/>
-                <w:lang/>
                 <w14:ligatures w14:val="none"/>
               </w:rPr>
               <w:t>45</w:t>
@@ -10633,7 +12336,6 @@
                 <w:kern w:val="0"/>
                 <w:sz w:val="20"/>
                 <w:szCs w:val="20"/>
-                <w:lang/>
                 <w14:ligatures w14:val="none"/>
               </w:rPr>
             </w:pPr>
@@ -10646,7 +12348,6 @@
                 <w:kern w:val="0"/>
                 <w:sz w:val="20"/>
                 <w:szCs w:val="20"/>
-                <w:lang/>
                 <w14:ligatures w14:val="none"/>
               </w:rPr>
               <w:t>mean ± 2 sd</w:t>
@@ -10678,7 +12379,6 @@
                 <w:kern w:val="0"/>
                 <w:sz w:val="20"/>
                 <w:szCs w:val="20"/>
-                <w:lang/>
                 <w14:ligatures w14:val="none"/>
               </w:rPr>
             </w:pPr>
@@ -10689,7 +12389,6 @@
                 <w:kern w:val="0"/>
                 <w:sz w:val="20"/>
                 <w:szCs w:val="20"/>
-                <w:lang/>
                 <w14:ligatures w14:val="none"/>
               </w:rPr>
               <w:t>95 %</w:t>
@@ -10721,7 +12420,6 @@
                 <w:kern w:val="0"/>
                 <w:sz w:val="20"/>
                 <w:szCs w:val="20"/>
-                <w:lang/>
                 <w14:ligatures w14:val="none"/>
               </w:rPr>
             </w:pPr>
@@ -10732,7 +12430,6 @@
                 <w:kern w:val="0"/>
                 <w:sz w:val="20"/>
                 <w:szCs w:val="20"/>
-                <w:lang/>
                 <w14:ligatures w14:val="none"/>
               </w:rPr>
               <w:t>62.7</w:t>
@@ -10764,7 +12461,6 @@
                 <w:kern w:val="0"/>
                 <w:sz w:val="20"/>
                 <w:szCs w:val="20"/>
-                <w:lang/>
                 <w14:ligatures w14:val="none"/>
               </w:rPr>
             </w:pPr>
@@ -10775,7 +12471,6 @@
                 <w:kern w:val="0"/>
                 <w:sz w:val="20"/>
                 <w:szCs w:val="20"/>
-                <w:lang/>
                 <w14:ligatures w14:val="none"/>
               </w:rPr>
               <w:t>63</w:t>
@@ -10813,7 +12508,6 @@
                 <w:kern w:val="0"/>
                 <w:sz w:val="20"/>
                 <w:szCs w:val="20"/>
-                <w:lang/>
                 <w14:ligatures w14:val="none"/>
               </w:rPr>
             </w:pPr>
@@ -10826,7 +12520,6 @@
                 <w:kern w:val="0"/>
                 <w:sz w:val="20"/>
                 <w:szCs w:val="20"/>
-                <w:lang/>
                 <w14:ligatures w14:val="none"/>
               </w:rPr>
               <w:t>mean ± 3 sd</w:t>
@@ -10858,7 +12551,6 @@
                 <w:kern w:val="0"/>
                 <w:sz w:val="20"/>
                 <w:szCs w:val="20"/>
-                <w:lang/>
                 <w14:ligatures w14:val="none"/>
               </w:rPr>
             </w:pPr>
@@ -10869,7 +12561,6 @@
                 <w:kern w:val="0"/>
                 <w:sz w:val="20"/>
                 <w:szCs w:val="20"/>
-                <w:lang/>
                 <w14:ligatures w14:val="none"/>
               </w:rPr>
               <w:t>99 %</w:t>
@@ -10901,7 +12592,6 @@
                 <w:kern w:val="0"/>
                 <w:sz w:val="20"/>
                 <w:szCs w:val="20"/>
-                <w:lang/>
                 <w14:ligatures w14:val="none"/>
               </w:rPr>
             </w:pPr>
@@ -10912,7 +12602,6 @@
                 <w:kern w:val="0"/>
                 <w:sz w:val="20"/>
                 <w:szCs w:val="20"/>
-                <w:lang/>
                 <w14:ligatures w14:val="none"/>
               </w:rPr>
               <w:t>65.34</w:t>
@@ -10944,7 +12633,6 @@
                 <w:kern w:val="0"/>
                 <w:sz w:val="20"/>
                 <w:szCs w:val="20"/>
-                <w:lang/>
                 <w14:ligatures w14:val="none"/>
               </w:rPr>
             </w:pPr>
@@ -10955,7 +12643,6 @@
                 <w:kern w:val="0"/>
                 <w:sz w:val="20"/>
                 <w:szCs w:val="20"/>
-                <w:lang/>
                 <w14:ligatures w14:val="none"/>
               </w:rPr>
               <w:t>66</w:t>
@@ -11078,7 +12765,6 @@
               <w:rPr>
                 <w:rFonts w:ascii="Times New Roman" w:eastAsia="Times New Roman" w:hAnsi="Times New Roman" w:cs="Times New Roman"/>
                 <w:kern w:val="0"/>
-                <w:lang/>
                 <w14:ligatures w14:val="none"/>
               </w:rPr>
             </w:pPr>
@@ -11091,7 +12777,6 @@
                 <w:kern w:val="0"/>
                 <w:sz w:val="15"/>
                 <w:szCs w:val="15"/>
-                <w:lang/>
                 <w14:ligatures w14:val="none"/>
               </w:rPr>
               <w:t>Interval</w:t>
@@ -11123,7 +12808,6 @@
               <w:rPr>
                 <w:rFonts w:ascii="Times New Roman" w:eastAsia="Times New Roman" w:hAnsi="Times New Roman" w:cs="Times New Roman"/>
                 <w:kern w:val="0"/>
-                <w:lang/>
                 <w14:ligatures w14:val="none"/>
               </w:rPr>
             </w:pPr>
@@ -11136,7 +12820,6 @@
                 <w:kern w:val="0"/>
                 <w:sz w:val="15"/>
                 <w:szCs w:val="15"/>
-                <w:lang/>
                 <w14:ligatures w14:val="none"/>
               </w:rPr>
               <w:t>Theoretical_Percentage</w:t>
@@ -11168,7 +12851,6 @@
               <w:rPr>
                 <w:rFonts w:ascii="Times New Roman" w:eastAsia="Times New Roman" w:hAnsi="Times New Roman" w:cs="Times New Roman"/>
                 <w:kern w:val="0"/>
-                <w:lang/>
                 <w14:ligatures w14:val="none"/>
               </w:rPr>
             </w:pPr>
@@ -11181,7 +12863,6 @@
                 <w:kern w:val="0"/>
                 <w:sz w:val="15"/>
                 <w:szCs w:val="15"/>
-                <w:lang/>
                 <w14:ligatures w14:val="none"/>
               </w:rPr>
               <w:t>Theoretical_No_Obs</w:t>
@@ -11213,7 +12894,6 @@
               <w:rPr>
                 <w:rFonts w:ascii="Times New Roman" w:eastAsia="Times New Roman" w:hAnsi="Times New Roman" w:cs="Times New Roman"/>
                 <w:kern w:val="0"/>
-                <w:lang/>
                 <w14:ligatures w14:val="none"/>
               </w:rPr>
             </w:pPr>
@@ -11226,7 +12906,6 @@
                 <w:kern w:val="0"/>
                 <w:sz w:val="15"/>
                 <w:szCs w:val="15"/>
-                <w:lang/>
                 <w14:ligatures w14:val="none"/>
               </w:rPr>
               <w:t>Actual_No_Obs</w:t>
@@ -11263,7 +12942,6 @@
               <w:rPr>
                 <w:rFonts w:ascii="Times New Roman" w:eastAsia="Times New Roman" w:hAnsi="Times New Roman" w:cs="Times New Roman"/>
                 <w:kern w:val="0"/>
-                <w:lang/>
                 <w14:ligatures w14:val="none"/>
               </w:rPr>
             </w:pPr>
@@ -11276,7 +12954,6 @@
                 <w:kern w:val="0"/>
                 <w:sz w:val="15"/>
                 <w:szCs w:val="15"/>
-                <w:lang/>
                 <w14:ligatures w14:val="none"/>
               </w:rPr>
               <w:t>mean to +1 std. dev.</w:t>
@@ -11307,18 +12984,16 @@
               <w:rPr>
                 <w:rFonts w:ascii="Times New Roman" w:eastAsia="Times New Roman" w:hAnsi="Times New Roman" w:cs="Times New Roman"/>
                 <w:kern w:val="0"/>
-                <w:lang/>
-                <w14:ligatures w14:val="none"/>
-              </w:rPr>
-            </w:pPr>
-            <w:r>
-              <w:rPr>
-                <w:rFonts w:ascii="Helvetica Neue" w:eastAsia="Times New Roman" w:hAnsi="Helvetica Neue" w:cs="Times New Roman"/>
-                <w:color w:val="000000"/>
-                <w:kern w:val="0"/>
-                <w:sz w:val="15"/>
-                <w:szCs w:val="15"/>
-                <w:lang/>
+                <w14:ligatures w14:val="none"/>
+              </w:rPr>
+            </w:pPr>
+            <w:r>
+              <w:rPr>
+                <w:rFonts w:ascii="Helvetica Neue" w:eastAsia="Times New Roman" w:hAnsi="Helvetica Neue" w:cs="Times New Roman"/>
+                <w:color w:val="000000"/>
+                <w:kern w:val="0"/>
+                <w:sz w:val="15"/>
+                <w:szCs w:val="15"/>
                 <w14:ligatures w14:val="none"/>
               </w:rPr>
               <w:t>34</w:t>
@@ -11349,18 +13024,16 @@
               <w:rPr>
                 <w:rFonts w:ascii="Times New Roman" w:eastAsia="Times New Roman" w:hAnsi="Times New Roman" w:cs="Times New Roman"/>
                 <w:kern w:val="0"/>
-                <w:lang/>
-                <w14:ligatures w14:val="none"/>
-              </w:rPr>
-            </w:pPr>
-            <w:r>
-              <w:rPr>
-                <w:rFonts w:ascii="Helvetica Neue" w:eastAsia="Times New Roman" w:hAnsi="Helvetica Neue" w:cs="Times New Roman"/>
-                <w:color w:val="000000"/>
-                <w:kern w:val="0"/>
-                <w:sz w:val="15"/>
-                <w:szCs w:val="15"/>
-                <w:lang/>
+                <w14:ligatures w14:val="none"/>
+              </w:rPr>
+            </w:pPr>
+            <w:r>
+              <w:rPr>
+                <w:rFonts w:ascii="Helvetica Neue" w:eastAsia="Times New Roman" w:hAnsi="Helvetica Neue" w:cs="Times New Roman"/>
+                <w:color w:val="000000"/>
+                <w:kern w:val="0"/>
+                <w:sz w:val="15"/>
+                <w:szCs w:val="15"/>
                 <w14:ligatures w14:val="none"/>
               </w:rPr>
               <w:t>22.44</w:t>
@@ -11391,18 +13064,16 @@
               <w:rPr>
                 <w:rFonts w:ascii="Times New Roman" w:eastAsia="Times New Roman" w:hAnsi="Times New Roman" w:cs="Times New Roman"/>
                 <w:kern w:val="0"/>
-                <w:lang/>
-                <w14:ligatures w14:val="none"/>
-              </w:rPr>
-            </w:pPr>
-            <w:r>
-              <w:rPr>
-                <w:rFonts w:ascii="Helvetica Neue" w:eastAsia="Times New Roman" w:hAnsi="Helvetica Neue" w:cs="Times New Roman"/>
-                <w:color w:val="000000"/>
-                <w:kern w:val="0"/>
-                <w:sz w:val="15"/>
-                <w:szCs w:val="15"/>
-                <w:lang/>
+                <w14:ligatures w14:val="none"/>
+              </w:rPr>
+            </w:pPr>
+            <w:r>
+              <w:rPr>
+                <w:rFonts w:ascii="Helvetica Neue" w:eastAsia="Times New Roman" w:hAnsi="Helvetica Neue" w:cs="Times New Roman"/>
+                <w:color w:val="000000"/>
+                <w:kern w:val="0"/>
+                <w:sz w:val="15"/>
+                <w:szCs w:val="15"/>
                 <w14:ligatures w14:val="none"/>
               </w:rPr>
               <w:t>18</w:t>
@@ -11439,7 +13110,6 @@
               <w:rPr>
                 <w:rFonts w:ascii="Times New Roman" w:eastAsia="Times New Roman" w:hAnsi="Times New Roman" w:cs="Times New Roman"/>
                 <w:kern w:val="0"/>
-                <w:lang/>
                 <w14:ligatures w14:val="none"/>
               </w:rPr>
             </w:pPr>
@@ -11452,7 +13122,6 @@
                 <w:kern w:val="0"/>
                 <w:sz w:val="15"/>
                 <w:szCs w:val="15"/>
-                <w:lang/>
                 <w14:ligatures w14:val="none"/>
               </w:rPr>
               <w:t>mean to -1 std. dev.</w:t>
@@ -11483,18 +13152,16 @@
               <w:rPr>
                 <w:rFonts w:ascii="Times New Roman" w:eastAsia="Times New Roman" w:hAnsi="Times New Roman" w:cs="Times New Roman"/>
                 <w:kern w:val="0"/>
-                <w:lang/>
-                <w14:ligatures w14:val="none"/>
-              </w:rPr>
-            </w:pPr>
-            <w:r>
-              <w:rPr>
-                <w:rFonts w:ascii="Helvetica Neue" w:eastAsia="Times New Roman" w:hAnsi="Helvetica Neue" w:cs="Times New Roman"/>
-                <w:color w:val="000000"/>
-                <w:kern w:val="0"/>
-                <w:sz w:val="15"/>
-                <w:szCs w:val="15"/>
-                <w:lang/>
+                <w14:ligatures w14:val="none"/>
+              </w:rPr>
+            </w:pPr>
+            <w:r>
+              <w:rPr>
+                <w:rFonts w:ascii="Helvetica Neue" w:eastAsia="Times New Roman" w:hAnsi="Helvetica Neue" w:cs="Times New Roman"/>
+                <w:color w:val="000000"/>
+                <w:kern w:val="0"/>
+                <w:sz w:val="15"/>
+                <w:szCs w:val="15"/>
                 <w14:ligatures w14:val="none"/>
               </w:rPr>
               <w:t>34</w:t>
@@ -11525,18 +13192,16 @@
               <w:rPr>
                 <w:rFonts w:ascii="Times New Roman" w:eastAsia="Times New Roman" w:hAnsi="Times New Roman" w:cs="Times New Roman"/>
                 <w:kern w:val="0"/>
-                <w:lang/>
-                <w14:ligatures w14:val="none"/>
-              </w:rPr>
-            </w:pPr>
-            <w:r>
-              <w:rPr>
-                <w:rFonts w:ascii="Helvetica Neue" w:eastAsia="Times New Roman" w:hAnsi="Helvetica Neue" w:cs="Times New Roman"/>
-                <w:color w:val="000000"/>
-                <w:kern w:val="0"/>
-                <w:sz w:val="15"/>
-                <w:szCs w:val="15"/>
-                <w:lang/>
+                <w14:ligatures w14:val="none"/>
+              </w:rPr>
+            </w:pPr>
+            <w:r>
+              <w:rPr>
+                <w:rFonts w:ascii="Helvetica Neue" w:eastAsia="Times New Roman" w:hAnsi="Helvetica Neue" w:cs="Times New Roman"/>
+                <w:color w:val="000000"/>
+                <w:kern w:val="0"/>
+                <w:sz w:val="15"/>
+                <w:szCs w:val="15"/>
                 <w14:ligatures w14:val="none"/>
               </w:rPr>
               <w:t>22.44</w:t>
@@ -11567,18 +13232,16 @@
               <w:rPr>
                 <w:rFonts w:ascii="Times New Roman" w:eastAsia="Times New Roman" w:hAnsi="Times New Roman" w:cs="Times New Roman"/>
                 <w:kern w:val="0"/>
-                <w:lang/>
-                <w14:ligatures w14:val="none"/>
-              </w:rPr>
-            </w:pPr>
-            <w:r>
-              <w:rPr>
-                <w:rFonts w:ascii="Helvetica Neue" w:eastAsia="Times New Roman" w:hAnsi="Helvetica Neue" w:cs="Times New Roman"/>
-                <w:color w:val="000000"/>
-                <w:kern w:val="0"/>
-                <w:sz w:val="15"/>
-                <w:szCs w:val="15"/>
-                <w:lang/>
+                <w14:ligatures w14:val="none"/>
+              </w:rPr>
+            </w:pPr>
+            <w:r>
+              <w:rPr>
+                <w:rFonts w:ascii="Helvetica Neue" w:eastAsia="Times New Roman" w:hAnsi="Helvetica Neue" w:cs="Times New Roman"/>
+                <w:color w:val="000000"/>
+                <w:kern w:val="0"/>
+                <w:sz w:val="15"/>
+                <w:szCs w:val="15"/>
                 <w14:ligatures w14:val="none"/>
               </w:rPr>
               <w:t>27</w:t>
@@ -11615,7 +13278,7 @@
               <w:rPr>
                 <w:rFonts w:ascii="Times New Roman" w:eastAsia="Times New Roman" w:hAnsi="Times New Roman" w:cs="Times New Roman"/>
                 <w:kern w:val="0"/>
-                <w:lang/>
+                <w:lang w:val="en-US"/>
                 <w14:ligatures w14:val="none"/>
               </w:rPr>
             </w:pPr>
@@ -11628,7 +13291,7 @@
                 <w:kern w:val="0"/>
                 <w:sz w:val="15"/>
                 <w:szCs w:val="15"/>
-                <w:lang/>
+                <w:lang w:val="en-US"/>
                 <w14:ligatures w14:val="none"/>
               </w:rPr>
               <w:t>+1 std. dev. to +2 std. dev.</w:t>
@@ -11659,18 +13322,16 @@
               <w:rPr>
                 <w:rFonts w:ascii="Times New Roman" w:eastAsia="Times New Roman" w:hAnsi="Times New Roman" w:cs="Times New Roman"/>
                 <w:kern w:val="0"/>
-                <w:lang/>
-                <w14:ligatures w14:val="none"/>
-              </w:rPr>
-            </w:pPr>
-            <w:r>
-              <w:rPr>
-                <w:rFonts w:ascii="Helvetica Neue" w:eastAsia="Times New Roman" w:hAnsi="Helvetica Neue" w:cs="Times New Roman"/>
-                <w:color w:val="000000"/>
-                <w:kern w:val="0"/>
-                <w:sz w:val="15"/>
-                <w:szCs w:val="15"/>
-                <w:lang/>
+                <w14:ligatures w14:val="none"/>
+              </w:rPr>
+            </w:pPr>
+            <w:r>
+              <w:rPr>
+                <w:rFonts w:ascii="Helvetica Neue" w:eastAsia="Times New Roman" w:hAnsi="Helvetica Neue" w:cs="Times New Roman"/>
+                <w:color w:val="000000"/>
+                <w:kern w:val="0"/>
+                <w:sz w:val="15"/>
+                <w:szCs w:val="15"/>
                 <w14:ligatures w14:val="none"/>
               </w:rPr>
               <w:t>13.5</w:t>
@@ -11701,18 +13362,16 @@
               <w:rPr>
                 <w:rFonts w:ascii="Times New Roman" w:eastAsia="Times New Roman" w:hAnsi="Times New Roman" w:cs="Times New Roman"/>
                 <w:kern w:val="0"/>
-                <w:lang/>
-                <w14:ligatures w14:val="none"/>
-              </w:rPr>
-            </w:pPr>
-            <w:r>
-              <w:rPr>
-                <w:rFonts w:ascii="Helvetica Neue" w:eastAsia="Times New Roman" w:hAnsi="Helvetica Neue" w:cs="Times New Roman"/>
-                <w:color w:val="000000"/>
-                <w:kern w:val="0"/>
-                <w:sz w:val="15"/>
-                <w:szCs w:val="15"/>
-                <w:lang/>
+                <w14:ligatures w14:val="none"/>
+              </w:rPr>
+            </w:pPr>
+            <w:r>
+              <w:rPr>
+                <w:rFonts w:ascii="Helvetica Neue" w:eastAsia="Times New Roman" w:hAnsi="Helvetica Neue" w:cs="Times New Roman"/>
+                <w:color w:val="000000"/>
+                <w:kern w:val="0"/>
+                <w:sz w:val="15"/>
+                <w:szCs w:val="15"/>
                 <w14:ligatures w14:val="none"/>
               </w:rPr>
               <w:t>8.91</w:t>
@@ -11743,18 +13402,16 @@
               <w:rPr>
                 <w:rFonts w:ascii="Times New Roman" w:eastAsia="Times New Roman" w:hAnsi="Times New Roman" w:cs="Times New Roman"/>
                 <w:kern w:val="0"/>
-                <w:lang/>
-                <w14:ligatures w14:val="none"/>
-              </w:rPr>
-            </w:pPr>
-            <w:r>
-              <w:rPr>
-                <w:rFonts w:ascii="Helvetica Neue" w:eastAsia="Times New Roman" w:hAnsi="Helvetica Neue" w:cs="Times New Roman"/>
-                <w:color w:val="000000"/>
-                <w:kern w:val="0"/>
-                <w:sz w:val="15"/>
-                <w:szCs w:val="15"/>
-                <w:lang/>
+                <w14:ligatures w14:val="none"/>
+              </w:rPr>
+            </w:pPr>
+            <w:r>
+              <w:rPr>
+                <w:rFonts w:ascii="Helvetica Neue" w:eastAsia="Times New Roman" w:hAnsi="Helvetica Neue" w:cs="Times New Roman"/>
+                <w:color w:val="000000"/>
+                <w:kern w:val="0"/>
+                <w:sz w:val="15"/>
+                <w:szCs w:val="15"/>
                 <w14:ligatures w14:val="none"/>
               </w:rPr>
               <w:t>9</w:t>
@@ -11791,7 +13448,7 @@
               <w:rPr>
                 <w:rFonts w:ascii="Times New Roman" w:eastAsia="Times New Roman" w:hAnsi="Times New Roman" w:cs="Times New Roman"/>
                 <w:kern w:val="0"/>
-                <w:lang/>
+                <w:lang w:val="en-US"/>
                 <w14:ligatures w14:val="none"/>
               </w:rPr>
             </w:pPr>
@@ -11804,7 +13461,7 @@
                 <w:kern w:val="0"/>
                 <w:sz w:val="15"/>
                 <w:szCs w:val="15"/>
-                <w:lang/>
+                <w:lang w:val="en-US"/>
                 <w14:ligatures w14:val="none"/>
               </w:rPr>
               <w:t>-1 std. dev. to -2 std. dev.</w:t>
@@ -11835,18 +13492,16 @@
               <w:rPr>
                 <w:rFonts w:ascii="Times New Roman" w:eastAsia="Times New Roman" w:hAnsi="Times New Roman" w:cs="Times New Roman"/>
                 <w:kern w:val="0"/>
-                <w:lang/>
-                <w14:ligatures w14:val="none"/>
-              </w:rPr>
-            </w:pPr>
-            <w:r>
-              <w:rPr>
-                <w:rFonts w:ascii="Helvetica Neue" w:eastAsia="Times New Roman" w:hAnsi="Helvetica Neue" w:cs="Times New Roman"/>
-                <w:color w:val="000000"/>
-                <w:kern w:val="0"/>
-                <w:sz w:val="15"/>
-                <w:szCs w:val="15"/>
-                <w:lang/>
+                <w14:ligatures w14:val="none"/>
+              </w:rPr>
+            </w:pPr>
+            <w:r>
+              <w:rPr>
+                <w:rFonts w:ascii="Helvetica Neue" w:eastAsia="Times New Roman" w:hAnsi="Helvetica Neue" w:cs="Times New Roman"/>
+                <w:color w:val="000000"/>
+                <w:kern w:val="0"/>
+                <w:sz w:val="15"/>
+                <w:szCs w:val="15"/>
                 <w14:ligatures w14:val="none"/>
               </w:rPr>
               <w:t>13.5</w:t>
@@ -11877,18 +13532,16 @@
               <w:rPr>
                 <w:rFonts w:ascii="Times New Roman" w:eastAsia="Times New Roman" w:hAnsi="Times New Roman" w:cs="Times New Roman"/>
                 <w:kern w:val="0"/>
-                <w:lang/>
-                <w14:ligatures w14:val="none"/>
-              </w:rPr>
-            </w:pPr>
-            <w:r>
-              <w:rPr>
-                <w:rFonts w:ascii="Helvetica Neue" w:eastAsia="Times New Roman" w:hAnsi="Helvetica Neue" w:cs="Times New Roman"/>
-                <w:color w:val="000000"/>
-                <w:kern w:val="0"/>
-                <w:sz w:val="15"/>
-                <w:szCs w:val="15"/>
-                <w:lang/>
+                <w14:ligatures w14:val="none"/>
+              </w:rPr>
+            </w:pPr>
+            <w:r>
+              <w:rPr>
+                <w:rFonts w:ascii="Helvetica Neue" w:eastAsia="Times New Roman" w:hAnsi="Helvetica Neue" w:cs="Times New Roman"/>
+                <w:color w:val="000000"/>
+                <w:kern w:val="0"/>
+                <w:sz w:val="15"/>
+                <w:szCs w:val="15"/>
                 <w14:ligatures w14:val="none"/>
               </w:rPr>
               <w:t>8.91</w:t>
@@ -11919,18 +13572,16 @@
               <w:rPr>
                 <w:rFonts w:ascii="Times New Roman" w:eastAsia="Times New Roman" w:hAnsi="Times New Roman" w:cs="Times New Roman"/>
                 <w:kern w:val="0"/>
-                <w:lang/>
-                <w14:ligatures w14:val="none"/>
-              </w:rPr>
-            </w:pPr>
-            <w:r>
-              <w:rPr>
-                <w:rFonts w:ascii="Helvetica Neue" w:eastAsia="Times New Roman" w:hAnsi="Helvetica Neue" w:cs="Times New Roman"/>
-                <w:color w:val="000000"/>
-                <w:kern w:val="0"/>
-                <w:sz w:val="15"/>
-                <w:szCs w:val="15"/>
-                <w:lang/>
+                <w14:ligatures w14:val="none"/>
+              </w:rPr>
+            </w:pPr>
+            <w:r>
+              <w:rPr>
+                <w:rFonts w:ascii="Helvetica Neue" w:eastAsia="Times New Roman" w:hAnsi="Helvetica Neue" w:cs="Times New Roman"/>
+                <w:color w:val="000000"/>
+                <w:kern w:val="0"/>
+                <w:sz w:val="15"/>
+                <w:szCs w:val="15"/>
                 <w14:ligatures w14:val="none"/>
               </w:rPr>
               <w:t>9</w:t>
@@ -11967,7 +13618,7 @@
               <w:rPr>
                 <w:rFonts w:ascii="Times New Roman" w:eastAsia="Times New Roman" w:hAnsi="Times New Roman" w:cs="Times New Roman"/>
                 <w:kern w:val="0"/>
-                <w:lang/>
+                <w:lang w:val="en-US"/>
                 <w14:ligatures w14:val="none"/>
               </w:rPr>
             </w:pPr>
@@ -11980,7 +13631,7 @@
                 <w:kern w:val="0"/>
                 <w:sz w:val="15"/>
                 <w:szCs w:val="15"/>
-                <w:lang/>
+                <w:lang w:val="en-US"/>
                 <w14:ligatures w14:val="none"/>
               </w:rPr>
               <w:t>+2 std. dev. to +3 std. dev.</w:t>
@@ -12011,18 +13662,16 @@
               <w:rPr>
                 <w:rFonts w:ascii="Times New Roman" w:eastAsia="Times New Roman" w:hAnsi="Times New Roman" w:cs="Times New Roman"/>
                 <w:kern w:val="0"/>
-                <w:lang/>
-                <w14:ligatures w14:val="none"/>
-              </w:rPr>
-            </w:pPr>
-            <w:r>
-              <w:rPr>
-                <w:rFonts w:ascii="Helvetica Neue" w:eastAsia="Times New Roman" w:hAnsi="Helvetica Neue" w:cs="Times New Roman"/>
-                <w:color w:val="000000"/>
-                <w:kern w:val="0"/>
-                <w:sz w:val="15"/>
-                <w:szCs w:val="15"/>
-                <w:lang/>
+                <w14:ligatures w14:val="none"/>
+              </w:rPr>
+            </w:pPr>
+            <w:r>
+              <w:rPr>
+                <w:rFonts w:ascii="Helvetica Neue" w:eastAsia="Times New Roman" w:hAnsi="Helvetica Neue" w:cs="Times New Roman"/>
+                <w:color w:val="000000"/>
+                <w:kern w:val="0"/>
+                <w:sz w:val="15"/>
+                <w:szCs w:val="15"/>
                 <w14:ligatures w14:val="none"/>
               </w:rPr>
               <w:t>2.35</w:t>
@@ -12053,18 +13702,16 @@
               <w:rPr>
                 <w:rFonts w:ascii="Times New Roman" w:eastAsia="Times New Roman" w:hAnsi="Times New Roman" w:cs="Times New Roman"/>
                 <w:kern w:val="0"/>
-                <w:lang/>
-                <w14:ligatures w14:val="none"/>
-              </w:rPr>
-            </w:pPr>
-            <w:r>
-              <w:rPr>
-                <w:rFonts w:ascii="Helvetica Neue" w:eastAsia="Times New Roman" w:hAnsi="Helvetica Neue" w:cs="Times New Roman"/>
-                <w:color w:val="000000"/>
-                <w:kern w:val="0"/>
-                <w:sz w:val="15"/>
-                <w:szCs w:val="15"/>
-                <w:lang/>
+                <w14:ligatures w14:val="none"/>
+              </w:rPr>
+            </w:pPr>
+            <w:r>
+              <w:rPr>
+                <w:rFonts w:ascii="Helvetica Neue" w:eastAsia="Times New Roman" w:hAnsi="Helvetica Neue" w:cs="Times New Roman"/>
+                <w:color w:val="000000"/>
+                <w:kern w:val="0"/>
+                <w:sz w:val="15"/>
+                <w:szCs w:val="15"/>
                 <w14:ligatures w14:val="none"/>
               </w:rPr>
               <w:t>1.55</w:t>
@@ -12095,18 +13742,16 @@
               <w:rPr>
                 <w:rFonts w:ascii="Times New Roman" w:eastAsia="Times New Roman" w:hAnsi="Times New Roman" w:cs="Times New Roman"/>
                 <w:kern w:val="0"/>
-                <w:lang/>
-                <w14:ligatures w14:val="none"/>
-              </w:rPr>
-            </w:pPr>
-            <w:r>
-              <w:rPr>
-                <w:rFonts w:ascii="Helvetica Neue" w:eastAsia="Times New Roman" w:hAnsi="Helvetica Neue" w:cs="Times New Roman"/>
-                <w:color w:val="000000"/>
-                <w:kern w:val="0"/>
-                <w:sz w:val="15"/>
-                <w:szCs w:val="15"/>
-                <w:lang/>
+                <w14:ligatures w14:val="none"/>
+              </w:rPr>
+            </w:pPr>
+            <w:r>
+              <w:rPr>
+                <w:rFonts w:ascii="Helvetica Neue" w:eastAsia="Times New Roman" w:hAnsi="Helvetica Neue" w:cs="Times New Roman"/>
+                <w:color w:val="000000"/>
+                <w:kern w:val="0"/>
+                <w:sz w:val="15"/>
+                <w:szCs w:val="15"/>
                 <w14:ligatures w14:val="none"/>
               </w:rPr>
               <w:t>2</w:t>
@@ -12143,7 +13788,7 @@
               <w:rPr>
                 <w:rFonts w:ascii="Times New Roman" w:eastAsia="Times New Roman" w:hAnsi="Times New Roman" w:cs="Times New Roman"/>
                 <w:kern w:val="0"/>
-                <w:lang/>
+                <w:lang w:val="en-US"/>
                 <w14:ligatures w14:val="none"/>
               </w:rPr>
             </w:pPr>
@@ -12156,7 +13801,7 @@
                 <w:kern w:val="0"/>
                 <w:sz w:val="15"/>
                 <w:szCs w:val="15"/>
-                <w:lang/>
+                <w:lang w:val="en-US"/>
                 <w14:ligatures w14:val="none"/>
               </w:rPr>
               <w:t>-2 std. dev. to -3 std. dev.</w:t>
@@ -12187,18 +13832,16 @@
               <w:rPr>
                 <w:rFonts w:ascii="Times New Roman" w:eastAsia="Times New Roman" w:hAnsi="Times New Roman" w:cs="Times New Roman"/>
                 <w:kern w:val="0"/>
-                <w:lang/>
-                <w14:ligatures w14:val="none"/>
-              </w:rPr>
-            </w:pPr>
-            <w:r>
-              <w:rPr>
-                <w:rFonts w:ascii="Helvetica Neue" w:eastAsia="Times New Roman" w:hAnsi="Helvetica Neue" w:cs="Times New Roman"/>
-                <w:color w:val="000000"/>
-                <w:kern w:val="0"/>
-                <w:sz w:val="15"/>
-                <w:szCs w:val="15"/>
-                <w:lang/>
+                <w14:ligatures w14:val="none"/>
+              </w:rPr>
+            </w:pPr>
+            <w:r>
+              <w:rPr>
+                <w:rFonts w:ascii="Helvetica Neue" w:eastAsia="Times New Roman" w:hAnsi="Helvetica Neue" w:cs="Times New Roman"/>
+                <w:color w:val="000000"/>
+                <w:kern w:val="0"/>
+                <w:sz w:val="15"/>
+                <w:szCs w:val="15"/>
                 <w14:ligatures w14:val="none"/>
               </w:rPr>
               <w:t>2.35</w:t>
@@ -12229,18 +13872,16 @@
               <w:rPr>
                 <w:rFonts w:ascii="Times New Roman" w:eastAsia="Times New Roman" w:hAnsi="Times New Roman" w:cs="Times New Roman"/>
                 <w:kern w:val="0"/>
-                <w:lang/>
-                <w14:ligatures w14:val="none"/>
-              </w:rPr>
-            </w:pPr>
-            <w:r>
-              <w:rPr>
-                <w:rFonts w:ascii="Helvetica Neue" w:eastAsia="Times New Roman" w:hAnsi="Helvetica Neue" w:cs="Times New Roman"/>
-                <w:color w:val="000000"/>
-                <w:kern w:val="0"/>
-                <w:sz w:val="15"/>
-                <w:szCs w:val="15"/>
-                <w:lang/>
+                <w14:ligatures w14:val="none"/>
+              </w:rPr>
+            </w:pPr>
+            <w:r>
+              <w:rPr>
+                <w:rFonts w:ascii="Helvetica Neue" w:eastAsia="Times New Roman" w:hAnsi="Helvetica Neue" w:cs="Times New Roman"/>
+                <w:color w:val="000000"/>
+                <w:kern w:val="0"/>
+                <w:sz w:val="15"/>
+                <w:szCs w:val="15"/>
                 <w14:ligatures w14:val="none"/>
               </w:rPr>
               <w:t>1.55</w:t>
@@ -12271,18 +13912,16 @@
               <w:rPr>
                 <w:rFonts w:ascii="Times New Roman" w:eastAsia="Times New Roman" w:hAnsi="Times New Roman" w:cs="Times New Roman"/>
                 <w:kern w:val="0"/>
-                <w:lang/>
-                <w14:ligatures w14:val="none"/>
-              </w:rPr>
-            </w:pPr>
-            <w:r>
-              <w:rPr>
-                <w:rFonts w:ascii="Helvetica Neue" w:eastAsia="Times New Roman" w:hAnsi="Helvetica Neue" w:cs="Times New Roman"/>
-                <w:color w:val="000000"/>
-                <w:kern w:val="0"/>
-                <w:sz w:val="15"/>
-                <w:szCs w:val="15"/>
-                <w:lang/>
+                <w14:ligatures w14:val="none"/>
+              </w:rPr>
+            </w:pPr>
+            <w:r>
+              <w:rPr>
+                <w:rFonts w:ascii="Helvetica Neue" w:eastAsia="Times New Roman" w:hAnsi="Helvetica Neue" w:cs="Times New Roman"/>
+                <w:color w:val="000000"/>
+                <w:kern w:val="0"/>
+                <w:sz w:val="15"/>
+                <w:szCs w:val="15"/>
                 <w14:ligatures w14:val="none"/>
               </w:rPr>
               <w:t>1</w:t>
@@ -12752,7 +14391,6 @@
                 <w:kern w:val="0"/>
                 <w:sz w:val="20"/>
                 <w:szCs w:val="20"/>
-                <w:lang/>
                 <w14:ligatures w14:val="none"/>
               </w:rPr>
             </w:pPr>
@@ -12765,7 +14403,6 @@
                 <w:kern w:val="0"/>
                 <w:sz w:val="20"/>
                 <w:szCs w:val="20"/>
-                <w:lang/>
                 <w14:ligatures w14:val="none"/>
               </w:rPr>
               <w:t>Statistic</w:t>
@@ -12798,7 +14435,6 @@
                 <w:kern w:val="0"/>
                 <w:sz w:val="20"/>
                 <w:szCs w:val="20"/>
-                <w:lang/>
                 <w14:ligatures w14:val="none"/>
               </w:rPr>
             </w:pPr>
@@ -12811,7 +14447,6 @@
                 <w:kern w:val="0"/>
                 <w:sz w:val="20"/>
                 <w:szCs w:val="20"/>
-                <w:lang/>
                 <w14:ligatures w14:val="none"/>
               </w:rPr>
               <w:t>Value</w:t>
@@ -12849,7 +14484,6 @@
                 <w:kern w:val="0"/>
                 <w:sz w:val="20"/>
                 <w:szCs w:val="20"/>
-                <w:lang/>
                 <w14:ligatures w14:val="none"/>
               </w:rPr>
             </w:pPr>
@@ -12862,7 +14496,6 @@
                 <w:kern w:val="0"/>
                 <w:sz w:val="20"/>
                 <w:szCs w:val="20"/>
-                <w:lang/>
                 <w14:ligatures w14:val="none"/>
               </w:rPr>
               <w:t>Skewness</w:t>
@@ -12894,7 +14527,6 @@
                 <w:kern w:val="0"/>
                 <w:sz w:val="20"/>
                 <w:szCs w:val="20"/>
-                <w:lang/>
                 <w14:ligatures w14:val="none"/>
               </w:rPr>
             </w:pPr>
@@ -12905,7 +14537,6 @@
                 <w:kern w:val="0"/>
                 <w:sz w:val="20"/>
                 <w:szCs w:val="20"/>
-                <w:lang/>
                 <w14:ligatures w14:val="none"/>
               </w:rPr>
               <w:t>0.317292179509407</w:t>
@@ -12943,7 +14574,6 @@
                 <w:kern w:val="0"/>
                 <w:sz w:val="20"/>
                 <w:szCs w:val="20"/>
-                <w:lang/>
                 <w14:ligatures w14:val="none"/>
               </w:rPr>
             </w:pPr>
@@ -12956,7 +14586,6 @@
                 <w:kern w:val="0"/>
                 <w:sz w:val="20"/>
                 <w:szCs w:val="20"/>
-                <w:lang/>
                 <w14:ligatures w14:val="none"/>
               </w:rPr>
               <w:t>Kurtosis</w:t>
@@ -12988,7 +14617,6 @@
                 <w:kern w:val="0"/>
                 <w:sz w:val="20"/>
                 <w:szCs w:val="20"/>
-                <w:lang/>
                 <w14:ligatures w14:val="none"/>
               </w:rPr>
             </w:pPr>
@@ -12999,7 +14627,6 @@
                 <w:kern w:val="0"/>
                 <w:sz w:val="20"/>
                 <w:szCs w:val="20"/>
-                <w:lang/>
                 <w14:ligatures w14:val="none"/>
               </w:rPr>
               <w:t>2.69511117112203</w:t>
@@ -13684,11 +15311,11 @@
     <w:name w:val="Normal"/>
     <w:qFormat/>
   </w:style>
-  <w:style w:type="paragraph" w:styleId="Ttulo1">
+  <w:style w:type="paragraph" w:styleId="Heading1">
     <w:name w:val="heading 1"/>
     <w:basedOn w:val="Normal"/>
     <w:next w:val="Normal"/>
-    <w:link w:val="Ttulo1Car"/>
+    <w:link w:val="Heading1Char"/>
     <w:uiPriority w:val="9"/>
     <w:qFormat/>
     <w:rsid w:val="002F1EE9"/>
@@ -13705,11 +15332,11 @@
       <w:szCs w:val="40"/>
     </w:rPr>
   </w:style>
-  <w:style w:type="paragraph" w:styleId="Ttulo2">
+  <w:style w:type="paragraph" w:styleId="Heading2">
     <w:name w:val="heading 2"/>
     <w:basedOn w:val="Normal"/>
     <w:next w:val="Normal"/>
-    <w:link w:val="Ttulo2Car"/>
+    <w:link w:val="Heading2Char"/>
     <w:uiPriority w:val="9"/>
     <w:semiHidden/>
     <w:unhideWhenUsed/>
@@ -13728,11 +15355,11 @@
       <w:szCs w:val="32"/>
     </w:rPr>
   </w:style>
-  <w:style w:type="paragraph" w:styleId="Ttulo3">
+  <w:style w:type="paragraph" w:styleId="Heading3">
     <w:name w:val="heading 3"/>
     <w:basedOn w:val="Normal"/>
     <w:next w:val="Normal"/>
-    <w:link w:val="Ttulo3Car"/>
+    <w:link w:val="Heading3Char"/>
     <w:uiPriority w:val="9"/>
     <w:semiHidden/>
     <w:unhideWhenUsed/>
@@ -13751,11 +15378,11 @@
       <w:szCs w:val="28"/>
     </w:rPr>
   </w:style>
-  <w:style w:type="paragraph" w:styleId="Ttulo4">
+  <w:style w:type="paragraph" w:styleId="Heading4">
     <w:name w:val="heading 4"/>
     <w:basedOn w:val="Normal"/>
     <w:next w:val="Normal"/>
-    <w:link w:val="Ttulo4Car"/>
+    <w:link w:val="Heading4Char"/>
     <w:uiPriority w:val="9"/>
     <w:semiHidden/>
     <w:unhideWhenUsed/>
@@ -13774,11 +15401,11 @@
       <w:color w:val="0F4761" w:themeColor="accent1" w:themeShade="BF"/>
     </w:rPr>
   </w:style>
-  <w:style w:type="paragraph" w:styleId="Ttulo5">
+  <w:style w:type="paragraph" w:styleId="Heading5">
     <w:name w:val="heading 5"/>
     <w:basedOn w:val="Normal"/>
     <w:next w:val="Normal"/>
-    <w:link w:val="Ttulo5Car"/>
+    <w:link w:val="Heading5Char"/>
     <w:uiPriority w:val="9"/>
     <w:semiHidden/>
     <w:unhideWhenUsed/>
@@ -13795,11 +15422,11 @@
       <w:color w:val="0F4761" w:themeColor="accent1" w:themeShade="BF"/>
     </w:rPr>
   </w:style>
-  <w:style w:type="paragraph" w:styleId="Ttulo6">
+  <w:style w:type="paragraph" w:styleId="Heading6">
     <w:name w:val="heading 6"/>
     <w:basedOn w:val="Normal"/>
     <w:next w:val="Normal"/>
-    <w:link w:val="Ttulo6Car"/>
+    <w:link w:val="Heading6Char"/>
     <w:uiPriority w:val="9"/>
     <w:semiHidden/>
     <w:unhideWhenUsed/>
@@ -13818,11 +15445,11 @@
       <w:color w:val="595959" w:themeColor="text1" w:themeTint="A6"/>
     </w:rPr>
   </w:style>
-  <w:style w:type="paragraph" w:styleId="Ttulo7">
+  <w:style w:type="paragraph" w:styleId="Heading7">
     <w:name w:val="heading 7"/>
     <w:basedOn w:val="Normal"/>
     <w:next w:val="Normal"/>
-    <w:link w:val="Ttulo7Car"/>
+    <w:link w:val="Heading7Char"/>
     <w:uiPriority w:val="9"/>
     <w:semiHidden/>
     <w:unhideWhenUsed/>
@@ -13839,11 +15466,11 @@
       <w:color w:val="595959" w:themeColor="text1" w:themeTint="A6"/>
     </w:rPr>
   </w:style>
-  <w:style w:type="paragraph" w:styleId="Ttulo8">
+  <w:style w:type="paragraph" w:styleId="Heading8">
     <w:name w:val="heading 8"/>
     <w:basedOn w:val="Normal"/>
     <w:next w:val="Normal"/>
-    <w:link w:val="Ttulo8Car"/>
+    <w:link w:val="Heading8Char"/>
     <w:uiPriority w:val="9"/>
     <w:semiHidden/>
     <w:unhideWhenUsed/>
@@ -13862,11 +15489,11 @@
       <w:color w:val="272727" w:themeColor="text1" w:themeTint="D8"/>
     </w:rPr>
   </w:style>
-  <w:style w:type="paragraph" w:styleId="Ttulo9">
+  <w:style w:type="paragraph" w:styleId="Heading9">
     <w:name w:val="heading 9"/>
     <w:basedOn w:val="Normal"/>
     <w:next w:val="Normal"/>
-    <w:link w:val="Ttulo9Car"/>
+    <w:link w:val="Heading9Char"/>
     <w:uiPriority w:val="9"/>
     <w:semiHidden/>
     <w:unhideWhenUsed/>
@@ -13883,13 +15510,13 @@
       <w:color w:val="272727" w:themeColor="text1" w:themeTint="D8"/>
     </w:rPr>
   </w:style>
-  <w:style w:type="character" w:default="1" w:styleId="Fuentedeprrafopredeter">
+  <w:style w:type="character" w:default="1" w:styleId="DefaultParagraphFont">
     <w:name w:val="Default Paragraph Font"/>
     <w:uiPriority w:val="1"/>
     <w:semiHidden/>
     <w:unhideWhenUsed/>
   </w:style>
-  <w:style w:type="table" w:default="1" w:styleId="Tablanormal">
+  <w:style w:type="table" w:default="1" w:styleId="TableNormal">
     <w:name w:val="Normal Table"/>
     <w:uiPriority w:val="99"/>
     <w:semiHidden/>
@@ -13904,16 +15531,16 @@
       </w:tblCellMar>
     </w:tblPr>
   </w:style>
-  <w:style w:type="numbering" w:default="1" w:styleId="Sinlista">
+  <w:style w:type="numbering" w:default="1" w:styleId="NoList">
     <w:name w:val="No List"/>
     <w:uiPriority w:val="99"/>
     <w:semiHidden/>
     <w:unhideWhenUsed/>
   </w:style>
-  <w:style w:type="character" w:customStyle="1" w:styleId="Ttulo1Car">
-    <w:name w:val="Título 1 Car"/>
-    <w:basedOn w:val="Fuentedeprrafopredeter"/>
-    <w:link w:val="Ttulo1"/>
+  <w:style w:type="character" w:customStyle="1" w:styleId="Heading1Char">
+    <w:name w:val="Heading 1 Char"/>
+    <w:basedOn w:val="DefaultParagraphFont"/>
+    <w:link w:val="Heading1"/>
     <w:uiPriority w:val="9"/>
     <w:rsid w:val="002F1EE9"/>
     <w:rPr>
@@ -13923,10 +15550,10 @@
       <w:szCs w:val="40"/>
     </w:rPr>
   </w:style>
-  <w:style w:type="character" w:customStyle="1" w:styleId="Ttulo2Car">
-    <w:name w:val="Título 2 Car"/>
-    <w:basedOn w:val="Fuentedeprrafopredeter"/>
-    <w:link w:val="Ttulo2"/>
+  <w:style w:type="character" w:customStyle="1" w:styleId="Heading2Char">
+    <w:name w:val="Heading 2 Char"/>
+    <w:basedOn w:val="DefaultParagraphFont"/>
+    <w:link w:val="Heading2"/>
     <w:uiPriority w:val="9"/>
     <w:semiHidden/>
     <w:rsid w:val="002F1EE9"/>
@@ -13937,10 +15564,10 @@
       <w:szCs w:val="32"/>
     </w:rPr>
   </w:style>
-  <w:style w:type="character" w:customStyle="1" w:styleId="Ttulo3Car">
-    <w:name w:val="Título 3 Car"/>
-    <w:basedOn w:val="Fuentedeprrafopredeter"/>
-    <w:link w:val="Ttulo3"/>
+  <w:style w:type="character" w:customStyle="1" w:styleId="Heading3Char">
+    <w:name w:val="Heading 3 Char"/>
+    <w:basedOn w:val="DefaultParagraphFont"/>
+    <w:link w:val="Heading3"/>
     <w:uiPriority w:val="9"/>
     <w:semiHidden/>
     <w:rsid w:val="002F1EE9"/>
@@ -13951,10 +15578,10 @@
       <w:szCs w:val="28"/>
     </w:rPr>
   </w:style>
-  <w:style w:type="character" w:customStyle="1" w:styleId="Ttulo4Car">
-    <w:name w:val="Título 4 Car"/>
-    <w:basedOn w:val="Fuentedeprrafopredeter"/>
-    <w:link w:val="Ttulo4"/>
+  <w:style w:type="character" w:customStyle="1" w:styleId="Heading4Char">
+    <w:name w:val="Heading 4 Char"/>
+    <w:basedOn w:val="DefaultParagraphFont"/>
+    <w:link w:val="Heading4"/>
     <w:uiPriority w:val="9"/>
     <w:semiHidden/>
     <w:rsid w:val="002F1EE9"/>
@@ -13965,10 +15592,10 @@
       <w:color w:val="0F4761" w:themeColor="accent1" w:themeShade="BF"/>
     </w:rPr>
   </w:style>
-  <w:style w:type="character" w:customStyle="1" w:styleId="Ttulo5Car">
-    <w:name w:val="Título 5 Car"/>
-    <w:basedOn w:val="Fuentedeprrafopredeter"/>
-    <w:link w:val="Ttulo5"/>
+  <w:style w:type="character" w:customStyle="1" w:styleId="Heading5Char">
+    <w:name w:val="Heading 5 Char"/>
+    <w:basedOn w:val="DefaultParagraphFont"/>
+    <w:link w:val="Heading5"/>
     <w:uiPriority w:val="9"/>
     <w:semiHidden/>
     <w:rsid w:val="002F1EE9"/>
@@ -13977,10 +15604,10 @@
       <w:color w:val="0F4761" w:themeColor="accent1" w:themeShade="BF"/>
     </w:rPr>
   </w:style>
-  <w:style w:type="character" w:customStyle="1" w:styleId="Ttulo6Car">
-    <w:name w:val="Título 6 Car"/>
-    <w:basedOn w:val="Fuentedeprrafopredeter"/>
-    <w:link w:val="Ttulo6"/>
+  <w:style w:type="character" w:customStyle="1" w:styleId="Heading6Char">
+    <w:name w:val="Heading 6 Char"/>
+    <w:basedOn w:val="DefaultParagraphFont"/>
+    <w:link w:val="Heading6"/>
     <w:uiPriority w:val="9"/>
     <w:semiHidden/>
     <w:rsid w:val="002F1EE9"/>
@@ -13991,10 +15618,10 @@
       <w:color w:val="595959" w:themeColor="text1" w:themeTint="A6"/>
     </w:rPr>
   </w:style>
-  <w:style w:type="character" w:customStyle="1" w:styleId="Ttulo7Car">
-    <w:name w:val="Título 7 Car"/>
-    <w:basedOn w:val="Fuentedeprrafopredeter"/>
-    <w:link w:val="Ttulo7"/>
+  <w:style w:type="character" w:customStyle="1" w:styleId="Heading7Char">
+    <w:name w:val="Heading 7 Char"/>
+    <w:basedOn w:val="DefaultParagraphFont"/>
+    <w:link w:val="Heading7"/>
     <w:uiPriority w:val="9"/>
     <w:semiHidden/>
     <w:rsid w:val="002F1EE9"/>
@@ -14003,10 +15630,10 @@
       <w:color w:val="595959" w:themeColor="text1" w:themeTint="A6"/>
     </w:rPr>
   </w:style>
-  <w:style w:type="character" w:customStyle="1" w:styleId="Ttulo8Car">
-    <w:name w:val="Título 8 Car"/>
-    <w:basedOn w:val="Fuentedeprrafopredeter"/>
-    <w:link w:val="Ttulo8"/>
+  <w:style w:type="character" w:customStyle="1" w:styleId="Heading8Char">
+    <w:name w:val="Heading 8 Char"/>
+    <w:basedOn w:val="DefaultParagraphFont"/>
+    <w:link w:val="Heading8"/>
     <w:uiPriority w:val="9"/>
     <w:semiHidden/>
     <w:rsid w:val="002F1EE9"/>
@@ -14017,10 +15644,10 @@
       <w:color w:val="272727" w:themeColor="text1" w:themeTint="D8"/>
     </w:rPr>
   </w:style>
-  <w:style w:type="character" w:customStyle="1" w:styleId="Ttulo9Car">
-    <w:name w:val="Título 9 Car"/>
-    <w:basedOn w:val="Fuentedeprrafopredeter"/>
-    <w:link w:val="Ttulo9"/>
+  <w:style w:type="character" w:customStyle="1" w:styleId="Heading9Char">
+    <w:name w:val="Heading 9 Char"/>
+    <w:basedOn w:val="DefaultParagraphFont"/>
+    <w:link w:val="Heading9"/>
     <w:uiPriority w:val="9"/>
     <w:semiHidden/>
     <w:rsid w:val="002F1EE9"/>
@@ -14029,11 +15656,11 @@
       <w:color w:val="272727" w:themeColor="text1" w:themeTint="D8"/>
     </w:rPr>
   </w:style>
-  <w:style w:type="paragraph" w:styleId="Ttulo">
+  <w:style w:type="paragraph" w:styleId="Title">
     <w:name w:val="Title"/>
     <w:basedOn w:val="Normal"/>
     <w:next w:val="Normal"/>
-    <w:link w:val="TtuloCar"/>
+    <w:link w:val="TitleChar"/>
     <w:uiPriority w:val="10"/>
     <w:qFormat/>
     <w:rsid w:val="002F1EE9"/>
@@ -14049,10 +15676,10 @@
       <w:szCs w:val="56"/>
     </w:rPr>
   </w:style>
-  <w:style w:type="character" w:customStyle="1" w:styleId="TtuloCar">
-    <w:name w:val="Título Car"/>
-    <w:basedOn w:val="Fuentedeprrafopredeter"/>
-    <w:link w:val="Ttulo"/>
+  <w:style w:type="character" w:customStyle="1" w:styleId="TitleChar">
+    <w:name w:val="Title Char"/>
+    <w:basedOn w:val="DefaultParagraphFont"/>
+    <w:link w:val="Title"/>
     <w:uiPriority w:val="10"/>
     <w:rsid w:val="002F1EE9"/>
     <w:rPr>
@@ -14063,11 +15690,11 @@
       <w:szCs w:val="56"/>
     </w:rPr>
   </w:style>
-  <w:style w:type="paragraph" w:styleId="Subttulo">
+  <w:style w:type="paragraph" w:styleId="Subtitle">
     <w:name w:val="Subtitle"/>
     <w:basedOn w:val="Normal"/>
     <w:next w:val="Normal"/>
-    <w:link w:val="SubttuloCar"/>
+    <w:link w:val="SubtitleChar"/>
     <w:uiPriority w:val="11"/>
     <w:qFormat/>
     <w:rsid w:val="002F1EE9"/>
@@ -14084,10 +15711,10 @@
       <w:szCs w:val="28"/>
     </w:rPr>
   </w:style>
-  <w:style w:type="character" w:customStyle="1" w:styleId="SubttuloCar">
-    <w:name w:val="Subtítulo Car"/>
-    <w:basedOn w:val="Fuentedeprrafopredeter"/>
-    <w:link w:val="Subttulo"/>
+  <w:style w:type="character" w:customStyle="1" w:styleId="SubtitleChar">
+    <w:name w:val="Subtitle Char"/>
+    <w:basedOn w:val="DefaultParagraphFont"/>
+    <w:link w:val="Subtitle"/>
     <w:uiPriority w:val="11"/>
     <w:rsid w:val="002F1EE9"/>
     <w:rPr>
@@ -14098,11 +15725,11 @@
       <w:szCs w:val="28"/>
     </w:rPr>
   </w:style>
-  <w:style w:type="paragraph" w:styleId="Cita">
+  <w:style w:type="paragraph" w:styleId="Quote">
     <w:name w:val="Quote"/>
     <w:basedOn w:val="Normal"/>
     <w:next w:val="Normal"/>
-    <w:link w:val="CitaCar"/>
+    <w:link w:val="QuoteChar"/>
     <w:uiPriority w:val="29"/>
     <w:qFormat/>
     <w:rsid w:val="002F1EE9"/>
@@ -14116,10 +15743,10 @@
       <w:color w:val="404040" w:themeColor="text1" w:themeTint="BF"/>
     </w:rPr>
   </w:style>
-  <w:style w:type="character" w:customStyle="1" w:styleId="CitaCar">
-    <w:name w:val="Cita Car"/>
-    <w:basedOn w:val="Fuentedeprrafopredeter"/>
-    <w:link w:val="Cita"/>
+  <w:style w:type="character" w:customStyle="1" w:styleId="QuoteChar">
+    <w:name w:val="Quote Char"/>
+    <w:basedOn w:val="DefaultParagraphFont"/>
+    <w:link w:val="Quote"/>
     <w:uiPriority w:val="29"/>
     <w:rsid w:val="002F1EE9"/>
     <w:rPr>
@@ -14128,7 +15755,7 @@
       <w:color w:val="404040" w:themeColor="text1" w:themeTint="BF"/>
     </w:rPr>
   </w:style>
-  <w:style w:type="paragraph" w:styleId="Prrafodelista">
+  <w:style w:type="paragraph" w:styleId="ListParagraph">
     <w:name w:val="List Paragraph"/>
     <w:basedOn w:val="Normal"/>
     <w:uiPriority w:val="34"/>
@@ -14139,9 +15766,9 @@
       <w:contextualSpacing/>
     </w:pPr>
   </w:style>
-  <w:style w:type="character" w:styleId="nfasisintenso">
+  <w:style w:type="character" w:styleId="IntenseEmphasis">
     <w:name w:val="Intense Emphasis"/>
-    <w:basedOn w:val="Fuentedeprrafopredeter"/>
+    <w:basedOn w:val="DefaultParagraphFont"/>
     <w:uiPriority w:val="21"/>
     <w:qFormat/>
     <w:rsid w:val="002F1EE9"/>
@@ -14151,11 +15778,11 @@
       <w:color w:val="0F4761" w:themeColor="accent1" w:themeShade="BF"/>
     </w:rPr>
   </w:style>
-  <w:style w:type="paragraph" w:styleId="Citadestacada">
+  <w:style w:type="paragraph" w:styleId="IntenseQuote">
     <w:name w:val="Intense Quote"/>
     <w:basedOn w:val="Normal"/>
     <w:next w:val="Normal"/>
-    <w:link w:val="CitadestacadaCar"/>
+    <w:link w:val="IntenseQuoteChar"/>
     <w:uiPriority w:val="30"/>
     <w:qFormat/>
     <w:rsid w:val="002F1EE9"/>
@@ -14174,10 +15801,10 @@
       <w:color w:val="0F4761" w:themeColor="accent1" w:themeShade="BF"/>
     </w:rPr>
   </w:style>
-  <w:style w:type="character" w:customStyle="1" w:styleId="CitadestacadaCar">
-    <w:name w:val="Cita destacada Car"/>
-    <w:basedOn w:val="Fuentedeprrafopredeter"/>
-    <w:link w:val="Citadestacada"/>
+  <w:style w:type="character" w:customStyle="1" w:styleId="IntenseQuoteChar">
+    <w:name w:val="Intense Quote Char"/>
+    <w:basedOn w:val="DefaultParagraphFont"/>
+    <w:link w:val="IntenseQuote"/>
     <w:uiPriority w:val="30"/>
     <w:rsid w:val="002F1EE9"/>
     <w:rPr>
@@ -14186,9 +15813,9 @@
       <w:color w:val="0F4761" w:themeColor="accent1" w:themeShade="BF"/>
     </w:rPr>
   </w:style>
-  <w:style w:type="character" w:styleId="Referenciaintensa">
+  <w:style w:type="character" w:styleId="IntenseReference">
     <w:name w:val="Intense Reference"/>
-    <w:basedOn w:val="Fuentedeprrafopredeter"/>
+    <w:basedOn w:val="DefaultParagraphFont"/>
     <w:uiPriority w:val="32"/>
     <w:qFormat/>
     <w:rsid w:val="002F1EE9"/>
@@ -14200,10 +15827,10 @@
       <w:spacing w:val="5"/>
     </w:rPr>
   </w:style>
-  <w:style w:type="paragraph" w:styleId="Encabezado">
+  <w:style w:type="paragraph" w:styleId="Header">
     <w:name w:val="header"/>
     <w:basedOn w:val="Normal"/>
-    <w:link w:val="EncabezadoCar"/>
+    <w:link w:val="HeaderChar"/>
     <w:uiPriority w:val="99"/>
     <w:unhideWhenUsed/>
     <w:rsid w:val="00424255"/>
@@ -14215,17 +15842,17 @@
       <w:spacing w:after="0" w:line="240" w:lineRule="auto"/>
     </w:pPr>
   </w:style>
-  <w:style w:type="character" w:customStyle="1" w:styleId="EncabezadoCar">
-    <w:name w:val="Encabezado Car"/>
-    <w:basedOn w:val="Fuentedeprrafopredeter"/>
-    <w:link w:val="Encabezado"/>
+  <w:style w:type="character" w:customStyle="1" w:styleId="HeaderChar">
+    <w:name w:val="Header Char"/>
+    <w:basedOn w:val="DefaultParagraphFont"/>
+    <w:link w:val="Header"/>
     <w:uiPriority w:val="99"/>
     <w:rsid w:val="00424255"/>
   </w:style>
-  <w:style w:type="paragraph" w:styleId="Piedepgina">
+  <w:style w:type="paragraph" w:styleId="Footer">
     <w:name w:val="footer"/>
     <w:basedOn w:val="Normal"/>
-    <w:link w:val="PiedepginaCar"/>
+    <w:link w:val="FooterChar"/>
     <w:uiPriority w:val="99"/>
     <w:unhideWhenUsed/>
     <w:rsid w:val="00424255"/>
@@ -14237,10 +15864,10 @@
       <w:spacing w:after="0" w:line="240" w:lineRule="auto"/>
     </w:pPr>
   </w:style>
-  <w:style w:type="character" w:customStyle="1" w:styleId="PiedepginaCar">
-    <w:name w:val="Pie de página Car"/>
-    <w:basedOn w:val="Fuentedeprrafopredeter"/>
-    <w:link w:val="Piedepgina"/>
+  <w:style w:type="character" w:customStyle="1" w:styleId="FooterChar">
+    <w:name w:val="Footer Char"/>
+    <w:basedOn w:val="DefaultParagraphFont"/>
+    <w:link w:val="Footer"/>
     <w:uiPriority w:val="99"/>
     <w:rsid w:val="00424255"/>
   </w:style>
@@ -14277,17 +15904,17 @@
   </w:style>
   <w:style w:type="character" w:customStyle="1" w:styleId="normaltextrun">
     <w:name w:val="normaltextrun"/>
-    <w:basedOn w:val="Fuentedeprrafopredeter"/>
+    <w:basedOn w:val="DefaultParagraphFont"/>
     <w:rsid w:val="004C1576"/>
   </w:style>
   <w:style w:type="character" w:customStyle="1" w:styleId="eop">
     <w:name w:val="eop"/>
-    <w:basedOn w:val="Fuentedeprrafopredeter"/>
+    <w:basedOn w:val="DefaultParagraphFont"/>
     <w:rsid w:val="004C1576"/>
   </w:style>
   <w:style w:type="character" w:customStyle="1" w:styleId="wacimagecontainer">
     <w:name w:val="wacimagecontainer"/>
-    <w:basedOn w:val="Fuentedeprrafopredeter"/>
+    <w:basedOn w:val="DefaultParagraphFont"/>
     <w:rsid w:val="000F57F4"/>
   </w:style>
   <w:style w:type="paragraph" w:customStyle="1" w:styleId="font-claude-response-body">
@@ -14300,13 +15927,12 @@
     <w:rPr>
       <w:rFonts w:ascii="Times New Roman" w:eastAsia="Times New Roman" w:hAnsi="Times New Roman" w:cs="Times New Roman"/>
       <w:kern w:val="0"/>
-      <w:lang/>
       <w14:ligatures w14:val="none"/>
     </w:rPr>
   </w:style>
-  <w:style w:type="character" w:styleId="Fuerte">
+  <w:style w:type="character" w:styleId="Strong">
     <w:name w:val="Strong"/>
-    <w:basedOn w:val="Fuentedeprrafopredeter"/>
+    <w:basedOn w:val="DefaultParagraphFont"/>
     <w:uiPriority w:val="22"/>
     <w:qFormat/>
     <w:rsid w:val="00ED3FFB"/>

--- a/Caso Web Analytics .docx
+++ b/Caso Web Analytics .docx
@@ -1018,7 +1018,7 @@
     </w:p>
     <w:p>
       <w:pPr>
-        <w:pStyle w:val="ListParagraph"/>
+        <w:pStyle w:val="Prrafodelista"/>
         <w:numPr>
           <w:ilvl w:val="0"/>
           <w:numId w:val="2"/>
@@ -1518,7 +1518,7 @@
     </w:p>
     <w:p>
       <w:pPr>
-        <w:pStyle w:val="ListParagraph"/>
+        <w:pStyle w:val="Prrafodelista"/>
         <w:numPr>
           <w:ilvl w:val="0"/>
           <w:numId w:val="2"/>
@@ -8139,7 +8139,7 @@
     </w:p>
     <w:p>
       <w:pPr>
-        <w:pStyle w:val="ListParagraph"/>
+        <w:pStyle w:val="Prrafodelista"/>
         <w:numPr>
           <w:ilvl w:val="0"/>
           <w:numId w:val="2"/>
@@ -8215,7 +8215,7 @@
                 <w:kern w:val="0"/>
                 <w:sz w:val="20"/>
                 <w:szCs w:val="20"/>
-                <w:lang w:val="en-CO"/>
+                <w:lang/>
                 <w14:ligatures w14:val="none"/>
               </w:rPr>
             </w:pPr>
@@ -8228,7 +8228,7 @@
                 <w:kern w:val="0"/>
                 <w:sz w:val="20"/>
                 <w:szCs w:val="20"/>
-                <w:lang w:val="en-CO"/>
+                <w:lang/>
                 <w14:ligatures w14:val="none"/>
               </w:rPr>
               <w:t>Period</w:t>
@@ -8261,7 +8261,7 @@
                 <w:kern w:val="0"/>
                 <w:sz w:val="20"/>
                 <w:szCs w:val="20"/>
-                <w:lang w:val="en-CO"/>
+                <w:lang/>
                 <w14:ligatures w14:val="none"/>
               </w:rPr>
             </w:pPr>
@@ -8274,7 +8274,7 @@
                 <w:kern w:val="0"/>
                 <w:sz w:val="20"/>
                 <w:szCs w:val="20"/>
-                <w:lang w:val="en-CO"/>
+                <w:lang/>
                 <w14:ligatures w14:val="none"/>
               </w:rPr>
               <w:t>Visits</w:t>
@@ -8307,7 +8307,7 @@
                 <w:kern w:val="0"/>
                 <w:sz w:val="20"/>
                 <w:szCs w:val="20"/>
-                <w:lang w:val="en-CO"/>
+                <w:lang/>
                 <w14:ligatures w14:val="none"/>
               </w:rPr>
             </w:pPr>
@@ -8320,7 +8320,7 @@
                 <w:kern w:val="0"/>
                 <w:sz w:val="20"/>
                 <w:szCs w:val="20"/>
-                <w:lang w:val="en-CO"/>
+                <w:lang/>
                 <w14:ligatures w14:val="none"/>
               </w:rPr>
               <w:t>Unique_Visits</w:t>
@@ -8353,7 +8353,7 @@
                 <w:kern w:val="0"/>
                 <w:sz w:val="20"/>
                 <w:szCs w:val="20"/>
-                <w:lang w:val="en-CO"/>
+                <w:lang/>
                 <w14:ligatures w14:val="none"/>
               </w:rPr>
             </w:pPr>
@@ -8366,7 +8366,7 @@
                 <w:kern w:val="0"/>
                 <w:sz w:val="20"/>
                 <w:szCs w:val="20"/>
-                <w:lang w:val="en-CO"/>
+                <w:lang/>
                 <w14:ligatures w14:val="none"/>
               </w:rPr>
               <w:t>Revenue</w:t>
@@ -8399,7 +8399,7 @@
                 <w:kern w:val="0"/>
                 <w:sz w:val="20"/>
                 <w:szCs w:val="20"/>
-                <w:lang w:val="en-CO"/>
+                <w:lang/>
                 <w14:ligatures w14:val="none"/>
               </w:rPr>
             </w:pPr>
@@ -8412,7 +8412,7 @@
                 <w:kern w:val="0"/>
                 <w:sz w:val="20"/>
                 <w:szCs w:val="20"/>
-                <w:lang w:val="en-CO"/>
+                <w:lang/>
                 <w14:ligatures w14:val="none"/>
               </w:rPr>
               <w:t>Profit</w:t>
@@ -8445,7 +8445,7 @@
                 <w:kern w:val="0"/>
                 <w:sz w:val="20"/>
                 <w:szCs w:val="20"/>
-                <w:lang w:val="en-CO"/>
+                <w:lang/>
                 <w14:ligatures w14:val="none"/>
               </w:rPr>
             </w:pPr>
@@ -8458,7 +8458,7 @@
                 <w:kern w:val="0"/>
                 <w:sz w:val="20"/>
                 <w:szCs w:val="20"/>
-                <w:lang w:val="en-CO"/>
+                <w:lang/>
                 <w14:ligatures w14:val="none"/>
               </w:rPr>
               <w:t>Lbs_Sold</w:t>
@@ -8496,7 +8496,7 @@
                 <w:kern w:val="0"/>
                 <w:sz w:val="20"/>
                 <w:szCs w:val="20"/>
-                <w:lang w:val="en-CO"/>
+                <w:lang/>
                 <w14:ligatures w14:val="none"/>
               </w:rPr>
             </w:pPr>
@@ -8509,7 +8509,7 @@
                 <w:kern w:val="0"/>
                 <w:sz w:val="20"/>
                 <w:szCs w:val="20"/>
-                <w:lang w:val="en-CO"/>
+                <w:lang/>
                 <w14:ligatures w14:val="none"/>
               </w:rPr>
               <w:t>Initial</w:t>
@@ -8541,7 +8541,7 @@
                 <w:kern w:val="0"/>
                 <w:sz w:val="20"/>
                 <w:szCs w:val="20"/>
-                <w:lang w:val="en-CO"/>
+                <w:lang/>
                 <w14:ligatures w14:val="none"/>
               </w:rPr>
             </w:pPr>
@@ -8552,7 +8552,7 @@
                 <w:kern w:val="0"/>
                 <w:sz w:val="20"/>
                 <w:szCs w:val="20"/>
-                <w:lang w:val="en-CO"/>
+                <w:lang/>
                 <w14:ligatures w14:val="none"/>
               </w:rPr>
               <w:t>1055.21428571429</w:t>
@@ -8584,7 +8584,7 @@
                 <w:kern w:val="0"/>
                 <w:sz w:val="20"/>
                 <w:szCs w:val="20"/>
-                <w:lang w:val="en-CO"/>
+                <w:lang/>
                 <w14:ligatures w14:val="none"/>
               </w:rPr>
             </w:pPr>
@@ -8595,7 +8595,7 @@
                 <w:kern w:val="0"/>
                 <w:sz w:val="20"/>
                 <w:szCs w:val="20"/>
-                <w:lang w:val="en-CO"/>
+                <w:lang/>
                 <w14:ligatures w14:val="none"/>
               </w:rPr>
               <w:t>975.928571428571</w:t>
@@ -8627,7 +8627,7 @@
                 <w:kern w:val="0"/>
                 <w:sz w:val="20"/>
                 <w:szCs w:val="20"/>
-                <w:lang w:val="en-CO"/>
+                <w:lang/>
                 <w14:ligatures w14:val="none"/>
               </w:rPr>
             </w:pPr>
@@ -8638,7 +8638,7 @@
                 <w:kern w:val="0"/>
                 <w:sz w:val="20"/>
                 <w:szCs w:val="20"/>
-                <w:lang w:val="en-CO"/>
+                <w:lang/>
                 <w14:ligatures w14:val="none"/>
               </w:rPr>
               <w:t>608250.123</w:t>
@@ -8670,7 +8670,7 @@
                 <w:kern w:val="0"/>
                 <w:sz w:val="20"/>
                 <w:szCs w:val="20"/>
-                <w:lang w:val="en-CO"/>
+                <w:lang/>
                 <w14:ligatures w14:val="none"/>
               </w:rPr>
             </w:pPr>
@@ -8681,7 +8681,7 @@
                 <w:kern w:val="0"/>
                 <w:sz w:val="20"/>
                 <w:szCs w:val="20"/>
-                <w:lang w:val="en-CO"/>
+                <w:lang/>
                 <w14:ligatures w14:val="none"/>
               </w:rPr>
               <w:t>200233.407142857</w:t>
@@ -8713,7 +8713,7 @@
                 <w:kern w:val="0"/>
                 <w:sz w:val="20"/>
                 <w:szCs w:val="20"/>
-                <w:lang w:val="en-CO"/>
+                <w:lang/>
                 <w14:ligatures w14:val="none"/>
               </w:rPr>
             </w:pPr>
@@ -8724,7 +8724,7 @@
                 <w:kern w:val="0"/>
                 <w:sz w:val="20"/>
                 <w:szCs w:val="20"/>
-                <w:lang w:val="en-CO"/>
+                <w:lang/>
                 <w14:ligatures w14:val="none"/>
               </w:rPr>
               <w:t>18736.7285</w:t>
@@ -8762,7 +8762,7 @@
                 <w:kern w:val="0"/>
                 <w:sz w:val="20"/>
                 <w:szCs w:val="20"/>
-                <w:lang w:val="en-CO"/>
+                <w:lang/>
                 <w14:ligatures w14:val="none"/>
               </w:rPr>
             </w:pPr>
@@ -8775,7 +8775,7 @@
                 <w:kern w:val="0"/>
                 <w:sz w:val="20"/>
                 <w:szCs w:val="20"/>
-                <w:lang w:val="en-CO"/>
+                <w:lang/>
                 <w14:ligatures w14:val="none"/>
               </w:rPr>
               <w:t>Pre-Promo</w:t>
@@ -8807,7 +8807,7 @@
                 <w:kern w:val="0"/>
                 <w:sz w:val="20"/>
                 <w:szCs w:val="20"/>
-                <w:lang w:val="en-CO"/>
+                <w:lang/>
                 <w14:ligatures w14:val="none"/>
               </w:rPr>
             </w:pPr>
@@ -8818,7 +8818,7 @@
                 <w:kern w:val="0"/>
                 <w:sz w:val="20"/>
                 <w:szCs w:val="20"/>
-                <w:lang w:val="en-CO"/>
+                <w:lang/>
                 <w14:ligatures w14:val="none"/>
               </w:rPr>
               <w:t>562.952380952381</w:t>
@@ -8850,7 +8850,7 @@
                 <w:kern w:val="0"/>
                 <w:sz w:val="20"/>
                 <w:szCs w:val="20"/>
-                <w:lang w:val="en-CO"/>
+                <w:lang/>
                 <w14:ligatures w14:val="none"/>
               </w:rPr>
             </w:pPr>
@@ -8861,7 +8861,7 @@
                 <w:kern w:val="0"/>
                 <w:sz w:val="20"/>
                 <w:szCs w:val="20"/>
-                <w:lang w:val="en-CO"/>
+                <w:lang/>
                 <w14:ligatures w14:val="none"/>
               </w:rPr>
               <w:t>516.809523809524</w:t>
@@ -8893,7 +8893,7 @@
                 <w:kern w:val="0"/>
                 <w:sz w:val="20"/>
                 <w:szCs w:val="20"/>
-                <w:lang w:val="en-CO"/>
+                <w:lang/>
                 <w14:ligatures w14:val="none"/>
               </w:rPr>
             </w:pPr>
@@ -8904,7 +8904,7 @@
                 <w:kern w:val="0"/>
                 <w:sz w:val="20"/>
                 <w:szCs w:val="20"/>
-                <w:lang w:val="en-CO"/>
+                <w:lang/>
                 <w14:ligatures w14:val="none"/>
               </w:rPr>
               <w:t>534313.517380952</w:t>
@@ -8936,7 +8936,7 @@
                 <w:kern w:val="0"/>
                 <w:sz w:val="20"/>
                 <w:szCs w:val="20"/>
-                <w:lang w:val="en-CO"/>
+                <w:lang/>
                 <w14:ligatures w14:val="none"/>
               </w:rPr>
             </w:pPr>
@@ -8947,7 +8947,7 @@
                 <w:kern w:val="0"/>
                 <w:sz w:val="20"/>
                 <w:szCs w:val="20"/>
-                <w:lang w:val="en-CO"/>
+                <w:lang/>
                 <w14:ligatures w14:val="none"/>
               </w:rPr>
               <w:t>159932.033333333</w:t>
@@ -8979,7 +8979,7 @@
                 <w:kern w:val="0"/>
                 <w:sz w:val="20"/>
                 <w:szCs w:val="20"/>
-                <w:lang w:val="en-CO"/>
+                <w:lang/>
                 <w14:ligatures w14:val="none"/>
               </w:rPr>
             </w:pPr>
@@ -8990,7 +8990,7 @@
                 <w:kern w:val="0"/>
                 <w:sz w:val="20"/>
                 <w:szCs w:val="20"/>
-                <w:lang w:val="en-CO"/>
+                <w:lang/>
                 <w14:ligatures w14:val="none"/>
               </w:rPr>
               <w:t>18440.7742857143</w:t>
@@ -9028,7 +9028,7 @@
                 <w:kern w:val="0"/>
                 <w:sz w:val="20"/>
                 <w:szCs w:val="20"/>
-                <w:lang w:val="en-CO"/>
+                <w:lang/>
                 <w14:ligatures w14:val="none"/>
               </w:rPr>
             </w:pPr>
@@ -9041,7 +9041,7 @@
                 <w:kern w:val="0"/>
                 <w:sz w:val="20"/>
                 <w:szCs w:val="20"/>
-                <w:lang w:val="en-CO"/>
+                <w:lang/>
                 <w14:ligatures w14:val="none"/>
               </w:rPr>
               <w:t>Promotion</w:t>
@@ -9073,7 +9073,7 @@
                 <w:kern w:val="0"/>
                 <w:sz w:val="20"/>
                 <w:szCs w:val="20"/>
-                <w:lang w:val="en-CO"/>
+                <w:lang/>
                 <w14:ligatures w14:val="none"/>
               </w:rPr>
             </w:pPr>
@@ -9084,7 +9084,7 @@
                 <w:kern w:val="0"/>
                 <w:sz w:val="20"/>
                 <w:szCs w:val="20"/>
-                <w:lang w:val="en-CO"/>
+                <w:lang/>
                 <w14:ligatures w14:val="none"/>
               </w:rPr>
               <w:t>1814.35294117647</w:t>
@@ -9116,7 +9116,7 @@
                 <w:kern w:val="0"/>
                 <w:sz w:val="20"/>
                 <w:szCs w:val="20"/>
-                <w:lang w:val="en-CO"/>
+                <w:lang/>
                 <w14:ligatures w14:val="none"/>
               </w:rPr>
             </w:pPr>
@@ -9127,7 +9127,7 @@
                 <w:kern w:val="0"/>
                 <w:sz w:val="20"/>
                 <w:szCs w:val="20"/>
-                <w:lang w:val="en-CO"/>
+                <w:lang/>
                 <w14:ligatures w14:val="none"/>
               </w:rPr>
               <w:t>1738.82352941176</w:t>
@@ -9159,7 +9159,7 @@
                 <w:kern w:val="0"/>
                 <w:sz w:val="20"/>
                 <w:szCs w:val="20"/>
-                <w:lang w:val="en-CO"/>
+                <w:lang/>
                 <w14:ligatures w14:val="none"/>
               </w:rPr>
             </w:pPr>
@@ -9170,7 +9170,7 @@
                 <w:kern w:val="0"/>
                 <w:sz w:val="20"/>
                 <w:szCs w:val="20"/>
-                <w:lang w:val="en-CO"/>
+                <w:lang/>
                 <w14:ligatures w14:val="none"/>
               </w:rPr>
               <w:t>456398.848</w:t>
@@ -9202,7 +9202,7 @@
                 <w:kern w:val="0"/>
                 <w:sz w:val="20"/>
                 <w:szCs w:val="20"/>
-                <w:lang w:val="en-CO"/>
+                <w:lang/>
                 <w14:ligatures w14:val="none"/>
               </w:rPr>
             </w:pPr>
@@ -9213,7 +9213,7 @@
                 <w:kern w:val="0"/>
                 <w:sz w:val="20"/>
                 <w:szCs w:val="20"/>
-                <w:lang w:val="en-CO"/>
+                <w:lang/>
                 <w14:ligatures w14:val="none"/>
               </w:rPr>
               <w:t>131929.9</w:t>
@@ -9245,7 +9245,7 @@
                 <w:kern w:val="0"/>
                 <w:sz w:val="20"/>
                 <w:szCs w:val="20"/>
-                <w:lang w:val="en-CO"/>
+                <w:lang/>
                 <w14:ligatures w14:val="none"/>
               </w:rPr>
             </w:pPr>
@@ -9256,7 +9256,7 @@
                 <w:kern w:val="0"/>
                 <w:sz w:val="20"/>
                 <w:szCs w:val="20"/>
-                <w:lang w:val="en-CO"/>
+                <w:lang/>
                 <w14:ligatures w14:val="none"/>
               </w:rPr>
               <w:t>17112.923</w:t>
@@ -9294,7 +9294,7 @@
                 <w:kern w:val="0"/>
                 <w:sz w:val="20"/>
                 <w:szCs w:val="20"/>
-                <w:lang w:val="en-CO"/>
+                <w:lang/>
                 <w14:ligatures w14:val="none"/>
               </w:rPr>
             </w:pPr>
@@ -9307,7 +9307,7 @@
                 <w:kern w:val="0"/>
                 <w:sz w:val="20"/>
                 <w:szCs w:val="20"/>
-                <w:lang w:val="en-CO"/>
+                <w:lang/>
                 <w14:ligatures w14:val="none"/>
               </w:rPr>
               <w:t>Post-Promo</w:t>
@@ -9339,7 +9339,7 @@
                 <w:kern w:val="0"/>
                 <w:sz w:val="20"/>
                 <w:szCs w:val="20"/>
-                <w:lang w:val="en-CO"/>
+                <w:lang/>
                 <w14:ligatures w14:val="none"/>
               </w:rPr>
             </w:pPr>
@@ -9350,7 +9350,7 @@
                 <w:kern w:val="0"/>
                 <w:sz w:val="20"/>
                 <w:szCs w:val="20"/>
-                <w:lang w:val="en-CO"/>
+                <w:lang/>
                 <w14:ligatures w14:val="none"/>
               </w:rPr>
               <w:t>856.571428571429</w:t>
@@ -9382,7 +9382,7 @@
                 <w:kern w:val="0"/>
                 <w:sz w:val="20"/>
                 <w:szCs w:val="20"/>
-                <w:lang w:val="en-CO"/>
+                <w:lang/>
                 <w14:ligatures w14:val="none"/>
               </w:rPr>
             </w:pPr>
@@ -9393,7 +9393,7 @@
                 <w:kern w:val="0"/>
                 <w:sz w:val="20"/>
                 <w:szCs w:val="20"/>
-                <w:lang w:val="en-CO"/>
+                <w:lang/>
                 <w14:ligatures w14:val="none"/>
               </w:rPr>
               <w:t>800.785714285714</w:t>
@@ -9425,7 +9425,7 @@
                 <w:kern w:val="0"/>
                 <w:sz w:val="20"/>
                 <w:szCs w:val="20"/>
-                <w:lang w:val="en-CO"/>
+                <w:lang/>
                 <w14:ligatures w14:val="none"/>
               </w:rPr>
             </w:pPr>
@@ -9436,7 +9436,7 @@
                 <w:kern w:val="0"/>
                 <w:sz w:val="20"/>
                 <w:szCs w:val="20"/>
-                <w:lang w:val="en-CO"/>
+                <w:lang/>
                 <w14:ligatures w14:val="none"/>
               </w:rPr>
               <w:t>371728.016785714</w:t>
@@ -9468,7 +9468,7 @@
                 <w:kern w:val="0"/>
                 <w:sz w:val="20"/>
                 <w:szCs w:val="20"/>
-                <w:lang w:val="en-CO"/>
+                <w:lang/>
                 <w14:ligatures w14:val="none"/>
               </w:rPr>
             </w:pPr>
@@ -9479,7 +9479,7 @@
                 <w:kern w:val="0"/>
                 <w:sz w:val="20"/>
                 <w:szCs w:val="20"/>
-                <w:lang w:val="en-CO"/>
+                <w:lang/>
                 <w14:ligatures w14:val="none"/>
               </w:rPr>
               <w:t>111045.821428571</w:t>
@@ -9511,7 +9511,7 @@
                 <w:kern w:val="0"/>
                 <w:sz w:val="20"/>
                 <w:szCs w:val="20"/>
-                <w:lang w:val="en-CO"/>
+                <w:lang/>
                 <w14:ligatures w14:val="none"/>
               </w:rPr>
             </w:pPr>
@@ -9522,7 +9522,7 @@
                 <w:kern w:val="0"/>
                 <w:sz w:val="20"/>
                 <w:szCs w:val="20"/>
-                <w:lang w:val="en-CO"/>
+                <w:lang/>
                 <w14:ligatures w14:val="none"/>
               </w:rPr>
               <w:t>14577.7938571429</w:t>
@@ -9573,6 +9573,7 @@
           <w:rFonts w:ascii="Times New Roman" w:hAnsi="Times New Roman" w:cs="Times New Roman"/>
           <w:b/>
           <w:bCs/>
+          <w:noProof/>
         </w:rPr>
         <w:drawing>
           <wp:inline distT="0" distB="0" distL="0" distR="0" wp14:anchorId="1D176A89" wp14:editId="35F38FCA">
@@ -9626,23 +9627,7 @@
           <w:b/>
           <w:bCs/>
         </w:rPr>
-        <w:t>Gráfico promedio visitas</w:t>
-      </w:r>
-      <w:r>
-        <w:rPr>
-          <w:rFonts w:ascii="Times New Roman" w:hAnsi="Times New Roman" w:cs="Times New Roman"/>
-          <w:b/>
-          <w:bCs/>
-        </w:rPr>
-        <w:t xml:space="preserve"> únicas</w:t>
-      </w:r>
-      <w:r>
-        <w:rPr>
-          <w:rFonts w:ascii="Times New Roman" w:hAnsi="Times New Roman" w:cs="Times New Roman"/>
-          <w:b/>
-          <w:bCs/>
-        </w:rPr>
-        <w:t xml:space="preserve"> por periodo </w:t>
+        <w:t xml:space="preserve">Gráfico promedio visitas únicas por periodo </w:t>
       </w:r>
     </w:p>
     <w:p>
@@ -9656,6 +9641,7 @@
       <w:r>
         <w:rPr>
           <w:rFonts w:ascii="Times New Roman" w:hAnsi="Times New Roman" w:cs="Times New Roman"/>
+          <w:noProof/>
         </w:rPr>
         <w:drawing>
           <wp:inline distT="0" distB="0" distL="0" distR="0" wp14:anchorId="3C2DFFC7" wp14:editId="5606F4B1">
@@ -9710,23 +9696,7 @@
           <w:bCs/>
         </w:rPr>
         <w:lastRenderedPageBreak/>
-        <w:t xml:space="preserve">Gráfico promedio </w:t>
-      </w:r>
-      <w:r>
-        <w:rPr>
-          <w:rFonts w:ascii="Times New Roman" w:hAnsi="Times New Roman" w:cs="Times New Roman"/>
-          <w:b/>
-          <w:bCs/>
-        </w:rPr>
-        <w:t xml:space="preserve">ingresos </w:t>
-      </w:r>
-      <w:r>
-        <w:rPr>
-          <w:rFonts w:ascii="Times New Roman" w:hAnsi="Times New Roman" w:cs="Times New Roman"/>
-          <w:b/>
-          <w:bCs/>
-        </w:rPr>
-        <w:t xml:space="preserve">por periodo </w:t>
+        <w:t xml:space="preserve">Gráfico promedio ingresos por periodo </w:t>
       </w:r>
     </w:p>
     <w:p>
@@ -9740,6 +9710,7 @@
       <w:r>
         <w:rPr>
           <w:rFonts w:ascii="Times New Roman" w:hAnsi="Times New Roman" w:cs="Times New Roman"/>
+          <w:noProof/>
         </w:rPr>
         <w:drawing>
           <wp:inline distT="0" distB="0" distL="0" distR="0" wp14:anchorId="11B13B1C" wp14:editId="2F5A1608">
@@ -9793,23 +9764,7 @@
           <w:b/>
           <w:bCs/>
         </w:rPr>
-        <w:t xml:space="preserve">Gráfico promedio </w:t>
-      </w:r>
-      <w:r>
-        <w:rPr>
-          <w:rFonts w:ascii="Times New Roman" w:hAnsi="Times New Roman" w:cs="Times New Roman"/>
-          <w:b/>
-          <w:bCs/>
-        </w:rPr>
-        <w:t>beneficios</w:t>
-      </w:r>
-      <w:r>
-        <w:rPr>
-          <w:rFonts w:ascii="Times New Roman" w:hAnsi="Times New Roman" w:cs="Times New Roman"/>
-          <w:b/>
-          <w:bCs/>
-        </w:rPr>
-        <w:t xml:space="preserve"> por periodo </w:t>
+        <w:t xml:space="preserve">Gráfico promedio beneficios por periodo </w:t>
       </w:r>
     </w:p>
     <w:p>
@@ -9820,6 +9775,9 @@
         </w:rPr>
       </w:pPr>
       <w:r>
+        <w:rPr>
+          <w:noProof/>
+        </w:rPr>
         <w:drawing>
           <wp:inline distT="0" distB="0" distL="0" distR="0" wp14:anchorId="0ED6ED5E" wp14:editId="1A749DE5">
             <wp:extent cx="1729409" cy="2594114"/>
@@ -9861,6 +9819,62 @@
       <w:pPr>
         <w:rPr>
           <w:rFonts w:ascii="Times New Roman" w:hAnsi="Times New Roman" w:cs="Times New Roman"/>
+          <w:highlight w:val="yellow"/>
+        </w:rPr>
+      </w:pPr>
+    </w:p>
+    <w:p>
+      <w:pPr>
+        <w:rPr>
+          <w:rFonts w:ascii="Times New Roman" w:hAnsi="Times New Roman" w:cs="Times New Roman"/>
+          <w:highlight w:val="yellow"/>
+        </w:rPr>
+      </w:pPr>
+    </w:p>
+    <w:p>
+      <w:pPr>
+        <w:rPr>
+          <w:rFonts w:ascii="Times New Roman" w:hAnsi="Times New Roman" w:cs="Times New Roman"/>
+          <w:highlight w:val="yellow"/>
+        </w:rPr>
+      </w:pPr>
+    </w:p>
+    <w:p>
+      <w:pPr>
+        <w:rPr>
+          <w:rFonts w:ascii="Times New Roman" w:hAnsi="Times New Roman" w:cs="Times New Roman"/>
+          <w:highlight w:val="yellow"/>
+        </w:rPr>
+      </w:pPr>
+    </w:p>
+    <w:p>
+      <w:pPr>
+        <w:rPr>
+          <w:rFonts w:ascii="Times New Roman" w:hAnsi="Times New Roman" w:cs="Times New Roman"/>
+          <w:highlight w:val="yellow"/>
+        </w:rPr>
+      </w:pPr>
+    </w:p>
+    <w:p>
+      <w:pPr>
+        <w:rPr>
+          <w:rFonts w:ascii="Times New Roman" w:hAnsi="Times New Roman" w:cs="Times New Roman"/>
+          <w:highlight w:val="yellow"/>
+        </w:rPr>
+      </w:pPr>
+    </w:p>
+    <w:p>
+      <w:pPr>
+        <w:rPr>
+          <w:rFonts w:ascii="Times New Roman" w:hAnsi="Times New Roman" w:cs="Times New Roman"/>
+          <w:highlight w:val="yellow"/>
+        </w:rPr>
+      </w:pPr>
+    </w:p>
+    <w:p>
+      <w:pPr>
+        <w:rPr>
+          <w:rFonts w:ascii="Times New Roman" w:hAnsi="Times New Roman" w:cs="Times New Roman"/>
           <w:b/>
           <w:bCs/>
           <w:highlight w:val="yellow"/>
@@ -9872,6 +9886,7 @@
           <w:b/>
           <w:bCs/>
         </w:rPr>
+        <w:lastRenderedPageBreak/>
         <w:t xml:space="preserve">Gráfico promedio </w:t>
       </w:r>
       <w:proofErr w:type="spellStart"/>
@@ -9890,15 +9905,7 @@
           <w:b/>
           <w:bCs/>
         </w:rPr>
-        <w:t xml:space="preserve"> vendidas </w:t>
-      </w:r>
-      <w:r>
-        <w:rPr>
-          <w:rFonts w:ascii="Times New Roman" w:hAnsi="Times New Roman" w:cs="Times New Roman"/>
-          <w:b/>
-          <w:bCs/>
-        </w:rPr>
-        <w:t xml:space="preserve"> por periodo </w:t>
+        <w:t xml:space="preserve"> vendidas  por periodo </w:t>
       </w:r>
     </w:p>
     <w:p>
@@ -9911,8 +9918,8 @@
       <w:r>
         <w:rPr>
           <w:rFonts w:ascii="Times New Roman" w:hAnsi="Times New Roman" w:cs="Times New Roman"/>
-        </w:rPr>
-        <w:lastRenderedPageBreak/>
+          <w:noProof/>
+        </w:rPr>
         <w:drawing>
           <wp:inline distT="0" distB="0" distL="0" distR="0" wp14:anchorId="7DD9E444" wp14:editId="1CD7B509">
             <wp:extent cx="1588168" cy="2382253"/>
@@ -9960,7 +9967,7 @@
     </w:p>
     <w:p>
       <w:pPr>
-        <w:pStyle w:val="ListParagraph"/>
+        <w:pStyle w:val="Prrafodelista"/>
         <w:numPr>
           <w:ilvl w:val="0"/>
           <w:numId w:val="2"/>
@@ -10039,7 +10046,16 @@
           <w:rFonts w:eastAsiaTheme="majorEastAsia"/>
           <w:lang w:val="es-ES"/>
         </w:rPr>
-        <w:t>En general, los resultados sugieren que la promoción tuvo un efecto claro en el aumento del tráfico hacia el sitio web, como se observa en el incremento notable de visitas y visitas únicas durante el periodo promocional. Sin embargo, este aumento en el tráfico no se traduce directamente en mayores ingresos, utilidades o volumen de ventas, lo que indica que la relación entre visitas al sitio y resultados financieros parece ser limitada. Además, se observa que los ingresos y las libras vendidas presentan un comportamiento más estable entre periodos, lo cual sugiere que las ventas pueden depender más de factores comerciales tradicionales que del tráfico web. Estos resultados indican que el sitio web podría estar funcionando principalmente como una herramienta de información o generación de interés, más que como un canal directo de conversión en ventas.</w:t>
+        <w:t xml:space="preserve">En general, los resultados sugieren que la promoción tuvo un efecto claro en el aumento del tráfico hacia el sitio web, como se observa en el incremento notable de visitas y visitas únicas durante el periodo promocional. Sin embargo, este aumento en el tráfico no se traduce directamente en mayores ingresos, utilidades o volumen de ventas, lo que indica que la relación entre visitas al sitio y resultados financieros parece ser limitada. Además, se observa que los ingresos y las libras vendidas presentan un comportamiento más estable entre periodos, lo cual sugiere que las ventas pueden depender más de factores comerciales tradicionales que del tráfico web. Estos resultados </w:t>
+      </w:r>
+      <w:r>
+        <w:rPr>
+          <w:rStyle w:val="normaltextrun"/>
+          <w:rFonts w:eastAsiaTheme="majorEastAsia"/>
+          <w:lang w:val="es-ES"/>
+        </w:rPr>
+        <w:lastRenderedPageBreak/>
+        <w:t>indican que el sitio web podría estar funcionando principalmente como una herramienta de información o generación de interés, más que como un canal directo de conversión en ventas.</w:t>
       </w:r>
       <w:r>
         <w:rPr>
@@ -10060,7 +10076,7 @@
     </w:p>
     <w:p>
       <w:pPr>
-        <w:pStyle w:val="ListParagraph"/>
+        <w:pStyle w:val="Prrafodelista"/>
         <w:numPr>
           <w:ilvl w:val="0"/>
           <w:numId w:val="2"/>
@@ -10078,7 +10094,6 @@
           <w:b/>
           <w:bCs/>
         </w:rPr>
-        <w:lastRenderedPageBreak/>
         <w:t>Scatter</w:t>
       </w:r>
       <w:proofErr w:type="spellEnd"/>
@@ -10194,7 +10209,7 @@
     </w:p>
     <w:p>
       <w:pPr>
-        <w:pStyle w:val="ListParagraph"/>
+        <w:pStyle w:val="Prrafodelista"/>
         <w:numPr>
           <w:ilvl w:val="0"/>
           <w:numId w:val="2"/>
@@ -10319,23 +10334,7 @@
     </w:p>
     <w:p>
       <w:pPr>
-        <w:ind w:left="360"/>
-        <w:rPr>
-          <w:rFonts w:ascii="Times New Roman" w:hAnsi="Times New Roman" w:cs="Times New Roman"/>
-        </w:rPr>
-      </w:pPr>
-    </w:p>
-    <w:p>
-      <w:pPr>
-        <w:ind w:left="360"/>
-        <w:rPr>
-          <w:rFonts w:ascii="Times New Roman" w:hAnsi="Times New Roman" w:cs="Times New Roman"/>
-        </w:rPr>
-      </w:pPr>
-    </w:p>
-    <w:p>
-      <w:pPr>
-        <w:pStyle w:val="ListParagraph"/>
+        <w:pStyle w:val="Prrafodelista"/>
         <w:numPr>
           <w:ilvl w:val="0"/>
           <w:numId w:val="2"/>
@@ -10576,7 +10575,15 @@
           <w:rFonts w:eastAsiaTheme="majorEastAsia"/>
           <w:lang w:val="es-ES"/>
         </w:rPr>
-        <w:t>En conjunto, los resultados evidencian que las ventas (libras vendidas) son el principal determinante de los ingresos, mientras que el tráfico del sitio web por sí solo no explica el comportamiento del </w:t>
+        <w:t>Así pues</w:t>
+      </w:r>
+      <w:r>
+        <w:rPr>
+          <w:rStyle w:val="normaltextrun"/>
+          <w:rFonts w:eastAsiaTheme="majorEastAsia"/>
+          <w:lang w:val="es-ES"/>
+        </w:rPr>
+        <w:t>, los resultados evidencian que las ventas (libras vendidas) son el principal determinante de los ingresos, mientras que el tráfico del sitio web por sí solo no explica el comportamiento del </w:t>
       </w:r>
       <w:proofErr w:type="spellStart"/>
       <w:r>
@@ -10640,232 +10647,7 @@
     <w:p>
       <w:pPr>
         <w:pStyle w:val="paragraph"/>
-        <w:spacing w:before="0" w:beforeAutospacing="0" w:after="0" w:afterAutospacing="0" w:line="276" w:lineRule="auto"/>
-        <w:jc w:val="both"/>
-        <w:textAlignment w:val="baseline"/>
-        <w:rPr>
-          <w:rStyle w:val="eop"/>
-          <w:rFonts w:eastAsiaTheme="majorEastAsia"/>
-          <w:bdr w:val="none" w:sz="0" w:space="0" w:color="auto" w:frame="1"/>
-          <w:shd w:val="clear" w:color="auto" w:fill="C6C6C6"/>
-          <w:lang w:val="es-ES"/>
-        </w:rPr>
-      </w:pPr>
-    </w:p>
-    <w:p>
-      <w:pPr>
-        <w:pStyle w:val="paragraph"/>
-        <w:spacing w:before="0" w:beforeAutospacing="0" w:after="0" w:afterAutospacing="0" w:line="276" w:lineRule="auto"/>
-        <w:jc w:val="both"/>
-        <w:textAlignment w:val="baseline"/>
-        <w:rPr>
-          <w:rStyle w:val="eop"/>
-          <w:rFonts w:eastAsiaTheme="majorEastAsia"/>
-          <w:bdr w:val="none" w:sz="0" w:space="0" w:color="auto" w:frame="1"/>
-          <w:shd w:val="clear" w:color="auto" w:fill="C6C6C6"/>
-          <w:lang w:val="es-ES"/>
-        </w:rPr>
-      </w:pPr>
-    </w:p>
-    <w:p>
-      <w:pPr>
-        <w:pStyle w:val="paragraph"/>
-        <w:spacing w:before="0" w:beforeAutospacing="0" w:after="0" w:afterAutospacing="0" w:line="276" w:lineRule="auto"/>
-        <w:jc w:val="both"/>
-        <w:textAlignment w:val="baseline"/>
-        <w:rPr>
-          <w:rStyle w:val="eop"/>
-          <w:rFonts w:eastAsiaTheme="majorEastAsia"/>
-          <w:bdr w:val="none" w:sz="0" w:space="0" w:color="auto" w:frame="1"/>
-          <w:shd w:val="clear" w:color="auto" w:fill="C6C6C6"/>
-          <w:lang w:val="es-ES"/>
-        </w:rPr>
-      </w:pPr>
-    </w:p>
-    <w:p>
-      <w:pPr>
-        <w:pStyle w:val="paragraph"/>
-        <w:spacing w:before="0" w:beforeAutospacing="0" w:after="0" w:afterAutospacing="0" w:line="276" w:lineRule="auto"/>
-        <w:jc w:val="both"/>
-        <w:textAlignment w:val="baseline"/>
-        <w:rPr>
-          <w:rStyle w:val="eop"/>
-          <w:rFonts w:eastAsiaTheme="majorEastAsia"/>
-          <w:bdr w:val="none" w:sz="0" w:space="0" w:color="auto" w:frame="1"/>
-          <w:shd w:val="clear" w:color="auto" w:fill="C6C6C6"/>
-          <w:lang w:val="es-ES"/>
-        </w:rPr>
-      </w:pPr>
-    </w:p>
-    <w:p>
-      <w:pPr>
-        <w:pStyle w:val="paragraph"/>
-        <w:spacing w:before="0" w:beforeAutospacing="0" w:after="0" w:afterAutospacing="0" w:line="276" w:lineRule="auto"/>
-        <w:jc w:val="both"/>
-        <w:textAlignment w:val="baseline"/>
-        <w:rPr>
-          <w:rStyle w:val="eop"/>
-          <w:rFonts w:eastAsiaTheme="majorEastAsia"/>
-          <w:bdr w:val="none" w:sz="0" w:space="0" w:color="auto" w:frame="1"/>
-          <w:shd w:val="clear" w:color="auto" w:fill="C6C6C6"/>
-          <w:lang w:val="es-ES"/>
-        </w:rPr>
-      </w:pPr>
-    </w:p>
-    <w:p>
-      <w:pPr>
-        <w:pStyle w:val="paragraph"/>
-        <w:spacing w:before="0" w:beforeAutospacing="0" w:after="0" w:afterAutospacing="0" w:line="276" w:lineRule="auto"/>
-        <w:jc w:val="both"/>
-        <w:textAlignment w:val="baseline"/>
-        <w:rPr>
-          <w:rStyle w:val="eop"/>
-          <w:rFonts w:eastAsiaTheme="majorEastAsia"/>
-          <w:bdr w:val="none" w:sz="0" w:space="0" w:color="auto" w:frame="1"/>
-          <w:shd w:val="clear" w:color="auto" w:fill="C6C6C6"/>
-          <w:lang w:val="es-ES"/>
-        </w:rPr>
-      </w:pPr>
-    </w:p>
-    <w:p>
-      <w:pPr>
-        <w:pStyle w:val="paragraph"/>
-        <w:spacing w:before="0" w:beforeAutospacing="0" w:after="0" w:afterAutospacing="0" w:line="276" w:lineRule="auto"/>
-        <w:jc w:val="both"/>
-        <w:textAlignment w:val="baseline"/>
-        <w:rPr>
-          <w:rStyle w:val="eop"/>
-          <w:rFonts w:eastAsiaTheme="majorEastAsia"/>
-          <w:bdr w:val="none" w:sz="0" w:space="0" w:color="auto" w:frame="1"/>
-          <w:shd w:val="clear" w:color="auto" w:fill="C6C6C6"/>
-          <w:lang w:val="es-ES"/>
-        </w:rPr>
-      </w:pPr>
-    </w:p>
-    <w:p>
-      <w:pPr>
-        <w:pStyle w:val="paragraph"/>
-        <w:spacing w:before="0" w:beforeAutospacing="0" w:after="0" w:afterAutospacing="0" w:line="276" w:lineRule="auto"/>
-        <w:jc w:val="both"/>
-        <w:textAlignment w:val="baseline"/>
-        <w:rPr>
-          <w:rStyle w:val="eop"/>
-          <w:rFonts w:eastAsiaTheme="majorEastAsia"/>
-          <w:bdr w:val="none" w:sz="0" w:space="0" w:color="auto" w:frame="1"/>
-          <w:shd w:val="clear" w:color="auto" w:fill="C6C6C6"/>
-          <w:lang w:val="es-ES"/>
-        </w:rPr>
-      </w:pPr>
-    </w:p>
-    <w:p>
-      <w:pPr>
-        <w:pStyle w:val="paragraph"/>
-        <w:spacing w:before="0" w:beforeAutospacing="0" w:after="0" w:afterAutospacing="0" w:line="276" w:lineRule="auto"/>
-        <w:jc w:val="both"/>
-        <w:textAlignment w:val="baseline"/>
-        <w:rPr>
-          <w:rStyle w:val="eop"/>
-          <w:rFonts w:eastAsiaTheme="majorEastAsia"/>
-          <w:bdr w:val="none" w:sz="0" w:space="0" w:color="auto" w:frame="1"/>
-          <w:shd w:val="clear" w:color="auto" w:fill="C6C6C6"/>
-          <w:lang w:val="es-ES"/>
-        </w:rPr>
-      </w:pPr>
-    </w:p>
-    <w:p>
-      <w:pPr>
-        <w:pStyle w:val="paragraph"/>
-        <w:spacing w:before="0" w:beforeAutospacing="0" w:after="0" w:afterAutospacing="0" w:line="276" w:lineRule="auto"/>
-        <w:jc w:val="both"/>
-        <w:textAlignment w:val="baseline"/>
-        <w:rPr>
-          <w:rStyle w:val="eop"/>
-          <w:rFonts w:eastAsiaTheme="majorEastAsia"/>
-          <w:bdr w:val="none" w:sz="0" w:space="0" w:color="auto" w:frame="1"/>
-          <w:shd w:val="clear" w:color="auto" w:fill="C6C6C6"/>
-          <w:lang w:val="es-ES"/>
-        </w:rPr>
-      </w:pPr>
-    </w:p>
-    <w:p>
-      <w:pPr>
-        <w:pStyle w:val="paragraph"/>
-        <w:spacing w:before="0" w:beforeAutospacing="0" w:after="0" w:afterAutospacing="0" w:line="276" w:lineRule="auto"/>
-        <w:jc w:val="both"/>
-        <w:textAlignment w:val="baseline"/>
-        <w:rPr>
-          <w:rStyle w:val="eop"/>
-          <w:rFonts w:eastAsiaTheme="majorEastAsia"/>
-          <w:bdr w:val="none" w:sz="0" w:space="0" w:color="auto" w:frame="1"/>
-          <w:shd w:val="clear" w:color="auto" w:fill="C6C6C6"/>
-          <w:lang w:val="es-ES"/>
-        </w:rPr>
-      </w:pPr>
-    </w:p>
-    <w:p>
-      <w:pPr>
-        <w:pStyle w:val="paragraph"/>
-        <w:spacing w:before="0" w:beforeAutospacing="0" w:after="0" w:afterAutospacing="0" w:line="276" w:lineRule="auto"/>
-        <w:jc w:val="both"/>
-        <w:textAlignment w:val="baseline"/>
-        <w:rPr>
-          <w:rStyle w:val="eop"/>
-          <w:rFonts w:eastAsiaTheme="majorEastAsia"/>
-          <w:bdr w:val="none" w:sz="0" w:space="0" w:color="auto" w:frame="1"/>
-          <w:shd w:val="clear" w:color="auto" w:fill="C6C6C6"/>
-          <w:lang w:val="es-ES"/>
-        </w:rPr>
-      </w:pPr>
-    </w:p>
-    <w:p>
-      <w:pPr>
-        <w:pStyle w:val="paragraph"/>
-        <w:spacing w:before="0" w:beforeAutospacing="0" w:after="0" w:afterAutospacing="0" w:line="276" w:lineRule="auto"/>
-        <w:jc w:val="both"/>
-        <w:textAlignment w:val="baseline"/>
-        <w:rPr>
-          <w:rStyle w:val="eop"/>
-          <w:rFonts w:eastAsiaTheme="majorEastAsia"/>
-          <w:bdr w:val="none" w:sz="0" w:space="0" w:color="auto" w:frame="1"/>
-          <w:shd w:val="clear" w:color="auto" w:fill="C6C6C6"/>
-          <w:lang w:val="es-ES"/>
-        </w:rPr>
-      </w:pPr>
-    </w:p>
-    <w:p>
-      <w:pPr>
-        <w:pStyle w:val="paragraph"/>
-        <w:spacing w:before="0" w:beforeAutospacing="0" w:after="0" w:afterAutospacing="0" w:line="276" w:lineRule="auto"/>
-        <w:jc w:val="both"/>
-        <w:textAlignment w:val="baseline"/>
-        <w:rPr>
-          <w:rStyle w:val="eop"/>
-          <w:rFonts w:eastAsiaTheme="majorEastAsia"/>
-          <w:bdr w:val="none" w:sz="0" w:space="0" w:color="auto" w:frame="1"/>
-          <w:shd w:val="clear" w:color="auto" w:fill="C6C6C6"/>
-          <w:lang w:val="es-ES"/>
-        </w:rPr>
-      </w:pPr>
-    </w:p>
-    <w:p>
-      <w:pPr>
-        <w:pStyle w:val="paragraph"/>
-        <w:spacing w:before="0" w:beforeAutospacing="0" w:after="0" w:afterAutospacing="0" w:line="276" w:lineRule="auto"/>
-        <w:jc w:val="both"/>
-        <w:textAlignment w:val="baseline"/>
-        <w:rPr>
-          <w:rFonts w:ascii="Segoe UI" w:hAnsi="Segoe UI" w:cs="Segoe UI"/>
-          <w:sz w:val="18"/>
-          <w:szCs w:val="18"/>
-          <w:lang w:val="es-ES"/>
-        </w:rPr>
-      </w:pPr>
-    </w:p>
-    <w:p>
-      <w:pPr>
-        <w:pStyle w:val="paragraph"/>
         <w:spacing w:before="0" w:beforeAutospacing="0" w:after="0" w:afterAutospacing="0"/>
-        <w:ind w:left="720"/>
         <w:jc w:val="both"/>
         <w:textAlignment w:val="baseline"/>
         <w:rPr>
@@ -10903,7 +10685,6 @@
           <w:bCs/>
           <w:lang w:val="es-ES"/>
         </w:rPr>
-        <w:lastRenderedPageBreak/>
         <w:t>Modeling</w:t>
       </w:r>
       <w:proofErr w:type="spellEnd"/>
@@ -11556,6 +11337,7 @@
           <w:noProof/>
           <w:lang w:val="es-ES"/>
         </w:rPr>
+        <w:lastRenderedPageBreak/>
         <w:drawing>
           <wp:anchor distT="0" distB="0" distL="114300" distR="114300" simplePos="0" relativeHeight="251658240" behindDoc="1" locked="0" layoutInCell="1" allowOverlap="1" wp14:anchorId="061BEE02" wp14:editId="2213A1EB">
             <wp:simplePos x="0" y="0"/>
@@ -11912,6 +11694,32 @@
         <w:rPr>
           <w:rStyle w:val="normaltextrun"/>
           <w:rFonts w:eastAsiaTheme="majorEastAsia"/>
+          <w:lang w:val="es-ES"/>
+        </w:rPr>
+      </w:pPr>
+    </w:p>
+    <w:p>
+      <w:pPr>
+        <w:pStyle w:val="paragraph"/>
+        <w:spacing w:before="0" w:beforeAutospacing="0" w:after="0" w:afterAutospacing="0" w:line="276" w:lineRule="auto"/>
+        <w:jc w:val="both"/>
+        <w:textAlignment w:val="baseline"/>
+        <w:rPr>
+          <w:rStyle w:val="normaltextrun"/>
+          <w:rFonts w:eastAsiaTheme="majorEastAsia"/>
+          <w:lang w:val="es-ES"/>
+        </w:rPr>
+      </w:pPr>
+    </w:p>
+    <w:p>
+      <w:pPr>
+        <w:pStyle w:val="paragraph"/>
+        <w:spacing w:before="0" w:beforeAutospacing="0" w:after="0" w:afterAutospacing="0" w:line="276" w:lineRule="auto"/>
+        <w:jc w:val="both"/>
+        <w:textAlignment w:val="baseline"/>
+        <w:rPr>
+          <w:rStyle w:val="normaltextrun"/>
+          <w:rFonts w:eastAsiaTheme="majorEastAsia"/>
           <w:b/>
           <w:bCs/>
           <w:lang w:val="es-ES"/>
@@ -11925,6 +11733,7 @@
           <w:bCs/>
           <w:lang w:val="es-ES"/>
         </w:rPr>
+        <w:lastRenderedPageBreak/>
         <w:t xml:space="preserve">d) </w:t>
       </w:r>
       <w:r>
@@ -14300,7 +14109,6 @@
           <w:bCs/>
           <w:lang w:val="es-ES"/>
         </w:rPr>
-        <w:lastRenderedPageBreak/>
         <w:t xml:space="preserve">g) </w:t>
       </w:r>
       <w:proofErr w:type="spellStart"/>
@@ -14657,6 +14465,247 @@
         <w:rPr>
           <w:rStyle w:val="normaltextrun"/>
           <w:rFonts w:eastAsiaTheme="majorEastAsia"/>
+          <w:lang w:val="es-ES"/>
+        </w:rPr>
+      </w:pPr>
+    </w:p>
+    <w:p>
+      <w:pPr>
+        <w:pStyle w:val="paragraph"/>
+        <w:spacing w:before="0" w:beforeAutospacing="0" w:after="0" w:afterAutospacing="0" w:line="276" w:lineRule="auto"/>
+        <w:jc w:val="both"/>
+        <w:textAlignment w:val="baseline"/>
+        <w:rPr>
+          <w:rStyle w:val="normaltextrun"/>
+          <w:rFonts w:eastAsiaTheme="majorEastAsia"/>
+          <w:lang w:val="es-ES"/>
+        </w:rPr>
+      </w:pPr>
+    </w:p>
+    <w:p>
+      <w:pPr>
+        <w:pStyle w:val="paragraph"/>
+        <w:spacing w:before="0" w:beforeAutospacing="0" w:after="0" w:afterAutospacing="0" w:line="276" w:lineRule="auto"/>
+        <w:jc w:val="both"/>
+        <w:textAlignment w:val="baseline"/>
+        <w:rPr>
+          <w:rStyle w:val="normaltextrun"/>
+          <w:rFonts w:eastAsiaTheme="majorEastAsia"/>
+          <w:lang w:val="es-ES"/>
+        </w:rPr>
+      </w:pPr>
+    </w:p>
+    <w:p>
+      <w:pPr>
+        <w:pStyle w:val="paragraph"/>
+        <w:numPr>
+          <w:ilvl w:val="0"/>
+          <w:numId w:val="2"/>
+        </w:numPr>
+        <w:spacing w:before="0" w:beforeAutospacing="0" w:after="0" w:afterAutospacing="0" w:line="276" w:lineRule="auto"/>
+        <w:jc w:val="both"/>
+        <w:textAlignment w:val="baseline"/>
+        <w:rPr>
+          <w:rStyle w:val="normaltextrun"/>
+          <w:rFonts w:eastAsiaTheme="majorEastAsia"/>
+          <w:b/>
+          <w:bCs/>
+          <w:lang w:val="es-ES"/>
+        </w:rPr>
+      </w:pPr>
+      <w:r>
+        <w:rPr>
+          <w:rStyle w:val="normaltextrun"/>
+          <w:rFonts w:eastAsiaTheme="majorEastAsia"/>
+          <w:b/>
+          <w:bCs/>
+          <w:lang w:val="es-ES"/>
+        </w:rPr>
+        <w:lastRenderedPageBreak/>
+        <w:t>Análisis comparativo número de visitas periodo mayo 25, 2008 – agosto 29, 2009</w:t>
+      </w:r>
+    </w:p>
+    <w:p>
+      <w:pPr>
+        <w:pStyle w:val="paragraph"/>
+        <w:spacing w:before="0" w:beforeAutospacing="0" w:after="0" w:afterAutospacing="0" w:line="276" w:lineRule="auto"/>
+        <w:ind w:left="720"/>
+        <w:jc w:val="both"/>
+        <w:textAlignment w:val="baseline"/>
+        <w:rPr>
+          <w:rStyle w:val="normaltextrun"/>
+          <w:rFonts w:eastAsiaTheme="majorEastAsia"/>
+          <w:b/>
+          <w:bCs/>
+          <w:lang w:val="es-ES"/>
+        </w:rPr>
+      </w:pPr>
+    </w:p>
+    <w:p>
+      <w:pPr>
+        <w:pStyle w:val="paragraph"/>
+        <w:spacing w:before="0" w:beforeAutospacing="0" w:after="0" w:afterAutospacing="0" w:line="276" w:lineRule="auto"/>
+        <w:jc w:val="both"/>
+        <w:textAlignment w:val="baseline"/>
+        <w:rPr>
+          <w:rFonts w:ascii="Segoe UI" w:hAnsi="Segoe UI" w:cs="Segoe UI"/>
+          <w:sz w:val="18"/>
+          <w:szCs w:val="18"/>
+          <w:lang w:val="es-ES"/>
+        </w:rPr>
+      </w:pPr>
+      <w:r>
+        <w:rPr>
+          <w:rStyle w:val="normaltextrun"/>
+          <w:rFonts w:eastAsiaTheme="majorEastAsia"/>
+          <w:lang w:val="es-ES"/>
+        </w:rPr>
+        <w:t>El análisis de las distribuciones de visitas diarias al sitio web y libras de material vendidas por semana muestra diferencias claras en su comportamiento. Por un lado, los datos de visitas diarias corresponden al periodo del 25 de mayo de 2008 al 29 de agosto de 2009, con 462 observaciones. En este conjunto, la media (150.28) es mayor que la mediana (122) y la desviación estándar es alta (98.17), lo que indica una gran variabilidad en el tráfico del sitio. Además, el histograma presenta una fuerte asimetría positiva, con muchos días con pocas visitas y algunos picos muy altos (hasta 664 visitas). Esto se confirma con un </w:t>
+      </w:r>
+      <w:proofErr w:type="spellStart"/>
+      <w:r>
+        <w:rPr>
+          <w:rStyle w:val="normaltextrun"/>
+          <w:rFonts w:eastAsiaTheme="majorEastAsia"/>
+          <w:lang w:val="es-ES"/>
+        </w:rPr>
+        <w:t>skewness</w:t>
+      </w:r>
+      <w:proofErr w:type="spellEnd"/>
+      <w:r>
+        <w:rPr>
+          <w:rStyle w:val="normaltextrun"/>
+          <w:rFonts w:eastAsiaTheme="majorEastAsia"/>
+          <w:lang w:val="es-ES"/>
+        </w:rPr>
+        <w:t> de 2.17 y una curtosis de 5.86, lo que evidencia que la distribución está sesgada hacia la derecha y tiene colas más pesadas que una distribución normal</w:t>
+      </w:r>
+      <w:r>
+        <w:rPr>
+          <w:rStyle w:val="normaltextrun"/>
+          <w:rFonts w:eastAsiaTheme="majorEastAsia"/>
+          <w:lang w:val="es-ES"/>
+        </w:rPr>
+        <w:t>.</w:t>
+      </w:r>
+    </w:p>
+    <w:p>
+      <w:pPr>
+        <w:pStyle w:val="paragraph"/>
+        <w:spacing w:before="0" w:beforeAutospacing="0" w:after="0" w:afterAutospacing="0" w:line="276" w:lineRule="auto"/>
+        <w:jc w:val="both"/>
+        <w:textAlignment w:val="baseline"/>
+        <w:rPr>
+          <w:rFonts w:ascii="Segoe UI" w:hAnsi="Segoe UI" w:cs="Segoe UI"/>
+          <w:sz w:val="18"/>
+          <w:szCs w:val="18"/>
+          <w:lang w:val="es-ES"/>
+        </w:rPr>
+      </w:pPr>
+    </w:p>
+    <w:p>
+      <w:pPr>
+        <w:pStyle w:val="paragraph"/>
+        <w:spacing w:before="0" w:beforeAutospacing="0" w:after="0" w:afterAutospacing="0" w:line="276" w:lineRule="auto"/>
+        <w:jc w:val="both"/>
+        <w:textAlignment w:val="baseline"/>
+        <w:rPr>
+          <w:rStyle w:val="eop"/>
+          <w:rFonts w:eastAsiaTheme="majorEastAsia"/>
+          <w:lang w:val="es-ES"/>
+        </w:rPr>
+      </w:pPr>
+      <w:r>
+        <w:rPr>
+          <w:rStyle w:val="normaltextrun"/>
+          <w:rFonts w:eastAsiaTheme="majorEastAsia"/>
+          <w:lang w:val="es-ES"/>
+        </w:rPr>
+        <w:t>Por el contrario, las libras de material vendidas por semana, analizadas a partir de aproximadamente 66 semanas de datos, presentan un comportamiento mucho más cercano a una distribución normal. La media (17,342) y la mediana (17,215) son muy similares, lo que indica una distribución más simétrica. Asimismo, el histograma muestra una forma aproximadamente acampanada, y la regla empírica evidencia que el número de observaciones dentro de ±1, ±2 y ±3 desviaciones estándar (45, 63 y 66) es muy cercano a los valores teóricos esperados para una distribución normal (44.88, 62.70 y 65.34). Además, el </w:t>
+      </w:r>
+      <w:proofErr w:type="spellStart"/>
+      <w:r>
+        <w:rPr>
+          <w:rStyle w:val="normaltextrun"/>
+          <w:rFonts w:eastAsiaTheme="majorEastAsia"/>
+          <w:lang w:val="es-ES"/>
+        </w:rPr>
+        <w:t>skewness</w:t>
+      </w:r>
+      <w:proofErr w:type="spellEnd"/>
+      <w:r>
+        <w:rPr>
+          <w:rStyle w:val="normaltextrun"/>
+          <w:rFonts w:eastAsiaTheme="majorEastAsia"/>
+          <w:lang w:val="es-ES"/>
+        </w:rPr>
+        <w:t> de 0.317 y la curtosis de 2.695 están cerca de los valores típicos de una distribución normal. Todo esto sugiere que las ventas semanales siguen un patrón más estable y predecible, mientras que las visitas presentan mayor variabilidad, por lo que es posible decir que el </w:t>
+      </w:r>
+      <w:proofErr w:type="spellStart"/>
+      <w:r>
+        <w:rPr>
+          <w:rStyle w:val="normaltextrun"/>
+          <w:rFonts w:eastAsiaTheme="majorEastAsia"/>
+          <w:lang w:val="es-ES"/>
+        </w:rPr>
+        <w:t>revenue</w:t>
+      </w:r>
+      <w:proofErr w:type="spellEnd"/>
+      <w:r>
+        <w:rPr>
+          <w:rStyle w:val="normaltextrun"/>
+          <w:rFonts w:eastAsiaTheme="majorEastAsia"/>
+          <w:lang w:val="es-ES"/>
+        </w:rPr>
+        <w:t> está mucho más relacionado con las libras vendidas que con el número de visitas al sitio web, ya que las ventas muestran un comportamiento más consistente que el tráfico digital.</w:t>
+      </w:r>
+      <w:r>
+        <w:rPr>
+          <w:rStyle w:val="eop"/>
+          <w:rFonts w:eastAsiaTheme="majorEastAsia"/>
+          <w:lang w:val="es-ES"/>
+        </w:rPr>
+        <w:t> </w:t>
+      </w:r>
+    </w:p>
+    <w:p>
+      <w:pPr>
+        <w:pStyle w:val="paragraph"/>
+        <w:spacing w:before="0" w:beforeAutospacing="0" w:after="0" w:afterAutospacing="0" w:line="276" w:lineRule="auto"/>
+        <w:jc w:val="both"/>
+        <w:textAlignment w:val="baseline"/>
+        <w:rPr>
+          <w:rStyle w:val="eop"/>
+          <w:rFonts w:eastAsiaTheme="majorEastAsia"/>
+          <w:lang w:val="es-ES"/>
+        </w:rPr>
+      </w:pPr>
+    </w:p>
+    <w:p>
+      <w:pPr>
+        <w:pStyle w:val="paragraph"/>
+        <w:spacing w:before="0" w:beforeAutospacing="0" w:after="0" w:afterAutospacing="0" w:line="276" w:lineRule="auto"/>
+        <w:jc w:val="both"/>
+        <w:textAlignment w:val="baseline"/>
+        <w:rPr>
+          <w:rFonts w:ascii="Segoe UI" w:hAnsi="Segoe UI" w:cs="Segoe UI"/>
+          <w:sz w:val="18"/>
+          <w:szCs w:val="18"/>
+          <w:lang w:val="es-ES"/>
+        </w:rPr>
+      </w:pPr>
+    </w:p>
+    <w:p>
+      <w:pPr>
+        <w:pStyle w:val="paragraph"/>
+        <w:spacing w:before="0" w:beforeAutospacing="0" w:after="0" w:afterAutospacing="0" w:line="276" w:lineRule="auto"/>
+        <w:jc w:val="both"/>
+        <w:textAlignment w:val="baseline"/>
+        <w:rPr>
+          <w:rStyle w:val="normaltextrun"/>
+          <w:rFonts w:eastAsiaTheme="majorEastAsia"/>
+          <w:b/>
+          <w:bCs/>
           <w:lang w:val="es-ES"/>
         </w:rPr>
       </w:pPr>
@@ -15311,11 +15360,11 @@
     <w:name w:val="Normal"/>
     <w:qFormat/>
   </w:style>
-  <w:style w:type="paragraph" w:styleId="Heading1">
+  <w:style w:type="paragraph" w:styleId="Ttulo1">
     <w:name w:val="heading 1"/>
     <w:basedOn w:val="Normal"/>
     <w:next w:val="Normal"/>
-    <w:link w:val="Heading1Char"/>
+    <w:link w:val="Ttulo1Car"/>
     <w:uiPriority w:val="9"/>
     <w:qFormat/>
     <w:rsid w:val="002F1EE9"/>
@@ -15332,11 +15381,11 @@
       <w:szCs w:val="40"/>
     </w:rPr>
   </w:style>
-  <w:style w:type="paragraph" w:styleId="Heading2">
+  <w:style w:type="paragraph" w:styleId="Ttulo2">
     <w:name w:val="heading 2"/>
     <w:basedOn w:val="Normal"/>
     <w:next w:val="Normal"/>
-    <w:link w:val="Heading2Char"/>
+    <w:link w:val="Ttulo2Car"/>
     <w:uiPriority w:val="9"/>
     <w:semiHidden/>
     <w:unhideWhenUsed/>
@@ -15355,11 +15404,11 @@
       <w:szCs w:val="32"/>
     </w:rPr>
   </w:style>
-  <w:style w:type="paragraph" w:styleId="Heading3">
+  <w:style w:type="paragraph" w:styleId="Ttulo3">
     <w:name w:val="heading 3"/>
     <w:basedOn w:val="Normal"/>
     <w:next w:val="Normal"/>
-    <w:link w:val="Heading3Char"/>
+    <w:link w:val="Ttulo3Car"/>
     <w:uiPriority w:val="9"/>
     <w:semiHidden/>
     <w:unhideWhenUsed/>
@@ -15378,11 +15427,11 @@
       <w:szCs w:val="28"/>
     </w:rPr>
   </w:style>
-  <w:style w:type="paragraph" w:styleId="Heading4">
+  <w:style w:type="paragraph" w:styleId="Ttulo4">
     <w:name w:val="heading 4"/>
     <w:basedOn w:val="Normal"/>
     <w:next w:val="Normal"/>
-    <w:link w:val="Heading4Char"/>
+    <w:link w:val="Ttulo4Car"/>
     <w:uiPriority w:val="9"/>
     <w:semiHidden/>
     <w:unhideWhenUsed/>
@@ -15401,11 +15450,11 @@
       <w:color w:val="0F4761" w:themeColor="accent1" w:themeShade="BF"/>
     </w:rPr>
   </w:style>
-  <w:style w:type="paragraph" w:styleId="Heading5">
+  <w:style w:type="paragraph" w:styleId="Ttulo5">
     <w:name w:val="heading 5"/>
     <w:basedOn w:val="Normal"/>
     <w:next w:val="Normal"/>
-    <w:link w:val="Heading5Char"/>
+    <w:link w:val="Ttulo5Car"/>
     <w:uiPriority w:val="9"/>
     <w:semiHidden/>
     <w:unhideWhenUsed/>
@@ -15422,11 +15471,11 @@
       <w:color w:val="0F4761" w:themeColor="accent1" w:themeShade="BF"/>
     </w:rPr>
   </w:style>
-  <w:style w:type="paragraph" w:styleId="Heading6">
+  <w:style w:type="paragraph" w:styleId="Ttulo6">
     <w:name w:val="heading 6"/>
     <w:basedOn w:val="Normal"/>
     <w:next w:val="Normal"/>
-    <w:link w:val="Heading6Char"/>
+    <w:link w:val="Ttulo6Car"/>
     <w:uiPriority w:val="9"/>
     <w:semiHidden/>
     <w:unhideWhenUsed/>
@@ -15445,11 +15494,11 @@
       <w:color w:val="595959" w:themeColor="text1" w:themeTint="A6"/>
     </w:rPr>
   </w:style>
-  <w:style w:type="paragraph" w:styleId="Heading7">
+  <w:style w:type="paragraph" w:styleId="Ttulo7">
     <w:name w:val="heading 7"/>
     <w:basedOn w:val="Normal"/>
     <w:next w:val="Normal"/>
-    <w:link w:val="Heading7Char"/>
+    <w:link w:val="Ttulo7Car"/>
     <w:uiPriority w:val="9"/>
     <w:semiHidden/>
     <w:unhideWhenUsed/>
@@ -15466,11 +15515,11 @@
       <w:color w:val="595959" w:themeColor="text1" w:themeTint="A6"/>
     </w:rPr>
   </w:style>
-  <w:style w:type="paragraph" w:styleId="Heading8">
+  <w:style w:type="paragraph" w:styleId="Ttulo8">
     <w:name w:val="heading 8"/>
     <w:basedOn w:val="Normal"/>
     <w:next w:val="Normal"/>
-    <w:link w:val="Heading8Char"/>
+    <w:link w:val="Ttulo8Car"/>
     <w:uiPriority w:val="9"/>
     <w:semiHidden/>
     <w:unhideWhenUsed/>
@@ -15489,11 +15538,11 @@
       <w:color w:val="272727" w:themeColor="text1" w:themeTint="D8"/>
     </w:rPr>
   </w:style>
-  <w:style w:type="paragraph" w:styleId="Heading9">
+  <w:style w:type="paragraph" w:styleId="Ttulo9">
     <w:name w:val="heading 9"/>
     <w:basedOn w:val="Normal"/>
     <w:next w:val="Normal"/>
-    <w:link w:val="Heading9Char"/>
+    <w:link w:val="Ttulo9Car"/>
     <w:uiPriority w:val="9"/>
     <w:semiHidden/>
     <w:unhideWhenUsed/>
@@ -15510,13 +15559,13 @@
       <w:color w:val="272727" w:themeColor="text1" w:themeTint="D8"/>
     </w:rPr>
   </w:style>
-  <w:style w:type="character" w:default="1" w:styleId="DefaultParagraphFont">
+  <w:style w:type="character" w:default="1" w:styleId="Fuentedeprrafopredeter">
     <w:name w:val="Default Paragraph Font"/>
     <w:uiPriority w:val="1"/>
     <w:semiHidden/>
     <w:unhideWhenUsed/>
   </w:style>
-  <w:style w:type="table" w:default="1" w:styleId="TableNormal">
+  <w:style w:type="table" w:default="1" w:styleId="Tablanormal">
     <w:name w:val="Normal Table"/>
     <w:uiPriority w:val="99"/>
     <w:semiHidden/>
@@ -15531,16 +15580,16 @@
       </w:tblCellMar>
     </w:tblPr>
   </w:style>
-  <w:style w:type="numbering" w:default="1" w:styleId="NoList">
+  <w:style w:type="numbering" w:default="1" w:styleId="Sinlista">
     <w:name w:val="No List"/>
     <w:uiPriority w:val="99"/>
     <w:semiHidden/>
     <w:unhideWhenUsed/>
   </w:style>
-  <w:style w:type="character" w:customStyle="1" w:styleId="Heading1Char">
-    <w:name w:val="Heading 1 Char"/>
-    <w:basedOn w:val="DefaultParagraphFont"/>
-    <w:link w:val="Heading1"/>
+  <w:style w:type="character" w:customStyle="1" w:styleId="Ttulo1Car">
+    <w:name w:val="Título 1 Car"/>
+    <w:basedOn w:val="Fuentedeprrafopredeter"/>
+    <w:link w:val="Ttulo1"/>
     <w:uiPriority w:val="9"/>
     <w:rsid w:val="002F1EE9"/>
     <w:rPr>
@@ -15550,10 +15599,10 @@
       <w:szCs w:val="40"/>
     </w:rPr>
   </w:style>
-  <w:style w:type="character" w:customStyle="1" w:styleId="Heading2Char">
-    <w:name w:val="Heading 2 Char"/>
-    <w:basedOn w:val="DefaultParagraphFont"/>
-    <w:link w:val="Heading2"/>
+  <w:style w:type="character" w:customStyle="1" w:styleId="Ttulo2Car">
+    <w:name w:val="Título 2 Car"/>
+    <w:basedOn w:val="Fuentedeprrafopredeter"/>
+    <w:link w:val="Ttulo2"/>
     <w:uiPriority w:val="9"/>
     <w:semiHidden/>
     <w:rsid w:val="002F1EE9"/>
@@ -15564,10 +15613,10 @@
       <w:szCs w:val="32"/>
     </w:rPr>
   </w:style>
-  <w:style w:type="character" w:customStyle="1" w:styleId="Heading3Char">
-    <w:name w:val="Heading 3 Char"/>
-    <w:basedOn w:val="DefaultParagraphFont"/>
-    <w:link w:val="Heading3"/>
+  <w:style w:type="character" w:customStyle="1" w:styleId="Ttulo3Car">
+    <w:name w:val="Título 3 Car"/>
+    <w:basedOn w:val="Fuentedeprrafopredeter"/>
+    <w:link w:val="Ttulo3"/>
     <w:uiPriority w:val="9"/>
     <w:semiHidden/>
     <w:rsid w:val="002F1EE9"/>
@@ -15578,10 +15627,10 @@
       <w:szCs w:val="28"/>
     </w:rPr>
   </w:style>
-  <w:style w:type="character" w:customStyle="1" w:styleId="Heading4Char">
-    <w:name w:val="Heading 4 Char"/>
-    <w:basedOn w:val="DefaultParagraphFont"/>
-    <w:link w:val="Heading4"/>
+  <w:style w:type="character" w:customStyle="1" w:styleId="Ttulo4Car">
+    <w:name w:val="Título 4 Car"/>
+    <w:basedOn w:val="Fuentedeprrafopredeter"/>
+    <w:link w:val="Ttulo4"/>
     <w:uiPriority w:val="9"/>
     <w:semiHidden/>
     <w:rsid w:val="002F1EE9"/>
@@ -15592,10 +15641,10 @@
       <w:color w:val="0F4761" w:themeColor="accent1" w:themeShade="BF"/>
     </w:rPr>
   </w:style>
-  <w:style w:type="character" w:customStyle="1" w:styleId="Heading5Char">
-    <w:name w:val="Heading 5 Char"/>
-    <w:basedOn w:val="DefaultParagraphFont"/>
-    <w:link w:val="Heading5"/>
+  <w:style w:type="character" w:customStyle="1" w:styleId="Ttulo5Car">
+    <w:name w:val="Título 5 Car"/>
+    <w:basedOn w:val="Fuentedeprrafopredeter"/>
+    <w:link w:val="Ttulo5"/>
     <w:uiPriority w:val="9"/>
     <w:semiHidden/>
     <w:rsid w:val="002F1EE9"/>
@@ -15604,10 +15653,10 @@
       <w:color w:val="0F4761" w:themeColor="accent1" w:themeShade="BF"/>
     </w:rPr>
   </w:style>
-  <w:style w:type="character" w:customStyle="1" w:styleId="Heading6Char">
-    <w:name w:val="Heading 6 Char"/>
-    <w:basedOn w:val="DefaultParagraphFont"/>
-    <w:link w:val="Heading6"/>
+  <w:style w:type="character" w:customStyle="1" w:styleId="Ttulo6Car">
+    <w:name w:val="Título 6 Car"/>
+    <w:basedOn w:val="Fuentedeprrafopredeter"/>
+    <w:link w:val="Ttulo6"/>
     <w:uiPriority w:val="9"/>
     <w:semiHidden/>
     <w:rsid w:val="002F1EE9"/>
@@ -15618,10 +15667,10 @@
       <w:color w:val="595959" w:themeColor="text1" w:themeTint="A6"/>
     </w:rPr>
   </w:style>
-  <w:style w:type="character" w:customStyle="1" w:styleId="Heading7Char">
-    <w:name w:val="Heading 7 Char"/>
-    <w:basedOn w:val="DefaultParagraphFont"/>
-    <w:link w:val="Heading7"/>
+  <w:style w:type="character" w:customStyle="1" w:styleId="Ttulo7Car">
+    <w:name w:val="Título 7 Car"/>
+    <w:basedOn w:val="Fuentedeprrafopredeter"/>
+    <w:link w:val="Ttulo7"/>
     <w:uiPriority w:val="9"/>
     <w:semiHidden/>
     <w:rsid w:val="002F1EE9"/>
@@ -15630,10 +15679,10 @@
       <w:color w:val="595959" w:themeColor="text1" w:themeTint="A6"/>
     </w:rPr>
   </w:style>
-  <w:style w:type="character" w:customStyle="1" w:styleId="Heading8Char">
-    <w:name w:val="Heading 8 Char"/>
-    <w:basedOn w:val="DefaultParagraphFont"/>
-    <w:link w:val="Heading8"/>
+  <w:style w:type="character" w:customStyle="1" w:styleId="Ttulo8Car">
+    <w:name w:val="Título 8 Car"/>
+    <w:basedOn w:val="Fuentedeprrafopredeter"/>
+    <w:link w:val="Ttulo8"/>
     <w:uiPriority w:val="9"/>
     <w:semiHidden/>
     <w:rsid w:val="002F1EE9"/>
@@ -15644,10 +15693,10 @@
       <w:color w:val="272727" w:themeColor="text1" w:themeTint="D8"/>
     </w:rPr>
   </w:style>
-  <w:style w:type="character" w:customStyle="1" w:styleId="Heading9Char">
-    <w:name w:val="Heading 9 Char"/>
-    <w:basedOn w:val="DefaultParagraphFont"/>
-    <w:link w:val="Heading9"/>
+  <w:style w:type="character" w:customStyle="1" w:styleId="Ttulo9Car">
+    <w:name w:val="Título 9 Car"/>
+    <w:basedOn w:val="Fuentedeprrafopredeter"/>
+    <w:link w:val="Ttulo9"/>
     <w:uiPriority w:val="9"/>
     <w:semiHidden/>
     <w:rsid w:val="002F1EE9"/>
@@ -15656,11 +15705,11 @@
       <w:color w:val="272727" w:themeColor="text1" w:themeTint="D8"/>
     </w:rPr>
   </w:style>
-  <w:style w:type="paragraph" w:styleId="Title">
+  <w:style w:type="paragraph" w:styleId="Ttulo">
     <w:name w:val="Title"/>
     <w:basedOn w:val="Normal"/>
     <w:next w:val="Normal"/>
-    <w:link w:val="TitleChar"/>
+    <w:link w:val="TtuloCar"/>
     <w:uiPriority w:val="10"/>
     <w:qFormat/>
     <w:rsid w:val="002F1EE9"/>
@@ -15676,10 +15725,10 @@
       <w:szCs w:val="56"/>
     </w:rPr>
   </w:style>
-  <w:style w:type="character" w:customStyle="1" w:styleId="TitleChar">
-    <w:name w:val="Title Char"/>
-    <w:basedOn w:val="DefaultParagraphFont"/>
-    <w:link w:val="Title"/>
+  <w:style w:type="character" w:customStyle="1" w:styleId="TtuloCar">
+    <w:name w:val="Título Car"/>
+    <w:basedOn w:val="Fuentedeprrafopredeter"/>
+    <w:link w:val="Ttulo"/>
     <w:uiPriority w:val="10"/>
     <w:rsid w:val="002F1EE9"/>
     <w:rPr>
@@ -15690,11 +15739,11 @@
       <w:szCs w:val="56"/>
     </w:rPr>
   </w:style>
-  <w:style w:type="paragraph" w:styleId="Subtitle">
+  <w:style w:type="paragraph" w:styleId="Subttulo">
     <w:name w:val="Subtitle"/>
     <w:basedOn w:val="Normal"/>
     <w:next w:val="Normal"/>
-    <w:link w:val="SubtitleChar"/>
+    <w:link w:val="SubttuloCar"/>
     <w:uiPriority w:val="11"/>
     <w:qFormat/>
     <w:rsid w:val="002F1EE9"/>
@@ -15711,10 +15760,10 @@
       <w:szCs w:val="28"/>
     </w:rPr>
   </w:style>
-  <w:style w:type="character" w:customStyle="1" w:styleId="SubtitleChar">
-    <w:name w:val="Subtitle Char"/>
-    <w:basedOn w:val="DefaultParagraphFont"/>
-    <w:link w:val="Subtitle"/>
+  <w:style w:type="character" w:customStyle="1" w:styleId="SubttuloCar">
+    <w:name w:val="Subtítulo Car"/>
+    <w:basedOn w:val="Fuentedeprrafopredeter"/>
+    <w:link w:val="Subttulo"/>
     <w:uiPriority w:val="11"/>
     <w:rsid w:val="002F1EE9"/>
     <w:rPr>
@@ -15725,11 +15774,11 @@
       <w:szCs w:val="28"/>
     </w:rPr>
   </w:style>
-  <w:style w:type="paragraph" w:styleId="Quote">
+  <w:style w:type="paragraph" w:styleId="Cita">
     <w:name w:val="Quote"/>
     <w:basedOn w:val="Normal"/>
     <w:next w:val="Normal"/>
-    <w:link w:val="QuoteChar"/>
+    <w:link w:val="CitaCar"/>
     <w:uiPriority w:val="29"/>
     <w:qFormat/>
     <w:rsid w:val="002F1EE9"/>
@@ -15743,10 +15792,10 @@
       <w:color w:val="404040" w:themeColor="text1" w:themeTint="BF"/>
     </w:rPr>
   </w:style>
-  <w:style w:type="character" w:customStyle="1" w:styleId="QuoteChar">
-    <w:name w:val="Quote Char"/>
-    <w:basedOn w:val="DefaultParagraphFont"/>
-    <w:link w:val="Quote"/>
+  <w:style w:type="character" w:customStyle="1" w:styleId="CitaCar">
+    <w:name w:val="Cita Car"/>
+    <w:basedOn w:val="Fuentedeprrafopredeter"/>
+    <w:link w:val="Cita"/>
     <w:uiPriority w:val="29"/>
     <w:rsid w:val="002F1EE9"/>
     <w:rPr>
@@ -15755,7 +15804,7 @@
       <w:color w:val="404040" w:themeColor="text1" w:themeTint="BF"/>
     </w:rPr>
   </w:style>
-  <w:style w:type="paragraph" w:styleId="ListParagraph">
+  <w:style w:type="paragraph" w:styleId="Prrafodelista">
     <w:name w:val="List Paragraph"/>
     <w:basedOn w:val="Normal"/>
     <w:uiPriority w:val="34"/>
@@ -15766,9 +15815,9 @@
       <w:contextualSpacing/>
     </w:pPr>
   </w:style>
-  <w:style w:type="character" w:styleId="IntenseEmphasis">
+  <w:style w:type="character" w:styleId="nfasisintenso">
     <w:name w:val="Intense Emphasis"/>
-    <w:basedOn w:val="DefaultParagraphFont"/>
+    <w:basedOn w:val="Fuentedeprrafopredeter"/>
     <w:uiPriority w:val="21"/>
     <w:qFormat/>
     <w:rsid w:val="002F1EE9"/>
@@ -15778,11 +15827,11 @@
       <w:color w:val="0F4761" w:themeColor="accent1" w:themeShade="BF"/>
     </w:rPr>
   </w:style>
-  <w:style w:type="paragraph" w:styleId="IntenseQuote">
+  <w:style w:type="paragraph" w:styleId="Citadestacada">
     <w:name w:val="Intense Quote"/>
     <w:basedOn w:val="Normal"/>
     <w:next w:val="Normal"/>
-    <w:link w:val="IntenseQuoteChar"/>
+    <w:link w:val="CitadestacadaCar"/>
     <w:uiPriority w:val="30"/>
     <w:qFormat/>
     <w:rsid w:val="002F1EE9"/>
@@ -15801,10 +15850,10 @@
       <w:color w:val="0F4761" w:themeColor="accent1" w:themeShade="BF"/>
     </w:rPr>
   </w:style>
-  <w:style w:type="character" w:customStyle="1" w:styleId="IntenseQuoteChar">
-    <w:name w:val="Intense Quote Char"/>
-    <w:basedOn w:val="DefaultParagraphFont"/>
-    <w:link w:val="IntenseQuote"/>
+  <w:style w:type="character" w:customStyle="1" w:styleId="CitadestacadaCar">
+    <w:name w:val="Cita destacada Car"/>
+    <w:basedOn w:val="Fuentedeprrafopredeter"/>
+    <w:link w:val="Citadestacada"/>
     <w:uiPriority w:val="30"/>
     <w:rsid w:val="002F1EE9"/>
     <w:rPr>
@@ -15813,9 +15862,9 @@
       <w:color w:val="0F4761" w:themeColor="accent1" w:themeShade="BF"/>
     </w:rPr>
   </w:style>
-  <w:style w:type="character" w:styleId="IntenseReference">
+  <w:style w:type="character" w:styleId="Referenciaintensa">
     <w:name w:val="Intense Reference"/>
-    <w:basedOn w:val="DefaultParagraphFont"/>
+    <w:basedOn w:val="Fuentedeprrafopredeter"/>
     <w:uiPriority w:val="32"/>
     <w:qFormat/>
     <w:rsid w:val="002F1EE9"/>
@@ -15827,10 +15876,10 @@
       <w:spacing w:val="5"/>
     </w:rPr>
   </w:style>
-  <w:style w:type="paragraph" w:styleId="Header">
+  <w:style w:type="paragraph" w:styleId="Encabezado">
     <w:name w:val="header"/>
     <w:basedOn w:val="Normal"/>
-    <w:link w:val="HeaderChar"/>
+    <w:link w:val="EncabezadoCar"/>
     <w:uiPriority w:val="99"/>
     <w:unhideWhenUsed/>
     <w:rsid w:val="00424255"/>
@@ -15842,17 +15891,17 @@
       <w:spacing w:after="0" w:line="240" w:lineRule="auto"/>
     </w:pPr>
   </w:style>
-  <w:style w:type="character" w:customStyle="1" w:styleId="HeaderChar">
-    <w:name w:val="Header Char"/>
-    <w:basedOn w:val="DefaultParagraphFont"/>
-    <w:link w:val="Header"/>
+  <w:style w:type="character" w:customStyle="1" w:styleId="EncabezadoCar">
+    <w:name w:val="Encabezado Car"/>
+    <w:basedOn w:val="Fuentedeprrafopredeter"/>
+    <w:link w:val="Encabezado"/>
     <w:uiPriority w:val="99"/>
     <w:rsid w:val="00424255"/>
   </w:style>
-  <w:style w:type="paragraph" w:styleId="Footer">
+  <w:style w:type="paragraph" w:styleId="Piedepgina">
     <w:name w:val="footer"/>
     <w:basedOn w:val="Normal"/>
-    <w:link w:val="FooterChar"/>
+    <w:link w:val="PiedepginaCar"/>
     <w:uiPriority w:val="99"/>
     <w:unhideWhenUsed/>
     <w:rsid w:val="00424255"/>
@@ -15864,10 +15913,10 @@
       <w:spacing w:after="0" w:line="240" w:lineRule="auto"/>
     </w:pPr>
   </w:style>
-  <w:style w:type="character" w:customStyle="1" w:styleId="FooterChar">
-    <w:name w:val="Footer Char"/>
-    <w:basedOn w:val="DefaultParagraphFont"/>
-    <w:link w:val="Footer"/>
+  <w:style w:type="character" w:customStyle="1" w:styleId="PiedepginaCar">
+    <w:name w:val="Pie de página Car"/>
+    <w:basedOn w:val="Fuentedeprrafopredeter"/>
+    <w:link w:val="Piedepgina"/>
     <w:uiPriority w:val="99"/>
     <w:rsid w:val="00424255"/>
   </w:style>
@@ -15904,17 +15953,17 @@
   </w:style>
   <w:style w:type="character" w:customStyle="1" w:styleId="normaltextrun">
     <w:name w:val="normaltextrun"/>
-    <w:basedOn w:val="DefaultParagraphFont"/>
+    <w:basedOn w:val="Fuentedeprrafopredeter"/>
     <w:rsid w:val="004C1576"/>
   </w:style>
   <w:style w:type="character" w:customStyle="1" w:styleId="eop">
     <w:name w:val="eop"/>
-    <w:basedOn w:val="DefaultParagraphFont"/>
+    <w:basedOn w:val="Fuentedeprrafopredeter"/>
     <w:rsid w:val="004C1576"/>
   </w:style>
   <w:style w:type="character" w:customStyle="1" w:styleId="wacimagecontainer">
     <w:name w:val="wacimagecontainer"/>
-    <w:basedOn w:val="DefaultParagraphFont"/>
+    <w:basedOn w:val="Fuentedeprrafopredeter"/>
     <w:rsid w:val="000F57F4"/>
   </w:style>
   <w:style w:type="paragraph" w:customStyle="1" w:styleId="font-claude-response-body">
@@ -15930,9 +15979,9 @@
       <w14:ligatures w14:val="none"/>
     </w:rPr>
   </w:style>
-  <w:style w:type="character" w:styleId="Strong">
+  <w:style w:type="character" w:styleId="Fuerte">
     <w:name w:val="Strong"/>
-    <w:basedOn w:val="DefaultParagraphFont"/>
+    <w:basedOn w:val="Fuentedeprrafopredeter"/>
     <w:uiPriority w:val="22"/>
     <w:qFormat/>
     <w:rsid w:val="00ED3FFB"/>

--- a/Caso Web Analytics .docx
+++ b/Caso Web Analytics .docx
@@ -8215,7 +8215,6 @@
                 <w:kern w:val="0"/>
                 <w:sz w:val="20"/>
                 <w:szCs w:val="20"/>
-                <w:lang/>
                 <w14:ligatures w14:val="none"/>
               </w:rPr>
             </w:pPr>
@@ -8228,7 +8227,6 @@
                 <w:kern w:val="0"/>
                 <w:sz w:val="20"/>
                 <w:szCs w:val="20"/>
-                <w:lang/>
                 <w14:ligatures w14:val="none"/>
               </w:rPr>
               <w:t>Period</w:t>
@@ -8261,7 +8259,6 @@
                 <w:kern w:val="0"/>
                 <w:sz w:val="20"/>
                 <w:szCs w:val="20"/>
-                <w:lang/>
                 <w14:ligatures w14:val="none"/>
               </w:rPr>
             </w:pPr>
@@ -8274,7 +8271,6 @@
                 <w:kern w:val="0"/>
                 <w:sz w:val="20"/>
                 <w:szCs w:val="20"/>
-                <w:lang/>
                 <w14:ligatures w14:val="none"/>
               </w:rPr>
               <w:t>Visits</w:t>
@@ -8307,7 +8303,6 @@
                 <w:kern w:val="0"/>
                 <w:sz w:val="20"/>
                 <w:szCs w:val="20"/>
-                <w:lang/>
                 <w14:ligatures w14:val="none"/>
               </w:rPr>
             </w:pPr>
@@ -8320,7 +8315,6 @@
                 <w:kern w:val="0"/>
                 <w:sz w:val="20"/>
                 <w:szCs w:val="20"/>
-                <w:lang/>
                 <w14:ligatures w14:val="none"/>
               </w:rPr>
               <w:t>Unique_Visits</w:t>
@@ -8353,7 +8347,6 @@
                 <w:kern w:val="0"/>
                 <w:sz w:val="20"/>
                 <w:szCs w:val="20"/>
-                <w:lang/>
                 <w14:ligatures w14:val="none"/>
               </w:rPr>
             </w:pPr>
@@ -8366,7 +8359,6 @@
                 <w:kern w:val="0"/>
                 <w:sz w:val="20"/>
                 <w:szCs w:val="20"/>
-                <w:lang/>
                 <w14:ligatures w14:val="none"/>
               </w:rPr>
               <w:t>Revenue</w:t>
@@ -8399,7 +8391,6 @@
                 <w:kern w:val="0"/>
                 <w:sz w:val="20"/>
                 <w:szCs w:val="20"/>
-                <w:lang/>
                 <w14:ligatures w14:val="none"/>
               </w:rPr>
             </w:pPr>
@@ -8412,7 +8403,6 @@
                 <w:kern w:val="0"/>
                 <w:sz w:val="20"/>
                 <w:szCs w:val="20"/>
-                <w:lang/>
                 <w14:ligatures w14:val="none"/>
               </w:rPr>
               <w:t>Profit</w:t>
@@ -8445,7 +8435,6 @@
                 <w:kern w:val="0"/>
                 <w:sz w:val="20"/>
                 <w:szCs w:val="20"/>
-                <w:lang/>
                 <w14:ligatures w14:val="none"/>
               </w:rPr>
             </w:pPr>
@@ -8458,7 +8447,6 @@
                 <w:kern w:val="0"/>
                 <w:sz w:val="20"/>
                 <w:szCs w:val="20"/>
-                <w:lang/>
                 <w14:ligatures w14:val="none"/>
               </w:rPr>
               <w:t>Lbs_Sold</w:t>
@@ -8496,7 +8484,6 @@
                 <w:kern w:val="0"/>
                 <w:sz w:val="20"/>
                 <w:szCs w:val="20"/>
-                <w:lang/>
                 <w14:ligatures w14:val="none"/>
               </w:rPr>
             </w:pPr>
@@ -8509,7 +8496,6 @@
                 <w:kern w:val="0"/>
                 <w:sz w:val="20"/>
                 <w:szCs w:val="20"/>
-                <w:lang/>
                 <w14:ligatures w14:val="none"/>
               </w:rPr>
               <w:t>Initial</w:t>
@@ -8541,7 +8527,6 @@
                 <w:kern w:val="0"/>
                 <w:sz w:val="20"/>
                 <w:szCs w:val="20"/>
-                <w:lang/>
                 <w14:ligatures w14:val="none"/>
               </w:rPr>
             </w:pPr>
@@ -8552,7 +8537,6 @@
                 <w:kern w:val="0"/>
                 <w:sz w:val="20"/>
                 <w:szCs w:val="20"/>
-                <w:lang/>
                 <w14:ligatures w14:val="none"/>
               </w:rPr>
               <w:t>1055.21428571429</w:t>
@@ -8584,7 +8568,6 @@
                 <w:kern w:val="0"/>
                 <w:sz w:val="20"/>
                 <w:szCs w:val="20"/>
-                <w:lang/>
                 <w14:ligatures w14:val="none"/>
               </w:rPr>
             </w:pPr>
@@ -8595,7 +8578,6 @@
                 <w:kern w:val="0"/>
                 <w:sz w:val="20"/>
                 <w:szCs w:val="20"/>
-                <w:lang/>
                 <w14:ligatures w14:val="none"/>
               </w:rPr>
               <w:t>975.928571428571</w:t>
@@ -8627,7 +8609,6 @@
                 <w:kern w:val="0"/>
                 <w:sz w:val="20"/>
                 <w:szCs w:val="20"/>
-                <w:lang/>
                 <w14:ligatures w14:val="none"/>
               </w:rPr>
             </w:pPr>
@@ -8638,7 +8619,6 @@
                 <w:kern w:val="0"/>
                 <w:sz w:val="20"/>
                 <w:szCs w:val="20"/>
-                <w:lang/>
                 <w14:ligatures w14:val="none"/>
               </w:rPr>
               <w:t>608250.123</w:t>
@@ -8670,7 +8650,6 @@
                 <w:kern w:val="0"/>
                 <w:sz w:val="20"/>
                 <w:szCs w:val="20"/>
-                <w:lang/>
                 <w14:ligatures w14:val="none"/>
               </w:rPr>
             </w:pPr>
@@ -8681,7 +8660,6 @@
                 <w:kern w:val="0"/>
                 <w:sz w:val="20"/>
                 <w:szCs w:val="20"/>
-                <w:lang/>
                 <w14:ligatures w14:val="none"/>
               </w:rPr>
               <w:t>200233.407142857</w:t>
@@ -8713,7 +8691,6 @@
                 <w:kern w:val="0"/>
                 <w:sz w:val="20"/>
                 <w:szCs w:val="20"/>
-                <w:lang/>
                 <w14:ligatures w14:val="none"/>
               </w:rPr>
             </w:pPr>
@@ -8724,7 +8701,6 @@
                 <w:kern w:val="0"/>
                 <w:sz w:val="20"/>
                 <w:szCs w:val="20"/>
-                <w:lang/>
                 <w14:ligatures w14:val="none"/>
               </w:rPr>
               <w:t>18736.7285</w:t>
@@ -8762,7 +8738,6 @@
                 <w:kern w:val="0"/>
                 <w:sz w:val="20"/>
                 <w:szCs w:val="20"/>
-                <w:lang/>
                 <w14:ligatures w14:val="none"/>
               </w:rPr>
             </w:pPr>
@@ -8775,7 +8750,6 @@
                 <w:kern w:val="0"/>
                 <w:sz w:val="20"/>
                 <w:szCs w:val="20"/>
-                <w:lang/>
                 <w14:ligatures w14:val="none"/>
               </w:rPr>
               <w:t>Pre-Promo</w:t>
@@ -8807,7 +8781,6 @@
                 <w:kern w:val="0"/>
                 <w:sz w:val="20"/>
                 <w:szCs w:val="20"/>
-                <w:lang/>
                 <w14:ligatures w14:val="none"/>
               </w:rPr>
             </w:pPr>
@@ -8818,7 +8791,6 @@
                 <w:kern w:val="0"/>
                 <w:sz w:val="20"/>
                 <w:szCs w:val="20"/>
-                <w:lang/>
                 <w14:ligatures w14:val="none"/>
               </w:rPr>
               <w:t>562.952380952381</w:t>
@@ -8850,7 +8822,6 @@
                 <w:kern w:val="0"/>
                 <w:sz w:val="20"/>
                 <w:szCs w:val="20"/>
-                <w:lang/>
                 <w14:ligatures w14:val="none"/>
               </w:rPr>
             </w:pPr>
@@ -8861,7 +8832,6 @@
                 <w:kern w:val="0"/>
                 <w:sz w:val="20"/>
                 <w:szCs w:val="20"/>
-                <w:lang/>
                 <w14:ligatures w14:val="none"/>
               </w:rPr>
               <w:t>516.809523809524</w:t>
@@ -8893,7 +8863,6 @@
                 <w:kern w:val="0"/>
                 <w:sz w:val="20"/>
                 <w:szCs w:val="20"/>
-                <w:lang/>
                 <w14:ligatures w14:val="none"/>
               </w:rPr>
             </w:pPr>
@@ -8904,7 +8873,6 @@
                 <w:kern w:val="0"/>
                 <w:sz w:val="20"/>
                 <w:szCs w:val="20"/>
-                <w:lang/>
                 <w14:ligatures w14:val="none"/>
               </w:rPr>
               <w:t>534313.517380952</w:t>
@@ -8936,7 +8904,6 @@
                 <w:kern w:val="0"/>
                 <w:sz w:val="20"/>
                 <w:szCs w:val="20"/>
-                <w:lang/>
                 <w14:ligatures w14:val="none"/>
               </w:rPr>
             </w:pPr>
@@ -8947,7 +8914,6 @@
                 <w:kern w:val="0"/>
                 <w:sz w:val="20"/>
                 <w:szCs w:val="20"/>
-                <w:lang/>
                 <w14:ligatures w14:val="none"/>
               </w:rPr>
               <w:t>159932.033333333</w:t>
@@ -8979,7 +8945,6 @@
                 <w:kern w:val="0"/>
                 <w:sz w:val="20"/>
                 <w:szCs w:val="20"/>
-                <w:lang/>
                 <w14:ligatures w14:val="none"/>
               </w:rPr>
             </w:pPr>
@@ -8990,7 +8955,6 @@
                 <w:kern w:val="0"/>
                 <w:sz w:val="20"/>
                 <w:szCs w:val="20"/>
-                <w:lang/>
                 <w14:ligatures w14:val="none"/>
               </w:rPr>
               <w:t>18440.7742857143</w:t>
@@ -9028,7 +8992,6 @@
                 <w:kern w:val="0"/>
                 <w:sz w:val="20"/>
                 <w:szCs w:val="20"/>
-                <w:lang/>
                 <w14:ligatures w14:val="none"/>
               </w:rPr>
             </w:pPr>
@@ -9041,7 +9004,6 @@
                 <w:kern w:val="0"/>
                 <w:sz w:val="20"/>
                 <w:szCs w:val="20"/>
-                <w:lang/>
                 <w14:ligatures w14:val="none"/>
               </w:rPr>
               <w:t>Promotion</w:t>
@@ -9073,7 +9035,6 @@
                 <w:kern w:val="0"/>
                 <w:sz w:val="20"/>
                 <w:szCs w:val="20"/>
-                <w:lang/>
                 <w14:ligatures w14:val="none"/>
               </w:rPr>
             </w:pPr>
@@ -9084,7 +9045,6 @@
                 <w:kern w:val="0"/>
                 <w:sz w:val="20"/>
                 <w:szCs w:val="20"/>
-                <w:lang/>
                 <w14:ligatures w14:val="none"/>
               </w:rPr>
               <w:t>1814.35294117647</w:t>
@@ -9116,7 +9076,6 @@
                 <w:kern w:val="0"/>
                 <w:sz w:val="20"/>
                 <w:szCs w:val="20"/>
-                <w:lang/>
                 <w14:ligatures w14:val="none"/>
               </w:rPr>
             </w:pPr>
@@ -9127,7 +9086,6 @@
                 <w:kern w:val="0"/>
                 <w:sz w:val="20"/>
                 <w:szCs w:val="20"/>
-                <w:lang/>
                 <w14:ligatures w14:val="none"/>
               </w:rPr>
               <w:t>1738.82352941176</w:t>
@@ -9159,7 +9117,6 @@
                 <w:kern w:val="0"/>
                 <w:sz w:val="20"/>
                 <w:szCs w:val="20"/>
-                <w:lang/>
                 <w14:ligatures w14:val="none"/>
               </w:rPr>
             </w:pPr>
@@ -9170,7 +9127,6 @@
                 <w:kern w:val="0"/>
                 <w:sz w:val="20"/>
                 <w:szCs w:val="20"/>
-                <w:lang/>
                 <w14:ligatures w14:val="none"/>
               </w:rPr>
               <w:t>456398.848</w:t>
@@ -9202,7 +9158,6 @@
                 <w:kern w:val="0"/>
                 <w:sz w:val="20"/>
                 <w:szCs w:val="20"/>
-                <w:lang/>
                 <w14:ligatures w14:val="none"/>
               </w:rPr>
             </w:pPr>
@@ -9213,7 +9168,6 @@
                 <w:kern w:val="0"/>
                 <w:sz w:val="20"/>
                 <w:szCs w:val="20"/>
-                <w:lang/>
                 <w14:ligatures w14:val="none"/>
               </w:rPr>
               <w:t>131929.9</w:t>
@@ -9245,7 +9199,6 @@
                 <w:kern w:val="0"/>
                 <w:sz w:val="20"/>
                 <w:szCs w:val="20"/>
-                <w:lang/>
                 <w14:ligatures w14:val="none"/>
               </w:rPr>
             </w:pPr>
@@ -9256,7 +9209,6 @@
                 <w:kern w:val="0"/>
                 <w:sz w:val="20"/>
                 <w:szCs w:val="20"/>
-                <w:lang/>
                 <w14:ligatures w14:val="none"/>
               </w:rPr>
               <w:t>17112.923</w:t>
@@ -9294,7 +9246,6 @@
                 <w:kern w:val="0"/>
                 <w:sz w:val="20"/>
                 <w:szCs w:val="20"/>
-                <w:lang/>
                 <w14:ligatures w14:val="none"/>
               </w:rPr>
             </w:pPr>
@@ -9307,7 +9258,6 @@
                 <w:kern w:val="0"/>
                 <w:sz w:val="20"/>
                 <w:szCs w:val="20"/>
-                <w:lang/>
                 <w14:ligatures w14:val="none"/>
               </w:rPr>
               <w:t>Post-Promo</w:t>
@@ -9339,7 +9289,6 @@
                 <w:kern w:val="0"/>
                 <w:sz w:val="20"/>
                 <w:szCs w:val="20"/>
-                <w:lang/>
                 <w14:ligatures w14:val="none"/>
               </w:rPr>
             </w:pPr>
@@ -9350,7 +9299,6 @@
                 <w:kern w:val="0"/>
                 <w:sz w:val="20"/>
                 <w:szCs w:val="20"/>
-                <w:lang/>
                 <w14:ligatures w14:val="none"/>
               </w:rPr>
               <w:t>856.571428571429</w:t>
@@ -9382,7 +9330,6 @@
                 <w:kern w:val="0"/>
                 <w:sz w:val="20"/>
                 <w:szCs w:val="20"/>
-                <w:lang/>
                 <w14:ligatures w14:val="none"/>
               </w:rPr>
             </w:pPr>
@@ -9393,7 +9340,6 @@
                 <w:kern w:val="0"/>
                 <w:sz w:val="20"/>
                 <w:szCs w:val="20"/>
-                <w:lang/>
                 <w14:ligatures w14:val="none"/>
               </w:rPr>
               <w:t>800.785714285714</w:t>
@@ -9425,7 +9371,6 @@
                 <w:kern w:val="0"/>
                 <w:sz w:val="20"/>
                 <w:szCs w:val="20"/>
-                <w:lang/>
                 <w14:ligatures w14:val="none"/>
               </w:rPr>
             </w:pPr>
@@ -9436,7 +9381,6 @@
                 <w:kern w:val="0"/>
                 <w:sz w:val="20"/>
                 <w:szCs w:val="20"/>
-                <w:lang/>
                 <w14:ligatures w14:val="none"/>
               </w:rPr>
               <w:t>371728.016785714</w:t>
@@ -9468,7 +9412,6 @@
                 <w:kern w:val="0"/>
                 <w:sz w:val="20"/>
                 <w:szCs w:val="20"/>
-                <w:lang/>
                 <w14:ligatures w14:val="none"/>
               </w:rPr>
             </w:pPr>
@@ -9479,7 +9422,6 @@
                 <w:kern w:val="0"/>
                 <w:sz w:val="20"/>
                 <w:szCs w:val="20"/>
-                <w:lang/>
                 <w14:ligatures w14:val="none"/>
               </w:rPr>
               <w:t>111045.821428571</w:t>
@@ -9511,7 +9453,6 @@
                 <w:kern w:val="0"/>
                 <w:sz w:val="20"/>
                 <w:szCs w:val="20"/>
-                <w:lang/>
                 <w14:ligatures w14:val="none"/>
               </w:rPr>
             </w:pPr>
@@ -9522,7 +9463,6 @@
                 <w:kern w:val="0"/>
                 <w:sz w:val="20"/>
                 <w:szCs w:val="20"/>
-                <w:lang/>
                 <w14:ligatures w14:val="none"/>
               </w:rPr>
               <w:t>14577.7938571429</w:t>
@@ -14578,15 +14518,7 @@
           <w:rFonts w:eastAsiaTheme="majorEastAsia"/>
           <w:lang w:val="es-ES"/>
         </w:rPr>
-        <w:t> de 2.17 y una curtosis de 5.86, lo que evidencia que la distribución está sesgada hacia la derecha y tiene colas más pesadas que una distribución normal</w:t>
-      </w:r>
-      <w:r>
-        <w:rPr>
-          <w:rStyle w:val="normaltextrun"/>
-          <w:rFonts w:eastAsiaTheme="majorEastAsia"/>
-          <w:lang w:val="es-ES"/>
-        </w:rPr>
-        <w:t>.</w:t>
+        <w:t> de 2.17 y una curtosis de 5.86, lo que evidencia que la distribución está sesgada hacia la derecha y tiene colas más pesadas que una distribución normal.</w:t>
       </w:r>
     </w:p>
     <w:p>
@@ -14684,16 +14616,31 @@
     <w:p>
       <w:pPr>
         <w:pStyle w:val="paragraph"/>
+        <w:numPr>
+          <w:ilvl w:val="0"/>
+          <w:numId w:val="2"/>
+        </w:numPr>
         <w:spacing w:before="0" w:beforeAutospacing="0" w:after="0" w:afterAutospacing="0" w:line="276" w:lineRule="auto"/>
         <w:jc w:val="both"/>
         <w:textAlignment w:val="baseline"/>
         <w:rPr>
-          <w:rFonts w:ascii="Segoe UI" w:hAnsi="Segoe UI" w:cs="Segoe UI"/>
-          <w:sz w:val="18"/>
-          <w:szCs w:val="18"/>
-          <w:lang w:val="es-ES"/>
-        </w:rPr>
-      </w:pPr>
+          <w:rStyle w:val="eop"/>
+          <w:rFonts w:eastAsiaTheme="majorEastAsia"/>
+          <w:b/>
+          <w:bCs/>
+          <w:lang w:val="es-ES"/>
+        </w:rPr>
+      </w:pPr>
+      <w:r>
+        <w:rPr>
+          <w:rStyle w:val="eop"/>
+          <w:rFonts w:eastAsiaTheme="majorEastAsia"/>
+          <w:b/>
+          <w:bCs/>
+          <w:lang w:val="es-ES"/>
+        </w:rPr>
+        <w:t xml:space="preserve">Gráficos Demográficos </w:t>
+      </w:r>
     </w:p>
     <w:p>
       <w:pPr>
@@ -14702,13 +14649,1207 @@
         <w:jc w:val="both"/>
         <w:textAlignment w:val="baseline"/>
         <w:rPr>
-          <w:rStyle w:val="normaltextrun"/>
+          <w:rStyle w:val="eop"/>
           <w:rFonts w:eastAsiaTheme="majorEastAsia"/>
           <w:b/>
           <w:bCs/>
           <w:lang w:val="es-ES"/>
         </w:rPr>
       </w:pPr>
+    </w:p>
+    <w:p>
+      <w:pPr>
+        <w:pStyle w:val="paragraph"/>
+        <w:spacing w:before="0" w:beforeAutospacing="0" w:after="0" w:afterAutospacing="0" w:line="276" w:lineRule="auto"/>
+        <w:jc w:val="both"/>
+        <w:textAlignment w:val="baseline"/>
+        <w:rPr>
+          <w:rStyle w:val="eop"/>
+          <w:rFonts w:eastAsiaTheme="majorEastAsia"/>
+          <w:b/>
+          <w:bCs/>
+          <w:lang w:val="es-ES"/>
+        </w:rPr>
+      </w:pPr>
+    </w:p>
+    <w:p>
+      <w:pPr>
+        <w:pStyle w:val="paragraph"/>
+        <w:spacing w:before="0" w:beforeAutospacing="0" w:after="0" w:afterAutospacing="0" w:line="276" w:lineRule="auto"/>
+        <w:jc w:val="both"/>
+        <w:textAlignment w:val="baseline"/>
+        <w:rPr>
+          <w:rStyle w:val="eop"/>
+          <w:rFonts w:eastAsiaTheme="majorEastAsia"/>
+          <w:b/>
+          <w:bCs/>
+          <w:lang w:val="es-ES"/>
+        </w:rPr>
+      </w:pPr>
+    </w:p>
+    <w:p>
+      <w:pPr>
+        <w:pStyle w:val="paragraph"/>
+        <w:spacing w:before="0" w:beforeAutospacing="0" w:after="0" w:afterAutospacing="0" w:line="276" w:lineRule="auto"/>
+        <w:jc w:val="both"/>
+        <w:textAlignment w:val="baseline"/>
+        <w:rPr>
+          <w:rStyle w:val="eop"/>
+          <w:rFonts w:eastAsiaTheme="majorEastAsia"/>
+          <w:b/>
+          <w:bCs/>
+          <w:lang w:val="es-ES"/>
+        </w:rPr>
+      </w:pPr>
+    </w:p>
+    <w:p>
+      <w:pPr>
+        <w:pStyle w:val="paragraph"/>
+        <w:spacing w:before="0" w:beforeAutospacing="0" w:after="0" w:afterAutospacing="0" w:line="276" w:lineRule="auto"/>
+        <w:jc w:val="both"/>
+        <w:textAlignment w:val="baseline"/>
+        <w:rPr>
+          <w:rStyle w:val="eop"/>
+          <w:rFonts w:eastAsiaTheme="majorEastAsia"/>
+          <w:b/>
+          <w:bCs/>
+          <w:lang w:val="es-ES"/>
+        </w:rPr>
+      </w:pPr>
+    </w:p>
+    <w:p>
+      <w:pPr>
+        <w:pStyle w:val="paragraph"/>
+        <w:spacing w:before="0" w:beforeAutospacing="0" w:after="0" w:afterAutospacing="0" w:line="276" w:lineRule="auto"/>
+        <w:jc w:val="both"/>
+        <w:textAlignment w:val="baseline"/>
+        <w:rPr>
+          <w:rStyle w:val="eop"/>
+          <w:rFonts w:eastAsiaTheme="majorEastAsia"/>
+          <w:b/>
+          <w:bCs/>
+          <w:lang w:val="es-ES"/>
+        </w:rPr>
+      </w:pPr>
+    </w:p>
+    <w:p>
+      <w:pPr>
+        <w:pStyle w:val="paragraph"/>
+        <w:spacing w:before="0" w:beforeAutospacing="0" w:after="0" w:afterAutospacing="0" w:line="276" w:lineRule="auto"/>
+        <w:jc w:val="both"/>
+        <w:textAlignment w:val="baseline"/>
+        <w:rPr>
+          <w:rStyle w:val="eop"/>
+          <w:rFonts w:eastAsiaTheme="majorEastAsia"/>
+          <w:b/>
+          <w:bCs/>
+          <w:lang w:val="es-ES"/>
+        </w:rPr>
+      </w:pPr>
+    </w:p>
+    <w:p>
+      <w:pPr>
+        <w:pStyle w:val="paragraph"/>
+        <w:spacing w:before="0" w:beforeAutospacing="0" w:after="0" w:afterAutospacing="0" w:line="276" w:lineRule="auto"/>
+        <w:jc w:val="both"/>
+        <w:textAlignment w:val="baseline"/>
+        <w:rPr>
+          <w:rStyle w:val="eop"/>
+          <w:rFonts w:eastAsiaTheme="majorEastAsia"/>
+          <w:b/>
+          <w:bCs/>
+          <w:lang w:val="es-ES"/>
+        </w:rPr>
+      </w:pPr>
+    </w:p>
+    <w:p>
+      <w:pPr>
+        <w:pStyle w:val="paragraph"/>
+        <w:spacing w:before="0" w:beforeAutospacing="0" w:after="0" w:afterAutospacing="0" w:line="276" w:lineRule="auto"/>
+        <w:jc w:val="both"/>
+        <w:textAlignment w:val="baseline"/>
+        <w:rPr>
+          <w:rStyle w:val="eop"/>
+          <w:rFonts w:eastAsiaTheme="majorEastAsia"/>
+          <w:b/>
+          <w:bCs/>
+          <w:lang w:val="es-ES"/>
+        </w:rPr>
+      </w:pPr>
+    </w:p>
+    <w:p>
+      <w:pPr>
+        <w:pStyle w:val="paragraph"/>
+        <w:spacing w:before="0" w:beforeAutospacing="0" w:after="0" w:afterAutospacing="0" w:line="276" w:lineRule="auto"/>
+        <w:jc w:val="both"/>
+        <w:textAlignment w:val="baseline"/>
+        <w:rPr>
+          <w:rStyle w:val="eop"/>
+          <w:rFonts w:eastAsiaTheme="majorEastAsia"/>
+          <w:b/>
+          <w:bCs/>
+          <w:lang w:val="es-ES"/>
+        </w:rPr>
+      </w:pPr>
+    </w:p>
+    <w:p>
+      <w:pPr>
+        <w:pStyle w:val="paragraph"/>
+        <w:spacing w:before="0" w:beforeAutospacing="0" w:after="0" w:afterAutospacing="0" w:line="276" w:lineRule="auto"/>
+        <w:jc w:val="both"/>
+        <w:textAlignment w:val="baseline"/>
+        <w:rPr>
+          <w:rStyle w:val="eop"/>
+          <w:rFonts w:eastAsiaTheme="majorEastAsia"/>
+          <w:b/>
+          <w:bCs/>
+          <w:lang w:val="es-ES"/>
+        </w:rPr>
+      </w:pPr>
+    </w:p>
+    <w:p>
+      <w:pPr>
+        <w:pStyle w:val="paragraph"/>
+        <w:spacing w:before="0" w:beforeAutospacing="0" w:after="0" w:afterAutospacing="0" w:line="276" w:lineRule="auto"/>
+        <w:jc w:val="both"/>
+        <w:textAlignment w:val="baseline"/>
+        <w:rPr>
+          <w:rStyle w:val="eop"/>
+          <w:rFonts w:eastAsiaTheme="majorEastAsia"/>
+          <w:b/>
+          <w:bCs/>
+          <w:lang w:val="es-ES"/>
+        </w:rPr>
+      </w:pPr>
+    </w:p>
+    <w:p>
+      <w:pPr>
+        <w:pStyle w:val="paragraph"/>
+        <w:spacing w:before="0" w:beforeAutospacing="0" w:after="0" w:afterAutospacing="0" w:line="276" w:lineRule="auto"/>
+        <w:jc w:val="both"/>
+        <w:textAlignment w:val="baseline"/>
+        <w:rPr>
+          <w:rStyle w:val="eop"/>
+          <w:rFonts w:eastAsiaTheme="majorEastAsia"/>
+          <w:b/>
+          <w:bCs/>
+          <w:lang w:val="es-ES"/>
+        </w:rPr>
+      </w:pPr>
+    </w:p>
+    <w:p>
+      <w:pPr>
+        <w:pStyle w:val="paragraph"/>
+        <w:spacing w:before="0" w:beforeAutospacing="0" w:after="0" w:afterAutospacing="0" w:line="276" w:lineRule="auto"/>
+        <w:jc w:val="both"/>
+        <w:textAlignment w:val="baseline"/>
+        <w:rPr>
+          <w:rStyle w:val="eop"/>
+          <w:rFonts w:eastAsiaTheme="majorEastAsia"/>
+          <w:b/>
+          <w:bCs/>
+          <w:lang w:val="es-ES"/>
+        </w:rPr>
+      </w:pPr>
+    </w:p>
+    <w:p>
+      <w:pPr>
+        <w:pStyle w:val="paragraph"/>
+        <w:spacing w:before="0" w:beforeAutospacing="0" w:after="0" w:afterAutospacing="0" w:line="276" w:lineRule="auto"/>
+        <w:jc w:val="both"/>
+        <w:textAlignment w:val="baseline"/>
+        <w:rPr>
+          <w:rStyle w:val="eop"/>
+          <w:rFonts w:eastAsiaTheme="majorEastAsia"/>
+          <w:b/>
+          <w:bCs/>
+          <w:lang w:val="es-ES"/>
+        </w:rPr>
+      </w:pPr>
+    </w:p>
+    <w:p>
+      <w:pPr>
+        <w:pStyle w:val="paragraph"/>
+        <w:spacing w:before="0" w:beforeAutospacing="0" w:after="0" w:afterAutospacing="0" w:line="276" w:lineRule="auto"/>
+        <w:jc w:val="both"/>
+        <w:textAlignment w:val="baseline"/>
+        <w:rPr>
+          <w:rStyle w:val="eop"/>
+          <w:rFonts w:eastAsiaTheme="majorEastAsia"/>
+          <w:b/>
+          <w:bCs/>
+          <w:lang w:val="es-ES"/>
+        </w:rPr>
+      </w:pPr>
+      <w:r>
+        <w:rPr>
+          <w:rStyle w:val="eop"/>
+          <w:rFonts w:eastAsiaTheme="majorEastAsia"/>
+          <w:b/>
+          <w:bCs/>
+          <w:lang w:val="es-ES"/>
+        </w:rPr>
+        <w:lastRenderedPageBreak/>
+        <w:t>Gráfico todas las fuentes</w:t>
+      </w:r>
+    </w:p>
+    <w:p>
+      <w:pPr>
+        <w:pStyle w:val="paragraph"/>
+        <w:spacing w:before="0" w:beforeAutospacing="0" w:after="0" w:afterAutospacing="0" w:line="276" w:lineRule="auto"/>
+        <w:jc w:val="both"/>
+        <w:textAlignment w:val="baseline"/>
+        <w:rPr>
+          <w:rStyle w:val="eop"/>
+          <w:rFonts w:eastAsiaTheme="majorEastAsia"/>
+          <w:lang w:val="es-ES"/>
+        </w:rPr>
+      </w:pPr>
+      <w:r>
+        <w:rPr>
+          <w:rFonts w:eastAsiaTheme="majorEastAsia"/>
+          <w:noProof/>
+          <w:lang w:val="es-ES"/>
+          <w14:ligatures w14:val="standardContextual"/>
+        </w:rPr>
+        <w:drawing>
+          <wp:inline distT="0" distB="0" distL="0" distR="0" wp14:anchorId="5B57CBD9" wp14:editId="23B22C6D">
+            <wp:extent cx="3537527" cy="2750654"/>
+            <wp:effectExtent l="0" t="0" r="0" b="5715"/>
+            <wp:docPr id="1711435076" name="Imagen 1"/>
+            <wp:cNvGraphicFramePr>
+              <a:graphicFrameLocks xmlns:a="http://schemas.openxmlformats.org/drawingml/2006/main" noChangeAspect="1"/>
+            </wp:cNvGraphicFramePr>
+            <a:graphic xmlns:a="http://schemas.openxmlformats.org/drawingml/2006/main">
+              <a:graphicData uri="http://schemas.openxmlformats.org/drawingml/2006/picture">
+                <pic:pic xmlns:pic="http://schemas.openxmlformats.org/drawingml/2006/picture">
+                  <pic:nvPicPr>
+                    <pic:cNvPr id="1711435076" name="Imagen 1711435076"/>
+                    <pic:cNvPicPr/>
+                  </pic:nvPicPr>
+                  <pic:blipFill>
+                    <a:blip r:embed="rId20" cstate="print">
+                      <a:extLst>
+                        <a:ext uri="{28A0092B-C50C-407E-A947-70E740481C1C}">
+                          <a14:useLocalDpi xmlns:a14="http://schemas.microsoft.com/office/drawing/2010/main" val="0"/>
+                        </a:ext>
+                      </a:extLst>
+                    </a:blip>
+                    <a:stretch>
+                      <a:fillRect/>
+                    </a:stretch>
+                  </pic:blipFill>
+                  <pic:spPr>
+                    <a:xfrm>
+                      <a:off x="0" y="0"/>
+                      <a:ext cx="3559996" cy="2768125"/>
+                    </a:xfrm>
+                    <a:prstGeom prst="rect">
+                      <a:avLst/>
+                    </a:prstGeom>
+                  </pic:spPr>
+                </pic:pic>
+              </a:graphicData>
+            </a:graphic>
+          </wp:inline>
+        </w:drawing>
+      </w:r>
+    </w:p>
+    <w:p>
+      <w:pPr>
+        <w:pStyle w:val="paragraph"/>
+        <w:spacing w:before="0" w:beforeAutospacing="0" w:after="0" w:afterAutospacing="0" w:line="276" w:lineRule="auto"/>
+        <w:jc w:val="both"/>
+        <w:textAlignment w:val="baseline"/>
+        <w:rPr>
+          <w:rStyle w:val="eop"/>
+          <w:rFonts w:eastAsiaTheme="majorEastAsia"/>
+          <w:lang w:val="es-ES"/>
+        </w:rPr>
+      </w:pPr>
+    </w:p>
+    <w:p>
+      <w:pPr>
+        <w:pStyle w:val="paragraph"/>
+        <w:spacing w:before="0" w:beforeAutospacing="0" w:after="0" w:afterAutospacing="0" w:line="276" w:lineRule="auto"/>
+        <w:jc w:val="both"/>
+        <w:textAlignment w:val="baseline"/>
+        <w:rPr>
+          <w:rStyle w:val="eop"/>
+          <w:rFonts w:eastAsiaTheme="majorEastAsia"/>
+          <w:lang w:val="es-ES"/>
+        </w:rPr>
+      </w:pPr>
+      <w:r>
+        <w:rPr>
+          <w:rStyle w:val="eop"/>
+          <w:rFonts w:eastAsiaTheme="majorEastAsia"/>
+          <w:lang w:val="es-ES"/>
+        </w:rPr>
+        <w:t xml:space="preserve">La mayor parte del tráfico proviene de </w:t>
+      </w:r>
+      <w:proofErr w:type="spellStart"/>
+      <w:r>
+        <w:rPr>
+          <w:rStyle w:val="eop"/>
+          <w:rFonts w:eastAsiaTheme="majorEastAsia"/>
+          <w:lang w:val="es-ES"/>
+        </w:rPr>
+        <w:t>referring</w:t>
+      </w:r>
+      <w:proofErr w:type="spellEnd"/>
+      <w:r>
+        <w:rPr>
+          <w:rStyle w:val="eop"/>
+          <w:rFonts w:eastAsiaTheme="majorEastAsia"/>
+          <w:lang w:val="es-ES"/>
+        </w:rPr>
+        <w:t xml:space="preserve"> sites y </w:t>
+      </w:r>
+      <w:proofErr w:type="spellStart"/>
+      <w:r>
+        <w:rPr>
+          <w:rStyle w:val="eop"/>
+          <w:rFonts w:eastAsiaTheme="majorEastAsia"/>
+          <w:lang w:val="es-ES"/>
+        </w:rPr>
+        <w:t>search</w:t>
+      </w:r>
+      <w:proofErr w:type="spellEnd"/>
+      <w:r>
+        <w:rPr>
+          <w:rStyle w:val="eop"/>
+          <w:rFonts w:eastAsiaTheme="majorEastAsia"/>
+          <w:lang w:val="es-ES"/>
+        </w:rPr>
+        <w:t xml:space="preserve"> </w:t>
+      </w:r>
+      <w:proofErr w:type="spellStart"/>
+      <w:r>
+        <w:rPr>
+          <w:rStyle w:val="eop"/>
+          <w:rFonts w:eastAsiaTheme="majorEastAsia"/>
+          <w:lang w:val="es-ES"/>
+        </w:rPr>
+        <w:t>engines</w:t>
+      </w:r>
+      <w:proofErr w:type="spellEnd"/>
+      <w:r>
+        <w:rPr>
+          <w:rStyle w:val="eop"/>
+          <w:rFonts w:eastAsiaTheme="majorEastAsia"/>
+          <w:lang w:val="es-ES"/>
+        </w:rPr>
+        <w:t>, mientras que el tráfico directo representa una proporción menor. Esto indica que el sitio web depende fuertemente de enlaces externos y motores de búsqueda para atraer visitantes.</w:t>
+      </w:r>
+    </w:p>
+    <w:p>
+      <w:pPr>
+        <w:pStyle w:val="paragraph"/>
+        <w:spacing w:before="0" w:beforeAutospacing="0" w:after="0" w:afterAutospacing="0" w:line="276" w:lineRule="auto"/>
+        <w:jc w:val="both"/>
+        <w:textAlignment w:val="baseline"/>
+        <w:rPr>
+          <w:rStyle w:val="eop"/>
+          <w:rFonts w:eastAsiaTheme="majorEastAsia"/>
+          <w:lang w:val="es-ES"/>
+        </w:rPr>
+      </w:pPr>
+    </w:p>
+    <w:p>
+      <w:pPr>
+        <w:pStyle w:val="paragraph"/>
+        <w:spacing w:before="0" w:beforeAutospacing="0" w:after="0" w:afterAutospacing="0" w:line="276" w:lineRule="auto"/>
+        <w:jc w:val="both"/>
+        <w:textAlignment w:val="baseline"/>
+        <w:rPr>
+          <w:rStyle w:val="eop"/>
+          <w:rFonts w:eastAsiaTheme="majorEastAsia"/>
+          <w:lang w:val="es-ES"/>
+        </w:rPr>
+      </w:pPr>
+    </w:p>
+    <w:p>
+      <w:pPr>
+        <w:pStyle w:val="paragraph"/>
+        <w:spacing w:before="0" w:beforeAutospacing="0" w:after="0" w:afterAutospacing="0" w:line="276" w:lineRule="auto"/>
+        <w:jc w:val="both"/>
+        <w:textAlignment w:val="baseline"/>
+        <w:rPr>
+          <w:rStyle w:val="eop"/>
+          <w:rFonts w:eastAsiaTheme="majorEastAsia"/>
+          <w:b/>
+          <w:bCs/>
+          <w:lang w:val="es-ES"/>
+        </w:rPr>
+      </w:pPr>
+      <w:r>
+        <w:rPr>
+          <w:rStyle w:val="eop"/>
+          <w:rFonts w:eastAsiaTheme="majorEastAsia"/>
+          <w:b/>
+          <w:bCs/>
+          <w:lang w:val="es-ES"/>
+        </w:rPr>
+        <w:t xml:space="preserve">Gráfico </w:t>
+      </w:r>
+      <w:r>
+        <w:rPr>
+          <w:rStyle w:val="eop"/>
+          <w:rFonts w:eastAsiaTheme="majorEastAsia"/>
+          <w:b/>
+          <w:bCs/>
+          <w:lang w:val="es-ES"/>
+        </w:rPr>
+        <w:t>top sitios referenciados</w:t>
+      </w:r>
+    </w:p>
+    <w:p>
+      <w:pPr>
+        <w:pStyle w:val="paragraph"/>
+        <w:spacing w:before="0" w:beforeAutospacing="0" w:after="0" w:afterAutospacing="0" w:line="276" w:lineRule="auto"/>
+        <w:jc w:val="both"/>
+        <w:textAlignment w:val="baseline"/>
+        <w:rPr>
+          <w:rStyle w:val="eop"/>
+          <w:rFonts w:eastAsiaTheme="majorEastAsia"/>
+          <w:lang w:val="es-ES"/>
+        </w:rPr>
+      </w:pPr>
+      <w:r>
+        <w:rPr>
+          <w:rFonts w:eastAsiaTheme="majorEastAsia"/>
+          <w:noProof/>
+          <w:lang w:val="es-ES"/>
+          <w14:ligatures w14:val="standardContextual"/>
+        </w:rPr>
+        <w:drawing>
+          <wp:inline distT="0" distB="0" distL="0" distR="0" wp14:anchorId="78EA2A49" wp14:editId="67E3A808">
+            <wp:extent cx="3706119" cy="2881745"/>
+            <wp:effectExtent l="0" t="0" r="2540" b="1270"/>
+            <wp:docPr id="307349970" name="Imagen 2"/>
+            <wp:cNvGraphicFramePr>
+              <a:graphicFrameLocks xmlns:a="http://schemas.openxmlformats.org/drawingml/2006/main" noChangeAspect="1"/>
+            </wp:cNvGraphicFramePr>
+            <a:graphic xmlns:a="http://schemas.openxmlformats.org/drawingml/2006/main">
+              <a:graphicData uri="http://schemas.openxmlformats.org/drawingml/2006/picture">
+                <pic:pic xmlns:pic="http://schemas.openxmlformats.org/drawingml/2006/picture">
+                  <pic:nvPicPr>
+                    <pic:cNvPr id="307349970" name="Imagen 307349970"/>
+                    <pic:cNvPicPr/>
+                  </pic:nvPicPr>
+                  <pic:blipFill>
+                    <a:blip r:embed="rId21" cstate="print">
+                      <a:extLst>
+                        <a:ext uri="{28A0092B-C50C-407E-A947-70E740481C1C}">
+                          <a14:useLocalDpi xmlns:a14="http://schemas.microsoft.com/office/drawing/2010/main" val="0"/>
+                        </a:ext>
+                      </a:extLst>
+                    </a:blip>
+                    <a:stretch>
+                      <a:fillRect/>
+                    </a:stretch>
+                  </pic:blipFill>
+                  <pic:spPr>
+                    <a:xfrm>
+                      <a:off x="0" y="0"/>
+                      <a:ext cx="3744091" cy="2911270"/>
+                    </a:xfrm>
+                    <a:prstGeom prst="rect">
+                      <a:avLst/>
+                    </a:prstGeom>
+                  </pic:spPr>
+                </pic:pic>
+              </a:graphicData>
+            </a:graphic>
+          </wp:inline>
+        </w:drawing>
+      </w:r>
+    </w:p>
+    <w:p>
+      <w:pPr>
+        <w:pStyle w:val="paragraph"/>
+        <w:spacing w:before="0" w:beforeAutospacing="0" w:after="0" w:afterAutospacing="0" w:line="276" w:lineRule="auto"/>
+        <w:jc w:val="both"/>
+        <w:textAlignment w:val="baseline"/>
+        <w:rPr>
+          <w:rStyle w:val="eop"/>
+          <w:rFonts w:eastAsiaTheme="majorEastAsia"/>
+          <w:lang w:val="es-ES"/>
+        </w:rPr>
+      </w:pPr>
+    </w:p>
+    <w:p>
+      <w:pPr>
+        <w:pStyle w:val="paragraph"/>
+        <w:spacing w:before="0" w:beforeAutospacing="0" w:after="0" w:afterAutospacing="0" w:line="276" w:lineRule="auto"/>
+        <w:jc w:val="both"/>
+        <w:textAlignment w:val="baseline"/>
+        <w:rPr>
+          <w:rStyle w:val="eop"/>
+          <w:rFonts w:eastAsiaTheme="majorEastAsia"/>
+          <w:lang w:val="es-ES"/>
+        </w:rPr>
+      </w:pPr>
+      <w:r>
+        <w:rPr>
+          <w:rStyle w:val="eop"/>
+          <w:rFonts w:eastAsiaTheme="majorEastAsia"/>
+          <w:lang w:val="es-ES"/>
+        </w:rPr>
+        <w:t>Los dos principales sitios que generan tráfico son googleads.g.doubleclick.net y pagead2.googlesyndication.com, lo que sugiere que una parte importante del tráfico proviene de campañas de Google AdWords</w:t>
+      </w:r>
+      <w:r>
+        <w:rPr>
+          <w:rStyle w:val="eop"/>
+          <w:rFonts w:eastAsiaTheme="majorEastAsia"/>
+          <w:lang w:val="es-ES"/>
+        </w:rPr>
+        <w:t>.</w:t>
+      </w:r>
+    </w:p>
+    <w:p>
+      <w:pPr>
+        <w:pStyle w:val="paragraph"/>
+        <w:spacing w:before="0" w:beforeAutospacing="0" w:after="0" w:afterAutospacing="0" w:line="276" w:lineRule="auto"/>
+        <w:jc w:val="both"/>
+        <w:textAlignment w:val="baseline"/>
+        <w:rPr>
+          <w:rStyle w:val="eop"/>
+          <w:rFonts w:eastAsiaTheme="majorEastAsia"/>
+          <w:b/>
+          <w:bCs/>
+          <w:lang w:val="es-ES"/>
+        </w:rPr>
+      </w:pPr>
+      <w:r>
+        <w:rPr>
+          <w:rStyle w:val="eop"/>
+          <w:rFonts w:eastAsiaTheme="majorEastAsia"/>
+          <w:b/>
+          <w:bCs/>
+          <w:lang w:val="es-ES"/>
+        </w:rPr>
+        <w:lastRenderedPageBreak/>
+        <w:t xml:space="preserve">Gráfico </w:t>
+      </w:r>
+      <w:r>
+        <w:rPr>
+          <w:rStyle w:val="eop"/>
+          <w:rFonts w:eastAsiaTheme="majorEastAsia"/>
+          <w:b/>
+          <w:bCs/>
+          <w:lang w:val="es-ES"/>
+        </w:rPr>
+        <w:t>fuentes de búsqueda</w:t>
+      </w:r>
+    </w:p>
+    <w:p>
+      <w:pPr>
+        <w:pStyle w:val="paragraph"/>
+        <w:spacing w:before="0" w:beforeAutospacing="0" w:after="0" w:afterAutospacing="0" w:line="276" w:lineRule="auto"/>
+        <w:jc w:val="both"/>
+        <w:textAlignment w:val="baseline"/>
+        <w:rPr>
+          <w:rStyle w:val="eop"/>
+          <w:rFonts w:eastAsiaTheme="majorEastAsia"/>
+          <w:lang w:val="es-ES"/>
+        </w:rPr>
+      </w:pPr>
+      <w:r>
+        <w:rPr>
+          <w:rFonts w:eastAsiaTheme="majorEastAsia"/>
+          <w:noProof/>
+          <w:lang w:val="es-ES"/>
+          <w14:ligatures w14:val="standardContextual"/>
+        </w:rPr>
+        <w:drawing>
+          <wp:inline distT="0" distB="0" distL="0" distR="0" wp14:anchorId="0AE15034" wp14:editId="76459EA2">
+            <wp:extent cx="3980873" cy="3095383"/>
+            <wp:effectExtent l="0" t="0" r="0" b="3810"/>
+            <wp:docPr id="1038775518" name="Imagen 3"/>
+            <wp:cNvGraphicFramePr>
+              <a:graphicFrameLocks xmlns:a="http://schemas.openxmlformats.org/drawingml/2006/main" noChangeAspect="1"/>
+            </wp:cNvGraphicFramePr>
+            <a:graphic xmlns:a="http://schemas.openxmlformats.org/drawingml/2006/main">
+              <a:graphicData uri="http://schemas.openxmlformats.org/drawingml/2006/picture">
+                <pic:pic xmlns:pic="http://schemas.openxmlformats.org/drawingml/2006/picture">
+                  <pic:nvPicPr>
+                    <pic:cNvPr id="1038775518" name="Imagen 1038775518"/>
+                    <pic:cNvPicPr/>
+                  </pic:nvPicPr>
+                  <pic:blipFill>
+                    <a:blip r:embed="rId22" cstate="print">
+                      <a:extLst>
+                        <a:ext uri="{28A0092B-C50C-407E-A947-70E740481C1C}">
+                          <a14:useLocalDpi xmlns:a14="http://schemas.microsoft.com/office/drawing/2010/main" val="0"/>
+                        </a:ext>
+                      </a:extLst>
+                    </a:blip>
+                    <a:stretch>
+                      <a:fillRect/>
+                    </a:stretch>
+                  </pic:blipFill>
+                  <pic:spPr>
+                    <a:xfrm>
+                      <a:off x="0" y="0"/>
+                      <a:ext cx="4023656" cy="3128649"/>
+                    </a:xfrm>
+                    <a:prstGeom prst="rect">
+                      <a:avLst/>
+                    </a:prstGeom>
+                  </pic:spPr>
+                </pic:pic>
+              </a:graphicData>
+            </a:graphic>
+          </wp:inline>
+        </w:drawing>
+      </w:r>
+    </w:p>
+    <w:p>
+      <w:pPr>
+        <w:pStyle w:val="paragraph"/>
+        <w:spacing w:before="0" w:beforeAutospacing="0" w:after="0" w:afterAutospacing="0" w:line="276" w:lineRule="auto"/>
+        <w:jc w:val="both"/>
+        <w:textAlignment w:val="baseline"/>
+        <w:rPr>
+          <w:rStyle w:val="eop"/>
+          <w:rFonts w:eastAsiaTheme="majorEastAsia"/>
+          <w:lang w:val="es-ES"/>
+        </w:rPr>
+      </w:pPr>
+      <w:r>
+        <w:t xml:space="preserve">Google genera la gran mayoría de las visitas desde motores de búsqueda, muy por encima de otros buscadores como </w:t>
+      </w:r>
+      <w:proofErr w:type="spellStart"/>
+      <w:r>
+        <w:t>Yahoo</w:t>
+      </w:r>
+      <w:proofErr w:type="spellEnd"/>
+      <w:r>
+        <w:t xml:space="preserve"> o MSN.</w:t>
+      </w:r>
+    </w:p>
+    <w:p>
+      <w:pPr>
+        <w:pStyle w:val="paragraph"/>
+        <w:spacing w:before="0" w:beforeAutospacing="0" w:after="0" w:afterAutospacing="0" w:line="276" w:lineRule="auto"/>
+        <w:jc w:val="both"/>
+        <w:textAlignment w:val="baseline"/>
+        <w:rPr>
+          <w:rStyle w:val="eop"/>
+          <w:rFonts w:eastAsiaTheme="majorEastAsia"/>
+          <w:lang w:val="es-ES"/>
+        </w:rPr>
+      </w:pPr>
+    </w:p>
+    <w:p>
+      <w:pPr>
+        <w:pStyle w:val="paragraph"/>
+        <w:spacing w:before="0" w:beforeAutospacing="0" w:after="0" w:afterAutospacing="0" w:line="276" w:lineRule="auto"/>
+        <w:jc w:val="both"/>
+        <w:textAlignment w:val="baseline"/>
+        <w:rPr>
+          <w:rStyle w:val="eop"/>
+          <w:rFonts w:eastAsiaTheme="majorEastAsia"/>
+          <w:b/>
+          <w:bCs/>
+          <w:lang w:val="es-ES"/>
+        </w:rPr>
+      </w:pPr>
+      <w:r>
+        <w:rPr>
+          <w:rStyle w:val="eop"/>
+          <w:rFonts w:eastAsiaTheme="majorEastAsia"/>
+          <w:b/>
+          <w:bCs/>
+          <w:lang w:val="es-ES"/>
+        </w:rPr>
+        <w:t xml:space="preserve">Gráfico </w:t>
+      </w:r>
+      <w:r>
+        <w:rPr>
+          <w:rStyle w:val="eop"/>
+          <w:rFonts w:eastAsiaTheme="majorEastAsia"/>
+          <w:b/>
+          <w:bCs/>
+          <w:lang w:val="es-ES"/>
+        </w:rPr>
+        <w:t>fuentes geográficas</w:t>
+      </w:r>
+    </w:p>
+    <w:p>
+      <w:pPr>
+        <w:pStyle w:val="paragraph"/>
+        <w:spacing w:before="0" w:beforeAutospacing="0" w:after="0" w:afterAutospacing="0" w:line="276" w:lineRule="auto"/>
+        <w:jc w:val="both"/>
+        <w:textAlignment w:val="baseline"/>
+        <w:rPr>
+          <w:rStyle w:val="eop"/>
+          <w:rFonts w:eastAsiaTheme="majorEastAsia"/>
+          <w:lang w:val="es-ES"/>
+        </w:rPr>
+      </w:pPr>
+      <w:r>
+        <w:rPr>
+          <w:rFonts w:eastAsiaTheme="majorEastAsia"/>
+          <w:noProof/>
+          <w:lang w:val="es-ES"/>
+          <w14:ligatures w14:val="standardContextual"/>
+        </w:rPr>
+        <w:drawing>
+          <wp:inline distT="0" distB="0" distL="0" distR="0" wp14:anchorId="5823734D" wp14:editId="2F94B08B">
+            <wp:extent cx="3955570" cy="3075709"/>
+            <wp:effectExtent l="0" t="0" r="0" b="0"/>
+            <wp:docPr id="866068329" name="Imagen 4"/>
+            <wp:cNvGraphicFramePr>
+              <a:graphicFrameLocks xmlns:a="http://schemas.openxmlformats.org/drawingml/2006/main" noChangeAspect="1"/>
+            </wp:cNvGraphicFramePr>
+            <a:graphic xmlns:a="http://schemas.openxmlformats.org/drawingml/2006/main">
+              <a:graphicData uri="http://schemas.openxmlformats.org/drawingml/2006/picture">
+                <pic:pic xmlns:pic="http://schemas.openxmlformats.org/drawingml/2006/picture">
+                  <pic:nvPicPr>
+                    <pic:cNvPr id="866068329" name="Imagen 866068329"/>
+                    <pic:cNvPicPr/>
+                  </pic:nvPicPr>
+                  <pic:blipFill>
+                    <a:blip r:embed="rId23" cstate="print">
+                      <a:extLst>
+                        <a:ext uri="{28A0092B-C50C-407E-A947-70E740481C1C}">
+                          <a14:useLocalDpi xmlns:a14="http://schemas.microsoft.com/office/drawing/2010/main" val="0"/>
+                        </a:ext>
+                      </a:extLst>
+                    </a:blip>
+                    <a:stretch>
+                      <a:fillRect/>
+                    </a:stretch>
+                  </pic:blipFill>
+                  <pic:spPr>
+                    <a:xfrm>
+                      <a:off x="0" y="0"/>
+                      <a:ext cx="4016997" cy="3123472"/>
+                    </a:xfrm>
+                    <a:prstGeom prst="rect">
+                      <a:avLst/>
+                    </a:prstGeom>
+                  </pic:spPr>
+                </pic:pic>
+              </a:graphicData>
+            </a:graphic>
+          </wp:inline>
+        </w:drawing>
+      </w:r>
+    </w:p>
+    <w:p>
+      <w:pPr>
+        <w:pStyle w:val="paragraph"/>
+        <w:spacing w:before="0" w:beforeAutospacing="0" w:after="0" w:afterAutospacing="0" w:line="276" w:lineRule="auto"/>
+        <w:jc w:val="both"/>
+        <w:textAlignment w:val="baseline"/>
+        <w:rPr>
+          <w:rStyle w:val="eop"/>
+          <w:rFonts w:eastAsiaTheme="majorEastAsia"/>
+          <w:lang w:val="es-ES"/>
+        </w:rPr>
+      </w:pPr>
+      <w:r>
+        <w:rPr>
+          <w:rStyle w:val="eop"/>
+          <w:rFonts w:eastAsiaTheme="majorEastAsia"/>
+          <w:lang w:val="es-ES"/>
+        </w:rPr>
+        <w:t xml:space="preserve">La mayor cantidad de visitas proviene de South </w:t>
+      </w:r>
+      <w:proofErr w:type="spellStart"/>
+      <w:r>
+        <w:rPr>
+          <w:rStyle w:val="eop"/>
+          <w:rFonts w:eastAsiaTheme="majorEastAsia"/>
+          <w:lang w:val="es-ES"/>
+        </w:rPr>
+        <w:t>America</w:t>
+      </w:r>
+      <w:proofErr w:type="spellEnd"/>
+      <w:r>
+        <w:rPr>
+          <w:rStyle w:val="eop"/>
+          <w:rFonts w:eastAsiaTheme="majorEastAsia"/>
+          <w:lang w:val="es-ES"/>
+        </w:rPr>
+        <w:t xml:space="preserve"> y </w:t>
+      </w:r>
+      <w:proofErr w:type="spellStart"/>
+      <w:r>
+        <w:rPr>
+          <w:rStyle w:val="eop"/>
+          <w:rFonts w:eastAsiaTheme="majorEastAsia"/>
+          <w:lang w:val="es-ES"/>
+        </w:rPr>
+        <w:t>Northern</w:t>
+      </w:r>
+      <w:proofErr w:type="spellEnd"/>
+      <w:r>
+        <w:rPr>
+          <w:rStyle w:val="eop"/>
+          <w:rFonts w:eastAsiaTheme="majorEastAsia"/>
+          <w:lang w:val="es-ES"/>
+        </w:rPr>
+        <w:t xml:space="preserve"> </w:t>
+      </w:r>
+      <w:proofErr w:type="spellStart"/>
+      <w:r>
+        <w:rPr>
+          <w:rStyle w:val="eop"/>
+          <w:rFonts w:eastAsiaTheme="majorEastAsia"/>
+          <w:lang w:val="es-ES"/>
+        </w:rPr>
+        <w:t>America</w:t>
+      </w:r>
+      <w:proofErr w:type="spellEnd"/>
+      <w:r>
+        <w:rPr>
+          <w:rStyle w:val="eop"/>
+          <w:rFonts w:eastAsiaTheme="majorEastAsia"/>
+          <w:lang w:val="es-ES"/>
+        </w:rPr>
+        <w:t>, lo que indica que el interés por el sitio está principalmente concentrado en estas regiones.</w:t>
+      </w:r>
+    </w:p>
+    <w:p>
+      <w:pPr>
+        <w:pStyle w:val="paragraph"/>
+        <w:spacing w:before="0" w:beforeAutospacing="0" w:after="0" w:afterAutospacing="0" w:line="276" w:lineRule="auto"/>
+        <w:jc w:val="both"/>
+        <w:textAlignment w:val="baseline"/>
+        <w:rPr>
+          <w:rStyle w:val="eop"/>
+          <w:rFonts w:eastAsiaTheme="majorEastAsia"/>
+          <w:lang w:val="es-ES"/>
+        </w:rPr>
+      </w:pPr>
+    </w:p>
+    <w:p>
+      <w:pPr>
+        <w:pStyle w:val="paragraph"/>
+        <w:spacing w:before="0" w:beforeAutospacing="0" w:after="0" w:afterAutospacing="0" w:line="276" w:lineRule="auto"/>
+        <w:jc w:val="both"/>
+        <w:textAlignment w:val="baseline"/>
+        <w:rPr>
+          <w:rStyle w:val="eop"/>
+          <w:rFonts w:eastAsiaTheme="majorEastAsia"/>
+          <w:lang w:val="es-ES"/>
+        </w:rPr>
+      </w:pPr>
+    </w:p>
+    <w:p>
+      <w:pPr>
+        <w:pStyle w:val="paragraph"/>
+        <w:spacing w:before="0" w:beforeAutospacing="0" w:after="0" w:afterAutospacing="0" w:line="276" w:lineRule="auto"/>
+        <w:jc w:val="both"/>
+        <w:textAlignment w:val="baseline"/>
+        <w:rPr>
+          <w:rStyle w:val="eop"/>
+          <w:rFonts w:eastAsiaTheme="majorEastAsia"/>
+          <w:b/>
+          <w:bCs/>
+          <w:lang w:val="es-ES"/>
+        </w:rPr>
+      </w:pPr>
+    </w:p>
+    <w:p>
+      <w:pPr>
+        <w:pStyle w:val="paragraph"/>
+        <w:spacing w:before="0" w:beforeAutospacing="0" w:after="0" w:afterAutospacing="0" w:line="276" w:lineRule="auto"/>
+        <w:jc w:val="both"/>
+        <w:textAlignment w:val="baseline"/>
+        <w:rPr>
+          <w:rStyle w:val="eop"/>
+          <w:rFonts w:eastAsiaTheme="majorEastAsia"/>
+          <w:b/>
+          <w:bCs/>
+          <w:lang w:val="es-ES"/>
+        </w:rPr>
+      </w:pPr>
+      <w:r>
+        <w:rPr>
+          <w:rStyle w:val="eop"/>
+          <w:rFonts w:eastAsiaTheme="majorEastAsia"/>
+          <w:b/>
+          <w:bCs/>
+          <w:lang w:val="es-ES"/>
+        </w:rPr>
+        <w:lastRenderedPageBreak/>
+        <w:t xml:space="preserve">Gráfico </w:t>
+      </w:r>
+      <w:r>
+        <w:rPr>
+          <w:rStyle w:val="eop"/>
+          <w:rFonts w:eastAsiaTheme="majorEastAsia"/>
+          <w:b/>
+          <w:bCs/>
+          <w:lang w:val="es-ES"/>
+        </w:rPr>
+        <w:t xml:space="preserve">browser utilizado por </w:t>
+      </w:r>
+      <w:proofErr w:type="spellStart"/>
+      <w:r>
+        <w:rPr>
+          <w:rStyle w:val="eop"/>
+          <w:rFonts w:eastAsiaTheme="majorEastAsia"/>
+          <w:b/>
+          <w:bCs/>
+          <w:lang w:val="es-ES"/>
+        </w:rPr>
+        <w:t>visitor</w:t>
+      </w:r>
+      <w:proofErr w:type="spellEnd"/>
+    </w:p>
+    <w:p>
+      <w:pPr>
+        <w:pStyle w:val="paragraph"/>
+        <w:spacing w:before="0" w:beforeAutospacing="0" w:after="0" w:afterAutospacing="0" w:line="276" w:lineRule="auto"/>
+        <w:jc w:val="both"/>
+        <w:textAlignment w:val="baseline"/>
+        <w:rPr>
+          <w:rStyle w:val="eop"/>
+          <w:rFonts w:eastAsiaTheme="majorEastAsia"/>
+          <w:lang w:val="es-ES"/>
+        </w:rPr>
+      </w:pPr>
+      <w:r>
+        <w:rPr>
+          <w:rFonts w:eastAsiaTheme="majorEastAsia"/>
+          <w:noProof/>
+          <w:lang w:val="es-ES"/>
+          <w14:ligatures w14:val="standardContextual"/>
+        </w:rPr>
+        <w:drawing>
+          <wp:inline distT="0" distB="0" distL="0" distR="0" wp14:anchorId="6326DA34" wp14:editId="001137C2">
+            <wp:extent cx="4228777" cy="3288145"/>
+            <wp:effectExtent l="0" t="0" r="635" b="1270"/>
+            <wp:docPr id="1622757514" name="Imagen 5"/>
+            <wp:cNvGraphicFramePr>
+              <a:graphicFrameLocks xmlns:a="http://schemas.openxmlformats.org/drawingml/2006/main" noChangeAspect="1"/>
+            </wp:cNvGraphicFramePr>
+            <a:graphic xmlns:a="http://schemas.openxmlformats.org/drawingml/2006/main">
+              <a:graphicData uri="http://schemas.openxmlformats.org/drawingml/2006/picture">
+                <pic:pic xmlns:pic="http://schemas.openxmlformats.org/drawingml/2006/picture">
+                  <pic:nvPicPr>
+                    <pic:cNvPr id="1622757514" name="Imagen 1622757514"/>
+                    <pic:cNvPicPr/>
+                  </pic:nvPicPr>
+                  <pic:blipFill>
+                    <a:blip r:embed="rId24" cstate="print">
+                      <a:extLst>
+                        <a:ext uri="{28A0092B-C50C-407E-A947-70E740481C1C}">
+                          <a14:useLocalDpi xmlns:a14="http://schemas.microsoft.com/office/drawing/2010/main" val="0"/>
+                        </a:ext>
+                      </a:extLst>
+                    </a:blip>
+                    <a:stretch>
+                      <a:fillRect/>
+                    </a:stretch>
+                  </pic:blipFill>
+                  <pic:spPr>
+                    <a:xfrm>
+                      <a:off x="0" y="0"/>
+                      <a:ext cx="4262510" cy="3314375"/>
+                    </a:xfrm>
+                    <a:prstGeom prst="rect">
+                      <a:avLst/>
+                    </a:prstGeom>
+                  </pic:spPr>
+                </pic:pic>
+              </a:graphicData>
+            </a:graphic>
+          </wp:inline>
+        </w:drawing>
+      </w:r>
+    </w:p>
+    <w:p>
+      <w:pPr>
+        <w:pStyle w:val="paragraph"/>
+        <w:spacing w:before="0" w:beforeAutospacing="0" w:after="0" w:afterAutospacing="0" w:line="276" w:lineRule="auto"/>
+        <w:jc w:val="both"/>
+        <w:textAlignment w:val="baseline"/>
+        <w:rPr>
+          <w:rStyle w:val="eop"/>
+          <w:rFonts w:eastAsiaTheme="majorEastAsia"/>
+          <w:lang w:val="es-ES"/>
+        </w:rPr>
+      </w:pPr>
+      <w:r>
+        <w:rPr>
+          <w:rStyle w:val="eop"/>
+          <w:rFonts w:eastAsiaTheme="majorEastAsia"/>
+          <w:lang w:val="es-ES"/>
+        </w:rPr>
+        <w:t>La mayoría de los usuarios accede al sitio usando Internet Explorer, seguido por Firefox, mientras que otros navegadores representan una proporción mucho menor del tráfico.</w:t>
+      </w:r>
+    </w:p>
+    <w:p>
+      <w:pPr>
+        <w:pStyle w:val="paragraph"/>
+        <w:spacing w:before="0" w:beforeAutospacing="0" w:after="0" w:afterAutospacing="0" w:line="276" w:lineRule="auto"/>
+        <w:jc w:val="both"/>
+        <w:textAlignment w:val="baseline"/>
+        <w:rPr>
+          <w:rStyle w:val="eop"/>
+          <w:rFonts w:eastAsiaTheme="majorEastAsia"/>
+          <w:lang w:val="es-ES"/>
+        </w:rPr>
+      </w:pPr>
+    </w:p>
+    <w:p>
+      <w:pPr>
+        <w:pStyle w:val="paragraph"/>
+        <w:spacing w:before="0" w:beforeAutospacing="0" w:after="0" w:afterAutospacing="0" w:line="276" w:lineRule="auto"/>
+        <w:jc w:val="both"/>
+        <w:textAlignment w:val="baseline"/>
+        <w:rPr>
+          <w:rStyle w:val="eop"/>
+          <w:rFonts w:eastAsiaTheme="majorEastAsia"/>
+          <w:lang w:val="es-ES"/>
+        </w:rPr>
+      </w:pPr>
+    </w:p>
+    <w:p>
+      <w:pPr>
+        <w:pStyle w:val="paragraph"/>
+        <w:spacing w:before="0" w:beforeAutospacing="0" w:after="0" w:afterAutospacing="0" w:line="276" w:lineRule="auto"/>
+        <w:jc w:val="both"/>
+        <w:textAlignment w:val="baseline"/>
+        <w:rPr>
+          <w:rStyle w:val="eop"/>
+          <w:rFonts w:eastAsiaTheme="majorEastAsia"/>
+          <w:b/>
+          <w:bCs/>
+          <w:lang w:val="es-ES"/>
+        </w:rPr>
+      </w:pPr>
+      <w:r>
+        <w:rPr>
+          <w:rStyle w:val="eop"/>
+          <w:rFonts w:eastAsiaTheme="majorEastAsia"/>
+          <w:b/>
+          <w:bCs/>
+          <w:lang w:val="es-ES"/>
+        </w:rPr>
+        <w:t xml:space="preserve">Gráfico </w:t>
+      </w:r>
+      <w:r>
+        <w:rPr>
+          <w:rStyle w:val="eop"/>
+          <w:rFonts w:eastAsiaTheme="majorEastAsia"/>
+          <w:b/>
+          <w:bCs/>
+          <w:lang w:val="es-ES"/>
+        </w:rPr>
+        <w:t xml:space="preserve">sistema operativo usado por </w:t>
+      </w:r>
+      <w:proofErr w:type="spellStart"/>
+      <w:r>
+        <w:rPr>
+          <w:rStyle w:val="eop"/>
+          <w:rFonts w:eastAsiaTheme="majorEastAsia"/>
+          <w:b/>
+          <w:bCs/>
+          <w:lang w:val="es-ES"/>
+        </w:rPr>
+        <w:t>visitor</w:t>
+      </w:r>
+      <w:proofErr w:type="spellEnd"/>
+    </w:p>
+    <w:p>
+      <w:pPr>
+        <w:pStyle w:val="paragraph"/>
+        <w:spacing w:before="0" w:beforeAutospacing="0" w:after="0" w:afterAutospacing="0" w:line="276" w:lineRule="auto"/>
+        <w:jc w:val="both"/>
+        <w:textAlignment w:val="baseline"/>
+        <w:rPr>
+          <w:rFonts w:eastAsiaTheme="majorEastAsia"/>
+          <w:lang w:val="es-ES"/>
+        </w:rPr>
+      </w:pPr>
+      <w:r>
+        <w:rPr>
+          <w:rFonts w:eastAsiaTheme="majorEastAsia"/>
+          <w:noProof/>
+          <w:lang w:val="es-ES"/>
+          <w14:ligatures w14:val="standardContextual"/>
+        </w:rPr>
+        <w:drawing>
+          <wp:inline distT="0" distB="0" distL="0" distR="0" wp14:anchorId="69978D84" wp14:editId="3EE55C42">
+            <wp:extent cx="3753634" cy="2918691"/>
+            <wp:effectExtent l="0" t="0" r="5715" b="2540"/>
+            <wp:docPr id="360839304" name="Imagen 6"/>
+            <wp:cNvGraphicFramePr>
+              <a:graphicFrameLocks xmlns:a="http://schemas.openxmlformats.org/drawingml/2006/main" noChangeAspect="1"/>
+            </wp:cNvGraphicFramePr>
+            <a:graphic xmlns:a="http://schemas.openxmlformats.org/drawingml/2006/main">
+              <a:graphicData uri="http://schemas.openxmlformats.org/drawingml/2006/picture">
+                <pic:pic xmlns:pic="http://schemas.openxmlformats.org/drawingml/2006/picture">
+                  <pic:nvPicPr>
+                    <pic:cNvPr id="360839304" name="Imagen 360839304"/>
+                    <pic:cNvPicPr/>
+                  </pic:nvPicPr>
+                  <pic:blipFill>
+                    <a:blip r:embed="rId25" cstate="print">
+                      <a:extLst>
+                        <a:ext uri="{28A0092B-C50C-407E-A947-70E740481C1C}">
+                          <a14:useLocalDpi xmlns:a14="http://schemas.microsoft.com/office/drawing/2010/main" val="0"/>
+                        </a:ext>
+                      </a:extLst>
+                    </a:blip>
+                    <a:stretch>
+                      <a:fillRect/>
+                    </a:stretch>
+                  </pic:blipFill>
+                  <pic:spPr>
+                    <a:xfrm>
+                      <a:off x="0" y="0"/>
+                      <a:ext cx="3763318" cy="2926221"/>
+                    </a:xfrm>
+                    <a:prstGeom prst="rect">
+                      <a:avLst/>
+                    </a:prstGeom>
+                  </pic:spPr>
+                </pic:pic>
+              </a:graphicData>
+            </a:graphic>
+          </wp:inline>
+        </w:drawing>
+      </w:r>
+    </w:p>
+    <w:p>
+      <w:pPr>
+        <w:pStyle w:val="paragraph"/>
+        <w:spacing w:before="0" w:beforeAutospacing="0" w:after="0" w:afterAutospacing="0" w:line="276" w:lineRule="auto"/>
+        <w:jc w:val="both"/>
+        <w:textAlignment w:val="baseline"/>
+        <w:rPr>
+          <w:rFonts w:eastAsiaTheme="majorEastAsia"/>
+          <w:lang w:val="es-ES"/>
+        </w:rPr>
+      </w:pPr>
+    </w:p>
+    <w:p>
+      <w:pPr>
+        <w:pStyle w:val="paragraph"/>
+        <w:spacing w:before="0" w:beforeAutospacing="0" w:after="0" w:afterAutospacing="0" w:line="276" w:lineRule="auto"/>
+        <w:jc w:val="both"/>
+        <w:textAlignment w:val="baseline"/>
+        <w:rPr>
+          <w:rStyle w:val="normaltextrun"/>
+          <w:rFonts w:eastAsiaTheme="majorEastAsia"/>
+          <w:b/>
+          <w:bCs/>
+          <w:lang w:val="es-ES"/>
+        </w:rPr>
+      </w:pPr>
+      <w:r>
+        <w:t>La mayoría de los visitantes utiliza Windows, mientras que otros sistemas operativos representan una proporción muy pequeña del tráfico.</w:t>
+      </w:r>
     </w:p>
     <w:sectPr>
       <w:pgSz w:w="12240" w:h="15840"/>
@@ -14773,12 +15914,12 @@
 <file path=word/numbering.xml><?xml version="1.0" encoding="utf-8"?>
 <w:numbering xmlns:wpc="http://schemas.microsoft.com/office/word/2010/wordprocessingCanvas" xmlns:cx="http://schemas.microsoft.com/office/drawing/2014/chartex" xmlns:cx1="http://schemas.microsoft.com/office/drawing/2015/9/8/chartex" xmlns:cx2="http://schemas.microsoft.com/office/drawing/2015/10/21/chartex" xmlns:cx3="http://schemas.microsoft.com/office/drawing/2016/5/9/chartex" xmlns:cx4="http://schemas.microsoft.com/office/drawing/2016/5/10/chartex" xmlns:cx5="http://schemas.microsoft.com/office/drawing/2016/5/11/chartex" xmlns:cx6="http://schemas.microsoft.com/office/drawing/2016/5/12/chartex" xmlns:cx7="http://schemas.microsoft.com/office/drawing/2016/5/13/chartex" xmlns:cx8="http://schemas.microsoft.com/office/drawing/2016/5/14/chartex" xmlns:mc="http://schemas.openxmlformats.org/markup-compatibility/2006" xmlns:aink="http://schemas.microsoft.com/office/drawing/2016/ink" xmlns:am3d="http://schemas.microsoft.com/office/drawing/2017/model3d" xmlns:o="urn:schemas-microsoft-com:office:office" xmlns:oel="http://schemas.microsoft.com/office/2019/extlst" xmlns:r="http://schemas.openxmlformats.org/officeDocument/2006/relationships" xmlns:m="http://schemas.openxmlformats.org/officeDocument/2006/math" xmlns:v="urn:schemas-microsoft-com:vml" xmlns:wp14="http://schemas.microsoft.com/office/word/2010/wordprocessingDrawing" xmlns:wp="http://schemas.openxmlformats.org/drawingml/2006/wordprocessingDrawing" xmlns:w10="urn:schemas-microsoft-com:office:word" xmlns:w="http://schemas.openxmlformats.org/wordprocessingml/2006/main" xmlns:w14="http://schemas.microsoft.com/office/word/2010/wordml" xmlns:w15="http://schemas.microsoft.com/office/word/2012/wordml" xmlns:w16cex="http://schemas.microsoft.com/office/word/2018/wordml/cex" xmlns:w16cid="http://schemas.microsoft.com/office/word/2016/wordml/cid" xmlns:w16="http://schemas.microsoft.com/office/word/2018/wordml" xmlns:w16du="http://schemas.microsoft.com/office/word/2023/wordml/word16du" xmlns:w16sdtdh="http://schemas.microsoft.com/office/word/2020/wordml/sdtdatahash" xmlns:w16sdtfl="http://schemas.microsoft.com/office/word/2024/wordml/sdtformatlock" xmlns:w16se="http://schemas.microsoft.com/office/word/2015/wordml/symex" xmlns:wpg="http://schemas.microsoft.com/office/word/2010/wordprocessingGroup" xmlns:wpi="http://schemas.microsoft.com/office/word/2010/wordprocessingInk" xmlns:wne="http://schemas.microsoft.com/office/word/2006/wordml" xmlns:wps="http://schemas.microsoft.com/office/word/2010/wordprocessingShape" mc:Ignorable="w14 w15 w16se w16cid w16 w16cex w16sdtdh w16sdtfl w16du wp14">
   <w:abstractNum w:abstractNumId="0" w15:restartNumberingAfterBreak="0">
-    <w:nsid w:val="1CF16EFC"/>
+    <w:nsid w:val="11063D2B"/>
     <w:multiLevelType w:val="hybridMultilevel"/>
-    <w:tmpl w:val="5A6EA73C"/>
-    <w:lvl w:ilvl="0" w:tplc="080A000F">
+    <w:tmpl w:val="D9F8AAE8"/>
+    <w:lvl w:ilvl="0" w:tplc="080A0019">
       <w:start w:val="1"/>
-      <w:numFmt w:val="decimal"/>
+      <w:numFmt w:val="lowerLetter"/>
       <w:lvlText w:val="%1."/>
       <w:lvlJc w:val="left"/>
       <w:pPr>
@@ -14862,6 +16003,95 @@
     </w:lvl>
   </w:abstractNum>
   <w:abstractNum w:abstractNumId="1" w15:restartNumberingAfterBreak="0">
+    <w:nsid w:val="1CF16EFC"/>
+    <w:multiLevelType w:val="hybridMultilevel"/>
+    <w:tmpl w:val="5A6EA73C"/>
+    <w:lvl w:ilvl="0" w:tplc="080A000F">
+      <w:start w:val="1"/>
+      <w:numFmt w:val="decimal"/>
+      <w:lvlText w:val="%1."/>
+      <w:lvlJc w:val="left"/>
+      <w:pPr>
+        <w:ind w:left="720" w:hanging="360"/>
+      </w:pPr>
+      <w:rPr>
+        <w:rFonts w:hint="default"/>
+      </w:rPr>
+    </w:lvl>
+    <w:lvl w:ilvl="1" w:tplc="080A0019" w:tentative="1">
+      <w:start w:val="1"/>
+      <w:numFmt w:val="lowerLetter"/>
+      <w:lvlText w:val="%2."/>
+      <w:lvlJc w:val="left"/>
+      <w:pPr>
+        <w:ind w:left="1440" w:hanging="360"/>
+      </w:pPr>
+    </w:lvl>
+    <w:lvl w:ilvl="2" w:tplc="080A001B" w:tentative="1">
+      <w:start w:val="1"/>
+      <w:numFmt w:val="lowerRoman"/>
+      <w:lvlText w:val="%3."/>
+      <w:lvlJc w:val="right"/>
+      <w:pPr>
+        <w:ind w:left="2160" w:hanging="180"/>
+      </w:pPr>
+    </w:lvl>
+    <w:lvl w:ilvl="3" w:tplc="080A000F" w:tentative="1">
+      <w:start w:val="1"/>
+      <w:numFmt w:val="decimal"/>
+      <w:lvlText w:val="%4."/>
+      <w:lvlJc w:val="left"/>
+      <w:pPr>
+        <w:ind w:left="2880" w:hanging="360"/>
+      </w:pPr>
+    </w:lvl>
+    <w:lvl w:ilvl="4" w:tplc="080A0019" w:tentative="1">
+      <w:start w:val="1"/>
+      <w:numFmt w:val="lowerLetter"/>
+      <w:lvlText w:val="%5."/>
+      <w:lvlJc w:val="left"/>
+      <w:pPr>
+        <w:ind w:left="3600" w:hanging="360"/>
+      </w:pPr>
+    </w:lvl>
+    <w:lvl w:ilvl="5" w:tplc="080A001B" w:tentative="1">
+      <w:start w:val="1"/>
+      <w:numFmt w:val="lowerRoman"/>
+      <w:lvlText w:val="%6."/>
+      <w:lvlJc w:val="right"/>
+      <w:pPr>
+        <w:ind w:left="4320" w:hanging="180"/>
+      </w:pPr>
+    </w:lvl>
+    <w:lvl w:ilvl="6" w:tplc="080A000F" w:tentative="1">
+      <w:start w:val="1"/>
+      <w:numFmt w:val="decimal"/>
+      <w:lvlText w:val="%7."/>
+      <w:lvlJc w:val="left"/>
+      <w:pPr>
+        <w:ind w:left="5040" w:hanging="360"/>
+      </w:pPr>
+    </w:lvl>
+    <w:lvl w:ilvl="7" w:tplc="080A0019" w:tentative="1">
+      <w:start w:val="1"/>
+      <w:numFmt w:val="lowerLetter"/>
+      <w:lvlText w:val="%8."/>
+      <w:lvlJc w:val="left"/>
+      <w:pPr>
+        <w:ind w:left="5760" w:hanging="360"/>
+      </w:pPr>
+    </w:lvl>
+    <w:lvl w:ilvl="8" w:tplc="080A001B" w:tentative="1">
+      <w:start w:val="1"/>
+      <w:numFmt w:val="lowerRoman"/>
+      <w:lvlText w:val="%9."/>
+      <w:lvlJc w:val="right"/>
+      <w:pPr>
+        <w:ind w:left="6480" w:hanging="180"/>
+      </w:pPr>
+    </w:lvl>
+  </w:abstractNum>
+  <w:abstractNum w:abstractNumId="2" w15:restartNumberingAfterBreak="0">
     <w:nsid w:val="4C7151E4"/>
     <w:multiLevelType w:val="hybridMultilevel"/>
     <w:tmpl w:val="F77022D0"/>
@@ -14951,9 +16181,12 @@
     </w:lvl>
   </w:abstractNum>
   <w:num w:numId="1" w16cid:durableId="1645549328">
+    <w:abstractNumId w:val="2"/>
+  </w:num>
+  <w:num w:numId="2" w16cid:durableId="258567206">
     <w:abstractNumId w:val="1"/>
   </w:num>
-  <w:num w:numId="2" w16cid:durableId="258567206">
+  <w:num w:numId="3" w16cid:durableId="1637683560">
     <w:abstractNumId w:val="0"/>
   </w:num>
 </w:numbering>
@@ -15562,7 +16795,6 @@
   <w:style w:type="character" w:default="1" w:styleId="Fuentedeprrafopredeter">
     <w:name w:val="Default Paragraph Font"/>
     <w:uiPriority w:val="1"/>
-    <w:semiHidden/>
     <w:unhideWhenUsed/>
   </w:style>
   <w:style w:type="table" w:default="1" w:styleId="Tablanormal">

--- a/Caso Web Analytics .docx
+++ b/Caso Web Analytics .docx
@@ -24,17 +24,6 @@
         </w:rPr>
         <w:t>Caso 1: Web Analytics at Quality Alloys, Inc.</w:t>
       </w:r>
-      <w:r>
-        <w:rPr>
-          <w:rStyle w:val="eop"/>
-          <w:rFonts w:eastAsiaTheme="majorEastAsia"/>
-          <w:color w:val="000000"/>
-          <w:bdr w:val="none" w:sz="0" w:space="0" w:color="auto" w:frame="1"/>
-          <w:shd w:val="clear" w:color="auto" w:fill="C6C6C6"/>
-          <w:lang w:val="en-US"/>
-        </w:rPr>
-        <w:t> </w:t>
-      </w:r>
     </w:p>
     <w:p>
       <w:pPr>
@@ -49,17 +38,6 @@
           <w:lang w:val="en-US"/>
         </w:rPr>
       </w:pPr>
-      <w:r>
-        <w:rPr>
-          <w:rStyle w:val="eop"/>
-          <w:rFonts w:eastAsiaTheme="majorEastAsia"/>
-          <w:color w:val="000000"/>
-          <w:bdr w:val="none" w:sz="0" w:space="0" w:color="auto" w:frame="1"/>
-          <w:shd w:val="clear" w:color="auto" w:fill="C6C6C6"/>
-          <w:lang w:val="en-US"/>
-        </w:rPr>
-        <w:t> </w:t>
-      </w:r>
     </w:p>
     <w:p>
       <w:pPr>
@@ -132,16 +110,6 @@
           </wp:inline>
         </w:drawing>
       </w:r>
-      <w:r>
-        <w:rPr>
-          <w:rStyle w:val="eop"/>
-          <w:rFonts w:eastAsiaTheme="majorEastAsia"/>
-          <w:color w:val="000000"/>
-          <w:bdr w:val="none" w:sz="0" w:space="0" w:color="auto" w:frame="1"/>
-          <w:shd w:val="clear" w:color="auto" w:fill="C6C6C6"/>
-        </w:rPr>
-        <w:t> </w:t>
-      </w:r>
     </w:p>
     <w:p>
       <w:pPr>
@@ -228,16 +196,6 @@
           <w:szCs w:val="18"/>
         </w:rPr>
       </w:pPr>
-      <w:r>
-        <w:rPr>
-          <w:rStyle w:val="eop"/>
-          <w:rFonts w:eastAsiaTheme="majorEastAsia"/>
-          <w:color w:val="000000"/>
-          <w:bdr w:val="none" w:sz="0" w:space="0" w:color="auto" w:frame="1"/>
-          <w:shd w:val="clear" w:color="auto" w:fill="C6C6C6"/>
-        </w:rPr>
-        <w:t> </w:t>
-      </w:r>
     </w:p>
     <w:p>
       <w:pPr>
@@ -259,16 +217,6 @@
         </w:rPr>
         <w:t>Juan Esteban Daza Forero</w:t>
       </w:r>
-      <w:r>
-        <w:rPr>
-          <w:rStyle w:val="eop"/>
-          <w:rFonts w:eastAsiaTheme="majorEastAsia"/>
-          <w:color w:val="000000"/>
-          <w:bdr w:val="none" w:sz="0" w:space="0" w:color="auto" w:frame="1"/>
-          <w:shd w:val="clear" w:color="auto" w:fill="C6C6C6"/>
-        </w:rPr>
-        <w:t> </w:t>
-      </w:r>
     </w:p>
     <w:p>
       <w:pPr>
@@ -282,16 +230,6 @@
           <w:szCs w:val="18"/>
         </w:rPr>
       </w:pPr>
-      <w:r>
-        <w:rPr>
-          <w:rStyle w:val="eop"/>
-          <w:rFonts w:eastAsiaTheme="majorEastAsia"/>
-          <w:color w:val="000000"/>
-          <w:bdr w:val="none" w:sz="0" w:space="0" w:color="auto" w:frame="1"/>
-          <w:shd w:val="clear" w:color="auto" w:fill="C6C6C6"/>
-        </w:rPr>
-        <w:t> </w:t>
-      </w:r>
     </w:p>
     <w:p>
       <w:pPr>
@@ -313,16 +251,6 @@
         </w:rPr>
         <w:t>Sofia Acuña Cifuentes</w:t>
       </w:r>
-      <w:r>
-        <w:rPr>
-          <w:rStyle w:val="eop"/>
-          <w:rFonts w:eastAsiaTheme="majorEastAsia"/>
-          <w:color w:val="000000"/>
-          <w:bdr w:val="none" w:sz="0" w:space="0" w:color="auto" w:frame="1"/>
-          <w:shd w:val="clear" w:color="auto" w:fill="C6C6C6"/>
-        </w:rPr>
-        <w:t> </w:t>
-      </w:r>
     </w:p>
     <w:p>
       <w:pPr>
@@ -336,16 +264,6 @@
           <w:szCs w:val="18"/>
         </w:rPr>
       </w:pPr>
-      <w:r>
-        <w:rPr>
-          <w:rStyle w:val="eop"/>
-          <w:rFonts w:eastAsiaTheme="majorEastAsia"/>
-          <w:color w:val="000000"/>
-          <w:bdr w:val="none" w:sz="0" w:space="0" w:color="auto" w:frame="1"/>
-          <w:shd w:val="clear" w:color="auto" w:fill="C6C6C6"/>
-        </w:rPr>
-        <w:t> </w:t>
-      </w:r>
     </w:p>
     <w:p>
       <w:pPr>
@@ -367,17 +285,31 @@
           <w:rFonts w:eastAsiaTheme="majorEastAsia"/>
           <w:color w:val="000000"/>
         </w:rPr>
-        <w:t>Mariana Hernández </w:t>
-      </w:r>
-      <w:r>
-        <w:rPr>
-          <w:rStyle w:val="eop"/>
+        <w:t>Mariana </w:t>
+      </w:r>
+      <w:r>
+        <w:rPr>
+          <w:rStyle w:val="normaltextrun"/>
           <w:rFonts w:eastAsiaTheme="majorEastAsia"/>
           <w:color w:val="000000"/>
-          <w:bdr w:val="none" w:sz="0" w:space="0" w:color="auto" w:frame="1"/>
-          <w:shd w:val="clear" w:color="auto" w:fill="C6C6C6"/>
-        </w:rPr>
-        <w:t> </w:t>
+        </w:rPr>
+        <w:t xml:space="preserve">Andrea </w:t>
+      </w:r>
+      <w:r>
+        <w:rPr>
+          <w:rStyle w:val="normaltextrun"/>
+          <w:rFonts w:eastAsiaTheme="majorEastAsia"/>
+          <w:color w:val="000000"/>
+        </w:rPr>
+        <w:t>Hernández </w:t>
+      </w:r>
+      <w:r>
+        <w:rPr>
+          <w:rStyle w:val="normaltextrun"/>
+          <w:rFonts w:eastAsiaTheme="majorEastAsia"/>
+          <w:color w:val="000000"/>
+        </w:rPr>
+        <w:t>Pinto</w:t>
       </w:r>
     </w:p>
     <w:p>
@@ -435,16 +367,6 @@
           <w:szCs w:val="18"/>
         </w:rPr>
       </w:pPr>
-      <w:r>
-        <w:rPr>
-          <w:rStyle w:val="eop"/>
-          <w:rFonts w:eastAsiaTheme="majorEastAsia"/>
-          <w:color w:val="000000"/>
-          <w:bdr w:val="none" w:sz="0" w:space="0" w:color="auto" w:frame="1"/>
-          <w:shd w:val="clear" w:color="auto" w:fill="C6C6C6"/>
-        </w:rPr>
-        <w:t> </w:t>
-      </w:r>
     </w:p>
     <w:p>
       <w:pPr>
@@ -466,16 +388,6 @@
         </w:rPr>
         <w:t>Docente:</w:t>
       </w:r>
-      <w:r>
-        <w:rPr>
-          <w:rStyle w:val="eop"/>
-          <w:rFonts w:eastAsiaTheme="majorEastAsia"/>
-          <w:color w:val="000000"/>
-          <w:bdr w:val="none" w:sz="0" w:space="0" w:color="auto" w:frame="1"/>
-          <w:shd w:val="clear" w:color="auto" w:fill="C6C6C6"/>
-        </w:rPr>
-        <w:t> </w:t>
-      </w:r>
     </w:p>
     <w:p>
       <w:pPr>
@@ -499,25 +411,13 @@
         </w:rPr>
         <w:t>Juan Nicolas </w:t>
       </w:r>
-      <w:proofErr w:type="spellStart"/>
       <w:r>
         <w:rPr>
           <w:rStyle w:val="normaltextrun"/>
           <w:rFonts w:eastAsiaTheme="majorEastAsia"/>
           <w:color w:val="000000"/>
         </w:rPr>
-        <w:t>Velasquez</w:t>
-      </w:r>
-      <w:proofErr w:type="spellEnd"/>
-      <w:r>
-        <w:rPr>
-          <w:rStyle w:val="eop"/>
-          <w:rFonts w:eastAsiaTheme="majorEastAsia"/>
-          <w:color w:val="000000"/>
-          <w:bdr w:val="none" w:sz="0" w:space="0" w:color="auto" w:frame="1"/>
-          <w:shd w:val="clear" w:color="auto" w:fill="C6C6C6"/>
-        </w:rPr>
-        <w:t> </w:t>
+        <w:t>Velásquez</w:t>
       </w:r>
     </w:p>
     <w:p>
@@ -575,16 +475,6 @@
           <w:szCs w:val="18"/>
         </w:rPr>
       </w:pPr>
-      <w:r>
-        <w:rPr>
-          <w:rStyle w:val="eop"/>
-          <w:rFonts w:eastAsiaTheme="majorEastAsia"/>
-          <w:color w:val="000000"/>
-          <w:bdr w:val="none" w:sz="0" w:space="0" w:color="auto" w:frame="1"/>
-          <w:shd w:val="clear" w:color="auto" w:fill="C6C6C6"/>
-        </w:rPr>
-        <w:t> </w:t>
-      </w:r>
     </w:p>
     <w:p>
       <w:pPr>
@@ -606,16 +496,6 @@
         </w:rPr>
         <w:t>Pontificia Universidad Javeriana</w:t>
       </w:r>
-      <w:r>
-        <w:rPr>
-          <w:rStyle w:val="eop"/>
-          <w:rFonts w:eastAsiaTheme="majorEastAsia"/>
-          <w:color w:val="000000"/>
-          <w:bdr w:val="none" w:sz="0" w:space="0" w:color="auto" w:frame="1"/>
-          <w:shd w:val="clear" w:color="auto" w:fill="C6C6C6"/>
-        </w:rPr>
-        <w:t> </w:t>
-      </w:r>
     </w:p>
     <w:p>
       <w:pPr>
@@ -639,16 +519,6 @@
         </w:rPr>
         <w:t>Facultad de Ciencias Económicas y Administrativas</w:t>
       </w:r>
-      <w:r>
-        <w:rPr>
-          <w:rStyle w:val="eop"/>
-          <w:rFonts w:eastAsiaTheme="majorEastAsia"/>
-          <w:color w:val="000000"/>
-          <w:bdr w:val="none" w:sz="0" w:space="0" w:color="auto" w:frame="1"/>
-          <w:shd w:val="clear" w:color="auto" w:fill="C6C6C6"/>
-        </w:rPr>
-        <w:t> </w:t>
-      </w:r>
     </w:p>
     <w:p>
       <w:pPr>
@@ -675,16 +545,6 @@
           <w:szCs w:val="18"/>
         </w:rPr>
       </w:pPr>
-      <w:r>
-        <w:rPr>
-          <w:rStyle w:val="eop"/>
-          <w:rFonts w:eastAsiaTheme="majorEastAsia"/>
-          <w:color w:val="000000"/>
-          <w:bdr w:val="none" w:sz="0" w:space="0" w:color="auto" w:frame="1"/>
-          <w:shd w:val="clear" w:color="auto" w:fill="C6C6C6"/>
-        </w:rPr>
-        <w:t> </w:t>
-      </w:r>
     </w:p>
     <w:p>
       <w:pPr>
@@ -698,16 +558,26 @@
           <w:szCs w:val="18"/>
         </w:rPr>
       </w:pPr>
-      <w:r>
-        <w:rPr>
-          <w:rStyle w:val="normaltextrun"/>
-          <w:rFonts w:eastAsiaTheme="majorEastAsia"/>
-          <w:color w:val="000000"/>
-          <w:lang w:val="en"/>
-        </w:rPr>
-        <w:t>08/03/2026</w:t>
-      </w:r>
-      <w:r>
+    </w:p>
+    <w:p>
+      <w:pPr>
+        <w:pStyle w:val="paragraph"/>
+        <w:spacing w:before="0" w:beforeAutospacing="0" w:after="0" w:afterAutospacing="0" w:line="276" w:lineRule="auto"/>
+        <w:jc w:val="center"/>
+        <w:textAlignment w:val="baseline"/>
+        <w:rPr>
+          <w:rFonts w:ascii="Segoe UI" w:hAnsi="Segoe UI" w:cs="Segoe UI"/>
+          <w:sz w:val="18"/>
+          <w:szCs w:val="18"/>
+        </w:rPr>
+      </w:pPr>
+    </w:p>
+    <w:p>
+      <w:pPr>
+        <w:pStyle w:val="paragraph"/>
+        <w:spacing w:before="0" w:beforeAutospacing="0" w:after="0" w:afterAutospacing="0" w:line="276" w:lineRule="auto"/>
+        <w:jc w:val="center"/>
+        <w:textAlignment w:val="baseline"/>
         <w:rPr>
           <w:rStyle w:val="eop"/>
           <w:rFonts w:eastAsiaTheme="majorEastAsia"/>
@@ -715,8 +585,58 @@
           <w:bdr w:val="none" w:sz="0" w:space="0" w:color="auto" w:frame="1"/>
           <w:shd w:val="clear" w:color="auto" w:fill="C6C6C6"/>
         </w:rPr>
-        <w:t> </w:t>
-      </w:r>
+      </w:pPr>
+      <w:r>
+        <w:rPr>
+          <w:rStyle w:val="normaltextrun"/>
+          <w:rFonts w:eastAsiaTheme="majorEastAsia"/>
+          <w:color w:val="000000"/>
+        </w:rPr>
+        <w:t>08/03/2026</w:t>
+      </w:r>
+    </w:p>
+    <w:p>
+      <w:pPr>
+        <w:pStyle w:val="paragraph"/>
+        <w:spacing w:before="0" w:beforeAutospacing="0" w:after="0" w:afterAutospacing="0" w:line="276" w:lineRule="auto"/>
+        <w:jc w:val="center"/>
+        <w:textAlignment w:val="baseline"/>
+        <w:rPr>
+          <w:rStyle w:val="eop"/>
+          <w:rFonts w:eastAsiaTheme="majorEastAsia"/>
+          <w:color w:val="000000"/>
+          <w:bdr w:val="none" w:sz="0" w:space="0" w:color="auto" w:frame="1"/>
+          <w:shd w:val="clear" w:color="auto" w:fill="C6C6C6"/>
+        </w:rPr>
+      </w:pPr>
+    </w:p>
+    <w:p>
+      <w:pPr>
+        <w:pStyle w:val="paragraph"/>
+        <w:spacing w:before="0" w:beforeAutospacing="0" w:after="0" w:afterAutospacing="0" w:line="276" w:lineRule="auto"/>
+        <w:jc w:val="center"/>
+        <w:textAlignment w:val="baseline"/>
+        <w:rPr>
+          <w:rStyle w:val="eop"/>
+          <w:rFonts w:eastAsiaTheme="majorEastAsia"/>
+          <w:color w:val="000000"/>
+          <w:bdr w:val="none" w:sz="0" w:space="0" w:color="auto" w:frame="1"/>
+          <w:shd w:val="clear" w:color="auto" w:fill="C6C6C6"/>
+        </w:rPr>
+      </w:pPr>
+    </w:p>
+    <w:p>
+      <w:pPr>
+        <w:pStyle w:val="paragraph"/>
+        <w:spacing w:before="0" w:beforeAutospacing="0" w:after="0" w:afterAutospacing="0" w:line="276" w:lineRule="auto"/>
+        <w:jc w:val="center"/>
+        <w:textAlignment w:val="baseline"/>
+        <w:rPr>
+          <w:rFonts w:ascii="Segoe UI" w:hAnsi="Segoe UI" w:cs="Segoe UI"/>
+          <w:sz w:val="18"/>
+          <w:szCs w:val="18"/>
+        </w:rPr>
+      </w:pPr>
     </w:p>
     <w:p>
       <w:pPr>
@@ -755,7 +675,6 @@
           <w:szCs w:val="26"/>
           <w:highlight w:val="yellow"/>
         </w:rPr>
-        <w:lastRenderedPageBreak/>
         <w:t>Resumen Ejecutivo</w:t>
       </w:r>
       <w:r>
@@ -773,6 +692,8 @@
       <w:pPr>
         <w:rPr>
           <w:rFonts w:ascii="Times New Roman" w:hAnsi="Times New Roman" w:cs="Times New Roman"/>
+          <w:b/>
+          <w:bCs/>
           <w:sz w:val="26"/>
           <w:szCs w:val="26"/>
         </w:rPr>
@@ -786,15 +707,14 @@
           <w:szCs w:val="26"/>
         </w:rPr>
       </w:pPr>
-    </w:p>
-    <w:p>
-      <w:pPr>
+      <w:r>
         <w:rPr>
           <w:rFonts w:ascii="Times New Roman" w:hAnsi="Times New Roman" w:cs="Times New Roman"/>
           <w:sz w:val="26"/>
           <w:szCs w:val="26"/>
         </w:rPr>
-      </w:pPr>
+        <w:t>El presente informe busca analizar los datos del tráfico del sitio web de Quality Alloys entre el 25 de mayo de 2008 y el 29de agosto de 2009 con el fin de comprender el comportamiento de los usuarios, fuentes de tráfico y características tecnológicas de los visitantes. Este análisis proporciona información sobre la forma en que llegan los usuarios al sitio web, que términos de búsqueda usan y plataformas por las cuales acceden.</w:t>
+      </w:r>
     </w:p>
     <w:p>
       <w:pPr>
@@ -804,15 +724,14 @@
           <w:szCs w:val="26"/>
         </w:rPr>
       </w:pPr>
-    </w:p>
-    <w:p>
-      <w:pPr>
+      <w:r>
         <w:rPr>
           <w:rFonts w:ascii="Times New Roman" w:hAnsi="Times New Roman" w:cs="Times New Roman"/>
           <w:sz w:val="26"/>
           <w:szCs w:val="26"/>
         </w:rPr>
-      </w:pPr>
+        <w:t>Los resultados evidencian que gran parte del tráfico provine de sitios web de referencia y motores de búsqueda, lo que indica que tanto las plataformas como la visibilidad en las búsquedas tienen un rol importante para atraer un mayor flujo de visitas. Particularmente, Google domina el tráfico de motores de búsqueda, generando la mayor cantidad de visitas en comparación con otras. Además, varios de los principales sitios de referencia están asociados a las plataformas publicitarias de Google, lo que indica que las campañas publicitarias de pago contribuyen significativamente las visitas del sitio web.</w:t>
+      </w:r>
     </w:p>
     <w:p>
       <w:pPr>
@@ -822,60 +741,54 @@
           <w:szCs w:val="26"/>
         </w:rPr>
       </w:pPr>
-    </w:p>
-    <w:p>
-      <w:pPr>
+      <w:r>
         <w:rPr>
           <w:rFonts w:ascii="Times New Roman" w:hAnsi="Times New Roman" w:cs="Times New Roman"/>
           <w:sz w:val="26"/>
           <w:szCs w:val="26"/>
         </w:rPr>
-      </w:pPr>
-    </w:p>
-    <w:p>
-      <w:pPr>
+        <w:t xml:space="preserve">Por el lado </w:t>
+      </w:r>
+      <w:r>
         <w:rPr>
           <w:rFonts w:ascii="Times New Roman" w:hAnsi="Times New Roman" w:cs="Times New Roman"/>
           <w:sz w:val="26"/>
           <w:szCs w:val="26"/>
         </w:rPr>
-      </w:pPr>
-    </w:p>
-    <w:p>
-      <w:pPr>
+        <w:t>Geográfico</w:t>
+      </w:r>
+      <w:r>
         <w:rPr>
           <w:rFonts w:ascii="Times New Roman" w:hAnsi="Times New Roman" w:cs="Times New Roman"/>
           <w:sz w:val="26"/>
           <w:szCs w:val="26"/>
         </w:rPr>
-      </w:pPr>
-    </w:p>
-    <w:p>
-      <w:pPr>
+        <w:t xml:space="preserve">, la mayoría de los visitantes provienen de </w:t>
+      </w:r>
+      <w:r>
         <w:rPr>
           <w:rFonts w:ascii="Times New Roman" w:hAnsi="Times New Roman" w:cs="Times New Roman"/>
           <w:sz w:val="26"/>
           <w:szCs w:val="26"/>
         </w:rPr>
-      </w:pPr>
-    </w:p>
-    <w:p>
-      <w:pPr>
+        <w:t>Sudamérica</w:t>
+      </w:r>
+      <w:r>
         <w:rPr>
           <w:rFonts w:ascii="Times New Roman" w:hAnsi="Times New Roman" w:cs="Times New Roman"/>
           <w:sz w:val="26"/>
           <w:szCs w:val="26"/>
         </w:rPr>
-      </w:pPr>
-    </w:p>
-    <w:p>
-      <w:pPr>
+        <w:t xml:space="preserve"> y Norteamérica; sin embargo, también se recibe trafico de Europa y Asia. Lo cual sugiere que </w:t>
+      </w:r>
+      <w:r>
         <w:rPr>
           <w:rFonts w:ascii="Times New Roman" w:hAnsi="Times New Roman" w:cs="Times New Roman"/>
           <w:sz w:val="26"/>
           <w:szCs w:val="26"/>
         </w:rPr>
-      </w:pPr>
+        <w:t>aunque el mercado principal de la empresa está en América, tiene un potencial de alcance internacional.</w:t>
+      </w:r>
     </w:p>
     <w:p>
       <w:pPr>
@@ -885,15 +798,14 @@
           <w:szCs w:val="26"/>
         </w:rPr>
       </w:pPr>
-    </w:p>
-    <w:p>
-      <w:pPr>
+      <w:r>
         <w:rPr>
           <w:rFonts w:ascii="Times New Roman" w:hAnsi="Times New Roman" w:cs="Times New Roman"/>
           <w:sz w:val="26"/>
           <w:szCs w:val="26"/>
         </w:rPr>
-      </w:pPr>
+        <w:t>Desde lo tecnológico del usuario se evidencia que el Internet Explorer es el navegador que más utilizan los visitantes, seguido por Firefox. A su vez, gran parte de los usuarios acceden al sitio web a través de sistemas operativos Windows. Estos hallazgos permiten garantizar que el sitio web sea optimizado para las tecnologías que utilizan los visitantes.</w:t>
+      </w:r>
     </w:p>
     <w:p>
       <w:pPr>
@@ -903,87 +815,14 @@
           <w:szCs w:val="26"/>
         </w:rPr>
       </w:pPr>
-    </w:p>
-    <w:p>
-      <w:pPr>
+      <w:r>
         <w:rPr>
           <w:rFonts w:ascii="Times New Roman" w:hAnsi="Times New Roman" w:cs="Times New Roman"/>
           <w:sz w:val="26"/>
           <w:szCs w:val="26"/>
         </w:rPr>
-      </w:pPr>
-    </w:p>
-    <w:p>
-      <w:pPr>
-        <w:rPr>
-          <w:rFonts w:ascii="Times New Roman" w:hAnsi="Times New Roman" w:cs="Times New Roman"/>
-          <w:sz w:val="26"/>
-          <w:szCs w:val="26"/>
-        </w:rPr>
-      </w:pPr>
-    </w:p>
-    <w:p>
-      <w:pPr>
-        <w:rPr>
-          <w:rFonts w:ascii="Times New Roman" w:hAnsi="Times New Roman" w:cs="Times New Roman"/>
-          <w:sz w:val="26"/>
-          <w:szCs w:val="26"/>
-        </w:rPr>
-      </w:pPr>
-    </w:p>
-    <w:p>
-      <w:pPr>
-        <w:rPr>
-          <w:rFonts w:ascii="Times New Roman" w:hAnsi="Times New Roman" w:cs="Times New Roman"/>
-          <w:sz w:val="26"/>
-          <w:szCs w:val="26"/>
-        </w:rPr>
-      </w:pPr>
-    </w:p>
-    <w:p>
-      <w:pPr>
-        <w:rPr>
-          <w:rFonts w:ascii="Times New Roman" w:hAnsi="Times New Roman" w:cs="Times New Roman"/>
-          <w:sz w:val="26"/>
-          <w:szCs w:val="26"/>
-        </w:rPr>
-      </w:pPr>
-    </w:p>
-    <w:p>
-      <w:pPr>
-        <w:rPr>
-          <w:rFonts w:ascii="Times New Roman" w:hAnsi="Times New Roman" w:cs="Times New Roman"/>
-          <w:sz w:val="26"/>
-          <w:szCs w:val="26"/>
-        </w:rPr>
-      </w:pPr>
-    </w:p>
-    <w:p>
-      <w:pPr>
-        <w:rPr>
-          <w:rFonts w:ascii="Times New Roman" w:hAnsi="Times New Roman" w:cs="Times New Roman"/>
-          <w:sz w:val="26"/>
-          <w:szCs w:val="26"/>
-        </w:rPr>
-      </w:pPr>
-    </w:p>
-    <w:p>
-      <w:pPr>
-        <w:rPr>
-          <w:rFonts w:ascii="Times New Roman" w:hAnsi="Times New Roman" w:cs="Times New Roman"/>
-          <w:sz w:val="26"/>
-          <w:szCs w:val="26"/>
-        </w:rPr>
-      </w:pPr>
-    </w:p>
-    <w:p>
-      <w:pPr>
-        <w:rPr>
-          <w:rFonts w:ascii="Times New Roman" w:hAnsi="Times New Roman" w:cs="Times New Roman"/>
-          <w:sz w:val="26"/>
-          <w:szCs w:val="26"/>
-        </w:rPr>
-      </w:pPr>
+        <w:t>En términos generales, se destaca la importancia de la visibilidad en los buscadores, la publicidad online y referencias externas para así impulsar el tráfico del sitio web. Con base en los hallazgos, se recomendaría que Quality Alloys continue invirtiendo en optimización para motores de búsqueda (SEO), mantenga campañas de publicidad online específicas y fortalezca alianzas con sitio web que se relacionen con el sector para aumentar el tráfico y mejorar la visibilidad en línea.</w:t>
+      </w:r>
     </w:p>
     <w:p>
       <w:pPr>
@@ -15091,17 +14930,7 @@
           <w:bCs/>
           <w:lang w:val="es-ES"/>
         </w:rPr>
-        <w:t xml:space="preserve">Gráfico </w:t>
-      </w:r>
-      <w:r>
-        <w:rPr>
-          <w:rStyle w:val="eop"/>
-          <w:rFonts w:eastAsiaTheme="majorEastAsia"/>
-          <w:b/>
-          <w:bCs/>
-          <w:lang w:val="es-ES"/>
-        </w:rPr>
-        <w:t>top sitios referenciados</w:t>
+        <w:t>Gráfico top sitios referenciados</w:t>
       </w:r>
     </w:p>
     <w:p>
@@ -15124,7 +14953,7 @@
           <w14:ligatures w14:val="standardContextual"/>
         </w:rPr>
         <w:drawing>
-          <wp:inline distT="0" distB="0" distL="0" distR="0" wp14:anchorId="78EA2A49" wp14:editId="67E3A808">
+          <wp:inline distT="0" distB="0" distL="0" distR="0" wp14:anchorId="78EA2A49" wp14:editId="644EF5C4">
             <wp:extent cx="3706119" cy="2881745"/>
             <wp:effectExtent l="0" t="0" r="2540" b="1270"/>
             <wp:docPr id="307349970" name="Imagen 2"/>
@@ -15231,17 +15060,7 @@
           <w:lang w:val="es-ES"/>
         </w:rPr>
         <w:lastRenderedPageBreak/>
-        <w:t xml:space="preserve">Gráfico </w:t>
-      </w:r>
-      <w:r>
-        <w:rPr>
-          <w:rStyle w:val="eop"/>
-          <w:rFonts w:eastAsiaTheme="majorEastAsia"/>
-          <w:b/>
-          <w:bCs/>
-          <w:lang w:val="es-ES"/>
-        </w:rPr>
-        <w:t>fuentes de búsqueda</w:t>
+        <w:t>Gráfico fuentes de búsqueda</w:t>
       </w:r>
     </w:p>
     <w:p>
@@ -15264,7 +15083,7 @@
           <w14:ligatures w14:val="standardContextual"/>
         </w:rPr>
         <w:drawing>
-          <wp:inline distT="0" distB="0" distL="0" distR="0" wp14:anchorId="0AE15034" wp14:editId="76459EA2">
+          <wp:inline distT="0" distB="0" distL="0" distR="0" wp14:anchorId="0AE15034" wp14:editId="37A2316D">
             <wp:extent cx="3980873" cy="3095383"/>
             <wp:effectExtent l="0" t="0" r="0" b="3810"/>
             <wp:docPr id="1038775518" name="Imagen 3"/>
@@ -15365,17 +15184,7 @@
           <w:bCs/>
           <w:lang w:val="es-ES"/>
         </w:rPr>
-        <w:t xml:space="preserve">Gráfico </w:t>
-      </w:r>
-      <w:r>
-        <w:rPr>
-          <w:rStyle w:val="eop"/>
-          <w:rFonts w:eastAsiaTheme="majorEastAsia"/>
-          <w:b/>
-          <w:bCs/>
-          <w:lang w:val="es-ES"/>
-        </w:rPr>
-        <w:t>fuentes geográficas</w:t>
+        <w:t>Gráfico fuentes geográficas</w:t>
       </w:r>
     </w:p>
     <w:p>
@@ -15398,7 +15207,7 @@
           <w14:ligatures w14:val="standardContextual"/>
         </w:rPr>
         <w:drawing>
-          <wp:inline distT="0" distB="0" distL="0" distR="0" wp14:anchorId="5823734D" wp14:editId="2F94B08B">
+          <wp:inline distT="0" distB="0" distL="0" distR="0" wp14:anchorId="5823734D" wp14:editId="23A6233A">
             <wp:extent cx="3955570" cy="3075709"/>
             <wp:effectExtent l="0" t="0" r="0" b="0"/>
             <wp:docPr id="866068329" name="Imagen 4"/>
@@ -15579,17 +15388,7 @@
           <w:lang w:val="es-ES"/>
         </w:rPr>
         <w:lastRenderedPageBreak/>
-        <w:t xml:space="preserve">Gráfico </w:t>
-      </w:r>
-      <w:r>
-        <w:rPr>
-          <w:rStyle w:val="eop"/>
-          <w:rFonts w:eastAsiaTheme="majorEastAsia"/>
-          <w:b/>
-          <w:bCs/>
-          <w:lang w:val="es-ES"/>
-        </w:rPr>
-        <w:t xml:space="preserve">browser utilizado por </w:t>
+        <w:t xml:space="preserve">Gráfico browser utilizado por </w:t>
       </w:r>
       <w:proofErr w:type="spellStart"/>
       <w:r>
@@ -15624,7 +15423,7 @@
           <w14:ligatures w14:val="standardContextual"/>
         </w:rPr>
         <w:drawing>
-          <wp:inline distT="0" distB="0" distL="0" distR="0" wp14:anchorId="6326DA34" wp14:editId="001137C2">
+          <wp:inline distT="0" distB="0" distL="0" distR="0" wp14:anchorId="6326DA34" wp14:editId="68E13B20">
             <wp:extent cx="4228777" cy="3288145"/>
             <wp:effectExtent l="0" t="0" r="635" b="1270"/>
             <wp:docPr id="1622757514" name="Imagen 5"/>
@@ -15735,17 +15534,7 @@
           <w:bCs/>
           <w:lang w:val="es-ES"/>
         </w:rPr>
-        <w:t xml:space="preserve">Gráfico </w:t>
-      </w:r>
-      <w:r>
-        <w:rPr>
-          <w:rStyle w:val="eop"/>
-          <w:rFonts w:eastAsiaTheme="majorEastAsia"/>
-          <w:b/>
-          <w:bCs/>
-          <w:lang w:val="es-ES"/>
-        </w:rPr>
-        <w:t xml:space="preserve">sistema operativo usado por </w:t>
+        <w:t xml:space="preserve">Gráfico sistema operativo usado por </w:t>
       </w:r>
       <w:proofErr w:type="spellStart"/>
       <w:r>
@@ -15779,7 +15568,7 @@
           <w14:ligatures w14:val="standardContextual"/>
         </w:rPr>
         <w:drawing>
-          <wp:inline distT="0" distB="0" distL="0" distR="0" wp14:anchorId="69978D84" wp14:editId="3EE55C42">
+          <wp:inline distT="0" distB="0" distL="0" distR="0" wp14:anchorId="69978D84" wp14:editId="08881D85">
             <wp:extent cx="3753634" cy="2918691"/>
             <wp:effectExtent l="0" t="0" r="5715" b="2540"/>
             <wp:docPr id="360839304" name="Imagen 6"/>
@@ -16795,6 +16584,7 @@
   <w:style w:type="character" w:default="1" w:styleId="Fuentedeprrafopredeter">
     <w:name w:val="Default Paragraph Font"/>
     <w:uiPriority w:val="1"/>
+    <w:semiHidden/>
     <w:unhideWhenUsed/>
   </w:style>
   <w:style w:type="table" w:default="1" w:styleId="Tablanormal">
@@ -17211,7 +17001,7 @@
       <w14:ligatures w14:val="none"/>
     </w:rPr>
   </w:style>
-  <w:style w:type="character" w:styleId="Fuerte">
+  <w:style w:type="character" w:styleId="Textoennegrita">
     <w:name w:val="Strong"/>
     <w:basedOn w:val="Fuentedeprrafopredeter"/>
     <w:uiPriority w:val="22"/>
